--- a/taniguchi/api/Fix/API設計書_QR発行・ラベル印刷.docx
+++ b/taniguchi/api/Fix/API設計書_QR発行・ラベル印刷.docx
@@ -1,284 +1,5 @@
 
-<file path=customXml\item1.xml><?xml version="1.0" encoding="utf-8"?>
-<p:properties xmlns:p="http://schemas.microsoft.com/office/2006/metadata/properties" xmlns:xsi="http://www.w3.org/2001/XMLSchema-instance" xmlns:pc="http://schemas.microsoft.com/office/infopath/2007/PartnerControls">
-  <documentManagement/>
-</p:properties>
-</file>
-
-<file path=customXml\item2.xml><?xml version="1.0" encoding="utf-8"?>
-<ct:contentTypeSchema xmlns:ct="http://schemas.microsoft.com/office/2006/metadata/contentType" xmlns:ma="http://schemas.microsoft.com/office/2006/metadata/properties/metaAttributes" ct:_="" ma:_="" ma:contentTypeName="ドキュメント" ma:contentTypeID="0x010100980A9EDA4423B04DB8E0445FEDD7979D" ma:contentTypeVersion="7" ma:contentTypeDescription="新しいドキュメントを作成します。" ma:contentTypeScope="" ma:versionID="ae2973d07f0a8b338627d92cf3d61aa1">
-  <xsd:schema xmlns:xsd="http://www.w3.org/2001/XMLSchema" xmlns:xs="http://www.w3.org/2001/XMLSchema" xmlns:p="http://schemas.microsoft.com/office/2006/metadata/properties" xmlns:ns2="927401a0-f477-47ea-a92d-ddff39ed07e6" targetNamespace="http://schemas.microsoft.com/office/2006/metadata/properties" ma:root="true" ma:fieldsID="e5a487444864ebd2c47c4b9587078a69" ns2:_="">
-    <xsd:import namespace="927401a0-f477-47ea-a92d-ddff39ed07e6"/>
-    <xsd:element name="properties">
-      <xsd:complexType>
-        <xsd:sequence>
-          <xsd:element name="documentManagement">
-            <xsd:complexType>
-              <xsd:all>
-                <xsd:element ref="ns2:MediaServiceMetadata" minOccurs="0"/>
-                <xsd:element ref="ns2:MediaServiceFastMetadata" minOccurs="0"/>
-                <xsd:element ref="ns2:MediaServiceSearchProperties" minOccurs="0"/>
-                <xsd:element ref="ns2:MediaServiceDateTaken" minOccurs="0"/>
-                <xsd:element ref="ns2:MediaServiceGenerationTime" minOccurs="0"/>
-                <xsd:element ref="ns2:MediaServiceEventHashCode" minOccurs="0"/>
-                <xsd:element ref="ns2:MediaLengthInSeconds" minOccurs="0"/>
-              </xsd:all>
-            </xsd:complexType>
-          </xsd:element>
-        </xsd:sequence>
-      </xsd:complexType>
-    </xsd:element>
-  </xsd:schema>
-  <xsd:schema xmlns:xsd="http://www.w3.org/2001/XMLSchema" xmlns:xs="http://www.w3.org/2001/XMLSchema" xmlns:dms="http://schemas.microsoft.com/office/2006/documentManagement/types" xmlns:pc="http://schemas.microsoft.com/office/infopath/2007/PartnerControls" targetNamespace="927401a0-f477-47ea-a92d-ddff39ed07e6" elementFormDefault="qualified">
-    <xsd:import namespace="http://schemas.microsoft.com/office/2006/documentManagement/types"/>
-    <xsd:import namespace="http://schemas.microsoft.com/office/infopath/2007/PartnerControls"/>
-    <xsd:element name="MediaServiceMetadata" ma:index="8" nillable="true" ma:displayName="MediaServiceMetadata" ma:hidden="true" ma:internalName="MediaServiceMetadata" ma:readOnly="true">
-      <xsd:simpleType>
-        <xsd:restriction base="dms:Note"/>
-      </xsd:simpleType>
-    </xsd:element>
-    <xsd:element name="MediaServiceFastMetadata" ma:index="9" nillable="true" ma:displayName="MediaServiceFastMetadata" ma:hidden="true" ma:internalName="MediaServiceFastMetadata" ma:readOnly="true">
-      <xsd:simpleType>
-        <xsd:restriction base="dms:Note"/>
-      </xsd:simpleType>
-    </xsd:element>
-    <xsd:element name="MediaServiceSearchProperties" ma:index="10" nillable="true" ma:displayName="MediaServiceSearchProperties" ma:hidden="true" ma:internalName="MediaServiceSearchProperties" ma:readOnly="true">
-      <xsd:simpleType>
-        <xsd:restriction base="dms:Note"/>
-      </xsd:simpleType>
-    </xsd:element>
-    <xsd:element name="MediaServiceDateTaken" ma:index="11" nillable="true" ma:displayName="MediaServiceDateTaken" ma:hidden="true" ma:indexed="true" ma:internalName="MediaServiceDateTaken" ma:readOnly="true">
-      <xsd:simpleType>
-        <xsd:restriction base="dms:Text"/>
-      </xsd:simpleType>
-    </xsd:element>
-    <xsd:element name="MediaServiceGenerationTime" ma:index="12" nillable="true" ma:displayName="MediaServiceGenerationTime" ma:hidden="true" ma:internalName="MediaServiceGenerationTime" ma:readOnly="true">
-      <xsd:simpleType>
-        <xsd:restriction base="dms:Text"/>
-      </xsd:simpleType>
-    </xsd:element>
-    <xsd:element name="MediaServiceEventHashCode" ma:index="13" nillable="true" ma:displayName="MediaServiceEventHashCode" ma:hidden="true" ma:internalName="MediaServiceEventHashCode" ma:readOnly="true">
-      <xsd:simpleType>
-        <xsd:restriction base="dms:Text"/>
-      </xsd:simpleType>
-    </xsd:element>
-    <xsd:element name="MediaLengthInSeconds" ma:index="14" nillable="true" ma:displayName="MediaLengthInSeconds" ma:hidden="true" ma:internalName="MediaLengthInSeconds" ma:readOnly="true">
-      <xsd:simpleType>
-        <xsd:restriction base="dms:Unknown"/>
-      </xsd:simpleType>
-    </xsd:element>
-  </xsd:schema>
-  <xsd:schema xmlns="http://schemas.openxmlformats.org/package/2006/metadata/core-properties" xmlns:xsd="http://www.w3.org/2001/XMLSchema" xmlns:xsi="http://www.w3.org/2001/XMLSchema-instance" xmlns:dc="http://purl.org/dc/elements/1.1/" xmlns:dcterms="http://purl.org/dc/terms/" xmlns:odoc="http://schemas.microsoft.com/internal/obd" targetNamespace="http://schemas.openxmlformats.org/package/2006/metadata/core-properties" elementFormDefault="qualified" attributeFormDefault="unqualified" blockDefault="#all">
-    <xsd:import namespace="http://purl.org/dc/elements/1.1/" schemaLocation="http://dublincore.org/schemas/xmls/qdc/2003/04/02/dc.xsd"/>
-    <xsd:import namespace="http://purl.org/dc/terms/" schemaLocation="http://dublincore.org/schemas/xmls/qdc/2003/04/02/dcterms.xsd"/>
-    <xsd:element name="coreProperties" type="CT_coreProperties"/>
-    <xsd:complexType name="CT_coreProperties">
-      <xsd:all>
-        <xsd:element ref="dc:creator" minOccurs="0" maxOccurs="1"/>
-        <xsd:element ref="dcterms:created" minOccurs="0" maxOccurs="1"/>
-        <xsd:element ref="dc:identifier" minOccurs="0" maxOccurs="1"/>
-        <xsd:element name="contentType" minOccurs="0" maxOccurs="1" type="xsd:string" ma:index="0" ma:displayName="コンテンツ タイプ"/>
-        <xsd:element ref="dc:title" minOccurs="0" maxOccurs="1" ma:index="4" ma:displayName="タイトル"/>
-        <xsd:element ref="dc:subject" minOccurs="0" maxOccurs="1"/>
-        <xsd:element ref="dc:description" minOccurs="0" maxOccurs="1"/>
-        <xsd:element name="keywords" minOccurs="0" maxOccurs="1" type="xsd:string"/>
-        <xsd:element ref="dc:language" minOccurs="0" maxOccurs="1"/>
-        <xsd:element name="category" minOccurs="0" maxOccurs="1" type="xsd:string"/>
-        <xsd:element name="version" minOccurs="0" maxOccurs="1" type="xsd:string"/>
-        <xsd:element name="revision" minOccurs="0" maxOccurs="1" type="xsd:string">
-          <xsd:annotation>
-            <xsd:documentation>
-                        This value indicates the number of saves or revisions. The application is responsible for updating this value after each revision.
-                    </xsd:documentation>
-          </xsd:annotation>
-        </xsd:element>
-        <xsd:element name="lastModifiedBy" minOccurs="0" maxOccurs="1" type="xsd:string"/>
-        <xsd:element ref="dcterms:modified" minOccurs="0" maxOccurs="1"/>
-        <xsd:element name="contentStatus" minOccurs="0" maxOccurs="1" type="xsd:string"/>
-      </xsd:all>
-    </xsd:complexType>
-  </xsd:schema>
-  <xs:schema xmlns:pc="http://schemas.microsoft.com/office/infopath/2007/PartnerControls" xmlns:xs="http://www.w3.org/2001/XMLSchema" targetNamespace="http://schemas.microsoft.com/office/infopath/2007/PartnerControls" elementFormDefault="qualified" attributeFormDefault="unqualified">
-    <xs:element name="Person">
-      <xs:complexType>
-        <xs:sequence>
-          <xs:element ref="pc:DisplayName" minOccurs="0"/>
-          <xs:element ref="pc:AccountId" minOccurs="0"/>
-          <xs:element ref="pc:AccountType" minOccurs="0"/>
-        </xs:sequence>
-      </xs:complexType>
-    </xs:element>
-    <xs:element name="DisplayName" type="xs:string"/>
-    <xs:element name="AccountId" type="xs:string"/>
-    <xs:element name="AccountType" type="xs:string"/>
-    <xs:element name="BDCAssociatedEntity">
-      <xs:complexType>
-        <xs:sequence>
-          <xs:element ref="pc:BDCEntity" minOccurs="0" maxOccurs="unbounded"/>
-        </xs:sequence>
-        <xs:attribute ref="pc:EntityNamespace"/>
-        <xs:attribute ref="pc:EntityName"/>
-        <xs:attribute ref="pc:SystemInstanceName"/>
-        <xs:attribute ref="pc:AssociationName"/>
-      </xs:complexType>
-    </xs:element>
-    <xs:attribute name="EntityNamespace" type="xs:string"/>
-    <xs:attribute name="EntityName" type="xs:string"/>
-    <xs:attribute name="SystemInstanceName" type="xs:string"/>
-    <xs:attribute name="AssociationName" type="xs:string"/>
-    <xs:element name="BDCEntity">
-      <xs:complexType>
-        <xs:sequence>
-          <xs:element ref="pc:EntityDisplayName" minOccurs="0"/>
-          <xs:element ref="pc:EntityInstanceReference" minOccurs="0"/>
-          <xs:element ref="pc:EntityId1" minOccurs="0"/>
-          <xs:element ref="pc:EntityId2" minOccurs="0"/>
-          <xs:element ref="pc:EntityId3" minOccurs="0"/>
-          <xs:element ref="pc:EntityId4" minOccurs="0"/>
-          <xs:element ref="pc:EntityId5" minOccurs="0"/>
-        </xs:sequence>
-      </xs:complexType>
-    </xs:element>
-    <xs:element name="EntityDisplayName" type="xs:string"/>
-    <xs:element name="EntityInstanceReference" type="xs:string"/>
-    <xs:element name="EntityId1" type="xs:string"/>
-    <xs:element name="EntityId2" type="xs:string"/>
-    <xs:element name="EntityId3" type="xs:string"/>
-    <xs:element name="EntityId4" type="xs:string"/>
-    <xs:element name="EntityId5" type="xs:string"/>
-    <xs:element name="Terms">
-      <xs:complexType>
-        <xs:sequence>
-          <xs:element ref="pc:TermInfo" minOccurs="0" maxOccurs="unbounded"/>
-        </xs:sequence>
-      </xs:complexType>
-    </xs:element>
-    <xs:element name="TermInfo">
-      <xs:complexType>
-        <xs:sequence>
-          <xs:element ref="pc:TermName" minOccurs="0"/>
-          <xs:element ref="pc:TermId" minOccurs="0"/>
-        </xs:sequence>
-      </xs:complexType>
-    </xs:element>
-    <xs:element name="TermName" type="xs:string"/>
-    <xs:element name="TermId" type="xs:string"/>
-  </xs:schema>
-</ct:contentTypeSchema>
-</file>
-
-<file path=customXml\item3.xml><?xml version="1.0" encoding="utf-8"?>
-<?mso-contentType ?>
-<FormTemplates xmlns="http://schemas.microsoft.com/sharepoint/v3/contenttype/forms">
-  <Display>DocumentLibraryForm</Display>
-  <Edit>DocumentLibraryForm</Edit>
-  <New>DocumentLibraryForm</New>
-</FormTemplates>
-</file>
-
-<file path=customXml\item4.xml><?xml version="1.0" encoding="utf-8"?>
-<b:Sources xmlns:b="http://schemas.openxmlformats.org/officeDocument/2006/bibliography" xmlns="http://schemas.openxmlformats.org/officeDocument/2006/bibliography" SelectedStyle="/APASixthEditionOfficeOnline.xsl" StyleName="APA" Version="6"/>
-</file>
-
-<file path=customXml\itemProps1.xml><?xml version="1.0" encoding="utf-8"?>
-<ds:datastoreItem xmlns:ds="http://schemas.openxmlformats.org/officeDocument/2006/customXml" ds:itemID="{D3BCF3CB-61D5-4782-9982-1529DA68D8A5}">
-  <ds:schemaRefs>
-    <ds:schemaRef ds:uri="http://schemas.microsoft.com/office/2006/metadata/properties"/>
-    <ds:schemaRef ds:uri="http://schemas.microsoft.com/office/infopath/2007/PartnerControls"/>
-  </ds:schemaRefs>
-</ds:datastoreItem>
-</file>
-
-<file path=customXml\itemProps2.xml><?xml version="1.0" encoding="utf-8"?>
-<ds:datastoreItem xmlns:ds="http://schemas.openxmlformats.org/officeDocument/2006/customXml" ds:itemID="{00976E19-0F6D-447D-99EA-E239DB62938F}">
-  <ds:schemaRefs>
-    <ds:schemaRef ds:uri="http://schemas.microsoft.com/office/2006/metadata/contentType"/>
-    <ds:schemaRef ds:uri="http://schemas.microsoft.com/office/2006/metadata/properties/metaAttributes"/>
-    <ds:schemaRef ds:uri="http://www.w3.org/2001/XMLSchema"/>
-    <ds:schemaRef ds:uri="http://schemas.microsoft.com/office/2006/metadata/properties"/>
-    <ds:schemaRef ds:uri="927401a0-f477-47ea-a92d-ddff39ed07e6"/>
-    <ds:schemaRef ds:uri="http://schemas.microsoft.com/office/2006/documentManagement/types"/>
-    <ds:schemaRef ds:uri="http://schemas.microsoft.com/office/infopath/2007/PartnerControls"/>
-    <ds:schemaRef ds:uri="http://schemas.openxmlformats.org/package/2006/metadata/core-properties"/>
-    <ds:schemaRef ds:uri="http://purl.org/dc/elements/1.1/"/>
-    <ds:schemaRef ds:uri="http://purl.org/dc/terms/"/>
-    <ds:schemaRef ds:uri="http://schemas.microsoft.com/internal/obd"/>
-  </ds:schemaRefs>
-</ds:datastoreItem>
-</file>
-
-<file path=customXml\itemProps3.xml><?xml version="1.0" encoding="utf-8"?>
-<ds:datastoreItem xmlns:ds="http://schemas.openxmlformats.org/officeDocument/2006/customXml" ds:itemID="{812A22FD-A03A-40FC-8882-33DA0C3EFC8E}">
-  <ds:schemaRefs>
-    <ds:schemaRef ds:uri="http://schemas.microsoft.com/sharepoint/v3/contenttype/forms"/>
-  </ds:schemaRefs>
-</ds:datastoreItem>
-</file>
-
-<file path=customXml\itemProps4.xml><?xml version="1.0" encoding="utf-8"?>
-<ds:datastoreItem xmlns:ds="http://schemas.openxmlformats.org/officeDocument/2006/customXml" ds:itemID="{10C87B47-89E1-434B-B69B-80E10AEF4092}">
-  <ds:schemaRefs>
-    <ds:schemaRef ds:uri="http://schemas.openxmlformats.org/officeDocument/2006/bibliography"/>
-  </ds:schemaRefs>
-</ds:datastoreItem>
-</file>
-
-<file path=docProps\app.xml><?xml version="1.0" encoding="utf-8"?>
-<Properties xmlns="http://schemas.openxmlformats.org/officeDocument/2006/extended-properties" xmlns:vt="http://schemas.openxmlformats.org/officeDocument/2006/docPropsVTypes">
-  <Template>Normal.dotm</Template>
-  <TotalTime>96</TotalTime>
-  <Pages>16</Pages>
-  <Words>1771</Words>
-  <Characters>10097</Characters>
-  <Application>Microsoft Office Word</Application>
-  <DocSecurity>0</DocSecurity>
-  <Lines>84</Lines>
-  <Paragraphs>23</Paragraphs>
-  <ScaleCrop>false</ScaleCrop>
-  <HeadingPairs>
-    <vt:vector size="2" baseType="variant">
-      <vt:variant>
-        <vt:lpstr>タイトル</vt:lpstr>
-      </vt:variant>
-      <vt:variant>
-        <vt:i4>1</vt:i4>
-      </vt:variant>
-    </vt:vector>
-  </HeadingPairs>
-  <TitlesOfParts>
-    <vt:vector size="1" baseType="lpstr">
-      <vt:lpstr>API 設計書現有品調査</vt:lpstr>
-    </vt:vector>
-  </TitlesOfParts>
-  <Company/>
-  <LinksUpToDate>false</LinksUpToDate>
-  <CharactersWithSpaces>11845</CharactersWithSpaces>
-  <SharedDoc>false</SharedDoc>
-  <HyperlinksChanged>false</HyperlinksChanged>
-  <AppVersion>16.0000</AppVersion>
-</Properties>
-</file>
-
-<file path=docProps\core.xml><?xml version="1.0" encoding="utf-8"?>
-<cp:coreProperties xmlns:cp="http://schemas.openxmlformats.org/package/2006/metadata/core-properties" xmlns:dc="http://purl.org/dc/elements/1.1/" xmlns:dcterms="http://purl.org/dc/terms/" xmlns:dcmitype="http://purl.org/dc/dcmitype/" xmlns:xsi="http://www.w3.org/2001/XMLSchema-instance">
-  <dc:title>API設計書　　　　　　　QR発行・ラベル印刷</dc:title>
-  <dc:subject>対象システム：医療機器管理システム</dc:subject>
-  <cp:lastModifiedBy>緑 谷口</cp:lastModifiedBy>
-  <cp:revision>53</cp:revision>
-  <dcterms:created xsi:type="dcterms:W3CDTF">2026-03-01T00:24:00Z</dcterms:created>
-  <dcterms:modified xsi:type="dcterms:W3CDTF">2026-03-16T11:15:00Z</dcterms:modified>
-</cp:coreProperties>
-</file>
-
-<file path=docProps\custom.xml><?xml version="1.0" encoding="utf-8"?>
-<Properties xmlns="http://schemas.openxmlformats.org/officeDocument/2006/custom-properties" xmlns:vt="http://schemas.openxmlformats.org/officeDocument/2006/docPropsVTypes">
-  <property fmtid="{D5CDD505-2E9C-101B-9397-08002B2CF9AE}" pid="2" name="ContentTypeId">
-    <vt:lpwstr>0x010100980A9EDA4423B04DB8E0445FEDD7979D</vt:lpwstr>
-  </property>
-</Properties>
-</file>
-
-<file path=word\document.xml><?xml version="1.0" encoding="utf-8"?>
+<file path=word/document.xml><?xml version="1.0" encoding="utf-8"?>
 <w:document xmlns:wpc="http://schemas.microsoft.com/office/word/2010/wordprocessingCanvas" xmlns:cx="http://schemas.microsoft.com/office/drawing/2014/chartex" xmlns:cx1="http://schemas.microsoft.com/office/drawing/2015/9/8/chartex" xmlns:cx2="http://schemas.microsoft.com/office/drawing/2015/10/21/chartex" xmlns:cx3="http://schemas.microsoft.com/office/drawing/2016/5/9/chartex" xmlns:cx4="http://schemas.microsoft.com/office/drawing/2016/5/10/chartex" xmlns:cx5="http://schemas.microsoft.com/office/drawing/2016/5/11/chartex" xmlns:cx6="http://schemas.microsoft.com/office/drawing/2016/5/12/chartex" xmlns:cx7="http://schemas.microsoft.com/office/drawing/2016/5/13/chartex" xmlns:cx8="http://schemas.microsoft.com/office/drawing/2016/5/14/chartex" xmlns:mc="http://schemas.openxmlformats.org/markup-compatibility/2006" xmlns:aink="http://schemas.microsoft.com/office/drawing/2016/ink" xmlns:am3d="http://schemas.microsoft.com/office/drawing/2017/model3d" xmlns:o="urn:schemas-microsoft-com:office:office" xmlns:oel="http://schemas.microsoft.com/office/2019/extlst" xmlns:r="http://schemas.openxmlformats.org/officeDocument/2006/relationships" xmlns:m="http://schemas.openxmlformats.org/officeDocument/2006/math" xmlns:v="urn:schemas-microsoft-com:vml" xmlns:wp14="http://schemas.microsoft.com/office/word/2010/wordprocessingDrawing" xmlns:wp="http://schemas.openxmlformats.org/drawingml/2006/wordprocessingDrawing" xmlns:w10="urn:schemas-microsoft-com:office:word" xmlns:w="http://schemas.openxmlformats.org/wordprocessingml/2006/main" xmlns:w14="http://schemas.microsoft.com/office/word/2010/wordml" xmlns:w15="http://schemas.microsoft.com/office/word/2012/wordml" xmlns:w16cex="http://schemas.microsoft.com/office/word/2018/wordml/cex" xmlns:w16cid="http://schemas.microsoft.com/office/word/2016/wordml/cid" xmlns:w16="http://schemas.microsoft.com/office/word/2018/wordml" xmlns:w16du="http://schemas.microsoft.com/office/word/2023/wordml/word16du" xmlns:w16sdtdh="http://schemas.microsoft.com/office/word/2020/wordml/sdtdatahash" xmlns:w16sdtfl="http://schemas.microsoft.com/office/word/2024/wordml/sdtformatlock" xmlns:w16se="http://schemas.microsoft.com/office/word/2015/wordml/symex" xmlns:wpg="http://schemas.microsoft.com/office/word/2010/wordprocessingGroup" xmlns:wpi="http://schemas.microsoft.com/office/word/2010/wordprocessingInk" xmlns:wne="http://schemas.microsoft.com/office/word/2006/wordml" xmlns:wps="http://schemas.microsoft.com/office/word/2010/wordprocessingShape" mc:Ignorable="w14 w15 w16se w16cid w16 w16cex w16sdtdh w16sdtfl w16du wp14">
   <w:body>
     <w:bookmarkStart w:id="0" w:name="_tad0l5kfozhu" w:colFirst="0" w:colLast="0" w:displacedByCustomXml="next"/>
@@ -396,7 +117,6 @@
                                     <w:dataBinding w:prefixMappings="xmlns:ns0='http://purl.org/dc/elements/1.1/' xmlns:ns1='http://schemas.openxmlformats.org/package/2006/metadata/core-properties' " w:xpath="/ns1:coreProperties[1]/ns0:title[1]" w:storeItemID="{6C3C8BC8-F283-45AE-878A-BAB7291924A1}"/>
                                     <w:text/>
                                   </w:sdtPr>
-                                  <w:sdtEndPr/>
                                   <w:sdtContent>
                                     <w:r>
                                       <w:rPr>
@@ -446,7 +166,6 @@
                                   <w:dataBinding w:prefixMappings="xmlns:ns0='http://purl.org/dc/elements/1.1/' xmlns:ns1='http://schemas.openxmlformats.org/package/2006/metadata/core-properties' " w:xpath="/ns1:coreProperties[1]/ns0:subject[1]" w:storeItemID="{6C3C8BC8-F283-45AE-878A-BAB7291924A1}"/>
                                   <w:text/>
                                 </w:sdtPr>
-                                <w:sdtEndPr/>
                                 <w:sdtContent>
                                   <w:p>
                                     <w:pPr>
@@ -2992,6 +2711,7 @@
         <w:rPr>
           <w:noProof/>
         </w:rPr>
+        <w:lastRenderedPageBreak/>
         <w:t>印刷ジョブ取得（/qr-print/jobs/{qrPrintJobId}）</w:t>
       </w:r>
       <w:r>
@@ -3246,11 +2966,19 @@
         <w:rPr>
           <w:noProof/>
         </w:rPr>
-        <w:t>印刷実行（/qr-print/jobs/{qrPrintJobId}/execute）</w:t>
-      </w:r>
-      <w:r>
-        <w:rPr>
-          <w:noProof/>
+        <w:t>印刷実行</w:t>
+      </w:r>
+      <w:r>
+        <w:rPr>
+          <w:noProof/>
+          <w:lang w:val="en-US"/>
+        </w:rPr>
+        <w:t>（/qr-print/jobs/{qrPrintJobId}/execute）</w:t>
+      </w:r>
+      <w:r>
+        <w:rPr>
+          <w:noProof/>
+          <w:lang w:val="en-US"/>
         </w:rPr>
         <w:tab/>
       </w:r>
@@ -3263,6 +2991,7 @@
       <w:r>
         <w:rPr>
           <w:noProof/>
+          <w:lang w:val="en-US"/>
         </w:rPr>
         <w:instrText xml:space="preserve"> PAGEREF _Toc224584632 \h </w:instrText>
       </w:r>
@@ -3280,6 +3009,7 @@
       <w:r>
         <w:rPr>
           <w:noProof/>
+          <w:lang w:val="en-US"/>
         </w:rPr>
         <w:t>13</w:t>
       </w:r>
@@ -3498,7 +3228,6 @@
         <w:rPr>
           <w:noProof/>
         </w:rPr>
-        <w:lastRenderedPageBreak/>
         <w:t>ステータスコード</w:t>
       </w:r>
       <w:r>
@@ -3744,18 +3473,33 @@
     <w:p>
       <w:pPr>
         <w:pStyle w:val="10"/>
+      </w:pPr>
+      <w:r>
+        <w:fldChar w:fldCharType="end"/>
+      </w:r>
+      <w:bookmarkStart w:id="1" w:name="_Toc224584602"/>
+    </w:p>
+    <w:p>
+      <w:pPr>
+        <w:rPr>
+          <w:b/>
+          <w:sz w:val="40"/>
+          <w:szCs w:val="40"/>
+        </w:rPr>
+      </w:pPr>
+      <w:r>
+        <w:br w:type="page"/>
+      </w:r>
+    </w:p>
+    <w:p>
+      <w:pPr>
+        <w:pStyle w:val="10"/>
+      </w:pPr>
+      <w:r>
         <w:rPr>
           <w:rFonts w:hint="eastAsia"/>
         </w:rPr>
-      </w:pPr>
-      <w:r>
-        <w:fldChar w:fldCharType="end"/>
-      </w:r>
-      <w:bookmarkStart w:id="1" w:name="_Toc224584602"/>
-      <w:r>
-        <w:rPr>
-          <w:rFonts w:hint="eastAsia"/>
-        </w:rPr>
+        <w:lastRenderedPageBreak/>
         <w:t>第1章 概要</w:t>
       </w:r>
       <w:bookmarkEnd w:id="1"/>
@@ -3763,9 +3507,6 @@
     <w:p>
       <w:pPr>
         <w:pStyle w:val="2"/>
-        <w:rPr>
-          <w:rFonts w:hint="eastAsia"/>
-        </w:rPr>
       </w:pPr>
       <w:bookmarkStart w:id="2" w:name="_Toc224584603"/>
       <w:r>
@@ -3777,11 +3518,6 @@
       <w:bookmarkEnd w:id="2"/>
     </w:p>
     <w:p>
-      <w:pPr>
-        <w:rPr>
-          <w:rFonts w:hint="eastAsia"/>
-        </w:rPr>
-      </w:pPr>
       <w:r>
         <w:rPr>
           <w:rFonts w:hint="eastAsia"/>
@@ -3790,11 +3526,6 @@
       </w:r>
     </w:p>
     <w:p>
-      <w:pPr>
-        <w:rPr>
-          <w:rFonts w:hint="eastAsia"/>
-        </w:rPr>
-      </w:pPr>
       <w:r>
         <w:rPr>
           <w:rFonts w:hint="eastAsia"/>
@@ -3810,9 +3541,6 @@
           <w:numId w:val="120"/>
         </w:numPr>
         <w:ind w:leftChars="0"/>
-        <w:rPr>
-          <w:rFonts w:hint="eastAsia"/>
-        </w:rPr>
       </w:pPr>
       <w:r>
         <w:rPr>
@@ -3829,9 +3557,6 @@
           <w:numId w:val="120"/>
         </w:numPr>
         <w:ind w:leftChars="0"/>
-        <w:rPr>
-          <w:rFonts w:hint="eastAsia"/>
-        </w:rPr>
       </w:pPr>
       <w:r>
         <w:rPr>
@@ -3848,9 +3573,6 @@
           <w:numId w:val="120"/>
         </w:numPr>
         <w:ind w:leftChars="0"/>
-        <w:rPr>
-          <w:rFonts w:hint="eastAsia"/>
-        </w:rPr>
       </w:pPr>
       <w:r>
         <w:rPr>
@@ -3867,9 +3589,6 @@
           <w:numId w:val="120"/>
         </w:numPr>
         <w:ind w:leftChars="0"/>
-        <w:rPr>
-          <w:rFonts w:hint="eastAsia"/>
-        </w:rPr>
       </w:pPr>
       <w:r>
         <w:rPr>
@@ -3881,9 +3600,6 @@
     <w:p>
       <w:pPr>
         <w:pStyle w:val="2"/>
-        <w:rPr>
-          <w:rFonts w:hint="eastAsia"/>
-        </w:rPr>
       </w:pPr>
       <w:bookmarkStart w:id="3" w:name="_Toc224584604"/>
       <w:r>
@@ -3895,11 +3611,6 @@
       <w:bookmarkEnd w:id="3"/>
     </w:p>
     <w:p>
-      <w:pPr>
-        <w:rPr>
-          <w:rFonts w:hint="eastAsia"/>
-        </w:rPr>
-      </w:pPr>
       <w:r>
         <w:rPr>
           <w:rFonts w:hint="eastAsia"/>
@@ -3908,11 +3619,6 @@
       </w:r>
     </w:p>
     <w:p>
-      <w:pPr>
-        <w:rPr>
-          <w:rFonts w:hint="eastAsia"/>
-        </w:rPr>
-      </w:pPr>
       <w:r>
         <w:rPr>
           <w:rFonts w:hint="eastAsia"/>
@@ -3923,9 +3629,6 @@
     <w:p>
       <w:pPr>
         <w:pStyle w:val="2"/>
-        <w:rPr>
-          <w:rFonts w:hint="eastAsia"/>
-        </w:rPr>
       </w:pPr>
       <w:bookmarkStart w:id="4" w:name="_Toc224584605"/>
       <w:r>
@@ -4141,9 +3844,6 @@
     <w:p>
       <w:pPr>
         <w:pStyle w:val="2"/>
-        <w:rPr>
-          <w:rFonts w:hint="eastAsia"/>
-        </w:rPr>
       </w:pPr>
       <w:bookmarkStart w:id="5" w:name="_Toc224584606"/>
       <w:r>
@@ -4297,13 +3997,9 @@
         </w:tc>
       </w:tr>
     </w:tbl>
-    <w:p/>
     <w:p>
       <w:pPr>
         <w:pStyle w:val="10"/>
-        <w:rPr>
-          <w:rFonts w:hint="eastAsia"/>
-        </w:rPr>
       </w:pPr>
       <w:bookmarkStart w:id="6" w:name="_Toc224584607"/>
       <w:r>
@@ -4317,9 +4013,6 @@
     <w:p>
       <w:pPr>
         <w:pStyle w:val="2"/>
-        <w:rPr>
-          <w:rFonts w:hint="eastAsia"/>
-        </w:rPr>
       </w:pPr>
       <w:bookmarkStart w:id="7" w:name="_Toc224584608"/>
       <w:r>
@@ -4331,11 +4024,6 @@
       <w:bookmarkEnd w:id="7"/>
     </w:p>
     <w:p>
-      <w:pPr>
-        <w:rPr>
-          <w:rFonts w:hint="eastAsia"/>
-        </w:rPr>
-      </w:pPr>
       <w:r>
         <w:rPr>
           <w:rFonts w:hint="eastAsia"/>
@@ -4344,11 +4032,6 @@
       </w:r>
     </w:p>
     <w:p>
-      <w:pPr>
-        <w:rPr>
-          <w:rFonts w:hint="eastAsia"/>
-        </w:rPr>
-      </w:pPr>
       <w:r>
         <w:rPr>
           <w:rFonts w:hint="eastAsia"/>
@@ -4359,9 +4042,6 @@
     <w:p>
       <w:pPr>
         <w:pStyle w:val="2"/>
-        <w:rPr>
-          <w:rFonts w:hint="eastAsia"/>
-        </w:rPr>
       </w:pPr>
       <w:bookmarkStart w:id="8" w:name="_Toc224584609"/>
       <w:r>
@@ -4373,11 +4053,6 @@
       <w:bookmarkEnd w:id="8"/>
     </w:p>
     <w:p>
-      <w:pPr>
-        <w:rPr>
-          <w:rFonts w:hint="eastAsia"/>
-        </w:rPr>
-      </w:pPr>
       <w:r>
         <w:rPr>
           <w:rFonts w:hint="eastAsia"/>
@@ -4386,11 +4061,6 @@
       </w:r>
     </w:p>
     <w:p>
-      <w:pPr>
-        <w:rPr>
-          <w:rFonts w:hint="eastAsia"/>
-        </w:rPr>
-      </w:pPr>
       <w:r>
         <w:rPr>
           <w:rFonts w:hint="eastAsia"/>
@@ -4399,11 +4069,6 @@
       </w:r>
     </w:p>
     <w:p>
-      <w:pPr>
-        <w:rPr>
-          <w:rFonts w:hint="eastAsia"/>
-        </w:rPr>
-      </w:pPr>
       <w:r>
         <w:rPr>
           <w:rFonts w:hint="eastAsia"/>
@@ -4412,11 +4077,6 @@
       </w:r>
     </w:p>
     <w:p>
-      <w:pPr>
-        <w:rPr>
-          <w:rFonts w:hint="eastAsia"/>
-        </w:rPr>
-      </w:pPr>
       <w:r>
         <w:rPr>
           <w:rFonts w:hint="eastAsia"/>
@@ -4425,11 +4085,6 @@
       </w:r>
     </w:p>
     <w:p>
-      <w:pPr>
-        <w:rPr>
-          <w:rFonts w:hint="eastAsia"/>
-        </w:rPr>
-      </w:pPr>
       <w:r>
         <w:rPr>
           <w:rFonts w:hint="eastAsia"/>
@@ -4440,9 +4095,6 @@
     <w:p>
       <w:pPr>
         <w:pStyle w:val="2"/>
-        <w:rPr>
-          <w:rFonts w:hint="eastAsia"/>
-        </w:rPr>
       </w:pPr>
       <w:bookmarkStart w:id="9" w:name="_Toc224584610"/>
       <w:r>
@@ -4563,12 +4215,23 @@
             <w:tcW w:w="1667" w:type="pct"/>
           </w:tcPr>
           <w:p>
-            <w:r>
-              <w:t>qr_code_id, facility_id, qr_identifier, code_prefix, code_branch, code_serial, issue_type, label_template_key, free_entry_text, issued_by_user_id, issued_</w:t>
-            </w:r>
-            <w:r>
+            <w:pPr>
+              <w:rPr>
+                <w:lang w:val="en-US"/>
+              </w:rPr>
+            </w:pPr>
+            <w:r>
+              <w:rPr>
+                <w:lang w:val="en-US"/>
+              </w:rPr>
+              <w:t>qr_code_id, facility_id, qr_identifier, code_prefix, code_branch, code_serial, issue_type, label_templat</w:t>
+            </w:r>
+            <w:r>
+              <w:rPr>
+                <w:lang w:val="en-US"/>
+              </w:rPr>
               <w:lastRenderedPageBreak/>
-              <w:t>at, print_status, last_print_job_id, printed_at</w:t>
+              <w:t>e_key, free_entry_text, issued_by_user_id, issued_at, print_status, last_print_job_id, printed_at</w:t>
             </w:r>
           </w:p>
         </w:tc>
@@ -4603,7 +4266,15 @@
             <w:tcW w:w="1667" w:type="pct"/>
           </w:tcPr>
           <w:p>
-            <w:r>
+            <w:pPr>
+              <w:rPr>
+                <w:lang w:val="en-US"/>
+              </w:rPr>
+            </w:pPr>
+            <w:r>
+              <w:rPr>
+                <w:lang w:val="en-US"/>
+              </w:rPr>
               <w:t>qr_print_job_id, facility_id, template_key, printer_name, requested_by_user_id, requested_at, started_at, finished_at, status, success_count, failure_count, error_summary</w:t>
             </w:r>
           </w:p>
@@ -4638,7 +4309,15 @@
             <w:tcW w:w="1667" w:type="pct"/>
           </w:tcPr>
           <w:p>
-            <w:r>
+            <w:pPr>
+              <w:rPr>
+                <w:lang w:val="en-US"/>
+              </w:rPr>
+            </w:pPr>
+            <w:r>
+              <w:rPr>
+                <w:lang w:val="en-US"/>
+              </w:rPr>
               <w:t>qr_print_job_item_id, qr_print_job_id, qr_code_id, print_order, status, printed_at, error_message</w:t>
             </w:r>
           </w:p>
@@ -4715,13 +4394,9 @@
         </w:tc>
       </w:tr>
     </w:tbl>
-    <w:p/>
     <w:p>
       <w:pPr>
         <w:pStyle w:val="10"/>
-        <w:rPr>
-          <w:rFonts w:hint="eastAsia"/>
-        </w:rPr>
       </w:pPr>
       <w:bookmarkStart w:id="10" w:name="_Toc224584611"/>
       <w:r>
@@ -4735,9 +4410,6 @@
     <w:p>
       <w:pPr>
         <w:pStyle w:val="2"/>
-        <w:rPr>
-          <w:rFonts w:hint="eastAsia"/>
-        </w:rPr>
       </w:pPr>
       <w:bookmarkStart w:id="11" w:name="_Toc224584612"/>
       <w:r>
@@ -4756,9 +4428,6 @@
           <w:numId w:val="121"/>
         </w:numPr>
         <w:ind w:leftChars="0"/>
-        <w:rPr>
-          <w:rFonts w:hint="eastAsia"/>
-        </w:rPr>
       </w:pPr>
       <w:r>
         <w:rPr>
@@ -4775,9 +4444,6 @@
           <w:numId w:val="121"/>
         </w:numPr>
         <w:ind w:leftChars="0"/>
-        <w:rPr>
-          <w:rFonts w:hint="eastAsia"/>
-        </w:rPr>
       </w:pPr>
       <w:r>
         <w:rPr>
@@ -4794,9 +4460,6 @@
           <w:numId w:val="121"/>
         </w:numPr>
         <w:ind w:leftChars="0"/>
-        <w:rPr>
-          <w:rFonts w:hint="eastAsia"/>
-        </w:rPr>
       </w:pPr>
       <w:r>
         <w:rPr>
@@ -4813,9 +4476,6 @@
           <w:numId w:val="121"/>
         </w:numPr>
         <w:ind w:leftChars="0"/>
-        <w:rPr>
-          <w:rFonts w:hint="eastAsia"/>
-        </w:rPr>
       </w:pPr>
       <w:r>
         <w:rPr>
@@ -4832,9 +4492,6 @@
           <w:numId w:val="121"/>
         </w:numPr>
         <w:ind w:leftChars="0"/>
-        <w:rPr>
-          <w:rFonts w:hint="eastAsia"/>
-        </w:rPr>
       </w:pPr>
       <w:r>
         <w:rPr>
@@ -4846,9 +4503,6 @@
     <w:p>
       <w:pPr>
         <w:pStyle w:val="2"/>
-        <w:rPr>
-          <w:rFonts w:hint="eastAsia"/>
-        </w:rPr>
       </w:pPr>
       <w:bookmarkStart w:id="12" w:name="_Toc224584613"/>
       <w:r>
@@ -4860,11 +4514,6 @@
       <w:bookmarkEnd w:id="12"/>
     </w:p>
     <w:p>
-      <w:pPr>
-        <w:rPr>
-          <w:rFonts w:hint="eastAsia"/>
-        </w:rPr>
-      </w:pPr>
       <w:r>
         <w:rPr>
           <w:rFonts w:hint="eastAsia"/>
@@ -4875,25 +4524,18 @@
     <w:p>
       <w:pPr>
         <w:pStyle w:val="2"/>
+      </w:pPr>
+      <w:bookmarkStart w:id="13" w:name="_Toc224584614"/>
+      <w:r>
         <w:rPr>
           <w:rFonts w:hint="eastAsia"/>
         </w:rPr>
-      </w:pPr>
-      <w:bookmarkStart w:id="13" w:name="_Toc224584614"/>
-      <w:r>
-        <w:rPr>
-          <w:rFonts w:hint="eastAsia"/>
-        </w:rPr>
+        <w:lastRenderedPageBreak/>
         <w:t>権限モデル</w:t>
       </w:r>
       <w:bookmarkEnd w:id="13"/>
     </w:p>
     <w:p>
-      <w:pPr>
-        <w:rPr>
-          <w:rFonts w:hint="eastAsia"/>
-        </w:rPr>
-      </w:pPr>
       <w:r>
         <w:rPr>
           <w:rFonts w:hint="eastAsia"/>
@@ -4937,7 +4579,6 @@
                 <w:rFonts w:hint="eastAsia"/>
                 <w:b/>
               </w:rPr>
-              <w:lastRenderedPageBreak/>
               <w:t>処理</w:t>
             </w:r>
           </w:p>
@@ -5148,13 +4789,9 @@
         </w:tc>
       </w:tr>
     </w:tbl>
-    <w:p/>
     <w:p>
       <w:pPr>
         <w:pStyle w:val="2"/>
-        <w:rPr>
-          <w:rFonts w:hint="eastAsia"/>
-        </w:rPr>
       </w:pPr>
       <w:bookmarkStart w:id="14" w:name="_Toc224584615"/>
       <w:r>
@@ -5173,9 +4810,6 @@
           <w:numId w:val="122"/>
         </w:numPr>
         <w:ind w:leftChars="0"/>
-        <w:rPr>
-          <w:rFonts w:hint="eastAsia"/>
-        </w:rPr>
       </w:pPr>
       <w:r>
         <w:rPr>
@@ -5192,9 +4826,6 @@
           <w:numId w:val="122"/>
         </w:numPr>
         <w:ind w:leftChars="0"/>
-        <w:rPr>
-          <w:rFonts w:hint="eastAsia"/>
-        </w:rPr>
       </w:pPr>
       <w:r>
         <w:rPr>
@@ -5211,9 +4842,6 @@
           <w:numId w:val="122"/>
         </w:numPr>
         <w:ind w:leftChars="0"/>
-        <w:rPr>
-          <w:rFonts w:hint="eastAsia"/>
-        </w:rPr>
       </w:pPr>
       <w:r>
         <w:rPr>
@@ -5225,9 +4853,6 @@
     <w:p>
       <w:pPr>
         <w:pStyle w:val="2"/>
-        <w:rPr>
-          <w:rFonts w:hint="eastAsia"/>
-        </w:rPr>
       </w:pPr>
       <w:bookmarkStart w:id="15" w:name="_Toc224584616"/>
       <w:r>
@@ -5241,9 +4866,6 @@
     <w:p>
       <w:pPr>
         <w:pStyle w:val="3"/>
-        <w:rPr>
-          <w:rFonts w:hint="eastAsia"/>
-        </w:rPr>
       </w:pPr>
       <w:bookmarkStart w:id="16" w:name="_Toc224584617"/>
       <w:r>
@@ -5496,15 +5118,13 @@
     <w:p>
       <w:pPr>
         <w:pStyle w:val="10"/>
+      </w:pPr>
+      <w:bookmarkStart w:id="17" w:name="_Toc224584618"/>
+      <w:r>
         <w:rPr>
           <w:rFonts w:hint="eastAsia"/>
         </w:rPr>
-      </w:pPr>
-      <w:bookmarkStart w:id="17" w:name="_Toc224584618"/>
-      <w:r>
-        <w:rPr>
-          <w:rFonts w:hint="eastAsia"/>
-        </w:rPr>
+        <w:lastRenderedPageBreak/>
         <w:t>第4章 API一覧</w:t>
       </w:r>
       <w:bookmarkEnd w:id="17"/>
@@ -5701,7 +5321,6 @@
               <w:rPr>
                 <w:rFonts w:hint="eastAsia"/>
               </w:rPr>
-              <w:lastRenderedPageBreak/>
               <w:t>印刷ジョブ作成</w:t>
             </w:r>
           </w:p>
@@ -5843,7 +5462,15 @@
             <w:tcW w:w="1000" w:type="pct"/>
           </w:tcPr>
           <w:p>
-            <w:r>
+            <w:pPr>
+              <w:rPr>
+                <w:lang w:val="en-US"/>
+              </w:rPr>
+            </w:pPr>
+            <w:r>
+              <w:rPr>
+                <w:lang w:val="en-US"/>
+              </w:rPr>
               <w:t>/qr-print/jobs/{qrPrintJobId}/execute</w:t>
             </w:r>
           </w:p>
@@ -5876,13 +5503,9 @@
         </w:tc>
       </w:tr>
     </w:tbl>
-    <w:p/>
     <w:p>
       <w:pPr>
         <w:pStyle w:val="10"/>
-        <w:rPr>
-          <w:rFonts w:hint="eastAsia"/>
-        </w:rPr>
       </w:pPr>
       <w:bookmarkStart w:id="18" w:name="_Toc224584619"/>
       <w:r>
@@ -5896,9 +5519,6 @@
     <w:p>
       <w:pPr>
         <w:pStyle w:val="2"/>
-        <w:rPr>
-          <w:rFonts w:hint="eastAsia"/>
-        </w:rPr>
       </w:pPr>
       <w:bookmarkStart w:id="19" w:name="_Toc224584620"/>
       <w:r>
@@ -5910,11 +5530,6 @@
       <w:bookmarkEnd w:id="19"/>
     </w:p>
     <w:p>
-      <w:pPr>
-        <w:rPr>
-          <w:rFonts w:hint="eastAsia"/>
-        </w:rPr>
-      </w:pPr>
       <w:r>
         <w:rPr>
           <w:rFonts w:hint="eastAsia"/>
@@ -5925,9 +5540,6 @@
     <w:p>
       <w:pPr>
         <w:pStyle w:val="4"/>
-        <w:rPr>
-          <w:rFonts w:hint="eastAsia"/>
-        </w:rPr>
       </w:pPr>
       <w:r>
         <w:rPr>
@@ -5947,11 +5559,6 @@
       </w:r>
     </w:p>
     <w:p>
-      <w:pPr>
-        <w:rPr>
-          <w:rFonts w:hint="eastAsia"/>
-        </w:rPr>
-      </w:pPr>
       <w:r>
         <w:rPr>
           <w:rFonts w:hint="eastAsia"/>
@@ -5962,9 +5569,6 @@
     <w:p>
       <w:pPr>
         <w:pStyle w:val="3"/>
-        <w:rPr>
-          <w:rFonts w:hint="eastAsia"/>
-        </w:rPr>
       </w:pPr>
       <w:bookmarkStart w:id="20" w:name="_Toc224584621"/>
       <w:r>
@@ -6216,6 +5820,7 @@
           </w:tcPr>
           <w:p>
             <w:r>
+              <w:lastRenderedPageBreak/>
               <w:t>freeEntryText</w:t>
             </w:r>
           </w:p>
@@ -6300,13 +5905,9 @@
         </w:tc>
       </w:tr>
     </w:tbl>
-    <w:p/>
     <w:p>
       <w:pPr>
         <w:pStyle w:val="4"/>
-        <w:rPr>
-          <w:rFonts w:hint="eastAsia"/>
-        </w:rPr>
       </w:pPr>
       <w:r>
         <w:rPr>
@@ -6469,7 +6070,6 @@
           </w:tcPr>
           <w:p>
             <w:r>
-              <w:lastRenderedPageBreak/>
               <w:t>codeBranch</w:t>
             </w:r>
           </w:p>
@@ -6554,13 +6154,9 @@
         </w:tc>
       </w:tr>
     </w:tbl>
-    <w:p/>
     <w:p>
       <w:pPr>
         <w:pStyle w:val="4"/>
-        <w:rPr>
-          <w:rFonts w:hint="eastAsia"/>
-        </w:rPr>
       </w:pPr>
       <w:r>
         <w:rPr>
@@ -6717,13 +6313,9 @@
         </w:tc>
       </w:tr>
     </w:tbl>
-    <w:p/>
     <w:p>
       <w:pPr>
         <w:pStyle w:val="4"/>
-        <w:rPr>
-          <w:rFonts w:hint="eastAsia"/>
-        </w:rPr>
       </w:pPr>
       <w:r>
         <w:rPr>
@@ -6733,11 +6325,6 @@
       </w:r>
     </w:p>
     <w:p>
-      <w:pPr>
-        <w:rPr>
-          <w:rFonts w:hint="eastAsia"/>
-        </w:rPr>
-      </w:pPr>
       <w:r>
         <w:rPr>
           <w:rFonts w:hint="eastAsia"/>
@@ -6746,11 +6333,6 @@
       </w:r>
     </w:p>
     <w:p>
-      <w:pPr>
-        <w:rPr>
-          <w:rFonts w:hint="eastAsia"/>
-        </w:rPr>
-      </w:pPr>
       <w:r>
         <w:rPr>
           <w:rFonts w:hint="eastAsia"/>
@@ -6761,9 +6343,6 @@
     <w:p>
       <w:pPr>
         <w:pStyle w:val="4"/>
-        <w:rPr>
-          <w:rFonts w:hint="eastAsia"/>
-        </w:rPr>
       </w:pPr>
       <w:r>
         <w:rPr>
@@ -6773,11 +6352,6 @@
       </w:r>
     </w:p>
     <w:p>
-      <w:pPr>
-        <w:rPr>
-          <w:rFonts w:hint="eastAsia"/>
-        </w:rPr>
-      </w:pPr>
       <w:r>
         <w:rPr>
           <w:rFonts w:hint="eastAsia"/>
@@ -6786,11 +6360,6 @@
       </w:r>
     </w:p>
     <w:p>
-      <w:pPr>
-        <w:rPr>
-          <w:rFonts w:hint="eastAsia"/>
-        </w:rPr>
-      </w:pPr>
       <w:r>
         <w:rPr>
           <w:rFonts w:hint="eastAsia"/>
@@ -6799,11 +6368,6 @@
       </w:r>
     </w:p>
     <w:p>
-      <w:pPr>
-        <w:rPr>
-          <w:rFonts w:hint="eastAsia"/>
-        </w:rPr>
-      </w:pPr>
       <w:r>
         <w:rPr>
           <w:rFonts w:hint="eastAsia"/>
@@ -6812,11 +6376,6 @@
       </w:r>
     </w:p>
     <w:p>
-      <w:pPr>
-        <w:rPr>
-          <w:rFonts w:hint="eastAsia"/>
-        </w:rPr>
-      </w:pPr>
       <w:r>
         <w:rPr>
           <w:rFonts w:hint="eastAsia"/>
@@ -6825,11 +6384,6 @@
       </w:r>
     </w:p>
     <w:p>
-      <w:pPr>
-        <w:rPr>
-          <w:rFonts w:hint="eastAsia"/>
-        </w:rPr>
-      </w:pPr>
       <w:r>
         <w:rPr>
           <w:rFonts w:hint="eastAsia"/>
@@ -6838,11 +6392,6 @@
       </w:r>
     </w:p>
     <w:p>
-      <w:pPr>
-        <w:rPr>
-          <w:rFonts w:hint="eastAsia"/>
-        </w:rPr>
-      </w:pPr>
       <w:r>
         <w:rPr>
           <w:rFonts w:hint="eastAsia"/>
@@ -6853,15 +6402,13 @@
     <w:p>
       <w:pPr>
         <w:pStyle w:val="3"/>
+      </w:pPr>
+      <w:bookmarkStart w:id="21" w:name="_Toc224584622"/>
+      <w:r>
         <w:rPr>
           <w:rFonts w:hint="eastAsia"/>
         </w:rPr>
-      </w:pPr>
-      <w:bookmarkStart w:id="21" w:name="_Toc224584622"/>
-      <w:r>
-        <w:rPr>
-          <w:rFonts w:hint="eastAsia"/>
-        </w:rPr>
+        <w:lastRenderedPageBreak/>
         <w:t>レスポンス（200：QrIssuePreviewResponse）</w:t>
       </w:r>
       <w:bookmarkEnd w:id="21"/>
@@ -7332,7 +6879,6 @@
           </w:tcPr>
           <w:p>
             <w:r>
-              <w:lastRenderedPageBreak/>
               <w:t>rangeEndQrIdentifier</w:t>
             </w:r>
           </w:p>
@@ -7417,19 +6963,32 @@
         </w:tc>
       </w:tr>
     </w:tbl>
-    <w:p/>
     <w:p>
       <w:pPr>
         <w:pStyle w:val="4"/>
         <w:rPr>
+          <w:lang w:val="en-US"/>
+        </w:rPr>
+      </w:pPr>
+      <w:r>
+        <w:rPr>
           <w:rFonts w:hint="eastAsia"/>
-        </w:rPr>
-      </w:pPr>
+          <w:lang w:val="en-US"/>
+        </w:rPr>
+        <w:t>items</w:t>
+      </w:r>
       <w:r>
         <w:rPr>
           <w:rFonts w:hint="eastAsia"/>
         </w:rPr>
-        <w:t>items要素（QrIssuePreviewItem）</w:t>
+        <w:t>要素</w:t>
+      </w:r>
+      <w:r>
+        <w:rPr>
+          <w:rFonts w:hint="eastAsia"/>
+          <w:lang w:val="en-US"/>
+        </w:rPr>
+        <w:t>（QrIssuePreviewItem）</w:t>
       </w:r>
     </w:p>
     <w:tbl>
@@ -7715,13 +7274,9 @@
         </w:tc>
       </w:tr>
     </w:tbl>
-    <w:p/>
     <w:p>
       <w:pPr>
         <w:pStyle w:val="3"/>
-        <w:rPr>
-          <w:rFonts w:hint="eastAsia"/>
-        </w:rPr>
       </w:pPr>
       <w:bookmarkStart w:id="22" w:name="_Toc224584623"/>
       <w:r>
@@ -8058,29 +7613,21 @@
         </w:tc>
       </w:tr>
     </w:tbl>
-    <w:p/>
     <w:p>
       <w:pPr>
         <w:pStyle w:val="2"/>
+      </w:pPr>
+      <w:bookmarkStart w:id="23" w:name="_Toc224584624"/>
+      <w:r>
         <w:rPr>
           <w:rFonts w:hint="eastAsia"/>
         </w:rPr>
-      </w:pPr>
-      <w:bookmarkStart w:id="23" w:name="_Toc224584624"/>
-      <w:r>
-        <w:rPr>
-          <w:rFonts w:hint="eastAsia"/>
-        </w:rPr>
+        <w:lastRenderedPageBreak/>
         <w:t>印刷ジョブ作成（/qr-print/jobs）</w:t>
       </w:r>
       <w:bookmarkEnd w:id="23"/>
     </w:p>
     <w:p>
-      <w:pPr>
-        <w:rPr>
-          <w:rFonts w:hint="eastAsia"/>
-        </w:rPr>
-      </w:pPr>
       <w:r>
         <w:rPr>
           <w:rFonts w:hint="eastAsia"/>
@@ -8091,9 +7638,6 @@
     <w:p>
       <w:pPr>
         <w:pStyle w:val="4"/>
-        <w:rPr>
-          <w:rFonts w:hint="eastAsia"/>
-        </w:rPr>
       </w:pPr>
       <w:r>
         <w:rPr>
@@ -8113,11 +7657,6 @@
       </w:r>
     </w:p>
     <w:p>
-      <w:pPr>
-        <w:rPr>
-          <w:rFonts w:hint="eastAsia"/>
-        </w:rPr>
-      </w:pPr>
       <w:r>
         <w:rPr>
           <w:rFonts w:hint="eastAsia"/>
@@ -8128,16 +7667,12 @@
     <w:p>
       <w:pPr>
         <w:pStyle w:val="3"/>
+      </w:pPr>
+      <w:bookmarkStart w:id="24" w:name="_Toc224584625"/>
+      <w:r>
         <w:rPr>
           <w:rFonts w:hint="eastAsia"/>
         </w:rPr>
-      </w:pPr>
-      <w:bookmarkStart w:id="24" w:name="_Toc224584625"/>
-      <w:r>
-        <w:rPr>
-          <w:rFonts w:hint="eastAsia"/>
-        </w:rPr>
-        <w:lastRenderedPageBreak/>
         <w:t>リクエスト（QrPrintJobCreateRequest）</w:t>
       </w:r>
       <w:bookmarkEnd w:id="24"/>
@@ -8512,19 +8047,32 @@
         </w:tc>
       </w:tr>
     </w:tbl>
-    <w:p/>
     <w:p>
       <w:pPr>
         <w:pStyle w:val="4"/>
         <w:rPr>
+          <w:lang w:val="en-US"/>
+        </w:rPr>
+      </w:pPr>
+      <w:r>
+        <w:rPr>
           <w:rFonts w:hint="eastAsia"/>
-        </w:rPr>
-      </w:pPr>
+          <w:lang w:val="en-US"/>
+        </w:rPr>
+        <w:t>items</w:t>
+      </w:r>
       <w:r>
         <w:rPr>
           <w:rFonts w:hint="eastAsia"/>
         </w:rPr>
-        <w:t>items要素（QrPrintJobCreateItem）</w:t>
+        <w:t>要素</w:t>
+      </w:r>
+      <w:r>
+        <w:rPr>
+          <w:rFonts w:hint="eastAsia"/>
+          <w:lang w:val="en-US"/>
+        </w:rPr>
+        <w:t>（QrPrintJobCreateItem）</w:t>
       </w:r>
     </w:p>
     <w:tbl>
@@ -8765,13 +8313,9 @@
         </w:tc>
       </w:tr>
     </w:tbl>
-    <w:p/>
     <w:p>
       <w:pPr>
         <w:pStyle w:val="4"/>
-        <w:rPr>
-          <w:rFonts w:hint="eastAsia"/>
-        </w:rPr>
       </w:pPr>
       <w:r>
         <w:rPr>
@@ -8781,11 +8325,6 @@
       </w:r>
     </w:p>
     <w:p>
-      <w:pPr>
-        <w:rPr>
-          <w:rFonts w:hint="eastAsia"/>
-        </w:rPr>
-      </w:pPr>
       <w:r>
         <w:rPr>
           <w:rFonts w:hint="eastAsia"/>
@@ -8794,11 +8333,6 @@
       </w:r>
     </w:p>
     <w:p>
-      <w:pPr>
-        <w:rPr>
-          <w:rFonts w:hint="eastAsia"/>
-        </w:rPr>
-      </w:pPr>
       <w:r>
         <w:rPr>
           <w:rFonts w:hint="eastAsia"/>
@@ -8809,9 +8343,6 @@
     <w:p>
       <w:pPr>
         <w:pStyle w:val="4"/>
-        <w:rPr>
-          <w:rFonts w:hint="eastAsia"/>
-        </w:rPr>
       </w:pPr>
       <w:r>
         <w:rPr>
@@ -8821,11 +8352,6 @@
       </w:r>
     </w:p>
     <w:p>
-      <w:pPr>
-        <w:rPr>
-          <w:rFonts w:hint="eastAsia"/>
-        </w:rPr>
-      </w:pPr>
       <w:r>
         <w:rPr>
           <w:rFonts w:hint="eastAsia"/>
@@ -8834,11 +8360,6 @@
       </w:r>
     </w:p>
     <w:p>
-      <w:pPr>
-        <w:rPr>
-          <w:rFonts w:hint="eastAsia"/>
-        </w:rPr>
-      </w:pPr>
       <w:r>
         <w:rPr>
           <w:rFonts w:hint="eastAsia"/>
@@ -8847,11 +8368,6 @@
       </w:r>
     </w:p>
     <w:p>
-      <w:pPr>
-        <w:rPr>
-          <w:rFonts w:hint="eastAsia"/>
-        </w:rPr>
-      </w:pPr>
       <w:r>
         <w:rPr>
           <w:rFonts w:hint="eastAsia"/>
@@ -8860,24 +8376,15 @@
       </w:r>
     </w:p>
     <w:p>
-      <w:pPr>
+      <w:r>
         <w:rPr>
           <w:rFonts w:hint="eastAsia"/>
         </w:rPr>
-      </w:pPr>
-      <w:r>
-        <w:rPr>
-          <w:rFonts w:hint="eastAsia"/>
-        </w:rPr>
+        <w:lastRenderedPageBreak/>
         <w:t>新規発行時は `qrIdentifier` の候補一覧をジョブ作成要求として受け取り、印刷実行時に最終確定する</w:t>
       </w:r>
     </w:p>
     <w:p>
-      <w:pPr>
-        <w:rPr>
-          <w:rFonts w:hint="eastAsia"/>
-        </w:rPr>
-      </w:pPr>
       <w:r>
         <w:rPr>
           <w:rFonts w:hint="eastAsia"/>
@@ -8888,9 +8395,6 @@
     <w:p>
       <w:pPr>
         <w:pStyle w:val="3"/>
-        <w:rPr>
-          <w:rFonts w:hint="eastAsia"/>
-        </w:rPr>
       </w:pPr>
       <w:bookmarkStart w:id="25" w:name="_Toc224584626"/>
       <w:r>
@@ -9046,6 +8550,13 @@
               <w:t>作成した印刷ジョブID</w:t>
             </w:r>
           </w:p>
+          <w:p>
+            <w:pPr>
+              <w:rPr>
+                <w:rFonts w:hint="eastAsia"/>
+              </w:rPr>
+            </w:pPr>
+          </w:p>
         </w:tc>
       </w:tr>
       <w:tr>
@@ -9091,6 +8602,13 @@
               <w:t>ジョブ初期ステータス</w:t>
             </w:r>
           </w:p>
+          <w:p>
+            <w:pPr>
+              <w:rPr>
+                <w:rFonts w:hint="eastAsia"/>
+              </w:rPr>
+            </w:pPr>
+          </w:p>
         </w:tc>
       </w:tr>
       <w:tr>
@@ -9139,13 +8657,9 @@
         </w:tc>
       </w:tr>
     </w:tbl>
-    <w:p/>
     <w:p>
       <w:pPr>
         <w:pStyle w:val="3"/>
-        <w:rPr>
-          <w:rFonts w:hint="eastAsia"/>
-        </w:rPr>
       </w:pPr>
       <w:bookmarkStart w:id="26" w:name="_Toc224584627"/>
       <w:r>
@@ -9447,13 +8961,9 @@
         </w:tc>
       </w:tr>
     </w:tbl>
-    <w:p/>
     <w:p>
       <w:pPr>
         <w:pStyle w:val="2"/>
-        <w:rPr>
-          <w:rFonts w:hint="eastAsia"/>
-        </w:rPr>
       </w:pPr>
       <w:bookmarkStart w:id="27" w:name="_Toc224584628"/>
       <w:r>
@@ -9465,11 +8975,6 @@
       <w:bookmarkEnd w:id="27"/>
     </w:p>
     <w:p>
-      <w:pPr>
-        <w:rPr>
-          <w:rFonts w:hint="eastAsia"/>
-        </w:rPr>
-      </w:pPr>
       <w:r>
         <w:rPr>
           <w:rFonts w:hint="eastAsia"/>
@@ -9480,9 +8985,6 @@
     <w:p>
       <w:pPr>
         <w:pStyle w:val="4"/>
-        <w:rPr>
-          <w:rFonts w:hint="eastAsia"/>
-        </w:rPr>
       </w:pPr>
       <w:r>
         <w:rPr>
@@ -9502,11 +9004,6 @@
       </w:r>
     </w:p>
     <w:p>
-      <w:pPr>
-        <w:rPr>
-          <w:rFonts w:hint="eastAsia"/>
-        </w:rPr>
-      </w:pPr>
       <w:r>
         <w:rPr>
           <w:rFonts w:hint="eastAsia"/>
@@ -9517,15 +9014,13 @@
     <w:p>
       <w:pPr>
         <w:pStyle w:val="3"/>
+      </w:pPr>
+      <w:bookmarkStart w:id="28" w:name="_Toc224584629"/>
+      <w:r>
         <w:rPr>
           <w:rFonts w:hint="eastAsia"/>
         </w:rPr>
-      </w:pPr>
-      <w:bookmarkStart w:id="28" w:name="_Toc224584629"/>
-      <w:r>
-        <w:rPr>
-          <w:rFonts w:hint="eastAsia"/>
-        </w:rPr>
+        <w:lastRenderedPageBreak/>
         <w:t>リクエストパラメータ</w:t>
       </w:r>
       <w:bookmarkEnd w:id="28"/>
@@ -9708,13 +9203,9 @@
         </w:tc>
       </w:tr>
     </w:tbl>
-    <w:p/>
     <w:p>
       <w:pPr>
         <w:pStyle w:val="4"/>
-        <w:rPr>
-          <w:rFonts w:hint="eastAsia"/>
-        </w:rPr>
       </w:pPr>
       <w:r>
         <w:rPr>
@@ -9724,11 +9215,6 @@
       </w:r>
     </w:p>
     <w:p>
-      <w:pPr>
-        <w:rPr>
-          <w:rFonts w:hint="eastAsia"/>
-        </w:rPr>
-      </w:pPr>
       <w:r>
         <w:rPr>
           <w:rFonts w:hint="eastAsia"/>
@@ -9737,11 +9223,6 @@
       </w:r>
     </w:p>
     <w:p>
-      <w:pPr>
-        <w:rPr>
-          <w:rFonts w:hint="eastAsia"/>
-        </w:rPr>
-      </w:pPr>
       <w:r>
         <w:rPr>
           <w:rFonts w:hint="eastAsia"/>
@@ -9752,9 +9233,6 @@
     <w:p>
       <w:pPr>
         <w:pStyle w:val="4"/>
-        <w:rPr>
-          <w:rFonts w:hint="eastAsia"/>
-        </w:rPr>
       </w:pPr>
       <w:r>
         <w:rPr>
@@ -9764,11 +9242,6 @@
       </w:r>
     </w:p>
     <w:p>
-      <w:pPr>
-        <w:rPr>
-          <w:rFonts w:hint="eastAsia"/>
-        </w:rPr>
-      </w:pPr>
       <w:r>
         <w:rPr>
           <w:rFonts w:hint="eastAsia"/>
@@ -9777,11 +9250,6 @@
       </w:r>
     </w:p>
     <w:p>
-      <w:pPr>
-        <w:rPr>
-          <w:rFonts w:hint="eastAsia"/>
-        </w:rPr>
-      </w:pPr>
       <w:r>
         <w:rPr>
           <w:rFonts w:hint="eastAsia"/>
@@ -9790,11 +9258,6 @@
       </w:r>
     </w:p>
     <w:p>
-      <w:pPr>
-        <w:rPr>
-          <w:rFonts w:hint="eastAsia"/>
-        </w:rPr>
-      </w:pPr>
       <w:r>
         <w:rPr>
           <w:rFonts w:hint="eastAsia"/>
@@ -9805,16 +9268,12 @@
     <w:p>
       <w:pPr>
         <w:pStyle w:val="3"/>
+      </w:pPr>
+      <w:bookmarkStart w:id="29" w:name="_Toc224584630"/>
+      <w:r>
         <w:rPr>
           <w:rFonts w:hint="eastAsia"/>
         </w:rPr>
-      </w:pPr>
-      <w:bookmarkStart w:id="29" w:name="_Toc224584630"/>
-      <w:r>
-        <w:rPr>
-          <w:rFonts w:hint="eastAsia"/>
-        </w:rPr>
-        <w:lastRenderedPageBreak/>
         <w:t>レスポンス（200：QrPrintJobResponse）</w:t>
       </w:r>
       <w:bookmarkEnd w:id="29"/>
@@ -10327,19 +9786,32 @@
         </w:tc>
       </w:tr>
     </w:tbl>
-    <w:p/>
     <w:p>
       <w:pPr>
         <w:pStyle w:val="4"/>
         <w:rPr>
+          <w:lang w:val="en-US"/>
+        </w:rPr>
+      </w:pPr>
+      <w:r>
+        <w:rPr>
           <w:rFonts w:hint="eastAsia"/>
-        </w:rPr>
-      </w:pPr>
+          <w:lang w:val="en-US"/>
+        </w:rPr>
+        <w:t>items</w:t>
+      </w:r>
       <w:r>
         <w:rPr>
           <w:rFonts w:hint="eastAsia"/>
         </w:rPr>
-        <w:t>items要素（QrPrintJobItemResponse）</w:t>
+        <w:t>要素</w:t>
+      </w:r>
+      <w:r>
+        <w:rPr>
+          <w:rFonts w:hint="eastAsia"/>
+          <w:lang w:val="en-US"/>
+        </w:rPr>
+        <w:t>（QrPrintJobItemResponse）</w:t>
       </w:r>
     </w:p>
     <w:tbl>
@@ -10628,6 +10100,7 @@
           </w:tcPr>
           <w:p>
             <w:r>
+              <w:lastRenderedPageBreak/>
               <w:t>printedAt</w:t>
             </w:r>
           </w:p>
@@ -10712,13 +10185,9 @@
         </w:tc>
       </w:tr>
     </w:tbl>
-    <w:p/>
     <w:p>
       <w:pPr>
         <w:pStyle w:val="3"/>
-        <w:rPr>
-          <w:rFonts w:hint="eastAsia"/>
-        </w:rPr>
       </w:pPr>
       <w:bookmarkStart w:id="30" w:name="_Toc224584631"/>
       <w:r>
@@ -10985,30 +10454,30 @@
         </w:tc>
       </w:tr>
     </w:tbl>
-    <w:p/>
     <w:p>
       <w:pPr>
         <w:pStyle w:val="2"/>
         <w:rPr>
+          <w:lang w:val="en-US"/>
+        </w:rPr>
+      </w:pPr>
+      <w:bookmarkStart w:id="31" w:name="_Toc224584632"/>
+      <w:r>
+        <w:rPr>
           <w:rFonts w:hint="eastAsia"/>
         </w:rPr>
-      </w:pPr>
-      <w:bookmarkStart w:id="31" w:name="_Toc224584632"/>
+        <w:t>印刷実行</w:t>
+      </w:r>
       <w:r>
         <w:rPr>
           <w:rFonts w:hint="eastAsia"/>
-        </w:rPr>
-        <w:lastRenderedPageBreak/>
-        <w:t>印刷実行（/qr-print/jobs/{qrPrintJobId}/execute）</w:t>
+          <w:lang w:val="en-US"/>
+        </w:rPr>
+        <w:t>（/qr-print/jobs/{qrPrintJobId}/execute）</w:t>
       </w:r>
       <w:bookmarkEnd w:id="31"/>
     </w:p>
     <w:p>
-      <w:pPr>
-        <w:rPr>
-          <w:rFonts w:hint="eastAsia"/>
-        </w:rPr>
-      </w:pPr>
       <w:r>
         <w:rPr>
           <w:rFonts w:hint="eastAsia"/>
@@ -11019,9 +10488,6 @@
     <w:p>
       <w:pPr>
         <w:pStyle w:val="4"/>
-        <w:rPr>
-          <w:rFonts w:hint="eastAsia"/>
-        </w:rPr>
       </w:pPr>
       <w:r>
         <w:rPr>
@@ -11041,11 +10507,6 @@
       </w:r>
     </w:p>
     <w:p>
-      <w:pPr>
-        <w:rPr>
-          <w:rFonts w:hint="eastAsia"/>
-        </w:rPr>
-      </w:pPr>
       <w:r>
         <w:rPr>
           <w:rFonts w:hint="eastAsia"/>
@@ -11056,9 +10517,6 @@
     <w:p>
       <w:pPr>
         <w:pStyle w:val="3"/>
-        <w:rPr>
-          <w:rFonts w:hint="eastAsia"/>
-        </w:rPr>
       </w:pPr>
       <w:bookmarkStart w:id="32" w:name="_Toc224584633"/>
       <w:r>
@@ -11247,13 +10705,9 @@
         </w:tc>
       </w:tr>
     </w:tbl>
-    <w:p/>
     <w:p>
       <w:pPr>
         <w:pStyle w:val="3"/>
-        <w:rPr>
-          <w:rFonts w:hint="eastAsia"/>
-        </w:rPr>
       </w:pPr>
       <w:bookmarkStart w:id="33" w:name="_Toc224584634"/>
       <w:r>
@@ -11412,19 +10866,32 @@
         </w:tc>
       </w:tr>
     </w:tbl>
-    <w:p/>
     <w:p>
       <w:pPr>
         <w:pStyle w:val="4"/>
         <w:rPr>
+          <w:lang w:val="en-US"/>
+        </w:rPr>
+      </w:pPr>
+      <w:r>
+        <w:rPr>
           <w:rFonts w:hint="eastAsia"/>
-        </w:rPr>
-      </w:pPr>
+          <w:lang w:val="en-US"/>
+        </w:rPr>
+        <w:t>resultItems</w:t>
+      </w:r>
       <w:r>
         <w:rPr>
           <w:rFonts w:hint="eastAsia"/>
         </w:rPr>
-        <w:t>resultItems要素（QrPrintExecuteItem）</w:t>
+        <w:t>要素</w:t>
+      </w:r>
+      <w:r>
+        <w:rPr>
+          <w:rFonts w:hint="eastAsia"/>
+          <w:lang w:val="en-US"/>
+        </w:rPr>
+        <w:t>（QrPrintExecuteItem）</w:t>
       </w:r>
     </w:p>
     <w:tbl>
@@ -11626,6 +11093,7 @@
           </w:tcPr>
           <w:p>
             <w:r>
+              <w:lastRenderedPageBreak/>
               <w:t>status</w:t>
             </w:r>
           </w:p>
@@ -11752,13 +11220,9 @@
         </w:tc>
       </w:tr>
     </w:tbl>
-    <w:p/>
     <w:p>
       <w:pPr>
         <w:pStyle w:val="4"/>
-        <w:rPr>
-          <w:rFonts w:hint="eastAsia"/>
-        </w:rPr>
       </w:pPr>
       <w:r>
         <w:rPr>
@@ -11768,11 +11232,6 @@
       </w:r>
     </w:p>
     <w:p>
-      <w:pPr>
-        <w:rPr>
-          <w:rFonts w:hint="eastAsia"/>
-        </w:rPr>
-      </w:pPr>
       <w:r>
         <w:rPr>
           <w:rFonts w:hint="eastAsia"/>
@@ -11781,11 +11240,6 @@
       </w:r>
     </w:p>
     <w:p>
-      <w:pPr>
-        <w:rPr>
-          <w:rFonts w:hint="eastAsia"/>
-        </w:rPr>
-      </w:pPr>
       <w:r>
         <w:rPr>
           <w:rFonts w:hint="eastAsia"/>
@@ -11796,9 +11250,6 @@
     <w:p>
       <w:pPr>
         <w:pStyle w:val="4"/>
-        <w:rPr>
-          <w:rFonts w:hint="eastAsia"/>
-        </w:rPr>
       </w:pPr>
       <w:r>
         <w:rPr>
@@ -11808,11 +11259,6 @@
       </w:r>
     </w:p>
     <w:p>
-      <w:pPr>
-        <w:rPr>
-          <w:rFonts w:hint="eastAsia"/>
-        </w:rPr>
-      </w:pPr>
       <w:r>
         <w:rPr>
           <w:rFonts w:hint="eastAsia"/>
@@ -11821,25 +11267,14 @@
       </w:r>
     </w:p>
     <w:p>
-      <w:pPr>
+      <w:r>
         <w:rPr>
           <w:rFonts w:hint="eastAsia"/>
         </w:rPr>
-      </w:pPr>
-      <w:r>
-        <w:rPr>
-          <w:rFonts w:hint="eastAsia"/>
-        </w:rPr>
-        <w:lastRenderedPageBreak/>
         <w:t>新規発行対象は、`qr_identifier` ごとに `(facility_id, qr_identifier)` と `(facility_id, code_prefix, code_branch, code_serial)` の重複を再検証したうえで `qr_codes` を作成し、`issued_by_user_id` / `issued_at` / `print_status` / `last_print_job_id` を設定する</w:t>
       </w:r>
     </w:p>
     <w:p>
-      <w:pPr>
-        <w:rPr>
-          <w:rFonts w:hint="eastAsia"/>
-        </w:rPr>
-      </w:pPr>
       <w:r>
         <w:rPr>
           <w:rFonts w:hint="eastAsia"/>
@@ -11848,11 +11283,6 @@
       </w:r>
     </w:p>
     <w:p>
-      <w:pPr>
-        <w:rPr>
-          <w:rFonts w:hint="eastAsia"/>
-        </w:rPr>
-      </w:pPr>
       <w:r>
         <w:rPr>
           <w:rFonts w:hint="eastAsia"/>
@@ -11861,11 +11291,6 @@
       </w:r>
     </w:p>
     <w:p>
-      <w:pPr>
-        <w:rPr>
-          <w:rFonts w:hint="eastAsia"/>
-        </w:rPr>
-      </w:pPr>
       <w:r>
         <w:rPr>
           <w:rFonts w:hint="eastAsia"/>
@@ -11874,11 +11299,6 @@
       </w:r>
     </w:p>
     <w:p>
-      <w:pPr>
-        <w:rPr>
-          <w:rFonts w:hint="eastAsia"/>
-        </w:rPr>
-      </w:pPr>
       <w:r>
         <w:rPr>
           <w:rFonts w:hint="eastAsia"/>
@@ -11887,11 +11307,6 @@
       </w:r>
     </w:p>
     <w:p>
-      <w:pPr>
-        <w:rPr>
-          <w:rFonts w:hint="eastAsia"/>
-        </w:rPr>
-      </w:pPr>
       <w:r>
         <w:rPr>
           <w:rFonts w:hint="eastAsia"/>
@@ -11902,9 +11317,6 @@
     <w:p>
       <w:pPr>
         <w:pStyle w:val="3"/>
-        <w:rPr>
-          <w:rFonts w:hint="eastAsia"/>
-        </w:rPr>
       </w:pPr>
       <w:bookmarkStart w:id="34" w:name="_Toc224584635"/>
       <w:r>
@@ -12195,19 +11607,16 @@
         </w:tc>
       </w:tr>
     </w:tbl>
-    <w:p/>
     <w:p>
       <w:pPr>
         <w:pStyle w:val="3"/>
+      </w:pPr>
+      <w:bookmarkStart w:id="35" w:name="_Toc224584636"/>
+      <w:r>
         <w:rPr>
           <w:rFonts w:hint="eastAsia"/>
         </w:rPr>
-      </w:pPr>
-      <w:bookmarkStart w:id="35" w:name="_Toc224584636"/>
-      <w:r>
-        <w:rPr>
-          <w:rFonts w:hint="eastAsia"/>
-        </w:rPr>
+        <w:lastRenderedPageBreak/>
         <w:t>ステータスコード</w:t>
       </w:r>
       <w:bookmarkEnd w:id="35"/>
@@ -12538,20 +11947,15 @@
         </w:tc>
       </w:tr>
     </w:tbl>
-    <w:p/>
     <w:p>
       <w:pPr>
         <w:pStyle w:val="10"/>
+      </w:pPr>
+      <w:bookmarkStart w:id="36" w:name="_Toc224584637"/>
+      <w:r>
         <w:rPr>
           <w:rFonts w:hint="eastAsia"/>
         </w:rPr>
-      </w:pPr>
-      <w:bookmarkStart w:id="36" w:name="_Toc224584637"/>
-      <w:r>
-        <w:rPr>
-          <w:rFonts w:hint="eastAsia"/>
-        </w:rPr>
-        <w:lastRenderedPageBreak/>
         <w:t>第6章 権限・業務ルール</w:t>
       </w:r>
       <w:bookmarkEnd w:id="36"/>
@@ -12564,9 +11968,6 @@
           <w:numId w:val="123"/>
         </w:numPr>
         <w:ind w:leftChars="0"/>
-        <w:rPr>
-          <w:rFonts w:hint="eastAsia"/>
-        </w:rPr>
       </w:pPr>
       <w:r>
         <w:rPr>
@@ -12583,9 +11984,6 @@
           <w:numId w:val="123"/>
         </w:numPr>
         <w:ind w:leftChars="0"/>
-        <w:rPr>
-          <w:rFonts w:hint="eastAsia"/>
-        </w:rPr>
       </w:pPr>
       <w:r>
         <w:rPr>
@@ -12602,9 +12000,6 @@
           <w:numId w:val="123"/>
         </w:numPr>
         <w:ind w:leftChars="0"/>
-        <w:rPr>
-          <w:rFonts w:hint="eastAsia"/>
-        </w:rPr>
       </w:pPr>
       <w:r>
         <w:rPr>
@@ -12621,9 +12016,6 @@
           <w:numId w:val="123"/>
         </w:numPr>
         <w:ind w:leftChars="0"/>
-        <w:rPr>
-          <w:rFonts w:hint="eastAsia"/>
-        </w:rPr>
       </w:pPr>
       <w:r>
         <w:rPr>
@@ -12640,9 +12032,6 @@
           <w:numId w:val="123"/>
         </w:numPr>
         <w:ind w:leftChars="0"/>
-        <w:rPr>
-          <w:rFonts w:hint="eastAsia"/>
-        </w:rPr>
       </w:pPr>
       <w:r>
         <w:rPr>
@@ -12654,9 +12043,6 @@
     <w:p>
       <w:pPr>
         <w:pStyle w:val="10"/>
-        <w:rPr>
-          <w:rFonts w:hint="eastAsia"/>
-        </w:rPr>
       </w:pPr>
       <w:bookmarkStart w:id="37" w:name="_Toc224584638"/>
       <w:r>
@@ -12999,6 +12385,7 @@
           </w:tcPr>
           <w:p>
             <w:r>
+              <w:lastRenderedPageBreak/>
               <w:t>QR_409_SERIAL_CONFLICT</w:t>
             </w:r>
           </w:p>
@@ -13063,13 +12450,9 @@
         </w:tc>
       </w:tr>
     </w:tbl>
-    <w:p/>
     <w:p>
       <w:pPr>
         <w:pStyle w:val="10"/>
-        <w:rPr>
-          <w:rFonts w:hint="eastAsia"/>
-        </w:rPr>
       </w:pPr>
       <w:bookmarkStart w:id="38" w:name="_Toc224584639"/>
       <w:r>
@@ -13088,9 +12471,6 @@
           <w:numId w:val="124"/>
         </w:numPr>
         <w:ind w:leftChars="0"/>
-        <w:rPr>
-          <w:rFonts w:hint="eastAsia"/>
-        </w:rPr>
       </w:pPr>
       <w:r>
         <w:rPr>
@@ -13107,9 +12487,6 @@
           <w:numId w:val="124"/>
         </w:numPr>
         <w:ind w:leftChars="0"/>
-        <w:rPr>
-          <w:rFonts w:hint="eastAsia"/>
-        </w:rPr>
       </w:pPr>
       <w:r>
         <w:rPr>
@@ -13126,9 +12503,6 @@
           <w:numId w:val="124"/>
         </w:numPr>
         <w:ind w:leftChars="0"/>
-        <w:rPr>
-          <w:rFonts w:hint="eastAsia"/>
-        </w:rPr>
       </w:pPr>
       <w:r>
         <w:rPr>
@@ -13150,7 +12524,7 @@
 </w:document>
 </file>
 
-<file path=word\endnotes.xml><?xml version="1.0" encoding="utf-8"?>
+<file path=word/endnotes.xml><?xml version="1.0" encoding="utf-8"?>
 <w:endnotes xmlns:wpc="http://schemas.microsoft.com/office/word/2010/wordprocessingCanvas" xmlns:cx="http://schemas.microsoft.com/office/drawing/2014/chartex" xmlns:cx1="http://schemas.microsoft.com/office/drawing/2015/9/8/chartex" xmlns:cx2="http://schemas.microsoft.com/office/drawing/2015/10/21/chartex" xmlns:cx3="http://schemas.microsoft.com/office/drawing/2016/5/9/chartex" xmlns:cx4="http://schemas.microsoft.com/office/drawing/2016/5/10/chartex" xmlns:cx5="http://schemas.microsoft.com/office/drawing/2016/5/11/chartex" xmlns:cx6="http://schemas.microsoft.com/office/drawing/2016/5/12/chartex" xmlns:cx7="http://schemas.microsoft.com/office/drawing/2016/5/13/chartex" xmlns:cx8="http://schemas.microsoft.com/office/drawing/2016/5/14/chartex" xmlns:mc="http://schemas.openxmlformats.org/markup-compatibility/2006" xmlns:aink="http://schemas.microsoft.com/office/drawing/2016/ink" xmlns:am3d="http://schemas.microsoft.com/office/drawing/2017/model3d" xmlns:o="urn:schemas-microsoft-com:office:office" xmlns:oel="http://schemas.microsoft.com/office/2019/extlst" xmlns:r="http://schemas.openxmlformats.org/officeDocument/2006/relationships" xmlns:m="http://schemas.openxmlformats.org/officeDocument/2006/math" xmlns:v="urn:schemas-microsoft-com:vml" xmlns:wp14="http://schemas.microsoft.com/office/word/2010/wordprocessingDrawing" xmlns:wp="http://schemas.openxmlformats.org/drawingml/2006/wordprocessingDrawing" xmlns:w10="urn:schemas-microsoft-com:office:word" xmlns:w="http://schemas.openxmlformats.org/wordprocessingml/2006/main" xmlns:w14="http://schemas.microsoft.com/office/word/2010/wordml" xmlns:w15="http://schemas.microsoft.com/office/word/2012/wordml" xmlns:w16cex="http://schemas.microsoft.com/office/word/2018/wordml/cex" xmlns:w16cid="http://schemas.microsoft.com/office/word/2016/wordml/cid" xmlns:w16="http://schemas.microsoft.com/office/word/2018/wordml" xmlns:w16du="http://schemas.microsoft.com/office/word/2023/wordml/word16du" xmlns:w16sdtdh="http://schemas.microsoft.com/office/word/2020/wordml/sdtdatahash" xmlns:w16sdtfl="http://schemas.microsoft.com/office/word/2024/wordml/sdtformatlock" xmlns:w16se="http://schemas.microsoft.com/office/word/2015/wordml/symex" xmlns:wpg="http://schemas.microsoft.com/office/word/2010/wordprocessingGroup" xmlns:wpi="http://schemas.microsoft.com/office/word/2010/wordprocessingInk" xmlns:wne="http://schemas.microsoft.com/office/word/2006/wordml" xmlns:wps="http://schemas.microsoft.com/office/word/2010/wordprocessingShape" mc:Ignorable="w14 w15 w16se w16cid w16 w16cex w16sdtdh w16sdtfl w16du wp14">
   <w:endnote w:type="separator" w:id="-1">
     <w:p>
@@ -13175,97 +12549,7 @@
 </w:endnotes>
 </file>
 
-<file path=word\fontTable.xml><?xml version="1.0" encoding="utf-8"?>
-<w:fonts xmlns:mc="http://schemas.openxmlformats.org/markup-compatibility/2006" xmlns:r="http://schemas.openxmlformats.org/officeDocument/2006/relationships" xmlns:w="http://schemas.openxmlformats.org/wordprocessingml/2006/main" xmlns:w14="http://schemas.microsoft.com/office/word/2010/wordml" xmlns:w15="http://schemas.microsoft.com/office/word/2012/wordml" xmlns:w16cex="http://schemas.microsoft.com/office/word/2018/wordml/cex" xmlns:w16cid="http://schemas.microsoft.com/office/word/2016/wordml/cid" xmlns:w16="http://schemas.microsoft.com/office/word/2018/wordml" xmlns:w16du="http://schemas.microsoft.com/office/word/2023/wordml/word16du" xmlns:w16sdtdh="http://schemas.microsoft.com/office/word/2020/wordml/sdtdatahash" xmlns:w16sdtfl="http://schemas.microsoft.com/office/word/2024/wordml/sdtformatlock" xmlns:w16se="http://schemas.microsoft.com/office/word/2015/wordml/symex" mc:Ignorable="w14 w15 w16se w16cid w16 w16cex w16sdtdh w16sdtfl w16du">
-  <w:font w:name="Wingdings">
-    <w:panose1 w:val="05000000000000000000"/>
-    <w:charset w:val="02"/>
-    <w:family w:val="auto"/>
-    <w:pitch w:val="variable"/>
-    <w:sig w:usb0="00000000" w:usb1="10000000" w:usb2="00000000" w:usb3="00000000" w:csb0="80000000" w:csb1="00000000"/>
-  </w:font>
-  <w:font w:name="Times New Roman">
-    <w:panose1 w:val="02020603050405020304"/>
-    <w:charset w:val="00"/>
-    <w:family w:val="roman"/>
-    <w:pitch w:val="variable"/>
-    <w:sig w:usb0="E0002EFF" w:usb1="C000785B" w:usb2="00000009" w:usb3="00000000" w:csb0="000001FF" w:csb1="00000000"/>
-  </w:font>
-  <w:font w:name="Symbol">
-    <w:panose1 w:val="05050102010706020507"/>
-    <w:charset w:val="02"/>
-    <w:family w:val="roman"/>
-    <w:pitch w:val="variable"/>
-    <w:sig w:usb0="00000000" w:usb1="10000000" w:usb2="00000000" w:usb3="00000000" w:csb0="80000000" w:csb1="00000000"/>
-  </w:font>
-  <w:font w:name="Courier New">
-    <w:panose1 w:val="02070309020205020404"/>
-    <w:charset w:val="00"/>
-    <w:family w:val="modern"/>
-    <w:pitch w:val="fixed"/>
-    <w:sig w:usb0="E0002EFF" w:usb1="C0007843" w:usb2="00000009" w:usb3="00000000" w:csb0="000001FF" w:csb1="00000000"/>
-  </w:font>
-  <w:font w:name="ＭＳ ゴシック">
-    <w:altName w:val="MS Gothic"/>
-    <w:panose1 w:val="020B0609070205080204"/>
-    <w:charset w:val="80"/>
-    <w:family w:val="modern"/>
-    <w:pitch w:val="fixed"/>
-    <w:sig w:usb0="E00002FF" w:usb1="6AC7FDFB" w:usb2="08000012" w:usb3="00000000" w:csb0="0002009F" w:csb1="00000000"/>
-  </w:font>
-  <w:font w:name="Arial">
-    <w:panose1 w:val="020B0604020202020204"/>
-    <w:charset w:val="00"/>
-    <w:family w:val="swiss"/>
-    <w:pitch w:val="variable"/>
-    <w:sig w:usb0="E0002EFF" w:usb1="C000785B" w:usb2="00000009" w:usb3="00000000" w:csb0="000001FF" w:csb1="00000000"/>
-  </w:font>
-  <w:font w:name="ＭＳ 明朝">
-    <w:altName w:val="MS Mincho"/>
-    <w:panose1 w:val="02020609040205080304"/>
-    <w:charset w:val="80"/>
-    <w:family w:val="roman"/>
-    <w:pitch w:val="fixed"/>
-    <w:sig w:usb0="E00002FF" w:usb1="6AC7FDFB" w:usb2="08000012" w:usb3="00000000" w:csb0="0002009F" w:csb1="00000000"/>
-  </w:font>
-  <w:font w:name="Meiryo UI">
-    <w:panose1 w:val="020B0604030504040204"/>
-    <w:charset w:val="80"/>
-    <w:family w:val="modern"/>
-    <w:pitch w:val="variable"/>
-    <w:sig w:usb0="E00002FF" w:usb1="6AC7FFFF" w:usb2="08000012" w:usb3="00000000" w:csb0="0002009F" w:csb1="00000000"/>
-    <w:embedRegular r:id="rId1" w:subsetted="1" w:fontKey="{114F6860-2B09-4E46-BBB5-B79BFAC5DC6B}"/>
-    <w:embedBold r:id="rId2" w:subsetted="1" w:fontKey="{F259FC8F-3BE1-430C-9E55-0FEBB08D7F79}"/>
-    <w:embedItalic r:id="rId3" w:subsetted="1" w:fontKey="{579F1457-B9AD-43D0-B109-3D5B7690519B}"/>
-  </w:font>
-  <w:font w:name="Cambria">
-    <w:panose1 w:val="02040503050406030204"/>
-    <w:charset w:val="00"/>
-    <w:family w:val="roman"/>
-    <w:pitch w:val="variable"/>
-    <w:sig w:usb0="E00006FF" w:usb1="420024FF" w:usb2="02000000" w:usb3="00000000" w:csb0="0000019F" w:csb1="00000000"/>
-    <w:embedRegular r:id="rId4" w:fontKey="{2B1EB913-F1BF-416E-B923-ACBE0D919F38}"/>
-  </w:font>
-  <w:font w:name="ＭＳ Ｐゴシック">
-    <w:altName w:val="MS PGothic"/>
-    <w:panose1 w:val="020B0600070205080204"/>
-    <w:charset w:val="80"/>
-    <w:family w:val="modern"/>
-    <w:pitch w:val="variable"/>
-    <w:sig w:usb0="E00002FF" w:usb1="6AC7FDFB" w:usb2="08000012" w:usb3="00000000" w:csb0="0002009F" w:csb1="00000000"/>
-  </w:font>
-  <w:font w:name="Calibri">
-    <w:panose1 w:val="020F0502020204030204"/>
-    <w:charset w:val="00"/>
-    <w:family w:val="swiss"/>
-    <w:pitch w:val="variable"/>
-    <w:sig w:usb0="E4002EFF" w:usb1="C200247B" w:usb2="00000009" w:usb3="00000000" w:csb0="000001FF" w:csb1="00000000"/>
-    <w:embedRegular r:id="rId5" w:fontKey="{BCB7858F-3BB1-4AA2-BFB3-CD91DA163E2E}"/>
-  </w:font>
-</w:fonts>
-</file>
-
-<file path=word\footnotes.xml><?xml version="1.0" encoding="utf-8"?>
+<file path=word/footnotes.xml><?xml version="1.0" encoding="utf-8"?>
 <w:footnotes xmlns:wpc="http://schemas.microsoft.com/office/word/2010/wordprocessingCanvas" xmlns:cx="http://schemas.microsoft.com/office/drawing/2014/chartex" xmlns:cx1="http://schemas.microsoft.com/office/drawing/2015/9/8/chartex" xmlns:cx2="http://schemas.microsoft.com/office/drawing/2015/10/21/chartex" xmlns:cx3="http://schemas.microsoft.com/office/drawing/2016/5/9/chartex" xmlns:cx4="http://schemas.microsoft.com/office/drawing/2016/5/10/chartex" xmlns:cx5="http://schemas.microsoft.com/office/drawing/2016/5/11/chartex" xmlns:cx6="http://schemas.microsoft.com/office/drawing/2016/5/12/chartex" xmlns:cx7="http://schemas.microsoft.com/office/drawing/2016/5/13/chartex" xmlns:cx8="http://schemas.microsoft.com/office/drawing/2016/5/14/chartex" xmlns:mc="http://schemas.openxmlformats.org/markup-compatibility/2006" xmlns:aink="http://schemas.microsoft.com/office/drawing/2016/ink" xmlns:am3d="http://schemas.microsoft.com/office/drawing/2017/model3d" xmlns:o="urn:schemas-microsoft-com:office:office" xmlns:oel="http://schemas.microsoft.com/office/2019/extlst" xmlns:r="http://schemas.openxmlformats.org/officeDocument/2006/relationships" xmlns:m="http://schemas.openxmlformats.org/officeDocument/2006/math" xmlns:v="urn:schemas-microsoft-com:vml" xmlns:wp14="http://schemas.microsoft.com/office/word/2010/wordprocessingDrawing" xmlns:wp="http://schemas.openxmlformats.org/drawingml/2006/wordprocessingDrawing" xmlns:w10="urn:schemas-microsoft-com:office:word" xmlns:w="http://schemas.openxmlformats.org/wordprocessingml/2006/main" xmlns:w14="http://schemas.microsoft.com/office/word/2010/wordml" xmlns:w15="http://schemas.microsoft.com/office/word/2012/wordml" xmlns:w16cex="http://schemas.microsoft.com/office/word/2018/wordml/cex" xmlns:w16cid="http://schemas.microsoft.com/office/word/2016/wordml/cid" xmlns:w16="http://schemas.microsoft.com/office/word/2018/wordml" xmlns:w16du="http://schemas.microsoft.com/office/word/2023/wordml/word16du" xmlns:w16sdtdh="http://schemas.microsoft.com/office/word/2020/wordml/sdtdatahash" xmlns:w16sdtfl="http://schemas.microsoft.com/office/word/2024/wordml/sdtformatlock" xmlns:w16se="http://schemas.microsoft.com/office/word/2015/wordml/symex" xmlns:wpg="http://schemas.microsoft.com/office/word/2010/wordprocessingGroup" xmlns:wpi="http://schemas.microsoft.com/office/word/2010/wordprocessingInk" xmlns:wne="http://schemas.microsoft.com/office/word/2006/wordml" xmlns:wps="http://schemas.microsoft.com/office/word/2010/wordprocessingShape" mc:Ignorable="w14 w15 w16se w16cid w16 w16cex w16sdtdh w16sdtfl w16du wp14">
   <w:footnote w:type="separator" w:id="-1">
     <w:p>
@@ -13290,7 +12574,7 @@
 </w:footnotes>
 </file>
 
-<file path=word\numbering.xml><?xml version="1.0" encoding="utf-8"?>
+<file path=word/numbering.xml><?xml version="1.0" encoding="utf-8"?>
 <w:numbering xmlns:wpc="http://schemas.microsoft.com/office/word/2010/wordprocessingCanvas" xmlns:cx="http://schemas.microsoft.com/office/drawing/2014/chartex" xmlns:cx1="http://schemas.microsoft.com/office/drawing/2015/9/8/chartex" xmlns:cx2="http://schemas.microsoft.com/office/drawing/2015/10/21/chartex" xmlns:cx3="http://schemas.microsoft.com/office/drawing/2016/5/9/chartex" xmlns:cx4="http://schemas.microsoft.com/office/drawing/2016/5/10/chartex" xmlns:cx5="http://schemas.microsoft.com/office/drawing/2016/5/11/chartex" xmlns:cx6="http://schemas.microsoft.com/office/drawing/2016/5/12/chartex" xmlns:cx7="http://schemas.microsoft.com/office/drawing/2016/5/13/chartex" xmlns:cx8="http://schemas.microsoft.com/office/drawing/2016/5/14/chartex" xmlns:mc="http://schemas.openxmlformats.org/markup-compatibility/2006" xmlns:aink="http://schemas.microsoft.com/office/drawing/2016/ink" xmlns:am3d="http://schemas.microsoft.com/office/drawing/2017/model3d" xmlns:o="urn:schemas-microsoft-com:office:office" xmlns:oel="http://schemas.microsoft.com/office/2019/extlst" xmlns:r="http://schemas.openxmlformats.org/officeDocument/2006/relationships" xmlns:m="http://schemas.openxmlformats.org/officeDocument/2006/math" xmlns:v="urn:schemas-microsoft-com:vml" xmlns:wp14="http://schemas.microsoft.com/office/word/2010/wordprocessingDrawing" xmlns:wp="http://schemas.openxmlformats.org/drawingml/2006/wordprocessingDrawing" xmlns:w10="urn:schemas-microsoft-com:office:word" xmlns:w="http://schemas.openxmlformats.org/wordprocessingml/2006/main" xmlns:w14="http://schemas.microsoft.com/office/word/2010/wordml" xmlns:w15="http://schemas.microsoft.com/office/word/2012/wordml" xmlns:w16cex="http://schemas.microsoft.com/office/word/2018/wordml/cex" xmlns:w16cid="http://schemas.microsoft.com/office/word/2016/wordml/cid" xmlns:w16="http://schemas.microsoft.com/office/word/2018/wordml" xmlns:w16du="http://schemas.microsoft.com/office/word/2023/wordml/word16du" xmlns:w16sdtdh="http://schemas.microsoft.com/office/word/2020/wordml/sdtdatahash" xmlns:w16sdtfl="http://schemas.microsoft.com/office/word/2024/wordml/sdtformatlock" xmlns:w16se="http://schemas.microsoft.com/office/word/2015/wordml/symex" xmlns:wpg="http://schemas.microsoft.com/office/word/2010/wordprocessingGroup" xmlns:wpi="http://schemas.microsoft.com/office/word/2010/wordprocessingInk" xmlns:wne="http://schemas.microsoft.com/office/word/2006/wordml" xmlns:wps="http://schemas.microsoft.com/office/word/2010/wordprocessingShape" mc:Ignorable="w14 w15 w16se w16cid w16 w16cex w16sdtdh w16sdtfl w16du wp14">
   <w:abstractNum w:abstractNumId="0" w15:restartNumberingAfterBreak="0">
     <w:nsid w:val="00100367"/>
@@ -13305,7 +12589,7 @@
         <w:ind w:left="440" w:hanging="440"/>
       </w:pPr>
       <w:rPr>
-        <w:rFonts w:ascii="Meiryo UI" w:hAnsi="Meiryo UI" w:eastAsia="Meiryo UI" w:cs="Meiryo UI" w:hint="default"/>
+        <w:rFonts w:ascii="Meiryo UI" w:eastAsia="Meiryo UI" w:hAnsi="Meiryo UI" w:cs="Meiryo UI" w:hint="default"/>
       </w:rPr>
     </w:lvl>
     <w:lvl w:ilvl="1" w:tplc="0409000B">
@@ -13317,7 +12601,7 @@
         <w:ind w:left="880" w:hanging="440"/>
       </w:pPr>
       <w:rPr>
-        <w:rFonts w:ascii="Meiryo UI" w:hAnsi="Meiryo UI" w:eastAsia="Meiryo UI" w:cs="Meiryo UI" w:hint="default"/>
+        <w:rFonts w:ascii="Meiryo UI" w:eastAsia="Meiryo UI" w:hAnsi="Meiryo UI" w:cs="Meiryo UI" w:hint="default"/>
       </w:rPr>
     </w:lvl>
     <w:lvl w:ilvl="2" w:tplc="0409000D" w:tentative="1">
@@ -13329,7 +12613,7 @@
         <w:ind w:left="1320" w:hanging="440"/>
       </w:pPr>
       <w:rPr>
-        <w:rFonts w:ascii="Meiryo UI" w:hAnsi="Meiryo UI" w:eastAsia="Meiryo UI" w:cs="Meiryo UI" w:hint="default"/>
+        <w:rFonts w:ascii="Meiryo UI" w:eastAsia="Meiryo UI" w:hAnsi="Meiryo UI" w:cs="Meiryo UI" w:hint="default"/>
       </w:rPr>
     </w:lvl>
     <w:lvl w:ilvl="3" w:tplc="04090001" w:tentative="1">
@@ -13341,7 +12625,7 @@
         <w:ind w:left="1760" w:hanging="440"/>
       </w:pPr>
       <w:rPr>
-        <w:rFonts w:ascii="Meiryo UI" w:hAnsi="Meiryo UI" w:eastAsia="Meiryo UI" w:cs="Meiryo UI" w:hint="default"/>
+        <w:rFonts w:ascii="Meiryo UI" w:eastAsia="Meiryo UI" w:hAnsi="Meiryo UI" w:cs="Meiryo UI" w:hint="default"/>
       </w:rPr>
     </w:lvl>
     <w:lvl w:ilvl="4" w:tplc="0409000B" w:tentative="1">
@@ -13353,7 +12637,7 @@
         <w:ind w:left="2200" w:hanging="440"/>
       </w:pPr>
       <w:rPr>
-        <w:rFonts w:ascii="Meiryo UI" w:hAnsi="Meiryo UI" w:eastAsia="Meiryo UI" w:cs="Meiryo UI" w:hint="default"/>
+        <w:rFonts w:ascii="Meiryo UI" w:eastAsia="Meiryo UI" w:hAnsi="Meiryo UI" w:cs="Meiryo UI" w:hint="default"/>
       </w:rPr>
     </w:lvl>
     <w:lvl w:ilvl="5" w:tplc="0409000D" w:tentative="1">
@@ -13365,7 +12649,7 @@
         <w:ind w:left="2640" w:hanging="440"/>
       </w:pPr>
       <w:rPr>
-        <w:rFonts w:ascii="Meiryo UI" w:hAnsi="Meiryo UI" w:eastAsia="Meiryo UI" w:cs="Meiryo UI" w:hint="default"/>
+        <w:rFonts w:ascii="Meiryo UI" w:eastAsia="Meiryo UI" w:hAnsi="Meiryo UI" w:cs="Meiryo UI" w:hint="default"/>
       </w:rPr>
     </w:lvl>
     <w:lvl w:ilvl="6" w:tplc="04090001" w:tentative="1">
@@ -13377,7 +12661,7 @@
         <w:ind w:left="3080" w:hanging="440"/>
       </w:pPr>
       <w:rPr>
-        <w:rFonts w:ascii="Meiryo UI" w:hAnsi="Meiryo UI" w:eastAsia="Meiryo UI" w:cs="Meiryo UI" w:hint="default"/>
+        <w:rFonts w:ascii="Meiryo UI" w:eastAsia="Meiryo UI" w:hAnsi="Meiryo UI" w:cs="Meiryo UI" w:hint="default"/>
       </w:rPr>
     </w:lvl>
     <w:lvl w:ilvl="7" w:tplc="0409000B" w:tentative="1">
@@ -13389,7 +12673,7 @@
         <w:ind w:left="3520" w:hanging="440"/>
       </w:pPr>
       <w:rPr>
-        <w:rFonts w:ascii="Meiryo UI" w:hAnsi="Meiryo UI" w:eastAsia="Meiryo UI" w:cs="Meiryo UI" w:hint="default"/>
+        <w:rFonts w:ascii="Meiryo UI" w:eastAsia="Meiryo UI" w:hAnsi="Meiryo UI" w:cs="Meiryo UI" w:hint="default"/>
       </w:rPr>
     </w:lvl>
     <w:lvl w:ilvl="8" w:tplc="0409000D" w:tentative="1">
@@ -13401,7 +12685,7 @@
         <w:ind w:left="3960" w:hanging="440"/>
       </w:pPr>
       <w:rPr>
-        <w:rFonts w:ascii="Meiryo UI" w:hAnsi="Meiryo UI" w:eastAsia="Meiryo UI" w:cs="Meiryo UI" w:hint="default"/>
+        <w:rFonts w:ascii="Meiryo UI" w:eastAsia="Meiryo UI" w:hAnsi="Meiryo UI" w:cs="Meiryo UI" w:hint="default"/>
       </w:rPr>
     </w:lvl>
   </w:abstractNum>
@@ -13418,7 +12702,7 @@
         <w:ind w:left="800" w:hanging="440"/>
       </w:pPr>
       <w:rPr>
-        <w:rFonts w:ascii="Meiryo UI" w:hAnsi="Meiryo UI" w:eastAsia="Meiryo UI" w:cs="Meiryo UI" w:hint="default"/>
+        <w:rFonts w:ascii="Meiryo UI" w:eastAsia="Meiryo UI" w:hAnsi="Meiryo UI" w:cs="Meiryo UI" w:hint="default"/>
         <w:u w:val="none"/>
       </w:rPr>
     </w:lvl>
@@ -13532,7 +12816,7 @@
         <w:ind w:left="440" w:hanging="440"/>
       </w:pPr>
       <w:rPr>
-        <w:rFonts w:ascii="Meiryo UI" w:hAnsi="Meiryo UI" w:eastAsia="Meiryo UI" w:cs="Meiryo UI" w:hint="default"/>
+        <w:rFonts w:ascii="Meiryo UI" w:eastAsia="Meiryo UI" w:hAnsi="Meiryo UI" w:cs="Meiryo UI" w:hint="default"/>
       </w:rPr>
     </w:lvl>
     <w:lvl w:ilvl="1" w:tplc="0409000B" w:tentative="1">
@@ -13544,7 +12828,7 @@
         <w:ind w:left="880" w:hanging="440"/>
       </w:pPr>
       <w:rPr>
-        <w:rFonts w:ascii="Meiryo UI" w:hAnsi="Meiryo UI" w:eastAsia="Meiryo UI" w:cs="Meiryo UI" w:hint="default"/>
+        <w:rFonts w:ascii="Meiryo UI" w:eastAsia="Meiryo UI" w:hAnsi="Meiryo UI" w:cs="Meiryo UI" w:hint="default"/>
       </w:rPr>
     </w:lvl>
     <w:lvl w:ilvl="2" w:tplc="0409000D" w:tentative="1">
@@ -13556,7 +12840,7 @@
         <w:ind w:left="1320" w:hanging="440"/>
       </w:pPr>
       <w:rPr>
-        <w:rFonts w:ascii="Meiryo UI" w:hAnsi="Meiryo UI" w:eastAsia="Meiryo UI" w:cs="Meiryo UI" w:hint="default"/>
+        <w:rFonts w:ascii="Meiryo UI" w:eastAsia="Meiryo UI" w:hAnsi="Meiryo UI" w:cs="Meiryo UI" w:hint="default"/>
       </w:rPr>
     </w:lvl>
     <w:lvl w:ilvl="3" w:tplc="04090001" w:tentative="1">
@@ -13568,7 +12852,7 @@
         <w:ind w:left="1760" w:hanging="440"/>
       </w:pPr>
       <w:rPr>
-        <w:rFonts w:ascii="Meiryo UI" w:hAnsi="Meiryo UI" w:eastAsia="Meiryo UI" w:cs="Meiryo UI" w:hint="default"/>
+        <w:rFonts w:ascii="Meiryo UI" w:eastAsia="Meiryo UI" w:hAnsi="Meiryo UI" w:cs="Meiryo UI" w:hint="default"/>
       </w:rPr>
     </w:lvl>
     <w:lvl w:ilvl="4" w:tplc="0409000B" w:tentative="1">
@@ -13580,7 +12864,7 @@
         <w:ind w:left="2200" w:hanging="440"/>
       </w:pPr>
       <w:rPr>
-        <w:rFonts w:ascii="Meiryo UI" w:hAnsi="Meiryo UI" w:eastAsia="Meiryo UI" w:cs="Meiryo UI" w:hint="default"/>
+        <w:rFonts w:ascii="Meiryo UI" w:eastAsia="Meiryo UI" w:hAnsi="Meiryo UI" w:cs="Meiryo UI" w:hint="default"/>
       </w:rPr>
     </w:lvl>
     <w:lvl w:ilvl="5" w:tplc="0409000D" w:tentative="1">
@@ -13592,7 +12876,7 @@
         <w:ind w:left="2640" w:hanging="440"/>
       </w:pPr>
       <w:rPr>
-        <w:rFonts w:ascii="Meiryo UI" w:hAnsi="Meiryo UI" w:eastAsia="Meiryo UI" w:cs="Meiryo UI" w:hint="default"/>
+        <w:rFonts w:ascii="Meiryo UI" w:eastAsia="Meiryo UI" w:hAnsi="Meiryo UI" w:cs="Meiryo UI" w:hint="default"/>
       </w:rPr>
     </w:lvl>
     <w:lvl w:ilvl="6" w:tplc="04090001" w:tentative="1">
@@ -13604,7 +12888,7 @@
         <w:ind w:left="3080" w:hanging="440"/>
       </w:pPr>
       <w:rPr>
-        <w:rFonts w:ascii="Meiryo UI" w:hAnsi="Meiryo UI" w:eastAsia="Meiryo UI" w:cs="Meiryo UI" w:hint="default"/>
+        <w:rFonts w:ascii="Meiryo UI" w:eastAsia="Meiryo UI" w:hAnsi="Meiryo UI" w:cs="Meiryo UI" w:hint="default"/>
       </w:rPr>
     </w:lvl>
     <w:lvl w:ilvl="7" w:tplc="0409000B" w:tentative="1">
@@ -13616,7 +12900,7 @@
         <w:ind w:left="3520" w:hanging="440"/>
       </w:pPr>
       <w:rPr>
-        <w:rFonts w:ascii="Meiryo UI" w:hAnsi="Meiryo UI" w:eastAsia="Meiryo UI" w:cs="Meiryo UI" w:hint="default"/>
+        <w:rFonts w:ascii="Meiryo UI" w:eastAsia="Meiryo UI" w:hAnsi="Meiryo UI" w:cs="Meiryo UI" w:hint="default"/>
       </w:rPr>
     </w:lvl>
     <w:lvl w:ilvl="8" w:tplc="0409000D" w:tentative="1">
@@ -13628,7 +12912,7 @@
         <w:ind w:left="3960" w:hanging="440"/>
       </w:pPr>
       <w:rPr>
-        <w:rFonts w:ascii="Meiryo UI" w:hAnsi="Meiryo UI" w:eastAsia="Meiryo UI" w:cs="Meiryo UI" w:hint="default"/>
+        <w:rFonts w:ascii="Meiryo UI" w:eastAsia="Meiryo UI" w:hAnsi="Meiryo UI" w:cs="Meiryo UI" w:hint="default"/>
       </w:rPr>
     </w:lvl>
   </w:abstractNum>
@@ -13645,7 +12929,7 @@
         <w:ind w:left="800" w:hanging="440"/>
       </w:pPr>
       <w:rPr>
-        <w:rFonts w:ascii="Meiryo UI" w:hAnsi="Meiryo UI" w:eastAsia="Meiryo UI" w:cs="Meiryo UI" w:hint="default"/>
+        <w:rFonts w:ascii="Meiryo UI" w:eastAsia="Meiryo UI" w:hAnsi="Meiryo UI" w:cs="Meiryo UI" w:hint="default"/>
         <w:u w:val="none"/>
       </w:rPr>
     </w:lvl>
@@ -13872,7 +13156,7 @@
         <w:ind w:left="680" w:hanging="440"/>
       </w:pPr>
       <w:rPr>
-        <w:rFonts w:ascii="Meiryo UI" w:hAnsi="Meiryo UI" w:eastAsia="Meiryo UI" w:cs="Meiryo UI" w:hint="default"/>
+        <w:rFonts w:ascii="Meiryo UI" w:eastAsia="Meiryo UI" w:hAnsi="Meiryo UI" w:cs="Meiryo UI" w:hint="default"/>
       </w:rPr>
     </w:lvl>
     <w:lvl w:ilvl="1" w:tplc="0409000B" w:tentative="1">
@@ -13884,7 +13168,7 @@
         <w:ind w:left="1120" w:hanging="440"/>
       </w:pPr>
       <w:rPr>
-        <w:rFonts w:ascii="Meiryo UI" w:hAnsi="Meiryo UI" w:eastAsia="Meiryo UI" w:cs="Meiryo UI" w:hint="default"/>
+        <w:rFonts w:ascii="Meiryo UI" w:eastAsia="Meiryo UI" w:hAnsi="Meiryo UI" w:cs="Meiryo UI" w:hint="default"/>
       </w:rPr>
     </w:lvl>
     <w:lvl w:ilvl="2" w:tplc="0409000D" w:tentative="1">
@@ -13896,7 +13180,7 @@
         <w:ind w:left="1560" w:hanging="440"/>
       </w:pPr>
       <w:rPr>
-        <w:rFonts w:ascii="Meiryo UI" w:hAnsi="Meiryo UI" w:eastAsia="Meiryo UI" w:cs="Meiryo UI" w:hint="default"/>
+        <w:rFonts w:ascii="Meiryo UI" w:eastAsia="Meiryo UI" w:hAnsi="Meiryo UI" w:cs="Meiryo UI" w:hint="default"/>
       </w:rPr>
     </w:lvl>
     <w:lvl w:ilvl="3" w:tplc="04090001" w:tentative="1">
@@ -13908,7 +13192,7 @@
         <w:ind w:left="2000" w:hanging="440"/>
       </w:pPr>
       <w:rPr>
-        <w:rFonts w:ascii="Meiryo UI" w:hAnsi="Meiryo UI" w:eastAsia="Meiryo UI" w:cs="Meiryo UI" w:hint="default"/>
+        <w:rFonts w:ascii="Meiryo UI" w:eastAsia="Meiryo UI" w:hAnsi="Meiryo UI" w:cs="Meiryo UI" w:hint="default"/>
       </w:rPr>
     </w:lvl>
     <w:lvl w:ilvl="4" w:tplc="0409000B" w:tentative="1">
@@ -13920,7 +13204,7 @@
         <w:ind w:left="2440" w:hanging="440"/>
       </w:pPr>
       <w:rPr>
-        <w:rFonts w:ascii="Meiryo UI" w:hAnsi="Meiryo UI" w:eastAsia="Meiryo UI" w:cs="Meiryo UI" w:hint="default"/>
+        <w:rFonts w:ascii="Meiryo UI" w:eastAsia="Meiryo UI" w:hAnsi="Meiryo UI" w:cs="Meiryo UI" w:hint="default"/>
       </w:rPr>
     </w:lvl>
     <w:lvl w:ilvl="5" w:tplc="0409000D" w:tentative="1">
@@ -13932,7 +13216,7 @@
         <w:ind w:left="2880" w:hanging="440"/>
       </w:pPr>
       <w:rPr>
-        <w:rFonts w:ascii="Meiryo UI" w:hAnsi="Meiryo UI" w:eastAsia="Meiryo UI" w:cs="Meiryo UI" w:hint="default"/>
+        <w:rFonts w:ascii="Meiryo UI" w:eastAsia="Meiryo UI" w:hAnsi="Meiryo UI" w:cs="Meiryo UI" w:hint="default"/>
       </w:rPr>
     </w:lvl>
     <w:lvl w:ilvl="6" w:tplc="04090001" w:tentative="1">
@@ -13944,7 +13228,7 @@
         <w:ind w:left="3320" w:hanging="440"/>
       </w:pPr>
       <w:rPr>
-        <w:rFonts w:ascii="Meiryo UI" w:hAnsi="Meiryo UI" w:eastAsia="Meiryo UI" w:cs="Meiryo UI" w:hint="default"/>
+        <w:rFonts w:ascii="Meiryo UI" w:eastAsia="Meiryo UI" w:hAnsi="Meiryo UI" w:cs="Meiryo UI" w:hint="default"/>
       </w:rPr>
     </w:lvl>
     <w:lvl w:ilvl="7" w:tplc="0409000B" w:tentative="1">
@@ -13956,7 +13240,7 @@
         <w:ind w:left="3760" w:hanging="440"/>
       </w:pPr>
       <w:rPr>
-        <w:rFonts w:ascii="Meiryo UI" w:hAnsi="Meiryo UI" w:eastAsia="Meiryo UI" w:cs="Meiryo UI" w:hint="default"/>
+        <w:rFonts w:ascii="Meiryo UI" w:eastAsia="Meiryo UI" w:hAnsi="Meiryo UI" w:cs="Meiryo UI" w:hint="default"/>
       </w:rPr>
     </w:lvl>
     <w:lvl w:ilvl="8" w:tplc="0409000D" w:tentative="1">
@@ -13968,7 +13252,7 @@
         <w:ind w:left="4200" w:hanging="440"/>
       </w:pPr>
       <w:rPr>
-        <w:rFonts w:ascii="Meiryo UI" w:hAnsi="Meiryo UI" w:eastAsia="Meiryo UI" w:cs="Meiryo UI" w:hint="default"/>
+        <w:rFonts w:ascii="Meiryo UI" w:eastAsia="Meiryo UI" w:hAnsi="Meiryo UI" w:cs="Meiryo UI" w:hint="default"/>
       </w:rPr>
     </w:lvl>
   </w:abstractNum>
@@ -14098,7 +13382,7 @@
         <w:ind w:left="1160" w:hanging="440"/>
       </w:pPr>
       <w:rPr>
-        <w:rFonts w:ascii="Meiryo UI" w:hAnsi="Meiryo UI" w:eastAsia="Meiryo UI" w:cs="Meiryo UI" w:hint="default"/>
+        <w:rFonts w:ascii="Meiryo UI" w:eastAsia="Meiryo UI" w:hAnsi="Meiryo UI" w:cs="Meiryo UI" w:hint="default"/>
       </w:rPr>
     </w:lvl>
     <w:lvl w:ilvl="1" w:tplc="0409000B" w:tentative="1">
@@ -14110,7 +13394,7 @@
         <w:ind w:left="1600" w:hanging="440"/>
       </w:pPr>
       <w:rPr>
-        <w:rFonts w:ascii="Meiryo UI" w:hAnsi="Meiryo UI" w:eastAsia="Meiryo UI" w:cs="Meiryo UI" w:hint="default"/>
+        <w:rFonts w:ascii="Meiryo UI" w:eastAsia="Meiryo UI" w:hAnsi="Meiryo UI" w:cs="Meiryo UI" w:hint="default"/>
       </w:rPr>
     </w:lvl>
     <w:lvl w:ilvl="2" w:tplc="0409000D" w:tentative="1">
@@ -14122,7 +13406,7 @@
         <w:ind w:left="2040" w:hanging="440"/>
       </w:pPr>
       <w:rPr>
-        <w:rFonts w:ascii="Meiryo UI" w:hAnsi="Meiryo UI" w:eastAsia="Meiryo UI" w:cs="Meiryo UI" w:hint="default"/>
+        <w:rFonts w:ascii="Meiryo UI" w:eastAsia="Meiryo UI" w:hAnsi="Meiryo UI" w:cs="Meiryo UI" w:hint="default"/>
       </w:rPr>
     </w:lvl>
     <w:lvl w:ilvl="3" w:tplc="04090001" w:tentative="1">
@@ -14134,7 +13418,7 @@
         <w:ind w:left="2480" w:hanging="440"/>
       </w:pPr>
       <w:rPr>
-        <w:rFonts w:ascii="Meiryo UI" w:hAnsi="Meiryo UI" w:eastAsia="Meiryo UI" w:cs="Meiryo UI" w:hint="default"/>
+        <w:rFonts w:ascii="Meiryo UI" w:eastAsia="Meiryo UI" w:hAnsi="Meiryo UI" w:cs="Meiryo UI" w:hint="default"/>
       </w:rPr>
     </w:lvl>
     <w:lvl w:ilvl="4" w:tplc="0409000B" w:tentative="1">
@@ -14146,7 +13430,7 @@
         <w:ind w:left="2920" w:hanging="440"/>
       </w:pPr>
       <w:rPr>
-        <w:rFonts w:ascii="Meiryo UI" w:hAnsi="Meiryo UI" w:eastAsia="Meiryo UI" w:cs="Meiryo UI" w:hint="default"/>
+        <w:rFonts w:ascii="Meiryo UI" w:eastAsia="Meiryo UI" w:hAnsi="Meiryo UI" w:cs="Meiryo UI" w:hint="default"/>
       </w:rPr>
     </w:lvl>
     <w:lvl w:ilvl="5" w:tplc="0409000D" w:tentative="1">
@@ -14158,7 +13442,7 @@
         <w:ind w:left="3360" w:hanging="440"/>
       </w:pPr>
       <w:rPr>
-        <w:rFonts w:ascii="Meiryo UI" w:hAnsi="Meiryo UI" w:eastAsia="Meiryo UI" w:cs="Meiryo UI" w:hint="default"/>
+        <w:rFonts w:ascii="Meiryo UI" w:eastAsia="Meiryo UI" w:hAnsi="Meiryo UI" w:cs="Meiryo UI" w:hint="default"/>
       </w:rPr>
     </w:lvl>
     <w:lvl w:ilvl="6" w:tplc="04090001" w:tentative="1">
@@ -14170,7 +13454,7 @@
         <w:ind w:left="3800" w:hanging="440"/>
       </w:pPr>
       <w:rPr>
-        <w:rFonts w:ascii="Meiryo UI" w:hAnsi="Meiryo UI" w:eastAsia="Meiryo UI" w:cs="Meiryo UI" w:hint="default"/>
+        <w:rFonts w:ascii="Meiryo UI" w:eastAsia="Meiryo UI" w:hAnsi="Meiryo UI" w:cs="Meiryo UI" w:hint="default"/>
       </w:rPr>
     </w:lvl>
     <w:lvl w:ilvl="7" w:tplc="0409000B" w:tentative="1">
@@ -14182,7 +13466,7 @@
         <w:ind w:left="4240" w:hanging="440"/>
       </w:pPr>
       <w:rPr>
-        <w:rFonts w:ascii="Meiryo UI" w:hAnsi="Meiryo UI" w:eastAsia="Meiryo UI" w:cs="Meiryo UI" w:hint="default"/>
+        <w:rFonts w:ascii="Meiryo UI" w:eastAsia="Meiryo UI" w:hAnsi="Meiryo UI" w:cs="Meiryo UI" w:hint="default"/>
       </w:rPr>
     </w:lvl>
     <w:lvl w:ilvl="8" w:tplc="0409000D" w:tentative="1">
@@ -14194,7 +13478,7 @@
         <w:ind w:left="4680" w:hanging="440"/>
       </w:pPr>
       <w:rPr>
-        <w:rFonts w:ascii="Meiryo UI" w:hAnsi="Meiryo UI" w:eastAsia="Meiryo UI" w:cs="Meiryo UI" w:hint="default"/>
+        <w:rFonts w:ascii="Meiryo UI" w:eastAsia="Meiryo UI" w:hAnsi="Meiryo UI" w:cs="Meiryo UI" w:hint="default"/>
       </w:rPr>
     </w:lvl>
   </w:abstractNum>
@@ -14211,7 +13495,7 @@
         <w:ind w:left="800" w:hanging="440"/>
       </w:pPr>
       <w:rPr>
-        <w:rFonts w:ascii="Meiryo UI" w:hAnsi="Meiryo UI" w:eastAsia="Meiryo UI" w:cs="Meiryo UI" w:hint="default"/>
+        <w:rFonts w:ascii="Meiryo UI" w:eastAsia="Meiryo UI" w:hAnsi="Meiryo UI" w:cs="Meiryo UI" w:hint="default"/>
         <w:u w:val="none"/>
       </w:rPr>
     </w:lvl>
@@ -14438,7 +13722,7 @@
         <w:ind w:left="800" w:hanging="440"/>
       </w:pPr>
       <w:rPr>
-        <w:rFonts w:ascii="Meiryo UI" w:hAnsi="Meiryo UI" w:eastAsia="Meiryo UI" w:cs="Meiryo UI" w:hint="default"/>
+        <w:rFonts w:ascii="Meiryo UI" w:eastAsia="Meiryo UI" w:hAnsi="Meiryo UI" w:cs="Meiryo UI" w:hint="default"/>
         <w:u w:val="none"/>
       </w:rPr>
     </w:lvl>
@@ -14451,7 +13735,7 @@
         <w:ind w:left="1520" w:hanging="440"/>
       </w:pPr>
       <w:rPr>
-        <w:rFonts w:ascii="Meiryo UI" w:hAnsi="Meiryo UI" w:eastAsia="Meiryo UI" w:cs="Meiryo UI" w:hint="default"/>
+        <w:rFonts w:ascii="Meiryo UI" w:eastAsia="Meiryo UI" w:hAnsi="Meiryo UI" w:cs="Meiryo UI" w:hint="default"/>
       </w:rPr>
     </w:lvl>
     <w:lvl w:ilvl="2">
@@ -14552,7 +13836,7 @@
         <w:ind w:left="800" w:hanging="440"/>
       </w:pPr>
       <w:rPr>
-        <w:rFonts w:ascii="Meiryo UI" w:hAnsi="Meiryo UI" w:eastAsia="Meiryo UI" w:cs="Meiryo UI" w:hint="default"/>
+        <w:rFonts w:ascii="Meiryo UI" w:eastAsia="Meiryo UI" w:hAnsi="Meiryo UI" w:cs="Meiryo UI" w:hint="default"/>
         <w:u w:val="none"/>
       </w:rPr>
     </w:lvl>
@@ -14666,7 +13950,7 @@
         <w:ind w:left="440" w:hanging="440"/>
       </w:pPr>
       <w:rPr>
-        <w:rFonts w:ascii="Meiryo UI" w:hAnsi="Meiryo UI" w:eastAsia="Meiryo UI" w:cs="Meiryo UI" w:hint="default"/>
+        <w:rFonts w:ascii="Meiryo UI" w:eastAsia="Meiryo UI" w:hAnsi="Meiryo UI" w:cs="Meiryo UI" w:hint="default"/>
       </w:rPr>
     </w:lvl>
     <w:lvl w:ilvl="1" w:tplc="0409000B">
@@ -14678,7 +13962,7 @@
         <w:ind w:left="880" w:hanging="440"/>
       </w:pPr>
       <w:rPr>
-        <w:rFonts w:ascii="Meiryo UI" w:hAnsi="Meiryo UI" w:eastAsia="Meiryo UI" w:cs="Meiryo UI" w:hint="default"/>
+        <w:rFonts w:ascii="Meiryo UI" w:eastAsia="Meiryo UI" w:hAnsi="Meiryo UI" w:cs="Meiryo UI" w:hint="default"/>
       </w:rPr>
     </w:lvl>
     <w:lvl w:ilvl="2" w:tplc="0409000D">
@@ -14690,7 +13974,7 @@
         <w:ind w:left="1320" w:hanging="440"/>
       </w:pPr>
       <w:rPr>
-        <w:rFonts w:ascii="Meiryo UI" w:hAnsi="Meiryo UI" w:eastAsia="Meiryo UI" w:cs="Meiryo UI" w:hint="default"/>
+        <w:rFonts w:ascii="Meiryo UI" w:eastAsia="Meiryo UI" w:hAnsi="Meiryo UI" w:cs="Meiryo UI" w:hint="default"/>
       </w:rPr>
     </w:lvl>
     <w:lvl w:ilvl="3" w:tplc="04090001" w:tentative="1">
@@ -14702,7 +13986,7 @@
         <w:ind w:left="1760" w:hanging="440"/>
       </w:pPr>
       <w:rPr>
-        <w:rFonts w:ascii="Meiryo UI" w:hAnsi="Meiryo UI" w:eastAsia="Meiryo UI" w:cs="Meiryo UI" w:hint="default"/>
+        <w:rFonts w:ascii="Meiryo UI" w:eastAsia="Meiryo UI" w:hAnsi="Meiryo UI" w:cs="Meiryo UI" w:hint="default"/>
       </w:rPr>
     </w:lvl>
     <w:lvl w:ilvl="4" w:tplc="0409000B" w:tentative="1">
@@ -14714,7 +13998,7 @@
         <w:ind w:left="2200" w:hanging="440"/>
       </w:pPr>
       <w:rPr>
-        <w:rFonts w:ascii="Meiryo UI" w:hAnsi="Meiryo UI" w:eastAsia="Meiryo UI" w:cs="Meiryo UI" w:hint="default"/>
+        <w:rFonts w:ascii="Meiryo UI" w:eastAsia="Meiryo UI" w:hAnsi="Meiryo UI" w:cs="Meiryo UI" w:hint="default"/>
       </w:rPr>
     </w:lvl>
     <w:lvl w:ilvl="5" w:tplc="0409000D" w:tentative="1">
@@ -14726,7 +14010,7 @@
         <w:ind w:left="2640" w:hanging="440"/>
       </w:pPr>
       <w:rPr>
-        <w:rFonts w:ascii="Meiryo UI" w:hAnsi="Meiryo UI" w:eastAsia="Meiryo UI" w:cs="Meiryo UI" w:hint="default"/>
+        <w:rFonts w:ascii="Meiryo UI" w:eastAsia="Meiryo UI" w:hAnsi="Meiryo UI" w:cs="Meiryo UI" w:hint="default"/>
       </w:rPr>
     </w:lvl>
     <w:lvl w:ilvl="6" w:tplc="04090001" w:tentative="1">
@@ -14738,7 +14022,7 @@
         <w:ind w:left="3080" w:hanging="440"/>
       </w:pPr>
       <w:rPr>
-        <w:rFonts w:ascii="Meiryo UI" w:hAnsi="Meiryo UI" w:eastAsia="Meiryo UI" w:cs="Meiryo UI" w:hint="default"/>
+        <w:rFonts w:ascii="Meiryo UI" w:eastAsia="Meiryo UI" w:hAnsi="Meiryo UI" w:cs="Meiryo UI" w:hint="default"/>
       </w:rPr>
     </w:lvl>
     <w:lvl w:ilvl="7" w:tplc="0409000B" w:tentative="1">
@@ -14750,7 +14034,7 @@
         <w:ind w:left="3520" w:hanging="440"/>
       </w:pPr>
       <w:rPr>
-        <w:rFonts w:ascii="Meiryo UI" w:hAnsi="Meiryo UI" w:eastAsia="Meiryo UI" w:cs="Meiryo UI" w:hint="default"/>
+        <w:rFonts w:ascii="Meiryo UI" w:eastAsia="Meiryo UI" w:hAnsi="Meiryo UI" w:cs="Meiryo UI" w:hint="default"/>
       </w:rPr>
     </w:lvl>
     <w:lvl w:ilvl="8" w:tplc="0409000D" w:tentative="1">
@@ -14762,7 +14046,7 @@
         <w:ind w:left="3960" w:hanging="440"/>
       </w:pPr>
       <w:rPr>
-        <w:rFonts w:ascii="Meiryo UI" w:hAnsi="Meiryo UI" w:eastAsia="Meiryo UI" w:cs="Meiryo UI" w:hint="default"/>
+        <w:rFonts w:ascii="Meiryo UI" w:eastAsia="Meiryo UI" w:hAnsi="Meiryo UI" w:cs="Meiryo UI" w:hint="default"/>
       </w:rPr>
     </w:lvl>
   </w:abstractNum>
@@ -14892,7 +14176,7 @@
         <w:ind w:left="440" w:hanging="440"/>
       </w:pPr>
       <w:rPr>
-        <w:rFonts w:ascii="Meiryo UI" w:hAnsi="Meiryo UI" w:eastAsia="Meiryo UI" w:cs="Meiryo UI" w:hint="default"/>
+        <w:rFonts w:ascii="Meiryo UI" w:eastAsia="Meiryo UI" w:hAnsi="Meiryo UI" w:cs="Meiryo UI" w:hint="default"/>
       </w:rPr>
     </w:lvl>
     <w:lvl w:ilvl="1" w:tplc="0409000B" w:tentative="1">
@@ -14904,7 +14188,7 @@
         <w:ind w:left="880" w:hanging="440"/>
       </w:pPr>
       <w:rPr>
-        <w:rFonts w:ascii="Meiryo UI" w:hAnsi="Meiryo UI" w:eastAsia="Meiryo UI" w:cs="Meiryo UI" w:hint="default"/>
+        <w:rFonts w:ascii="Meiryo UI" w:eastAsia="Meiryo UI" w:hAnsi="Meiryo UI" w:cs="Meiryo UI" w:hint="default"/>
       </w:rPr>
     </w:lvl>
     <w:lvl w:ilvl="2" w:tplc="0409000D" w:tentative="1">
@@ -14916,7 +14200,7 @@
         <w:ind w:left="1320" w:hanging="440"/>
       </w:pPr>
       <w:rPr>
-        <w:rFonts w:ascii="Meiryo UI" w:hAnsi="Meiryo UI" w:eastAsia="Meiryo UI" w:cs="Meiryo UI" w:hint="default"/>
+        <w:rFonts w:ascii="Meiryo UI" w:eastAsia="Meiryo UI" w:hAnsi="Meiryo UI" w:cs="Meiryo UI" w:hint="default"/>
       </w:rPr>
     </w:lvl>
     <w:lvl w:ilvl="3" w:tplc="04090001" w:tentative="1">
@@ -14928,7 +14212,7 @@
         <w:ind w:left="1760" w:hanging="440"/>
       </w:pPr>
       <w:rPr>
-        <w:rFonts w:ascii="Meiryo UI" w:hAnsi="Meiryo UI" w:eastAsia="Meiryo UI" w:cs="Meiryo UI" w:hint="default"/>
+        <w:rFonts w:ascii="Meiryo UI" w:eastAsia="Meiryo UI" w:hAnsi="Meiryo UI" w:cs="Meiryo UI" w:hint="default"/>
       </w:rPr>
     </w:lvl>
     <w:lvl w:ilvl="4" w:tplc="0409000B" w:tentative="1">
@@ -14940,7 +14224,7 @@
         <w:ind w:left="2200" w:hanging="440"/>
       </w:pPr>
       <w:rPr>
-        <w:rFonts w:ascii="Meiryo UI" w:hAnsi="Meiryo UI" w:eastAsia="Meiryo UI" w:cs="Meiryo UI" w:hint="default"/>
+        <w:rFonts w:ascii="Meiryo UI" w:eastAsia="Meiryo UI" w:hAnsi="Meiryo UI" w:cs="Meiryo UI" w:hint="default"/>
       </w:rPr>
     </w:lvl>
     <w:lvl w:ilvl="5" w:tplc="0409000D" w:tentative="1">
@@ -14952,7 +14236,7 @@
         <w:ind w:left="2640" w:hanging="440"/>
       </w:pPr>
       <w:rPr>
-        <w:rFonts w:ascii="Meiryo UI" w:hAnsi="Meiryo UI" w:eastAsia="Meiryo UI" w:cs="Meiryo UI" w:hint="default"/>
+        <w:rFonts w:ascii="Meiryo UI" w:eastAsia="Meiryo UI" w:hAnsi="Meiryo UI" w:cs="Meiryo UI" w:hint="default"/>
       </w:rPr>
     </w:lvl>
     <w:lvl w:ilvl="6" w:tplc="04090001" w:tentative="1">
@@ -14964,7 +14248,7 @@
         <w:ind w:left="3080" w:hanging="440"/>
       </w:pPr>
       <w:rPr>
-        <w:rFonts w:ascii="Meiryo UI" w:hAnsi="Meiryo UI" w:eastAsia="Meiryo UI" w:cs="Meiryo UI" w:hint="default"/>
+        <w:rFonts w:ascii="Meiryo UI" w:eastAsia="Meiryo UI" w:hAnsi="Meiryo UI" w:cs="Meiryo UI" w:hint="default"/>
       </w:rPr>
     </w:lvl>
     <w:lvl w:ilvl="7" w:tplc="0409000B" w:tentative="1">
@@ -14976,7 +14260,7 @@
         <w:ind w:left="3520" w:hanging="440"/>
       </w:pPr>
       <w:rPr>
-        <w:rFonts w:ascii="Meiryo UI" w:hAnsi="Meiryo UI" w:eastAsia="Meiryo UI" w:cs="Meiryo UI" w:hint="default"/>
+        <w:rFonts w:ascii="Meiryo UI" w:eastAsia="Meiryo UI" w:hAnsi="Meiryo UI" w:cs="Meiryo UI" w:hint="default"/>
       </w:rPr>
     </w:lvl>
     <w:lvl w:ilvl="8" w:tplc="0409000D" w:tentative="1">
@@ -14988,7 +14272,7 @@
         <w:ind w:left="3960" w:hanging="440"/>
       </w:pPr>
       <w:rPr>
-        <w:rFonts w:ascii="Meiryo UI" w:hAnsi="Meiryo UI" w:eastAsia="Meiryo UI" w:cs="Meiryo UI" w:hint="default"/>
+        <w:rFonts w:ascii="Meiryo UI" w:eastAsia="Meiryo UI" w:hAnsi="Meiryo UI" w:cs="Meiryo UI" w:hint="default"/>
       </w:rPr>
     </w:lvl>
   </w:abstractNum>
@@ -15005,7 +14289,7 @@
         <w:ind w:left="800" w:hanging="440"/>
       </w:pPr>
       <w:rPr>
-        <w:rFonts w:ascii="Meiryo UI" w:hAnsi="Meiryo UI" w:eastAsia="Meiryo UI" w:cs="Meiryo UI" w:hint="default"/>
+        <w:rFonts w:ascii="Meiryo UI" w:eastAsia="Meiryo UI" w:hAnsi="Meiryo UI" w:cs="Meiryo UI" w:hint="default"/>
         <w:u w:val="none"/>
       </w:rPr>
     </w:lvl>
@@ -15119,7 +14403,7 @@
         <w:ind w:left="440" w:hanging="440"/>
       </w:pPr>
       <w:rPr>
-        <w:rFonts w:ascii="Meiryo UI" w:hAnsi="Meiryo UI" w:eastAsia="Meiryo UI" w:cs="Meiryo UI" w:hint="default"/>
+        <w:rFonts w:ascii="Meiryo UI" w:eastAsia="Meiryo UI" w:hAnsi="Meiryo UI" w:cs="Meiryo UI" w:hint="default"/>
       </w:rPr>
     </w:lvl>
     <w:lvl w:ilvl="1" w:tplc="0409000B" w:tentative="1">
@@ -15131,7 +14415,7 @@
         <w:ind w:left="880" w:hanging="440"/>
       </w:pPr>
       <w:rPr>
-        <w:rFonts w:ascii="Meiryo UI" w:hAnsi="Meiryo UI" w:eastAsia="Meiryo UI" w:cs="Meiryo UI" w:hint="default"/>
+        <w:rFonts w:ascii="Meiryo UI" w:eastAsia="Meiryo UI" w:hAnsi="Meiryo UI" w:cs="Meiryo UI" w:hint="default"/>
       </w:rPr>
     </w:lvl>
     <w:lvl w:ilvl="2" w:tplc="0409000D" w:tentative="1">
@@ -15143,7 +14427,7 @@
         <w:ind w:left="1320" w:hanging="440"/>
       </w:pPr>
       <w:rPr>
-        <w:rFonts w:ascii="Meiryo UI" w:hAnsi="Meiryo UI" w:eastAsia="Meiryo UI" w:cs="Meiryo UI" w:hint="default"/>
+        <w:rFonts w:ascii="Meiryo UI" w:eastAsia="Meiryo UI" w:hAnsi="Meiryo UI" w:cs="Meiryo UI" w:hint="default"/>
       </w:rPr>
     </w:lvl>
     <w:lvl w:ilvl="3" w:tplc="04090001" w:tentative="1">
@@ -15155,7 +14439,7 @@
         <w:ind w:left="1760" w:hanging="440"/>
       </w:pPr>
       <w:rPr>
-        <w:rFonts w:ascii="Meiryo UI" w:hAnsi="Meiryo UI" w:eastAsia="Meiryo UI" w:cs="Meiryo UI" w:hint="default"/>
+        <w:rFonts w:ascii="Meiryo UI" w:eastAsia="Meiryo UI" w:hAnsi="Meiryo UI" w:cs="Meiryo UI" w:hint="default"/>
       </w:rPr>
     </w:lvl>
     <w:lvl w:ilvl="4" w:tplc="0409000B" w:tentative="1">
@@ -15167,7 +14451,7 @@
         <w:ind w:left="2200" w:hanging="440"/>
       </w:pPr>
       <w:rPr>
-        <w:rFonts w:ascii="Meiryo UI" w:hAnsi="Meiryo UI" w:eastAsia="Meiryo UI" w:cs="Meiryo UI" w:hint="default"/>
+        <w:rFonts w:ascii="Meiryo UI" w:eastAsia="Meiryo UI" w:hAnsi="Meiryo UI" w:cs="Meiryo UI" w:hint="default"/>
       </w:rPr>
     </w:lvl>
     <w:lvl w:ilvl="5" w:tplc="0409000D" w:tentative="1">
@@ -15179,7 +14463,7 @@
         <w:ind w:left="2640" w:hanging="440"/>
       </w:pPr>
       <w:rPr>
-        <w:rFonts w:ascii="Meiryo UI" w:hAnsi="Meiryo UI" w:eastAsia="Meiryo UI" w:cs="Meiryo UI" w:hint="default"/>
+        <w:rFonts w:ascii="Meiryo UI" w:eastAsia="Meiryo UI" w:hAnsi="Meiryo UI" w:cs="Meiryo UI" w:hint="default"/>
       </w:rPr>
     </w:lvl>
     <w:lvl w:ilvl="6" w:tplc="04090001" w:tentative="1">
@@ -15191,7 +14475,7 @@
         <w:ind w:left="3080" w:hanging="440"/>
       </w:pPr>
       <w:rPr>
-        <w:rFonts w:ascii="Meiryo UI" w:hAnsi="Meiryo UI" w:eastAsia="Meiryo UI" w:cs="Meiryo UI" w:hint="default"/>
+        <w:rFonts w:ascii="Meiryo UI" w:eastAsia="Meiryo UI" w:hAnsi="Meiryo UI" w:cs="Meiryo UI" w:hint="default"/>
       </w:rPr>
     </w:lvl>
     <w:lvl w:ilvl="7" w:tplc="0409000B" w:tentative="1">
@@ -15203,7 +14487,7 @@
         <w:ind w:left="3520" w:hanging="440"/>
       </w:pPr>
       <w:rPr>
-        <w:rFonts w:ascii="Meiryo UI" w:hAnsi="Meiryo UI" w:eastAsia="Meiryo UI" w:cs="Meiryo UI" w:hint="default"/>
+        <w:rFonts w:ascii="Meiryo UI" w:eastAsia="Meiryo UI" w:hAnsi="Meiryo UI" w:cs="Meiryo UI" w:hint="default"/>
       </w:rPr>
     </w:lvl>
     <w:lvl w:ilvl="8" w:tplc="0409000D" w:tentative="1">
@@ -15215,7 +14499,7 @@
         <w:ind w:left="3960" w:hanging="440"/>
       </w:pPr>
       <w:rPr>
-        <w:rFonts w:ascii="Meiryo UI" w:hAnsi="Meiryo UI" w:eastAsia="Meiryo UI" w:cs="Meiryo UI" w:hint="default"/>
+        <w:rFonts w:ascii="Meiryo UI" w:eastAsia="Meiryo UI" w:hAnsi="Meiryo UI" w:cs="Meiryo UI" w:hint="default"/>
       </w:rPr>
     </w:lvl>
   </w:abstractNum>
@@ -15232,7 +14516,7 @@
         <w:ind w:left="440" w:hanging="440"/>
       </w:pPr>
       <w:rPr>
-        <w:rFonts w:ascii="Meiryo UI" w:hAnsi="Meiryo UI" w:eastAsia="Meiryo UI" w:cs="Meiryo UI" w:hint="default"/>
+        <w:rFonts w:ascii="Meiryo UI" w:eastAsia="Meiryo UI" w:hAnsi="Meiryo UI" w:cs="Meiryo UI" w:hint="default"/>
       </w:rPr>
     </w:lvl>
     <w:lvl w:ilvl="1" w:tplc="0409000B">
@@ -15244,7 +14528,7 @@
         <w:ind w:left="880" w:hanging="440"/>
       </w:pPr>
       <w:rPr>
-        <w:rFonts w:ascii="Meiryo UI" w:hAnsi="Meiryo UI" w:eastAsia="Meiryo UI" w:cs="Meiryo UI" w:hint="default"/>
+        <w:rFonts w:ascii="Meiryo UI" w:eastAsia="Meiryo UI" w:hAnsi="Meiryo UI" w:cs="Meiryo UI" w:hint="default"/>
       </w:rPr>
     </w:lvl>
     <w:lvl w:ilvl="2" w:tplc="0409000D" w:tentative="1">
@@ -15256,7 +14540,7 @@
         <w:ind w:left="1320" w:hanging="440"/>
       </w:pPr>
       <w:rPr>
-        <w:rFonts w:ascii="Meiryo UI" w:hAnsi="Meiryo UI" w:eastAsia="Meiryo UI" w:cs="Meiryo UI" w:hint="default"/>
+        <w:rFonts w:ascii="Meiryo UI" w:eastAsia="Meiryo UI" w:hAnsi="Meiryo UI" w:cs="Meiryo UI" w:hint="default"/>
       </w:rPr>
     </w:lvl>
     <w:lvl w:ilvl="3" w:tplc="04090001" w:tentative="1">
@@ -15268,7 +14552,7 @@
         <w:ind w:left="1760" w:hanging="440"/>
       </w:pPr>
       <w:rPr>
-        <w:rFonts w:ascii="Meiryo UI" w:hAnsi="Meiryo UI" w:eastAsia="Meiryo UI" w:cs="Meiryo UI" w:hint="default"/>
+        <w:rFonts w:ascii="Meiryo UI" w:eastAsia="Meiryo UI" w:hAnsi="Meiryo UI" w:cs="Meiryo UI" w:hint="default"/>
       </w:rPr>
     </w:lvl>
     <w:lvl w:ilvl="4" w:tplc="0409000B" w:tentative="1">
@@ -15280,7 +14564,7 @@
         <w:ind w:left="2200" w:hanging="440"/>
       </w:pPr>
       <w:rPr>
-        <w:rFonts w:ascii="Meiryo UI" w:hAnsi="Meiryo UI" w:eastAsia="Meiryo UI" w:cs="Meiryo UI" w:hint="default"/>
+        <w:rFonts w:ascii="Meiryo UI" w:eastAsia="Meiryo UI" w:hAnsi="Meiryo UI" w:cs="Meiryo UI" w:hint="default"/>
       </w:rPr>
     </w:lvl>
     <w:lvl w:ilvl="5" w:tplc="0409000D" w:tentative="1">
@@ -15292,7 +14576,7 @@
         <w:ind w:left="2640" w:hanging="440"/>
       </w:pPr>
       <w:rPr>
-        <w:rFonts w:ascii="Meiryo UI" w:hAnsi="Meiryo UI" w:eastAsia="Meiryo UI" w:cs="Meiryo UI" w:hint="default"/>
+        <w:rFonts w:ascii="Meiryo UI" w:eastAsia="Meiryo UI" w:hAnsi="Meiryo UI" w:cs="Meiryo UI" w:hint="default"/>
       </w:rPr>
     </w:lvl>
     <w:lvl w:ilvl="6" w:tplc="04090001" w:tentative="1">
@@ -15304,7 +14588,7 @@
         <w:ind w:left="3080" w:hanging="440"/>
       </w:pPr>
       <w:rPr>
-        <w:rFonts w:ascii="Meiryo UI" w:hAnsi="Meiryo UI" w:eastAsia="Meiryo UI" w:cs="Meiryo UI" w:hint="default"/>
+        <w:rFonts w:ascii="Meiryo UI" w:eastAsia="Meiryo UI" w:hAnsi="Meiryo UI" w:cs="Meiryo UI" w:hint="default"/>
       </w:rPr>
     </w:lvl>
     <w:lvl w:ilvl="7" w:tplc="0409000B" w:tentative="1">
@@ -15316,7 +14600,7 @@
         <w:ind w:left="3520" w:hanging="440"/>
       </w:pPr>
       <w:rPr>
-        <w:rFonts w:ascii="Meiryo UI" w:hAnsi="Meiryo UI" w:eastAsia="Meiryo UI" w:cs="Meiryo UI" w:hint="default"/>
+        <w:rFonts w:ascii="Meiryo UI" w:eastAsia="Meiryo UI" w:hAnsi="Meiryo UI" w:cs="Meiryo UI" w:hint="default"/>
       </w:rPr>
     </w:lvl>
     <w:lvl w:ilvl="8" w:tplc="0409000D" w:tentative="1">
@@ -15328,7 +14612,7 @@
         <w:ind w:left="3960" w:hanging="440"/>
       </w:pPr>
       <w:rPr>
-        <w:rFonts w:ascii="Meiryo UI" w:hAnsi="Meiryo UI" w:eastAsia="Meiryo UI" w:cs="Meiryo UI" w:hint="default"/>
+        <w:rFonts w:ascii="Meiryo UI" w:eastAsia="Meiryo UI" w:hAnsi="Meiryo UI" w:cs="Meiryo UI" w:hint="default"/>
       </w:rPr>
     </w:lvl>
   </w:abstractNum>
@@ -15345,7 +14629,7 @@
         <w:ind w:left="680" w:hanging="440"/>
       </w:pPr>
       <w:rPr>
-        <w:rFonts w:ascii="Meiryo UI" w:hAnsi="Meiryo UI" w:eastAsia="Meiryo UI" w:cs="Meiryo UI" w:hint="default"/>
+        <w:rFonts w:ascii="Meiryo UI" w:eastAsia="Meiryo UI" w:hAnsi="Meiryo UI" w:cs="Meiryo UI" w:hint="default"/>
       </w:rPr>
     </w:lvl>
     <w:lvl w:ilvl="1" w:tplc="0409000B" w:tentative="1">
@@ -15357,7 +14641,7 @@
         <w:ind w:left="1120" w:hanging="440"/>
       </w:pPr>
       <w:rPr>
-        <w:rFonts w:ascii="Meiryo UI" w:hAnsi="Meiryo UI" w:eastAsia="Meiryo UI" w:cs="Meiryo UI" w:hint="default"/>
+        <w:rFonts w:ascii="Meiryo UI" w:eastAsia="Meiryo UI" w:hAnsi="Meiryo UI" w:cs="Meiryo UI" w:hint="default"/>
       </w:rPr>
     </w:lvl>
     <w:lvl w:ilvl="2" w:tplc="0409000D" w:tentative="1">
@@ -15369,7 +14653,7 @@
         <w:ind w:left="1560" w:hanging="440"/>
       </w:pPr>
       <w:rPr>
-        <w:rFonts w:ascii="Meiryo UI" w:hAnsi="Meiryo UI" w:eastAsia="Meiryo UI" w:cs="Meiryo UI" w:hint="default"/>
+        <w:rFonts w:ascii="Meiryo UI" w:eastAsia="Meiryo UI" w:hAnsi="Meiryo UI" w:cs="Meiryo UI" w:hint="default"/>
       </w:rPr>
     </w:lvl>
     <w:lvl w:ilvl="3" w:tplc="04090001" w:tentative="1">
@@ -15381,7 +14665,7 @@
         <w:ind w:left="2000" w:hanging="440"/>
       </w:pPr>
       <w:rPr>
-        <w:rFonts w:ascii="Meiryo UI" w:hAnsi="Meiryo UI" w:eastAsia="Meiryo UI" w:cs="Meiryo UI" w:hint="default"/>
+        <w:rFonts w:ascii="Meiryo UI" w:eastAsia="Meiryo UI" w:hAnsi="Meiryo UI" w:cs="Meiryo UI" w:hint="default"/>
       </w:rPr>
     </w:lvl>
     <w:lvl w:ilvl="4" w:tplc="0409000B" w:tentative="1">
@@ -15393,7 +14677,7 @@
         <w:ind w:left="2440" w:hanging="440"/>
       </w:pPr>
       <w:rPr>
-        <w:rFonts w:ascii="Meiryo UI" w:hAnsi="Meiryo UI" w:eastAsia="Meiryo UI" w:cs="Meiryo UI" w:hint="default"/>
+        <w:rFonts w:ascii="Meiryo UI" w:eastAsia="Meiryo UI" w:hAnsi="Meiryo UI" w:cs="Meiryo UI" w:hint="default"/>
       </w:rPr>
     </w:lvl>
     <w:lvl w:ilvl="5" w:tplc="0409000D" w:tentative="1">
@@ -15405,7 +14689,7 @@
         <w:ind w:left="2880" w:hanging="440"/>
       </w:pPr>
       <w:rPr>
-        <w:rFonts w:ascii="Meiryo UI" w:hAnsi="Meiryo UI" w:eastAsia="Meiryo UI" w:cs="Meiryo UI" w:hint="default"/>
+        <w:rFonts w:ascii="Meiryo UI" w:eastAsia="Meiryo UI" w:hAnsi="Meiryo UI" w:cs="Meiryo UI" w:hint="default"/>
       </w:rPr>
     </w:lvl>
     <w:lvl w:ilvl="6" w:tplc="04090001" w:tentative="1">
@@ -15417,7 +14701,7 @@
         <w:ind w:left="3320" w:hanging="440"/>
       </w:pPr>
       <w:rPr>
-        <w:rFonts w:ascii="Meiryo UI" w:hAnsi="Meiryo UI" w:eastAsia="Meiryo UI" w:cs="Meiryo UI" w:hint="default"/>
+        <w:rFonts w:ascii="Meiryo UI" w:eastAsia="Meiryo UI" w:hAnsi="Meiryo UI" w:cs="Meiryo UI" w:hint="default"/>
       </w:rPr>
     </w:lvl>
     <w:lvl w:ilvl="7" w:tplc="0409000B" w:tentative="1">
@@ -15429,7 +14713,7 @@
         <w:ind w:left="3760" w:hanging="440"/>
       </w:pPr>
       <w:rPr>
-        <w:rFonts w:ascii="Meiryo UI" w:hAnsi="Meiryo UI" w:eastAsia="Meiryo UI" w:cs="Meiryo UI" w:hint="default"/>
+        <w:rFonts w:ascii="Meiryo UI" w:eastAsia="Meiryo UI" w:hAnsi="Meiryo UI" w:cs="Meiryo UI" w:hint="default"/>
       </w:rPr>
     </w:lvl>
     <w:lvl w:ilvl="8" w:tplc="0409000D" w:tentative="1">
@@ -15441,7 +14725,7 @@
         <w:ind w:left="4200" w:hanging="440"/>
       </w:pPr>
       <w:rPr>
-        <w:rFonts w:ascii="Meiryo UI" w:hAnsi="Meiryo UI" w:eastAsia="Meiryo UI" w:cs="Meiryo UI" w:hint="default"/>
+        <w:rFonts w:ascii="Meiryo UI" w:eastAsia="Meiryo UI" w:hAnsi="Meiryo UI" w:cs="Meiryo UI" w:hint="default"/>
       </w:rPr>
     </w:lvl>
   </w:abstractNum>
@@ -15458,7 +14742,7 @@
         <w:ind w:left="800" w:hanging="440"/>
       </w:pPr>
       <w:rPr>
-        <w:rFonts w:ascii="Meiryo UI" w:hAnsi="Meiryo UI" w:eastAsia="Meiryo UI" w:cs="Meiryo UI" w:hint="default"/>
+        <w:rFonts w:ascii="Meiryo UI" w:eastAsia="Meiryo UI" w:hAnsi="Meiryo UI" w:cs="Meiryo UI" w:hint="default"/>
         <w:u w:val="none"/>
       </w:rPr>
     </w:lvl>
@@ -15572,7 +14856,7 @@
         <w:ind w:left="880" w:hanging="440"/>
       </w:pPr>
       <w:rPr>
-        <w:rFonts w:ascii="Meiryo UI" w:hAnsi="Meiryo UI" w:eastAsia="Meiryo UI" w:cs="Meiryo UI" w:hint="default"/>
+        <w:rFonts w:ascii="Meiryo UI" w:eastAsia="Meiryo UI" w:hAnsi="Meiryo UI" w:cs="Meiryo UI" w:hint="default"/>
       </w:rPr>
     </w:lvl>
     <w:lvl w:ilvl="1" w:tplc="0409000B" w:tentative="1">
@@ -15584,7 +14868,7 @@
         <w:ind w:left="1320" w:hanging="440"/>
       </w:pPr>
       <w:rPr>
-        <w:rFonts w:ascii="Meiryo UI" w:hAnsi="Meiryo UI" w:eastAsia="Meiryo UI" w:cs="Meiryo UI" w:hint="default"/>
+        <w:rFonts w:ascii="Meiryo UI" w:eastAsia="Meiryo UI" w:hAnsi="Meiryo UI" w:cs="Meiryo UI" w:hint="default"/>
       </w:rPr>
     </w:lvl>
     <w:lvl w:ilvl="2" w:tplc="0409000D" w:tentative="1">
@@ -15596,7 +14880,7 @@
         <w:ind w:left="1760" w:hanging="440"/>
       </w:pPr>
       <w:rPr>
-        <w:rFonts w:ascii="Meiryo UI" w:hAnsi="Meiryo UI" w:eastAsia="Meiryo UI" w:cs="Meiryo UI" w:hint="default"/>
+        <w:rFonts w:ascii="Meiryo UI" w:eastAsia="Meiryo UI" w:hAnsi="Meiryo UI" w:cs="Meiryo UI" w:hint="default"/>
       </w:rPr>
     </w:lvl>
     <w:lvl w:ilvl="3" w:tplc="04090001" w:tentative="1">
@@ -15608,7 +14892,7 @@
         <w:ind w:left="2200" w:hanging="440"/>
       </w:pPr>
       <w:rPr>
-        <w:rFonts w:ascii="Meiryo UI" w:hAnsi="Meiryo UI" w:eastAsia="Meiryo UI" w:cs="Meiryo UI" w:hint="default"/>
+        <w:rFonts w:ascii="Meiryo UI" w:eastAsia="Meiryo UI" w:hAnsi="Meiryo UI" w:cs="Meiryo UI" w:hint="default"/>
       </w:rPr>
     </w:lvl>
     <w:lvl w:ilvl="4" w:tplc="0409000B" w:tentative="1">
@@ -15620,7 +14904,7 @@
         <w:ind w:left="2640" w:hanging="440"/>
       </w:pPr>
       <w:rPr>
-        <w:rFonts w:ascii="Meiryo UI" w:hAnsi="Meiryo UI" w:eastAsia="Meiryo UI" w:cs="Meiryo UI" w:hint="default"/>
+        <w:rFonts w:ascii="Meiryo UI" w:eastAsia="Meiryo UI" w:hAnsi="Meiryo UI" w:cs="Meiryo UI" w:hint="default"/>
       </w:rPr>
     </w:lvl>
     <w:lvl w:ilvl="5" w:tplc="0409000D" w:tentative="1">
@@ -15632,7 +14916,7 @@
         <w:ind w:left="3080" w:hanging="440"/>
       </w:pPr>
       <w:rPr>
-        <w:rFonts w:ascii="Meiryo UI" w:hAnsi="Meiryo UI" w:eastAsia="Meiryo UI" w:cs="Meiryo UI" w:hint="default"/>
+        <w:rFonts w:ascii="Meiryo UI" w:eastAsia="Meiryo UI" w:hAnsi="Meiryo UI" w:cs="Meiryo UI" w:hint="default"/>
       </w:rPr>
     </w:lvl>
     <w:lvl w:ilvl="6" w:tplc="04090001" w:tentative="1">
@@ -15644,7 +14928,7 @@
         <w:ind w:left="3520" w:hanging="440"/>
       </w:pPr>
       <w:rPr>
-        <w:rFonts w:ascii="Meiryo UI" w:hAnsi="Meiryo UI" w:eastAsia="Meiryo UI" w:cs="Meiryo UI" w:hint="default"/>
+        <w:rFonts w:ascii="Meiryo UI" w:eastAsia="Meiryo UI" w:hAnsi="Meiryo UI" w:cs="Meiryo UI" w:hint="default"/>
       </w:rPr>
     </w:lvl>
     <w:lvl w:ilvl="7" w:tplc="0409000B" w:tentative="1">
@@ -15656,7 +14940,7 @@
         <w:ind w:left="3960" w:hanging="440"/>
       </w:pPr>
       <w:rPr>
-        <w:rFonts w:ascii="Meiryo UI" w:hAnsi="Meiryo UI" w:eastAsia="Meiryo UI" w:cs="Meiryo UI" w:hint="default"/>
+        <w:rFonts w:ascii="Meiryo UI" w:eastAsia="Meiryo UI" w:hAnsi="Meiryo UI" w:cs="Meiryo UI" w:hint="default"/>
       </w:rPr>
     </w:lvl>
     <w:lvl w:ilvl="8" w:tplc="0409000D" w:tentative="1">
@@ -15668,7 +14952,7 @@
         <w:ind w:left="4400" w:hanging="440"/>
       </w:pPr>
       <w:rPr>
-        <w:rFonts w:ascii="Meiryo UI" w:hAnsi="Meiryo UI" w:eastAsia="Meiryo UI" w:cs="Meiryo UI" w:hint="default"/>
+        <w:rFonts w:ascii="Meiryo UI" w:eastAsia="Meiryo UI" w:hAnsi="Meiryo UI" w:cs="Meiryo UI" w:hint="default"/>
       </w:rPr>
     </w:lvl>
   </w:abstractNum>
@@ -15685,7 +14969,7 @@
         <w:ind w:left="440" w:hanging="440"/>
       </w:pPr>
       <w:rPr>
-        <w:rFonts w:ascii="Meiryo UI" w:hAnsi="Meiryo UI" w:eastAsia="Meiryo UI" w:cs="Meiryo UI" w:hint="default"/>
+        <w:rFonts w:ascii="Meiryo UI" w:eastAsia="Meiryo UI" w:hAnsi="Meiryo UI" w:cs="Meiryo UI" w:hint="default"/>
       </w:rPr>
     </w:lvl>
     <w:lvl w:ilvl="1" w:tplc="0409000B" w:tentative="1">
@@ -15697,7 +14981,7 @@
         <w:ind w:left="880" w:hanging="440"/>
       </w:pPr>
       <w:rPr>
-        <w:rFonts w:ascii="Meiryo UI" w:hAnsi="Meiryo UI" w:eastAsia="Meiryo UI" w:cs="Meiryo UI" w:hint="default"/>
+        <w:rFonts w:ascii="Meiryo UI" w:eastAsia="Meiryo UI" w:hAnsi="Meiryo UI" w:cs="Meiryo UI" w:hint="default"/>
       </w:rPr>
     </w:lvl>
     <w:lvl w:ilvl="2" w:tplc="0409000D" w:tentative="1">
@@ -15709,7 +14993,7 @@
         <w:ind w:left="1320" w:hanging="440"/>
       </w:pPr>
       <w:rPr>
-        <w:rFonts w:ascii="Meiryo UI" w:hAnsi="Meiryo UI" w:eastAsia="Meiryo UI" w:cs="Meiryo UI" w:hint="default"/>
+        <w:rFonts w:ascii="Meiryo UI" w:eastAsia="Meiryo UI" w:hAnsi="Meiryo UI" w:cs="Meiryo UI" w:hint="default"/>
       </w:rPr>
     </w:lvl>
     <w:lvl w:ilvl="3" w:tplc="04090001" w:tentative="1">
@@ -15721,7 +15005,7 @@
         <w:ind w:left="1760" w:hanging="440"/>
       </w:pPr>
       <w:rPr>
-        <w:rFonts w:ascii="Meiryo UI" w:hAnsi="Meiryo UI" w:eastAsia="Meiryo UI" w:cs="Meiryo UI" w:hint="default"/>
+        <w:rFonts w:ascii="Meiryo UI" w:eastAsia="Meiryo UI" w:hAnsi="Meiryo UI" w:cs="Meiryo UI" w:hint="default"/>
       </w:rPr>
     </w:lvl>
     <w:lvl w:ilvl="4" w:tplc="0409000B" w:tentative="1">
@@ -15733,7 +15017,7 @@
         <w:ind w:left="2200" w:hanging="440"/>
       </w:pPr>
       <w:rPr>
-        <w:rFonts w:ascii="Meiryo UI" w:hAnsi="Meiryo UI" w:eastAsia="Meiryo UI" w:cs="Meiryo UI" w:hint="default"/>
+        <w:rFonts w:ascii="Meiryo UI" w:eastAsia="Meiryo UI" w:hAnsi="Meiryo UI" w:cs="Meiryo UI" w:hint="default"/>
       </w:rPr>
     </w:lvl>
     <w:lvl w:ilvl="5" w:tplc="0409000D" w:tentative="1">
@@ -15745,7 +15029,7 @@
         <w:ind w:left="2640" w:hanging="440"/>
       </w:pPr>
       <w:rPr>
-        <w:rFonts w:ascii="Meiryo UI" w:hAnsi="Meiryo UI" w:eastAsia="Meiryo UI" w:cs="Meiryo UI" w:hint="default"/>
+        <w:rFonts w:ascii="Meiryo UI" w:eastAsia="Meiryo UI" w:hAnsi="Meiryo UI" w:cs="Meiryo UI" w:hint="default"/>
       </w:rPr>
     </w:lvl>
     <w:lvl w:ilvl="6" w:tplc="04090001" w:tentative="1">
@@ -15757,7 +15041,7 @@
         <w:ind w:left="3080" w:hanging="440"/>
       </w:pPr>
       <w:rPr>
-        <w:rFonts w:ascii="Meiryo UI" w:hAnsi="Meiryo UI" w:eastAsia="Meiryo UI" w:cs="Meiryo UI" w:hint="default"/>
+        <w:rFonts w:ascii="Meiryo UI" w:eastAsia="Meiryo UI" w:hAnsi="Meiryo UI" w:cs="Meiryo UI" w:hint="default"/>
       </w:rPr>
     </w:lvl>
     <w:lvl w:ilvl="7" w:tplc="0409000B" w:tentative="1">
@@ -15769,7 +15053,7 @@
         <w:ind w:left="3520" w:hanging="440"/>
       </w:pPr>
       <w:rPr>
-        <w:rFonts w:ascii="Meiryo UI" w:hAnsi="Meiryo UI" w:eastAsia="Meiryo UI" w:cs="Meiryo UI" w:hint="default"/>
+        <w:rFonts w:ascii="Meiryo UI" w:eastAsia="Meiryo UI" w:hAnsi="Meiryo UI" w:cs="Meiryo UI" w:hint="default"/>
       </w:rPr>
     </w:lvl>
     <w:lvl w:ilvl="8" w:tplc="0409000D" w:tentative="1">
@@ -15781,7 +15065,7 @@
         <w:ind w:left="3960" w:hanging="440"/>
       </w:pPr>
       <w:rPr>
-        <w:rFonts w:ascii="Meiryo UI" w:hAnsi="Meiryo UI" w:eastAsia="Meiryo UI" w:cs="Meiryo UI" w:hint="default"/>
+        <w:rFonts w:ascii="Meiryo UI" w:eastAsia="Meiryo UI" w:hAnsi="Meiryo UI" w:cs="Meiryo UI" w:hint="default"/>
       </w:rPr>
     </w:lvl>
   </w:abstractNum>
@@ -15798,7 +15082,7 @@
         <w:ind w:left="800" w:hanging="440"/>
       </w:pPr>
       <w:rPr>
-        <w:rFonts w:ascii="Meiryo UI" w:hAnsi="Meiryo UI" w:eastAsia="Meiryo UI" w:cs="Meiryo UI" w:hint="default"/>
+        <w:rFonts w:ascii="Meiryo UI" w:eastAsia="Meiryo UI" w:hAnsi="Meiryo UI" w:cs="Meiryo UI" w:hint="default"/>
         <w:u w:val="none"/>
       </w:rPr>
     </w:lvl>
@@ -16025,7 +15309,7 @@
         <w:ind w:left="680" w:hanging="440"/>
       </w:pPr>
       <w:rPr>
-        <w:rFonts w:ascii="Meiryo UI" w:hAnsi="Meiryo UI" w:eastAsia="Meiryo UI" w:cs="Meiryo UI" w:hint="default"/>
+        <w:rFonts w:ascii="Meiryo UI" w:eastAsia="Meiryo UI" w:hAnsi="Meiryo UI" w:cs="Meiryo UI" w:hint="default"/>
       </w:rPr>
     </w:lvl>
     <w:lvl w:ilvl="1" w:tplc="0409000B" w:tentative="1">
@@ -16037,7 +15321,7 @@
         <w:ind w:left="1120" w:hanging="440"/>
       </w:pPr>
       <w:rPr>
-        <w:rFonts w:ascii="Meiryo UI" w:hAnsi="Meiryo UI" w:eastAsia="Meiryo UI" w:cs="Meiryo UI" w:hint="default"/>
+        <w:rFonts w:ascii="Meiryo UI" w:eastAsia="Meiryo UI" w:hAnsi="Meiryo UI" w:cs="Meiryo UI" w:hint="default"/>
       </w:rPr>
     </w:lvl>
     <w:lvl w:ilvl="2" w:tplc="0409000D" w:tentative="1">
@@ -16049,7 +15333,7 @@
         <w:ind w:left="1560" w:hanging="440"/>
       </w:pPr>
       <w:rPr>
-        <w:rFonts w:ascii="Meiryo UI" w:hAnsi="Meiryo UI" w:eastAsia="Meiryo UI" w:cs="Meiryo UI" w:hint="default"/>
+        <w:rFonts w:ascii="Meiryo UI" w:eastAsia="Meiryo UI" w:hAnsi="Meiryo UI" w:cs="Meiryo UI" w:hint="default"/>
       </w:rPr>
     </w:lvl>
     <w:lvl w:ilvl="3" w:tplc="04090001" w:tentative="1">
@@ -16061,7 +15345,7 @@
         <w:ind w:left="2000" w:hanging="440"/>
       </w:pPr>
       <w:rPr>
-        <w:rFonts w:ascii="Meiryo UI" w:hAnsi="Meiryo UI" w:eastAsia="Meiryo UI" w:cs="Meiryo UI" w:hint="default"/>
+        <w:rFonts w:ascii="Meiryo UI" w:eastAsia="Meiryo UI" w:hAnsi="Meiryo UI" w:cs="Meiryo UI" w:hint="default"/>
       </w:rPr>
     </w:lvl>
     <w:lvl w:ilvl="4" w:tplc="0409000B" w:tentative="1">
@@ -16073,7 +15357,7 @@
         <w:ind w:left="2440" w:hanging="440"/>
       </w:pPr>
       <w:rPr>
-        <w:rFonts w:ascii="Meiryo UI" w:hAnsi="Meiryo UI" w:eastAsia="Meiryo UI" w:cs="Meiryo UI" w:hint="default"/>
+        <w:rFonts w:ascii="Meiryo UI" w:eastAsia="Meiryo UI" w:hAnsi="Meiryo UI" w:cs="Meiryo UI" w:hint="default"/>
       </w:rPr>
     </w:lvl>
     <w:lvl w:ilvl="5" w:tplc="0409000D" w:tentative="1">
@@ -16085,7 +15369,7 @@
         <w:ind w:left="2880" w:hanging="440"/>
       </w:pPr>
       <w:rPr>
-        <w:rFonts w:ascii="Meiryo UI" w:hAnsi="Meiryo UI" w:eastAsia="Meiryo UI" w:cs="Meiryo UI" w:hint="default"/>
+        <w:rFonts w:ascii="Meiryo UI" w:eastAsia="Meiryo UI" w:hAnsi="Meiryo UI" w:cs="Meiryo UI" w:hint="default"/>
       </w:rPr>
     </w:lvl>
     <w:lvl w:ilvl="6" w:tplc="04090001" w:tentative="1">
@@ -16097,7 +15381,7 @@
         <w:ind w:left="3320" w:hanging="440"/>
       </w:pPr>
       <w:rPr>
-        <w:rFonts w:ascii="Meiryo UI" w:hAnsi="Meiryo UI" w:eastAsia="Meiryo UI" w:cs="Meiryo UI" w:hint="default"/>
+        <w:rFonts w:ascii="Meiryo UI" w:eastAsia="Meiryo UI" w:hAnsi="Meiryo UI" w:cs="Meiryo UI" w:hint="default"/>
       </w:rPr>
     </w:lvl>
     <w:lvl w:ilvl="7" w:tplc="0409000B" w:tentative="1">
@@ -16109,7 +15393,7 @@
         <w:ind w:left="3760" w:hanging="440"/>
       </w:pPr>
       <w:rPr>
-        <w:rFonts w:ascii="Meiryo UI" w:hAnsi="Meiryo UI" w:eastAsia="Meiryo UI" w:cs="Meiryo UI" w:hint="default"/>
+        <w:rFonts w:ascii="Meiryo UI" w:eastAsia="Meiryo UI" w:hAnsi="Meiryo UI" w:cs="Meiryo UI" w:hint="default"/>
       </w:rPr>
     </w:lvl>
     <w:lvl w:ilvl="8" w:tplc="0409000D" w:tentative="1">
@@ -16121,7 +15405,7 @@
         <w:ind w:left="4200" w:hanging="440"/>
       </w:pPr>
       <w:rPr>
-        <w:rFonts w:ascii="Meiryo UI" w:hAnsi="Meiryo UI" w:eastAsia="Meiryo UI" w:cs="Meiryo UI" w:hint="default"/>
+        <w:rFonts w:ascii="Meiryo UI" w:eastAsia="Meiryo UI" w:hAnsi="Meiryo UI" w:cs="Meiryo UI" w:hint="default"/>
       </w:rPr>
     </w:lvl>
   </w:abstractNum>
@@ -16138,7 +15422,7 @@
         <w:ind w:left="800" w:hanging="440"/>
       </w:pPr>
       <w:rPr>
-        <w:rFonts w:ascii="Meiryo UI" w:hAnsi="Meiryo UI" w:eastAsia="Meiryo UI" w:cs="Meiryo UI" w:hint="default"/>
+        <w:rFonts w:ascii="Meiryo UI" w:eastAsia="Meiryo UI" w:hAnsi="Meiryo UI" w:cs="Meiryo UI" w:hint="default"/>
         <w:u w:val="none"/>
       </w:rPr>
     </w:lvl>
@@ -16151,7 +15435,7 @@
         <w:ind w:left="1520" w:hanging="440"/>
       </w:pPr>
       <w:rPr>
-        <w:rFonts w:ascii="Meiryo UI" w:hAnsi="Meiryo UI" w:eastAsia="Meiryo UI" w:cs="Meiryo UI" w:hint="default"/>
+        <w:rFonts w:ascii="Meiryo UI" w:eastAsia="Meiryo UI" w:hAnsi="Meiryo UI" w:cs="Meiryo UI" w:hint="default"/>
       </w:rPr>
     </w:lvl>
     <w:lvl w:ilvl="2">
@@ -16339,7 +15623,7 @@
         <w:ind w:left="440" w:hanging="440"/>
       </w:pPr>
       <w:rPr>
-        <w:rFonts w:ascii="Meiryo UI" w:hAnsi="Meiryo UI" w:eastAsia="Meiryo UI" w:cs="Meiryo UI" w:hint="default"/>
+        <w:rFonts w:ascii="Meiryo UI" w:eastAsia="Meiryo UI" w:hAnsi="Meiryo UI" w:cs="Meiryo UI" w:hint="default"/>
       </w:rPr>
     </w:lvl>
     <w:lvl w:ilvl="1" w:tplc="0409000B" w:tentative="1">
@@ -16351,7 +15635,7 @@
         <w:ind w:left="880" w:hanging="440"/>
       </w:pPr>
       <w:rPr>
-        <w:rFonts w:ascii="Meiryo UI" w:hAnsi="Meiryo UI" w:eastAsia="Meiryo UI" w:cs="Meiryo UI" w:hint="default"/>
+        <w:rFonts w:ascii="Meiryo UI" w:eastAsia="Meiryo UI" w:hAnsi="Meiryo UI" w:cs="Meiryo UI" w:hint="default"/>
       </w:rPr>
     </w:lvl>
     <w:lvl w:ilvl="2" w:tplc="0409000D" w:tentative="1">
@@ -16363,7 +15647,7 @@
         <w:ind w:left="1320" w:hanging="440"/>
       </w:pPr>
       <w:rPr>
-        <w:rFonts w:ascii="Meiryo UI" w:hAnsi="Meiryo UI" w:eastAsia="Meiryo UI" w:cs="Meiryo UI" w:hint="default"/>
+        <w:rFonts w:ascii="Meiryo UI" w:eastAsia="Meiryo UI" w:hAnsi="Meiryo UI" w:cs="Meiryo UI" w:hint="default"/>
       </w:rPr>
     </w:lvl>
     <w:lvl w:ilvl="3" w:tplc="04090001" w:tentative="1">
@@ -16375,7 +15659,7 @@
         <w:ind w:left="1760" w:hanging="440"/>
       </w:pPr>
       <w:rPr>
-        <w:rFonts w:ascii="Meiryo UI" w:hAnsi="Meiryo UI" w:eastAsia="Meiryo UI" w:cs="Meiryo UI" w:hint="default"/>
+        <w:rFonts w:ascii="Meiryo UI" w:eastAsia="Meiryo UI" w:hAnsi="Meiryo UI" w:cs="Meiryo UI" w:hint="default"/>
       </w:rPr>
     </w:lvl>
     <w:lvl w:ilvl="4" w:tplc="0409000B" w:tentative="1">
@@ -16387,7 +15671,7 @@
         <w:ind w:left="2200" w:hanging="440"/>
       </w:pPr>
       <w:rPr>
-        <w:rFonts w:ascii="Meiryo UI" w:hAnsi="Meiryo UI" w:eastAsia="Meiryo UI" w:cs="Meiryo UI" w:hint="default"/>
+        <w:rFonts w:ascii="Meiryo UI" w:eastAsia="Meiryo UI" w:hAnsi="Meiryo UI" w:cs="Meiryo UI" w:hint="default"/>
       </w:rPr>
     </w:lvl>
     <w:lvl w:ilvl="5" w:tplc="0409000D" w:tentative="1">
@@ -16399,7 +15683,7 @@
         <w:ind w:left="2640" w:hanging="440"/>
       </w:pPr>
       <w:rPr>
-        <w:rFonts w:ascii="Meiryo UI" w:hAnsi="Meiryo UI" w:eastAsia="Meiryo UI" w:cs="Meiryo UI" w:hint="default"/>
+        <w:rFonts w:ascii="Meiryo UI" w:eastAsia="Meiryo UI" w:hAnsi="Meiryo UI" w:cs="Meiryo UI" w:hint="default"/>
       </w:rPr>
     </w:lvl>
     <w:lvl w:ilvl="6" w:tplc="04090001" w:tentative="1">
@@ -16411,7 +15695,7 @@
         <w:ind w:left="3080" w:hanging="440"/>
       </w:pPr>
       <w:rPr>
-        <w:rFonts w:ascii="Meiryo UI" w:hAnsi="Meiryo UI" w:eastAsia="Meiryo UI" w:cs="Meiryo UI" w:hint="default"/>
+        <w:rFonts w:ascii="Meiryo UI" w:eastAsia="Meiryo UI" w:hAnsi="Meiryo UI" w:cs="Meiryo UI" w:hint="default"/>
       </w:rPr>
     </w:lvl>
     <w:lvl w:ilvl="7" w:tplc="0409000B" w:tentative="1">
@@ -16423,7 +15707,7 @@
         <w:ind w:left="3520" w:hanging="440"/>
       </w:pPr>
       <w:rPr>
-        <w:rFonts w:ascii="Meiryo UI" w:hAnsi="Meiryo UI" w:eastAsia="Meiryo UI" w:cs="Meiryo UI" w:hint="default"/>
+        <w:rFonts w:ascii="Meiryo UI" w:eastAsia="Meiryo UI" w:hAnsi="Meiryo UI" w:cs="Meiryo UI" w:hint="default"/>
       </w:rPr>
     </w:lvl>
     <w:lvl w:ilvl="8" w:tplc="0409000D" w:tentative="1">
@@ -16435,7 +15719,7 @@
         <w:ind w:left="3960" w:hanging="440"/>
       </w:pPr>
       <w:rPr>
-        <w:rFonts w:ascii="Meiryo UI" w:hAnsi="Meiryo UI" w:eastAsia="Meiryo UI" w:cs="Meiryo UI" w:hint="default"/>
+        <w:rFonts w:ascii="Meiryo UI" w:eastAsia="Meiryo UI" w:hAnsi="Meiryo UI" w:cs="Meiryo UI" w:hint="default"/>
       </w:rPr>
     </w:lvl>
   </w:abstractNum>
@@ -16452,7 +15736,7 @@
         <w:ind w:left="800" w:hanging="440"/>
       </w:pPr>
       <w:rPr>
-        <w:rFonts w:ascii="Meiryo UI" w:hAnsi="Meiryo UI" w:eastAsia="Meiryo UI" w:cs="Meiryo UI" w:hint="default"/>
+        <w:rFonts w:ascii="Meiryo UI" w:eastAsia="Meiryo UI" w:hAnsi="Meiryo UI" w:cs="Meiryo UI" w:hint="default"/>
         <w:u w:val="none"/>
       </w:rPr>
     </w:lvl>
@@ -16566,7 +15850,7 @@
         <w:ind w:left="440" w:hanging="440"/>
       </w:pPr>
       <w:rPr>
-        <w:rFonts w:ascii="Meiryo UI" w:hAnsi="Meiryo UI" w:eastAsia="Meiryo UI" w:cs="Meiryo UI" w:hint="default"/>
+        <w:rFonts w:ascii="Meiryo UI" w:eastAsia="Meiryo UI" w:hAnsi="Meiryo UI" w:cs="Meiryo UI" w:hint="default"/>
       </w:rPr>
     </w:lvl>
     <w:lvl w:ilvl="1" w:tplc="0409000B" w:tentative="1">
@@ -16578,7 +15862,7 @@
         <w:ind w:left="880" w:hanging="440"/>
       </w:pPr>
       <w:rPr>
-        <w:rFonts w:ascii="Meiryo UI" w:hAnsi="Meiryo UI" w:eastAsia="Meiryo UI" w:cs="Meiryo UI" w:hint="default"/>
+        <w:rFonts w:ascii="Meiryo UI" w:eastAsia="Meiryo UI" w:hAnsi="Meiryo UI" w:cs="Meiryo UI" w:hint="default"/>
       </w:rPr>
     </w:lvl>
     <w:lvl w:ilvl="2" w:tplc="0409000D" w:tentative="1">
@@ -16590,7 +15874,7 @@
         <w:ind w:left="1320" w:hanging="440"/>
       </w:pPr>
       <w:rPr>
-        <w:rFonts w:ascii="Meiryo UI" w:hAnsi="Meiryo UI" w:eastAsia="Meiryo UI" w:cs="Meiryo UI" w:hint="default"/>
+        <w:rFonts w:ascii="Meiryo UI" w:eastAsia="Meiryo UI" w:hAnsi="Meiryo UI" w:cs="Meiryo UI" w:hint="default"/>
       </w:rPr>
     </w:lvl>
     <w:lvl w:ilvl="3" w:tplc="04090001" w:tentative="1">
@@ -16602,7 +15886,7 @@
         <w:ind w:left="1760" w:hanging="440"/>
       </w:pPr>
       <w:rPr>
-        <w:rFonts w:ascii="Meiryo UI" w:hAnsi="Meiryo UI" w:eastAsia="Meiryo UI" w:cs="Meiryo UI" w:hint="default"/>
+        <w:rFonts w:ascii="Meiryo UI" w:eastAsia="Meiryo UI" w:hAnsi="Meiryo UI" w:cs="Meiryo UI" w:hint="default"/>
       </w:rPr>
     </w:lvl>
     <w:lvl w:ilvl="4" w:tplc="0409000B" w:tentative="1">
@@ -16614,7 +15898,7 @@
         <w:ind w:left="2200" w:hanging="440"/>
       </w:pPr>
       <w:rPr>
-        <w:rFonts w:ascii="Meiryo UI" w:hAnsi="Meiryo UI" w:eastAsia="Meiryo UI" w:cs="Meiryo UI" w:hint="default"/>
+        <w:rFonts w:ascii="Meiryo UI" w:eastAsia="Meiryo UI" w:hAnsi="Meiryo UI" w:cs="Meiryo UI" w:hint="default"/>
       </w:rPr>
     </w:lvl>
     <w:lvl w:ilvl="5" w:tplc="0409000D" w:tentative="1">
@@ -16626,7 +15910,7 @@
         <w:ind w:left="2640" w:hanging="440"/>
       </w:pPr>
       <w:rPr>
-        <w:rFonts w:ascii="Meiryo UI" w:hAnsi="Meiryo UI" w:eastAsia="Meiryo UI" w:cs="Meiryo UI" w:hint="default"/>
+        <w:rFonts w:ascii="Meiryo UI" w:eastAsia="Meiryo UI" w:hAnsi="Meiryo UI" w:cs="Meiryo UI" w:hint="default"/>
       </w:rPr>
     </w:lvl>
     <w:lvl w:ilvl="6" w:tplc="04090001" w:tentative="1">
@@ -16638,7 +15922,7 @@
         <w:ind w:left="3080" w:hanging="440"/>
       </w:pPr>
       <w:rPr>
-        <w:rFonts w:ascii="Meiryo UI" w:hAnsi="Meiryo UI" w:eastAsia="Meiryo UI" w:cs="Meiryo UI" w:hint="default"/>
+        <w:rFonts w:ascii="Meiryo UI" w:eastAsia="Meiryo UI" w:hAnsi="Meiryo UI" w:cs="Meiryo UI" w:hint="default"/>
       </w:rPr>
     </w:lvl>
     <w:lvl w:ilvl="7" w:tplc="0409000B" w:tentative="1">
@@ -16650,7 +15934,7 @@
         <w:ind w:left="3520" w:hanging="440"/>
       </w:pPr>
       <w:rPr>
-        <w:rFonts w:ascii="Meiryo UI" w:hAnsi="Meiryo UI" w:eastAsia="Meiryo UI" w:cs="Meiryo UI" w:hint="default"/>
+        <w:rFonts w:ascii="Meiryo UI" w:eastAsia="Meiryo UI" w:hAnsi="Meiryo UI" w:cs="Meiryo UI" w:hint="default"/>
       </w:rPr>
     </w:lvl>
     <w:lvl w:ilvl="8" w:tplc="0409000D" w:tentative="1">
@@ -16662,7 +15946,7 @@
         <w:ind w:left="3960" w:hanging="440"/>
       </w:pPr>
       <w:rPr>
-        <w:rFonts w:ascii="Meiryo UI" w:hAnsi="Meiryo UI" w:eastAsia="Meiryo UI" w:cs="Meiryo UI" w:hint="default"/>
+        <w:rFonts w:ascii="Meiryo UI" w:eastAsia="Meiryo UI" w:hAnsi="Meiryo UI" w:cs="Meiryo UI" w:hint="default"/>
       </w:rPr>
     </w:lvl>
   </w:abstractNum>
@@ -16679,7 +15963,7 @@
         <w:ind w:left="800" w:hanging="440"/>
       </w:pPr>
       <w:rPr>
-        <w:rFonts w:ascii="Meiryo UI" w:hAnsi="Meiryo UI" w:eastAsia="Meiryo UI" w:cs="Meiryo UI" w:hint="default"/>
+        <w:rFonts w:ascii="Meiryo UI" w:eastAsia="Meiryo UI" w:hAnsi="Meiryo UI" w:cs="Meiryo UI" w:hint="default"/>
         <w:u w:val="none"/>
       </w:rPr>
     </w:lvl>
@@ -16692,7 +15976,7 @@
         <w:ind w:left="1520" w:hanging="440"/>
       </w:pPr>
       <w:rPr>
-        <w:rFonts w:ascii="Meiryo UI" w:hAnsi="Meiryo UI" w:eastAsia="Meiryo UI" w:cs="Meiryo UI" w:hint="default"/>
+        <w:rFonts w:ascii="Meiryo UI" w:eastAsia="Meiryo UI" w:hAnsi="Meiryo UI" w:cs="Meiryo UI" w:hint="default"/>
       </w:rPr>
     </w:lvl>
     <w:lvl w:ilvl="2">
@@ -16796,7 +16080,7 @@
         <w:ind w:left="720" w:hanging="360"/>
       </w:pPr>
       <w:rPr>
-        <w:rFonts w:ascii="Meiryo UI" w:hAnsi="Meiryo UI" w:eastAsia="Meiryo UI" w:cs="Meiryo UI" w:hint="default"/>
+        <w:rFonts w:ascii="Meiryo UI" w:eastAsia="Meiryo UI" w:hAnsi="Meiryo UI" w:cs="Meiryo UI" w:hint="default"/>
         <w:sz w:val="20"/>
       </w:rPr>
     </w:lvl>
@@ -16828,7 +16112,7 @@
         <w:ind w:left="2160" w:hanging="360"/>
       </w:pPr>
       <w:rPr>
-        <w:rFonts w:ascii="Meiryo UI" w:hAnsi="Meiryo UI" w:eastAsia="Meiryo UI" w:cs="Meiryo UI" w:hint="default"/>
+        <w:rFonts w:ascii="Meiryo UI" w:eastAsia="Meiryo UI" w:hAnsi="Meiryo UI" w:cs="Meiryo UI" w:hint="default"/>
         <w:sz w:val="20"/>
       </w:rPr>
     </w:lvl>
@@ -16844,7 +16128,7 @@
         <w:ind w:left="2880" w:hanging="360"/>
       </w:pPr>
       <w:rPr>
-        <w:rFonts w:ascii="Meiryo UI" w:hAnsi="Meiryo UI" w:eastAsia="Meiryo UI" w:cs="Meiryo UI" w:hint="default"/>
+        <w:rFonts w:ascii="Meiryo UI" w:eastAsia="Meiryo UI" w:hAnsi="Meiryo UI" w:cs="Meiryo UI" w:hint="default"/>
         <w:sz w:val="20"/>
       </w:rPr>
     </w:lvl>
@@ -16860,7 +16144,7 @@
         <w:ind w:left="3600" w:hanging="360"/>
       </w:pPr>
       <w:rPr>
-        <w:rFonts w:ascii="Meiryo UI" w:hAnsi="Meiryo UI" w:eastAsia="Meiryo UI" w:cs="Meiryo UI" w:hint="default"/>
+        <w:rFonts w:ascii="Meiryo UI" w:eastAsia="Meiryo UI" w:hAnsi="Meiryo UI" w:cs="Meiryo UI" w:hint="default"/>
         <w:sz w:val="20"/>
       </w:rPr>
     </w:lvl>
@@ -16876,7 +16160,7 @@
         <w:ind w:left="4320" w:hanging="360"/>
       </w:pPr>
       <w:rPr>
-        <w:rFonts w:ascii="Meiryo UI" w:hAnsi="Meiryo UI" w:eastAsia="Meiryo UI" w:cs="Meiryo UI" w:hint="default"/>
+        <w:rFonts w:ascii="Meiryo UI" w:eastAsia="Meiryo UI" w:hAnsi="Meiryo UI" w:cs="Meiryo UI" w:hint="default"/>
         <w:sz w:val="20"/>
       </w:rPr>
     </w:lvl>
@@ -16892,7 +16176,7 @@
         <w:ind w:left="5040" w:hanging="360"/>
       </w:pPr>
       <w:rPr>
-        <w:rFonts w:ascii="Meiryo UI" w:hAnsi="Meiryo UI" w:eastAsia="Meiryo UI" w:cs="Meiryo UI" w:hint="default"/>
+        <w:rFonts w:ascii="Meiryo UI" w:eastAsia="Meiryo UI" w:hAnsi="Meiryo UI" w:cs="Meiryo UI" w:hint="default"/>
         <w:sz w:val="20"/>
       </w:rPr>
     </w:lvl>
@@ -16908,7 +16192,7 @@
         <w:ind w:left="5760" w:hanging="360"/>
       </w:pPr>
       <w:rPr>
-        <w:rFonts w:ascii="Meiryo UI" w:hAnsi="Meiryo UI" w:eastAsia="Meiryo UI" w:cs="Meiryo UI" w:hint="default"/>
+        <w:rFonts w:ascii="Meiryo UI" w:eastAsia="Meiryo UI" w:hAnsi="Meiryo UI" w:cs="Meiryo UI" w:hint="default"/>
         <w:sz w:val="20"/>
       </w:rPr>
     </w:lvl>
@@ -16924,7 +16208,7 @@
         <w:ind w:left="6480" w:hanging="360"/>
       </w:pPr>
       <w:rPr>
-        <w:rFonts w:ascii="Meiryo UI" w:hAnsi="Meiryo UI" w:eastAsia="Meiryo UI" w:cs="Meiryo UI" w:hint="default"/>
+        <w:rFonts w:ascii="Meiryo UI" w:eastAsia="Meiryo UI" w:hAnsi="Meiryo UI" w:cs="Meiryo UI" w:hint="default"/>
         <w:sz w:val="20"/>
       </w:rPr>
     </w:lvl>
@@ -16942,7 +16226,7 @@
         <w:ind w:left="440" w:hanging="440"/>
       </w:pPr>
       <w:rPr>
-        <w:rFonts w:ascii="Meiryo UI" w:hAnsi="Meiryo UI" w:eastAsia="Meiryo UI" w:cs="Meiryo UI" w:hint="default"/>
+        <w:rFonts w:ascii="Meiryo UI" w:eastAsia="Meiryo UI" w:hAnsi="Meiryo UI" w:cs="Meiryo UI" w:hint="default"/>
       </w:rPr>
     </w:lvl>
     <w:lvl w:ilvl="1" w:tplc="0409000B" w:tentative="1">
@@ -16954,7 +16238,7 @@
         <w:ind w:left="880" w:hanging="440"/>
       </w:pPr>
       <w:rPr>
-        <w:rFonts w:ascii="Meiryo UI" w:hAnsi="Meiryo UI" w:eastAsia="Meiryo UI" w:cs="Meiryo UI" w:hint="default"/>
+        <w:rFonts w:ascii="Meiryo UI" w:eastAsia="Meiryo UI" w:hAnsi="Meiryo UI" w:cs="Meiryo UI" w:hint="default"/>
       </w:rPr>
     </w:lvl>
     <w:lvl w:ilvl="2" w:tplc="0409000D" w:tentative="1">
@@ -16966,7 +16250,7 @@
         <w:ind w:left="1320" w:hanging="440"/>
       </w:pPr>
       <w:rPr>
-        <w:rFonts w:ascii="Meiryo UI" w:hAnsi="Meiryo UI" w:eastAsia="Meiryo UI" w:cs="Meiryo UI" w:hint="default"/>
+        <w:rFonts w:ascii="Meiryo UI" w:eastAsia="Meiryo UI" w:hAnsi="Meiryo UI" w:cs="Meiryo UI" w:hint="default"/>
       </w:rPr>
     </w:lvl>
     <w:lvl w:ilvl="3" w:tplc="04090001" w:tentative="1">
@@ -16978,7 +16262,7 @@
         <w:ind w:left="1760" w:hanging="440"/>
       </w:pPr>
       <w:rPr>
-        <w:rFonts w:ascii="Meiryo UI" w:hAnsi="Meiryo UI" w:eastAsia="Meiryo UI" w:cs="Meiryo UI" w:hint="default"/>
+        <w:rFonts w:ascii="Meiryo UI" w:eastAsia="Meiryo UI" w:hAnsi="Meiryo UI" w:cs="Meiryo UI" w:hint="default"/>
       </w:rPr>
     </w:lvl>
     <w:lvl w:ilvl="4" w:tplc="0409000B" w:tentative="1">
@@ -16990,7 +16274,7 @@
         <w:ind w:left="2200" w:hanging="440"/>
       </w:pPr>
       <w:rPr>
-        <w:rFonts w:ascii="Meiryo UI" w:hAnsi="Meiryo UI" w:eastAsia="Meiryo UI" w:cs="Meiryo UI" w:hint="default"/>
+        <w:rFonts w:ascii="Meiryo UI" w:eastAsia="Meiryo UI" w:hAnsi="Meiryo UI" w:cs="Meiryo UI" w:hint="default"/>
       </w:rPr>
     </w:lvl>
     <w:lvl w:ilvl="5" w:tplc="0409000D" w:tentative="1">
@@ -17002,7 +16286,7 @@
         <w:ind w:left="2640" w:hanging="440"/>
       </w:pPr>
       <w:rPr>
-        <w:rFonts w:ascii="Meiryo UI" w:hAnsi="Meiryo UI" w:eastAsia="Meiryo UI" w:cs="Meiryo UI" w:hint="default"/>
+        <w:rFonts w:ascii="Meiryo UI" w:eastAsia="Meiryo UI" w:hAnsi="Meiryo UI" w:cs="Meiryo UI" w:hint="default"/>
       </w:rPr>
     </w:lvl>
     <w:lvl w:ilvl="6" w:tplc="04090001" w:tentative="1">
@@ -17014,7 +16298,7 @@
         <w:ind w:left="3080" w:hanging="440"/>
       </w:pPr>
       <w:rPr>
-        <w:rFonts w:ascii="Meiryo UI" w:hAnsi="Meiryo UI" w:eastAsia="Meiryo UI" w:cs="Meiryo UI" w:hint="default"/>
+        <w:rFonts w:ascii="Meiryo UI" w:eastAsia="Meiryo UI" w:hAnsi="Meiryo UI" w:cs="Meiryo UI" w:hint="default"/>
       </w:rPr>
     </w:lvl>
     <w:lvl w:ilvl="7" w:tplc="0409000B" w:tentative="1">
@@ -17026,7 +16310,7 @@
         <w:ind w:left="3520" w:hanging="440"/>
       </w:pPr>
       <w:rPr>
-        <w:rFonts w:ascii="Meiryo UI" w:hAnsi="Meiryo UI" w:eastAsia="Meiryo UI" w:cs="Meiryo UI" w:hint="default"/>
+        <w:rFonts w:ascii="Meiryo UI" w:eastAsia="Meiryo UI" w:hAnsi="Meiryo UI" w:cs="Meiryo UI" w:hint="default"/>
       </w:rPr>
     </w:lvl>
     <w:lvl w:ilvl="8" w:tplc="0409000D" w:tentative="1">
@@ -17038,7 +16322,7 @@
         <w:ind w:left="3960" w:hanging="440"/>
       </w:pPr>
       <w:rPr>
-        <w:rFonts w:ascii="Meiryo UI" w:hAnsi="Meiryo UI" w:eastAsia="Meiryo UI" w:cs="Meiryo UI" w:hint="default"/>
+        <w:rFonts w:ascii="Meiryo UI" w:eastAsia="Meiryo UI" w:hAnsi="Meiryo UI" w:cs="Meiryo UI" w:hint="default"/>
       </w:rPr>
     </w:lvl>
   </w:abstractNum>
@@ -17055,7 +16339,7 @@
         <w:ind w:left="440" w:hanging="440"/>
       </w:pPr>
       <w:rPr>
-        <w:rFonts w:ascii="Meiryo UI" w:hAnsi="Meiryo UI" w:eastAsia="Meiryo UI" w:cs="Meiryo UI" w:hint="default"/>
+        <w:rFonts w:ascii="Meiryo UI" w:eastAsia="Meiryo UI" w:hAnsi="Meiryo UI" w:cs="Meiryo UI" w:hint="default"/>
       </w:rPr>
     </w:lvl>
     <w:lvl w:ilvl="1">
@@ -17067,7 +16351,7 @@
         <w:ind w:left="1520" w:hanging="440"/>
       </w:pPr>
       <w:rPr>
-        <w:rFonts w:ascii="Meiryo UI" w:hAnsi="Meiryo UI" w:eastAsia="Meiryo UI" w:cs="Meiryo UI" w:hint="default"/>
+        <w:rFonts w:ascii="Meiryo UI" w:eastAsia="Meiryo UI" w:hAnsi="Meiryo UI" w:cs="Meiryo UI" w:hint="default"/>
       </w:rPr>
     </w:lvl>
     <w:lvl w:ilvl="2" w:tentative="1">
@@ -17168,7 +16452,7 @@
         <w:ind w:left="800" w:hanging="440"/>
       </w:pPr>
       <w:rPr>
-        <w:rFonts w:ascii="Meiryo UI" w:hAnsi="Meiryo UI" w:eastAsia="Meiryo UI" w:cs="Meiryo UI" w:hint="default"/>
+        <w:rFonts w:ascii="Meiryo UI" w:eastAsia="Meiryo UI" w:hAnsi="Meiryo UI" w:cs="Meiryo UI" w:hint="default"/>
         <w:u w:val="none"/>
       </w:rPr>
     </w:lvl>
@@ -17282,7 +16566,7 @@
         <w:ind w:left="440" w:hanging="440"/>
       </w:pPr>
       <w:rPr>
-        <w:rFonts w:ascii="Meiryo UI" w:hAnsi="Meiryo UI" w:eastAsia="Meiryo UI" w:cs="Meiryo UI" w:hint="default"/>
+        <w:rFonts w:ascii="Meiryo UI" w:eastAsia="Meiryo UI" w:hAnsi="Meiryo UI" w:cs="Meiryo UI" w:hint="default"/>
       </w:rPr>
     </w:lvl>
     <w:lvl w:ilvl="1" w:tplc="0409000B" w:tentative="1">
@@ -17294,7 +16578,7 @@
         <w:ind w:left="880" w:hanging="440"/>
       </w:pPr>
       <w:rPr>
-        <w:rFonts w:ascii="Meiryo UI" w:hAnsi="Meiryo UI" w:eastAsia="Meiryo UI" w:cs="Meiryo UI" w:hint="default"/>
+        <w:rFonts w:ascii="Meiryo UI" w:eastAsia="Meiryo UI" w:hAnsi="Meiryo UI" w:cs="Meiryo UI" w:hint="default"/>
       </w:rPr>
     </w:lvl>
     <w:lvl w:ilvl="2" w:tplc="0409000D" w:tentative="1">
@@ -17306,7 +16590,7 @@
         <w:ind w:left="1320" w:hanging="440"/>
       </w:pPr>
       <w:rPr>
-        <w:rFonts w:ascii="Meiryo UI" w:hAnsi="Meiryo UI" w:eastAsia="Meiryo UI" w:cs="Meiryo UI" w:hint="default"/>
+        <w:rFonts w:ascii="Meiryo UI" w:eastAsia="Meiryo UI" w:hAnsi="Meiryo UI" w:cs="Meiryo UI" w:hint="default"/>
       </w:rPr>
     </w:lvl>
     <w:lvl w:ilvl="3" w:tplc="04090001" w:tentative="1">
@@ -17318,7 +16602,7 @@
         <w:ind w:left="1760" w:hanging="440"/>
       </w:pPr>
       <w:rPr>
-        <w:rFonts w:ascii="Meiryo UI" w:hAnsi="Meiryo UI" w:eastAsia="Meiryo UI" w:cs="Meiryo UI" w:hint="default"/>
+        <w:rFonts w:ascii="Meiryo UI" w:eastAsia="Meiryo UI" w:hAnsi="Meiryo UI" w:cs="Meiryo UI" w:hint="default"/>
       </w:rPr>
     </w:lvl>
     <w:lvl w:ilvl="4" w:tplc="0409000B" w:tentative="1">
@@ -17330,7 +16614,7 @@
         <w:ind w:left="2200" w:hanging="440"/>
       </w:pPr>
       <w:rPr>
-        <w:rFonts w:ascii="Meiryo UI" w:hAnsi="Meiryo UI" w:eastAsia="Meiryo UI" w:cs="Meiryo UI" w:hint="default"/>
+        <w:rFonts w:ascii="Meiryo UI" w:eastAsia="Meiryo UI" w:hAnsi="Meiryo UI" w:cs="Meiryo UI" w:hint="default"/>
       </w:rPr>
     </w:lvl>
     <w:lvl w:ilvl="5" w:tplc="0409000D" w:tentative="1">
@@ -17342,7 +16626,7 @@
         <w:ind w:left="2640" w:hanging="440"/>
       </w:pPr>
       <w:rPr>
-        <w:rFonts w:ascii="Meiryo UI" w:hAnsi="Meiryo UI" w:eastAsia="Meiryo UI" w:cs="Meiryo UI" w:hint="default"/>
+        <w:rFonts w:ascii="Meiryo UI" w:eastAsia="Meiryo UI" w:hAnsi="Meiryo UI" w:cs="Meiryo UI" w:hint="default"/>
       </w:rPr>
     </w:lvl>
     <w:lvl w:ilvl="6" w:tplc="04090001" w:tentative="1">
@@ -17354,7 +16638,7 @@
         <w:ind w:left="3080" w:hanging="440"/>
       </w:pPr>
       <w:rPr>
-        <w:rFonts w:ascii="Meiryo UI" w:hAnsi="Meiryo UI" w:eastAsia="Meiryo UI" w:cs="Meiryo UI" w:hint="default"/>
+        <w:rFonts w:ascii="Meiryo UI" w:eastAsia="Meiryo UI" w:hAnsi="Meiryo UI" w:cs="Meiryo UI" w:hint="default"/>
       </w:rPr>
     </w:lvl>
     <w:lvl w:ilvl="7" w:tplc="0409000B" w:tentative="1">
@@ -17366,7 +16650,7 @@
         <w:ind w:left="3520" w:hanging="440"/>
       </w:pPr>
       <w:rPr>
-        <w:rFonts w:ascii="Meiryo UI" w:hAnsi="Meiryo UI" w:eastAsia="Meiryo UI" w:cs="Meiryo UI" w:hint="default"/>
+        <w:rFonts w:ascii="Meiryo UI" w:eastAsia="Meiryo UI" w:hAnsi="Meiryo UI" w:cs="Meiryo UI" w:hint="default"/>
       </w:rPr>
     </w:lvl>
     <w:lvl w:ilvl="8" w:tplc="0409000D" w:tentative="1">
@@ -17378,7 +16662,7 @@
         <w:ind w:left="3960" w:hanging="440"/>
       </w:pPr>
       <w:rPr>
-        <w:rFonts w:ascii="Meiryo UI" w:hAnsi="Meiryo UI" w:eastAsia="Meiryo UI" w:cs="Meiryo UI" w:hint="default"/>
+        <w:rFonts w:ascii="Meiryo UI" w:eastAsia="Meiryo UI" w:hAnsi="Meiryo UI" w:cs="Meiryo UI" w:hint="default"/>
       </w:rPr>
     </w:lvl>
   </w:abstractNum>
@@ -17395,7 +16679,7 @@
         <w:ind w:left="800" w:hanging="440"/>
       </w:pPr>
       <w:rPr>
-        <w:rFonts w:ascii="Meiryo UI" w:hAnsi="Meiryo UI" w:eastAsia="Meiryo UI" w:cs="Meiryo UI" w:hint="default"/>
+        <w:rFonts w:ascii="Meiryo UI" w:eastAsia="Meiryo UI" w:hAnsi="Meiryo UI" w:cs="Meiryo UI" w:hint="default"/>
         <w:u w:val="none"/>
       </w:rPr>
     </w:lvl>
@@ -17509,7 +16793,7 @@
         <w:ind w:left="440" w:hanging="440"/>
       </w:pPr>
       <w:rPr>
-        <w:rFonts w:ascii="Meiryo UI" w:hAnsi="Meiryo UI" w:eastAsia="Meiryo UI" w:cs="Meiryo UI" w:hint="default"/>
+        <w:rFonts w:ascii="Meiryo UI" w:eastAsia="Meiryo UI" w:hAnsi="Meiryo UI" w:cs="Meiryo UI" w:hint="default"/>
       </w:rPr>
     </w:lvl>
     <w:lvl w:ilvl="1" w:tplc="0409000B" w:tentative="1">
@@ -17521,7 +16805,7 @@
         <w:ind w:left="880" w:hanging="440"/>
       </w:pPr>
       <w:rPr>
-        <w:rFonts w:ascii="Meiryo UI" w:hAnsi="Meiryo UI" w:eastAsia="Meiryo UI" w:cs="Meiryo UI" w:hint="default"/>
+        <w:rFonts w:ascii="Meiryo UI" w:eastAsia="Meiryo UI" w:hAnsi="Meiryo UI" w:cs="Meiryo UI" w:hint="default"/>
       </w:rPr>
     </w:lvl>
     <w:lvl w:ilvl="2" w:tplc="0409000D" w:tentative="1">
@@ -17533,7 +16817,7 @@
         <w:ind w:left="1320" w:hanging="440"/>
       </w:pPr>
       <w:rPr>
-        <w:rFonts w:ascii="Meiryo UI" w:hAnsi="Meiryo UI" w:eastAsia="Meiryo UI" w:cs="Meiryo UI" w:hint="default"/>
+        <w:rFonts w:ascii="Meiryo UI" w:eastAsia="Meiryo UI" w:hAnsi="Meiryo UI" w:cs="Meiryo UI" w:hint="default"/>
       </w:rPr>
     </w:lvl>
     <w:lvl w:ilvl="3" w:tplc="04090001" w:tentative="1">
@@ -17545,7 +16829,7 @@
         <w:ind w:left="1760" w:hanging="440"/>
       </w:pPr>
       <w:rPr>
-        <w:rFonts w:ascii="Meiryo UI" w:hAnsi="Meiryo UI" w:eastAsia="Meiryo UI" w:cs="Meiryo UI" w:hint="default"/>
+        <w:rFonts w:ascii="Meiryo UI" w:eastAsia="Meiryo UI" w:hAnsi="Meiryo UI" w:cs="Meiryo UI" w:hint="default"/>
       </w:rPr>
     </w:lvl>
     <w:lvl w:ilvl="4" w:tplc="0409000B" w:tentative="1">
@@ -17557,7 +16841,7 @@
         <w:ind w:left="2200" w:hanging="440"/>
       </w:pPr>
       <w:rPr>
-        <w:rFonts w:ascii="Meiryo UI" w:hAnsi="Meiryo UI" w:eastAsia="Meiryo UI" w:cs="Meiryo UI" w:hint="default"/>
+        <w:rFonts w:ascii="Meiryo UI" w:eastAsia="Meiryo UI" w:hAnsi="Meiryo UI" w:cs="Meiryo UI" w:hint="default"/>
       </w:rPr>
     </w:lvl>
     <w:lvl w:ilvl="5" w:tplc="0409000D" w:tentative="1">
@@ -17569,7 +16853,7 @@
         <w:ind w:left="2640" w:hanging="440"/>
       </w:pPr>
       <w:rPr>
-        <w:rFonts w:ascii="Meiryo UI" w:hAnsi="Meiryo UI" w:eastAsia="Meiryo UI" w:cs="Meiryo UI" w:hint="default"/>
+        <w:rFonts w:ascii="Meiryo UI" w:eastAsia="Meiryo UI" w:hAnsi="Meiryo UI" w:cs="Meiryo UI" w:hint="default"/>
       </w:rPr>
     </w:lvl>
     <w:lvl w:ilvl="6" w:tplc="04090001" w:tentative="1">
@@ -17581,7 +16865,7 @@
         <w:ind w:left="3080" w:hanging="440"/>
       </w:pPr>
       <w:rPr>
-        <w:rFonts w:ascii="Meiryo UI" w:hAnsi="Meiryo UI" w:eastAsia="Meiryo UI" w:cs="Meiryo UI" w:hint="default"/>
+        <w:rFonts w:ascii="Meiryo UI" w:eastAsia="Meiryo UI" w:hAnsi="Meiryo UI" w:cs="Meiryo UI" w:hint="default"/>
       </w:rPr>
     </w:lvl>
     <w:lvl w:ilvl="7" w:tplc="0409000B" w:tentative="1">
@@ -17593,7 +16877,7 @@
         <w:ind w:left="3520" w:hanging="440"/>
       </w:pPr>
       <w:rPr>
-        <w:rFonts w:ascii="Meiryo UI" w:hAnsi="Meiryo UI" w:eastAsia="Meiryo UI" w:cs="Meiryo UI" w:hint="default"/>
+        <w:rFonts w:ascii="Meiryo UI" w:eastAsia="Meiryo UI" w:hAnsi="Meiryo UI" w:cs="Meiryo UI" w:hint="default"/>
       </w:rPr>
     </w:lvl>
     <w:lvl w:ilvl="8" w:tplc="0409000D" w:tentative="1">
@@ -17605,7 +16889,7 @@
         <w:ind w:left="3960" w:hanging="440"/>
       </w:pPr>
       <w:rPr>
-        <w:rFonts w:ascii="Meiryo UI" w:hAnsi="Meiryo UI" w:eastAsia="Meiryo UI" w:cs="Meiryo UI" w:hint="default"/>
+        <w:rFonts w:ascii="Meiryo UI" w:eastAsia="Meiryo UI" w:hAnsi="Meiryo UI" w:cs="Meiryo UI" w:hint="default"/>
       </w:rPr>
     </w:lvl>
   </w:abstractNum>
@@ -17622,7 +16906,7 @@
         <w:ind w:left="800" w:hanging="440"/>
       </w:pPr>
       <w:rPr>
-        <w:rFonts w:ascii="Meiryo UI" w:hAnsi="Meiryo UI" w:eastAsia="Meiryo UI" w:cs="Meiryo UI" w:hint="default"/>
+        <w:rFonts w:ascii="Meiryo UI" w:eastAsia="Meiryo UI" w:hAnsi="Meiryo UI" w:cs="Meiryo UI" w:hint="default"/>
         <w:u w:val="none"/>
       </w:rPr>
     </w:lvl>
@@ -17635,7 +16919,7 @@
         <w:ind w:left="1520" w:hanging="440"/>
       </w:pPr>
       <w:rPr>
-        <w:rFonts w:ascii="Meiryo UI" w:hAnsi="Meiryo UI" w:eastAsia="Meiryo UI" w:cs="Meiryo UI" w:hint="default"/>
+        <w:rFonts w:ascii="Meiryo UI" w:eastAsia="Meiryo UI" w:hAnsi="Meiryo UI" w:cs="Meiryo UI" w:hint="default"/>
       </w:rPr>
     </w:lvl>
     <w:lvl w:ilvl="2">
@@ -17748,7 +17032,7 @@
         <w:ind w:left="1520" w:hanging="440"/>
       </w:pPr>
       <w:rPr>
-        <w:rFonts w:ascii="Meiryo UI" w:hAnsi="Meiryo UI" w:eastAsia="Meiryo UI" w:cs="Meiryo UI" w:hint="default"/>
+        <w:rFonts w:ascii="Meiryo UI" w:eastAsia="Meiryo UI" w:hAnsi="Meiryo UI" w:cs="Meiryo UI" w:hint="default"/>
       </w:rPr>
     </w:lvl>
     <w:lvl w:ilvl="2" w:tentative="1">
@@ -17849,7 +17133,7 @@
         <w:ind w:left="800" w:hanging="440"/>
       </w:pPr>
       <w:rPr>
-        <w:rFonts w:ascii="Meiryo UI" w:hAnsi="Meiryo UI" w:eastAsia="Meiryo UI" w:cs="Meiryo UI" w:hint="default"/>
+        <w:rFonts w:ascii="Meiryo UI" w:eastAsia="Meiryo UI" w:hAnsi="Meiryo UI" w:cs="Meiryo UI" w:hint="default"/>
         <w:u w:val="none"/>
       </w:rPr>
     </w:lvl>
@@ -17963,7 +17247,7 @@
         <w:ind w:left="680" w:hanging="440"/>
       </w:pPr>
       <w:rPr>
-        <w:rFonts w:ascii="Meiryo UI" w:hAnsi="Meiryo UI" w:eastAsia="Meiryo UI" w:cs="Meiryo UI" w:hint="default"/>
+        <w:rFonts w:ascii="Meiryo UI" w:eastAsia="Meiryo UI" w:hAnsi="Meiryo UI" w:cs="Meiryo UI" w:hint="default"/>
       </w:rPr>
     </w:lvl>
     <w:lvl w:ilvl="1" w:tplc="0409000B" w:tentative="1">
@@ -17975,7 +17259,7 @@
         <w:ind w:left="1120" w:hanging="440"/>
       </w:pPr>
       <w:rPr>
-        <w:rFonts w:ascii="Meiryo UI" w:hAnsi="Meiryo UI" w:eastAsia="Meiryo UI" w:cs="Meiryo UI" w:hint="default"/>
+        <w:rFonts w:ascii="Meiryo UI" w:eastAsia="Meiryo UI" w:hAnsi="Meiryo UI" w:cs="Meiryo UI" w:hint="default"/>
       </w:rPr>
     </w:lvl>
     <w:lvl w:ilvl="2" w:tplc="0409000D" w:tentative="1">
@@ -17987,7 +17271,7 @@
         <w:ind w:left="1560" w:hanging="440"/>
       </w:pPr>
       <w:rPr>
-        <w:rFonts w:ascii="Meiryo UI" w:hAnsi="Meiryo UI" w:eastAsia="Meiryo UI" w:cs="Meiryo UI" w:hint="default"/>
+        <w:rFonts w:ascii="Meiryo UI" w:eastAsia="Meiryo UI" w:hAnsi="Meiryo UI" w:cs="Meiryo UI" w:hint="default"/>
       </w:rPr>
     </w:lvl>
     <w:lvl w:ilvl="3" w:tplc="04090001" w:tentative="1">
@@ -17999,7 +17283,7 @@
         <w:ind w:left="2000" w:hanging="440"/>
       </w:pPr>
       <w:rPr>
-        <w:rFonts w:ascii="Meiryo UI" w:hAnsi="Meiryo UI" w:eastAsia="Meiryo UI" w:cs="Meiryo UI" w:hint="default"/>
+        <w:rFonts w:ascii="Meiryo UI" w:eastAsia="Meiryo UI" w:hAnsi="Meiryo UI" w:cs="Meiryo UI" w:hint="default"/>
       </w:rPr>
     </w:lvl>
     <w:lvl w:ilvl="4" w:tplc="0409000B" w:tentative="1">
@@ -18011,7 +17295,7 @@
         <w:ind w:left="2440" w:hanging="440"/>
       </w:pPr>
       <w:rPr>
-        <w:rFonts w:ascii="Meiryo UI" w:hAnsi="Meiryo UI" w:eastAsia="Meiryo UI" w:cs="Meiryo UI" w:hint="default"/>
+        <w:rFonts w:ascii="Meiryo UI" w:eastAsia="Meiryo UI" w:hAnsi="Meiryo UI" w:cs="Meiryo UI" w:hint="default"/>
       </w:rPr>
     </w:lvl>
     <w:lvl w:ilvl="5" w:tplc="0409000D" w:tentative="1">
@@ -18023,7 +17307,7 @@
         <w:ind w:left="2880" w:hanging="440"/>
       </w:pPr>
       <w:rPr>
-        <w:rFonts w:ascii="Meiryo UI" w:hAnsi="Meiryo UI" w:eastAsia="Meiryo UI" w:cs="Meiryo UI" w:hint="default"/>
+        <w:rFonts w:ascii="Meiryo UI" w:eastAsia="Meiryo UI" w:hAnsi="Meiryo UI" w:cs="Meiryo UI" w:hint="default"/>
       </w:rPr>
     </w:lvl>
     <w:lvl w:ilvl="6" w:tplc="04090001" w:tentative="1">
@@ -18035,7 +17319,7 @@
         <w:ind w:left="3320" w:hanging="440"/>
       </w:pPr>
       <w:rPr>
-        <w:rFonts w:ascii="Meiryo UI" w:hAnsi="Meiryo UI" w:eastAsia="Meiryo UI" w:cs="Meiryo UI" w:hint="default"/>
+        <w:rFonts w:ascii="Meiryo UI" w:eastAsia="Meiryo UI" w:hAnsi="Meiryo UI" w:cs="Meiryo UI" w:hint="default"/>
       </w:rPr>
     </w:lvl>
     <w:lvl w:ilvl="7" w:tplc="0409000B" w:tentative="1">
@@ -18047,7 +17331,7 @@
         <w:ind w:left="3760" w:hanging="440"/>
       </w:pPr>
       <w:rPr>
-        <w:rFonts w:ascii="Meiryo UI" w:hAnsi="Meiryo UI" w:eastAsia="Meiryo UI" w:cs="Meiryo UI" w:hint="default"/>
+        <w:rFonts w:ascii="Meiryo UI" w:eastAsia="Meiryo UI" w:hAnsi="Meiryo UI" w:cs="Meiryo UI" w:hint="default"/>
       </w:rPr>
     </w:lvl>
     <w:lvl w:ilvl="8" w:tplc="0409000D" w:tentative="1">
@@ -18059,7 +17343,7 @@
         <w:ind w:left="4200" w:hanging="440"/>
       </w:pPr>
       <w:rPr>
-        <w:rFonts w:ascii="Meiryo UI" w:hAnsi="Meiryo UI" w:eastAsia="Meiryo UI" w:cs="Meiryo UI" w:hint="default"/>
+        <w:rFonts w:ascii="Meiryo UI" w:eastAsia="Meiryo UI" w:hAnsi="Meiryo UI" w:cs="Meiryo UI" w:hint="default"/>
       </w:rPr>
     </w:lvl>
   </w:abstractNum>
@@ -18076,7 +17360,7 @@
         <w:ind w:left="800" w:hanging="440"/>
       </w:pPr>
       <w:rPr>
-        <w:rFonts w:ascii="Meiryo UI" w:hAnsi="Meiryo UI" w:eastAsia="Meiryo UI" w:cs="Meiryo UI" w:hint="default"/>
+        <w:rFonts w:ascii="Meiryo UI" w:eastAsia="Meiryo UI" w:hAnsi="Meiryo UI" w:cs="Meiryo UI" w:hint="default"/>
         <w:u w:val="none"/>
       </w:rPr>
     </w:lvl>
@@ -18190,7 +17474,7 @@
         <w:ind w:left="1160" w:hanging="440"/>
       </w:pPr>
       <w:rPr>
-        <w:rFonts w:ascii="Meiryo UI" w:hAnsi="Meiryo UI" w:eastAsia="Meiryo UI" w:cs="Meiryo UI" w:hint="default"/>
+        <w:rFonts w:ascii="Meiryo UI" w:eastAsia="Meiryo UI" w:hAnsi="Meiryo UI" w:cs="Meiryo UI" w:hint="default"/>
       </w:rPr>
     </w:lvl>
     <w:lvl w:ilvl="1" w:tplc="0409000B" w:tentative="1">
@@ -18202,7 +17486,7 @@
         <w:ind w:left="1600" w:hanging="440"/>
       </w:pPr>
       <w:rPr>
-        <w:rFonts w:ascii="Meiryo UI" w:hAnsi="Meiryo UI" w:eastAsia="Meiryo UI" w:cs="Meiryo UI" w:hint="default"/>
+        <w:rFonts w:ascii="Meiryo UI" w:eastAsia="Meiryo UI" w:hAnsi="Meiryo UI" w:cs="Meiryo UI" w:hint="default"/>
       </w:rPr>
     </w:lvl>
     <w:lvl w:ilvl="2" w:tplc="0409000D" w:tentative="1">
@@ -18214,7 +17498,7 @@
         <w:ind w:left="2040" w:hanging="440"/>
       </w:pPr>
       <w:rPr>
-        <w:rFonts w:ascii="Meiryo UI" w:hAnsi="Meiryo UI" w:eastAsia="Meiryo UI" w:cs="Meiryo UI" w:hint="default"/>
+        <w:rFonts w:ascii="Meiryo UI" w:eastAsia="Meiryo UI" w:hAnsi="Meiryo UI" w:cs="Meiryo UI" w:hint="default"/>
       </w:rPr>
     </w:lvl>
     <w:lvl w:ilvl="3" w:tplc="04090001" w:tentative="1">
@@ -18226,7 +17510,7 @@
         <w:ind w:left="2480" w:hanging="440"/>
       </w:pPr>
       <w:rPr>
-        <w:rFonts w:ascii="Meiryo UI" w:hAnsi="Meiryo UI" w:eastAsia="Meiryo UI" w:cs="Meiryo UI" w:hint="default"/>
+        <w:rFonts w:ascii="Meiryo UI" w:eastAsia="Meiryo UI" w:hAnsi="Meiryo UI" w:cs="Meiryo UI" w:hint="default"/>
       </w:rPr>
     </w:lvl>
     <w:lvl w:ilvl="4" w:tplc="0409000B" w:tentative="1">
@@ -18238,7 +17522,7 @@
         <w:ind w:left="2920" w:hanging="440"/>
       </w:pPr>
       <w:rPr>
-        <w:rFonts w:ascii="Meiryo UI" w:hAnsi="Meiryo UI" w:eastAsia="Meiryo UI" w:cs="Meiryo UI" w:hint="default"/>
+        <w:rFonts w:ascii="Meiryo UI" w:eastAsia="Meiryo UI" w:hAnsi="Meiryo UI" w:cs="Meiryo UI" w:hint="default"/>
       </w:rPr>
     </w:lvl>
     <w:lvl w:ilvl="5" w:tplc="0409000D" w:tentative="1">
@@ -18250,7 +17534,7 @@
         <w:ind w:left="3360" w:hanging="440"/>
       </w:pPr>
       <w:rPr>
-        <w:rFonts w:ascii="Meiryo UI" w:hAnsi="Meiryo UI" w:eastAsia="Meiryo UI" w:cs="Meiryo UI" w:hint="default"/>
+        <w:rFonts w:ascii="Meiryo UI" w:eastAsia="Meiryo UI" w:hAnsi="Meiryo UI" w:cs="Meiryo UI" w:hint="default"/>
       </w:rPr>
     </w:lvl>
     <w:lvl w:ilvl="6" w:tplc="04090001" w:tentative="1">
@@ -18262,7 +17546,7 @@
         <w:ind w:left="3800" w:hanging="440"/>
       </w:pPr>
       <w:rPr>
-        <w:rFonts w:ascii="Meiryo UI" w:hAnsi="Meiryo UI" w:eastAsia="Meiryo UI" w:cs="Meiryo UI" w:hint="default"/>
+        <w:rFonts w:ascii="Meiryo UI" w:eastAsia="Meiryo UI" w:hAnsi="Meiryo UI" w:cs="Meiryo UI" w:hint="default"/>
       </w:rPr>
     </w:lvl>
     <w:lvl w:ilvl="7" w:tplc="0409000B" w:tentative="1">
@@ -18274,7 +17558,7 @@
         <w:ind w:left="4240" w:hanging="440"/>
       </w:pPr>
       <w:rPr>
-        <w:rFonts w:ascii="Meiryo UI" w:hAnsi="Meiryo UI" w:eastAsia="Meiryo UI" w:cs="Meiryo UI" w:hint="default"/>
+        <w:rFonts w:ascii="Meiryo UI" w:eastAsia="Meiryo UI" w:hAnsi="Meiryo UI" w:cs="Meiryo UI" w:hint="default"/>
       </w:rPr>
     </w:lvl>
     <w:lvl w:ilvl="8" w:tplc="0409000D" w:tentative="1">
@@ -18286,7 +17570,7 @@
         <w:ind w:left="4680" w:hanging="440"/>
       </w:pPr>
       <w:rPr>
-        <w:rFonts w:ascii="Meiryo UI" w:hAnsi="Meiryo UI" w:eastAsia="Meiryo UI" w:cs="Meiryo UI" w:hint="default"/>
+        <w:rFonts w:ascii="Meiryo UI" w:eastAsia="Meiryo UI" w:hAnsi="Meiryo UI" w:cs="Meiryo UI" w:hint="default"/>
       </w:rPr>
     </w:lvl>
   </w:abstractNum>
@@ -18416,7 +17700,7 @@
         <w:ind w:left="680" w:hanging="440"/>
       </w:pPr>
       <w:rPr>
-        <w:rFonts w:ascii="Meiryo UI" w:hAnsi="Meiryo UI" w:eastAsia="Meiryo UI" w:cs="Meiryo UI" w:hint="default"/>
+        <w:rFonts w:ascii="Meiryo UI" w:eastAsia="Meiryo UI" w:hAnsi="Meiryo UI" w:cs="Meiryo UI" w:hint="default"/>
       </w:rPr>
     </w:lvl>
     <w:lvl w:ilvl="1" w:tplc="0409000B" w:tentative="1">
@@ -18428,7 +17712,7 @@
         <w:ind w:left="1120" w:hanging="440"/>
       </w:pPr>
       <w:rPr>
-        <w:rFonts w:ascii="Meiryo UI" w:hAnsi="Meiryo UI" w:eastAsia="Meiryo UI" w:cs="Meiryo UI" w:hint="default"/>
+        <w:rFonts w:ascii="Meiryo UI" w:eastAsia="Meiryo UI" w:hAnsi="Meiryo UI" w:cs="Meiryo UI" w:hint="default"/>
       </w:rPr>
     </w:lvl>
     <w:lvl w:ilvl="2" w:tplc="0409000D" w:tentative="1">
@@ -18440,7 +17724,7 @@
         <w:ind w:left="1560" w:hanging="440"/>
       </w:pPr>
       <w:rPr>
-        <w:rFonts w:ascii="Meiryo UI" w:hAnsi="Meiryo UI" w:eastAsia="Meiryo UI" w:cs="Meiryo UI" w:hint="default"/>
+        <w:rFonts w:ascii="Meiryo UI" w:eastAsia="Meiryo UI" w:hAnsi="Meiryo UI" w:cs="Meiryo UI" w:hint="default"/>
       </w:rPr>
     </w:lvl>
     <w:lvl w:ilvl="3" w:tplc="04090001" w:tentative="1">
@@ -18452,7 +17736,7 @@
         <w:ind w:left="2000" w:hanging="440"/>
       </w:pPr>
       <w:rPr>
-        <w:rFonts w:ascii="Meiryo UI" w:hAnsi="Meiryo UI" w:eastAsia="Meiryo UI" w:cs="Meiryo UI" w:hint="default"/>
+        <w:rFonts w:ascii="Meiryo UI" w:eastAsia="Meiryo UI" w:hAnsi="Meiryo UI" w:cs="Meiryo UI" w:hint="default"/>
       </w:rPr>
     </w:lvl>
     <w:lvl w:ilvl="4" w:tplc="0409000B" w:tentative="1">
@@ -18464,7 +17748,7 @@
         <w:ind w:left="2440" w:hanging="440"/>
       </w:pPr>
       <w:rPr>
-        <w:rFonts w:ascii="Meiryo UI" w:hAnsi="Meiryo UI" w:eastAsia="Meiryo UI" w:cs="Meiryo UI" w:hint="default"/>
+        <w:rFonts w:ascii="Meiryo UI" w:eastAsia="Meiryo UI" w:hAnsi="Meiryo UI" w:cs="Meiryo UI" w:hint="default"/>
       </w:rPr>
     </w:lvl>
     <w:lvl w:ilvl="5" w:tplc="0409000D" w:tentative="1">
@@ -18476,7 +17760,7 @@
         <w:ind w:left="2880" w:hanging="440"/>
       </w:pPr>
       <w:rPr>
-        <w:rFonts w:ascii="Meiryo UI" w:hAnsi="Meiryo UI" w:eastAsia="Meiryo UI" w:cs="Meiryo UI" w:hint="default"/>
+        <w:rFonts w:ascii="Meiryo UI" w:eastAsia="Meiryo UI" w:hAnsi="Meiryo UI" w:cs="Meiryo UI" w:hint="default"/>
       </w:rPr>
     </w:lvl>
     <w:lvl w:ilvl="6" w:tplc="04090001" w:tentative="1">
@@ -18488,7 +17772,7 @@
         <w:ind w:left="3320" w:hanging="440"/>
       </w:pPr>
       <w:rPr>
-        <w:rFonts w:ascii="Meiryo UI" w:hAnsi="Meiryo UI" w:eastAsia="Meiryo UI" w:cs="Meiryo UI" w:hint="default"/>
+        <w:rFonts w:ascii="Meiryo UI" w:eastAsia="Meiryo UI" w:hAnsi="Meiryo UI" w:cs="Meiryo UI" w:hint="default"/>
       </w:rPr>
     </w:lvl>
     <w:lvl w:ilvl="7" w:tplc="0409000B" w:tentative="1">
@@ -18500,7 +17784,7 @@
         <w:ind w:left="3760" w:hanging="440"/>
       </w:pPr>
       <w:rPr>
-        <w:rFonts w:ascii="Meiryo UI" w:hAnsi="Meiryo UI" w:eastAsia="Meiryo UI" w:cs="Meiryo UI" w:hint="default"/>
+        <w:rFonts w:ascii="Meiryo UI" w:eastAsia="Meiryo UI" w:hAnsi="Meiryo UI" w:cs="Meiryo UI" w:hint="default"/>
       </w:rPr>
     </w:lvl>
     <w:lvl w:ilvl="8" w:tplc="0409000D" w:tentative="1">
@@ -18512,7 +17796,7 @@
         <w:ind w:left="4200" w:hanging="440"/>
       </w:pPr>
       <w:rPr>
-        <w:rFonts w:ascii="Meiryo UI" w:hAnsi="Meiryo UI" w:eastAsia="Meiryo UI" w:cs="Meiryo UI" w:hint="default"/>
+        <w:rFonts w:ascii="Meiryo UI" w:eastAsia="Meiryo UI" w:hAnsi="Meiryo UI" w:cs="Meiryo UI" w:hint="default"/>
       </w:rPr>
     </w:lvl>
   </w:abstractNum>
@@ -18529,7 +17813,7 @@
         <w:ind w:left="680" w:hanging="440"/>
       </w:pPr>
       <w:rPr>
-        <w:rFonts w:ascii="Meiryo UI" w:hAnsi="Meiryo UI" w:eastAsia="Meiryo UI" w:cs="Meiryo UI" w:hint="default"/>
+        <w:rFonts w:ascii="Meiryo UI" w:eastAsia="Meiryo UI" w:hAnsi="Meiryo UI" w:cs="Meiryo UI" w:hint="default"/>
       </w:rPr>
     </w:lvl>
     <w:lvl w:ilvl="1" w:tplc="0409000B" w:tentative="1">
@@ -18541,7 +17825,7 @@
         <w:ind w:left="1120" w:hanging="440"/>
       </w:pPr>
       <w:rPr>
-        <w:rFonts w:ascii="Meiryo UI" w:hAnsi="Meiryo UI" w:eastAsia="Meiryo UI" w:cs="Meiryo UI" w:hint="default"/>
+        <w:rFonts w:ascii="Meiryo UI" w:eastAsia="Meiryo UI" w:hAnsi="Meiryo UI" w:cs="Meiryo UI" w:hint="default"/>
       </w:rPr>
     </w:lvl>
     <w:lvl w:ilvl="2" w:tplc="0409000D" w:tentative="1">
@@ -18553,7 +17837,7 @@
         <w:ind w:left="1560" w:hanging="440"/>
       </w:pPr>
       <w:rPr>
-        <w:rFonts w:ascii="Meiryo UI" w:hAnsi="Meiryo UI" w:eastAsia="Meiryo UI" w:cs="Meiryo UI" w:hint="default"/>
+        <w:rFonts w:ascii="Meiryo UI" w:eastAsia="Meiryo UI" w:hAnsi="Meiryo UI" w:cs="Meiryo UI" w:hint="default"/>
       </w:rPr>
     </w:lvl>
     <w:lvl w:ilvl="3" w:tplc="04090001" w:tentative="1">
@@ -18565,7 +17849,7 @@
         <w:ind w:left="2000" w:hanging="440"/>
       </w:pPr>
       <w:rPr>
-        <w:rFonts w:ascii="Meiryo UI" w:hAnsi="Meiryo UI" w:eastAsia="Meiryo UI" w:cs="Meiryo UI" w:hint="default"/>
+        <w:rFonts w:ascii="Meiryo UI" w:eastAsia="Meiryo UI" w:hAnsi="Meiryo UI" w:cs="Meiryo UI" w:hint="default"/>
       </w:rPr>
     </w:lvl>
     <w:lvl w:ilvl="4" w:tplc="0409000B" w:tentative="1">
@@ -18577,7 +17861,7 @@
         <w:ind w:left="2440" w:hanging="440"/>
       </w:pPr>
       <w:rPr>
-        <w:rFonts w:ascii="Meiryo UI" w:hAnsi="Meiryo UI" w:eastAsia="Meiryo UI" w:cs="Meiryo UI" w:hint="default"/>
+        <w:rFonts w:ascii="Meiryo UI" w:eastAsia="Meiryo UI" w:hAnsi="Meiryo UI" w:cs="Meiryo UI" w:hint="default"/>
       </w:rPr>
     </w:lvl>
     <w:lvl w:ilvl="5" w:tplc="0409000D" w:tentative="1">
@@ -18589,7 +17873,7 @@
         <w:ind w:left="2880" w:hanging="440"/>
       </w:pPr>
       <w:rPr>
-        <w:rFonts w:ascii="Meiryo UI" w:hAnsi="Meiryo UI" w:eastAsia="Meiryo UI" w:cs="Meiryo UI" w:hint="default"/>
+        <w:rFonts w:ascii="Meiryo UI" w:eastAsia="Meiryo UI" w:hAnsi="Meiryo UI" w:cs="Meiryo UI" w:hint="default"/>
       </w:rPr>
     </w:lvl>
     <w:lvl w:ilvl="6" w:tplc="04090001" w:tentative="1">
@@ -18601,7 +17885,7 @@
         <w:ind w:left="3320" w:hanging="440"/>
       </w:pPr>
       <w:rPr>
-        <w:rFonts w:ascii="Meiryo UI" w:hAnsi="Meiryo UI" w:eastAsia="Meiryo UI" w:cs="Meiryo UI" w:hint="default"/>
+        <w:rFonts w:ascii="Meiryo UI" w:eastAsia="Meiryo UI" w:hAnsi="Meiryo UI" w:cs="Meiryo UI" w:hint="default"/>
       </w:rPr>
     </w:lvl>
     <w:lvl w:ilvl="7" w:tplc="0409000B" w:tentative="1">
@@ -18613,7 +17897,7 @@
         <w:ind w:left="3760" w:hanging="440"/>
       </w:pPr>
       <w:rPr>
-        <w:rFonts w:ascii="Meiryo UI" w:hAnsi="Meiryo UI" w:eastAsia="Meiryo UI" w:cs="Meiryo UI" w:hint="default"/>
+        <w:rFonts w:ascii="Meiryo UI" w:eastAsia="Meiryo UI" w:hAnsi="Meiryo UI" w:cs="Meiryo UI" w:hint="default"/>
       </w:rPr>
     </w:lvl>
     <w:lvl w:ilvl="8" w:tplc="0409000D" w:tentative="1">
@@ -18625,7 +17909,7 @@
         <w:ind w:left="4200" w:hanging="440"/>
       </w:pPr>
       <w:rPr>
-        <w:rFonts w:ascii="Meiryo UI" w:hAnsi="Meiryo UI" w:eastAsia="Meiryo UI" w:cs="Meiryo UI" w:hint="default"/>
+        <w:rFonts w:ascii="Meiryo UI" w:eastAsia="Meiryo UI" w:hAnsi="Meiryo UI" w:cs="Meiryo UI" w:hint="default"/>
       </w:rPr>
     </w:lvl>
   </w:abstractNum>
@@ -18642,7 +17926,7 @@
         <w:ind w:left="440" w:hanging="440"/>
       </w:pPr>
       <w:rPr>
-        <w:rFonts w:ascii="Meiryo UI" w:hAnsi="Meiryo UI" w:eastAsia="Meiryo UI" w:cs="Meiryo UI" w:hint="default"/>
+        <w:rFonts w:ascii="Meiryo UI" w:eastAsia="Meiryo UI" w:hAnsi="Meiryo UI" w:cs="Meiryo UI" w:hint="default"/>
       </w:rPr>
     </w:lvl>
     <w:lvl w:ilvl="1" w:tplc="0409000B" w:tentative="1">
@@ -18654,7 +17938,7 @@
         <w:ind w:left="880" w:hanging="440"/>
       </w:pPr>
       <w:rPr>
-        <w:rFonts w:ascii="Meiryo UI" w:hAnsi="Meiryo UI" w:eastAsia="Meiryo UI" w:cs="Meiryo UI" w:hint="default"/>
+        <w:rFonts w:ascii="Meiryo UI" w:eastAsia="Meiryo UI" w:hAnsi="Meiryo UI" w:cs="Meiryo UI" w:hint="default"/>
       </w:rPr>
     </w:lvl>
     <w:lvl w:ilvl="2" w:tplc="0409000D" w:tentative="1">
@@ -18666,7 +17950,7 @@
         <w:ind w:left="1320" w:hanging="440"/>
       </w:pPr>
       <w:rPr>
-        <w:rFonts w:ascii="Meiryo UI" w:hAnsi="Meiryo UI" w:eastAsia="Meiryo UI" w:cs="Meiryo UI" w:hint="default"/>
+        <w:rFonts w:ascii="Meiryo UI" w:eastAsia="Meiryo UI" w:hAnsi="Meiryo UI" w:cs="Meiryo UI" w:hint="default"/>
       </w:rPr>
     </w:lvl>
     <w:lvl w:ilvl="3" w:tplc="04090001" w:tentative="1">
@@ -18678,7 +17962,7 @@
         <w:ind w:left="1760" w:hanging="440"/>
       </w:pPr>
       <w:rPr>
-        <w:rFonts w:ascii="Meiryo UI" w:hAnsi="Meiryo UI" w:eastAsia="Meiryo UI" w:cs="Meiryo UI" w:hint="default"/>
+        <w:rFonts w:ascii="Meiryo UI" w:eastAsia="Meiryo UI" w:hAnsi="Meiryo UI" w:cs="Meiryo UI" w:hint="default"/>
       </w:rPr>
     </w:lvl>
     <w:lvl w:ilvl="4" w:tplc="0409000B" w:tentative="1">
@@ -18690,7 +17974,7 @@
         <w:ind w:left="2200" w:hanging="440"/>
       </w:pPr>
       <w:rPr>
-        <w:rFonts w:ascii="Meiryo UI" w:hAnsi="Meiryo UI" w:eastAsia="Meiryo UI" w:cs="Meiryo UI" w:hint="default"/>
+        <w:rFonts w:ascii="Meiryo UI" w:eastAsia="Meiryo UI" w:hAnsi="Meiryo UI" w:cs="Meiryo UI" w:hint="default"/>
       </w:rPr>
     </w:lvl>
     <w:lvl w:ilvl="5" w:tplc="0409000D" w:tentative="1">
@@ -18702,7 +17986,7 @@
         <w:ind w:left="2640" w:hanging="440"/>
       </w:pPr>
       <w:rPr>
-        <w:rFonts w:ascii="Meiryo UI" w:hAnsi="Meiryo UI" w:eastAsia="Meiryo UI" w:cs="Meiryo UI" w:hint="default"/>
+        <w:rFonts w:ascii="Meiryo UI" w:eastAsia="Meiryo UI" w:hAnsi="Meiryo UI" w:cs="Meiryo UI" w:hint="default"/>
       </w:rPr>
     </w:lvl>
     <w:lvl w:ilvl="6" w:tplc="04090001" w:tentative="1">
@@ -18714,7 +17998,7 @@
         <w:ind w:left="3080" w:hanging="440"/>
       </w:pPr>
       <w:rPr>
-        <w:rFonts w:ascii="Meiryo UI" w:hAnsi="Meiryo UI" w:eastAsia="Meiryo UI" w:cs="Meiryo UI" w:hint="default"/>
+        <w:rFonts w:ascii="Meiryo UI" w:eastAsia="Meiryo UI" w:hAnsi="Meiryo UI" w:cs="Meiryo UI" w:hint="default"/>
       </w:rPr>
     </w:lvl>
     <w:lvl w:ilvl="7" w:tplc="0409000B" w:tentative="1">
@@ -18726,7 +18010,7 @@
         <w:ind w:left="3520" w:hanging="440"/>
       </w:pPr>
       <w:rPr>
-        <w:rFonts w:ascii="Meiryo UI" w:hAnsi="Meiryo UI" w:eastAsia="Meiryo UI" w:cs="Meiryo UI" w:hint="default"/>
+        <w:rFonts w:ascii="Meiryo UI" w:eastAsia="Meiryo UI" w:hAnsi="Meiryo UI" w:cs="Meiryo UI" w:hint="default"/>
       </w:rPr>
     </w:lvl>
     <w:lvl w:ilvl="8" w:tplc="0409000D" w:tentative="1">
@@ -18738,7 +18022,7 @@
         <w:ind w:left="3960" w:hanging="440"/>
       </w:pPr>
       <w:rPr>
-        <w:rFonts w:ascii="Meiryo UI" w:hAnsi="Meiryo UI" w:eastAsia="Meiryo UI" w:cs="Meiryo UI" w:hint="default"/>
+        <w:rFonts w:ascii="Meiryo UI" w:eastAsia="Meiryo UI" w:hAnsi="Meiryo UI" w:cs="Meiryo UI" w:hint="default"/>
       </w:rPr>
     </w:lvl>
   </w:abstractNum>
@@ -18755,7 +18039,7 @@
         <w:ind w:left="440" w:hanging="440"/>
       </w:pPr>
       <w:rPr>
-        <w:rFonts w:ascii="Meiryo UI" w:hAnsi="Meiryo UI" w:eastAsia="Meiryo UI" w:cs="Meiryo UI" w:hint="default"/>
+        <w:rFonts w:ascii="Meiryo UI" w:eastAsia="Meiryo UI" w:hAnsi="Meiryo UI" w:cs="Meiryo UI" w:hint="default"/>
       </w:rPr>
     </w:lvl>
     <w:lvl w:ilvl="1" w:tplc="0409000B" w:tentative="1">
@@ -18767,7 +18051,7 @@
         <w:ind w:left="880" w:hanging="440"/>
       </w:pPr>
       <w:rPr>
-        <w:rFonts w:ascii="Meiryo UI" w:hAnsi="Meiryo UI" w:eastAsia="Meiryo UI" w:cs="Meiryo UI" w:hint="default"/>
+        <w:rFonts w:ascii="Meiryo UI" w:eastAsia="Meiryo UI" w:hAnsi="Meiryo UI" w:cs="Meiryo UI" w:hint="default"/>
       </w:rPr>
     </w:lvl>
     <w:lvl w:ilvl="2" w:tplc="0409000D" w:tentative="1">
@@ -18779,7 +18063,7 @@
         <w:ind w:left="1320" w:hanging="440"/>
       </w:pPr>
       <w:rPr>
-        <w:rFonts w:ascii="Meiryo UI" w:hAnsi="Meiryo UI" w:eastAsia="Meiryo UI" w:cs="Meiryo UI" w:hint="default"/>
+        <w:rFonts w:ascii="Meiryo UI" w:eastAsia="Meiryo UI" w:hAnsi="Meiryo UI" w:cs="Meiryo UI" w:hint="default"/>
       </w:rPr>
     </w:lvl>
     <w:lvl w:ilvl="3" w:tplc="04090001" w:tentative="1">
@@ -18791,7 +18075,7 @@
         <w:ind w:left="1760" w:hanging="440"/>
       </w:pPr>
       <w:rPr>
-        <w:rFonts w:ascii="Meiryo UI" w:hAnsi="Meiryo UI" w:eastAsia="Meiryo UI" w:cs="Meiryo UI" w:hint="default"/>
+        <w:rFonts w:ascii="Meiryo UI" w:eastAsia="Meiryo UI" w:hAnsi="Meiryo UI" w:cs="Meiryo UI" w:hint="default"/>
       </w:rPr>
     </w:lvl>
     <w:lvl w:ilvl="4" w:tplc="0409000B" w:tentative="1">
@@ -18803,7 +18087,7 @@
         <w:ind w:left="2200" w:hanging="440"/>
       </w:pPr>
       <w:rPr>
-        <w:rFonts w:ascii="Meiryo UI" w:hAnsi="Meiryo UI" w:eastAsia="Meiryo UI" w:cs="Meiryo UI" w:hint="default"/>
+        <w:rFonts w:ascii="Meiryo UI" w:eastAsia="Meiryo UI" w:hAnsi="Meiryo UI" w:cs="Meiryo UI" w:hint="default"/>
       </w:rPr>
     </w:lvl>
     <w:lvl w:ilvl="5" w:tplc="0409000D" w:tentative="1">
@@ -18815,7 +18099,7 @@
         <w:ind w:left="2640" w:hanging="440"/>
       </w:pPr>
       <w:rPr>
-        <w:rFonts w:ascii="Meiryo UI" w:hAnsi="Meiryo UI" w:eastAsia="Meiryo UI" w:cs="Meiryo UI" w:hint="default"/>
+        <w:rFonts w:ascii="Meiryo UI" w:eastAsia="Meiryo UI" w:hAnsi="Meiryo UI" w:cs="Meiryo UI" w:hint="default"/>
       </w:rPr>
     </w:lvl>
     <w:lvl w:ilvl="6" w:tplc="04090001" w:tentative="1">
@@ -18827,7 +18111,7 @@
         <w:ind w:left="3080" w:hanging="440"/>
       </w:pPr>
       <w:rPr>
-        <w:rFonts w:ascii="Meiryo UI" w:hAnsi="Meiryo UI" w:eastAsia="Meiryo UI" w:cs="Meiryo UI" w:hint="default"/>
+        <w:rFonts w:ascii="Meiryo UI" w:eastAsia="Meiryo UI" w:hAnsi="Meiryo UI" w:cs="Meiryo UI" w:hint="default"/>
       </w:rPr>
     </w:lvl>
     <w:lvl w:ilvl="7" w:tplc="0409000B" w:tentative="1">
@@ -18839,7 +18123,7 @@
         <w:ind w:left="3520" w:hanging="440"/>
       </w:pPr>
       <w:rPr>
-        <w:rFonts w:ascii="Meiryo UI" w:hAnsi="Meiryo UI" w:eastAsia="Meiryo UI" w:cs="Meiryo UI" w:hint="default"/>
+        <w:rFonts w:ascii="Meiryo UI" w:eastAsia="Meiryo UI" w:hAnsi="Meiryo UI" w:cs="Meiryo UI" w:hint="default"/>
       </w:rPr>
     </w:lvl>
     <w:lvl w:ilvl="8" w:tplc="0409000D" w:tentative="1">
@@ -18851,7 +18135,7 @@
         <w:ind w:left="3960" w:hanging="440"/>
       </w:pPr>
       <w:rPr>
-        <w:rFonts w:ascii="Meiryo UI" w:hAnsi="Meiryo UI" w:eastAsia="Meiryo UI" w:cs="Meiryo UI" w:hint="default"/>
+        <w:rFonts w:ascii="Meiryo UI" w:eastAsia="Meiryo UI" w:hAnsi="Meiryo UI" w:cs="Meiryo UI" w:hint="default"/>
       </w:rPr>
     </w:lvl>
   </w:abstractNum>
@@ -18868,7 +18152,7 @@
         <w:ind w:left="440" w:hanging="440"/>
       </w:pPr>
       <w:rPr>
-        <w:rFonts w:ascii="Meiryo UI" w:hAnsi="Meiryo UI" w:eastAsia="Meiryo UI" w:cs="Meiryo UI" w:hint="default"/>
+        <w:rFonts w:ascii="Meiryo UI" w:eastAsia="Meiryo UI" w:hAnsi="Meiryo UI" w:cs="Meiryo UI" w:hint="default"/>
       </w:rPr>
     </w:lvl>
     <w:lvl w:ilvl="1" w:tplc="0409000B">
@@ -18880,7 +18164,7 @@
         <w:ind w:left="880" w:hanging="440"/>
       </w:pPr>
       <w:rPr>
-        <w:rFonts w:ascii="Meiryo UI" w:hAnsi="Meiryo UI" w:eastAsia="Meiryo UI" w:cs="Meiryo UI" w:hint="default"/>
+        <w:rFonts w:ascii="Meiryo UI" w:eastAsia="Meiryo UI" w:hAnsi="Meiryo UI" w:cs="Meiryo UI" w:hint="default"/>
       </w:rPr>
     </w:lvl>
     <w:lvl w:ilvl="2" w:tplc="0409000D" w:tentative="1">
@@ -18892,7 +18176,7 @@
         <w:ind w:left="1320" w:hanging="440"/>
       </w:pPr>
       <w:rPr>
-        <w:rFonts w:ascii="Meiryo UI" w:hAnsi="Meiryo UI" w:eastAsia="Meiryo UI" w:cs="Meiryo UI" w:hint="default"/>
+        <w:rFonts w:ascii="Meiryo UI" w:eastAsia="Meiryo UI" w:hAnsi="Meiryo UI" w:cs="Meiryo UI" w:hint="default"/>
       </w:rPr>
     </w:lvl>
     <w:lvl w:ilvl="3" w:tplc="04090001" w:tentative="1">
@@ -18904,7 +18188,7 @@
         <w:ind w:left="1760" w:hanging="440"/>
       </w:pPr>
       <w:rPr>
-        <w:rFonts w:ascii="Meiryo UI" w:hAnsi="Meiryo UI" w:eastAsia="Meiryo UI" w:cs="Meiryo UI" w:hint="default"/>
+        <w:rFonts w:ascii="Meiryo UI" w:eastAsia="Meiryo UI" w:hAnsi="Meiryo UI" w:cs="Meiryo UI" w:hint="default"/>
       </w:rPr>
     </w:lvl>
     <w:lvl w:ilvl="4" w:tplc="0409000B" w:tentative="1">
@@ -18916,7 +18200,7 @@
         <w:ind w:left="2200" w:hanging="440"/>
       </w:pPr>
       <w:rPr>
-        <w:rFonts w:ascii="Meiryo UI" w:hAnsi="Meiryo UI" w:eastAsia="Meiryo UI" w:cs="Meiryo UI" w:hint="default"/>
+        <w:rFonts w:ascii="Meiryo UI" w:eastAsia="Meiryo UI" w:hAnsi="Meiryo UI" w:cs="Meiryo UI" w:hint="default"/>
       </w:rPr>
     </w:lvl>
     <w:lvl w:ilvl="5" w:tplc="0409000D" w:tentative="1">
@@ -18928,7 +18212,7 @@
         <w:ind w:left="2640" w:hanging="440"/>
       </w:pPr>
       <w:rPr>
-        <w:rFonts w:ascii="Meiryo UI" w:hAnsi="Meiryo UI" w:eastAsia="Meiryo UI" w:cs="Meiryo UI" w:hint="default"/>
+        <w:rFonts w:ascii="Meiryo UI" w:eastAsia="Meiryo UI" w:hAnsi="Meiryo UI" w:cs="Meiryo UI" w:hint="default"/>
       </w:rPr>
     </w:lvl>
     <w:lvl w:ilvl="6" w:tplc="04090001" w:tentative="1">
@@ -18940,7 +18224,7 @@
         <w:ind w:left="3080" w:hanging="440"/>
       </w:pPr>
       <w:rPr>
-        <w:rFonts w:ascii="Meiryo UI" w:hAnsi="Meiryo UI" w:eastAsia="Meiryo UI" w:cs="Meiryo UI" w:hint="default"/>
+        <w:rFonts w:ascii="Meiryo UI" w:eastAsia="Meiryo UI" w:hAnsi="Meiryo UI" w:cs="Meiryo UI" w:hint="default"/>
       </w:rPr>
     </w:lvl>
     <w:lvl w:ilvl="7" w:tplc="0409000B" w:tentative="1">
@@ -18952,7 +18236,7 @@
         <w:ind w:left="3520" w:hanging="440"/>
       </w:pPr>
       <w:rPr>
-        <w:rFonts w:ascii="Meiryo UI" w:hAnsi="Meiryo UI" w:eastAsia="Meiryo UI" w:cs="Meiryo UI" w:hint="default"/>
+        <w:rFonts w:ascii="Meiryo UI" w:eastAsia="Meiryo UI" w:hAnsi="Meiryo UI" w:cs="Meiryo UI" w:hint="default"/>
       </w:rPr>
     </w:lvl>
     <w:lvl w:ilvl="8" w:tplc="0409000D" w:tentative="1">
@@ -18964,7 +18248,7 @@
         <w:ind w:left="3960" w:hanging="440"/>
       </w:pPr>
       <w:rPr>
-        <w:rFonts w:ascii="Meiryo UI" w:hAnsi="Meiryo UI" w:eastAsia="Meiryo UI" w:cs="Meiryo UI" w:hint="default"/>
+        <w:rFonts w:ascii="Meiryo UI" w:eastAsia="Meiryo UI" w:hAnsi="Meiryo UI" w:cs="Meiryo UI" w:hint="default"/>
       </w:rPr>
     </w:lvl>
   </w:abstractNum>
@@ -18993,7 +18277,7 @@
         <w:ind w:left="880" w:hanging="440"/>
       </w:pPr>
       <w:rPr>
-        <w:rFonts w:ascii="Meiryo UI" w:hAnsi="Meiryo UI" w:eastAsia="Meiryo UI" w:cs="Meiryo UI" w:hint="default"/>
+        <w:rFonts w:ascii="Meiryo UI" w:eastAsia="Meiryo UI" w:hAnsi="Meiryo UI" w:cs="Meiryo UI" w:hint="default"/>
       </w:rPr>
     </w:lvl>
     <w:lvl w:ilvl="2" w:tplc="0409000D" w:tentative="1">
@@ -19005,7 +18289,7 @@
         <w:ind w:left="1320" w:hanging="440"/>
       </w:pPr>
       <w:rPr>
-        <w:rFonts w:ascii="Meiryo UI" w:hAnsi="Meiryo UI" w:eastAsia="Meiryo UI" w:cs="Meiryo UI" w:hint="default"/>
+        <w:rFonts w:ascii="Meiryo UI" w:eastAsia="Meiryo UI" w:hAnsi="Meiryo UI" w:cs="Meiryo UI" w:hint="default"/>
       </w:rPr>
     </w:lvl>
     <w:lvl w:ilvl="3" w:tplc="04090001" w:tentative="1">
@@ -19017,7 +18301,7 @@
         <w:ind w:left="1760" w:hanging="440"/>
       </w:pPr>
       <w:rPr>
-        <w:rFonts w:ascii="Meiryo UI" w:hAnsi="Meiryo UI" w:eastAsia="Meiryo UI" w:cs="Meiryo UI" w:hint="default"/>
+        <w:rFonts w:ascii="Meiryo UI" w:eastAsia="Meiryo UI" w:hAnsi="Meiryo UI" w:cs="Meiryo UI" w:hint="default"/>
       </w:rPr>
     </w:lvl>
     <w:lvl w:ilvl="4" w:tplc="0409000B" w:tentative="1">
@@ -19029,7 +18313,7 @@
         <w:ind w:left="2200" w:hanging="440"/>
       </w:pPr>
       <w:rPr>
-        <w:rFonts w:ascii="Meiryo UI" w:hAnsi="Meiryo UI" w:eastAsia="Meiryo UI" w:cs="Meiryo UI" w:hint="default"/>
+        <w:rFonts w:ascii="Meiryo UI" w:eastAsia="Meiryo UI" w:hAnsi="Meiryo UI" w:cs="Meiryo UI" w:hint="default"/>
       </w:rPr>
     </w:lvl>
     <w:lvl w:ilvl="5" w:tplc="0409000D" w:tentative="1">
@@ -19041,7 +18325,7 @@
         <w:ind w:left="2640" w:hanging="440"/>
       </w:pPr>
       <w:rPr>
-        <w:rFonts w:ascii="Meiryo UI" w:hAnsi="Meiryo UI" w:eastAsia="Meiryo UI" w:cs="Meiryo UI" w:hint="default"/>
+        <w:rFonts w:ascii="Meiryo UI" w:eastAsia="Meiryo UI" w:hAnsi="Meiryo UI" w:cs="Meiryo UI" w:hint="default"/>
       </w:rPr>
     </w:lvl>
     <w:lvl w:ilvl="6" w:tplc="04090001" w:tentative="1">
@@ -19053,7 +18337,7 @@
         <w:ind w:left="3080" w:hanging="440"/>
       </w:pPr>
       <w:rPr>
-        <w:rFonts w:ascii="Meiryo UI" w:hAnsi="Meiryo UI" w:eastAsia="Meiryo UI" w:cs="Meiryo UI" w:hint="default"/>
+        <w:rFonts w:ascii="Meiryo UI" w:eastAsia="Meiryo UI" w:hAnsi="Meiryo UI" w:cs="Meiryo UI" w:hint="default"/>
       </w:rPr>
     </w:lvl>
     <w:lvl w:ilvl="7" w:tplc="0409000B" w:tentative="1">
@@ -19065,7 +18349,7 @@
         <w:ind w:left="3520" w:hanging="440"/>
       </w:pPr>
       <w:rPr>
-        <w:rFonts w:ascii="Meiryo UI" w:hAnsi="Meiryo UI" w:eastAsia="Meiryo UI" w:cs="Meiryo UI" w:hint="default"/>
+        <w:rFonts w:ascii="Meiryo UI" w:eastAsia="Meiryo UI" w:hAnsi="Meiryo UI" w:cs="Meiryo UI" w:hint="default"/>
       </w:rPr>
     </w:lvl>
     <w:lvl w:ilvl="8" w:tplc="0409000D" w:tentative="1">
@@ -19077,7 +18361,7 @@
         <w:ind w:left="3960" w:hanging="440"/>
       </w:pPr>
       <w:rPr>
-        <w:rFonts w:ascii="Meiryo UI" w:hAnsi="Meiryo UI" w:eastAsia="Meiryo UI" w:cs="Meiryo UI" w:hint="default"/>
+        <w:rFonts w:ascii="Meiryo UI" w:eastAsia="Meiryo UI" w:hAnsi="Meiryo UI" w:cs="Meiryo UI" w:hint="default"/>
       </w:rPr>
     </w:lvl>
   </w:abstractNum>
@@ -19094,7 +18378,7 @@
         <w:ind w:left="800" w:hanging="440"/>
       </w:pPr>
       <w:rPr>
-        <w:rFonts w:ascii="Meiryo UI" w:hAnsi="Meiryo UI" w:eastAsia="Meiryo UI" w:cs="Meiryo UI" w:hint="default"/>
+        <w:rFonts w:ascii="Meiryo UI" w:eastAsia="Meiryo UI" w:hAnsi="Meiryo UI" w:cs="Meiryo UI" w:hint="default"/>
         <w:u w:val="none"/>
       </w:rPr>
     </w:lvl>
@@ -19107,7 +18391,7 @@
         <w:ind w:left="1520" w:hanging="440"/>
       </w:pPr>
       <w:rPr>
-        <w:rFonts w:ascii="Meiryo UI" w:hAnsi="Meiryo UI" w:eastAsia="Meiryo UI" w:cs="Meiryo UI" w:hint="default"/>
+        <w:rFonts w:ascii="Meiryo UI" w:eastAsia="Meiryo UI" w:hAnsi="Meiryo UI" w:cs="Meiryo UI" w:hint="default"/>
       </w:rPr>
     </w:lvl>
     <w:lvl w:ilvl="2">
@@ -19208,7 +18492,7 @@
         <w:ind w:left="440" w:hanging="440"/>
       </w:pPr>
       <w:rPr>
-        <w:rFonts w:ascii="Meiryo UI" w:hAnsi="Meiryo UI" w:eastAsia="Meiryo UI" w:cs="Meiryo UI" w:hint="default"/>
+        <w:rFonts w:ascii="Meiryo UI" w:eastAsia="Meiryo UI" w:hAnsi="Meiryo UI" w:cs="Meiryo UI" w:hint="default"/>
       </w:rPr>
     </w:lvl>
     <w:lvl w:ilvl="1" w:tplc="0409000B">
@@ -19220,7 +18504,7 @@
         <w:ind w:left="880" w:hanging="440"/>
       </w:pPr>
       <w:rPr>
-        <w:rFonts w:ascii="Meiryo UI" w:hAnsi="Meiryo UI" w:eastAsia="Meiryo UI" w:cs="Meiryo UI" w:hint="default"/>
+        <w:rFonts w:ascii="Meiryo UI" w:eastAsia="Meiryo UI" w:hAnsi="Meiryo UI" w:cs="Meiryo UI" w:hint="default"/>
       </w:rPr>
     </w:lvl>
     <w:lvl w:ilvl="2" w:tplc="0409000D" w:tentative="1">
@@ -19232,7 +18516,7 @@
         <w:ind w:left="1320" w:hanging="440"/>
       </w:pPr>
       <w:rPr>
-        <w:rFonts w:ascii="Meiryo UI" w:hAnsi="Meiryo UI" w:eastAsia="Meiryo UI" w:cs="Meiryo UI" w:hint="default"/>
+        <w:rFonts w:ascii="Meiryo UI" w:eastAsia="Meiryo UI" w:hAnsi="Meiryo UI" w:cs="Meiryo UI" w:hint="default"/>
       </w:rPr>
     </w:lvl>
     <w:lvl w:ilvl="3" w:tplc="04090001" w:tentative="1">
@@ -19244,7 +18528,7 @@
         <w:ind w:left="1760" w:hanging="440"/>
       </w:pPr>
       <w:rPr>
-        <w:rFonts w:ascii="Meiryo UI" w:hAnsi="Meiryo UI" w:eastAsia="Meiryo UI" w:cs="Meiryo UI" w:hint="default"/>
+        <w:rFonts w:ascii="Meiryo UI" w:eastAsia="Meiryo UI" w:hAnsi="Meiryo UI" w:cs="Meiryo UI" w:hint="default"/>
       </w:rPr>
     </w:lvl>
     <w:lvl w:ilvl="4" w:tplc="0409000B" w:tentative="1">
@@ -19256,7 +18540,7 @@
         <w:ind w:left="2200" w:hanging="440"/>
       </w:pPr>
       <w:rPr>
-        <w:rFonts w:ascii="Meiryo UI" w:hAnsi="Meiryo UI" w:eastAsia="Meiryo UI" w:cs="Meiryo UI" w:hint="default"/>
+        <w:rFonts w:ascii="Meiryo UI" w:eastAsia="Meiryo UI" w:hAnsi="Meiryo UI" w:cs="Meiryo UI" w:hint="default"/>
       </w:rPr>
     </w:lvl>
     <w:lvl w:ilvl="5" w:tplc="0409000D" w:tentative="1">
@@ -19268,7 +18552,7 @@
         <w:ind w:left="2640" w:hanging="440"/>
       </w:pPr>
       <w:rPr>
-        <w:rFonts w:ascii="Meiryo UI" w:hAnsi="Meiryo UI" w:eastAsia="Meiryo UI" w:cs="Meiryo UI" w:hint="default"/>
+        <w:rFonts w:ascii="Meiryo UI" w:eastAsia="Meiryo UI" w:hAnsi="Meiryo UI" w:cs="Meiryo UI" w:hint="default"/>
       </w:rPr>
     </w:lvl>
     <w:lvl w:ilvl="6" w:tplc="04090001" w:tentative="1">
@@ -19280,7 +18564,7 @@
         <w:ind w:left="3080" w:hanging="440"/>
       </w:pPr>
       <w:rPr>
-        <w:rFonts w:ascii="Meiryo UI" w:hAnsi="Meiryo UI" w:eastAsia="Meiryo UI" w:cs="Meiryo UI" w:hint="default"/>
+        <w:rFonts w:ascii="Meiryo UI" w:eastAsia="Meiryo UI" w:hAnsi="Meiryo UI" w:cs="Meiryo UI" w:hint="default"/>
       </w:rPr>
     </w:lvl>
     <w:lvl w:ilvl="7" w:tplc="0409000B" w:tentative="1">
@@ -19292,7 +18576,7 @@
         <w:ind w:left="3520" w:hanging="440"/>
       </w:pPr>
       <w:rPr>
-        <w:rFonts w:ascii="Meiryo UI" w:hAnsi="Meiryo UI" w:eastAsia="Meiryo UI" w:cs="Meiryo UI" w:hint="default"/>
+        <w:rFonts w:ascii="Meiryo UI" w:eastAsia="Meiryo UI" w:hAnsi="Meiryo UI" w:cs="Meiryo UI" w:hint="default"/>
       </w:rPr>
     </w:lvl>
     <w:lvl w:ilvl="8" w:tplc="0409000D" w:tentative="1">
@@ -19304,7 +18588,7 @@
         <w:ind w:left="3960" w:hanging="440"/>
       </w:pPr>
       <w:rPr>
-        <w:rFonts w:ascii="Meiryo UI" w:hAnsi="Meiryo UI" w:eastAsia="Meiryo UI" w:cs="Meiryo UI" w:hint="default"/>
+        <w:rFonts w:ascii="Meiryo UI" w:eastAsia="Meiryo UI" w:hAnsi="Meiryo UI" w:cs="Meiryo UI" w:hint="default"/>
       </w:rPr>
     </w:lvl>
   </w:abstractNum>
@@ -19321,7 +18605,7 @@
         <w:ind w:left="800" w:hanging="440"/>
       </w:pPr>
       <w:rPr>
-        <w:rFonts w:ascii="Meiryo UI" w:hAnsi="Meiryo UI" w:eastAsia="Meiryo UI" w:cs="Meiryo UI" w:hint="default"/>
+        <w:rFonts w:ascii="Meiryo UI" w:eastAsia="Meiryo UI" w:hAnsi="Meiryo UI" w:cs="Meiryo UI" w:hint="default"/>
         <w:u w:val="none"/>
       </w:rPr>
     </w:lvl>
@@ -19435,7 +18719,7 @@
         <w:ind w:left="800" w:hanging="440"/>
       </w:pPr>
       <w:rPr>
-        <w:rFonts w:ascii="Meiryo UI" w:hAnsi="Meiryo UI" w:eastAsia="Meiryo UI" w:cs="Meiryo UI" w:hint="default"/>
+        <w:rFonts w:ascii="Meiryo UI" w:eastAsia="Meiryo UI" w:hAnsi="Meiryo UI" w:cs="Meiryo UI" w:hint="default"/>
         <w:u w:val="none"/>
       </w:rPr>
     </w:lvl>
@@ -19549,7 +18833,7 @@
         <w:ind w:left="440" w:hanging="440"/>
       </w:pPr>
       <w:rPr>
-        <w:rFonts w:ascii="Meiryo UI" w:hAnsi="Meiryo UI" w:eastAsia="Meiryo UI" w:cs="Meiryo UI" w:hint="default"/>
+        <w:rFonts w:ascii="Meiryo UI" w:eastAsia="Meiryo UI" w:hAnsi="Meiryo UI" w:cs="Meiryo UI" w:hint="default"/>
       </w:rPr>
     </w:lvl>
     <w:lvl w:ilvl="1" w:tplc="0409000B" w:tentative="1">
@@ -19561,7 +18845,7 @@
         <w:ind w:left="880" w:hanging="440"/>
       </w:pPr>
       <w:rPr>
-        <w:rFonts w:ascii="Meiryo UI" w:hAnsi="Meiryo UI" w:eastAsia="Meiryo UI" w:cs="Meiryo UI" w:hint="default"/>
+        <w:rFonts w:ascii="Meiryo UI" w:eastAsia="Meiryo UI" w:hAnsi="Meiryo UI" w:cs="Meiryo UI" w:hint="default"/>
       </w:rPr>
     </w:lvl>
     <w:lvl w:ilvl="2" w:tplc="0409000D" w:tentative="1">
@@ -19573,7 +18857,7 @@
         <w:ind w:left="1320" w:hanging="440"/>
       </w:pPr>
       <w:rPr>
-        <w:rFonts w:ascii="Meiryo UI" w:hAnsi="Meiryo UI" w:eastAsia="Meiryo UI" w:cs="Meiryo UI" w:hint="default"/>
+        <w:rFonts w:ascii="Meiryo UI" w:eastAsia="Meiryo UI" w:hAnsi="Meiryo UI" w:cs="Meiryo UI" w:hint="default"/>
       </w:rPr>
     </w:lvl>
     <w:lvl w:ilvl="3" w:tplc="04090001" w:tentative="1">
@@ -19585,7 +18869,7 @@
         <w:ind w:left="1760" w:hanging="440"/>
       </w:pPr>
       <w:rPr>
-        <w:rFonts w:ascii="Meiryo UI" w:hAnsi="Meiryo UI" w:eastAsia="Meiryo UI" w:cs="Meiryo UI" w:hint="default"/>
+        <w:rFonts w:ascii="Meiryo UI" w:eastAsia="Meiryo UI" w:hAnsi="Meiryo UI" w:cs="Meiryo UI" w:hint="default"/>
       </w:rPr>
     </w:lvl>
     <w:lvl w:ilvl="4" w:tplc="0409000B" w:tentative="1">
@@ -19597,7 +18881,7 @@
         <w:ind w:left="2200" w:hanging="440"/>
       </w:pPr>
       <w:rPr>
-        <w:rFonts w:ascii="Meiryo UI" w:hAnsi="Meiryo UI" w:eastAsia="Meiryo UI" w:cs="Meiryo UI" w:hint="default"/>
+        <w:rFonts w:ascii="Meiryo UI" w:eastAsia="Meiryo UI" w:hAnsi="Meiryo UI" w:cs="Meiryo UI" w:hint="default"/>
       </w:rPr>
     </w:lvl>
     <w:lvl w:ilvl="5" w:tplc="0409000D" w:tentative="1">
@@ -19609,7 +18893,7 @@
         <w:ind w:left="2640" w:hanging="440"/>
       </w:pPr>
       <w:rPr>
-        <w:rFonts w:ascii="Meiryo UI" w:hAnsi="Meiryo UI" w:eastAsia="Meiryo UI" w:cs="Meiryo UI" w:hint="default"/>
+        <w:rFonts w:ascii="Meiryo UI" w:eastAsia="Meiryo UI" w:hAnsi="Meiryo UI" w:cs="Meiryo UI" w:hint="default"/>
       </w:rPr>
     </w:lvl>
     <w:lvl w:ilvl="6" w:tplc="04090001" w:tentative="1">
@@ -19621,7 +18905,7 @@
         <w:ind w:left="3080" w:hanging="440"/>
       </w:pPr>
       <w:rPr>
-        <w:rFonts w:ascii="Meiryo UI" w:hAnsi="Meiryo UI" w:eastAsia="Meiryo UI" w:cs="Meiryo UI" w:hint="default"/>
+        <w:rFonts w:ascii="Meiryo UI" w:eastAsia="Meiryo UI" w:hAnsi="Meiryo UI" w:cs="Meiryo UI" w:hint="default"/>
       </w:rPr>
     </w:lvl>
     <w:lvl w:ilvl="7" w:tplc="0409000B" w:tentative="1">
@@ -19633,7 +18917,7 @@
         <w:ind w:left="3520" w:hanging="440"/>
       </w:pPr>
       <w:rPr>
-        <w:rFonts w:ascii="Meiryo UI" w:hAnsi="Meiryo UI" w:eastAsia="Meiryo UI" w:cs="Meiryo UI" w:hint="default"/>
+        <w:rFonts w:ascii="Meiryo UI" w:eastAsia="Meiryo UI" w:hAnsi="Meiryo UI" w:cs="Meiryo UI" w:hint="default"/>
       </w:rPr>
     </w:lvl>
     <w:lvl w:ilvl="8" w:tplc="0409000D" w:tentative="1">
@@ -19645,7 +18929,7 @@
         <w:ind w:left="3960" w:hanging="440"/>
       </w:pPr>
       <w:rPr>
-        <w:rFonts w:ascii="Meiryo UI" w:hAnsi="Meiryo UI" w:eastAsia="Meiryo UI" w:cs="Meiryo UI" w:hint="default"/>
+        <w:rFonts w:ascii="Meiryo UI" w:eastAsia="Meiryo UI" w:hAnsi="Meiryo UI" w:cs="Meiryo UI" w:hint="default"/>
       </w:rPr>
     </w:lvl>
   </w:abstractNum>
@@ -19662,7 +18946,7 @@
         <w:ind w:left="800" w:hanging="440"/>
       </w:pPr>
       <w:rPr>
-        <w:rFonts w:ascii="Meiryo UI" w:hAnsi="Meiryo UI" w:eastAsia="Meiryo UI" w:cs="Meiryo UI" w:hint="default"/>
+        <w:rFonts w:ascii="Meiryo UI" w:eastAsia="Meiryo UI" w:hAnsi="Meiryo UI" w:cs="Meiryo UI" w:hint="default"/>
         <w:u w:val="none"/>
       </w:rPr>
     </w:lvl>
@@ -19675,7 +18959,7 @@
         <w:ind w:left="1520" w:hanging="440"/>
       </w:pPr>
       <w:rPr>
-        <w:rFonts w:ascii="Meiryo UI" w:hAnsi="Meiryo UI" w:eastAsia="Meiryo UI" w:cs="Meiryo UI" w:hint="default"/>
+        <w:rFonts w:ascii="Meiryo UI" w:eastAsia="Meiryo UI" w:hAnsi="Meiryo UI" w:cs="Meiryo UI" w:hint="default"/>
       </w:rPr>
     </w:lvl>
     <w:lvl w:ilvl="2">
@@ -19776,7 +19060,7 @@
         <w:ind w:left="440" w:hanging="440"/>
       </w:pPr>
       <w:rPr>
-        <w:rFonts w:ascii="Meiryo UI" w:hAnsi="Meiryo UI" w:eastAsia="Meiryo UI" w:cs="Meiryo UI" w:hint="default"/>
+        <w:rFonts w:ascii="Meiryo UI" w:eastAsia="Meiryo UI" w:hAnsi="Meiryo UI" w:cs="Meiryo UI" w:hint="default"/>
       </w:rPr>
     </w:lvl>
     <w:lvl w:ilvl="1" w:tplc="0409000B" w:tentative="1">
@@ -19788,7 +19072,7 @@
         <w:ind w:left="880" w:hanging="440"/>
       </w:pPr>
       <w:rPr>
-        <w:rFonts w:ascii="Meiryo UI" w:hAnsi="Meiryo UI" w:eastAsia="Meiryo UI" w:cs="Meiryo UI" w:hint="default"/>
+        <w:rFonts w:ascii="Meiryo UI" w:eastAsia="Meiryo UI" w:hAnsi="Meiryo UI" w:cs="Meiryo UI" w:hint="default"/>
       </w:rPr>
     </w:lvl>
     <w:lvl w:ilvl="2" w:tplc="0409000D" w:tentative="1">
@@ -19800,7 +19084,7 @@
         <w:ind w:left="1320" w:hanging="440"/>
       </w:pPr>
       <w:rPr>
-        <w:rFonts w:ascii="Meiryo UI" w:hAnsi="Meiryo UI" w:eastAsia="Meiryo UI" w:cs="Meiryo UI" w:hint="default"/>
+        <w:rFonts w:ascii="Meiryo UI" w:eastAsia="Meiryo UI" w:hAnsi="Meiryo UI" w:cs="Meiryo UI" w:hint="default"/>
       </w:rPr>
     </w:lvl>
     <w:lvl w:ilvl="3" w:tplc="04090001" w:tentative="1">
@@ -19812,7 +19096,7 @@
         <w:ind w:left="1760" w:hanging="440"/>
       </w:pPr>
       <w:rPr>
-        <w:rFonts w:ascii="Meiryo UI" w:hAnsi="Meiryo UI" w:eastAsia="Meiryo UI" w:cs="Meiryo UI" w:hint="default"/>
+        <w:rFonts w:ascii="Meiryo UI" w:eastAsia="Meiryo UI" w:hAnsi="Meiryo UI" w:cs="Meiryo UI" w:hint="default"/>
       </w:rPr>
     </w:lvl>
     <w:lvl w:ilvl="4" w:tplc="0409000B" w:tentative="1">
@@ -19824,7 +19108,7 @@
         <w:ind w:left="2200" w:hanging="440"/>
       </w:pPr>
       <w:rPr>
-        <w:rFonts w:ascii="Meiryo UI" w:hAnsi="Meiryo UI" w:eastAsia="Meiryo UI" w:cs="Meiryo UI" w:hint="default"/>
+        <w:rFonts w:ascii="Meiryo UI" w:eastAsia="Meiryo UI" w:hAnsi="Meiryo UI" w:cs="Meiryo UI" w:hint="default"/>
       </w:rPr>
     </w:lvl>
     <w:lvl w:ilvl="5" w:tplc="0409000D" w:tentative="1">
@@ -19836,7 +19120,7 @@
         <w:ind w:left="2640" w:hanging="440"/>
       </w:pPr>
       <w:rPr>
-        <w:rFonts w:ascii="Meiryo UI" w:hAnsi="Meiryo UI" w:eastAsia="Meiryo UI" w:cs="Meiryo UI" w:hint="default"/>
+        <w:rFonts w:ascii="Meiryo UI" w:eastAsia="Meiryo UI" w:hAnsi="Meiryo UI" w:cs="Meiryo UI" w:hint="default"/>
       </w:rPr>
     </w:lvl>
     <w:lvl w:ilvl="6" w:tplc="04090001" w:tentative="1">
@@ -19848,7 +19132,7 @@
         <w:ind w:left="3080" w:hanging="440"/>
       </w:pPr>
       <w:rPr>
-        <w:rFonts w:ascii="Meiryo UI" w:hAnsi="Meiryo UI" w:eastAsia="Meiryo UI" w:cs="Meiryo UI" w:hint="default"/>
+        <w:rFonts w:ascii="Meiryo UI" w:eastAsia="Meiryo UI" w:hAnsi="Meiryo UI" w:cs="Meiryo UI" w:hint="default"/>
       </w:rPr>
     </w:lvl>
     <w:lvl w:ilvl="7" w:tplc="0409000B" w:tentative="1">
@@ -19860,7 +19144,7 @@
         <w:ind w:left="3520" w:hanging="440"/>
       </w:pPr>
       <w:rPr>
-        <w:rFonts w:ascii="Meiryo UI" w:hAnsi="Meiryo UI" w:eastAsia="Meiryo UI" w:cs="Meiryo UI" w:hint="default"/>
+        <w:rFonts w:ascii="Meiryo UI" w:eastAsia="Meiryo UI" w:hAnsi="Meiryo UI" w:cs="Meiryo UI" w:hint="default"/>
       </w:rPr>
     </w:lvl>
     <w:lvl w:ilvl="8" w:tplc="0409000D" w:tentative="1">
@@ -19872,7 +19156,7 @@
         <w:ind w:left="3960" w:hanging="440"/>
       </w:pPr>
       <w:rPr>
-        <w:rFonts w:ascii="Meiryo UI" w:hAnsi="Meiryo UI" w:eastAsia="Meiryo UI" w:cs="Meiryo UI" w:hint="default"/>
+        <w:rFonts w:ascii="Meiryo UI" w:eastAsia="Meiryo UI" w:hAnsi="Meiryo UI" w:cs="Meiryo UI" w:hint="default"/>
       </w:rPr>
     </w:lvl>
   </w:abstractNum>
@@ -19889,7 +19173,7 @@
         <w:ind w:left="800" w:hanging="440"/>
       </w:pPr>
       <w:rPr>
-        <w:rFonts w:ascii="Meiryo UI" w:hAnsi="Meiryo UI" w:eastAsia="Meiryo UI" w:cs="Meiryo UI" w:hint="default"/>
+        <w:rFonts w:ascii="Meiryo UI" w:eastAsia="Meiryo UI" w:hAnsi="Meiryo UI" w:cs="Meiryo UI" w:hint="default"/>
         <w:u w:val="none"/>
       </w:rPr>
     </w:lvl>
@@ -19902,7 +19186,7 @@
         <w:ind w:left="1520" w:hanging="440"/>
       </w:pPr>
       <w:rPr>
-        <w:rFonts w:ascii="Meiryo UI" w:hAnsi="Meiryo UI" w:eastAsia="Meiryo UI" w:cs="Meiryo UI" w:hint="default"/>
+        <w:rFonts w:ascii="Meiryo UI" w:eastAsia="Meiryo UI" w:hAnsi="Meiryo UI" w:cs="Meiryo UI" w:hint="default"/>
       </w:rPr>
     </w:lvl>
     <w:lvl w:ilvl="2">
@@ -20003,7 +19287,7 @@
         <w:ind w:left="800" w:hanging="440"/>
       </w:pPr>
       <w:rPr>
-        <w:rFonts w:ascii="Meiryo UI" w:hAnsi="Meiryo UI" w:eastAsia="Meiryo UI" w:cs="Meiryo UI" w:hint="default"/>
+        <w:rFonts w:ascii="Meiryo UI" w:eastAsia="Meiryo UI" w:hAnsi="Meiryo UI" w:cs="Meiryo UI" w:hint="default"/>
         <w:u w:val="none"/>
       </w:rPr>
     </w:lvl>
@@ -20016,7 +19300,7 @@
         <w:ind w:left="1520" w:hanging="440"/>
       </w:pPr>
       <w:rPr>
-        <w:rFonts w:ascii="Meiryo UI" w:hAnsi="Meiryo UI" w:eastAsia="Meiryo UI" w:cs="Meiryo UI" w:hint="default"/>
+        <w:rFonts w:ascii="Meiryo UI" w:eastAsia="Meiryo UI" w:hAnsi="Meiryo UI" w:cs="Meiryo UI" w:hint="default"/>
       </w:rPr>
     </w:lvl>
     <w:lvl w:ilvl="2">
@@ -20117,7 +19401,7 @@
         <w:ind w:left="680" w:hanging="440"/>
       </w:pPr>
       <w:rPr>
-        <w:rFonts w:ascii="Meiryo UI" w:hAnsi="Meiryo UI" w:eastAsia="Meiryo UI" w:cs="Meiryo UI" w:hint="default"/>
+        <w:rFonts w:ascii="Meiryo UI" w:eastAsia="Meiryo UI" w:hAnsi="Meiryo UI" w:cs="Meiryo UI" w:hint="default"/>
       </w:rPr>
     </w:lvl>
     <w:lvl w:ilvl="1" w:tplc="0409000B" w:tentative="1">
@@ -20129,7 +19413,7 @@
         <w:ind w:left="1120" w:hanging="440"/>
       </w:pPr>
       <w:rPr>
-        <w:rFonts w:ascii="Meiryo UI" w:hAnsi="Meiryo UI" w:eastAsia="Meiryo UI" w:cs="Meiryo UI" w:hint="default"/>
+        <w:rFonts w:ascii="Meiryo UI" w:eastAsia="Meiryo UI" w:hAnsi="Meiryo UI" w:cs="Meiryo UI" w:hint="default"/>
       </w:rPr>
     </w:lvl>
     <w:lvl w:ilvl="2" w:tplc="0409000D" w:tentative="1">
@@ -20141,7 +19425,7 @@
         <w:ind w:left="1560" w:hanging="440"/>
       </w:pPr>
       <w:rPr>
-        <w:rFonts w:ascii="Meiryo UI" w:hAnsi="Meiryo UI" w:eastAsia="Meiryo UI" w:cs="Meiryo UI" w:hint="default"/>
+        <w:rFonts w:ascii="Meiryo UI" w:eastAsia="Meiryo UI" w:hAnsi="Meiryo UI" w:cs="Meiryo UI" w:hint="default"/>
       </w:rPr>
     </w:lvl>
     <w:lvl w:ilvl="3" w:tplc="04090001" w:tentative="1">
@@ -20153,7 +19437,7 @@
         <w:ind w:left="2000" w:hanging="440"/>
       </w:pPr>
       <w:rPr>
-        <w:rFonts w:ascii="Meiryo UI" w:hAnsi="Meiryo UI" w:eastAsia="Meiryo UI" w:cs="Meiryo UI" w:hint="default"/>
+        <w:rFonts w:ascii="Meiryo UI" w:eastAsia="Meiryo UI" w:hAnsi="Meiryo UI" w:cs="Meiryo UI" w:hint="default"/>
       </w:rPr>
     </w:lvl>
     <w:lvl w:ilvl="4" w:tplc="0409000B" w:tentative="1">
@@ -20165,7 +19449,7 @@
         <w:ind w:left="2440" w:hanging="440"/>
       </w:pPr>
       <w:rPr>
-        <w:rFonts w:ascii="Meiryo UI" w:hAnsi="Meiryo UI" w:eastAsia="Meiryo UI" w:cs="Meiryo UI" w:hint="default"/>
+        <w:rFonts w:ascii="Meiryo UI" w:eastAsia="Meiryo UI" w:hAnsi="Meiryo UI" w:cs="Meiryo UI" w:hint="default"/>
       </w:rPr>
     </w:lvl>
     <w:lvl w:ilvl="5" w:tplc="0409000D" w:tentative="1">
@@ -20177,7 +19461,7 @@
         <w:ind w:left="2880" w:hanging="440"/>
       </w:pPr>
       <w:rPr>
-        <w:rFonts w:ascii="Meiryo UI" w:hAnsi="Meiryo UI" w:eastAsia="Meiryo UI" w:cs="Meiryo UI" w:hint="default"/>
+        <w:rFonts w:ascii="Meiryo UI" w:eastAsia="Meiryo UI" w:hAnsi="Meiryo UI" w:cs="Meiryo UI" w:hint="default"/>
       </w:rPr>
     </w:lvl>
     <w:lvl w:ilvl="6" w:tplc="04090001" w:tentative="1">
@@ -20189,7 +19473,7 @@
         <w:ind w:left="3320" w:hanging="440"/>
       </w:pPr>
       <w:rPr>
-        <w:rFonts w:ascii="Meiryo UI" w:hAnsi="Meiryo UI" w:eastAsia="Meiryo UI" w:cs="Meiryo UI" w:hint="default"/>
+        <w:rFonts w:ascii="Meiryo UI" w:eastAsia="Meiryo UI" w:hAnsi="Meiryo UI" w:cs="Meiryo UI" w:hint="default"/>
       </w:rPr>
     </w:lvl>
     <w:lvl w:ilvl="7" w:tplc="0409000B" w:tentative="1">
@@ -20201,7 +19485,7 @@
         <w:ind w:left="3760" w:hanging="440"/>
       </w:pPr>
       <w:rPr>
-        <w:rFonts w:ascii="Meiryo UI" w:hAnsi="Meiryo UI" w:eastAsia="Meiryo UI" w:cs="Meiryo UI" w:hint="default"/>
+        <w:rFonts w:ascii="Meiryo UI" w:eastAsia="Meiryo UI" w:hAnsi="Meiryo UI" w:cs="Meiryo UI" w:hint="default"/>
       </w:rPr>
     </w:lvl>
     <w:lvl w:ilvl="8" w:tplc="0409000D" w:tentative="1">
@@ -20213,7 +19497,7 @@
         <w:ind w:left="4200" w:hanging="440"/>
       </w:pPr>
       <w:rPr>
-        <w:rFonts w:ascii="Meiryo UI" w:hAnsi="Meiryo UI" w:eastAsia="Meiryo UI" w:cs="Meiryo UI" w:hint="default"/>
+        <w:rFonts w:ascii="Meiryo UI" w:eastAsia="Meiryo UI" w:hAnsi="Meiryo UI" w:cs="Meiryo UI" w:hint="default"/>
       </w:rPr>
     </w:lvl>
   </w:abstractNum>
@@ -20230,7 +19514,7 @@
         <w:ind w:left="800" w:hanging="440"/>
       </w:pPr>
       <w:rPr>
-        <w:rFonts w:ascii="Meiryo UI" w:hAnsi="Meiryo UI" w:eastAsia="Meiryo UI" w:cs="Meiryo UI" w:hint="default"/>
+        <w:rFonts w:ascii="Meiryo UI" w:eastAsia="Meiryo UI" w:hAnsi="Meiryo UI" w:cs="Meiryo UI" w:hint="default"/>
         <w:u w:val="none"/>
       </w:rPr>
     </w:lvl>
@@ -20344,7 +19628,7 @@
         <w:ind w:left="800" w:hanging="440"/>
       </w:pPr>
       <w:rPr>
-        <w:rFonts w:ascii="Meiryo UI" w:hAnsi="Meiryo UI" w:eastAsia="Meiryo UI" w:cs="Meiryo UI" w:hint="default"/>
+        <w:rFonts w:ascii="Meiryo UI" w:eastAsia="Meiryo UI" w:hAnsi="Meiryo UI" w:cs="Meiryo UI" w:hint="default"/>
         <w:u w:val="none"/>
       </w:rPr>
     </w:lvl>
@@ -20458,7 +19742,7 @@
         <w:ind w:left="440" w:hanging="440"/>
       </w:pPr>
       <w:rPr>
-        <w:rFonts w:ascii="Meiryo UI" w:hAnsi="Meiryo UI" w:eastAsia="Meiryo UI" w:cs="Meiryo UI" w:hint="default"/>
+        <w:rFonts w:ascii="Meiryo UI" w:eastAsia="Meiryo UI" w:hAnsi="Meiryo UI" w:cs="Meiryo UI" w:hint="default"/>
       </w:rPr>
     </w:lvl>
     <w:lvl w:ilvl="1" w:tplc="0409000B" w:tentative="1">
@@ -20470,7 +19754,7 @@
         <w:ind w:left="880" w:hanging="440"/>
       </w:pPr>
       <w:rPr>
-        <w:rFonts w:ascii="Meiryo UI" w:hAnsi="Meiryo UI" w:eastAsia="Meiryo UI" w:cs="Meiryo UI" w:hint="default"/>
+        <w:rFonts w:ascii="Meiryo UI" w:eastAsia="Meiryo UI" w:hAnsi="Meiryo UI" w:cs="Meiryo UI" w:hint="default"/>
       </w:rPr>
     </w:lvl>
     <w:lvl w:ilvl="2" w:tplc="0409000D" w:tentative="1">
@@ -20482,7 +19766,7 @@
         <w:ind w:left="1320" w:hanging="440"/>
       </w:pPr>
       <w:rPr>
-        <w:rFonts w:ascii="Meiryo UI" w:hAnsi="Meiryo UI" w:eastAsia="Meiryo UI" w:cs="Meiryo UI" w:hint="default"/>
+        <w:rFonts w:ascii="Meiryo UI" w:eastAsia="Meiryo UI" w:hAnsi="Meiryo UI" w:cs="Meiryo UI" w:hint="default"/>
       </w:rPr>
     </w:lvl>
     <w:lvl w:ilvl="3" w:tplc="04090001" w:tentative="1">
@@ -20494,7 +19778,7 @@
         <w:ind w:left="1760" w:hanging="440"/>
       </w:pPr>
       <w:rPr>
-        <w:rFonts w:ascii="Meiryo UI" w:hAnsi="Meiryo UI" w:eastAsia="Meiryo UI" w:cs="Meiryo UI" w:hint="default"/>
+        <w:rFonts w:ascii="Meiryo UI" w:eastAsia="Meiryo UI" w:hAnsi="Meiryo UI" w:cs="Meiryo UI" w:hint="default"/>
       </w:rPr>
     </w:lvl>
     <w:lvl w:ilvl="4" w:tplc="0409000B" w:tentative="1">
@@ -20506,7 +19790,7 @@
         <w:ind w:left="2200" w:hanging="440"/>
       </w:pPr>
       <w:rPr>
-        <w:rFonts w:ascii="Meiryo UI" w:hAnsi="Meiryo UI" w:eastAsia="Meiryo UI" w:cs="Meiryo UI" w:hint="default"/>
+        <w:rFonts w:ascii="Meiryo UI" w:eastAsia="Meiryo UI" w:hAnsi="Meiryo UI" w:cs="Meiryo UI" w:hint="default"/>
       </w:rPr>
     </w:lvl>
     <w:lvl w:ilvl="5" w:tplc="0409000D" w:tentative="1">
@@ -20518,7 +19802,7 @@
         <w:ind w:left="2640" w:hanging="440"/>
       </w:pPr>
       <w:rPr>
-        <w:rFonts w:ascii="Meiryo UI" w:hAnsi="Meiryo UI" w:eastAsia="Meiryo UI" w:cs="Meiryo UI" w:hint="default"/>
+        <w:rFonts w:ascii="Meiryo UI" w:eastAsia="Meiryo UI" w:hAnsi="Meiryo UI" w:cs="Meiryo UI" w:hint="default"/>
       </w:rPr>
     </w:lvl>
     <w:lvl w:ilvl="6" w:tplc="04090001" w:tentative="1">
@@ -20530,7 +19814,7 @@
         <w:ind w:left="3080" w:hanging="440"/>
       </w:pPr>
       <w:rPr>
-        <w:rFonts w:ascii="Meiryo UI" w:hAnsi="Meiryo UI" w:eastAsia="Meiryo UI" w:cs="Meiryo UI" w:hint="default"/>
+        <w:rFonts w:ascii="Meiryo UI" w:eastAsia="Meiryo UI" w:hAnsi="Meiryo UI" w:cs="Meiryo UI" w:hint="default"/>
       </w:rPr>
     </w:lvl>
     <w:lvl w:ilvl="7" w:tplc="0409000B" w:tentative="1">
@@ -20542,7 +19826,7 @@
         <w:ind w:left="3520" w:hanging="440"/>
       </w:pPr>
       <w:rPr>
-        <w:rFonts w:ascii="Meiryo UI" w:hAnsi="Meiryo UI" w:eastAsia="Meiryo UI" w:cs="Meiryo UI" w:hint="default"/>
+        <w:rFonts w:ascii="Meiryo UI" w:eastAsia="Meiryo UI" w:hAnsi="Meiryo UI" w:cs="Meiryo UI" w:hint="default"/>
       </w:rPr>
     </w:lvl>
     <w:lvl w:ilvl="8" w:tplc="0409000D" w:tentative="1">
@@ -20554,7 +19838,7 @@
         <w:ind w:left="3960" w:hanging="440"/>
       </w:pPr>
       <w:rPr>
-        <w:rFonts w:ascii="Meiryo UI" w:hAnsi="Meiryo UI" w:eastAsia="Meiryo UI" w:cs="Meiryo UI" w:hint="default"/>
+        <w:rFonts w:ascii="Meiryo UI" w:eastAsia="Meiryo UI" w:hAnsi="Meiryo UI" w:cs="Meiryo UI" w:hint="default"/>
       </w:rPr>
     </w:lvl>
   </w:abstractNum>
@@ -20571,7 +19855,7 @@
         <w:ind w:left="440" w:hanging="440"/>
       </w:pPr>
       <w:rPr>
-        <w:rFonts w:ascii="Meiryo UI" w:hAnsi="Meiryo UI" w:eastAsia="Meiryo UI" w:cs="Meiryo UI" w:hint="default"/>
+        <w:rFonts w:ascii="Meiryo UI" w:eastAsia="Meiryo UI" w:hAnsi="Meiryo UI" w:cs="Meiryo UI" w:hint="default"/>
       </w:rPr>
     </w:lvl>
     <w:lvl w:ilvl="1" w:tplc="0409000B" w:tentative="1">
@@ -20583,7 +19867,7 @@
         <w:ind w:left="880" w:hanging="440"/>
       </w:pPr>
       <w:rPr>
-        <w:rFonts w:ascii="Meiryo UI" w:hAnsi="Meiryo UI" w:eastAsia="Meiryo UI" w:cs="Meiryo UI" w:hint="default"/>
+        <w:rFonts w:ascii="Meiryo UI" w:eastAsia="Meiryo UI" w:hAnsi="Meiryo UI" w:cs="Meiryo UI" w:hint="default"/>
       </w:rPr>
     </w:lvl>
     <w:lvl w:ilvl="2" w:tplc="0409000D" w:tentative="1">
@@ -20595,7 +19879,7 @@
         <w:ind w:left="1320" w:hanging="440"/>
       </w:pPr>
       <w:rPr>
-        <w:rFonts w:ascii="Meiryo UI" w:hAnsi="Meiryo UI" w:eastAsia="Meiryo UI" w:cs="Meiryo UI" w:hint="default"/>
+        <w:rFonts w:ascii="Meiryo UI" w:eastAsia="Meiryo UI" w:hAnsi="Meiryo UI" w:cs="Meiryo UI" w:hint="default"/>
       </w:rPr>
     </w:lvl>
     <w:lvl w:ilvl="3" w:tplc="04090001" w:tentative="1">
@@ -20607,7 +19891,7 @@
         <w:ind w:left="1760" w:hanging="440"/>
       </w:pPr>
       <w:rPr>
-        <w:rFonts w:ascii="Meiryo UI" w:hAnsi="Meiryo UI" w:eastAsia="Meiryo UI" w:cs="Meiryo UI" w:hint="default"/>
+        <w:rFonts w:ascii="Meiryo UI" w:eastAsia="Meiryo UI" w:hAnsi="Meiryo UI" w:cs="Meiryo UI" w:hint="default"/>
       </w:rPr>
     </w:lvl>
     <w:lvl w:ilvl="4" w:tplc="0409000B" w:tentative="1">
@@ -20619,7 +19903,7 @@
         <w:ind w:left="2200" w:hanging="440"/>
       </w:pPr>
       <w:rPr>
-        <w:rFonts w:ascii="Meiryo UI" w:hAnsi="Meiryo UI" w:eastAsia="Meiryo UI" w:cs="Meiryo UI" w:hint="default"/>
+        <w:rFonts w:ascii="Meiryo UI" w:eastAsia="Meiryo UI" w:hAnsi="Meiryo UI" w:cs="Meiryo UI" w:hint="default"/>
       </w:rPr>
     </w:lvl>
     <w:lvl w:ilvl="5" w:tplc="0409000D" w:tentative="1">
@@ -20631,7 +19915,7 @@
         <w:ind w:left="2640" w:hanging="440"/>
       </w:pPr>
       <w:rPr>
-        <w:rFonts w:ascii="Meiryo UI" w:hAnsi="Meiryo UI" w:eastAsia="Meiryo UI" w:cs="Meiryo UI" w:hint="default"/>
+        <w:rFonts w:ascii="Meiryo UI" w:eastAsia="Meiryo UI" w:hAnsi="Meiryo UI" w:cs="Meiryo UI" w:hint="default"/>
       </w:rPr>
     </w:lvl>
     <w:lvl w:ilvl="6" w:tplc="04090001" w:tentative="1">
@@ -20643,7 +19927,7 @@
         <w:ind w:left="3080" w:hanging="440"/>
       </w:pPr>
       <w:rPr>
-        <w:rFonts w:ascii="Meiryo UI" w:hAnsi="Meiryo UI" w:eastAsia="Meiryo UI" w:cs="Meiryo UI" w:hint="default"/>
+        <w:rFonts w:ascii="Meiryo UI" w:eastAsia="Meiryo UI" w:hAnsi="Meiryo UI" w:cs="Meiryo UI" w:hint="default"/>
       </w:rPr>
     </w:lvl>
     <w:lvl w:ilvl="7" w:tplc="0409000B" w:tentative="1">
@@ -20655,7 +19939,7 @@
         <w:ind w:left="3520" w:hanging="440"/>
       </w:pPr>
       <w:rPr>
-        <w:rFonts w:ascii="Meiryo UI" w:hAnsi="Meiryo UI" w:eastAsia="Meiryo UI" w:cs="Meiryo UI" w:hint="default"/>
+        <w:rFonts w:ascii="Meiryo UI" w:eastAsia="Meiryo UI" w:hAnsi="Meiryo UI" w:cs="Meiryo UI" w:hint="default"/>
       </w:rPr>
     </w:lvl>
     <w:lvl w:ilvl="8" w:tplc="0409000D" w:tentative="1">
@@ -20667,7 +19951,7 @@
         <w:ind w:left="3960" w:hanging="440"/>
       </w:pPr>
       <w:rPr>
-        <w:rFonts w:ascii="Meiryo UI" w:hAnsi="Meiryo UI" w:eastAsia="Meiryo UI" w:cs="Meiryo UI" w:hint="default"/>
+        <w:rFonts w:ascii="Meiryo UI" w:eastAsia="Meiryo UI" w:hAnsi="Meiryo UI" w:cs="Meiryo UI" w:hint="default"/>
       </w:rPr>
     </w:lvl>
   </w:abstractNum>
@@ -20815,7 +20099,7 @@
         <w:ind w:left="720" w:hanging="360"/>
       </w:pPr>
       <w:rPr>
-        <w:rFonts w:ascii="Meiryo UI" w:hAnsi="Meiryo UI" w:eastAsia="Meiryo UI" w:cs="Meiryo UI" w:hint="default"/>
+        <w:rFonts w:ascii="Meiryo UI" w:eastAsia="Meiryo UI" w:hAnsi="Meiryo UI" w:cs="Meiryo UI" w:hint="default"/>
         <w:sz w:val="20"/>
       </w:rPr>
     </w:lvl>
@@ -20847,7 +20131,7 @@
         <w:ind w:left="2160" w:hanging="360"/>
       </w:pPr>
       <w:rPr>
-        <w:rFonts w:ascii="Meiryo UI" w:hAnsi="Meiryo UI" w:eastAsia="Meiryo UI" w:cs="Meiryo UI" w:hint="default"/>
+        <w:rFonts w:ascii="Meiryo UI" w:eastAsia="Meiryo UI" w:hAnsi="Meiryo UI" w:cs="Meiryo UI" w:hint="default"/>
         <w:sz w:val="20"/>
       </w:rPr>
     </w:lvl>
@@ -20863,7 +20147,7 @@
         <w:ind w:left="2880" w:hanging="360"/>
       </w:pPr>
       <w:rPr>
-        <w:rFonts w:ascii="Meiryo UI" w:hAnsi="Meiryo UI" w:eastAsia="Meiryo UI" w:cs="Meiryo UI" w:hint="default"/>
+        <w:rFonts w:ascii="Meiryo UI" w:eastAsia="Meiryo UI" w:hAnsi="Meiryo UI" w:cs="Meiryo UI" w:hint="default"/>
         <w:sz w:val="20"/>
       </w:rPr>
     </w:lvl>
@@ -20879,7 +20163,7 @@
         <w:ind w:left="3600" w:hanging="360"/>
       </w:pPr>
       <w:rPr>
-        <w:rFonts w:ascii="Meiryo UI" w:hAnsi="Meiryo UI" w:eastAsia="Meiryo UI" w:cs="Meiryo UI" w:hint="default"/>
+        <w:rFonts w:ascii="Meiryo UI" w:eastAsia="Meiryo UI" w:hAnsi="Meiryo UI" w:cs="Meiryo UI" w:hint="default"/>
         <w:sz w:val="20"/>
       </w:rPr>
     </w:lvl>
@@ -20895,7 +20179,7 @@
         <w:ind w:left="4320" w:hanging="360"/>
       </w:pPr>
       <w:rPr>
-        <w:rFonts w:ascii="Meiryo UI" w:hAnsi="Meiryo UI" w:eastAsia="Meiryo UI" w:cs="Meiryo UI" w:hint="default"/>
+        <w:rFonts w:ascii="Meiryo UI" w:eastAsia="Meiryo UI" w:hAnsi="Meiryo UI" w:cs="Meiryo UI" w:hint="default"/>
         <w:sz w:val="20"/>
       </w:rPr>
     </w:lvl>
@@ -20911,7 +20195,7 @@
         <w:ind w:left="5040" w:hanging="360"/>
       </w:pPr>
       <w:rPr>
-        <w:rFonts w:ascii="Meiryo UI" w:hAnsi="Meiryo UI" w:eastAsia="Meiryo UI" w:cs="Meiryo UI" w:hint="default"/>
+        <w:rFonts w:ascii="Meiryo UI" w:eastAsia="Meiryo UI" w:hAnsi="Meiryo UI" w:cs="Meiryo UI" w:hint="default"/>
         <w:sz w:val="20"/>
       </w:rPr>
     </w:lvl>
@@ -20927,7 +20211,7 @@
         <w:ind w:left="5760" w:hanging="360"/>
       </w:pPr>
       <w:rPr>
-        <w:rFonts w:ascii="Meiryo UI" w:hAnsi="Meiryo UI" w:eastAsia="Meiryo UI" w:cs="Meiryo UI" w:hint="default"/>
+        <w:rFonts w:ascii="Meiryo UI" w:eastAsia="Meiryo UI" w:hAnsi="Meiryo UI" w:cs="Meiryo UI" w:hint="default"/>
         <w:sz w:val="20"/>
       </w:rPr>
     </w:lvl>
@@ -20943,7 +20227,7 @@
         <w:ind w:left="6480" w:hanging="360"/>
       </w:pPr>
       <w:rPr>
-        <w:rFonts w:ascii="Meiryo UI" w:hAnsi="Meiryo UI" w:eastAsia="Meiryo UI" w:cs="Meiryo UI" w:hint="default"/>
+        <w:rFonts w:ascii="Meiryo UI" w:eastAsia="Meiryo UI" w:hAnsi="Meiryo UI" w:cs="Meiryo UI" w:hint="default"/>
         <w:sz w:val="20"/>
       </w:rPr>
     </w:lvl>
@@ -20964,7 +20248,7 @@
         <w:ind w:left="720" w:hanging="360"/>
       </w:pPr>
       <w:rPr>
-        <w:rFonts w:ascii="Meiryo UI" w:hAnsi="Meiryo UI" w:eastAsia="Meiryo UI" w:cs="Meiryo UI" w:hint="default"/>
+        <w:rFonts w:ascii="Meiryo UI" w:eastAsia="Meiryo UI" w:hAnsi="Meiryo UI" w:cs="Meiryo UI" w:hint="default"/>
         <w:sz w:val="20"/>
       </w:rPr>
     </w:lvl>
@@ -20996,7 +20280,7 @@
         <w:ind w:left="2160" w:hanging="360"/>
       </w:pPr>
       <w:rPr>
-        <w:rFonts w:ascii="Meiryo UI" w:hAnsi="Meiryo UI" w:eastAsia="Meiryo UI" w:cs="Meiryo UI" w:hint="default"/>
+        <w:rFonts w:ascii="Meiryo UI" w:eastAsia="Meiryo UI" w:hAnsi="Meiryo UI" w:cs="Meiryo UI" w:hint="default"/>
         <w:sz w:val="20"/>
       </w:rPr>
     </w:lvl>
@@ -21012,7 +20296,7 @@
         <w:ind w:left="2880" w:hanging="360"/>
       </w:pPr>
       <w:rPr>
-        <w:rFonts w:ascii="Meiryo UI" w:hAnsi="Meiryo UI" w:eastAsia="Meiryo UI" w:cs="Meiryo UI" w:hint="default"/>
+        <w:rFonts w:ascii="Meiryo UI" w:eastAsia="Meiryo UI" w:hAnsi="Meiryo UI" w:cs="Meiryo UI" w:hint="default"/>
         <w:sz w:val="20"/>
       </w:rPr>
     </w:lvl>
@@ -21028,7 +20312,7 @@
         <w:ind w:left="3600" w:hanging="360"/>
       </w:pPr>
       <w:rPr>
-        <w:rFonts w:ascii="Meiryo UI" w:hAnsi="Meiryo UI" w:eastAsia="Meiryo UI" w:cs="Meiryo UI" w:hint="default"/>
+        <w:rFonts w:ascii="Meiryo UI" w:eastAsia="Meiryo UI" w:hAnsi="Meiryo UI" w:cs="Meiryo UI" w:hint="default"/>
         <w:sz w:val="20"/>
       </w:rPr>
     </w:lvl>
@@ -21044,7 +20328,7 @@
         <w:ind w:left="4320" w:hanging="360"/>
       </w:pPr>
       <w:rPr>
-        <w:rFonts w:ascii="Meiryo UI" w:hAnsi="Meiryo UI" w:eastAsia="Meiryo UI" w:cs="Meiryo UI" w:hint="default"/>
+        <w:rFonts w:ascii="Meiryo UI" w:eastAsia="Meiryo UI" w:hAnsi="Meiryo UI" w:cs="Meiryo UI" w:hint="default"/>
         <w:sz w:val="20"/>
       </w:rPr>
     </w:lvl>
@@ -21060,7 +20344,7 @@
         <w:ind w:left="5040" w:hanging="360"/>
       </w:pPr>
       <w:rPr>
-        <w:rFonts w:ascii="Meiryo UI" w:hAnsi="Meiryo UI" w:eastAsia="Meiryo UI" w:cs="Meiryo UI" w:hint="default"/>
+        <w:rFonts w:ascii="Meiryo UI" w:eastAsia="Meiryo UI" w:hAnsi="Meiryo UI" w:cs="Meiryo UI" w:hint="default"/>
         <w:sz w:val="20"/>
       </w:rPr>
     </w:lvl>
@@ -21076,7 +20360,7 @@
         <w:ind w:left="5760" w:hanging="360"/>
       </w:pPr>
       <w:rPr>
-        <w:rFonts w:ascii="Meiryo UI" w:hAnsi="Meiryo UI" w:eastAsia="Meiryo UI" w:cs="Meiryo UI" w:hint="default"/>
+        <w:rFonts w:ascii="Meiryo UI" w:eastAsia="Meiryo UI" w:hAnsi="Meiryo UI" w:cs="Meiryo UI" w:hint="default"/>
         <w:sz w:val="20"/>
       </w:rPr>
     </w:lvl>
@@ -21092,7 +20376,7 @@
         <w:ind w:left="6480" w:hanging="360"/>
       </w:pPr>
       <w:rPr>
-        <w:rFonts w:ascii="Meiryo UI" w:hAnsi="Meiryo UI" w:eastAsia="Meiryo UI" w:cs="Meiryo UI" w:hint="default"/>
+        <w:rFonts w:ascii="Meiryo UI" w:eastAsia="Meiryo UI" w:hAnsi="Meiryo UI" w:cs="Meiryo UI" w:hint="default"/>
         <w:sz w:val="20"/>
       </w:rPr>
     </w:lvl>
@@ -21110,7 +20394,7 @@
         <w:ind w:left="440" w:hanging="440"/>
       </w:pPr>
       <w:rPr>
-        <w:rFonts w:ascii="Meiryo UI" w:hAnsi="Meiryo UI" w:eastAsia="Meiryo UI" w:cs="Meiryo UI" w:hint="default"/>
+        <w:rFonts w:ascii="Meiryo UI" w:eastAsia="Meiryo UI" w:hAnsi="Meiryo UI" w:cs="Meiryo UI" w:hint="default"/>
       </w:rPr>
     </w:lvl>
   </w:abstractNum>
@@ -21127,7 +20411,7 @@
         <w:ind w:left="440" w:hanging="440"/>
       </w:pPr>
       <w:rPr>
-        <w:rFonts w:ascii="Meiryo UI" w:hAnsi="Meiryo UI" w:eastAsia="Meiryo UI" w:cs="Meiryo UI" w:hint="default"/>
+        <w:rFonts w:ascii="Meiryo UI" w:eastAsia="Meiryo UI" w:hAnsi="Meiryo UI" w:cs="Meiryo UI" w:hint="default"/>
       </w:rPr>
     </w:lvl>
     <w:lvl w:ilvl="1" w:tplc="0409000B">
@@ -21139,7 +20423,7 @@
         <w:ind w:left="880" w:hanging="440"/>
       </w:pPr>
       <w:rPr>
-        <w:rFonts w:ascii="Meiryo UI" w:hAnsi="Meiryo UI" w:eastAsia="Meiryo UI" w:cs="Meiryo UI" w:hint="default"/>
+        <w:rFonts w:ascii="Meiryo UI" w:eastAsia="Meiryo UI" w:hAnsi="Meiryo UI" w:cs="Meiryo UI" w:hint="default"/>
       </w:rPr>
     </w:lvl>
     <w:lvl w:ilvl="2" w:tplc="0409000D" w:tentative="1">
@@ -21151,7 +20435,7 @@
         <w:ind w:left="1320" w:hanging="440"/>
       </w:pPr>
       <w:rPr>
-        <w:rFonts w:ascii="Meiryo UI" w:hAnsi="Meiryo UI" w:eastAsia="Meiryo UI" w:cs="Meiryo UI" w:hint="default"/>
+        <w:rFonts w:ascii="Meiryo UI" w:eastAsia="Meiryo UI" w:hAnsi="Meiryo UI" w:cs="Meiryo UI" w:hint="default"/>
       </w:rPr>
     </w:lvl>
     <w:lvl w:ilvl="3" w:tplc="04090001" w:tentative="1">
@@ -21163,7 +20447,7 @@
         <w:ind w:left="1760" w:hanging="440"/>
       </w:pPr>
       <w:rPr>
-        <w:rFonts w:ascii="Meiryo UI" w:hAnsi="Meiryo UI" w:eastAsia="Meiryo UI" w:cs="Meiryo UI" w:hint="default"/>
+        <w:rFonts w:ascii="Meiryo UI" w:eastAsia="Meiryo UI" w:hAnsi="Meiryo UI" w:cs="Meiryo UI" w:hint="default"/>
       </w:rPr>
     </w:lvl>
     <w:lvl w:ilvl="4" w:tplc="0409000B" w:tentative="1">
@@ -21175,7 +20459,7 @@
         <w:ind w:left="2200" w:hanging="440"/>
       </w:pPr>
       <w:rPr>
-        <w:rFonts w:ascii="Meiryo UI" w:hAnsi="Meiryo UI" w:eastAsia="Meiryo UI" w:cs="Meiryo UI" w:hint="default"/>
+        <w:rFonts w:ascii="Meiryo UI" w:eastAsia="Meiryo UI" w:hAnsi="Meiryo UI" w:cs="Meiryo UI" w:hint="default"/>
       </w:rPr>
     </w:lvl>
     <w:lvl w:ilvl="5" w:tplc="0409000D" w:tentative="1">
@@ -21187,7 +20471,7 @@
         <w:ind w:left="2640" w:hanging="440"/>
       </w:pPr>
       <w:rPr>
-        <w:rFonts w:ascii="Meiryo UI" w:hAnsi="Meiryo UI" w:eastAsia="Meiryo UI" w:cs="Meiryo UI" w:hint="default"/>
+        <w:rFonts w:ascii="Meiryo UI" w:eastAsia="Meiryo UI" w:hAnsi="Meiryo UI" w:cs="Meiryo UI" w:hint="default"/>
       </w:rPr>
     </w:lvl>
     <w:lvl w:ilvl="6" w:tplc="04090001" w:tentative="1">
@@ -21199,7 +20483,7 @@
         <w:ind w:left="3080" w:hanging="440"/>
       </w:pPr>
       <w:rPr>
-        <w:rFonts w:ascii="Meiryo UI" w:hAnsi="Meiryo UI" w:eastAsia="Meiryo UI" w:cs="Meiryo UI" w:hint="default"/>
+        <w:rFonts w:ascii="Meiryo UI" w:eastAsia="Meiryo UI" w:hAnsi="Meiryo UI" w:cs="Meiryo UI" w:hint="default"/>
       </w:rPr>
     </w:lvl>
     <w:lvl w:ilvl="7" w:tplc="0409000B" w:tentative="1">
@@ -21211,7 +20495,7 @@
         <w:ind w:left="3520" w:hanging="440"/>
       </w:pPr>
       <w:rPr>
-        <w:rFonts w:ascii="Meiryo UI" w:hAnsi="Meiryo UI" w:eastAsia="Meiryo UI" w:cs="Meiryo UI" w:hint="default"/>
+        <w:rFonts w:ascii="Meiryo UI" w:eastAsia="Meiryo UI" w:hAnsi="Meiryo UI" w:cs="Meiryo UI" w:hint="default"/>
       </w:rPr>
     </w:lvl>
     <w:lvl w:ilvl="8" w:tplc="0409000D" w:tentative="1">
@@ -21223,7 +20507,7 @@
         <w:ind w:left="3960" w:hanging="440"/>
       </w:pPr>
       <w:rPr>
-        <w:rFonts w:ascii="Meiryo UI" w:hAnsi="Meiryo UI" w:eastAsia="Meiryo UI" w:cs="Meiryo UI" w:hint="default"/>
+        <w:rFonts w:ascii="Meiryo UI" w:eastAsia="Meiryo UI" w:hAnsi="Meiryo UI" w:cs="Meiryo UI" w:hint="default"/>
       </w:rPr>
     </w:lvl>
   </w:abstractNum>
@@ -21243,7 +20527,7 @@
         <w:ind w:left="720" w:hanging="360"/>
       </w:pPr>
       <w:rPr>
-        <w:rFonts w:ascii="Meiryo UI" w:hAnsi="Meiryo UI" w:eastAsia="Meiryo UI" w:cs="Meiryo UI" w:hint="default"/>
+        <w:rFonts w:ascii="Meiryo UI" w:eastAsia="Meiryo UI" w:hAnsi="Meiryo UI" w:cs="Meiryo UI" w:hint="default"/>
         <w:sz w:val="20"/>
       </w:rPr>
     </w:lvl>
@@ -21275,7 +20559,7 @@
         <w:ind w:left="2160" w:hanging="360"/>
       </w:pPr>
       <w:rPr>
-        <w:rFonts w:ascii="Meiryo UI" w:hAnsi="Meiryo UI" w:eastAsia="Meiryo UI" w:cs="Meiryo UI" w:hint="default"/>
+        <w:rFonts w:ascii="Meiryo UI" w:eastAsia="Meiryo UI" w:hAnsi="Meiryo UI" w:cs="Meiryo UI" w:hint="default"/>
         <w:sz w:val="20"/>
       </w:rPr>
     </w:lvl>
@@ -21291,7 +20575,7 @@
         <w:ind w:left="2880" w:hanging="360"/>
       </w:pPr>
       <w:rPr>
-        <w:rFonts w:ascii="Meiryo UI" w:hAnsi="Meiryo UI" w:eastAsia="Meiryo UI" w:cs="Meiryo UI" w:hint="default"/>
+        <w:rFonts w:ascii="Meiryo UI" w:eastAsia="Meiryo UI" w:hAnsi="Meiryo UI" w:cs="Meiryo UI" w:hint="default"/>
         <w:sz w:val="20"/>
       </w:rPr>
     </w:lvl>
@@ -21307,7 +20591,7 @@
         <w:ind w:left="3600" w:hanging="360"/>
       </w:pPr>
       <w:rPr>
-        <w:rFonts w:ascii="Meiryo UI" w:hAnsi="Meiryo UI" w:eastAsia="Meiryo UI" w:cs="Meiryo UI" w:hint="default"/>
+        <w:rFonts w:ascii="Meiryo UI" w:eastAsia="Meiryo UI" w:hAnsi="Meiryo UI" w:cs="Meiryo UI" w:hint="default"/>
         <w:sz w:val="20"/>
       </w:rPr>
     </w:lvl>
@@ -21323,7 +20607,7 @@
         <w:ind w:left="4320" w:hanging="360"/>
       </w:pPr>
       <w:rPr>
-        <w:rFonts w:ascii="Meiryo UI" w:hAnsi="Meiryo UI" w:eastAsia="Meiryo UI" w:cs="Meiryo UI" w:hint="default"/>
+        <w:rFonts w:ascii="Meiryo UI" w:eastAsia="Meiryo UI" w:hAnsi="Meiryo UI" w:cs="Meiryo UI" w:hint="default"/>
         <w:sz w:val="20"/>
       </w:rPr>
     </w:lvl>
@@ -21339,7 +20623,7 @@
         <w:ind w:left="5040" w:hanging="360"/>
       </w:pPr>
       <w:rPr>
-        <w:rFonts w:ascii="Meiryo UI" w:hAnsi="Meiryo UI" w:eastAsia="Meiryo UI" w:cs="Meiryo UI" w:hint="default"/>
+        <w:rFonts w:ascii="Meiryo UI" w:eastAsia="Meiryo UI" w:hAnsi="Meiryo UI" w:cs="Meiryo UI" w:hint="default"/>
         <w:sz w:val="20"/>
       </w:rPr>
     </w:lvl>
@@ -21355,7 +20639,7 @@
         <w:ind w:left="5760" w:hanging="360"/>
       </w:pPr>
       <w:rPr>
-        <w:rFonts w:ascii="Meiryo UI" w:hAnsi="Meiryo UI" w:eastAsia="Meiryo UI" w:cs="Meiryo UI" w:hint="default"/>
+        <w:rFonts w:ascii="Meiryo UI" w:eastAsia="Meiryo UI" w:hAnsi="Meiryo UI" w:cs="Meiryo UI" w:hint="default"/>
         <w:sz w:val="20"/>
       </w:rPr>
     </w:lvl>
@@ -21371,7 +20655,7 @@
         <w:ind w:left="6480" w:hanging="360"/>
       </w:pPr>
       <w:rPr>
-        <w:rFonts w:ascii="Meiryo UI" w:hAnsi="Meiryo UI" w:eastAsia="Meiryo UI" w:cs="Meiryo UI" w:hint="default"/>
+        <w:rFonts w:ascii="Meiryo UI" w:eastAsia="Meiryo UI" w:hAnsi="Meiryo UI" w:cs="Meiryo UI" w:hint="default"/>
         <w:sz w:val="20"/>
       </w:rPr>
     </w:lvl>
@@ -21511,7 +20795,7 @@
         <w:ind w:left="440" w:hanging="440"/>
       </w:pPr>
       <w:rPr>
-        <w:rFonts w:ascii="Meiryo UI" w:hAnsi="Meiryo UI" w:eastAsia="Meiryo UI" w:cs="Meiryo UI" w:hint="default"/>
+        <w:rFonts w:ascii="Meiryo UI" w:eastAsia="Meiryo UI" w:hAnsi="Meiryo UI" w:cs="Meiryo UI" w:hint="default"/>
       </w:rPr>
     </w:lvl>
     <w:lvl w:ilvl="2" w:tplc="04090003">
@@ -21523,7 +20807,7 @@
         <w:ind w:left="440" w:hanging="440"/>
       </w:pPr>
       <w:rPr>
-        <w:rFonts w:ascii="Meiryo UI" w:hAnsi="Meiryo UI" w:eastAsia="Meiryo UI" w:cs="Meiryo UI" w:hint="default"/>
+        <w:rFonts w:ascii="Meiryo UI" w:eastAsia="Meiryo UI" w:hAnsi="Meiryo UI" w:cs="Meiryo UI" w:hint="default"/>
       </w:rPr>
     </w:lvl>
     <w:lvl w:ilvl="3" w:tplc="FFFFFFFF" w:tentative="1">
@@ -21597,7 +20881,7 @@
         <w:ind w:left="720" w:hanging="360"/>
       </w:pPr>
       <w:rPr>
-        <w:rFonts w:ascii="Meiryo UI" w:hAnsi="Meiryo UI" w:eastAsia="Meiryo UI" w:cs="Meiryo UI" w:hint="default"/>
+        <w:rFonts w:ascii="Meiryo UI" w:eastAsia="Meiryo UI" w:hAnsi="Meiryo UI" w:cs="Meiryo UI" w:hint="default"/>
         <w:sz w:val="20"/>
       </w:rPr>
     </w:lvl>
@@ -21629,7 +20913,7 @@
         <w:ind w:left="2160" w:hanging="360"/>
       </w:pPr>
       <w:rPr>
-        <w:rFonts w:ascii="Meiryo UI" w:hAnsi="Meiryo UI" w:eastAsia="Meiryo UI" w:cs="Meiryo UI" w:hint="default"/>
+        <w:rFonts w:ascii="Meiryo UI" w:eastAsia="Meiryo UI" w:hAnsi="Meiryo UI" w:cs="Meiryo UI" w:hint="default"/>
         <w:sz w:val="20"/>
       </w:rPr>
     </w:lvl>
@@ -21645,7 +20929,7 @@
         <w:ind w:left="2880" w:hanging="360"/>
       </w:pPr>
       <w:rPr>
-        <w:rFonts w:ascii="Meiryo UI" w:hAnsi="Meiryo UI" w:eastAsia="Meiryo UI" w:cs="Meiryo UI" w:hint="default"/>
+        <w:rFonts w:ascii="Meiryo UI" w:eastAsia="Meiryo UI" w:hAnsi="Meiryo UI" w:cs="Meiryo UI" w:hint="default"/>
         <w:sz w:val="20"/>
       </w:rPr>
     </w:lvl>
@@ -21661,7 +20945,7 @@
         <w:ind w:left="3600" w:hanging="360"/>
       </w:pPr>
       <w:rPr>
-        <w:rFonts w:ascii="Meiryo UI" w:hAnsi="Meiryo UI" w:eastAsia="Meiryo UI" w:cs="Meiryo UI" w:hint="default"/>
+        <w:rFonts w:ascii="Meiryo UI" w:eastAsia="Meiryo UI" w:hAnsi="Meiryo UI" w:cs="Meiryo UI" w:hint="default"/>
         <w:sz w:val="20"/>
       </w:rPr>
     </w:lvl>
@@ -21677,7 +20961,7 @@
         <w:ind w:left="4320" w:hanging="360"/>
       </w:pPr>
       <w:rPr>
-        <w:rFonts w:ascii="Meiryo UI" w:hAnsi="Meiryo UI" w:eastAsia="Meiryo UI" w:cs="Meiryo UI" w:hint="default"/>
+        <w:rFonts w:ascii="Meiryo UI" w:eastAsia="Meiryo UI" w:hAnsi="Meiryo UI" w:cs="Meiryo UI" w:hint="default"/>
         <w:sz w:val="20"/>
       </w:rPr>
     </w:lvl>
@@ -21693,7 +20977,7 @@
         <w:ind w:left="5040" w:hanging="360"/>
       </w:pPr>
       <w:rPr>
-        <w:rFonts w:ascii="Meiryo UI" w:hAnsi="Meiryo UI" w:eastAsia="Meiryo UI" w:cs="Meiryo UI" w:hint="default"/>
+        <w:rFonts w:ascii="Meiryo UI" w:eastAsia="Meiryo UI" w:hAnsi="Meiryo UI" w:cs="Meiryo UI" w:hint="default"/>
         <w:sz w:val="20"/>
       </w:rPr>
     </w:lvl>
@@ -21709,7 +20993,7 @@
         <w:ind w:left="5760" w:hanging="360"/>
       </w:pPr>
       <w:rPr>
-        <w:rFonts w:ascii="Meiryo UI" w:hAnsi="Meiryo UI" w:eastAsia="Meiryo UI" w:cs="Meiryo UI" w:hint="default"/>
+        <w:rFonts w:ascii="Meiryo UI" w:eastAsia="Meiryo UI" w:hAnsi="Meiryo UI" w:cs="Meiryo UI" w:hint="default"/>
         <w:sz w:val="20"/>
       </w:rPr>
     </w:lvl>
@@ -21725,7 +21009,7 @@
         <w:ind w:left="6480" w:hanging="360"/>
       </w:pPr>
       <w:rPr>
-        <w:rFonts w:ascii="Meiryo UI" w:hAnsi="Meiryo UI" w:eastAsia="Meiryo UI" w:cs="Meiryo UI" w:hint="default"/>
+        <w:rFonts w:ascii="Meiryo UI" w:eastAsia="Meiryo UI" w:hAnsi="Meiryo UI" w:cs="Meiryo UI" w:hint="default"/>
         <w:sz w:val="20"/>
       </w:rPr>
     </w:lvl>
@@ -21743,7 +21027,7 @@
         <w:ind w:left="440" w:hanging="440"/>
       </w:pPr>
       <w:rPr>
-        <w:rFonts w:ascii="Meiryo UI" w:hAnsi="Meiryo UI" w:eastAsia="Meiryo UI" w:cs="Meiryo UI" w:hint="default"/>
+        <w:rFonts w:ascii="Meiryo UI" w:eastAsia="Meiryo UI" w:hAnsi="Meiryo UI" w:cs="Meiryo UI" w:hint="default"/>
       </w:rPr>
     </w:lvl>
     <w:lvl w:ilvl="1" w:tplc="0409000B" w:tentative="1">
@@ -21755,7 +21039,7 @@
         <w:ind w:left="880" w:hanging="440"/>
       </w:pPr>
       <w:rPr>
-        <w:rFonts w:ascii="Meiryo UI" w:hAnsi="Meiryo UI" w:eastAsia="Meiryo UI" w:cs="Meiryo UI" w:hint="default"/>
+        <w:rFonts w:ascii="Meiryo UI" w:eastAsia="Meiryo UI" w:hAnsi="Meiryo UI" w:cs="Meiryo UI" w:hint="default"/>
       </w:rPr>
     </w:lvl>
     <w:lvl w:ilvl="2" w:tplc="0409000D" w:tentative="1">
@@ -21767,7 +21051,7 @@
         <w:ind w:left="1320" w:hanging="440"/>
       </w:pPr>
       <w:rPr>
-        <w:rFonts w:ascii="Meiryo UI" w:hAnsi="Meiryo UI" w:eastAsia="Meiryo UI" w:cs="Meiryo UI" w:hint="default"/>
+        <w:rFonts w:ascii="Meiryo UI" w:eastAsia="Meiryo UI" w:hAnsi="Meiryo UI" w:cs="Meiryo UI" w:hint="default"/>
       </w:rPr>
     </w:lvl>
     <w:lvl w:ilvl="3" w:tplc="04090001" w:tentative="1">
@@ -21779,7 +21063,7 @@
         <w:ind w:left="1760" w:hanging="440"/>
       </w:pPr>
       <w:rPr>
-        <w:rFonts w:ascii="Meiryo UI" w:hAnsi="Meiryo UI" w:eastAsia="Meiryo UI" w:cs="Meiryo UI" w:hint="default"/>
+        <w:rFonts w:ascii="Meiryo UI" w:eastAsia="Meiryo UI" w:hAnsi="Meiryo UI" w:cs="Meiryo UI" w:hint="default"/>
       </w:rPr>
     </w:lvl>
     <w:lvl w:ilvl="4" w:tplc="0409000B" w:tentative="1">
@@ -21791,7 +21075,7 @@
         <w:ind w:left="2200" w:hanging="440"/>
       </w:pPr>
       <w:rPr>
-        <w:rFonts w:ascii="Meiryo UI" w:hAnsi="Meiryo UI" w:eastAsia="Meiryo UI" w:cs="Meiryo UI" w:hint="default"/>
+        <w:rFonts w:ascii="Meiryo UI" w:eastAsia="Meiryo UI" w:hAnsi="Meiryo UI" w:cs="Meiryo UI" w:hint="default"/>
       </w:rPr>
     </w:lvl>
     <w:lvl w:ilvl="5" w:tplc="0409000D" w:tentative="1">
@@ -21803,7 +21087,7 @@
         <w:ind w:left="2640" w:hanging="440"/>
       </w:pPr>
       <w:rPr>
-        <w:rFonts w:ascii="Meiryo UI" w:hAnsi="Meiryo UI" w:eastAsia="Meiryo UI" w:cs="Meiryo UI" w:hint="default"/>
+        <w:rFonts w:ascii="Meiryo UI" w:eastAsia="Meiryo UI" w:hAnsi="Meiryo UI" w:cs="Meiryo UI" w:hint="default"/>
       </w:rPr>
     </w:lvl>
     <w:lvl w:ilvl="6" w:tplc="04090001" w:tentative="1">
@@ -21815,7 +21099,7 @@
         <w:ind w:left="3080" w:hanging="440"/>
       </w:pPr>
       <w:rPr>
-        <w:rFonts w:ascii="Meiryo UI" w:hAnsi="Meiryo UI" w:eastAsia="Meiryo UI" w:cs="Meiryo UI" w:hint="default"/>
+        <w:rFonts w:ascii="Meiryo UI" w:eastAsia="Meiryo UI" w:hAnsi="Meiryo UI" w:cs="Meiryo UI" w:hint="default"/>
       </w:rPr>
     </w:lvl>
     <w:lvl w:ilvl="7" w:tplc="0409000B" w:tentative="1">
@@ -21827,7 +21111,7 @@
         <w:ind w:left="3520" w:hanging="440"/>
       </w:pPr>
       <w:rPr>
-        <w:rFonts w:ascii="Meiryo UI" w:hAnsi="Meiryo UI" w:eastAsia="Meiryo UI" w:cs="Meiryo UI" w:hint="default"/>
+        <w:rFonts w:ascii="Meiryo UI" w:eastAsia="Meiryo UI" w:hAnsi="Meiryo UI" w:cs="Meiryo UI" w:hint="default"/>
       </w:rPr>
     </w:lvl>
     <w:lvl w:ilvl="8" w:tplc="0409000D" w:tentative="1">
@@ -21839,7 +21123,7 @@
         <w:ind w:left="3960" w:hanging="440"/>
       </w:pPr>
       <w:rPr>
-        <w:rFonts w:ascii="Meiryo UI" w:hAnsi="Meiryo UI" w:eastAsia="Meiryo UI" w:cs="Meiryo UI" w:hint="default"/>
+        <w:rFonts w:ascii="Meiryo UI" w:eastAsia="Meiryo UI" w:hAnsi="Meiryo UI" w:cs="Meiryo UI" w:hint="default"/>
       </w:rPr>
     </w:lvl>
   </w:abstractNum>
@@ -21969,7 +21253,7 @@
         <w:ind w:left="800" w:hanging="440"/>
       </w:pPr>
       <w:rPr>
-        <w:rFonts w:ascii="Meiryo UI" w:hAnsi="Meiryo UI" w:eastAsia="Meiryo UI" w:cs="Meiryo UI" w:hint="default"/>
+        <w:rFonts w:ascii="Meiryo UI" w:eastAsia="Meiryo UI" w:hAnsi="Meiryo UI" w:cs="Meiryo UI" w:hint="default"/>
         <w:u w:val="none"/>
       </w:rPr>
     </w:lvl>
@@ -21982,7 +21266,7 @@
         <w:ind w:left="1520" w:hanging="440"/>
       </w:pPr>
       <w:rPr>
-        <w:rFonts w:ascii="Meiryo UI" w:hAnsi="Meiryo UI" w:eastAsia="Meiryo UI" w:cs="Meiryo UI" w:hint="default"/>
+        <w:rFonts w:ascii="Meiryo UI" w:eastAsia="Meiryo UI" w:hAnsi="Meiryo UI" w:cs="Meiryo UI" w:hint="default"/>
       </w:rPr>
     </w:lvl>
     <w:lvl w:ilvl="2">
@@ -22083,7 +21367,7 @@
         <w:ind w:left="1160" w:hanging="440"/>
       </w:pPr>
       <w:rPr>
-        <w:rFonts w:ascii="Meiryo UI" w:hAnsi="Meiryo UI" w:eastAsia="Meiryo UI" w:cs="Meiryo UI" w:hint="default"/>
+        <w:rFonts w:ascii="Meiryo UI" w:eastAsia="Meiryo UI" w:hAnsi="Meiryo UI" w:cs="Meiryo UI" w:hint="default"/>
       </w:rPr>
     </w:lvl>
     <w:lvl w:ilvl="1" w:tplc="0409000B" w:tentative="1">
@@ -22095,7 +21379,7 @@
         <w:ind w:left="1600" w:hanging="440"/>
       </w:pPr>
       <w:rPr>
-        <w:rFonts w:ascii="Meiryo UI" w:hAnsi="Meiryo UI" w:eastAsia="Meiryo UI" w:cs="Meiryo UI" w:hint="default"/>
+        <w:rFonts w:ascii="Meiryo UI" w:eastAsia="Meiryo UI" w:hAnsi="Meiryo UI" w:cs="Meiryo UI" w:hint="default"/>
       </w:rPr>
     </w:lvl>
     <w:lvl w:ilvl="2" w:tplc="0409000D" w:tentative="1">
@@ -22107,7 +21391,7 @@
         <w:ind w:left="2040" w:hanging="440"/>
       </w:pPr>
       <w:rPr>
-        <w:rFonts w:ascii="Meiryo UI" w:hAnsi="Meiryo UI" w:eastAsia="Meiryo UI" w:cs="Meiryo UI" w:hint="default"/>
+        <w:rFonts w:ascii="Meiryo UI" w:eastAsia="Meiryo UI" w:hAnsi="Meiryo UI" w:cs="Meiryo UI" w:hint="default"/>
       </w:rPr>
     </w:lvl>
     <w:lvl w:ilvl="3" w:tplc="04090001" w:tentative="1">
@@ -22119,7 +21403,7 @@
         <w:ind w:left="2480" w:hanging="440"/>
       </w:pPr>
       <w:rPr>
-        <w:rFonts w:ascii="Meiryo UI" w:hAnsi="Meiryo UI" w:eastAsia="Meiryo UI" w:cs="Meiryo UI" w:hint="default"/>
+        <w:rFonts w:ascii="Meiryo UI" w:eastAsia="Meiryo UI" w:hAnsi="Meiryo UI" w:cs="Meiryo UI" w:hint="default"/>
       </w:rPr>
     </w:lvl>
     <w:lvl w:ilvl="4" w:tplc="0409000B" w:tentative="1">
@@ -22131,7 +21415,7 @@
         <w:ind w:left="2920" w:hanging="440"/>
       </w:pPr>
       <w:rPr>
-        <w:rFonts w:ascii="Meiryo UI" w:hAnsi="Meiryo UI" w:eastAsia="Meiryo UI" w:cs="Meiryo UI" w:hint="default"/>
+        <w:rFonts w:ascii="Meiryo UI" w:eastAsia="Meiryo UI" w:hAnsi="Meiryo UI" w:cs="Meiryo UI" w:hint="default"/>
       </w:rPr>
     </w:lvl>
     <w:lvl w:ilvl="5" w:tplc="0409000D" w:tentative="1">
@@ -22143,7 +21427,7 @@
         <w:ind w:left="3360" w:hanging="440"/>
       </w:pPr>
       <w:rPr>
-        <w:rFonts w:ascii="Meiryo UI" w:hAnsi="Meiryo UI" w:eastAsia="Meiryo UI" w:cs="Meiryo UI" w:hint="default"/>
+        <w:rFonts w:ascii="Meiryo UI" w:eastAsia="Meiryo UI" w:hAnsi="Meiryo UI" w:cs="Meiryo UI" w:hint="default"/>
       </w:rPr>
     </w:lvl>
     <w:lvl w:ilvl="6" w:tplc="04090001" w:tentative="1">
@@ -22155,7 +21439,7 @@
         <w:ind w:left="3800" w:hanging="440"/>
       </w:pPr>
       <w:rPr>
-        <w:rFonts w:ascii="Meiryo UI" w:hAnsi="Meiryo UI" w:eastAsia="Meiryo UI" w:cs="Meiryo UI" w:hint="default"/>
+        <w:rFonts w:ascii="Meiryo UI" w:eastAsia="Meiryo UI" w:hAnsi="Meiryo UI" w:cs="Meiryo UI" w:hint="default"/>
       </w:rPr>
     </w:lvl>
     <w:lvl w:ilvl="7" w:tplc="0409000B" w:tentative="1">
@@ -22167,7 +21451,7 @@
         <w:ind w:left="4240" w:hanging="440"/>
       </w:pPr>
       <w:rPr>
-        <w:rFonts w:ascii="Meiryo UI" w:hAnsi="Meiryo UI" w:eastAsia="Meiryo UI" w:cs="Meiryo UI" w:hint="default"/>
+        <w:rFonts w:ascii="Meiryo UI" w:eastAsia="Meiryo UI" w:hAnsi="Meiryo UI" w:cs="Meiryo UI" w:hint="default"/>
       </w:rPr>
     </w:lvl>
     <w:lvl w:ilvl="8" w:tplc="0409000D" w:tentative="1">
@@ -22179,7 +21463,7 @@
         <w:ind w:left="4680" w:hanging="440"/>
       </w:pPr>
       <w:rPr>
-        <w:rFonts w:ascii="Meiryo UI" w:hAnsi="Meiryo UI" w:eastAsia="Meiryo UI" w:cs="Meiryo UI" w:hint="default"/>
+        <w:rFonts w:ascii="Meiryo UI" w:eastAsia="Meiryo UI" w:hAnsi="Meiryo UI" w:cs="Meiryo UI" w:hint="default"/>
       </w:rPr>
     </w:lvl>
   </w:abstractNum>
@@ -22196,7 +21480,7 @@
         <w:ind w:left="800" w:hanging="440"/>
       </w:pPr>
       <w:rPr>
-        <w:rFonts w:ascii="Meiryo UI" w:hAnsi="Meiryo UI" w:eastAsia="Meiryo UI" w:cs="Meiryo UI" w:hint="default"/>
+        <w:rFonts w:ascii="Meiryo UI" w:eastAsia="Meiryo UI" w:hAnsi="Meiryo UI" w:cs="Meiryo UI" w:hint="default"/>
         <w:u w:val="none"/>
       </w:rPr>
     </w:lvl>
@@ -22310,7 +21594,7 @@
         <w:ind w:left="800" w:hanging="440"/>
       </w:pPr>
       <w:rPr>
-        <w:rFonts w:ascii="Meiryo UI" w:hAnsi="Meiryo UI" w:eastAsia="Meiryo UI" w:cs="Meiryo UI" w:hint="default"/>
+        <w:rFonts w:ascii="Meiryo UI" w:eastAsia="Meiryo UI" w:hAnsi="Meiryo UI" w:cs="Meiryo UI" w:hint="default"/>
         <w:u w:val="none"/>
       </w:rPr>
     </w:lvl>
@@ -22323,7 +21607,7 @@
         <w:ind w:left="1520" w:hanging="440"/>
       </w:pPr>
       <w:rPr>
-        <w:rFonts w:ascii="Meiryo UI" w:hAnsi="Meiryo UI" w:eastAsia="Meiryo UI" w:cs="Meiryo UI" w:hint="default"/>
+        <w:rFonts w:ascii="Meiryo UI" w:eastAsia="Meiryo UI" w:hAnsi="Meiryo UI" w:cs="Meiryo UI" w:hint="default"/>
       </w:rPr>
     </w:lvl>
     <w:lvl w:ilvl="2">
@@ -22424,7 +21708,7 @@
         <w:ind w:left="800" w:hanging="440"/>
       </w:pPr>
       <w:rPr>
-        <w:rFonts w:ascii="Meiryo UI" w:hAnsi="Meiryo UI" w:eastAsia="Meiryo UI" w:cs="Meiryo UI" w:hint="default"/>
+        <w:rFonts w:ascii="Meiryo UI" w:eastAsia="Meiryo UI" w:hAnsi="Meiryo UI" w:cs="Meiryo UI" w:hint="default"/>
         <w:u w:val="none"/>
       </w:rPr>
     </w:lvl>
@@ -22437,7 +21721,7 @@
         <w:ind w:left="1520" w:hanging="440"/>
       </w:pPr>
       <w:rPr>
-        <w:rFonts w:ascii="Meiryo UI" w:hAnsi="Meiryo UI" w:eastAsia="Meiryo UI" w:cs="Meiryo UI" w:hint="default"/>
+        <w:rFonts w:ascii="Meiryo UI" w:eastAsia="Meiryo UI" w:hAnsi="Meiryo UI" w:cs="Meiryo UI" w:hint="default"/>
       </w:rPr>
     </w:lvl>
     <w:lvl w:ilvl="2">
@@ -22538,7 +21822,7 @@
         <w:ind w:left="440" w:hanging="440"/>
       </w:pPr>
       <w:rPr>
-        <w:rFonts w:ascii="Meiryo UI" w:hAnsi="Meiryo UI" w:eastAsia="Meiryo UI" w:cs="Meiryo UI" w:hint="default"/>
+        <w:rFonts w:ascii="Meiryo UI" w:eastAsia="Meiryo UI" w:hAnsi="Meiryo UI" w:cs="Meiryo UI" w:hint="default"/>
       </w:rPr>
     </w:lvl>
     <w:lvl w:ilvl="1" w:tplc="0409000B" w:tentative="1">
@@ -22550,7 +21834,7 @@
         <w:ind w:left="880" w:hanging="440"/>
       </w:pPr>
       <w:rPr>
-        <w:rFonts w:ascii="Meiryo UI" w:hAnsi="Meiryo UI" w:eastAsia="Meiryo UI" w:cs="Meiryo UI" w:hint="default"/>
+        <w:rFonts w:ascii="Meiryo UI" w:eastAsia="Meiryo UI" w:hAnsi="Meiryo UI" w:cs="Meiryo UI" w:hint="default"/>
       </w:rPr>
     </w:lvl>
     <w:lvl w:ilvl="2" w:tplc="0409000D" w:tentative="1">
@@ -22562,7 +21846,7 @@
         <w:ind w:left="1320" w:hanging="440"/>
       </w:pPr>
       <w:rPr>
-        <w:rFonts w:ascii="Meiryo UI" w:hAnsi="Meiryo UI" w:eastAsia="Meiryo UI" w:cs="Meiryo UI" w:hint="default"/>
+        <w:rFonts w:ascii="Meiryo UI" w:eastAsia="Meiryo UI" w:hAnsi="Meiryo UI" w:cs="Meiryo UI" w:hint="default"/>
       </w:rPr>
     </w:lvl>
     <w:lvl w:ilvl="3" w:tplc="04090001" w:tentative="1">
@@ -22574,7 +21858,7 @@
         <w:ind w:left="1760" w:hanging="440"/>
       </w:pPr>
       <w:rPr>
-        <w:rFonts w:ascii="Meiryo UI" w:hAnsi="Meiryo UI" w:eastAsia="Meiryo UI" w:cs="Meiryo UI" w:hint="default"/>
+        <w:rFonts w:ascii="Meiryo UI" w:eastAsia="Meiryo UI" w:hAnsi="Meiryo UI" w:cs="Meiryo UI" w:hint="default"/>
       </w:rPr>
     </w:lvl>
     <w:lvl w:ilvl="4" w:tplc="0409000B" w:tentative="1">
@@ -22586,7 +21870,7 @@
         <w:ind w:left="2200" w:hanging="440"/>
       </w:pPr>
       <w:rPr>
-        <w:rFonts w:ascii="Meiryo UI" w:hAnsi="Meiryo UI" w:eastAsia="Meiryo UI" w:cs="Meiryo UI" w:hint="default"/>
+        <w:rFonts w:ascii="Meiryo UI" w:eastAsia="Meiryo UI" w:hAnsi="Meiryo UI" w:cs="Meiryo UI" w:hint="default"/>
       </w:rPr>
     </w:lvl>
     <w:lvl w:ilvl="5" w:tplc="0409000D" w:tentative="1">
@@ -22598,7 +21882,7 @@
         <w:ind w:left="2640" w:hanging="440"/>
       </w:pPr>
       <w:rPr>
-        <w:rFonts w:ascii="Meiryo UI" w:hAnsi="Meiryo UI" w:eastAsia="Meiryo UI" w:cs="Meiryo UI" w:hint="default"/>
+        <w:rFonts w:ascii="Meiryo UI" w:eastAsia="Meiryo UI" w:hAnsi="Meiryo UI" w:cs="Meiryo UI" w:hint="default"/>
       </w:rPr>
     </w:lvl>
     <w:lvl w:ilvl="6" w:tplc="04090001" w:tentative="1">
@@ -22610,7 +21894,7 @@
         <w:ind w:left="3080" w:hanging="440"/>
       </w:pPr>
       <w:rPr>
-        <w:rFonts w:ascii="Meiryo UI" w:hAnsi="Meiryo UI" w:eastAsia="Meiryo UI" w:cs="Meiryo UI" w:hint="default"/>
+        <w:rFonts w:ascii="Meiryo UI" w:eastAsia="Meiryo UI" w:hAnsi="Meiryo UI" w:cs="Meiryo UI" w:hint="default"/>
       </w:rPr>
     </w:lvl>
     <w:lvl w:ilvl="7" w:tplc="0409000B" w:tentative="1">
@@ -22622,7 +21906,7 @@
         <w:ind w:left="3520" w:hanging="440"/>
       </w:pPr>
       <w:rPr>
-        <w:rFonts w:ascii="Meiryo UI" w:hAnsi="Meiryo UI" w:eastAsia="Meiryo UI" w:cs="Meiryo UI" w:hint="default"/>
+        <w:rFonts w:ascii="Meiryo UI" w:eastAsia="Meiryo UI" w:hAnsi="Meiryo UI" w:cs="Meiryo UI" w:hint="default"/>
       </w:rPr>
     </w:lvl>
     <w:lvl w:ilvl="8" w:tplc="0409000D" w:tentative="1">
@@ -22634,7 +21918,7 @@
         <w:ind w:left="3960" w:hanging="440"/>
       </w:pPr>
       <w:rPr>
-        <w:rFonts w:ascii="Meiryo UI" w:hAnsi="Meiryo UI" w:eastAsia="Meiryo UI" w:cs="Meiryo UI" w:hint="default"/>
+        <w:rFonts w:ascii="Meiryo UI" w:eastAsia="Meiryo UI" w:hAnsi="Meiryo UI" w:cs="Meiryo UI" w:hint="default"/>
       </w:rPr>
     </w:lvl>
   </w:abstractNum>
@@ -22851,7 +22135,7 @@
         <w:ind w:left="440" w:hanging="440"/>
       </w:pPr>
       <w:rPr>
-        <w:rFonts w:ascii="Meiryo UI" w:hAnsi="Meiryo UI" w:eastAsia="Meiryo UI" w:cs="Meiryo UI" w:hint="default"/>
+        <w:rFonts w:ascii="Meiryo UI" w:eastAsia="Meiryo UI" w:hAnsi="Meiryo UI" w:cs="Meiryo UI" w:hint="default"/>
       </w:rPr>
     </w:lvl>
     <w:lvl w:ilvl="1" w:tplc="0409000B" w:tentative="1">
@@ -22863,7 +22147,7 @@
         <w:ind w:left="880" w:hanging="440"/>
       </w:pPr>
       <w:rPr>
-        <w:rFonts w:ascii="Meiryo UI" w:hAnsi="Meiryo UI" w:eastAsia="Meiryo UI" w:cs="Meiryo UI" w:hint="default"/>
+        <w:rFonts w:ascii="Meiryo UI" w:eastAsia="Meiryo UI" w:hAnsi="Meiryo UI" w:cs="Meiryo UI" w:hint="default"/>
       </w:rPr>
     </w:lvl>
     <w:lvl w:ilvl="2" w:tplc="0409000D" w:tentative="1">
@@ -22875,7 +22159,7 @@
         <w:ind w:left="1320" w:hanging="440"/>
       </w:pPr>
       <w:rPr>
-        <w:rFonts w:ascii="Meiryo UI" w:hAnsi="Meiryo UI" w:eastAsia="Meiryo UI" w:cs="Meiryo UI" w:hint="default"/>
+        <w:rFonts w:ascii="Meiryo UI" w:eastAsia="Meiryo UI" w:hAnsi="Meiryo UI" w:cs="Meiryo UI" w:hint="default"/>
       </w:rPr>
     </w:lvl>
     <w:lvl w:ilvl="3" w:tplc="04090001" w:tentative="1">
@@ -22887,7 +22171,7 @@
         <w:ind w:left="1760" w:hanging="440"/>
       </w:pPr>
       <w:rPr>
-        <w:rFonts w:ascii="Meiryo UI" w:hAnsi="Meiryo UI" w:eastAsia="Meiryo UI" w:cs="Meiryo UI" w:hint="default"/>
+        <w:rFonts w:ascii="Meiryo UI" w:eastAsia="Meiryo UI" w:hAnsi="Meiryo UI" w:cs="Meiryo UI" w:hint="default"/>
       </w:rPr>
     </w:lvl>
     <w:lvl w:ilvl="4" w:tplc="0409000B" w:tentative="1">
@@ -22899,7 +22183,7 @@
         <w:ind w:left="2200" w:hanging="440"/>
       </w:pPr>
       <w:rPr>
-        <w:rFonts w:ascii="Meiryo UI" w:hAnsi="Meiryo UI" w:eastAsia="Meiryo UI" w:cs="Meiryo UI" w:hint="default"/>
+        <w:rFonts w:ascii="Meiryo UI" w:eastAsia="Meiryo UI" w:hAnsi="Meiryo UI" w:cs="Meiryo UI" w:hint="default"/>
       </w:rPr>
     </w:lvl>
     <w:lvl w:ilvl="5" w:tplc="0409000D" w:tentative="1">
@@ -22911,7 +22195,7 @@
         <w:ind w:left="2640" w:hanging="440"/>
       </w:pPr>
       <w:rPr>
-        <w:rFonts w:ascii="Meiryo UI" w:hAnsi="Meiryo UI" w:eastAsia="Meiryo UI" w:cs="Meiryo UI" w:hint="default"/>
+        <w:rFonts w:ascii="Meiryo UI" w:eastAsia="Meiryo UI" w:hAnsi="Meiryo UI" w:cs="Meiryo UI" w:hint="default"/>
       </w:rPr>
     </w:lvl>
     <w:lvl w:ilvl="6" w:tplc="04090001" w:tentative="1">
@@ -22923,7 +22207,7 @@
         <w:ind w:left="3080" w:hanging="440"/>
       </w:pPr>
       <w:rPr>
-        <w:rFonts w:ascii="Meiryo UI" w:hAnsi="Meiryo UI" w:eastAsia="Meiryo UI" w:cs="Meiryo UI" w:hint="default"/>
+        <w:rFonts w:ascii="Meiryo UI" w:eastAsia="Meiryo UI" w:hAnsi="Meiryo UI" w:cs="Meiryo UI" w:hint="default"/>
       </w:rPr>
     </w:lvl>
     <w:lvl w:ilvl="7" w:tplc="0409000B" w:tentative="1">
@@ -22935,7 +22219,7 @@
         <w:ind w:left="3520" w:hanging="440"/>
       </w:pPr>
       <w:rPr>
-        <w:rFonts w:ascii="Meiryo UI" w:hAnsi="Meiryo UI" w:eastAsia="Meiryo UI" w:cs="Meiryo UI" w:hint="default"/>
+        <w:rFonts w:ascii="Meiryo UI" w:eastAsia="Meiryo UI" w:hAnsi="Meiryo UI" w:cs="Meiryo UI" w:hint="default"/>
       </w:rPr>
     </w:lvl>
     <w:lvl w:ilvl="8" w:tplc="0409000D" w:tentative="1">
@@ -22947,7 +22231,7 @@
         <w:ind w:left="3960" w:hanging="440"/>
       </w:pPr>
       <w:rPr>
-        <w:rFonts w:ascii="Meiryo UI" w:hAnsi="Meiryo UI" w:eastAsia="Meiryo UI" w:cs="Meiryo UI" w:hint="default"/>
+        <w:rFonts w:ascii="Meiryo UI" w:eastAsia="Meiryo UI" w:hAnsi="Meiryo UI" w:cs="Meiryo UI" w:hint="default"/>
       </w:rPr>
     </w:lvl>
   </w:abstractNum>
@@ -22973,7 +22257,7 @@
         <w:ind w:left="440" w:hanging="440"/>
       </w:pPr>
       <w:rPr>
-        <w:rFonts w:ascii="Meiryo UI" w:hAnsi="Meiryo UI" w:eastAsia="Meiryo UI" w:cs="Meiryo UI" w:hint="default"/>
+        <w:rFonts w:ascii="Meiryo UI" w:eastAsia="Meiryo UI" w:hAnsi="Meiryo UI" w:cs="Meiryo UI" w:hint="default"/>
       </w:rPr>
     </w:lvl>
     <w:lvl w:ilvl="2" w:tplc="04090003">
@@ -22985,7 +22269,7 @@
         <w:ind w:left="440" w:hanging="440"/>
       </w:pPr>
       <w:rPr>
-        <w:rFonts w:ascii="Meiryo UI" w:hAnsi="Meiryo UI" w:eastAsia="Meiryo UI" w:cs="Meiryo UI" w:hint="default"/>
+        <w:rFonts w:ascii="Meiryo UI" w:eastAsia="Meiryo UI" w:hAnsi="Meiryo UI" w:cs="Meiryo UI" w:hint="default"/>
       </w:rPr>
     </w:lvl>
     <w:lvl w:ilvl="3" w:tplc="0409000F" w:tentative="1">
@@ -23056,7 +22340,7 @@
         <w:ind w:left="800" w:hanging="440"/>
       </w:pPr>
       <w:rPr>
-        <w:rFonts w:ascii="Meiryo UI" w:hAnsi="Meiryo UI" w:eastAsia="Meiryo UI" w:cs="Meiryo UI" w:hint="default"/>
+        <w:rFonts w:ascii="Meiryo UI" w:eastAsia="Meiryo UI" w:hAnsi="Meiryo UI" w:cs="Meiryo UI" w:hint="default"/>
         <w:u w:val="none"/>
       </w:rPr>
     </w:lvl>
@@ -23170,7 +22454,7 @@
         <w:ind w:left="800" w:hanging="440"/>
       </w:pPr>
       <w:rPr>
-        <w:rFonts w:ascii="Meiryo UI" w:hAnsi="Meiryo UI" w:eastAsia="Meiryo UI" w:cs="Meiryo UI" w:hint="default"/>
+        <w:rFonts w:ascii="Meiryo UI" w:eastAsia="Meiryo UI" w:hAnsi="Meiryo UI" w:cs="Meiryo UI" w:hint="default"/>
         <w:u w:val="none"/>
       </w:rPr>
     </w:lvl>
@@ -23183,7 +22467,7 @@
         <w:ind w:left="1520" w:hanging="440"/>
       </w:pPr>
       <w:rPr>
-        <w:rFonts w:ascii="Meiryo UI" w:hAnsi="Meiryo UI" w:eastAsia="Meiryo UI" w:cs="Meiryo UI" w:hint="default"/>
+        <w:rFonts w:ascii="Meiryo UI" w:eastAsia="Meiryo UI" w:hAnsi="Meiryo UI" w:cs="Meiryo UI" w:hint="default"/>
       </w:rPr>
     </w:lvl>
     <w:lvl w:ilvl="2">
@@ -23284,7 +22568,7 @@
         <w:ind w:left="440" w:hanging="440"/>
       </w:pPr>
       <w:rPr>
-        <w:rFonts w:ascii="Meiryo UI" w:hAnsi="Meiryo UI" w:eastAsia="Meiryo UI" w:cs="Meiryo UI" w:hint="default"/>
+        <w:rFonts w:ascii="Meiryo UI" w:eastAsia="Meiryo UI" w:hAnsi="Meiryo UI" w:cs="Meiryo UI" w:hint="default"/>
       </w:rPr>
     </w:lvl>
     <w:lvl w:ilvl="1" w:tplc="0409000B" w:tentative="1">
@@ -23296,7 +22580,7 @@
         <w:ind w:left="880" w:hanging="440"/>
       </w:pPr>
       <w:rPr>
-        <w:rFonts w:ascii="Meiryo UI" w:hAnsi="Meiryo UI" w:eastAsia="Meiryo UI" w:cs="Meiryo UI" w:hint="default"/>
+        <w:rFonts w:ascii="Meiryo UI" w:eastAsia="Meiryo UI" w:hAnsi="Meiryo UI" w:cs="Meiryo UI" w:hint="default"/>
       </w:rPr>
     </w:lvl>
     <w:lvl w:ilvl="2" w:tplc="0409000D" w:tentative="1">
@@ -23308,7 +22592,7 @@
         <w:ind w:left="1320" w:hanging="440"/>
       </w:pPr>
       <w:rPr>
-        <w:rFonts w:ascii="Meiryo UI" w:hAnsi="Meiryo UI" w:eastAsia="Meiryo UI" w:cs="Meiryo UI" w:hint="default"/>
+        <w:rFonts w:ascii="Meiryo UI" w:eastAsia="Meiryo UI" w:hAnsi="Meiryo UI" w:cs="Meiryo UI" w:hint="default"/>
       </w:rPr>
     </w:lvl>
     <w:lvl w:ilvl="3" w:tplc="04090001" w:tentative="1">
@@ -23320,7 +22604,7 @@
         <w:ind w:left="1760" w:hanging="440"/>
       </w:pPr>
       <w:rPr>
-        <w:rFonts w:ascii="Meiryo UI" w:hAnsi="Meiryo UI" w:eastAsia="Meiryo UI" w:cs="Meiryo UI" w:hint="default"/>
+        <w:rFonts w:ascii="Meiryo UI" w:eastAsia="Meiryo UI" w:hAnsi="Meiryo UI" w:cs="Meiryo UI" w:hint="default"/>
       </w:rPr>
     </w:lvl>
     <w:lvl w:ilvl="4" w:tplc="0409000B" w:tentative="1">
@@ -23332,7 +22616,7 @@
         <w:ind w:left="2200" w:hanging="440"/>
       </w:pPr>
       <w:rPr>
-        <w:rFonts w:ascii="Meiryo UI" w:hAnsi="Meiryo UI" w:eastAsia="Meiryo UI" w:cs="Meiryo UI" w:hint="default"/>
+        <w:rFonts w:ascii="Meiryo UI" w:eastAsia="Meiryo UI" w:hAnsi="Meiryo UI" w:cs="Meiryo UI" w:hint="default"/>
       </w:rPr>
     </w:lvl>
     <w:lvl w:ilvl="5" w:tplc="0409000D" w:tentative="1">
@@ -23344,7 +22628,7 @@
         <w:ind w:left="2640" w:hanging="440"/>
       </w:pPr>
       <w:rPr>
-        <w:rFonts w:ascii="Meiryo UI" w:hAnsi="Meiryo UI" w:eastAsia="Meiryo UI" w:cs="Meiryo UI" w:hint="default"/>
+        <w:rFonts w:ascii="Meiryo UI" w:eastAsia="Meiryo UI" w:hAnsi="Meiryo UI" w:cs="Meiryo UI" w:hint="default"/>
       </w:rPr>
     </w:lvl>
     <w:lvl w:ilvl="6" w:tplc="04090001" w:tentative="1">
@@ -23356,7 +22640,7 @@
         <w:ind w:left="3080" w:hanging="440"/>
       </w:pPr>
       <w:rPr>
-        <w:rFonts w:ascii="Meiryo UI" w:hAnsi="Meiryo UI" w:eastAsia="Meiryo UI" w:cs="Meiryo UI" w:hint="default"/>
+        <w:rFonts w:ascii="Meiryo UI" w:eastAsia="Meiryo UI" w:hAnsi="Meiryo UI" w:cs="Meiryo UI" w:hint="default"/>
       </w:rPr>
     </w:lvl>
     <w:lvl w:ilvl="7" w:tplc="0409000B" w:tentative="1">
@@ -23368,7 +22652,7 @@
         <w:ind w:left="3520" w:hanging="440"/>
       </w:pPr>
       <w:rPr>
-        <w:rFonts w:ascii="Meiryo UI" w:hAnsi="Meiryo UI" w:eastAsia="Meiryo UI" w:cs="Meiryo UI" w:hint="default"/>
+        <w:rFonts w:ascii="Meiryo UI" w:eastAsia="Meiryo UI" w:hAnsi="Meiryo UI" w:cs="Meiryo UI" w:hint="default"/>
       </w:rPr>
     </w:lvl>
     <w:lvl w:ilvl="8" w:tplc="0409000D" w:tentative="1">
@@ -23380,7 +22664,7 @@
         <w:ind w:left="3960" w:hanging="440"/>
       </w:pPr>
       <w:rPr>
-        <w:rFonts w:ascii="Meiryo UI" w:hAnsi="Meiryo UI" w:eastAsia="Meiryo UI" w:cs="Meiryo UI" w:hint="default"/>
+        <w:rFonts w:ascii="Meiryo UI" w:eastAsia="Meiryo UI" w:hAnsi="Meiryo UI" w:cs="Meiryo UI" w:hint="default"/>
       </w:rPr>
     </w:lvl>
   </w:abstractNum>
@@ -23397,7 +22681,7 @@
         <w:ind w:left="440" w:hanging="440"/>
       </w:pPr>
       <w:rPr>
-        <w:rFonts w:ascii="Meiryo UI" w:hAnsi="Meiryo UI" w:eastAsia="Meiryo UI" w:cs="Meiryo UI" w:hint="default"/>
+        <w:rFonts w:ascii="Meiryo UI" w:eastAsia="Meiryo UI" w:hAnsi="Meiryo UI" w:cs="Meiryo UI" w:hint="default"/>
       </w:rPr>
     </w:lvl>
     <w:lvl w:ilvl="1" w:tplc="0409000B" w:tentative="1">
@@ -23409,7 +22693,7 @@
         <w:ind w:left="880" w:hanging="440"/>
       </w:pPr>
       <w:rPr>
-        <w:rFonts w:ascii="Meiryo UI" w:hAnsi="Meiryo UI" w:eastAsia="Meiryo UI" w:cs="Meiryo UI" w:hint="default"/>
+        <w:rFonts w:ascii="Meiryo UI" w:eastAsia="Meiryo UI" w:hAnsi="Meiryo UI" w:cs="Meiryo UI" w:hint="default"/>
       </w:rPr>
     </w:lvl>
     <w:lvl w:ilvl="2" w:tplc="0409000D" w:tentative="1">
@@ -23421,7 +22705,7 @@
         <w:ind w:left="1320" w:hanging="440"/>
       </w:pPr>
       <w:rPr>
-        <w:rFonts w:ascii="Meiryo UI" w:hAnsi="Meiryo UI" w:eastAsia="Meiryo UI" w:cs="Meiryo UI" w:hint="default"/>
+        <w:rFonts w:ascii="Meiryo UI" w:eastAsia="Meiryo UI" w:hAnsi="Meiryo UI" w:cs="Meiryo UI" w:hint="default"/>
       </w:rPr>
     </w:lvl>
     <w:lvl w:ilvl="3" w:tplc="04090001" w:tentative="1">
@@ -23433,7 +22717,7 @@
         <w:ind w:left="1760" w:hanging="440"/>
       </w:pPr>
       <w:rPr>
-        <w:rFonts w:ascii="Meiryo UI" w:hAnsi="Meiryo UI" w:eastAsia="Meiryo UI" w:cs="Meiryo UI" w:hint="default"/>
+        <w:rFonts w:ascii="Meiryo UI" w:eastAsia="Meiryo UI" w:hAnsi="Meiryo UI" w:cs="Meiryo UI" w:hint="default"/>
       </w:rPr>
     </w:lvl>
     <w:lvl w:ilvl="4" w:tplc="0409000B" w:tentative="1">
@@ -23445,7 +22729,7 @@
         <w:ind w:left="2200" w:hanging="440"/>
       </w:pPr>
       <w:rPr>
-        <w:rFonts w:ascii="Meiryo UI" w:hAnsi="Meiryo UI" w:eastAsia="Meiryo UI" w:cs="Meiryo UI" w:hint="default"/>
+        <w:rFonts w:ascii="Meiryo UI" w:eastAsia="Meiryo UI" w:hAnsi="Meiryo UI" w:cs="Meiryo UI" w:hint="default"/>
       </w:rPr>
     </w:lvl>
     <w:lvl w:ilvl="5" w:tplc="0409000D" w:tentative="1">
@@ -23457,7 +22741,7 @@
         <w:ind w:left="2640" w:hanging="440"/>
       </w:pPr>
       <w:rPr>
-        <w:rFonts w:ascii="Meiryo UI" w:hAnsi="Meiryo UI" w:eastAsia="Meiryo UI" w:cs="Meiryo UI" w:hint="default"/>
+        <w:rFonts w:ascii="Meiryo UI" w:eastAsia="Meiryo UI" w:hAnsi="Meiryo UI" w:cs="Meiryo UI" w:hint="default"/>
       </w:rPr>
     </w:lvl>
     <w:lvl w:ilvl="6" w:tplc="04090001" w:tentative="1">
@@ -23469,7 +22753,7 @@
         <w:ind w:left="3080" w:hanging="440"/>
       </w:pPr>
       <w:rPr>
-        <w:rFonts w:ascii="Meiryo UI" w:hAnsi="Meiryo UI" w:eastAsia="Meiryo UI" w:cs="Meiryo UI" w:hint="default"/>
+        <w:rFonts w:ascii="Meiryo UI" w:eastAsia="Meiryo UI" w:hAnsi="Meiryo UI" w:cs="Meiryo UI" w:hint="default"/>
       </w:rPr>
     </w:lvl>
     <w:lvl w:ilvl="7" w:tplc="0409000B" w:tentative="1">
@@ -23481,7 +22765,7 @@
         <w:ind w:left="3520" w:hanging="440"/>
       </w:pPr>
       <w:rPr>
-        <w:rFonts w:ascii="Meiryo UI" w:hAnsi="Meiryo UI" w:eastAsia="Meiryo UI" w:cs="Meiryo UI" w:hint="default"/>
+        <w:rFonts w:ascii="Meiryo UI" w:eastAsia="Meiryo UI" w:hAnsi="Meiryo UI" w:cs="Meiryo UI" w:hint="default"/>
       </w:rPr>
     </w:lvl>
     <w:lvl w:ilvl="8" w:tplc="0409000D" w:tentative="1">
@@ -23493,7 +22777,7 @@
         <w:ind w:left="3960" w:hanging="440"/>
       </w:pPr>
       <w:rPr>
-        <w:rFonts w:ascii="Meiryo UI" w:hAnsi="Meiryo UI" w:eastAsia="Meiryo UI" w:cs="Meiryo UI" w:hint="default"/>
+        <w:rFonts w:ascii="Meiryo UI" w:eastAsia="Meiryo UI" w:hAnsi="Meiryo UI" w:cs="Meiryo UI" w:hint="default"/>
       </w:rPr>
     </w:lvl>
   </w:abstractNum>
@@ -23510,7 +22794,7 @@
         <w:ind w:left="440" w:hanging="440"/>
       </w:pPr>
       <w:rPr>
-        <w:rFonts w:ascii="Meiryo UI" w:hAnsi="Meiryo UI" w:eastAsia="Meiryo UI" w:cs="Meiryo UI" w:hint="default"/>
+        <w:rFonts w:ascii="Meiryo UI" w:eastAsia="Meiryo UI" w:hAnsi="Meiryo UI" w:cs="Meiryo UI" w:hint="default"/>
       </w:rPr>
     </w:lvl>
     <w:lvl w:ilvl="1" w:tplc="0409000B" w:tentative="1">
@@ -23522,7 +22806,7 @@
         <w:ind w:left="880" w:hanging="440"/>
       </w:pPr>
       <w:rPr>
-        <w:rFonts w:ascii="Meiryo UI" w:hAnsi="Meiryo UI" w:eastAsia="Meiryo UI" w:cs="Meiryo UI" w:hint="default"/>
+        <w:rFonts w:ascii="Meiryo UI" w:eastAsia="Meiryo UI" w:hAnsi="Meiryo UI" w:cs="Meiryo UI" w:hint="default"/>
       </w:rPr>
     </w:lvl>
     <w:lvl w:ilvl="2" w:tplc="0409000D" w:tentative="1">
@@ -23534,7 +22818,7 @@
         <w:ind w:left="1320" w:hanging="440"/>
       </w:pPr>
       <w:rPr>
-        <w:rFonts w:ascii="Meiryo UI" w:hAnsi="Meiryo UI" w:eastAsia="Meiryo UI" w:cs="Meiryo UI" w:hint="default"/>
+        <w:rFonts w:ascii="Meiryo UI" w:eastAsia="Meiryo UI" w:hAnsi="Meiryo UI" w:cs="Meiryo UI" w:hint="default"/>
       </w:rPr>
     </w:lvl>
     <w:lvl w:ilvl="3" w:tplc="04090001" w:tentative="1">
@@ -23546,7 +22830,7 @@
         <w:ind w:left="1760" w:hanging="440"/>
       </w:pPr>
       <w:rPr>
-        <w:rFonts w:ascii="Meiryo UI" w:hAnsi="Meiryo UI" w:eastAsia="Meiryo UI" w:cs="Meiryo UI" w:hint="default"/>
+        <w:rFonts w:ascii="Meiryo UI" w:eastAsia="Meiryo UI" w:hAnsi="Meiryo UI" w:cs="Meiryo UI" w:hint="default"/>
       </w:rPr>
     </w:lvl>
     <w:lvl w:ilvl="4" w:tplc="0409000B" w:tentative="1">
@@ -23558,7 +22842,7 @@
         <w:ind w:left="2200" w:hanging="440"/>
       </w:pPr>
       <w:rPr>
-        <w:rFonts w:ascii="Meiryo UI" w:hAnsi="Meiryo UI" w:eastAsia="Meiryo UI" w:cs="Meiryo UI" w:hint="default"/>
+        <w:rFonts w:ascii="Meiryo UI" w:eastAsia="Meiryo UI" w:hAnsi="Meiryo UI" w:cs="Meiryo UI" w:hint="default"/>
       </w:rPr>
     </w:lvl>
     <w:lvl w:ilvl="5" w:tplc="0409000D" w:tentative="1">
@@ -23570,7 +22854,7 @@
         <w:ind w:left="2640" w:hanging="440"/>
       </w:pPr>
       <w:rPr>
-        <w:rFonts w:ascii="Meiryo UI" w:hAnsi="Meiryo UI" w:eastAsia="Meiryo UI" w:cs="Meiryo UI" w:hint="default"/>
+        <w:rFonts w:ascii="Meiryo UI" w:eastAsia="Meiryo UI" w:hAnsi="Meiryo UI" w:cs="Meiryo UI" w:hint="default"/>
       </w:rPr>
     </w:lvl>
     <w:lvl w:ilvl="6" w:tplc="04090001" w:tentative="1">
@@ -23582,7 +22866,7 @@
         <w:ind w:left="3080" w:hanging="440"/>
       </w:pPr>
       <w:rPr>
-        <w:rFonts w:ascii="Meiryo UI" w:hAnsi="Meiryo UI" w:eastAsia="Meiryo UI" w:cs="Meiryo UI" w:hint="default"/>
+        <w:rFonts w:ascii="Meiryo UI" w:eastAsia="Meiryo UI" w:hAnsi="Meiryo UI" w:cs="Meiryo UI" w:hint="default"/>
       </w:rPr>
     </w:lvl>
     <w:lvl w:ilvl="7" w:tplc="0409000B" w:tentative="1">
@@ -23594,7 +22878,7 @@
         <w:ind w:left="3520" w:hanging="440"/>
       </w:pPr>
       <w:rPr>
-        <w:rFonts w:ascii="Meiryo UI" w:hAnsi="Meiryo UI" w:eastAsia="Meiryo UI" w:cs="Meiryo UI" w:hint="default"/>
+        <w:rFonts w:ascii="Meiryo UI" w:eastAsia="Meiryo UI" w:hAnsi="Meiryo UI" w:cs="Meiryo UI" w:hint="default"/>
       </w:rPr>
     </w:lvl>
     <w:lvl w:ilvl="8" w:tplc="0409000D" w:tentative="1">
@@ -23606,7 +22890,7 @@
         <w:ind w:left="3960" w:hanging="440"/>
       </w:pPr>
       <w:rPr>
-        <w:rFonts w:ascii="Meiryo UI" w:hAnsi="Meiryo UI" w:eastAsia="Meiryo UI" w:cs="Meiryo UI" w:hint="default"/>
+        <w:rFonts w:ascii="Meiryo UI" w:eastAsia="Meiryo UI" w:hAnsi="Meiryo UI" w:cs="Meiryo UI" w:hint="default"/>
       </w:rPr>
     </w:lvl>
   </w:abstractNum>
@@ -23623,7 +22907,7 @@
         <w:ind w:left="440" w:hanging="440"/>
       </w:pPr>
       <w:rPr>
-        <w:rFonts w:ascii="Meiryo UI" w:hAnsi="Meiryo UI" w:eastAsia="Meiryo UI" w:cs="Meiryo UI" w:hint="default"/>
+        <w:rFonts w:ascii="Meiryo UI" w:eastAsia="Meiryo UI" w:hAnsi="Meiryo UI" w:cs="Meiryo UI" w:hint="default"/>
       </w:rPr>
     </w:lvl>
     <w:lvl w:ilvl="1" w:tplc="0409000B" w:tentative="1">
@@ -23635,7 +22919,7 @@
         <w:ind w:left="880" w:hanging="440"/>
       </w:pPr>
       <w:rPr>
-        <w:rFonts w:ascii="Meiryo UI" w:hAnsi="Meiryo UI" w:eastAsia="Meiryo UI" w:cs="Meiryo UI" w:hint="default"/>
+        <w:rFonts w:ascii="Meiryo UI" w:eastAsia="Meiryo UI" w:hAnsi="Meiryo UI" w:cs="Meiryo UI" w:hint="default"/>
       </w:rPr>
     </w:lvl>
     <w:lvl w:ilvl="2" w:tplc="0409000D" w:tentative="1">
@@ -23647,7 +22931,7 @@
         <w:ind w:left="1320" w:hanging="440"/>
       </w:pPr>
       <w:rPr>
-        <w:rFonts w:ascii="Meiryo UI" w:hAnsi="Meiryo UI" w:eastAsia="Meiryo UI" w:cs="Meiryo UI" w:hint="default"/>
+        <w:rFonts w:ascii="Meiryo UI" w:eastAsia="Meiryo UI" w:hAnsi="Meiryo UI" w:cs="Meiryo UI" w:hint="default"/>
       </w:rPr>
     </w:lvl>
     <w:lvl w:ilvl="3" w:tplc="04090001" w:tentative="1">
@@ -23659,7 +22943,7 @@
         <w:ind w:left="1760" w:hanging="440"/>
       </w:pPr>
       <w:rPr>
-        <w:rFonts w:ascii="Meiryo UI" w:hAnsi="Meiryo UI" w:eastAsia="Meiryo UI" w:cs="Meiryo UI" w:hint="default"/>
+        <w:rFonts w:ascii="Meiryo UI" w:eastAsia="Meiryo UI" w:hAnsi="Meiryo UI" w:cs="Meiryo UI" w:hint="default"/>
       </w:rPr>
     </w:lvl>
     <w:lvl w:ilvl="4" w:tplc="0409000B" w:tentative="1">
@@ -23671,7 +22955,7 @@
         <w:ind w:left="2200" w:hanging="440"/>
       </w:pPr>
       <w:rPr>
-        <w:rFonts w:ascii="Meiryo UI" w:hAnsi="Meiryo UI" w:eastAsia="Meiryo UI" w:cs="Meiryo UI" w:hint="default"/>
+        <w:rFonts w:ascii="Meiryo UI" w:eastAsia="Meiryo UI" w:hAnsi="Meiryo UI" w:cs="Meiryo UI" w:hint="default"/>
       </w:rPr>
     </w:lvl>
     <w:lvl w:ilvl="5" w:tplc="0409000D" w:tentative="1">
@@ -23683,7 +22967,7 @@
         <w:ind w:left="2640" w:hanging="440"/>
       </w:pPr>
       <w:rPr>
-        <w:rFonts w:ascii="Meiryo UI" w:hAnsi="Meiryo UI" w:eastAsia="Meiryo UI" w:cs="Meiryo UI" w:hint="default"/>
+        <w:rFonts w:ascii="Meiryo UI" w:eastAsia="Meiryo UI" w:hAnsi="Meiryo UI" w:cs="Meiryo UI" w:hint="default"/>
       </w:rPr>
     </w:lvl>
     <w:lvl w:ilvl="6" w:tplc="04090001" w:tentative="1">
@@ -23695,7 +22979,7 @@
         <w:ind w:left="3080" w:hanging="440"/>
       </w:pPr>
       <w:rPr>
-        <w:rFonts w:ascii="Meiryo UI" w:hAnsi="Meiryo UI" w:eastAsia="Meiryo UI" w:cs="Meiryo UI" w:hint="default"/>
+        <w:rFonts w:ascii="Meiryo UI" w:eastAsia="Meiryo UI" w:hAnsi="Meiryo UI" w:cs="Meiryo UI" w:hint="default"/>
       </w:rPr>
     </w:lvl>
     <w:lvl w:ilvl="7" w:tplc="0409000B" w:tentative="1">
@@ -23707,7 +22991,7 @@
         <w:ind w:left="3520" w:hanging="440"/>
       </w:pPr>
       <w:rPr>
-        <w:rFonts w:ascii="Meiryo UI" w:hAnsi="Meiryo UI" w:eastAsia="Meiryo UI" w:cs="Meiryo UI" w:hint="default"/>
+        <w:rFonts w:ascii="Meiryo UI" w:eastAsia="Meiryo UI" w:hAnsi="Meiryo UI" w:cs="Meiryo UI" w:hint="default"/>
       </w:rPr>
     </w:lvl>
     <w:lvl w:ilvl="8" w:tplc="0409000D" w:tentative="1">
@@ -23719,7 +23003,7 @@
         <w:ind w:left="3960" w:hanging="440"/>
       </w:pPr>
       <w:rPr>
-        <w:rFonts w:ascii="Meiryo UI" w:hAnsi="Meiryo UI" w:eastAsia="Meiryo UI" w:cs="Meiryo UI" w:hint="default"/>
+        <w:rFonts w:ascii="Meiryo UI" w:eastAsia="Meiryo UI" w:hAnsi="Meiryo UI" w:cs="Meiryo UI" w:hint="default"/>
       </w:rPr>
     </w:lvl>
   </w:abstractNum>
@@ -23736,7 +23020,7 @@
         <w:ind w:left="440" w:hanging="440"/>
       </w:pPr>
       <w:rPr>
-        <w:rFonts w:ascii="Meiryo UI" w:hAnsi="Meiryo UI" w:eastAsia="Meiryo UI" w:cs="Meiryo UI" w:hint="default"/>
+        <w:rFonts w:ascii="Meiryo UI" w:eastAsia="Meiryo UI" w:hAnsi="Meiryo UI" w:cs="Meiryo UI" w:hint="default"/>
       </w:rPr>
     </w:lvl>
     <w:lvl w:ilvl="1" w:tplc="0409000B" w:tentative="1">
@@ -23748,7 +23032,7 @@
         <w:ind w:left="880" w:hanging="440"/>
       </w:pPr>
       <w:rPr>
-        <w:rFonts w:ascii="Meiryo UI" w:hAnsi="Meiryo UI" w:eastAsia="Meiryo UI" w:cs="Meiryo UI" w:hint="default"/>
+        <w:rFonts w:ascii="Meiryo UI" w:eastAsia="Meiryo UI" w:hAnsi="Meiryo UI" w:cs="Meiryo UI" w:hint="default"/>
       </w:rPr>
     </w:lvl>
     <w:lvl w:ilvl="2" w:tplc="0409000D" w:tentative="1">
@@ -23760,7 +23044,7 @@
         <w:ind w:left="1320" w:hanging="440"/>
       </w:pPr>
       <w:rPr>
-        <w:rFonts w:ascii="Meiryo UI" w:hAnsi="Meiryo UI" w:eastAsia="Meiryo UI" w:cs="Meiryo UI" w:hint="default"/>
+        <w:rFonts w:ascii="Meiryo UI" w:eastAsia="Meiryo UI" w:hAnsi="Meiryo UI" w:cs="Meiryo UI" w:hint="default"/>
       </w:rPr>
     </w:lvl>
     <w:lvl w:ilvl="3" w:tplc="04090001" w:tentative="1">
@@ -23772,7 +23056,7 @@
         <w:ind w:left="1760" w:hanging="440"/>
       </w:pPr>
       <w:rPr>
-        <w:rFonts w:ascii="Meiryo UI" w:hAnsi="Meiryo UI" w:eastAsia="Meiryo UI" w:cs="Meiryo UI" w:hint="default"/>
+        <w:rFonts w:ascii="Meiryo UI" w:eastAsia="Meiryo UI" w:hAnsi="Meiryo UI" w:cs="Meiryo UI" w:hint="default"/>
       </w:rPr>
     </w:lvl>
     <w:lvl w:ilvl="4" w:tplc="0409000B" w:tentative="1">
@@ -23784,7 +23068,7 @@
         <w:ind w:left="2200" w:hanging="440"/>
       </w:pPr>
       <w:rPr>
-        <w:rFonts w:ascii="Meiryo UI" w:hAnsi="Meiryo UI" w:eastAsia="Meiryo UI" w:cs="Meiryo UI" w:hint="default"/>
+        <w:rFonts w:ascii="Meiryo UI" w:eastAsia="Meiryo UI" w:hAnsi="Meiryo UI" w:cs="Meiryo UI" w:hint="default"/>
       </w:rPr>
     </w:lvl>
     <w:lvl w:ilvl="5" w:tplc="0409000D" w:tentative="1">
@@ -23796,7 +23080,7 @@
         <w:ind w:left="2640" w:hanging="440"/>
       </w:pPr>
       <w:rPr>
-        <w:rFonts w:ascii="Meiryo UI" w:hAnsi="Meiryo UI" w:eastAsia="Meiryo UI" w:cs="Meiryo UI" w:hint="default"/>
+        <w:rFonts w:ascii="Meiryo UI" w:eastAsia="Meiryo UI" w:hAnsi="Meiryo UI" w:cs="Meiryo UI" w:hint="default"/>
       </w:rPr>
     </w:lvl>
     <w:lvl w:ilvl="6" w:tplc="04090001" w:tentative="1">
@@ -23808,7 +23092,7 @@
         <w:ind w:left="3080" w:hanging="440"/>
       </w:pPr>
       <w:rPr>
-        <w:rFonts w:ascii="Meiryo UI" w:hAnsi="Meiryo UI" w:eastAsia="Meiryo UI" w:cs="Meiryo UI" w:hint="default"/>
+        <w:rFonts w:ascii="Meiryo UI" w:eastAsia="Meiryo UI" w:hAnsi="Meiryo UI" w:cs="Meiryo UI" w:hint="default"/>
       </w:rPr>
     </w:lvl>
     <w:lvl w:ilvl="7" w:tplc="0409000B" w:tentative="1">
@@ -23820,7 +23104,7 @@
         <w:ind w:left="3520" w:hanging="440"/>
       </w:pPr>
       <w:rPr>
-        <w:rFonts w:ascii="Meiryo UI" w:hAnsi="Meiryo UI" w:eastAsia="Meiryo UI" w:cs="Meiryo UI" w:hint="default"/>
+        <w:rFonts w:ascii="Meiryo UI" w:eastAsia="Meiryo UI" w:hAnsi="Meiryo UI" w:cs="Meiryo UI" w:hint="default"/>
       </w:rPr>
     </w:lvl>
     <w:lvl w:ilvl="8" w:tplc="0409000D" w:tentative="1">
@@ -23832,7 +23116,7 @@
         <w:ind w:left="3960" w:hanging="440"/>
       </w:pPr>
       <w:rPr>
-        <w:rFonts w:ascii="Meiryo UI" w:hAnsi="Meiryo UI" w:eastAsia="Meiryo UI" w:cs="Meiryo UI" w:hint="default"/>
+        <w:rFonts w:ascii="Meiryo UI" w:eastAsia="Meiryo UI" w:hAnsi="Meiryo UI" w:cs="Meiryo UI" w:hint="default"/>
       </w:rPr>
     </w:lvl>
   </w:abstractNum>
@@ -23849,7 +23133,7 @@
         <w:ind w:left="440" w:hanging="440"/>
       </w:pPr>
       <w:rPr>
-        <w:rFonts w:ascii="Meiryo UI" w:hAnsi="Meiryo UI" w:eastAsia="Meiryo UI" w:cs="Meiryo UI" w:hint="default"/>
+        <w:rFonts w:ascii="Meiryo UI" w:eastAsia="Meiryo UI" w:hAnsi="Meiryo UI" w:cs="Meiryo UI" w:hint="default"/>
       </w:rPr>
     </w:lvl>
     <w:lvl w:ilvl="1" w:tplc="0409000B" w:tentative="1">
@@ -23861,7 +23145,7 @@
         <w:ind w:left="880" w:hanging="440"/>
       </w:pPr>
       <w:rPr>
-        <w:rFonts w:ascii="Meiryo UI" w:hAnsi="Meiryo UI" w:eastAsia="Meiryo UI" w:cs="Meiryo UI" w:hint="default"/>
+        <w:rFonts w:ascii="Meiryo UI" w:eastAsia="Meiryo UI" w:hAnsi="Meiryo UI" w:cs="Meiryo UI" w:hint="default"/>
       </w:rPr>
     </w:lvl>
     <w:lvl w:ilvl="2" w:tplc="0409000D" w:tentative="1">
@@ -23873,7 +23157,7 @@
         <w:ind w:left="1320" w:hanging="440"/>
       </w:pPr>
       <w:rPr>
-        <w:rFonts w:ascii="Meiryo UI" w:hAnsi="Meiryo UI" w:eastAsia="Meiryo UI" w:cs="Meiryo UI" w:hint="default"/>
+        <w:rFonts w:ascii="Meiryo UI" w:eastAsia="Meiryo UI" w:hAnsi="Meiryo UI" w:cs="Meiryo UI" w:hint="default"/>
       </w:rPr>
     </w:lvl>
     <w:lvl w:ilvl="3" w:tplc="04090001" w:tentative="1">
@@ -23885,7 +23169,7 @@
         <w:ind w:left="1760" w:hanging="440"/>
       </w:pPr>
       <w:rPr>
-        <w:rFonts w:ascii="Meiryo UI" w:hAnsi="Meiryo UI" w:eastAsia="Meiryo UI" w:cs="Meiryo UI" w:hint="default"/>
+        <w:rFonts w:ascii="Meiryo UI" w:eastAsia="Meiryo UI" w:hAnsi="Meiryo UI" w:cs="Meiryo UI" w:hint="default"/>
       </w:rPr>
     </w:lvl>
     <w:lvl w:ilvl="4" w:tplc="0409000B" w:tentative="1">
@@ -23897,7 +23181,7 @@
         <w:ind w:left="2200" w:hanging="440"/>
       </w:pPr>
       <w:rPr>
-        <w:rFonts w:ascii="Meiryo UI" w:hAnsi="Meiryo UI" w:eastAsia="Meiryo UI" w:cs="Meiryo UI" w:hint="default"/>
+        <w:rFonts w:ascii="Meiryo UI" w:eastAsia="Meiryo UI" w:hAnsi="Meiryo UI" w:cs="Meiryo UI" w:hint="default"/>
       </w:rPr>
     </w:lvl>
     <w:lvl w:ilvl="5" w:tplc="0409000D" w:tentative="1">
@@ -23909,7 +23193,7 @@
         <w:ind w:left="2640" w:hanging="440"/>
       </w:pPr>
       <w:rPr>
-        <w:rFonts w:ascii="Meiryo UI" w:hAnsi="Meiryo UI" w:eastAsia="Meiryo UI" w:cs="Meiryo UI" w:hint="default"/>
+        <w:rFonts w:ascii="Meiryo UI" w:eastAsia="Meiryo UI" w:hAnsi="Meiryo UI" w:cs="Meiryo UI" w:hint="default"/>
       </w:rPr>
     </w:lvl>
     <w:lvl w:ilvl="6" w:tplc="04090001" w:tentative="1">
@@ -23921,7 +23205,7 @@
         <w:ind w:left="3080" w:hanging="440"/>
       </w:pPr>
       <w:rPr>
-        <w:rFonts w:ascii="Meiryo UI" w:hAnsi="Meiryo UI" w:eastAsia="Meiryo UI" w:cs="Meiryo UI" w:hint="default"/>
+        <w:rFonts w:ascii="Meiryo UI" w:eastAsia="Meiryo UI" w:hAnsi="Meiryo UI" w:cs="Meiryo UI" w:hint="default"/>
       </w:rPr>
     </w:lvl>
     <w:lvl w:ilvl="7" w:tplc="0409000B" w:tentative="1">
@@ -23933,7 +23217,7 @@
         <w:ind w:left="3520" w:hanging="440"/>
       </w:pPr>
       <w:rPr>
-        <w:rFonts w:ascii="Meiryo UI" w:hAnsi="Meiryo UI" w:eastAsia="Meiryo UI" w:cs="Meiryo UI" w:hint="default"/>
+        <w:rFonts w:ascii="Meiryo UI" w:eastAsia="Meiryo UI" w:hAnsi="Meiryo UI" w:cs="Meiryo UI" w:hint="default"/>
       </w:rPr>
     </w:lvl>
     <w:lvl w:ilvl="8" w:tplc="0409000D" w:tentative="1">
@@ -23945,7 +23229,7 @@
         <w:ind w:left="3960" w:hanging="440"/>
       </w:pPr>
       <w:rPr>
-        <w:rFonts w:ascii="Meiryo UI" w:hAnsi="Meiryo UI" w:eastAsia="Meiryo UI" w:cs="Meiryo UI" w:hint="default"/>
+        <w:rFonts w:ascii="Meiryo UI" w:eastAsia="Meiryo UI" w:hAnsi="Meiryo UI" w:cs="Meiryo UI" w:hint="default"/>
       </w:rPr>
     </w:lvl>
   </w:abstractNum>
@@ -23962,7 +23246,7 @@
         <w:ind w:left="440" w:hanging="440"/>
       </w:pPr>
       <w:rPr>
-        <w:rFonts w:ascii="Meiryo UI" w:hAnsi="Meiryo UI" w:eastAsia="Meiryo UI" w:cs="Meiryo UI" w:hint="default"/>
+        <w:rFonts w:ascii="Meiryo UI" w:eastAsia="Meiryo UI" w:hAnsi="Meiryo UI" w:cs="Meiryo UI" w:hint="default"/>
       </w:rPr>
     </w:lvl>
     <w:lvl w:ilvl="1" w:tplc="0409000B" w:tentative="1">
@@ -23974,7 +23258,7 @@
         <w:ind w:left="880" w:hanging="440"/>
       </w:pPr>
       <w:rPr>
-        <w:rFonts w:ascii="Meiryo UI" w:hAnsi="Meiryo UI" w:eastAsia="Meiryo UI" w:cs="Meiryo UI" w:hint="default"/>
+        <w:rFonts w:ascii="Meiryo UI" w:eastAsia="Meiryo UI" w:hAnsi="Meiryo UI" w:cs="Meiryo UI" w:hint="default"/>
       </w:rPr>
     </w:lvl>
     <w:lvl w:ilvl="2" w:tplc="0409000D" w:tentative="1">
@@ -23986,7 +23270,7 @@
         <w:ind w:left="1320" w:hanging="440"/>
       </w:pPr>
       <w:rPr>
-        <w:rFonts w:ascii="Meiryo UI" w:hAnsi="Meiryo UI" w:eastAsia="Meiryo UI" w:cs="Meiryo UI" w:hint="default"/>
+        <w:rFonts w:ascii="Meiryo UI" w:eastAsia="Meiryo UI" w:hAnsi="Meiryo UI" w:cs="Meiryo UI" w:hint="default"/>
       </w:rPr>
     </w:lvl>
     <w:lvl w:ilvl="3" w:tplc="04090001" w:tentative="1">
@@ -23998,7 +23282,7 @@
         <w:ind w:left="1760" w:hanging="440"/>
       </w:pPr>
       <w:rPr>
-        <w:rFonts w:ascii="Meiryo UI" w:hAnsi="Meiryo UI" w:eastAsia="Meiryo UI" w:cs="Meiryo UI" w:hint="default"/>
+        <w:rFonts w:ascii="Meiryo UI" w:eastAsia="Meiryo UI" w:hAnsi="Meiryo UI" w:cs="Meiryo UI" w:hint="default"/>
       </w:rPr>
     </w:lvl>
     <w:lvl w:ilvl="4" w:tplc="0409000B" w:tentative="1">
@@ -24010,7 +23294,7 @@
         <w:ind w:left="2200" w:hanging="440"/>
       </w:pPr>
       <w:rPr>
-        <w:rFonts w:ascii="Meiryo UI" w:hAnsi="Meiryo UI" w:eastAsia="Meiryo UI" w:cs="Meiryo UI" w:hint="default"/>
+        <w:rFonts w:ascii="Meiryo UI" w:eastAsia="Meiryo UI" w:hAnsi="Meiryo UI" w:cs="Meiryo UI" w:hint="default"/>
       </w:rPr>
     </w:lvl>
     <w:lvl w:ilvl="5" w:tplc="0409000D" w:tentative="1">
@@ -24022,7 +23306,7 @@
         <w:ind w:left="2640" w:hanging="440"/>
       </w:pPr>
       <w:rPr>
-        <w:rFonts w:ascii="Meiryo UI" w:hAnsi="Meiryo UI" w:eastAsia="Meiryo UI" w:cs="Meiryo UI" w:hint="default"/>
+        <w:rFonts w:ascii="Meiryo UI" w:eastAsia="Meiryo UI" w:hAnsi="Meiryo UI" w:cs="Meiryo UI" w:hint="default"/>
       </w:rPr>
     </w:lvl>
     <w:lvl w:ilvl="6" w:tplc="04090001" w:tentative="1">
@@ -24034,7 +23318,7 @@
         <w:ind w:left="3080" w:hanging="440"/>
       </w:pPr>
       <w:rPr>
-        <w:rFonts w:ascii="Meiryo UI" w:hAnsi="Meiryo UI" w:eastAsia="Meiryo UI" w:cs="Meiryo UI" w:hint="default"/>
+        <w:rFonts w:ascii="Meiryo UI" w:eastAsia="Meiryo UI" w:hAnsi="Meiryo UI" w:cs="Meiryo UI" w:hint="default"/>
       </w:rPr>
     </w:lvl>
     <w:lvl w:ilvl="7" w:tplc="0409000B" w:tentative="1">
@@ -24046,7 +23330,7 @@
         <w:ind w:left="3520" w:hanging="440"/>
       </w:pPr>
       <w:rPr>
-        <w:rFonts w:ascii="Meiryo UI" w:hAnsi="Meiryo UI" w:eastAsia="Meiryo UI" w:cs="Meiryo UI" w:hint="default"/>
+        <w:rFonts w:ascii="Meiryo UI" w:eastAsia="Meiryo UI" w:hAnsi="Meiryo UI" w:cs="Meiryo UI" w:hint="default"/>
       </w:rPr>
     </w:lvl>
     <w:lvl w:ilvl="8" w:tplc="0409000D" w:tentative="1">
@@ -24058,7 +23342,7 @@
         <w:ind w:left="3960" w:hanging="440"/>
       </w:pPr>
       <w:rPr>
-        <w:rFonts w:ascii="Meiryo UI" w:hAnsi="Meiryo UI" w:eastAsia="Meiryo UI" w:cs="Meiryo UI" w:hint="default"/>
+        <w:rFonts w:ascii="Meiryo UI" w:eastAsia="Meiryo UI" w:hAnsi="Meiryo UI" w:cs="Meiryo UI" w:hint="default"/>
       </w:rPr>
     </w:lvl>
   </w:abstractNum>
@@ -24075,7 +23359,7 @@
         <w:ind w:left="680" w:hanging="440"/>
       </w:pPr>
       <w:rPr>
-        <w:rFonts w:ascii="Meiryo UI" w:hAnsi="Meiryo UI" w:eastAsia="Meiryo UI" w:cs="Meiryo UI" w:hint="default"/>
+        <w:rFonts w:ascii="Meiryo UI" w:eastAsia="Meiryo UI" w:hAnsi="Meiryo UI" w:cs="Meiryo UI" w:hint="default"/>
       </w:rPr>
     </w:lvl>
     <w:lvl w:ilvl="1" w:tplc="0409000B">
@@ -24087,7 +23371,7 @@
         <w:ind w:left="1120" w:hanging="440"/>
       </w:pPr>
       <w:rPr>
-        <w:rFonts w:ascii="Meiryo UI" w:hAnsi="Meiryo UI" w:eastAsia="Meiryo UI" w:cs="Meiryo UI" w:hint="default"/>
+        <w:rFonts w:ascii="Meiryo UI" w:eastAsia="Meiryo UI" w:hAnsi="Meiryo UI" w:cs="Meiryo UI" w:hint="default"/>
       </w:rPr>
     </w:lvl>
     <w:lvl w:ilvl="2" w:tplc="0409000D" w:tentative="1">
@@ -24099,7 +23383,7 @@
         <w:ind w:left="1560" w:hanging="440"/>
       </w:pPr>
       <w:rPr>
-        <w:rFonts w:ascii="Meiryo UI" w:hAnsi="Meiryo UI" w:eastAsia="Meiryo UI" w:cs="Meiryo UI" w:hint="default"/>
+        <w:rFonts w:ascii="Meiryo UI" w:eastAsia="Meiryo UI" w:hAnsi="Meiryo UI" w:cs="Meiryo UI" w:hint="default"/>
       </w:rPr>
     </w:lvl>
     <w:lvl w:ilvl="3" w:tplc="04090001" w:tentative="1">
@@ -24111,7 +23395,7 @@
         <w:ind w:left="2000" w:hanging="440"/>
       </w:pPr>
       <w:rPr>
-        <w:rFonts w:ascii="Meiryo UI" w:hAnsi="Meiryo UI" w:eastAsia="Meiryo UI" w:cs="Meiryo UI" w:hint="default"/>
+        <w:rFonts w:ascii="Meiryo UI" w:eastAsia="Meiryo UI" w:hAnsi="Meiryo UI" w:cs="Meiryo UI" w:hint="default"/>
       </w:rPr>
     </w:lvl>
     <w:lvl w:ilvl="4" w:tplc="0409000B" w:tentative="1">
@@ -24123,7 +23407,7 @@
         <w:ind w:left="2440" w:hanging="440"/>
       </w:pPr>
       <w:rPr>
-        <w:rFonts w:ascii="Meiryo UI" w:hAnsi="Meiryo UI" w:eastAsia="Meiryo UI" w:cs="Meiryo UI" w:hint="default"/>
+        <w:rFonts w:ascii="Meiryo UI" w:eastAsia="Meiryo UI" w:hAnsi="Meiryo UI" w:cs="Meiryo UI" w:hint="default"/>
       </w:rPr>
     </w:lvl>
     <w:lvl w:ilvl="5" w:tplc="0409000D" w:tentative="1">
@@ -24135,7 +23419,7 @@
         <w:ind w:left="2880" w:hanging="440"/>
       </w:pPr>
       <w:rPr>
-        <w:rFonts w:ascii="Meiryo UI" w:hAnsi="Meiryo UI" w:eastAsia="Meiryo UI" w:cs="Meiryo UI" w:hint="default"/>
+        <w:rFonts w:ascii="Meiryo UI" w:eastAsia="Meiryo UI" w:hAnsi="Meiryo UI" w:cs="Meiryo UI" w:hint="default"/>
       </w:rPr>
     </w:lvl>
     <w:lvl w:ilvl="6" w:tplc="04090001" w:tentative="1">
@@ -24147,7 +23431,7 @@
         <w:ind w:left="3320" w:hanging="440"/>
       </w:pPr>
       <w:rPr>
-        <w:rFonts w:ascii="Meiryo UI" w:hAnsi="Meiryo UI" w:eastAsia="Meiryo UI" w:cs="Meiryo UI" w:hint="default"/>
+        <w:rFonts w:ascii="Meiryo UI" w:eastAsia="Meiryo UI" w:hAnsi="Meiryo UI" w:cs="Meiryo UI" w:hint="default"/>
       </w:rPr>
     </w:lvl>
     <w:lvl w:ilvl="7" w:tplc="0409000B" w:tentative="1">
@@ -24159,7 +23443,7 @@
         <w:ind w:left="3760" w:hanging="440"/>
       </w:pPr>
       <w:rPr>
-        <w:rFonts w:ascii="Meiryo UI" w:hAnsi="Meiryo UI" w:eastAsia="Meiryo UI" w:cs="Meiryo UI" w:hint="default"/>
+        <w:rFonts w:ascii="Meiryo UI" w:eastAsia="Meiryo UI" w:hAnsi="Meiryo UI" w:cs="Meiryo UI" w:hint="default"/>
       </w:rPr>
     </w:lvl>
     <w:lvl w:ilvl="8" w:tplc="0409000D" w:tentative="1">
@@ -24171,7 +23455,7 @@
         <w:ind w:left="4200" w:hanging="440"/>
       </w:pPr>
       <w:rPr>
-        <w:rFonts w:ascii="Meiryo UI" w:hAnsi="Meiryo UI" w:eastAsia="Meiryo UI" w:cs="Meiryo UI" w:hint="default"/>
+        <w:rFonts w:ascii="Meiryo UI" w:eastAsia="Meiryo UI" w:hAnsi="Meiryo UI" w:cs="Meiryo UI" w:hint="default"/>
       </w:rPr>
     </w:lvl>
   </w:abstractNum>
@@ -24188,7 +23472,7 @@
         <w:ind w:left="800" w:hanging="440"/>
       </w:pPr>
       <w:rPr>
-        <w:rFonts w:ascii="Meiryo UI" w:hAnsi="Meiryo UI" w:eastAsia="Meiryo UI" w:cs="Meiryo UI" w:hint="default"/>
+        <w:rFonts w:ascii="Meiryo UI" w:eastAsia="Meiryo UI" w:hAnsi="Meiryo UI" w:cs="Meiryo UI" w:hint="default"/>
         <w:u w:val="none"/>
       </w:rPr>
     </w:lvl>
@@ -24302,7 +23586,7 @@
         <w:ind w:left="440" w:hanging="440"/>
       </w:pPr>
       <w:rPr>
-        <w:rFonts w:ascii="Meiryo UI" w:hAnsi="Meiryo UI" w:eastAsia="Meiryo UI" w:cs="Meiryo UI" w:hint="default"/>
+        <w:rFonts w:ascii="Meiryo UI" w:eastAsia="Meiryo UI" w:hAnsi="Meiryo UI" w:cs="Meiryo UI" w:hint="default"/>
       </w:rPr>
     </w:lvl>
     <w:lvl w:ilvl="1" w:tplc="0409000B" w:tentative="1">
@@ -24314,7 +23598,7 @@
         <w:ind w:left="880" w:hanging="440"/>
       </w:pPr>
       <w:rPr>
-        <w:rFonts w:ascii="Meiryo UI" w:hAnsi="Meiryo UI" w:eastAsia="Meiryo UI" w:cs="Meiryo UI" w:hint="default"/>
+        <w:rFonts w:ascii="Meiryo UI" w:eastAsia="Meiryo UI" w:hAnsi="Meiryo UI" w:cs="Meiryo UI" w:hint="default"/>
       </w:rPr>
     </w:lvl>
     <w:lvl w:ilvl="2" w:tplc="0409000D" w:tentative="1">
@@ -24326,7 +23610,7 @@
         <w:ind w:left="1320" w:hanging="440"/>
       </w:pPr>
       <w:rPr>
-        <w:rFonts w:ascii="Meiryo UI" w:hAnsi="Meiryo UI" w:eastAsia="Meiryo UI" w:cs="Meiryo UI" w:hint="default"/>
+        <w:rFonts w:ascii="Meiryo UI" w:eastAsia="Meiryo UI" w:hAnsi="Meiryo UI" w:cs="Meiryo UI" w:hint="default"/>
       </w:rPr>
     </w:lvl>
     <w:lvl w:ilvl="3" w:tplc="04090001" w:tentative="1">
@@ -24338,7 +23622,7 @@
         <w:ind w:left="1760" w:hanging="440"/>
       </w:pPr>
       <w:rPr>
-        <w:rFonts w:ascii="Meiryo UI" w:hAnsi="Meiryo UI" w:eastAsia="Meiryo UI" w:cs="Meiryo UI" w:hint="default"/>
+        <w:rFonts w:ascii="Meiryo UI" w:eastAsia="Meiryo UI" w:hAnsi="Meiryo UI" w:cs="Meiryo UI" w:hint="default"/>
       </w:rPr>
     </w:lvl>
     <w:lvl w:ilvl="4" w:tplc="0409000B" w:tentative="1">
@@ -24350,7 +23634,7 @@
         <w:ind w:left="2200" w:hanging="440"/>
       </w:pPr>
       <w:rPr>
-        <w:rFonts w:ascii="Meiryo UI" w:hAnsi="Meiryo UI" w:eastAsia="Meiryo UI" w:cs="Meiryo UI" w:hint="default"/>
+        <w:rFonts w:ascii="Meiryo UI" w:eastAsia="Meiryo UI" w:hAnsi="Meiryo UI" w:cs="Meiryo UI" w:hint="default"/>
       </w:rPr>
     </w:lvl>
     <w:lvl w:ilvl="5" w:tplc="0409000D" w:tentative="1">
@@ -24362,7 +23646,7 @@
         <w:ind w:left="2640" w:hanging="440"/>
       </w:pPr>
       <w:rPr>
-        <w:rFonts w:ascii="Meiryo UI" w:hAnsi="Meiryo UI" w:eastAsia="Meiryo UI" w:cs="Meiryo UI" w:hint="default"/>
+        <w:rFonts w:ascii="Meiryo UI" w:eastAsia="Meiryo UI" w:hAnsi="Meiryo UI" w:cs="Meiryo UI" w:hint="default"/>
       </w:rPr>
     </w:lvl>
     <w:lvl w:ilvl="6" w:tplc="04090001" w:tentative="1">
@@ -24374,7 +23658,7 @@
         <w:ind w:left="3080" w:hanging="440"/>
       </w:pPr>
       <w:rPr>
-        <w:rFonts w:ascii="Meiryo UI" w:hAnsi="Meiryo UI" w:eastAsia="Meiryo UI" w:cs="Meiryo UI" w:hint="default"/>
+        <w:rFonts w:ascii="Meiryo UI" w:eastAsia="Meiryo UI" w:hAnsi="Meiryo UI" w:cs="Meiryo UI" w:hint="default"/>
       </w:rPr>
     </w:lvl>
     <w:lvl w:ilvl="7" w:tplc="0409000B" w:tentative="1">
@@ -24386,7 +23670,7 @@
         <w:ind w:left="3520" w:hanging="440"/>
       </w:pPr>
       <w:rPr>
-        <w:rFonts w:ascii="Meiryo UI" w:hAnsi="Meiryo UI" w:eastAsia="Meiryo UI" w:cs="Meiryo UI" w:hint="default"/>
+        <w:rFonts w:ascii="Meiryo UI" w:eastAsia="Meiryo UI" w:hAnsi="Meiryo UI" w:cs="Meiryo UI" w:hint="default"/>
       </w:rPr>
     </w:lvl>
     <w:lvl w:ilvl="8" w:tplc="0409000D" w:tentative="1">
@@ -24398,7 +23682,7 @@
         <w:ind w:left="3960" w:hanging="440"/>
       </w:pPr>
       <w:rPr>
-        <w:rFonts w:ascii="Meiryo UI" w:hAnsi="Meiryo UI" w:eastAsia="Meiryo UI" w:cs="Meiryo UI" w:hint="default"/>
+        <w:rFonts w:ascii="Meiryo UI" w:eastAsia="Meiryo UI" w:hAnsi="Meiryo UI" w:cs="Meiryo UI" w:hint="default"/>
       </w:rPr>
     </w:lvl>
   </w:abstractNum>
@@ -24415,7 +23699,7 @@
         <w:ind w:left="440" w:hanging="440"/>
       </w:pPr>
       <w:rPr>
-        <w:rFonts w:ascii="Meiryo UI" w:hAnsi="Meiryo UI" w:eastAsia="Meiryo UI" w:cs="Meiryo UI" w:hint="default"/>
+        <w:rFonts w:ascii="Meiryo UI" w:eastAsia="Meiryo UI" w:hAnsi="Meiryo UI" w:cs="Meiryo UI" w:hint="default"/>
       </w:rPr>
     </w:lvl>
     <w:lvl w:ilvl="1" w:tplc="0409000B" w:tentative="1">
@@ -24427,7 +23711,7 @@
         <w:ind w:left="880" w:hanging="440"/>
       </w:pPr>
       <w:rPr>
-        <w:rFonts w:ascii="Meiryo UI" w:hAnsi="Meiryo UI" w:eastAsia="Meiryo UI" w:cs="Meiryo UI" w:hint="default"/>
+        <w:rFonts w:ascii="Meiryo UI" w:eastAsia="Meiryo UI" w:hAnsi="Meiryo UI" w:cs="Meiryo UI" w:hint="default"/>
       </w:rPr>
     </w:lvl>
     <w:lvl w:ilvl="2" w:tplc="0409000D" w:tentative="1">
@@ -24439,7 +23723,7 @@
         <w:ind w:left="1320" w:hanging="440"/>
       </w:pPr>
       <w:rPr>
-        <w:rFonts w:ascii="Meiryo UI" w:hAnsi="Meiryo UI" w:eastAsia="Meiryo UI" w:cs="Meiryo UI" w:hint="default"/>
+        <w:rFonts w:ascii="Meiryo UI" w:eastAsia="Meiryo UI" w:hAnsi="Meiryo UI" w:cs="Meiryo UI" w:hint="default"/>
       </w:rPr>
     </w:lvl>
     <w:lvl w:ilvl="3" w:tplc="04090001" w:tentative="1">
@@ -24451,7 +23735,7 @@
         <w:ind w:left="1760" w:hanging="440"/>
       </w:pPr>
       <w:rPr>
-        <w:rFonts w:ascii="Meiryo UI" w:hAnsi="Meiryo UI" w:eastAsia="Meiryo UI" w:cs="Meiryo UI" w:hint="default"/>
+        <w:rFonts w:ascii="Meiryo UI" w:eastAsia="Meiryo UI" w:hAnsi="Meiryo UI" w:cs="Meiryo UI" w:hint="default"/>
       </w:rPr>
     </w:lvl>
     <w:lvl w:ilvl="4" w:tplc="0409000B" w:tentative="1">
@@ -24463,7 +23747,7 @@
         <w:ind w:left="2200" w:hanging="440"/>
       </w:pPr>
       <w:rPr>
-        <w:rFonts w:ascii="Meiryo UI" w:hAnsi="Meiryo UI" w:eastAsia="Meiryo UI" w:cs="Meiryo UI" w:hint="default"/>
+        <w:rFonts w:ascii="Meiryo UI" w:eastAsia="Meiryo UI" w:hAnsi="Meiryo UI" w:cs="Meiryo UI" w:hint="default"/>
       </w:rPr>
     </w:lvl>
     <w:lvl w:ilvl="5" w:tplc="0409000D" w:tentative="1">
@@ -24475,7 +23759,7 @@
         <w:ind w:left="2640" w:hanging="440"/>
       </w:pPr>
       <w:rPr>
-        <w:rFonts w:ascii="Meiryo UI" w:hAnsi="Meiryo UI" w:eastAsia="Meiryo UI" w:cs="Meiryo UI" w:hint="default"/>
+        <w:rFonts w:ascii="Meiryo UI" w:eastAsia="Meiryo UI" w:hAnsi="Meiryo UI" w:cs="Meiryo UI" w:hint="default"/>
       </w:rPr>
     </w:lvl>
     <w:lvl w:ilvl="6" w:tplc="04090001" w:tentative="1">
@@ -24487,7 +23771,7 @@
         <w:ind w:left="3080" w:hanging="440"/>
       </w:pPr>
       <w:rPr>
-        <w:rFonts w:ascii="Meiryo UI" w:hAnsi="Meiryo UI" w:eastAsia="Meiryo UI" w:cs="Meiryo UI" w:hint="default"/>
+        <w:rFonts w:ascii="Meiryo UI" w:eastAsia="Meiryo UI" w:hAnsi="Meiryo UI" w:cs="Meiryo UI" w:hint="default"/>
       </w:rPr>
     </w:lvl>
     <w:lvl w:ilvl="7" w:tplc="0409000B" w:tentative="1">
@@ -24499,7 +23783,7 @@
         <w:ind w:left="3520" w:hanging="440"/>
       </w:pPr>
       <w:rPr>
-        <w:rFonts w:ascii="Meiryo UI" w:hAnsi="Meiryo UI" w:eastAsia="Meiryo UI" w:cs="Meiryo UI" w:hint="default"/>
+        <w:rFonts w:ascii="Meiryo UI" w:eastAsia="Meiryo UI" w:hAnsi="Meiryo UI" w:cs="Meiryo UI" w:hint="default"/>
       </w:rPr>
     </w:lvl>
     <w:lvl w:ilvl="8" w:tplc="0409000D" w:tentative="1">
@@ -24511,7 +23795,7 @@
         <w:ind w:left="3960" w:hanging="440"/>
       </w:pPr>
       <w:rPr>
-        <w:rFonts w:ascii="Meiryo UI" w:hAnsi="Meiryo UI" w:eastAsia="Meiryo UI" w:cs="Meiryo UI" w:hint="default"/>
+        <w:rFonts w:ascii="Meiryo UI" w:eastAsia="Meiryo UI" w:hAnsi="Meiryo UI" w:cs="Meiryo UI" w:hint="default"/>
       </w:rPr>
     </w:lvl>
   </w:abstractNum>
@@ -24528,7 +23812,7 @@
         <w:ind w:left="440" w:hanging="440"/>
       </w:pPr>
       <w:rPr>
-        <w:rFonts w:ascii="Meiryo UI" w:hAnsi="Meiryo UI" w:eastAsia="Meiryo UI" w:cs="Meiryo UI" w:hint="default"/>
+        <w:rFonts w:ascii="Meiryo UI" w:eastAsia="Meiryo UI" w:hAnsi="Meiryo UI" w:cs="Meiryo UI" w:hint="default"/>
       </w:rPr>
     </w:lvl>
     <w:lvl w:ilvl="1" w:tplc="FFFFFFFF" w:tentative="1">
@@ -24540,7 +23824,7 @@
         <w:ind w:left="880" w:hanging="440"/>
       </w:pPr>
       <w:rPr>
-        <w:rFonts w:ascii="Meiryo UI" w:hAnsi="Meiryo UI" w:eastAsia="Meiryo UI" w:cs="Meiryo UI" w:hint="default"/>
+        <w:rFonts w:ascii="Meiryo UI" w:eastAsia="Meiryo UI" w:hAnsi="Meiryo UI" w:cs="Meiryo UI" w:hint="default"/>
       </w:rPr>
     </w:lvl>
     <w:lvl w:ilvl="2" w:tplc="FFFFFFFF" w:tentative="1">
@@ -24552,7 +23836,7 @@
         <w:ind w:left="1320" w:hanging="440"/>
       </w:pPr>
       <w:rPr>
-        <w:rFonts w:ascii="Meiryo UI" w:hAnsi="Meiryo UI" w:eastAsia="Meiryo UI" w:cs="Meiryo UI" w:hint="default"/>
+        <w:rFonts w:ascii="Meiryo UI" w:eastAsia="Meiryo UI" w:hAnsi="Meiryo UI" w:cs="Meiryo UI" w:hint="default"/>
       </w:rPr>
     </w:lvl>
     <w:lvl w:ilvl="3" w:tplc="FFFFFFFF" w:tentative="1">
@@ -24564,7 +23848,7 @@
         <w:ind w:left="1760" w:hanging="440"/>
       </w:pPr>
       <w:rPr>
-        <w:rFonts w:ascii="Meiryo UI" w:hAnsi="Meiryo UI" w:eastAsia="Meiryo UI" w:cs="Meiryo UI" w:hint="default"/>
+        <w:rFonts w:ascii="Meiryo UI" w:eastAsia="Meiryo UI" w:hAnsi="Meiryo UI" w:cs="Meiryo UI" w:hint="default"/>
       </w:rPr>
     </w:lvl>
     <w:lvl w:ilvl="4" w:tplc="FFFFFFFF" w:tentative="1">
@@ -24576,7 +23860,7 @@
         <w:ind w:left="2200" w:hanging="440"/>
       </w:pPr>
       <w:rPr>
-        <w:rFonts w:ascii="Meiryo UI" w:hAnsi="Meiryo UI" w:eastAsia="Meiryo UI" w:cs="Meiryo UI" w:hint="default"/>
+        <w:rFonts w:ascii="Meiryo UI" w:eastAsia="Meiryo UI" w:hAnsi="Meiryo UI" w:cs="Meiryo UI" w:hint="default"/>
       </w:rPr>
     </w:lvl>
     <w:lvl w:ilvl="5" w:tplc="FFFFFFFF" w:tentative="1">
@@ -24588,7 +23872,7 @@
         <w:ind w:left="2640" w:hanging="440"/>
       </w:pPr>
       <w:rPr>
-        <w:rFonts w:ascii="Meiryo UI" w:hAnsi="Meiryo UI" w:eastAsia="Meiryo UI" w:cs="Meiryo UI" w:hint="default"/>
+        <w:rFonts w:ascii="Meiryo UI" w:eastAsia="Meiryo UI" w:hAnsi="Meiryo UI" w:cs="Meiryo UI" w:hint="default"/>
       </w:rPr>
     </w:lvl>
     <w:lvl w:ilvl="6" w:tplc="FFFFFFFF" w:tentative="1">
@@ -24600,7 +23884,7 @@
         <w:ind w:left="3080" w:hanging="440"/>
       </w:pPr>
       <w:rPr>
-        <w:rFonts w:ascii="Meiryo UI" w:hAnsi="Meiryo UI" w:eastAsia="Meiryo UI" w:cs="Meiryo UI" w:hint="default"/>
+        <w:rFonts w:ascii="Meiryo UI" w:eastAsia="Meiryo UI" w:hAnsi="Meiryo UI" w:cs="Meiryo UI" w:hint="default"/>
       </w:rPr>
     </w:lvl>
     <w:lvl w:ilvl="7" w:tplc="FFFFFFFF" w:tentative="1">
@@ -24612,7 +23896,7 @@
         <w:ind w:left="3520" w:hanging="440"/>
       </w:pPr>
       <w:rPr>
-        <w:rFonts w:ascii="Meiryo UI" w:hAnsi="Meiryo UI" w:eastAsia="Meiryo UI" w:cs="Meiryo UI" w:hint="default"/>
+        <w:rFonts w:ascii="Meiryo UI" w:eastAsia="Meiryo UI" w:hAnsi="Meiryo UI" w:cs="Meiryo UI" w:hint="default"/>
       </w:rPr>
     </w:lvl>
     <w:lvl w:ilvl="8" w:tplc="FFFFFFFF" w:tentative="1">
@@ -24624,7 +23908,7 @@
         <w:ind w:left="3960" w:hanging="440"/>
       </w:pPr>
       <w:rPr>
-        <w:rFonts w:ascii="Meiryo UI" w:hAnsi="Meiryo UI" w:eastAsia="Meiryo UI" w:cs="Meiryo UI" w:hint="default"/>
+        <w:rFonts w:ascii="Meiryo UI" w:eastAsia="Meiryo UI" w:hAnsi="Meiryo UI" w:cs="Meiryo UI" w:hint="default"/>
       </w:rPr>
     </w:lvl>
   </w:abstractNum>
@@ -24641,7 +23925,7 @@
         <w:ind w:left="440" w:hanging="440"/>
       </w:pPr>
       <w:rPr>
-        <w:rFonts w:ascii="Meiryo UI" w:hAnsi="Meiryo UI" w:eastAsia="Meiryo UI" w:cs="Meiryo UI" w:hint="default"/>
+        <w:rFonts w:ascii="Meiryo UI" w:eastAsia="Meiryo UI" w:hAnsi="Meiryo UI" w:cs="Meiryo UI" w:hint="default"/>
       </w:rPr>
     </w:lvl>
     <w:lvl w:ilvl="1" w:tplc="0409000B">
@@ -24653,7 +23937,7 @@
         <w:ind w:left="880" w:hanging="440"/>
       </w:pPr>
       <w:rPr>
-        <w:rFonts w:ascii="Meiryo UI" w:hAnsi="Meiryo UI" w:eastAsia="Meiryo UI" w:cs="Meiryo UI" w:hint="default"/>
+        <w:rFonts w:ascii="Meiryo UI" w:eastAsia="Meiryo UI" w:hAnsi="Meiryo UI" w:cs="Meiryo UI" w:hint="default"/>
       </w:rPr>
     </w:lvl>
     <w:lvl w:ilvl="2" w:tplc="0409000D" w:tentative="1">
@@ -24665,7 +23949,7 @@
         <w:ind w:left="1320" w:hanging="440"/>
       </w:pPr>
       <w:rPr>
-        <w:rFonts w:ascii="Meiryo UI" w:hAnsi="Meiryo UI" w:eastAsia="Meiryo UI" w:cs="Meiryo UI" w:hint="default"/>
+        <w:rFonts w:ascii="Meiryo UI" w:eastAsia="Meiryo UI" w:hAnsi="Meiryo UI" w:cs="Meiryo UI" w:hint="default"/>
       </w:rPr>
     </w:lvl>
     <w:lvl w:ilvl="3" w:tplc="04090001" w:tentative="1">
@@ -24677,7 +23961,7 @@
         <w:ind w:left="1760" w:hanging="440"/>
       </w:pPr>
       <w:rPr>
-        <w:rFonts w:ascii="Meiryo UI" w:hAnsi="Meiryo UI" w:eastAsia="Meiryo UI" w:cs="Meiryo UI" w:hint="default"/>
+        <w:rFonts w:ascii="Meiryo UI" w:eastAsia="Meiryo UI" w:hAnsi="Meiryo UI" w:cs="Meiryo UI" w:hint="default"/>
       </w:rPr>
     </w:lvl>
     <w:lvl w:ilvl="4" w:tplc="0409000B" w:tentative="1">
@@ -24689,7 +23973,7 @@
         <w:ind w:left="2200" w:hanging="440"/>
       </w:pPr>
       <w:rPr>
-        <w:rFonts w:ascii="Meiryo UI" w:hAnsi="Meiryo UI" w:eastAsia="Meiryo UI" w:cs="Meiryo UI" w:hint="default"/>
+        <w:rFonts w:ascii="Meiryo UI" w:eastAsia="Meiryo UI" w:hAnsi="Meiryo UI" w:cs="Meiryo UI" w:hint="default"/>
       </w:rPr>
     </w:lvl>
     <w:lvl w:ilvl="5" w:tplc="0409000D" w:tentative="1">
@@ -24701,7 +23985,7 @@
         <w:ind w:left="2640" w:hanging="440"/>
       </w:pPr>
       <w:rPr>
-        <w:rFonts w:ascii="Meiryo UI" w:hAnsi="Meiryo UI" w:eastAsia="Meiryo UI" w:cs="Meiryo UI" w:hint="default"/>
+        <w:rFonts w:ascii="Meiryo UI" w:eastAsia="Meiryo UI" w:hAnsi="Meiryo UI" w:cs="Meiryo UI" w:hint="default"/>
       </w:rPr>
     </w:lvl>
     <w:lvl w:ilvl="6" w:tplc="04090001" w:tentative="1">
@@ -24713,7 +23997,7 @@
         <w:ind w:left="3080" w:hanging="440"/>
       </w:pPr>
       <w:rPr>
-        <w:rFonts w:ascii="Meiryo UI" w:hAnsi="Meiryo UI" w:eastAsia="Meiryo UI" w:cs="Meiryo UI" w:hint="default"/>
+        <w:rFonts w:ascii="Meiryo UI" w:eastAsia="Meiryo UI" w:hAnsi="Meiryo UI" w:cs="Meiryo UI" w:hint="default"/>
       </w:rPr>
     </w:lvl>
     <w:lvl w:ilvl="7" w:tplc="0409000B" w:tentative="1">
@@ -24725,7 +24009,7 @@
         <w:ind w:left="3520" w:hanging="440"/>
       </w:pPr>
       <w:rPr>
-        <w:rFonts w:ascii="Meiryo UI" w:hAnsi="Meiryo UI" w:eastAsia="Meiryo UI" w:cs="Meiryo UI" w:hint="default"/>
+        <w:rFonts w:ascii="Meiryo UI" w:eastAsia="Meiryo UI" w:hAnsi="Meiryo UI" w:cs="Meiryo UI" w:hint="default"/>
       </w:rPr>
     </w:lvl>
     <w:lvl w:ilvl="8" w:tplc="0409000D" w:tentative="1">
@@ -24737,7 +24021,7 @@
         <w:ind w:left="3960" w:hanging="440"/>
       </w:pPr>
       <w:rPr>
-        <w:rFonts w:ascii="Meiryo UI" w:hAnsi="Meiryo UI" w:eastAsia="Meiryo UI" w:cs="Meiryo UI" w:hint="default"/>
+        <w:rFonts w:ascii="Meiryo UI" w:eastAsia="Meiryo UI" w:hAnsi="Meiryo UI" w:cs="Meiryo UI" w:hint="default"/>
       </w:rPr>
     </w:lvl>
   </w:abstractNum>
@@ -24754,7 +24038,7 @@
         <w:ind w:left="440" w:hanging="440"/>
       </w:pPr>
       <w:rPr>
-        <w:rFonts w:ascii="Meiryo UI" w:hAnsi="Meiryo UI" w:eastAsia="Meiryo UI" w:cs="Meiryo UI" w:hint="default"/>
+        <w:rFonts w:ascii="Meiryo UI" w:eastAsia="Meiryo UI" w:hAnsi="Meiryo UI" w:cs="Meiryo UI" w:hint="default"/>
       </w:rPr>
     </w:lvl>
     <w:lvl w:ilvl="1" w:tplc="0409000B" w:tentative="1">
@@ -24766,7 +24050,7 @@
         <w:ind w:left="880" w:hanging="440"/>
       </w:pPr>
       <w:rPr>
-        <w:rFonts w:ascii="Meiryo UI" w:hAnsi="Meiryo UI" w:eastAsia="Meiryo UI" w:cs="Meiryo UI" w:hint="default"/>
+        <w:rFonts w:ascii="Meiryo UI" w:eastAsia="Meiryo UI" w:hAnsi="Meiryo UI" w:cs="Meiryo UI" w:hint="default"/>
       </w:rPr>
     </w:lvl>
     <w:lvl w:ilvl="2" w:tplc="0409000D" w:tentative="1">
@@ -24778,7 +24062,7 @@
         <w:ind w:left="1320" w:hanging="440"/>
       </w:pPr>
       <w:rPr>
-        <w:rFonts w:ascii="Meiryo UI" w:hAnsi="Meiryo UI" w:eastAsia="Meiryo UI" w:cs="Meiryo UI" w:hint="default"/>
+        <w:rFonts w:ascii="Meiryo UI" w:eastAsia="Meiryo UI" w:hAnsi="Meiryo UI" w:cs="Meiryo UI" w:hint="default"/>
       </w:rPr>
     </w:lvl>
     <w:lvl w:ilvl="3" w:tplc="04090001" w:tentative="1">
@@ -24790,7 +24074,7 @@
         <w:ind w:left="1760" w:hanging="440"/>
       </w:pPr>
       <w:rPr>
-        <w:rFonts w:ascii="Meiryo UI" w:hAnsi="Meiryo UI" w:eastAsia="Meiryo UI" w:cs="Meiryo UI" w:hint="default"/>
+        <w:rFonts w:ascii="Meiryo UI" w:eastAsia="Meiryo UI" w:hAnsi="Meiryo UI" w:cs="Meiryo UI" w:hint="default"/>
       </w:rPr>
     </w:lvl>
     <w:lvl w:ilvl="4" w:tplc="0409000B" w:tentative="1">
@@ -24802,7 +24086,7 @@
         <w:ind w:left="2200" w:hanging="440"/>
       </w:pPr>
       <w:rPr>
-        <w:rFonts w:ascii="Meiryo UI" w:hAnsi="Meiryo UI" w:eastAsia="Meiryo UI" w:cs="Meiryo UI" w:hint="default"/>
+        <w:rFonts w:ascii="Meiryo UI" w:eastAsia="Meiryo UI" w:hAnsi="Meiryo UI" w:cs="Meiryo UI" w:hint="default"/>
       </w:rPr>
     </w:lvl>
     <w:lvl w:ilvl="5" w:tplc="0409000D" w:tentative="1">
@@ -24814,7 +24098,7 @@
         <w:ind w:left="2640" w:hanging="440"/>
       </w:pPr>
       <w:rPr>
-        <w:rFonts w:ascii="Meiryo UI" w:hAnsi="Meiryo UI" w:eastAsia="Meiryo UI" w:cs="Meiryo UI" w:hint="default"/>
+        <w:rFonts w:ascii="Meiryo UI" w:eastAsia="Meiryo UI" w:hAnsi="Meiryo UI" w:cs="Meiryo UI" w:hint="default"/>
       </w:rPr>
     </w:lvl>
     <w:lvl w:ilvl="6" w:tplc="04090001" w:tentative="1">
@@ -24826,7 +24110,7 @@
         <w:ind w:left="3080" w:hanging="440"/>
       </w:pPr>
       <w:rPr>
-        <w:rFonts w:ascii="Meiryo UI" w:hAnsi="Meiryo UI" w:eastAsia="Meiryo UI" w:cs="Meiryo UI" w:hint="default"/>
+        <w:rFonts w:ascii="Meiryo UI" w:eastAsia="Meiryo UI" w:hAnsi="Meiryo UI" w:cs="Meiryo UI" w:hint="default"/>
       </w:rPr>
     </w:lvl>
     <w:lvl w:ilvl="7" w:tplc="0409000B" w:tentative="1">
@@ -24838,7 +24122,7 @@
         <w:ind w:left="3520" w:hanging="440"/>
       </w:pPr>
       <w:rPr>
-        <w:rFonts w:ascii="Meiryo UI" w:hAnsi="Meiryo UI" w:eastAsia="Meiryo UI" w:cs="Meiryo UI" w:hint="default"/>
+        <w:rFonts w:ascii="Meiryo UI" w:eastAsia="Meiryo UI" w:hAnsi="Meiryo UI" w:cs="Meiryo UI" w:hint="default"/>
       </w:rPr>
     </w:lvl>
     <w:lvl w:ilvl="8" w:tplc="0409000D" w:tentative="1">
@@ -24850,7 +24134,7 @@
         <w:ind w:left="3960" w:hanging="440"/>
       </w:pPr>
       <w:rPr>
-        <w:rFonts w:ascii="Meiryo UI" w:hAnsi="Meiryo UI" w:eastAsia="Meiryo UI" w:cs="Meiryo UI" w:hint="default"/>
+        <w:rFonts w:ascii="Meiryo UI" w:eastAsia="Meiryo UI" w:hAnsi="Meiryo UI" w:cs="Meiryo UI" w:hint="default"/>
       </w:rPr>
     </w:lvl>
   </w:abstractNum>
@@ -24867,7 +24151,7 @@
         <w:ind w:left="800" w:hanging="440"/>
       </w:pPr>
       <w:rPr>
-        <w:rFonts w:ascii="Meiryo UI" w:hAnsi="Meiryo UI" w:eastAsia="Meiryo UI" w:cs="Meiryo UI" w:hint="default"/>
+        <w:rFonts w:ascii="Meiryo UI" w:eastAsia="Meiryo UI" w:hAnsi="Meiryo UI" w:cs="Meiryo UI" w:hint="default"/>
         <w:u w:val="none"/>
       </w:rPr>
     </w:lvl>
@@ -24880,7 +24164,7 @@
         <w:ind w:left="1520" w:hanging="440"/>
       </w:pPr>
       <w:rPr>
-        <w:rFonts w:ascii="Meiryo UI" w:hAnsi="Meiryo UI" w:eastAsia="Meiryo UI" w:cs="Meiryo UI" w:hint="default"/>
+        <w:rFonts w:ascii="Meiryo UI" w:eastAsia="Meiryo UI" w:hAnsi="Meiryo UI" w:cs="Meiryo UI" w:hint="default"/>
       </w:rPr>
     </w:lvl>
     <w:lvl w:ilvl="2">
@@ -24990,7 +24274,7 @@
         <w:ind w:left="440" w:hanging="440"/>
       </w:pPr>
       <w:rPr>
-        <w:rFonts w:ascii="Meiryo UI" w:hAnsi="Meiryo UI" w:eastAsia="Meiryo UI" w:cs="Meiryo UI" w:hint="default"/>
+        <w:rFonts w:ascii="Meiryo UI" w:eastAsia="Meiryo UI" w:hAnsi="Meiryo UI" w:cs="Meiryo UI" w:hint="default"/>
       </w:rPr>
     </w:lvl>
     <w:lvl w:ilvl="2" w:tplc="FFFFFFFF">
@@ -25002,7 +24286,7 @@
         <w:ind w:left="440" w:hanging="440"/>
       </w:pPr>
       <w:rPr>
-        <w:rFonts w:ascii="Meiryo UI" w:hAnsi="Meiryo UI" w:eastAsia="Meiryo UI" w:cs="Meiryo UI" w:hint="default"/>
+        <w:rFonts w:ascii="Meiryo UI" w:eastAsia="Meiryo UI" w:hAnsi="Meiryo UI" w:cs="Meiryo UI" w:hint="default"/>
       </w:rPr>
     </w:lvl>
     <w:lvl w:ilvl="3" w:tplc="FFFFFFFF" w:tentative="1">
@@ -25073,7 +24357,7 @@
         <w:ind w:left="440" w:hanging="440"/>
       </w:pPr>
       <w:rPr>
-        <w:rFonts w:ascii="Meiryo UI" w:hAnsi="Meiryo UI" w:eastAsia="Meiryo UI" w:cs="Meiryo UI" w:hint="default"/>
+        <w:rFonts w:ascii="Meiryo UI" w:eastAsia="Meiryo UI" w:hAnsi="Meiryo UI" w:cs="Meiryo UI" w:hint="default"/>
       </w:rPr>
     </w:lvl>
     <w:lvl w:ilvl="1" w:tplc="0409000B">
@@ -25085,7 +24369,7 @@
         <w:ind w:left="880" w:hanging="440"/>
       </w:pPr>
       <w:rPr>
-        <w:rFonts w:ascii="Meiryo UI" w:hAnsi="Meiryo UI" w:eastAsia="Meiryo UI" w:cs="Meiryo UI" w:hint="default"/>
+        <w:rFonts w:ascii="Meiryo UI" w:eastAsia="Meiryo UI" w:hAnsi="Meiryo UI" w:cs="Meiryo UI" w:hint="default"/>
       </w:rPr>
     </w:lvl>
     <w:lvl w:ilvl="2" w:tplc="0409000D" w:tentative="1">
@@ -25097,7 +24381,7 @@
         <w:ind w:left="1320" w:hanging="440"/>
       </w:pPr>
       <w:rPr>
-        <w:rFonts w:ascii="Meiryo UI" w:hAnsi="Meiryo UI" w:eastAsia="Meiryo UI" w:cs="Meiryo UI" w:hint="default"/>
+        <w:rFonts w:ascii="Meiryo UI" w:eastAsia="Meiryo UI" w:hAnsi="Meiryo UI" w:cs="Meiryo UI" w:hint="default"/>
       </w:rPr>
     </w:lvl>
     <w:lvl w:ilvl="3" w:tplc="04090001" w:tentative="1">
@@ -25109,7 +24393,7 @@
         <w:ind w:left="1760" w:hanging="440"/>
       </w:pPr>
       <w:rPr>
-        <w:rFonts w:ascii="Meiryo UI" w:hAnsi="Meiryo UI" w:eastAsia="Meiryo UI" w:cs="Meiryo UI" w:hint="default"/>
+        <w:rFonts w:ascii="Meiryo UI" w:eastAsia="Meiryo UI" w:hAnsi="Meiryo UI" w:cs="Meiryo UI" w:hint="default"/>
       </w:rPr>
     </w:lvl>
     <w:lvl w:ilvl="4" w:tplc="0409000B" w:tentative="1">
@@ -25121,7 +24405,7 @@
         <w:ind w:left="2200" w:hanging="440"/>
       </w:pPr>
       <w:rPr>
-        <w:rFonts w:ascii="Meiryo UI" w:hAnsi="Meiryo UI" w:eastAsia="Meiryo UI" w:cs="Meiryo UI" w:hint="default"/>
+        <w:rFonts w:ascii="Meiryo UI" w:eastAsia="Meiryo UI" w:hAnsi="Meiryo UI" w:cs="Meiryo UI" w:hint="default"/>
       </w:rPr>
     </w:lvl>
     <w:lvl w:ilvl="5" w:tplc="0409000D" w:tentative="1">
@@ -25133,7 +24417,7 @@
         <w:ind w:left="2640" w:hanging="440"/>
       </w:pPr>
       <w:rPr>
-        <w:rFonts w:ascii="Meiryo UI" w:hAnsi="Meiryo UI" w:eastAsia="Meiryo UI" w:cs="Meiryo UI" w:hint="default"/>
+        <w:rFonts w:ascii="Meiryo UI" w:eastAsia="Meiryo UI" w:hAnsi="Meiryo UI" w:cs="Meiryo UI" w:hint="default"/>
       </w:rPr>
     </w:lvl>
     <w:lvl w:ilvl="6" w:tplc="04090001" w:tentative="1">
@@ -25145,7 +24429,7 @@
         <w:ind w:left="3080" w:hanging="440"/>
       </w:pPr>
       <w:rPr>
-        <w:rFonts w:ascii="Meiryo UI" w:hAnsi="Meiryo UI" w:eastAsia="Meiryo UI" w:cs="Meiryo UI" w:hint="default"/>
+        <w:rFonts w:ascii="Meiryo UI" w:eastAsia="Meiryo UI" w:hAnsi="Meiryo UI" w:cs="Meiryo UI" w:hint="default"/>
       </w:rPr>
     </w:lvl>
     <w:lvl w:ilvl="7" w:tplc="0409000B" w:tentative="1">
@@ -25157,7 +24441,7 @@
         <w:ind w:left="3520" w:hanging="440"/>
       </w:pPr>
       <w:rPr>
-        <w:rFonts w:ascii="Meiryo UI" w:hAnsi="Meiryo UI" w:eastAsia="Meiryo UI" w:cs="Meiryo UI" w:hint="default"/>
+        <w:rFonts w:ascii="Meiryo UI" w:eastAsia="Meiryo UI" w:hAnsi="Meiryo UI" w:cs="Meiryo UI" w:hint="default"/>
       </w:rPr>
     </w:lvl>
     <w:lvl w:ilvl="8" w:tplc="0409000D" w:tentative="1">
@@ -25169,7 +24453,7 @@
         <w:ind w:left="3960" w:hanging="440"/>
       </w:pPr>
       <w:rPr>
-        <w:rFonts w:ascii="Meiryo UI" w:hAnsi="Meiryo UI" w:eastAsia="Meiryo UI" w:cs="Meiryo UI" w:hint="default"/>
+        <w:rFonts w:ascii="Meiryo UI" w:eastAsia="Meiryo UI" w:hAnsi="Meiryo UI" w:cs="Meiryo UI" w:hint="default"/>
       </w:rPr>
     </w:lvl>
   </w:abstractNum>
@@ -25186,7 +24470,7 @@
         <w:ind w:left="680" w:hanging="440"/>
       </w:pPr>
       <w:rPr>
-        <w:rFonts w:ascii="Meiryo UI" w:hAnsi="Meiryo UI" w:eastAsia="Meiryo UI" w:cs="Meiryo UI" w:hint="default"/>
+        <w:rFonts w:ascii="Meiryo UI" w:eastAsia="Meiryo UI" w:hAnsi="Meiryo UI" w:cs="Meiryo UI" w:hint="default"/>
       </w:rPr>
     </w:lvl>
     <w:lvl w:ilvl="1" w:tplc="0409000B" w:tentative="1">
@@ -25198,7 +24482,7 @@
         <w:ind w:left="1120" w:hanging="440"/>
       </w:pPr>
       <w:rPr>
-        <w:rFonts w:ascii="Meiryo UI" w:hAnsi="Meiryo UI" w:eastAsia="Meiryo UI" w:cs="Meiryo UI" w:hint="default"/>
+        <w:rFonts w:ascii="Meiryo UI" w:eastAsia="Meiryo UI" w:hAnsi="Meiryo UI" w:cs="Meiryo UI" w:hint="default"/>
       </w:rPr>
     </w:lvl>
     <w:lvl w:ilvl="2" w:tplc="0409000D" w:tentative="1">
@@ -25210,7 +24494,7 @@
         <w:ind w:left="1560" w:hanging="440"/>
       </w:pPr>
       <w:rPr>
-        <w:rFonts w:ascii="Meiryo UI" w:hAnsi="Meiryo UI" w:eastAsia="Meiryo UI" w:cs="Meiryo UI" w:hint="default"/>
+        <w:rFonts w:ascii="Meiryo UI" w:eastAsia="Meiryo UI" w:hAnsi="Meiryo UI" w:cs="Meiryo UI" w:hint="default"/>
       </w:rPr>
     </w:lvl>
     <w:lvl w:ilvl="3" w:tplc="04090001" w:tentative="1">
@@ -25222,7 +24506,7 @@
         <w:ind w:left="2000" w:hanging="440"/>
       </w:pPr>
       <w:rPr>
-        <w:rFonts w:ascii="Meiryo UI" w:hAnsi="Meiryo UI" w:eastAsia="Meiryo UI" w:cs="Meiryo UI" w:hint="default"/>
+        <w:rFonts w:ascii="Meiryo UI" w:eastAsia="Meiryo UI" w:hAnsi="Meiryo UI" w:cs="Meiryo UI" w:hint="default"/>
       </w:rPr>
     </w:lvl>
     <w:lvl w:ilvl="4" w:tplc="0409000B" w:tentative="1">
@@ -25234,7 +24518,7 @@
         <w:ind w:left="2440" w:hanging="440"/>
       </w:pPr>
       <w:rPr>
-        <w:rFonts w:ascii="Meiryo UI" w:hAnsi="Meiryo UI" w:eastAsia="Meiryo UI" w:cs="Meiryo UI" w:hint="default"/>
+        <w:rFonts w:ascii="Meiryo UI" w:eastAsia="Meiryo UI" w:hAnsi="Meiryo UI" w:cs="Meiryo UI" w:hint="default"/>
       </w:rPr>
     </w:lvl>
     <w:lvl w:ilvl="5" w:tplc="0409000D" w:tentative="1">
@@ -25246,7 +24530,7 @@
         <w:ind w:left="2880" w:hanging="440"/>
       </w:pPr>
       <w:rPr>
-        <w:rFonts w:ascii="Meiryo UI" w:hAnsi="Meiryo UI" w:eastAsia="Meiryo UI" w:cs="Meiryo UI" w:hint="default"/>
+        <w:rFonts w:ascii="Meiryo UI" w:eastAsia="Meiryo UI" w:hAnsi="Meiryo UI" w:cs="Meiryo UI" w:hint="default"/>
       </w:rPr>
     </w:lvl>
     <w:lvl w:ilvl="6" w:tplc="04090001" w:tentative="1">
@@ -25258,7 +24542,7 @@
         <w:ind w:left="3320" w:hanging="440"/>
       </w:pPr>
       <w:rPr>
-        <w:rFonts w:ascii="Meiryo UI" w:hAnsi="Meiryo UI" w:eastAsia="Meiryo UI" w:cs="Meiryo UI" w:hint="default"/>
+        <w:rFonts w:ascii="Meiryo UI" w:eastAsia="Meiryo UI" w:hAnsi="Meiryo UI" w:cs="Meiryo UI" w:hint="default"/>
       </w:rPr>
     </w:lvl>
     <w:lvl w:ilvl="7" w:tplc="0409000B" w:tentative="1">
@@ -25270,7 +24554,7 @@
         <w:ind w:left="3760" w:hanging="440"/>
       </w:pPr>
       <w:rPr>
-        <w:rFonts w:ascii="Meiryo UI" w:hAnsi="Meiryo UI" w:eastAsia="Meiryo UI" w:cs="Meiryo UI" w:hint="default"/>
+        <w:rFonts w:ascii="Meiryo UI" w:eastAsia="Meiryo UI" w:hAnsi="Meiryo UI" w:cs="Meiryo UI" w:hint="default"/>
       </w:rPr>
     </w:lvl>
     <w:lvl w:ilvl="8" w:tplc="0409000D" w:tentative="1">
@@ -25282,7 +24566,7 @@
         <w:ind w:left="4200" w:hanging="440"/>
       </w:pPr>
       <w:rPr>
-        <w:rFonts w:ascii="Meiryo UI" w:hAnsi="Meiryo UI" w:eastAsia="Meiryo UI" w:cs="Meiryo UI" w:hint="default"/>
+        <w:rFonts w:ascii="Meiryo UI" w:eastAsia="Meiryo UI" w:hAnsi="Meiryo UI" w:cs="Meiryo UI" w:hint="default"/>
       </w:rPr>
     </w:lvl>
   </w:abstractNum>
@@ -25385,7 +24669,7 @@
         <w:ind w:left="440" w:hanging="440"/>
       </w:pPr>
       <w:rPr>
-        <w:rFonts w:ascii="Meiryo UI" w:hAnsi="Meiryo UI" w:eastAsia="Meiryo UI" w:cs="Meiryo UI" w:hint="default"/>
+        <w:rFonts w:ascii="Meiryo UI" w:eastAsia="Meiryo UI" w:hAnsi="Meiryo UI" w:cs="Meiryo UI" w:hint="default"/>
       </w:rPr>
     </w:lvl>
     <w:lvl w:ilvl="1" w:tplc="0409000B" w:tentative="1">
@@ -25397,7 +24681,7 @@
         <w:ind w:left="880" w:hanging="440"/>
       </w:pPr>
       <w:rPr>
-        <w:rFonts w:ascii="Meiryo UI" w:hAnsi="Meiryo UI" w:eastAsia="Meiryo UI" w:cs="Meiryo UI" w:hint="default"/>
+        <w:rFonts w:ascii="Meiryo UI" w:eastAsia="Meiryo UI" w:hAnsi="Meiryo UI" w:cs="Meiryo UI" w:hint="default"/>
       </w:rPr>
     </w:lvl>
     <w:lvl w:ilvl="2" w:tplc="0409000D" w:tentative="1">
@@ -25409,7 +24693,7 @@
         <w:ind w:left="1320" w:hanging="440"/>
       </w:pPr>
       <w:rPr>
-        <w:rFonts w:ascii="Meiryo UI" w:hAnsi="Meiryo UI" w:eastAsia="Meiryo UI" w:cs="Meiryo UI" w:hint="default"/>
+        <w:rFonts w:ascii="Meiryo UI" w:eastAsia="Meiryo UI" w:hAnsi="Meiryo UI" w:cs="Meiryo UI" w:hint="default"/>
       </w:rPr>
     </w:lvl>
     <w:lvl w:ilvl="3" w:tplc="04090001" w:tentative="1">
@@ -25421,7 +24705,7 @@
         <w:ind w:left="1760" w:hanging="440"/>
       </w:pPr>
       <w:rPr>
-        <w:rFonts w:ascii="Meiryo UI" w:hAnsi="Meiryo UI" w:eastAsia="Meiryo UI" w:cs="Meiryo UI" w:hint="default"/>
+        <w:rFonts w:ascii="Meiryo UI" w:eastAsia="Meiryo UI" w:hAnsi="Meiryo UI" w:cs="Meiryo UI" w:hint="default"/>
       </w:rPr>
     </w:lvl>
     <w:lvl w:ilvl="4" w:tplc="0409000B" w:tentative="1">
@@ -25433,7 +24717,7 @@
         <w:ind w:left="2200" w:hanging="440"/>
       </w:pPr>
       <w:rPr>
-        <w:rFonts w:ascii="Meiryo UI" w:hAnsi="Meiryo UI" w:eastAsia="Meiryo UI" w:cs="Meiryo UI" w:hint="default"/>
+        <w:rFonts w:ascii="Meiryo UI" w:eastAsia="Meiryo UI" w:hAnsi="Meiryo UI" w:cs="Meiryo UI" w:hint="default"/>
       </w:rPr>
     </w:lvl>
     <w:lvl w:ilvl="5" w:tplc="0409000D" w:tentative="1">
@@ -25445,7 +24729,7 @@
         <w:ind w:left="2640" w:hanging="440"/>
       </w:pPr>
       <w:rPr>
-        <w:rFonts w:ascii="Meiryo UI" w:hAnsi="Meiryo UI" w:eastAsia="Meiryo UI" w:cs="Meiryo UI" w:hint="default"/>
+        <w:rFonts w:ascii="Meiryo UI" w:eastAsia="Meiryo UI" w:hAnsi="Meiryo UI" w:cs="Meiryo UI" w:hint="default"/>
       </w:rPr>
     </w:lvl>
     <w:lvl w:ilvl="6" w:tplc="04090001" w:tentative="1">
@@ -25457,7 +24741,7 @@
         <w:ind w:left="3080" w:hanging="440"/>
       </w:pPr>
       <w:rPr>
-        <w:rFonts w:ascii="Meiryo UI" w:hAnsi="Meiryo UI" w:eastAsia="Meiryo UI" w:cs="Meiryo UI" w:hint="default"/>
+        <w:rFonts w:ascii="Meiryo UI" w:eastAsia="Meiryo UI" w:hAnsi="Meiryo UI" w:cs="Meiryo UI" w:hint="default"/>
       </w:rPr>
     </w:lvl>
     <w:lvl w:ilvl="7" w:tplc="0409000B" w:tentative="1">
@@ -25469,7 +24753,7 @@
         <w:ind w:left="3520" w:hanging="440"/>
       </w:pPr>
       <w:rPr>
-        <w:rFonts w:ascii="Meiryo UI" w:hAnsi="Meiryo UI" w:eastAsia="Meiryo UI" w:cs="Meiryo UI" w:hint="default"/>
+        <w:rFonts w:ascii="Meiryo UI" w:eastAsia="Meiryo UI" w:hAnsi="Meiryo UI" w:cs="Meiryo UI" w:hint="default"/>
       </w:rPr>
     </w:lvl>
     <w:lvl w:ilvl="8" w:tplc="0409000D" w:tentative="1">
@@ -25481,7 +24765,7 @@
         <w:ind w:left="3960" w:hanging="440"/>
       </w:pPr>
       <w:rPr>
-        <w:rFonts w:ascii="Meiryo UI" w:hAnsi="Meiryo UI" w:eastAsia="Meiryo UI" w:cs="Meiryo UI" w:hint="default"/>
+        <w:rFonts w:ascii="Meiryo UI" w:eastAsia="Meiryo UI" w:hAnsi="Meiryo UI" w:cs="Meiryo UI" w:hint="default"/>
       </w:rPr>
     </w:lvl>
   </w:abstractNum>
@@ -25498,7 +24782,7 @@
         <w:ind w:left="440" w:hanging="440"/>
       </w:pPr>
       <w:rPr>
-        <w:rFonts w:ascii="Meiryo UI" w:hAnsi="Meiryo UI" w:eastAsia="Meiryo UI" w:cs="Meiryo UI" w:hint="default"/>
+        <w:rFonts w:ascii="Meiryo UI" w:eastAsia="Meiryo UI" w:hAnsi="Meiryo UI" w:cs="Meiryo UI" w:hint="default"/>
       </w:rPr>
     </w:lvl>
     <w:lvl w:ilvl="1" w:tplc="0409000B" w:tentative="1">
@@ -25510,7 +24794,7 @@
         <w:ind w:left="880" w:hanging="440"/>
       </w:pPr>
       <w:rPr>
-        <w:rFonts w:ascii="Meiryo UI" w:hAnsi="Meiryo UI" w:eastAsia="Meiryo UI" w:cs="Meiryo UI" w:hint="default"/>
+        <w:rFonts w:ascii="Meiryo UI" w:eastAsia="Meiryo UI" w:hAnsi="Meiryo UI" w:cs="Meiryo UI" w:hint="default"/>
       </w:rPr>
     </w:lvl>
     <w:lvl w:ilvl="2" w:tplc="0409000D" w:tentative="1">
@@ -25522,7 +24806,7 @@
         <w:ind w:left="1320" w:hanging="440"/>
       </w:pPr>
       <w:rPr>
-        <w:rFonts w:ascii="Meiryo UI" w:hAnsi="Meiryo UI" w:eastAsia="Meiryo UI" w:cs="Meiryo UI" w:hint="default"/>
+        <w:rFonts w:ascii="Meiryo UI" w:eastAsia="Meiryo UI" w:hAnsi="Meiryo UI" w:cs="Meiryo UI" w:hint="default"/>
       </w:rPr>
     </w:lvl>
     <w:lvl w:ilvl="3" w:tplc="04090001" w:tentative="1">
@@ -25534,7 +24818,7 @@
         <w:ind w:left="1760" w:hanging="440"/>
       </w:pPr>
       <w:rPr>
-        <w:rFonts w:ascii="Meiryo UI" w:hAnsi="Meiryo UI" w:eastAsia="Meiryo UI" w:cs="Meiryo UI" w:hint="default"/>
+        <w:rFonts w:ascii="Meiryo UI" w:eastAsia="Meiryo UI" w:hAnsi="Meiryo UI" w:cs="Meiryo UI" w:hint="default"/>
       </w:rPr>
     </w:lvl>
     <w:lvl w:ilvl="4" w:tplc="0409000B" w:tentative="1">
@@ -25546,7 +24830,7 @@
         <w:ind w:left="2200" w:hanging="440"/>
       </w:pPr>
       <w:rPr>
-        <w:rFonts w:ascii="Meiryo UI" w:hAnsi="Meiryo UI" w:eastAsia="Meiryo UI" w:cs="Meiryo UI" w:hint="default"/>
+        <w:rFonts w:ascii="Meiryo UI" w:eastAsia="Meiryo UI" w:hAnsi="Meiryo UI" w:cs="Meiryo UI" w:hint="default"/>
       </w:rPr>
     </w:lvl>
     <w:lvl w:ilvl="5" w:tplc="0409000D" w:tentative="1">
@@ -25558,7 +24842,7 @@
         <w:ind w:left="2640" w:hanging="440"/>
       </w:pPr>
       <w:rPr>
-        <w:rFonts w:ascii="Meiryo UI" w:hAnsi="Meiryo UI" w:eastAsia="Meiryo UI" w:cs="Meiryo UI" w:hint="default"/>
+        <w:rFonts w:ascii="Meiryo UI" w:eastAsia="Meiryo UI" w:hAnsi="Meiryo UI" w:cs="Meiryo UI" w:hint="default"/>
       </w:rPr>
     </w:lvl>
     <w:lvl w:ilvl="6" w:tplc="04090001" w:tentative="1">
@@ -25570,7 +24854,7 @@
         <w:ind w:left="3080" w:hanging="440"/>
       </w:pPr>
       <w:rPr>
-        <w:rFonts w:ascii="Meiryo UI" w:hAnsi="Meiryo UI" w:eastAsia="Meiryo UI" w:cs="Meiryo UI" w:hint="default"/>
+        <w:rFonts w:ascii="Meiryo UI" w:eastAsia="Meiryo UI" w:hAnsi="Meiryo UI" w:cs="Meiryo UI" w:hint="default"/>
       </w:rPr>
     </w:lvl>
     <w:lvl w:ilvl="7" w:tplc="0409000B" w:tentative="1">
@@ -25582,7 +24866,7 @@
         <w:ind w:left="3520" w:hanging="440"/>
       </w:pPr>
       <w:rPr>
-        <w:rFonts w:ascii="Meiryo UI" w:hAnsi="Meiryo UI" w:eastAsia="Meiryo UI" w:cs="Meiryo UI" w:hint="default"/>
+        <w:rFonts w:ascii="Meiryo UI" w:eastAsia="Meiryo UI" w:hAnsi="Meiryo UI" w:cs="Meiryo UI" w:hint="default"/>
       </w:rPr>
     </w:lvl>
     <w:lvl w:ilvl="8" w:tplc="0409000D" w:tentative="1">
@@ -25594,7 +24878,7 @@
         <w:ind w:left="3960" w:hanging="440"/>
       </w:pPr>
       <w:rPr>
-        <w:rFonts w:ascii="Meiryo UI" w:hAnsi="Meiryo UI" w:eastAsia="Meiryo UI" w:cs="Meiryo UI" w:hint="default"/>
+        <w:rFonts w:ascii="Meiryo UI" w:eastAsia="Meiryo UI" w:hAnsi="Meiryo UI" w:cs="Meiryo UI" w:hint="default"/>
       </w:rPr>
     </w:lvl>
   </w:abstractNum>
@@ -25698,7 +24982,7 @@
         <w:ind w:left="440" w:hanging="440"/>
       </w:pPr>
       <w:rPr>
-        <w:rFonts w:ascii="Meiryo UI" w:hAnsi="Meiryo UI" w:eastAsia="Meiryo UI" w:cs="Meiryo UI" w:hint="default"/>
+        <w:rFonts w:ascii="Meiryo UI" w:eastAsia="Meiryo UI" w:hAnsi="Meiryo UI" w:cs="Meiryo UI" w:hint="default"/>
       </w:rPr>
     </w:lvl>
     <w:lvl w:ilvl="1" w:tplc="0409000B" w:tentative="1">
@@ -25710,7 +24994,7 @@
         <w:ind w:left="880" w:hanging="440"/>
       </w:pPr>
       <w:rPr>
-        <w:rFonts w:ascii="Meiryo UI" w:hAnsi="Meiryo UI" w:eastAsia="Meiryo UI" w:cs="Meiryo UI" w:hint="default"/>
+        <w:rFonts w:ascii="Meiryo UI" w:eastAsia="Meiryo UI" w:hAnsi="Meiryo UI" w:cs="Meiryo UI" w:hint="default"/>
       </w:rPr>
     </w:lvl>
     <w:lvl w:ilvl="2" w:tplc="0409000D" w:tentative="1">
@@ -25722,7 +25006,7 @@
         <w:ind w:left="1320" w:hanging="440"/>
       </w:pPr>
       <w:rPr>
-        <w:rFonts w:ascii="Meiryo UI" w:hAnsi="Meiryo UI" w:eastAsia="Meiryo UI" w:cs="Meiryo UI" w:hint="default"/>
+        <w:rFonts w:ascii="Meiryo UI" w:eastAsia="Meiryo UI" w:hAnsi="Meiryo UI" w:cs="Meiryo UI" w:hint="default"/>
       </w:rPr>
     </w:lvl>
     <w:lvl w:ilvl="3" w:tplc="04090001" w:tentative="1">
@@ -25734,7 +25018,7 @@
         <w:ind w:left="1760" w:hanging="440"/>
       </w:pPr>
       <w:rPr>
-        <w:rFonts w:ascii="Meiryo UI" w:hAnsi="Meiryo UI" w:eastAsia="Meiryo UI" w:cs="Meiryo UI" w:hint="default"/>
+        <w:rFonts w:ascii="Meiryo UI" w:eastAsia="Meiryo UI" w:hAnsi="Meiryo UI" w:cs="Meiryo UI" w:hint="default"/>
       </w:rPr>
     </w:lvl>
     <w:lvl w:ilvl="4" w:tplc="0409000B" w:tentative="1">
@@ -25746,7 +25030,7 @@
         <w:ind w:left="2200" w:hanging="440"/>
       </w:pPr>
       <w:rPr>
-        <w:rFonts w:ascii="Meiryo UI" w:hAnsi="Meiryo UI" w:eastAsia="Meiryo UI" w:cs="Meiryo UI" w:hint="default"/>
+        <w:rFonts w:ascii="Meiryo UI" w:eastAsia="Meiryo UI" w:hAnsi="Meiryo UI" w:cs="Meiryo UI" w:hint="default"/>
       </w:rPr>
     </w:lvl>
     <w:lvl w:ilvl="5" w:tplc="0409000D" w:tentative="1">
@@ -25758,7 +25042,7 @@
         <w:ind w:left="2640" w:hanging="440"/>
       </w:pPr>
       <w:rPr>
-        <w:rFonts w:ascii="Meiryo UI" w:hAnsi="Meiryo UI" w:eastAsia="Meiryo UI" w:cs="Meiryo UI" w:hint="default"/>
+        <w:rFonts w:ascii="Meiryo UI" w:eastAsia="Meiryo UI" w:hAnsi="Meiryo UI" w:cs="Meiryo UI" w:hint="default"/>
       </w:rPr>
     </w:lvl>
     <w:lvl w:ilvl="6" w:tplc="04090001" w:tentative="1">
@@ -25770,7 +25054,7 @@
         <w:ind w:left="3080" w:hanging="440"/>
       </w:pPr>
       <w:rPr>
-        <w:rFonts w:ascii="Meiryo UI" w:hAnsi="Meiryo UI" w:eastAsia="Meiryo UI" w:cs="Meiryo UI" w:hint="default"/>
+        <w:rFonts w:ascii="Meiryo UI" w:eastAsia="Meiryo UI" w:hAnsi="Meiryo UI" w:cs="Meiryo UI" w:hint="default"/>
       </w:rPr>
     </w:lvl>
     <w:lvl w:ilvl="7" w:tplc="0409000B" w:tentative="1">
@@ -25782,7 +25066,7 @@
         <w:ind w:left="3520" w:hanging="440"/>
       </w:pPr>
       <w:rPr>
-        <w:rFonts w:ascii="Meiryo UI" w:hAnsi="Meiryo UI" w:eastAsia="Meiryo UI" w:cs="Meiryo UI" w:hint="default"/>
+        <w:rFonts w:ascii="Meiryo UI" w:eastAsia="Meiryo UI" w:hAnsi="Meiryo UI" w:cs="Meiryo UI" w:hint="default"/>
       </w:rPr>
     </w:lvl>
     <w:lvl w:ilvl="8" w:tplc="0409000D" w:tentative="1">
@@ -25794,7 +25078,7 @@
         <w:ind w:left="3960" w:hanging="440"/>
       </w:pPr>
       <w:rPr>
-        <w:rFonts w:ascii="Meiryo UI" w:hAnsi="Meiryo UI" w:eastAsia="Meiryo UI" w:cs="Meiryo UI" w:hint="default"/>
+        <w:rFonts w:ascii="Meiryo UI" w:eastAsia="Meiryo UI" w:hAnsi="Meiryo UI" w:cs="Meiryo UI" w:hint="default"/>
       </w:rPr>
     </w:lvl>
   </w:abstractNum>
@@ -25811,7 +25095,7 @@
         <w:ind w:left="800" w:hanging="440"/>
       </w:pPr>
       <w:rPr>
-        <w:rFonts w:ascii="Meiryo UI" w:hAnsi="Meiryo UI" w:eastAsia="Meiryo UI" w:cs="Meiryo UI" w:hint="default"/>
+        <w:rFonts w:ascii="Meiryo UI" w:eastAsia="Meiryo UI" w:hAnsi="Meiryo UI" w:cs="Meiryo UI" w:hint="default"/>
         <w:u w:val="none"/>
       </w:rPr>
     </w:lvl>
@@ -25824,7 +25108,7 @@
         <w:ind w:left="1520" w:hanging="440"/>
       </w:pPr>
       <w:rPr>
-        <w:rFonts w:ascii="Meiryo UI" w:hAnsi="Meiryo UI" w:eastAsia="Meiryo UI" w:cs="Meiryo UI" w:hint="default"/>
+        <w:rFonts w:ascii="Meiryo UI" w:eastAsia="Meiryo UI" w:hAnsi="Meiryo UI" w:cs="Meiryo UI" w:hint="default"/>
       </w:rPr>
     </w:lvl>
     <w:lvl w:ilvl="2">
@@ -26155,7 +25439,7 @@
         <w:ind w:left="720" w:hanging="360"/>
       </w:pPr>
       <w:rPr>
-        <w:rFonts w:ascii="Meiryo UI" w:hAnsi="Meiryo UI" w:eastAsia="Meiryo UI" w:cs="Meiryo UI" w:hint="default"/>
+        <w:rFonts w:ascii="Meiryo UI" w:eastAsia="Meiryo UI" w:hAnsi="Meiryo UI" w:cs="Meiryo UI" w:hint="default"/>
         <w:sz w:val="20"/>
       </w:rPr>
     </w:lvl>
@@ -26187,7 +25471,7 @@
         <w:ind w:left="2160" w:hanging="360"/>
       </w:pPr>
       <w:rPr>
-        <w:rFonts w:ascii="Meiryo UI" w:hAnsi="Meiryo UI" w:eastAsia="Meiryo UI" w:cs="Meiryo UI" w:hint="default"/>
+        <w:rFonts w:ascii="Meiryo UI" w:eastAsia="Meiryo UI" w:hAnsi="Meiryo UI" w:cs="Meiryo UI" w:hint="default"/>
         <w:sz w:val="20"/>
       </w:rPr>
     </w:lvl>
@@ -26203,7 +25487,7 @@
         <w:ind w:left="2880" w:hanging="360"/>
       </w:pPr>
       <w:rPr>
-        <w:rFonts w:ascii="Meiryo UI" w:hAnsi="Meiryo UI" w:eastAsia="Meiryo UI" w:cs="Meiryo UI" w:hint="default"/>
+        <w:rFonts w:ascii="Meiryo UI" w:eastAsia="Meiryo UI" w:hAnsi="Meiryo UI" w:cs="Meiryo UI" w:hint="default"/>
         <w:sz w:val="20"/>
       </w:rPr>
     </w:lvl>
@@ -26219,7 +25503,7 @@
         <w:ind w:left="3600" w:hanging="360"/>
       </w:pPr>
       <w:rPr>
-        <w:rFonts w:ascii="Meiryo UI" w:hAnsi="Meiryo UI" w:eastAsia="Meiryo UI" w:cs="Meiryo UI" w:hint="default"/>
+        <w:rFonts w:ascii="Meiryo UI" w:eastAsia="Meiryo UI" w:hAnsi="Meiryo UI" w:cs="Meiryo UI" w:hint="default"/>
         <w:sz w:val="20"/>
       </w:rPr>
     </w:lvl>
@@ -26235,7 +25519,7 @@
         <w:ind w:left="4320" w:hanging="360"/>
       </w:pPr>
       <w:rPr>
-        <w:rFonts w:ascii="Meiryo UI" w:hAnsi="Meiryo UI" w:eastAsia="Meiryo UI" w:cs="Meiryo UI" w:hint="default"/>
+        <w:rFonts w:ascii="Meiryo UI" w:eastAsia="Meiryo UI" w:hAnsi="Meiryo UI" w:cs="Meiryo UI" w:hint="default"/>
         <w:sz w:val="20"/>
       </w:rPr>
     </w:lvl>
@@ -26251,7 +25535,7 @@
         <w:ind w:left="5040" w:hanging="360"/>
       </w:pPr>
       <w:rPr>
-        <w:rFonts w:ascii="Meiryo UI" w:hAnsi="Meiryo UI" w:eastAsia="Meiryo UI" w:cs="Meiryo UI" w:hint="default"/>
+        <w:rFonts w:ascii="Meiryo UI" w:eastAsia="Meiryo UI" w:hAnsi="Meiryo UI" w:cs="Meiryo UI" w:hint="default"/>
         <w:sz w:val="20"/>
       </w:rPr>
     </w:lvl>
@@ -26267,7 +25551,7 @@
         <w:ind w:left="5760" w:hanging="360"/>
       </w:pPr>
       <w:rPr>
-        <w:rFonts w:ascii="Meiryo UI" w:hAnsi="Meiryo UI" w:eastAsia="Meiryo UI" w:cs="Meiryo UI" w:hint="default"/>
+        <w:rFonts w:ascii="Meiryo UI" w:eastAsia="Meiryo UI" w:hAnsi="Meiryo UI" w:cs="Meiryo UI" w:hint="default"/>
         <w:sz w:val="20"/>
       </w:rPr>
     </w:lvl>
@@ -26283,7 +25567,7 @@
         <w:ind w:left="6480" w:hanging="360"/>
       </w:pPr>
       <w:rPr>
-        <w:rFonts w:ascii="Meiryo UI" w:hAnsi="Meiryo UI" w:eastAsia="Meiryo UI" w:cs="Meiryo UI" w:hint="default"/>
+        <w:rFonts w:ascii="Meiryo UI" w:eastAsia="Meiryo UI" w:hAnsi="Meiryo UI" w:cs="Meiryo UI" w:hint="default"/>
         <w:sz w:val="20"/>
       </w:rPr>
     </w:lvl>
@@ -26301,7 +25585,7 @@
         <w:ind w:left="440" w:hanging="440"/>
       </w:pPr>
       <w:rPr>
-        <w:rFonts w:ascii="Meiryo UI" w:hAnsi="Meiryo UI" w:eastAsia="Meiryo UI" w:cs="Meiryo UI" w:hint="default"/>
+        <w:rFonts w:ascii="Meiryo UI" w:eastAsia="Meiryo UI" w:hAnsi="Meiryo UI" w:cs="Meiryo UI" w:hint="default"/>
       </w:rPr>
     </w:lvl>
     <w:lvl w:ilvl="1" w:tplc="0409000B" w:tentative="1">
@@ -26313,7 +25597,7 @@
         <w:ind w:left="880" w:hanging="440"/>
       </w:pPr>
       <w:rPr>
-        <w:rFonts w:ascii="Meiryo UI" w:hAnsi="Meiryo UI" w:eastAsia="Meiryo UI" w:cs="Meiryo UI" w:hint="default"/>
+        <w:rFonts w:ascii="Meiryo UI" w:eastAsia="Meiryo UI" w:hAnsi="Meiryo UI" w:cs="Meiryo UI" w:hint="default"/>
       </w:rPr>
     </w:lvl>
     <w:lvl w:ilvl="2" w:tplc="0409000D" w:tentative="1">
@@ -26325,7 +25609,7 @@
         <w:ind w:left="1320" w:hanging="440"/>
       </w:pPr>
       <w:rPr>
-        <w:rFonts w:ascii="Meiryo UI" w:hAnsi="Meiryo UI" w:eastAsia="Meiryo UI" w:cs="Meiryo UI" w:hint="default"/>
+        <w:rFonts w:ascii="Meiryo UI" w:eastAsia="Meiryo UI" w:hAnsi="Meiryo UI" w:cs="Meiryo UI" w:hint="default"/>
       </w:rPr>
     </w:lvl>
     <w:lvl w:ilvl="3" w:tplc="04090001" w:tentative="1">
@@ -26337,7 +25621,7 @@
         <w:ind w:left="1760" w:hanging="440"/>
       </w:pPr>
       <w:rPr>
-        <w:rFonts w:ascii="Meiryo UI" w:hAnsi="Meiryo UI" w:eastAsia="Meiryo UI" w:cs="Meiryo UI" w:hint="default"/>
+        <w:rFonts w:ascii="Meiryo UI" w:eastAsia="Meiryo UI" w:hAnsi="Meiryo UI" w:cs="Meiryo UI" w:hint="default"/>
       </w:rPr>
     </w:lvl>
     <w:lvl w:ilvl="4" w:tplc="0409000B" w:tentative="1">
@@ -26349,7 +25633,7 @@
         <w:ind w:left="2200" w:hanging="440"/>
       </w:pPr>
       <w:rPr>
-        <w:rFonts w:ascii="Meiryo UI" w:hAnsi="Meiryo UI" w:eastAsia="Meiryo UI" w:cs="Meiryo UI" w:hint="default"/>
+        <w:rFonts w:ascii="Meiryo UI" w:eastAsia="Meiryo UI" w:hAnsi="Meiryo UI" w:cs="Meiryo UI" w:hint="default"/>
       </w:rPr>
     </w:lvl>
     <w:lvl w:ilvl="5" w:tplc="0409000D" w:tentative="1">
@@ -26361,7 +25645,7 @@
         <w:ind w:left="2640" w:hanging="440"/>
       </w:pPr>
       <w:rPr>
-        <w:rFonts w:ascii="Meiryo UI" w:hAnsi="Meiryo UI" w:eastAsia="Meiryo UI" w:cs="Meiryo UI" w:hint="default"/>
+        <w:rFonts w:ascii="Meiryo UI" w:eastAsia="Meiryo UI" w:hAnsi="Meiryo UI" w:cs="Meiryo UI" w:hint="default"/>
       </w:rPr>
     </w:lvl>
     <w:lvl w:ilvl="6" w:tplc="04090001" w:tentative="1">
@@ -26373,7 +25657,7 @@
         <w:ind w:left="3080" w:hanging="440"/>
       </w:pPr>
       <w:rPr>
-        <w:rFonts w:ascii="Meiryo UI" w:hAnsi="Meiryo UI" w:eastAsia="Meiryo UI" w:cs="Meiryo UI" w:hint="default"/>
+        <w:rFonts w:ascii="Meiryo UI" w:eastAsia="Meiryo UI" w:hAnsi="Meiryo UI" w:cs="Meiryo UI" w:hint="default"/>
       </w:rPr>
     </w:lvl>
     <w:lvl w:ilvl="7" w:tplc="0409000B" w:tentative="1">
@@ -26385,7 +25669,7 @@
         <w:ind w:left="3520" w:hanging="440"/>
       </w:pPr>
       <w:rPr>
-        <w:rFonts w:ascii="Meiryo UI" w:hAnsi="Meiryo UI" w:eastAsia="Meiryo UI" w:cs="Meiryo UI" w:hint="default"/>
+        <w:rFonts w:ascii="Meiryo UI" w:eastAsia="Meiryo UI" w:hAnsi="Meiryo UI" w:cs="Meiryo UI" w:hint="default"/>
       </w:rPr>
     </w:lvl>
     <w:lvl w:ilvl="8" w:tplc="0409000D" w:tentative="1">
@@ -26397,7 +25681,7 @@
         <w:ind w:left="3960" w:hanging="440"/>
       </w:pPr>
       <w:rPr>
-        <w:rFonts w:ascii="Meiryo UI" w:hAnsi="Meiryo UI" w:eastAsia="Meiryo UI" w:cs="Meiryo UI" w:hint="default"/>
+        <w:rFonts w:ascii="Meiryo UI" w:eastAsia="Meiryo UI" w:hAnsi="Meiryo UI" w:cs="Meiryo UI" w:hint="default"/>
       </w:rPr>
     </w:lvl>
   </w:abstractNum>
@@ -26527,7 +25811,7 @@
         <w:ind w:left="440" w:hanging="440"/>
       </w:pPr>
       <w:rPr>
-        <w:rFonts w:ascii="Meiryo UI" w:hAnsi="Meiryo UI" w:eastAsia="Meiryo UI" w:cs="Meiryo UI" w:hint="default"/>
+        <w:rFonts w:ascii="Meiryo UI" w:eastAsia="Meiryo UI" w:hAnsi="Meiryo UI" w:cs="Meiryo UI" w:hint="default"/>
       </w:rPr>
     </w:lvl>
     <w:lvl w:ilvl="1" w:tplc="0409000B" w:tentative="1">
@@ -26539,7 +25823,7 @@
         <w:ind w:left="880" w:hanging="440"/>
       </w:pPr>
       <w:rPr>
-        <w:rFonts w:ascii="Meiryo UI" w:hAnsi="Meiryo UI" w:eastAsia="Meiryo UI" w:cs="Meiryo UI" w:hint="default"/>
+        <w:rFonts w:ascii="Meiryo UI" w:eastAsia="Meiryo UI" w:hAnsi="Meiryo UI" w:cs="Meiryo UI" w:hint="default"/>
       </w:rPr>
     </w:lvl>
     <w:lvl w:ilvl="2" w:tplc="0409000D" w:tentative="1">
@@ -26551,7 +25835,7 @@
         <w:ind w:left="1320" w:hanging="440"/>
       </w:pPr>
       <w:rPr>
-        <w:rFonts w:ascii="Meiryo UI" w:hAnsi="Meiryo UI" w:eastAsia="Meiryo UI" w:cs="Meiryo UI" w:hint="default"/>
+        <w:rFonts w:ascii="Meiryo UI" w:eastAsia="Meiryo UI" w:hAnsi="Meiryo UI" w:cs="Meiryo UI" w:hint="default"/>
       </w:rPr>
     </w:lvl>
     <w:lvl w:ilvl="3" w:tplc="04090001" w:tentative="1">
@@ -26563,7 +25847,7 @@
         <w:ind w:left="1760" w:hanging="440"/>
       </w:pPr>
       <w:rPr>
-        <w:rFonts w:ascii="Meiryo UI" w:hAnsi="Meiryo UI" w:eastAsia="Meiryo UI" w:cs="Meiryo UI" w:hint="default"/>
+        <w:rFonts w:ascii="Meiryo UI" w:eastAsia="Meiryo UI" w:hAnsi="Meiryo UI" w:cs="Meiryo UI" w:hint="default"/>
       </w:rPr>
     </w:lvl>
     <w:lvl w:ilvl="4" w:tplc="0409000B" w:tentative="1">
@@ -26575,7 +25859,7 @@
         <w:ind w:left="2200" w:hanging="440"/>
       </w:pPr>
       <w:rPr>
-        <w:rFonts w:ascii="Meiryo UI" w:hAnsi="Meiryo UI" w:eastAsia="Meiryo UI" w:cs="Meiryo UI" w:hint="default"/>
+        <w:rFonts w:ascii="Meiryo UI" w:eastAsia="Meiryo UI" w:hAnsi="Meiryo UI" w:cs="Meiryo UI" w:hint="default"/>
       </w:rPr>
     </w:lvl>
     <w:lvl w:ilvl="5" w:tplc="0409000D" w:tentative="1">
@@ -26587,7 +25871,7 @@
         <w:ind w:left="2640" w:hanging="440"/>
       </w:pPr>
       <w:rPr>
-        <w:rFonts w:ascii="Meiryo UI" w:hAnsi="Meiryo UI" w:eastAsia="Meiryo UI" w:cs="Meiryo UI" w:hint="default"/>
+        <w:rFonts w:ascii="Meiryo UI" w:eastAsia="Meiryo UI" w:hAnsi="Meiryo UI" w:cs="Meiryo UI" w:hint="default"/>
       </w:rPr>
     </w:lvl>
     <w:lvl w:ilvl="6" w:tplc="04090001" w:tentative="1">
@@ -26599,7 +25883,7 @@
         <w:ind w:left="3080" w:hanging="440"/>
       </w:pPr>
       <w:rPr>
-        <w:rFonts w:ascii="Meiryo UI" w:hAnsi="Meiryo UI" w:eastAsia="Meiryo UI" w:cs="Meiryo UI" w:hint="default"/>
+        <w:rFonts w:ascii="Meiryo UI" w:eastAsia="Meiryo UI" w:hAnsi="Meiryo UI" w:cs="Meiryo UI" w:hint="default"/>
       </w:rPr>
     </w:lvl>
     <w:lvl w:ilvl="7" w:tplc="0409000B" w:tentative="1">
@@ -26611,7 +25895,7 @@
         <w:ind w:left="3520" w:hanging="440"/>
       </w:pPr>
       <w:rPr>
-        <w:rFonts w:ascii="Meiryo UI" w:hAnsi="Meiryo UI" w:eastAsia="Meiryo UI" w:cs="Meiryo UI" w:hint="default"/>
+        <w:rFonts w:ascii="Meiryo UI" w:eastAsia="Meiryo UI" w:hAnsi="Meiryo UI" w:cs="Meiryo UI" w:hint="default"/>
       </w:rPr>
     </w:lvl>
     <w:lvl w:ilvl="8" w:tplc="0409000D" w:tentative="1">
@@ -26623,7 +25907,7 @@
         <w:ind w:left="3960" w:hanging="440"/>
       </w:pPr>
       <w:rPr>
-        <w:rFonts w:ascii="Meiryo UI" w:hAnsi="Meiryo UI" w:eastAsia="Meiryo UI" w:cs="Meiryo UI" w:hint="default"/>
+        <w:rFonts w:ascii="Meiryo UI" w:eastAsia="Meiryo UI" w:hAnsi="Meiryo UI" w:cs="Meiryo UI" w:hint="default"/>
       </w:rPr>
     </w:lvl>
   </w:abstractNum>
@@ -26640,7 +25924,7 @@
         <w:ind w:left="800" w:hanging="440"/>
       </w:pPr>
       <w:rPr>
-        <w:rFonts w:ascii="Meiryo UI" w:hAnsi="Meiryo UI" w:eastAsia="Meiryo UI" w:cs="Meiryo UI" w:hint="default"/>
+        <w:rFonts w:ascii="Meiryo UI" w:eastAsia="Meiryo UI" w:hAnsi="Meiryo UI" w:cs="Meiryo UI" w:hint="default"/>
         <w:u w:val="none"/>
       </w:rPr>
     </w:lvl>
@@ -26653,7 +25937,7 @@
         <w:ind w:left="1520" w:hanging="440"/>
       </w:pPr>
       <w:rPr>
-        <w:rFonts w:ascii="Meiryo UI" w:hAnsi="Meiryo UI" w:eastAsia="Meiryo UI" w:cs="Meiryo UI" w:hint="default"/>
+        <w:rFonts w:ascii="Meiryo UI" w:eastAsia="Meiryo UI" w:hAnsi="Meiryo UI" w:cs="Meiryo UI" w:hint="default"/>
       </w:rPr>
     </w:lvl>
     <w:lvl w:ilvl="2">
@@ -26754,7 +26038,7 @@
         <w:ind w:left="800" w:hanging="440"/>
       </w:pPr>
       <w:rPr>
-        <w:rFonts w:ascii="Meiryo UI" w:hAnsi="Meiryo UI" w:eastAsia="Meiryo UI" w:cs="Meiryo UI" w:hint="default"/>
+        <w:rFonts w:ascii="Meiryo UI" w:eastAsia="Meiryo UI" w:hAnsi="Meiryo UI" w:cs="Meiryo UI" w:hint="default"/>
         <w:u w:val="none"/>
       </w:rPr>
     </w:lvl>
@@ -26868,7 +26152,7 @@
         <w:ind w:left="800" w:hanging="440"/>
       </w:pPr>
       <w:rPr>
-        <w:rFonts w:ascii="Meiryo UI" w:hAnsi="Meiryo UI" w:eastAsia="Meiryo UI" w:cs="Meiryo UI" w:hint="default"/>
+        <w:rFonts w:ascii="Meiryo UI" w:eastAsia="Meiryo UI" w:hAnsi="Meiryo UI" w:cs="Meiryo UI" w:hint="default"/>
         <w:u w:val="none"/>
       </w:rPr>
     </w:lvl>
@@ -26982,7 +26266,7 @@
         <w:ind w:left="1160" w:hanging="440"/>
       </w:pPr>
       <w:rPr>
-        <w:rFonts w:ascii="Meiryo UI" w:hAnsi="Meiryo UI" w:eastAsia="Meiryo UI" w:cs="Meiryo UI" w:hint="default"/>
+        <w:rFonts w:ascii="Meiryo UI" w:eastAsia="Meiryo UI" w:hAnsi="Meiryo UI" w:cs="Meiryo UI" w:hint="default"/>
       </w:rPr>
     </w:lvl>
     <w:lvl w:ilvl="1" w:tplc="0409000B" w:tentative="1">
@@ -26994,7 +26278,7 @@
         <w:ind w:left="1600" w:hanging="440"/>
       </w:pPr>
       <w:rPr>
-        <w:rFonts w:ascii="Meiryo UI" w:hAnsi="Meiryo UI" w:eastAsia="Meiryo UI" w:cs="Meiryo UI" w:hint="default"/>
+        <w:rFonts w:ascii="Meiryo UI" w:eastAsia="Meiryo UI" w:hAnsi="Meiryo UI" w:cs="Meiryo UI" w:hint="default"/>
       </w:rPr>
     </w:lvl>
     <w:lvl w:ilvl="2" w:tplc="0409000D" w:tentative="1">
@@ -27006,7 +26290,7 @@
         <w:ind w:left="2040" w:hanging="440"/>
       </w:pPr>
       <w:rPr>
-        <w:rFonts w:ascii="Meiryo UI" w:hAnsi="Meiryo UI" w:eastAsia="Meiryo UI" w:cs="Meiryo UI" w:hint="default"/>
+        <w:rFonts w:ascii="Meiryo UI" w:eastAsia="Meiryo UI" w:hAnsi="Meiryo UI" w:cs="Meiryo UI" w:hint="default"/>
       </w:rPr>
     </w:lvl>
     <w:lvl w:ilvl="3" w:tplc="04090001" w:tentative="1">
@@ -27018,7 +26302,7 @@
         <w:ind w:left="2480" w:hanging="440"/>
       </w:pPr>
       <w:rPr>
-        <w:rFonts w:ascii="Meiryo UI" w:hAnsi="Meiryo UI" w:eastAsia="Meiryo UI" w:cs="Meiryo UI" w:hint="default"/>
+        <w:rFonts w:ascii="Meiryo UI" w:eastAsia="Meiryo UI" w:hAnsi="Meiryo UI" w:cs="Meiryo UI" w:hint="default"/>
       </w:rPr>
     </w:lvl>
     <w:lvl w:ilvl="4" w:tplc="0409000B" w:tentative="1">
@@ -27030,7 +26314,7 @@
         <w:ind w:left="2920" w:hanging="440"/>
       </w:pPr>
       <w:rPr>
-        <w:rFonts w:ascii="Meiryo UI" w:hAnsi="Meiryo UI" w:eastAsia="Meiryo UI" w:cs="Meiryo UI" w:hint="default"/>
+        <w:rFonts w:ascii="Meiryo UI" w:eastAsia="Meiryo UI" w:hAnsi="Meiryo UI" w:cs="Meiryo UI" w:hint="default"/>
       </w:rPr>
     </w:lvl>
     <w:lvl w:ilvl="5" w:tplc="0409000D" w:tentative="1">
@@ -27042,7 +26326,7 @@
         <w:ind w:left="3360" w:hanging="440"/>
       </w:pPr>
       <w:rPr>
-        <w:rFonts w:ascii="Meiryo UI" w:hAnsi="Meiryo UI" w:eastAsia="Meiryo UI" w:cs="Meiryo UI" w:hint="default"/>
+        <w:rFonts w:ascii="Meiryo UI" w:eastAsia="Meiryo UI" w:hAnsi="Meiryo UI" w:cs="Meiryo UI" w:hint="default"/>
       </w:rPr>
     </w:lvl>
     <w:lvl w:ilvl="6" w:tplc="04090001" w:tentative="1">
@@ -27054,7 +26338,7 @@
         <w:ind w:left="3800" w:hanging="440"/>
       </w:pPr>
       <w:rPr>
-        <w:rFonts w:ascii="Meiryo UI" w:hAnsi="Meiryo UI" w:eastAsia="Meiryo UI" w:cs="Meiryo UI" w:hint="default"/>
+        <w:rFonts w:ascii="Meiryo UI" w:eastAsia="Meiryo UI" w:hAnsi="Meiryo UI" w:cs="Meiryo UI" w:hint="default"/>
       </w:rPr>
     </w:lvl>
     <w:lvl w:ilvl="7" w:tplc="0409000B" w:tentative="1">
@@ -27066,7 +26350,7 @@
         <w:ind w:left="4240" w:hanging="440"/>
       </w:pPr>
       <w:rPr>
-        <w:rFonts w:ascii="Meiryo UI" w:hAnsi="Meiryo UI" w:eastAsia="Meiryo UI" w:cs="Meiryo UI" w:hint="default"/>
+        <w:rFonts w:ascii="Meiryo UI" w:eastAsia="Meiryo UI" w:hAnsi="Meiryo UI" w:cs="Meiryo UI" w:hint="default"/>
       </w:rPr>
     </w:lvl>
     <w:lvl w:ilvl="8" w:tplc="0409000D" w:tentative="1">
@@ -27078,7 +26362,7 @@
         <w:ind w:left="4680" w:hanging="440"/>
       </w:pPr>
       <w:rPr>
-        <w:rFonts w:ascii="Meiryo UI" w:hAnsi="Meiryo UI" w:eastAsia="Meiryo UI" w:cs="Meiryo UI" w:hint="default"/>
+        <w:rFonts w:ascii="Meiryo UI" w:eastAsia="Meiryo UI" w:hAnsi="Meiryo UI" w:cs="Meiryo UI" w:hint="default"/>
       </w:rPr>
     </w:lvl>
   </w:abstractNum>
@@ -27095,7 +26379,7 @@
         <w:ind w:left="440" w:hanging="440"/>
       </w:pPr>
       <w:rPr>
-        <w:rFonts w:ascii="Meiryo UI" w:hAnsi="Meiryo UI" w:eastAsia="Meiryo UI" w:cs="Meiryo UI" w:hint="default"/>
+        <w:rFonts w:ascii="Meiryo UI" w:eastAsia="Meiryo UI" w:hAnsi="Meiryo UI" w:cs="Meiryo UI" w:hint="default"/>
       </w:rPr>
     </w:lvl>
     <w:lvl w:ilvl="1" w:tplc="0409000B" w:tentative="1">
@@ -27107,7 +26391,7 @@
         <w:ind w:left="880" w:hanging="440"/>
       </w:pPr>
       <w:rPr>
-        <w:rFonts w:ascii="Meiryo UI" w:hAnsi="Meiryo UI" w:eastAsia="Meiryo UI" w:cs="Meiryo UI" w:hint="default"/>
+        <w:rFonts w:ascii="Meiryo UI" w:eastAsia="Meiryo UI" w:hAnsi="Meiryo UI" w:cs="Meiryo UI" w:hint="default"/>
       </w:rPr>
     </w:lvl>
     <w:lvl w:ilvl="2" w:tplc="0409000D" w:tentative="1">
@@ -27119,7 +26403,7 @@
         <w:ind w:left="1320" w:hanging="440"/>
       </w:pPr>
       <w:rPr>
-        <w:rFonts w:ascii="Meiryo UI" w:hAnsi="Meiryo UI" w:eastAsia="Meiryo UI" w:cs="Meiryo UI" w:hint="default"/>
+        <w:rFonts w:ascii="Meiryo UI" w:eastAsia="Meiryo UI" w:hAnsi="Meiryo UI" w:cs="Meiryo UI" w:hint="default"/>
       </w:rPr>
     </w:lvl>
     <w:lvl w:ilvl="3" w:tplc="04090001" w:tentative="1">
@@ -27131,7 +26415,7 @@
         <w:ind w:left="1760" w:hanging="440"/>
       </w:pPr>
       <w:rPr>
-        <w:rFonts w:ascii="Meiryo UI" w:hAnsi="Meiryo UI" w:eastAsia="Meiryo UI" w:cs="Meiryo UI" w:hint="default"/>
+        <w:rFonts w:ascii="Meiryo UI" w:eastAsia="Meiryo UI" w:hAnsi="Meiryo UI" w:cs="Meiryo UI" w:hint="default"/>
       </w:rPr>
     </w:lvl>
     <w:lvl w:ilvl="4" w:tplc="0409000B" w:tentative="1">
@@ -27143,7 +26427,7 @@
         <w:ind w:left="2200" w:hanging="440"/>
       </w:pPr>
       <w:rPr>
-        <w:rFonts w:ascii="Meiryo UI" w:hAnsi="Meiryo UI" w:eastAsia="Meiryo UI" w:cs="Meiryo UI" w:hint="default"/>
+        <w:rFonts w:ascii="Meiryo UI" w:eastAsia="Meiryo UI" w:hAnsi="Meiryo UI" w:cs="Meiryo UI" w:hint="default"/>
       </w:rPr>
     </w:lvl>
     <w:lvl w:ilvl="5" w:tplc="0409000D" w:tentative="1">
@@ -27155,7 +26439,7 @@
         <w:ind w:left="2640" w:hanging="440"/>
       </w:pPr>
       <w:rPr>
-        <w:rFonts w:ascii="Meiryo UI" w:hAnsi="Meiryo UI" w:eastAsia="Meiryo UI" w:cs="Meiryo UI" w:hint="default"/>
+        <w:rFonts w:ascii="Meiryo UI" w:eastAsia="Meiryo UI" w:hAnsi="Meiryo UI" w:cs="Meiryo UI" w:hint="default"/>
       </w:rPr>
     </w:lvl>
     <w:lvl w:ilvl="6" w:tplc="04090001" w:tentative="1">
@@ -27167,7 +26451,7 @@
         <w:ind w:left="3080" w:hanging="440"/>
       </w:pPr>
       <w:rPr>
-        <w:rFonts w:ascii="Meiryo UI" w:hAnsi="Meiryo UI" w:eastAsia="Meiryo UI" w:cs="Meiryo UI" w:hint="default"/>
+        <w:rFonts w:ascii="Meiryo UI" w:eastAsia="Meiryo UI" w:hAnsi="Meiryo UI" w:cs="Meiryo UI" w:hint="default"/>
       </w:rPr>
     </w:lvl>
     <w:lvl w:ilvl="7" w:tplc="0409000B" w:tentative="1">
@@ -27179,7 +26463,7 @@
         <w:ind w:left="3520" w:hanging="440"/>
       </w:pPr>
       <w:rPr>
-        <w:rFonts w:ascii="Meiryo UI" w:hAnsi="Meiryo UI" w:eastAsia="Meiryo UI" w:cs="Meiryo UI" w:hint="default"/>
+        <w:rFonts w:ascii="Meiryo UI" w:eastAsia="Meiryo UI" w:hAnsi="Meiryo UI" w:cs="Meiryo UI" w:hint="default"/>
       </w:rPr>
     </w:lvl>
     <w:lvl w:ilvl="8" w:tplc="0409000D" w:tentative="1">
@@ -27191,7 +26475,7 @@
         <w:ind w:left="3960" w:hanging="440"/>
       </w:pPr>
       <w:rPr>
-        <w:rFonts w:ascii="Meiryo UI" w:hAnsi="Meiryo UI" w:eastAsia="Meiryo UI" w:cs="Meiryo UI" w:hint="default"/>
+        <w:rFonts w:ascii="Meiryo UI" w:eastAsia="Meiryo UI" w:hAnsi="Meiryo UI" w:cs="Meiryo UI" w:hint="default"/>
       </w:rPr>
     </w:lvl>
   </w:abstractNum>
@@ -27571,202 +26855,7 @@
 </w:numbering>
 </file>
 
-<file path=word\settings.xml><?xml version="1.0" encoding="utf-8"?>
-<w:settings xmlns:mc="http://schemas.openxmlformats.org/markup-compatibility/2006" xmlns:o="urn:schemas-microsoft-com:office:office" xmlns:r="http://schemas.openxmlformats.org/officeDocument/2006/relationships" xmlns:m="http://schemas.openxmlformats.org/officeDocument/2006/math" xmlns:v="urn:schemas-microsoft-com:vml" xmlns:w10="urn:schemas-microsoft-com:office:word" xmlns:w="http://schemas.openxmlformats.org/wordprocessingml/2006/main" xmlns:w14="http://schemas.microsoft.com/office/word/2010/wordml" xmlns:w15="http://schemas.microsoft.com/office/word/2012/wordml" xmlns:w16cex="http://schemas.microsoft.com/office/word/2018/wordml/cex" xmlns:w16cid="http://schemas.microsoft.com/office/word/2016/wordml/cid" xmlns:w16="http://schemas.microsoft.com/office/word/2018/wordml" xmlns:w16du="http://schemas.microsoft.com/office/word/2023/wordml/word16du" xmlns:w16sdtdh="http://schemas.microsoft.com/office/word/2020/wordml/sdtdatahash" xmlns:w16sdtfl="http://schemas.microsoft.com/office/word/2024/wordml/sdtformatlock" xmlns:w16se="http://schemas.microsoft.com/office/word/2015/wordml/symex" xmlns:sl="http://schemas.openxmlformats.org/schemaLibrary/2006/main" mc:Ignorable="w14 w15 w16se w16cid w16 w16cex w16sdtdh w16sdtfl w16du">
-  <w:zoom w:percent="100"/>
-  <w:embedTrueTypeFonts/>
-  <w:bordersDoNotSurroundHeader/>
-  <w:bordersDoNotSurroundFooter/>
-  <w:defaultTabStop w:val="720"/>
-  <w:characterSpacingControl w:val="doNotCompress"/>
-  <w:hdrShapeDefaults>
-    <o:shapedefaults v:ext="edit" spidmax="2050">
-      <v:textbox inset="5.85pt,.7pt,5.85pt,.7pt"/>
-    </o:shapedefaults>
-  </w:hdrShapeDefaults>
-  <w:footnotePr>
-    <w:footnote w:id="-1"/>
-    <w:footnote w:id="0"/>
-  </w:footnotePr>
-  <w:endnotePr>
-    <w:endnote w:id="-1"/>
-    <w:endnote w:id="0"/>
-  </w:endnotePr>
-  <w:compat>
-    <w:useFELayout/>
-    <w:compatSetting w:name="compatibilityMode" w:uri="http://schemas.microsoft.com/office/word" w:val="15"/>
-    <w:compatSetting w:name="overrideTableStyleFontSizeAndJustification" w:uri="http://schemas.microsoft.com/office/word" w:val="1"/>
-    <w:compatSetting w:name="enableOpenTypeFeatures" w:uri="http://schemas.microsoft.com/office/word" w:val="1"/>
-    <w:compatSetting w:name="doNotFlipMirrorIndents" w:uri="http://schemas.microsoft.com/office/word" w:val="1"/>
-    <w:compatSetting w:name="differentiateMultirowTableHeaders" w:uri="http://schemas.microsoft.com/office/word" w:val="1"/>
-    <w:compatSetting w:name="useWord2013TrackBottomHyphenation" w:uri="http://schemas.microsoft.com/office/word" w:val="1"/>
-  </w:compat>
-  <w:rsids>
-    <w:rsidRoot w:val="00BF0479"/>
-    <w:rsid w:val="00007421"/>
-    <w:rsid w:val="00010156"/>
-    <w:rsid w:val="00014F61"/>
-    <w:rsid w:val="00023B51"/>
-    <w:rsid w:val="00047CF3"/>
-    <w:rsid w:val="000629D7"/>
-    <w:rsid w:val="000650EA"/>
-    <w:rsid w:val="000949C5"/>
-    <w:rsid w:val="000A1448"/>
-    <w:rsid w:val="000A72E7"/>
-    <w:rsid w:val="000A77B9"/>
-    <w:rsid w:val="000C6375"/>
-    <w:rsid w:val="000D01AC"/>
-    <w:rsid w:val="001019C8"/>
-    <w:rsid w:val="0011042B"/>
-    <w:rsid w:val="00113762"/>
-    <w:rsid w:val="00114B29"/>
-    <w:rsid w:val="0013530F"/>
-    <w:rsid w:val="00157A27"/>
-    <w:rsid w:val="00171E27"/>
-    <w:rsid w:val="00190937"/>
-    <w:rsid w:val="00195209"/>
-    <w:rsid w:val="001C14F2"/>
-    <w:rsid w:val="0023110D"/>
-    <w:rsid w:val="0023622E"/>
-    <w:rsid w:val="002769D5"/>
-    <w:rsid w:val="00282831"/>
-    <w:rsid w:val="002C3203"/>
-    <w:rsid w:val="002C5EEE"/>
-    <w:rsid w:val="00305C2F"/>
-    <w:rsid w:val="0031376F"/>
-    <w:rsid w:val="0033719A"/>
-    <w:rsid w:val="00387928"/>
-    <w:rsid w:val="00387B9D"/>
-    <w:rsid w:val="003B66BB"/>
-    <w:rsid w:val="00403538"/>
-    <w:rsid w:val="00406186"/>
-    <w:rsid w:val="00463172"/>
-    <w:rsid w:val="00464FBC"/>
-    <w:rsid w:val="004A276C"/>
-    <w:rsid w:val="004B452D"/>
-    <w:rsid w:val="00502C2B"/>
-    <w:rsid w:val="0057264A"/>
-    <w:rsid w:val="005869C3"/>
-    <w:rsid w:val="0059396A"/>
-    <w:rsid w:val="005A478D"/>
-    <w:rsid w:val="005B69FE"/>
-    <w:rsid w:val="005C1087"/>
-    <w:rsid w:val="005C550B"/>
-    <w:rsid w:val="005F1376"/>
-    <w:rsid w:val="005F5167"/>
-    <w:rsid w:val="00600FDC"/>
-    <w:rsid w:val="00637B54"/>
-    <w:rsid w:val="00660086"/>
-    <w:rsid w:val="00680AD0"/>
-    <w:rsid w:val="0069368A"/>
-    <w:rsid w:val="006A4A7E"/>
-    <w:rsid w:val="006A6F9F"/>
-    <w:rsid w:val="006E799E"/>
-    <w:rsid w:val="00793C82"/>
-    <w:rsid w:val="007B2B97"/>
-    <w:rsid w:val="007B57F4"/>
-    <w:rsid w:val="007F37F4"/>
-    <w:rsid w:val="008012B0"/>
-    <w:rsid w:val="00815A3D"/>
-    <w:rsid w:val="00816E4B"/>
-    <w:rsid w:val="0083046C"/>
-    <w:rsid w:val="008416F2"/>
-    <w:rsid w:val="00866B73"/>
-    <w:rsid w:val="00892DAB"/>
-    <w:rsid w:val="008D0597"/>
-    <w:rsid w:val="008D3254"/>
-    <w:rsid w:val="008E7E41"/>
-    <w:rsid w:val="00973907"/>
-    <w:rsid w:val="009C4AF2"/>
-    <w:rsid w:val="009F21DC"/>
-    <w:rsid w:val="00A37E0A"/>
-    <w:rsid w:val="00A56967"/>
-    <w:rsid w:val="00A82468"/>
-    <w:rsid w:val="00A96EBD"/>
-    <w:rsid w:val="00AA05D1"/>
-    <w:rsid w:val="00AA2765"/>
-    <w:rsid w:val="00AA2A26"/>
-    <w:rsid w:val="00AD00DE"/>
-    <w:rsid w:val="00AD1A6D"/>
-    <w:rsid w:val="00B062DD"/>
-    <w:rsid w:val="00B4718C"/>
-    <w:rsid w:val="00B61951"/>
-    <w:rsid w:val="00B7032B"/>
-    <w:rsid w:val="00B7147C"/>
-    <w:rsid w:val="00B9085D"/>
-    <w:rsid w:val="00B9614E"/>
-    <w:rsid w:val="00BA211C"/>
-    <w:rsid w:val="00BC50B1"/>
-    <w:rsid w:val="00BD4808"/>
-    <w:rsid w:val="00BF0479"/>
-    <w:rsid w:val="00BF45AA"/>
-    <w:rsid w:val="00C12405"/>
-    <w:rsid w:val="00C21E10"/>
-    <w:rsid w:val="00C278CF"/>
-    <w:rsid w:val="00C41D36"/>
-    <w:rsid w:val="00C81447"/>
-    <w:rsid w:val="00CA078D"/>
-    <w:rsid w:val="00CC0363"/>
-    <w:rsid w:val="00CC1E2D"/>
-    <w:rsid w:val="00CD4181"/>
-    <w:rsid w:val="00CF6B23"/>
-    <w:rsid w:val="00D01B6C"/>
-    <w:rsid w:val="00D1562A"/>
-    <w:rsid w:val="00D25D1E"/>
-    <w:rsid w:val="00D85470"/>
-    <w:rsid w:val="00DA08E2"/>
-    <w:rsid w:val="00DB7AA5"/>
-    <w:rsid w:val="00E06378"/>
-    <w:rsid w:val="00E42728"/>
-    <w:rsid w:val="00E63B1D"/>
-    <w:rsid w:val="00EA7566"/>
-    <w:rsid w:val="00EC5BAF"/>
-    <w:rsid w:val="00EE18FD"/>
-    <w:rsid w:val="00EF7715"/>
-    <w:rsid w:val="00F0429F"/>
-    <w:rsid w:val="00F17DBE"/>
-    <w:rsid w:val="00F432EF"/>
-    <w:rsid w:val="00F504A3"/>
-    <w:rsid w:val="00F655C9"/>
-    <w:rsid w:val="00F67A06"/>
-    <w:rsid w:val="00F715AE"/>
-    <w:rsid w:val="00F75217"/>
-    <w:rsid w:val="00FB381E"/>
-    <w:rsid w:val="00FC6B5C"/>
-    <w:rsid w:val="00FC7D70"/>
-    <w:rsid w:val="00FD0042"/>
-  </w:rsids>
-  <m:mathPr>
-    <m:mathFont m:val="Cambria Math"/>
-    <m:brkBin m:val="before"/>
-    <m:brkBinSub m:val="--"/>
-    <m:smallFrac m:val="0"/>
-    <m:dispDef/>
-    <m:lMargin m:val="0"/>
-    <m:rMargin m:val="0"/>
-    <m:defJc m:val="centerGroup"/>
-    <m:wrapIndent m:val="1440"/>
-    <m:intLim m:val="subSup"/>
-    <m:naryLim m:val="undOvr"/>
-  </m:mathPr>
-  <w:themeFontLang w:val="en-US" w:eastAsia="ja-JP"/>
-  <w:clrSchemeMapping w:bg1="light1" w:t1="dark1" w:bg2="light2" w:t2="dark2" w:accent1="accent1" w:accent2="accent2" w:accent3="accent3" w:accent4="accent4" w:accent5="accent5" w:accent6="accent6" w:hyperlink="hyperlink" w:followedHyperlink="followedHyperlink"/>
-  <w:shapeDefaults>
-    <o:shapedefaults v:ext="edit" spidmax="2050">
-      <v:textbox inset="5.85pt,.7pt,5.85pt,.7pt"/>
-    </o:shapedefaults>
-    <o:shapelayout v:ext="edit">
-      <o:idmap v:ext="edit" data="2"/>
-    </o:shapelayout>
-  </w:shapeDefaults>
-  <w:decimalSymbol w:val="."/>
-  <w:listSeparator w:val=","/>
-  <w14:docId w14:val="24B64F3B"/>
-  <w15:docId w15:val="{5250DB2C-A05B-CF44-B4FD-DDE9446C7945}"/>
-</w:settings>
-</file>
-
-<file path=word\styles.xml><?xml version="1.0" encoding="utf-8"?>
+<file path=word/styles.xml><?xml version="1.0" encoding="utf-8"?>
 <w:styles xmlns:mc="http://schemas.openxmlformats.org/markup-compatibility/2006" xmlns:r="http://schemas.openxmlformats.org/officeDocument/2006/relationships" xmlns:w="http://schemas.openxmlformats.org/wordprocessingml/2006/main" xmlns:w14="http://schemas.microsoft.com/office/word/2010/wordml" xmlns:w15="http://schemas.microsoft.com/office/word/2012/wordml" xmlns:w16cex="http://schemas.microsoft.com/office/word/2018/wordml/cex" xmlns:w16cid="http://schemas.microsoft.com/office/word/2016/wordml/cid" xmlns:w16="http://schemas.microsoft.com/office/word/2018/wordml" xmlns:w16du="http://schemas.microsoft.com/office/word/2023/wordml/word16du" xmlns:w16sdtdh="http://schemas.microsoft.com/office/word/2020/wordml/sdtdatahash" xmlns:w16sdtfl="http://schemas.microsoft.com/office/word/2024/wordml/sdtformatlock" xmlns:w16se="http://schemas.microsoft.com/office/word/2015/wordml/symex" mc:Ignorable="w14 w15 w16se w16cid w16 w16cex w16sdtdh w16sdtfl w16du">
   <w:docDefaults>
     <w:rPrDefault>
@@ -29485,7 +28574,7 @@
 </w:styles>
 </file>
 
-<file path=word\theme\theme1.xml><?xml version="1.0" encoding="utf-8"?>
+<file path=word/theme/theme1.xml><?xml version="1.0" encoding="utf-8"?>
 <a:theme xmlns:a="http://schemas.openxmlformats.org/drawingml/2006/main" name="Office Theme">
   <a:themeElements>
     <a:clrScheme name="Office">
@@ -29805,6 +28894,226 @@
 </a:theme>
 </file>
 
-<file path=word\webSettings.xml><?xml version="1.0" encoding="utf-8"?>
-<w:webSettings xmlns:mc="http://schemas.openxmlformats.org/markup-compatibility/2006" xmlns:r="http://schemas.openxmlformats.org/officeDocument/2006/relationships" xmlns:w="http://schemas.openxmlformats.org/wordprocessingml/2006/main" xmlns:w14="http://schemas.microsoft.com/office/word/2010/wordml" xmlns:w15="http://schemas.microsoft.com/office/word/2012/wordml" xmlns:w16cex="http://schemas.microsoft.com/office/word/2018/wordml/cex" xmlns:w16cid="http://schemas.microsoft.com/office/word/2016/wordml/cid" xmlns:w16="http://schemas.microsoft.com/office/word/2018/wordml" xmlns:w16du="http://schemas.microsoft.com/office/word/2023/wordml/word16du" xmlns:w16sdtdh="http://schemas.microsoft.com/office/word/2020/wordml/sdtdatahash" xmlns:w16sdtfl="http://schemas.microsoft.com/office/word/2024/wordml/sdtformatlock" xmlns:w16se="http://schemas.microsoft.com/office/word/2015/wordml/symex" mc:Ignorable="w14 w15 w16se w16cid w16 w16cex w16sdtdh w16sdtfl w16du"/>
+<file path=customXml/item1.xml><?xml version="1.0" encoding="utf-8"?>
+<p:properties xmlns:p="http://schemas.microsoft.com/office/2006/metadata/properties" xmlns:xsi="http://www.w3.org/2001/XMLSchema-instance" xmlns:pc="http://schemas.microsoft.com/office/infopath/2007/PartnerControls">
+  <documentManagement/>
+</p:properties>
+</file>
+
+<file path=customXml/item2.xml><?xml version="1.0" encoding="utf-8"?>
+<b:Sources xmlns:b="http://schemas.openxmlformats.org/officeDocument/2006/bibliography" xmlns="http://schemas.openxmlformats.org/officeDocument/2006/bibliography" SelectedStyle="/APASixthEditionOfficeOnline.xsl" StyleName="APA" Version="6"/>
+</file>
+
+<file path=customXml/item3.xml><?xml version="1.0" encoding="utf-8"?>
+<?mso-contentType ?>
+<FormTemplates xmlns="http://schemas.microsoft.com/sharepoint/v3/contenttype/forms">
+  <Display>DocumentLibraryForm</Display>
+  <Edit>DocumentLibraryForm</Edit>
+  <New>DocumentLibraryForm</New>
+</FormTemplates>
+</file>
+
+<file path=customXml/item4.xml><?xml version="1.0" encoding="utf-8"?>
+<ct:contentTypeSchema xmlns:ct="http://schemas.microsoft.com/office/2006/metadata/contentType" xmlns:ma="http://schemas.microsoft.com/office/2006/metadata/properties/metaAttributes" ct:_="" ma:_="" ma:contentTypeName="ドキュメント" ma:contentTypeID="0x010100980A9EDA4423B04DB8E0445FEDD7979D" ma:contentTypeVersion="7" ma:contentTypeDescription="新しいドキュメントを作成します。" ma:contentTypeScope="" ma:versionID="ae2973d07f0a8b338627d92cf3d61aa1">
+  <xsd:schema xmlns:xsd="http://www.w3.org/2001/XMLSchema" xmlns:xs="http://www.w3.org/2001/XMLSchema" xmlns:p="http://schemas.microsoft.com/office/2006/metadata/properties" xmlns:ns2="927401a0-f477-47ea-a92d-ddff39ed07e6" targetNamespace="http://schemas.microsoft.com/office/2006/metadata/properties" ma:root="true" ma:fieldsID="e5a487444864ebd2c47c4b9587078a69" ns2:_="">
+    <xsd:import namespace="927401a0-f477-47ea-a92d-ddff39ed07e6"/>
+    <xsd:element name="properties">
+      <xsd:complexType>
+        <xsd:sequence>
+          <xsd:element name="documentManagement">
+            <xsd:complexType>
+              <xsd:all>
+                <xsd:element ref="ns2:MediaServiceMetadata" minOccurs="0"/>
+                <xsd:element ref="ns2:MediaServiceFastMetadata" minOccurs="0"/>
+                <xsd:element ref="ns2:MediaServiceSearchProperties" minOccurs="0"/>
+                <xsd:element ref="ns2:MediaServiceDateTaken" minOccurs="0"/>
+                <xsd:element ref="ns2:MediaServiceGenerationTime" minOccurs="0"/>
+                <xsd:element ref="ns2:MediaServiceEventHashCode" minOccurs="0"/>
+                <xsd:element ref="ns2:MediaLengthInSeconds" minOccurs="0"/>
+              </xsd:all>
+            </xsd:complexType>
+          </xsd:element>
+        </xsd:sequence>
+      </xsd:complexType>
+    </xsd:element>
+  </xsd:schema>
+  <xsd:schema xmlns:xsd="http://www.w3.org/2001/XMLSchema" xmlns:xs="http://www.w3.org/2001/XMLSchema" xmlns:dms="http://schemas.microsoft.com/office/2006/documentManagement/types" xmlns:pc="http://schemas.microsoft.com/office/infopath/2007/PartnerControls" targetNamespace="927401a0-f477-47ea-a92d-ddff39ed07e6" elementFormDefault="qualified">
+    <xsd:import namespace="http://schemas.microsoft.com/office/2006/documentManagement/types"/>
+    <xsd:import namespace="http://schemas.microsoft.com/office/infopath/2007/PartnerControls"/>
+    <xsd:element name="MediaServiceMetadata" ma:index="8" nillable="true" ma:displayName="MediaServiceMetadata" ma:hidden="true" ma:internalName="MediaServiceMetadata" ma:readOnly="true">
+      <xsd:simpleType>
+        <xsd:restriction base="dms:Note"/>
+      </xsd:simpleType>
+    </xsd:element>
+    <xsd:element name="MediaServiceFastMetadata" ma:index="9" nillable="true" ma:displayName="MediaServiceFastMetadata" ma:hidden="true" ma:internalName="MediaServiceFastMetadata" ma:readOnly="true">
+      <xsd:simpleType>
+        <xsd:restriction base="dms:Note"/>
+      </xsd:simpleType>
+    </xsd:element>
+    <xsd:element name="MediaServiceSearchProperties" ma:index="10" nillable="true" ma:displayName="MediaServiceSearchProperties" ma:hidden="true" ma:internalName="MediaServiceSearchProperties" ma:readOnly="true">
+      <xsd:simpleType>
+        <xsd:restriction base="dms:Note"/>
+      </xsd:simpleType>
+    </xsd:element>
+    <xsd:element name="MediaServiceDateTaken" ma:index="11" nillable="true" ma:displayName="MediaServiceDateTaken" ma:hidden="true" ma:indexed="true" ma:internalName="MediaServiceDateTaken" ma:readOnly="true">
+      <xsd:simpleType>
+        <xsd:restriction base="dms:Text"/>
+      </xsd:simpleType>
+    </xsd:element>
+    <xsd:element name="MediaServiceGenerationTime" ma:index="12" nillable="true" ma:displayName="MediaServiceGenerationTime" ma:hidden="true" ma:internalName="MediaServiceGenerationTime" ma:readOnly="true">
+      <xsd:simpleType>
+        <xsd:restriction base="dms:Text"/>
+      </xsd:simpleType>
+    </xsd:element>
+    <xsd:element name="MediaServiceEventHashCode" ma:index="13" nillable="true" ma:displayName="MediaServiceEventHashCode" ma:hidden="true" ma:internalName="MediaServiceEventHashCode" ma:readOnly="true">
+      <xsd:simpleType>
+        <xsd:restriction base="dms:Text"/>
+      </xsd:simpleType>
+    </xsd:element>
+    <xsd:element name="MediaLengthInSeconds" ma:index="14" nillable="true" ma:displayName="MediaLengthInSeconds" ma:hidden="true" ma:internalName="MediaLengthInSeconds" ma:readOnly="true">
+      <xsd:simpleType>
+        <xsd:restriction base="dms:Unknown"/>
+      </xsd:simpleType>
+    </xsd:element>
+  </xsd:schema>
+  <xsd:schema xmlns="http://schemas.openxmlformats.org/package/2006/metadata/core-properties" xmlns:xsd="http://www.w3.org/2001/XMLSchema" xmlns:xsi="http://www.w3.org/2001/XMLSchema-instance" xmlns:dc="http://purl.org/dc/elements/1.1/" xmlns:dcterms="http://purl.org/dc/terms/" xmlns:odoc="http://schemas.microsoft.com/internal/obd" targetNamespace="http://schemas.openxmlformats.org/package/2006/metadata/core-properties" elementFormDefault="qualified" attributeFormDefault="unqualified" blockDefault="#all">
+    <xsd:import namespace="http://purl.org/dc/elements/1.1/" schemaLocation="http://dublincore.org/schemas/xmls/qdc/2003/04/02/dc.xsd"/>
+    <xsd:import namespace="http://purl.org/dc/terms/" schemaLocation="http://dublincore.org/schemas/xmls/qdc/2003/04/02/dcterms.xsd"/>
+    <xsd:element name="coreProperties" type="CT_coreProperties"/>
+    <xsd:complexType name="CT_coreProperties">
+      <xsd:all>
+        <xsd:element ref="dc:creator" minOccurs="0" maxOccurs="1"/>
+        <xsd:element ref="dcterms:created" minOccurs="0" maxOccurs="1"/>
+        <xsd:element ref="dc:identifier" minOccurs="0" maxOccurs="1"/>
+        <xsd:element name="contentType" minOccurs="0" maxOccurs="1" type="xsd:string" ma:index="0" ma:displayName="コンテンツ タイプ"/>
+        <xsd:element ref="dc:title" minOccurs="0" maxOccurs="1" ma:index="4" ma:displayName="タイトル"/>
+        <xsd:element ref="dc:subject" minOccurs="0" maxOccurs="1"/>
+        <xsd:element ref="dc:description" minOccurs="0" maxOccurs="1"/>
+        <xsd:element name="keywords" minOccurs="0" maxOccurs="1" type="xsd:string"/>
+        <xsd:element ref="dc:language" minOccurs="0" maxOccurs="1"/>
+        <xsd:element name="category" minOccurs="0" maxOccurs="1" type="xsd:string"/>
+        <xsd:element name="version" minOccurs="0" maxOccurs="1" type="xsd:string"/>
+        <xsd:element name="revision" minOccurs="0" maxOccurs="1" type="xsd:string">
+          <xsd:annotation>
+            <xsd:documentation>
+                        This value indicates the number of saves or revisions. The application is responsible for updating this value after each revision.
+                    </xsd:documentation>
+          </xsd:annotation>
+        </xsd:element>
+        <xsd:element name="lastModifiedBy" minOccurs="0" maxOccurs="1" type="xsd:string"/>
+        <xsd:element ref="dcterms:modified" minOccurs="0" maxOccurs="1"/>
+        <xsd:element name="contentStatus" minOccurs="0" maxOccurs="1" type="xsd:string"/>
+      </xsd:all>
+    </xsd:complexType>
+  </xsd:schema>
+  <xs:schema xmlns:pc="http://schemas.microsoft.com/office/infopath/2007/PartnerControls" xmlns:xs="http://www.w3.org/2001/XMLSchema" targetNamespace="http://schemas.microsoft.com/office/infopath/2007/PartnerControls" elementFormDefault="qualified" attributeFormDefault="unqualified">
+    <xs:element name="Person">
+      <xs:complexType>
+        <xs:sequence>
+          <xs:element ref="pc:DisplayName" minOccurs="0"/>
+          <xs:element ref="pc:AccountId" minOccurs="0"/>
+          <xs:element ref="pc:AccountType" minOccurs="0"/>
+        </xs:sequence>
+      </xs:complexType>
+    </xs:element>
+    <xs:element name="DisplayName" type="xs:string"/>
+    <xs:element name="AccountId" type="xs:string"/>
+    <xs:element name="AccountType" type="xs:string"/>
+    <xs:element name="BDCAssociatedEntity">
+      <xs:complexType>
+        <xs:sequence>
+          <xs:element ref="pc:BDCEntity" minOccurs="0" maxOccurs="unbounded"/>
+        </xs:sequence>
+        <xs:attribute ref="pc:EntityNamespace"/>
+        <xs:attribute ref="pc:EntityName"/>
+        <xs:attribute ref="pc:SystemInstanceName"/>
+        <xs:attribute ref="pc:AssociationName"/>
+      </xs:complexType>
+    </xs:element>
+    <xs:attribute name="EntityNamespace" type="xs:string"/>
+    <xs:attribute name="EntityName" type="xs:string"/>
+    <xs:attribute name="SystemInstanceName" type="xs:string"/>
+    <xs:attribute name="AssociationName" type="xs:string"/>
+    <xs:element name="BDCEntity">
+      <xs:complexType>
+        <xs:sequence>
+          <xs:element ref="pc:EntityDisplayName" minOccurs="0"/>
+          <xs:element ref="pc:EntityInstanceReference" minOccurs="0"/>
+          <xs:element ref="pc:EntityId1" minOccurs="0"/>
+          <xs:element ref="pc:EntityId2" minOccurs="0"/>
+          <xs:element ref="pc:EntityId3" minOccurs="0"/>
+          <xs:element ref="pc:EntityId4" minOccurs="0"/>
+          <xs:element ref="pc:EntityId5" minOccurs="0"/>
+        </xs:sequence>
+      </xs:complexType>
+    </xs:element>
+    <xs:element name="EntityDisplayName" type="xs:string"/>
+    <xs:element name="EntityInstanceReference" type="xs:string"/>
+    <xs:element name="EntityId1" type="xs:string"/>
+    <xs:element name="EntityId2" type="xs:string"/>
+    <xs:element name="EntityId3" type="xs:string"/>
+    <xs:element name="EntityId4" type="xs:string"/>
+    <xs:element name="EntityId5" type="xs:string"/>
+    <xs:element name="Terms">
+      <xs:complexType>
+        <xs:sequence>
+          <xs:element ref="pc:TermInfo" minOccurs="0" maxOccurs="unbounded"/>
+        </xs:sequence>
+      </xs:complexType>
+    </xs:element>
+    <xs:element name="TermInfo">
+      <xs:complexType>
+        <xs:sequence>
+          <xs:element ref="pc:TermName" minOccurs="0"/>
+          <xs:element ref="pc:TermId" minOccurs="0"/>
+        </xs:sequence>
+      </xs:complexType>
+    </xs:element>
+    <xs:element name="TermName" type="xs:string"/>
+    <xs:element name="TermId" type="xs:string"/>
+  </xs:schema>
+</ct:contentTypeSchema>
+</file>
+
+<file path=customXml/itemProps1.xml><?xml version="1.0" encoding="utf-8"?>
+<ds:datastoreItem xmlns:ds="http://schemas.openxmlformats.org/officeDocument/2006/customXml" ds:itemID="{D3BCF3CB-61D5-4782-9982-1529DA68D8A5}">
+  <ds:schemaRefs>
+    <ds:schemaRef ds:uri="http://schemas.microsoft.com/office/2006/metadata/properties"/>
+    <ds:schemaRef ds:uri="http://schemas.microsoft.com/office/infopath/2007/PartnerControls"/>
+  </ds:schemaRefs>
+</ds:datastoreItem>
+</file>
+
+<file path=customXml/itemProps2.xml><?xml version="1.0" encoding="utf-8"?>
+<ds:datastoreItem xmlns:ds="http://schemas.openxmlformats.org/officeDocument/2006/customXml" ds:itemID="{10C87B47-89E1-434B-B69B-80E10AEF4092}">
+  <ds:schemaRefs>
+    <ds:schemaRef ds:uri="http://schemas.openxmlformats.org/officeDocument/2006/bibliography"/>
+  </ds:schemaRefs>
+</ds:datastoreItem>
+</file>
+
+<file path=customXml/itemProps3.xml><?xml version="1.0" encoding="utf-8"?>
+<ds:datastoreItem xmlns:ds="http://schemas.openxmlformats.org/officeDocument/2006/customXml" ds:itemID="{812A22FD-A03A-40FC-8882-33DA0C3EFC8E}">
+  <ds:schemaRefs>
+    <ds:schemaRef ds:uri="http://schemas.microsoft.com/sharepoint/v3/contenttype/forms"/>
+  </ds:schemaRefs>
+</ds:datastoreItem>
+</file>
+
+<file path=customXml/itemProps4.xml><?xml version="1.0" encoding="utf-8"?>
+<ds:datastoreItem xmlns:ds="http://schemas.openxmlformats.org/officeDocument/2006/customXml" ds:itemID="{00976E19-0F6D-447D-99EA-E239DB62938F}">
+  <ds:schemaRefs>
+    <ds:schemaRef ds:uri="http://schemas.microsoft.com/office/2006/metadata/contentType"/>
+    <ds:schemaRef ds:uri="http://schemas.microsoft.com/office/2006/metadata/properties/metaAttributes"/>
+    <ds:schemaRef ds:uri="http://www.w3.org/2001/XMLSchema"/>
+    <ds:schemaRef ds:uri="http://schemas.microsoft.com/office/2006/metadata/properties"/>
+    <ds:schemaRef ds:uri="927401a0-f477-47ea-a92d-ddff39ed07e6"/>
+    <ds:schemaRef ds:uri="http://schemas.microsoft.com/office/2006/documentManagement/types"/>
+    <ds:schemaRef ds:uri="http://schemas.microsoft.com/office/infopath/2007/PartnerControls"/>
+    <ds:schemaRef ds:uri="http://schemas.openxmlformats.org/package/2006/metadata/core-properties"/>
+    <ds:schemaRef ds:uri="http://purl.org/dc/elements/1.1/"/>
+    <ds:schemaRef ds:uri="http://purl.org/dc/terms/"/>
+    <ds:schemaRef ds:uri="http://schemas.microsoft.com/internal/obd"/>
+  </ds:schemaRefs>
+</ds:datastoreItem>
 </file>
--- a/taniguchi/api/Fix/API設計書_QR発行・ラベル印刷.docx
+++ b/taniguchi/api/Fix/API設計書_QR発行・ラベル印刷.docx
@@ -8550,13 +8550,7 @@
               <w:t>作成した印刷ジョブID</w:t>
             </w:r>
           </w:p>
-          <w:p>
-            <w:pPr>
-              <w:rPr>
-                <w:rFonts w:hint="eastAsia"/>
-              </w:rPr>
-            </w:pPr>
-          </w:p>
+          <w:p/>
         </w:tc>
       </w:tr>
       <w:tr>
@@ -8602,13 +8596,7 @@
               <w:t>ジョブ初期ステータス</w:t>
             </w:r>
           </w:p>
-          <w:p>
-            <w:pPr>
-              <w:rPr>
-                <w:rFonts w:hint="eastAsia"/>
-              </w:rPr>
-            </w:pPr>
-          </w:p>
+          <w:p/>
         </w:tc>
       </w:tr>
       <w:tr>
@@ -12476,7 +12464,7 @@
         <w:rPr>
           <w:rFonts w:hint="eastAsia"/>
         </w:rPr>
-        <w:t>テンプレート一覧とプリンタ候補を API 化する要否は `taniguchi/機能要件.md` の未確定事項として継続確認する</w:t>
+        <w:t>QRコードの採番規則や `qr_identifier` 形式を変更する場合は、`qr_codes` の複合ユニーク制約と API の再発行ロジックを同時に見直す</w:t>
       </w:r>
     </w:p>
     <w:p>
@@ -12487,31 +12475,17 @@
           <w:numId w:val="124"/>
         </w:numPr>
         <w:ind w:leftChars="0"/>
-      </w:pPr>
-      <w:r>
         <w:rPr>
           <w:rFonts w:hint="eastAsia"/>
         </w:rPr>
-        <w:t>QRコードの採番規則や `qr_identifier` 形式を変更する場合は、`qr_codes` の複合ユニーク制約と API の再発行ロジックを同時に見直す</w:t>
+      </w:pPr>
+      <w:r>
+        <w:rPr>
+          <w:rFonts w:hint="eastAsia"/>
+        </w:rPr>
+        <w:t>ローカル印刷モジュールとの連携仕様を変更する場合は、`/qr-print/jobs/{qrPrintJobId}/execute` の request/response を更新する</w:t>
       </w:r>
     </w:p>
-    <w:p>
-      <w:pPr>
-        <w:pStyle w:val="afffffff8"/>
-        <w:numPr>
-          <w:ilvl w:val="0"/>
-          <w:numId w:val="124"/>
-        </w:numPr>
-        <w:ind w:leftChars="0"/>
-      </w:pPr>
-      <w:r>
-        <w:rPr>
-          <w:rFonts w:hint="eastAsia"/>
-        </w:rPr>
-        <w:t>ローカル印刷モジュールとの連携仕様を変更する場合は、`/qr-print/jobs/{qrPrintJobId}/execute` の request/response を更新する</w:t>
-      </w:r>
-    </w:p>
-    <w:p/>
     <w:sectPr>
       <w:pgSz w:w="11909" w:h="16834"/>
       <w:pgMar w:top="1440" w:right="1440" w:bottom="1440" w:left="1440" w:header="720" w:footer="720" w:gutter="0"/>
@@ -28901,19 +28875,6 @@
 </file>
 
 <file path=customXml/item2.xml><?xml version="1.0" encoding="utf-8"?>
-<b:Sources xmlns:b="http://schemas.openxmlformats.org/officeDocument/2006/bibliography" xmlns="http://schemas.openxmlformats.org/officeDocument/2006/bibliography" SelectedStyle="/APASixthEditionOfficeOnline.xsl" StyleName="APA" Version="6"/>
-</file>
-
-<file path=customXml/item3.xml><?xml version="1.0" encoding="utf-8"?>
-<?mso-contentType ?>
-<FormTemplates xmlns="http://schemas.microsoft.com/sharepoint/v3/contenttype/forms">
-  <Display>DocumentLibraryForm</Display>
-  <Edit>DocumentLibraryForm</Edit>
-  <New>DocumentLibraryForm</New>
-</FormTemplates>
-</file>
-
-<file path=customXml/item4.xml><?xml version="1.0" encoding="utf-8"?>
 <ct:contentTypeSchema xmlns:ct="http://schemas.microsoft.com/office/2006/metadata/contentType" xmlns:ma="http://schemas.microsoft.com/office/2006/metadata/properties/metaAttributes" ct:_="" ma:_="" ma:contentTypeName="ドキュメント" ma:contentTypeID="0x010100980A9EDA4423B04DB8E0445FEDD7979D" ma:contentTypeVersion="7" ma:contentTypeDescription="新しいドキュメントを作成します。" ma:contentTypeScope="" ma:versionID="ae2973d07f0a8b338627d92cf3d61aa1">
   <xsd:schema xmlns:xsd="http://www.w3.org/2001/XMLSchema" xmlns:xs="http://www.w3.org/2001/XMLSchema" xmlns:p="http://schemas.microsoft.com/office/2006/metadata/properties" xmlns:ns2="927401a0-f477-47ea-a92d-ddff39ed07e6" targetNamespace="http://schemas.microsoft.com/office/2006/metadata/properties" ma:root="true" ma:fieldsID="e5a487444864ebd2c47c4b9587078a69" ns2:_="">
     <xsd:import namespace="927401a0-f477-47ea-a92d-ddff39ed07e6"/>
@@ -29075,6 +29036,19 @@
 </ct:contentTypeSchema>
 </file>
 
+<file path=customXml/item3.xml><?xml version="1.0" encoding="utf-8"?>
+<?mso-contentType ?>
+<FormTemplates xmlns="http://schemas.microsoft.com/sharepoint/v3/contenttype/forms">
+  <Display>DocumentLibraryForm</Display>
+  <Edit>DocumentLibraryForm</Edit>
+  <New>DocumentLibraryForm</New>
+</FormTemplates>
+</file>
+
+<file path=customXml/item4.xml><?xml version="1.0" encoding="utf-8"?>
+<b:Sources xmlns:b="http://schemas.openxmlformats.org/officeDocument/2006/bibliography" xmlns="http://schemas.openxmlformats.org/officeDocument/2006/bibliography" SelectedStyle="/APASixthEditionOfficeOnline.xsl" StyleName="APA" Version="6"/>
+</file>
+
 <file path=customXml/itemProps1.xml><?xml version="1.0" encoding="utf-8"?>
 <ds:datastoreItem xmlns:ds="http://schemas.openxmlformats.org/officeDocument/2006/customXml" ds:itemID="{D3BCF3CB-61D5-4782-9982-1529DA68D8A5}">
   <ds:schemaRefs>
@@ -29085,22 +29059,6 @@
 </file>
 
 <file path=customXml/itemProps2.xml><?xml version="1.0" encoding="utf-8"?>
-<ds:datastoreItem xmlns:ds="http://schemas.openxmlformats.org/officeDocument/2006/customXml" ds:itemID="{10C87B47-89E1-434B-B69B-80E10AEF4092}">
-  <ds:schemaRefs>
-    <ds:schemaRef ds:uri="http://schemas.openxmlformats.org/officeDocument/2006/bibliography"/>
-  </ds:schemaRefs>
-</ds:datastoreItem>
-</file>
-
-<file path=customXml/itemProps3.xml><?xml version="1.0" encoding="utf-8"?>
-<ds:datastoreItem xmlns:ds="http://schemas.openxmlformats.org/officeDocument/2006/customXml" ds:itemID="{812A22FD-A03A-40FC-8882-33DA0C3EFC8E}">
-  <ds:schemaRefs>
-    <ds:schemaRef ds:uri="http://schemas.microsoft.com/sharepoint/v3/contenttype/forms"/>
-  </ds:schemaRefs>
-</ds:datastoreItem>
-</file>
-
-<file path=customXml/itemProps4.xml><?xml version="1.0" encoding="utf-8"?>
 <ds:datastoreItem xmlns:ds="http://schemas.openxmlformats.org/officeDocument/2006/customXml" ds:itemID="{00976E19-0F6D-447D-99EA-E239DB62938F}">
   <ds:schemaRefs>
     <ds:schemaRef ds:uri="http://schemas.microsoft.com/office/2006/metadata/contentType"/>
@@ -29116,4 +29074,20 @@
     <ds:schemaRef ds:uri="http://schemas.microsoft.com/internal/obd"/>
   </ds:schemaRefs>
 </ds:datastoreItem>
+</file>
+
+<file path=customXml/itemProps3.xml><?xml version="1.0" encoding="utf-8"?>
+<ds:datastoreItem xmlns:ds="http://schemas.openxmlformats.org/officeDocument/2006/customXml" ds:itemID="{812A22FD-A03A-40FC-8882-33DA0C3EFC8E}">
+  <ds:schemaRefs>
+    <ds:schemaRef ds:uri="http://schemas.microsoft.com/sharepoint/v3/contenttype/forms"/>
+  </ds:schemaRefs>
+</ds:datastoreItem>
+</file>
+
+<file path=customXml/itemProps4.xml><?xml version="1.0" encoding="utf-8"?>
+<ds:datastoreItem xmlns:ds="http://schemas.openxmlformats.org/officeDocument/2006/customXml" ds:itemID="{10C87B47-89E1-434B-B69B-80E10AEF4092}">
+  <ds:schemaRefs>
+    <ds:schemaRef ds:uri="http://schemas.openxmlformats.org/officeDocument/2006/bibliography"/>
+  </ds:schemaRefs>
+</ds:datastoreItem>
 </file>
--- a/taniguchi/api/Fix/API設計書_QR発行・ラベル印刷.docx
+++ b/taniguchi/api/Fix/API設計書_QR発行・ラベル印刷.docx
@@ -222,7 +222,7 @@
                                     <w:sz w:val="28"/>
                                     <w:szCs w:val="28"/>
                                   </w:rPr>
-                                  <w:t>2026年3月16日</w:t>
+                                  <w:t>2026年4月17日</w:t>
                                 </w:r>
                               </w:p>
                               <w:p>
@@ -420,7 +420,7 @@
                               <w:sz w:val="28"/>
                               <w:szCs w:val="28"/>
                             </w:rPr>
-                            <w:t>2026年3月16日</w:t>
+                            <w:t>2026年4月17日</w:t>
                           </w:r>
                         </w:p>
                         <w:p>
@@ -667,7 +667,7 @@
                   <w:spacing w:line="240" w:lineRule="auto"/>
                 </w:pPr>
                 <w:r>
-                  <w:t>2026/3/16</w:t>
+                  <w:t>2026/4/17</w:t>
                 </w:r>
               </w:p>
             </w:tc>
@@ -1049,7 +1049,7 @@
         <w:rPr>
           <w:noProof/>
         </w:rPr>
-        <w:instrText xml:space="preserve"> PAGEREF _Toc224584602 \h </w:instrText>
+        <w:instrText xml:space="preserve"> PAGEREF _Toc227341767 \h </w:instrText>
       </w:r>
       <w:r>
         <w:rPr>
@@ -1114,7 +1114,7 @@
         <w:rPr>
           <w:noProof/>
         </w:rPr>
-        <w:instrText xml:space="preserve"> PAGEREF _Toc224584603 \h </w:instrText>
+        <w:instrText xml:space="preserve"> PAGEREF _Toc227341768 \h </w:instrText>
       </w:r>
       <w:r>
         <w:rPr>
@@ -1179,7 +1179,7 @@
         <w:rPr>
           <w:noProof/>
         </w:rPr>
-        <w:instrText xml:space="preserve"> PAGEREF _Toc224584604 \h </w:instrText>
+        <w:instrText xml:space="preserve"> PAGEREF _Toc227341769 \h </w:instrText>
       </w:r>
       <w:r>
         <w:rPr>
@@ -1244,7 +1244,7 @@
         <w:rPr>
           <w:noProof/>
         </w:rPr>
-        <w:instrText xml:space="preserve"> PAGEREF _Toc224584605 \h </w:instrText>
+        <w:instrText xml:space="preserve"> PAGEREF _Toc227341770 \h </w:instrText>
       </w:r>
       <w:r>
         <w:rPr>
@@ -1309,7 +1309,7 @@
         <w:rPr>
           <w:noProof/>
         </w:rPr>
-        <w:instrText xml:space="preserve"> PAGEREF _Toc224584606 \h </w:instrText>
+        <w:instrText xml:space="preserve"> PAGEREF _Toc227341771 \h </w:instrText>
       </w:r>
       <w:r>
         <w:rPr>
@@ -1375,7 +1375,7 @@
         <w:rPr>
           <w:noProof/>
         </w:rPr>
-        <w:instrText xml:space="preserve"> PAGEREF _Toc224584607 \h </w:instrText>
+        <w:instrText xml:space="preserve"> PAGEREF _Toc227341772 \h </w:instrText>
       </w:r>
       <w:r>
         <w:rPr>
@@ -1440,7 +1440,7 @@
         <w:rPr>
           <w:noProof/>
         </w:rPr>
-        <w:instrText xml:space="preserve"> PAGEREF _Toc224584608 \h </w:instrText>
+        <w:instrText xml:space="preserve"> PAGEREF _Toc227341773 \h </w:instrText>
       </w:r>
       <w:r>
         <w:rPr>
@@ -1505,7 +1505,7 @@
         <w:rPr>
           <w:noProof/>
         </w:rPr>
-        <w:instrText xml:space="preserve"> PAGEREF _Toc224584609 \h </w:instrText>
+        <w:instrText xml:space="preserve"> PAGEREF _Toc227341774 \h </w:instrText>
       </w:r>
       <w:r>
         <w:rPr>
@@ -1570,7 +1570,7 @@
         <w:rPr>
           <w:noProof/>
         </w:rPr>
-        <w:instrText xml:space="preserve"> PAGEREF _Toc224584610 \h </w:instrText>
+        <w:instrText xml:space="preserve"> PAGEREF _Toc227341775 \h </w:instrText>
       </w:r>
       <w:r>
         <w:rPr>
@@ -1636,7 +1636,7 @@
         <w:rPr>
           <w:noProof/>
         </w:rPr>
-        <w:instrText xml:space="preserve"> PAGEREF _Toc224584611 \h </w:instrText>
+        <w:instrText xml:space="preserve"> PAGEREF _Toc227341776 \h </w:instrText>
       </w:r>
       <w:r>
         <w:rPr>
@@ -1701,7 +1701,7 @@
         <w:rPr>
           <w:noProof/>
         </w:rPr>
-        <w:instrText xml:space="preserve"> PAGEREF _Toc224584612 \h </w:instrText>
+        <w:instrText xml:space="preserve"> PAGEREF _Toc227341777 \h </w:instrText>
       </w:r>
       <w:r>
         <w:rPr>
@@ -1766,7 +1766,7 @@
         <w:rPr>
           <w:noProof/>
         </w:rPr>
-        <w:instrText xml:space="preserve"> PAGEREF _Toc224584613 \h </w:instrText>
+        <w:instrText xml:space="preserve"> PAGEREF _Toc227341778 \h </w:instrText>
       </w:r>
       <w:r>
         <w:rPr>
@@ -1831,7 +1831,7 @@
         <w:rPr>
           <w:noProof/>
         </w:rPr>
-        <w:instrText xml:space="preserve"> PAGEREF _Toc224584614 \h </w:instrText>
+        <w:instrText xml:space="preserve"> PAGEREF _Toc227341779 \h </w:instrText>
       </w:r>
       <w:r>
         <w:rPr>
@@ -1896,7 +1896,7 @@
         <w:rPr>
           <w:noProof/>
         </w:rPr>
-        <w:instrText xml:space="preserve"> PAGEREF _Toc224584615 \h </w:instrText>
+        <w:instrText xml:space="preserve"> PAGEREF _Toc227341780 \h </w:instrText>
       </w:r>
       <w:r>
         <w:rPr>
@@ -1961,7 +1961,7 @@
         <w:rPr>
           <w:noProof/>
         </w:rPr>
-        <w:instrText xml:space="preserve"> PAGEREF _Toc224584616 \h </w:instrText>
+        <w:instrText xml:space="preserve"> PAGEREF _Toc227341781 \h </w:instrText>
       </w:r>
       <w:r>
         <w:rPr>
@@ -2024,7 +2024,7 @@
         <w:rPr>
           <w:noProof/>
         </w:rPr>
-        <w:instrText xml:space="preserve"> PAGEREF _Toc224584617 \h </w:instrText>
+        <w:instrText xml:space="preserve"> PAGEREF _Toc227341782 \h </w:instrText>
       </w:r>
       <w:r>
         <w:rPr>
@@ -2090,7 +2090,7 @@
         <w:rPr>
           <w:noProof/>
         </w:rPr>
-        <w:instrText xml:space="preserve"> PAGEREF _Toc224584618 \h </w:instrText>
+        <w:instrText xml:space="preserve"> PAGEREF _Toc227341783 \h </w:instrText>
       </w:r>
       <w:r>
         <w:rPr>
@@ -2156,7 +2156,7 @@
         <w:rPr>
           <w:noProof/>
         </w:rPr>
-        <w:instrText xml:space="preserve"> PAGEREF _Toc224584619 \h </w:instrText>
+        <w:instrText xml:space="preserve"> PAGEREF _Toc227341784 \h </w:instrText>
       </w:r>
       <w:r>
         <w:rPr>
@@ -2221,7 +2221,7 @@
         <w:rPr>
           <w:noProof/>
         </w:rPr>
-        <w:instrText xml:space="preserve"> PAGEREF _Toc224584620 \h </w:instrText>
+        <w:instrText xml:space="preserve"> PAGEREF _Toc227341785 \h </w:instrText>
       </w:r>
       <w:r>
         <w:rPr>
@@ -2284,7 +2284,7 @@
         <w:rPr>
           <w:noProof/>
         </w:rPr>
-        <w:instrText xml:space="preserve"> PAGEREF _Toc224584621 \h </w:instrText>
+        <w:instrText xml:space="preserve"> PAGEREF _Toc227341786 \h </w:instrText>
       </w:r>
       <w:r>
         <w:rPr>
@@ -2347,7 +2347,7 @@
         <w:rPr>
           <w:noProof/>
         </w:rPr>
-        <w:instrText xml:space="preserve"> PAGEREF _Toc224584622 \h </w:instrText>
+        <w:instrText xml:space="preserve"> PAGEREF _Toc227341787 \h </w:instrText>
       </w:r>
       <w:r>
         <w:rPr>
@@ -2410,7 +2410,7 @@
         <w:rPr>
           <w:noProof/>
         </w:rPr>
-        <w:instrText xml:space="preserve"> PAGEREF _Toc224584623 \h </w:instrText>
+        <w:instrText xml:space="preserve"> PAGEREF _Toc227341788 \h </w:instrText>
       </w:r>
       <w:r>
         <w:rPr>
@@ -2475,7 +2475,7 @@
         <w:rPr>
           <w:noProof/>
         </w:rPr>
-        <w:instrText xml:space="preserve"> PAGEREF _Toc224584624 \h </w:instrText>
+        <w:instrText xml:space="preserve"> PAGEREF _Toc227341789 \h </w:instrText>
       </w:r>
       <w:r>
         <w:rPr>
@@ -2492,7 +2492,7 @@
         <w:rPr>
           <w:noProof/>
         </w:rPr>
-        <w:t>9</w:t>
+        <w:t>10</w:t>
       </w:r>
       <w:r>
         <w:rPr>
@@ -2538,7 +2538,7 @@
         <w:rPr>
           <w:noProof/>
         </w:rPr>
-        <w:instrText xml:space="preserve"> PAGEREF _Toc224584625 \h </w:instrText>
+        <w:instrText xml:space="preserve"> PAGEREF _Toc227341790 \h </w:instrText>
       </w:r>
       <w:r>
         <w:rPr>
@@ -2601,7 +2601,7 @@
         <w:rPr>
           <w:noProof/>
         </w:rPr>
-        <w:instrText xml:space="preserve"> PAGEREF _Toc224584626 \h </w:instrText>
+        <w:instrText xml:space="preserve"> PAGEREF _Toc227341791 \h </w:instrText>
       </w:r>
       <w:r>
         <w:rPr>
@@ -2618,7 +2618,7 @@
         <w:rPr>
           <w:noProof/>
         </w:rPr>
-        <w:t>10</w:t>
+        <w:t>11</w:t>
       </w:r>
       <w:r>
         <w:rPr>
@@ -2664,7 +2664,7 @@
         <w:rPr>
           <w:noProof/>
         </w:rPr>
-        <w:instrText xml:space="preserve"> PAGEREF _Toc224584627 \h </w:instrText>
+        <w:instrText xml:space="preserve"> PAGEREF _Toc227341792 \h </w:instrText>
       </w:r>
       <w:r>
         <w:rPr>
@@ -2730,7 +2730,7 @@
         <w:rPr>
           <w:noProof/>
         </w:rPr>
-        <w:instrText xml:space="preserve"> PAGEREF _Toc224584628 \h </w:instrText>
+        <w:instrText xml:space="preserve"> PAGEREF _Toc227341793 \h </w:instrText>
       </w:r>
       <w:r>
         <w:rPr>
@@ -2793,7 +2793,7 @@
         <w:rPr>
           <w:noProof/>
         </w:rPr>
-        <w:instrText xml:space="preserve"> PAGEREF _Toc224584629 \h </w:instrText>
+        <w:instrText xml:space="preserve"> PAGEREF _Toc227341794 \h </w:instrText>
       </w:r>
       <w:r>
         <w:rPr>
@@ -2856,7 +2856,7 @@
         <w:rPr>
           <w:noProof/>
         </w:rPr>
-        <w:instrText xml:space="preserve"> PAGEREF _Toc224584630 \h </w:instrText>
+        <w:instrText xml:space="preserve"> PAGEREF _Toc227341795 \h </w:instrText>
       </w:r>
       <w:r>
         <w:rPr>
@@ -2919,7 +2919,7 @@
         <w:rPr>
           <w:noProof/>
         </w:rPr>
-        <w:instrText xml:space="preserve"> PAGEREF _Toc224584631 \h </w:instrText>
+        <w:instrText xml:space="preserve"> PAGEREF _Toc227341796 \h </w:instrText>
       </w:r>
       <w:r>
         <w:rPr>
@@ -2936,7 +2936,7 @@
         <w:rPr>
           <w:noProof/>
         </w:rPr>
-        <w:t>12</w:t>
+        <w:t>13</w:t>
       </w:r>
       <w:r>
         <w:rPr>
@@ -2993,7 +2993,7 @@
           <w:noProof/>
           <w:lang w:val="en-US"/>
         </w:rPr>
-        <w:instrText xml:space="preserve"> PAGEREF _Toc224584632 \h </w:instrText>
+        <w:instrText xml:space="preserve"> PAGEREF _Toc227341797 \h </w:instrText>
       </w:r>
       <w:r>
         <w:rPr>
@@ -3057,7 +3057,7 @@
         <w:rPr>
           <w:noProof/>
         </w:rPr>
-        <w:instrText xml:space="preserve"> PAGEREF _Toc224584633 \h </w:instrText>
+        <w:instrText xml:space="preserve"> PAGEREF _Toc227341798 \h </w:instrText>
       </w:r>
       <w:r>
         <w:rPr>
@@ -3120,7 +3120,7 @@
         <w:rPr>
           <w:noProof/>
         </w:rPr>
-        <w:instrText xml:space="preserve"> PAGEREF _Toc224584634 \h </w:instrText>
+        <w:instrText xml:space="preserve"> PAGEREF _Toc227341799 \h </w:instrText>
       </w:r>
       <w:r>
         <w:rPr>
@@ -3183,7 +3183,7 @@
         <w:rPr>
           <w:noProof/>
         </w:rPr>
-        <w:instrText xml:space="preserve"> PAGEREF _Toc224584635 \h </w:instrText>
+        <w:instrText xml:space="preserve"> PAGEREF _Toc227341800 \h </w:instrText>
       </w:r>
       <w:r>
         <w:rPr>
@@ -3246,7 +3246,7 @@
         <w:rPr>
           <w:noProof/>
         </w:rPr>
-        <w:instrText xml:space="preserve"> PAGEREF _Toc224584636 \h </w:instrText>
+        <w:instrText xml:space="preserve"> PAGEREF _Toc227341801 \h </w:instrText>
       </w:r>
       <w:r>
         <w:rPr>
@@ -3263,7 +3263,7 @@
         <w:rPr>
           <w:noProof/>
         </w:rPr>
-        <w:t>14</w:t>
+        <w:t>15</w:t>
       </w:r>
       <w:r>
         <w:rPr>
@@ -3312,7 +3312,7 @@
         <w:rPr>
           <w:noProof/>
         </w:rPr>
-        <w:instrText xml:space="preserve"> PAGEREF _Toc224584637 \h </w:instrText>
+        <w:instrText xml:space="preserve"> PAGEREF _Toc227341802 \h </w:instrText>
       </w:r>
       <w:r>
         <w:rPr>
@@ -3378,7 +3378,7 @@
         <w:rPr>
           <w:noProof/>
         </w:rPr>
-        <w:instrText xml:space="preserve"> PAGEREF _Toc224584638 \h </w:instrText>
+        <w:instrText xml:space="preserve"> PAGEREF _Toc227341803 \h </w:instrText>
       </w:r>
       <w:r>
         <w:rPr>
@@ -3444,7 +3444,7 @@
         <w:rPr>
           <w:noProof/>
         </w:rPr>
-        <w:instrText xml:space="preserve"> PAGEREF _Toc224584639 \h </w:instrText>
+        <w:instrText xml:space="preserve"> PAGEREF _Toc227341804 \h </w:instrText>
       </w:r>
       <w:r>
         <w:rPr>
@@ -3461,7 +3461,7 @@
         <w:rPr>
           <w:noProof/>
         </w:rPr>
-        <w:t>15</w:t>
+        <w:t>16</w:t>
       </w:r>
       <w:r>
         <w:rPr>
@@ -3477,7 +3477,7 @@
       <w:r>
         <w:fldChar w:fldCharType="end"/>
       </w:r>
-      <w:bookmarkStart w:id="1" w:name="_Toc224584602"/>
+      <w:bookmarkStart w:id="1" w:name="_Toc227341767"/>
     </w:p>
     <w:p>
       <w:pPr>
@@ -3508,7 +3508,7 @@
       <w:pPr>
         <w:pStyle w:val="2"/>
       </w:pPr>
-      <w:bookmarkStart w:id="2" w:name="_Toc224584603"/>
+      <w:bookmarkStart w:id="2" w:name="_Toc227341768"/>
       <w:r>
         <w:rPr>
           <w:rFonts w:hint="eastAsia"/>
@@ -3601,7 +3601,7 @@
       <w:pPr>
         <w:pStyle w:val="2"/>
       </w:pPr>
-      <w:bookmarkStart w:id="3" w:name="_Toc224584604"/>
+      <w:bookmarkStart w:id="3" w:name="_Toc227341769"/>
       <w:r>
         <w:rPr>
           <w:rFonts w:hint="eastAsia"/>
@@ -3630,7 +3630,7 @@
       <w:pPr>
         <w:pStyle w:val="2"/>
       </w:pPr>
-      <w:bookmarkStart w:id="4" w:name="_Toc224584605"/>
+      <w:bookmarkStart w:id="4" w:name="_Toc227341770"/>
       <w:r>
         <w:rPr>
           <w:rFonts w:hint="eastAsia"/>
@@ -3845,7 +3845,7 @@
       <w:pPr>
         <w:pStyle w:val="2"/>
       </w:pPr>
-      <w:bookmarkStart w:id="5" w:name="_Toc224584606"/>
+      <w:bookmarkStart w:id="5" w:name="_Toc227341771"/>
       <w:r>
         <w:rPr>
           <w:rFonts w:hint="eastAsia"/>
@@ -3997,11 +3997,12 @@
         </w:tc>
       </w:tr>
     </w:tbl>
+    <w:p/>
     <w:p>
       <w:pPr>
         <w:pStyle w:val="10"/>
       </w:pPr>
-      <w:bookmarkStart w:id="6" w:name="_Toc224584607"/>
+      <w:bookmarkStart w:id="6" w:name="_Toc227341772"/>
       <w:r>
         <w:rPr>
           <w:rFonts w:hint="eastAsia"/>
@@ -4014,7 +4015,7 @@
       <w:pPr>
         <w:pStyle w:val="2"/>
       </w:pPr>
-      <w:bookmarkStart w:id="7" w:name="_Toc224584608"/>
+      <w:bookmarkStart w:id="7" w:name="_Toc227341773"/>
       <w:r>
         <w:rPr>
           <w:rFonts w:hint="eastAsia"/>
@@ -4043,7 +4044,7 @@
       <w:pPr>
         <w:pStyle w:val="2"/>
       </w:pPr>
-      <w:bookmarkStart w:id="8" w:name="_Toc224584609"/>
+      <w:bookmarkStart w:id="8" w:name="_Toc227341774"/>
       <w:r>
         <w:rPr>
           <w:rFonts w:hint="eastAsia"/>
@@ -4096,7 +4097,7 @@
       <w:pPr>
         <w:pStyle w:val="2"/>
       </w:pPr>
-      <w:bookmarkStart w:id="9" w:name="_Toc224584610"/>
+      <w:bookmarkStart w:id="9" w:name="_Toc227341775"/>
       <w:r>
         <w:rPr>
           <w:rFonts w:hint="eastAsia"/>
@@ -4224,14 +4225,14 @@
               <w:rPr>
                 <w:lang w:val="en-US"/>
               </w:rPr>
-              <w:t>qr_code_id, facility_id, qr_identifier, code_prefix, code_branch, code_serial, issue_type, label_templat</w:t>
+              <w:t xml:space="preserve">qr_code_id, facility_id, qr_identifier, code_prefix, code_branch, code_serial, </w:t>
             </w:r>
             <w:r>
               <w:rPr>
                 <w:lang w:val="en-US"/>
               </w:rPr>
               <w:lastRenderedPageBreak/>
-              <w:t>e_key, free_entry_text, issued_by_user_id, issued_at, print_status, last_print_job_id, printed_at</w:t>
+              <w:t>issue_type, label_template_key, free_entry_text, issued_by_user_id, issued_at, print_status, last_print_job_id, printed_at</w:t>
             </w:r>
           </w:p>
         </w:tc>
@@ -4394,11 +4395,12 @@
         </w:tc>
       </w:tr>
     </w:tbl>
+    <w:p/>
     <w:p>
       <w:pPr>
         <w:pStyle w:val="10"/>
       </w:pPr>
-      <w:bookmarkStart w:id="10" w:name="_Toc224584611"/>
+      <w:bookmarkStart w:id="10" w:name="_Toc227341776"/>
       <w:r>
         <w:rPr>
           <w:rFonts w:hint="eastAsia"/>
@@ -4411,7 +4413,7 @@
       <w:pPr>
         <w:pStyle w:val="2"/>
       </w:pPr>
-      <w:bookmarkStart w:id="11" w:name="_Toc224584612"/>
+      <w:bookmarkStart w:id="11" w:name="_Toc227341777"/>
       <w:r>
         <w:rPr>
           <w:rFonts w:hint="eastAsia"/>
@@ -4504,7 +4506,7 @@
       <w:pPr>
         <w:pStyle w:val="2"/>
       </w:pPr>
-      <w:bookmarkStart w:id="12" w:name="_Toc224584613"/>
+      <w:bookmarkStart w:id="12" w:name="_Toc227341778"/>
       <w:r>
         <w:rPr>
           <w:rFonts w:hint="eastAsia"/>
@@ -4525,7 +4527,7 @@
       <w:pPr>
         <w:pStyle w:val="2"/>
       </w:pPr>
-      <w:bookmarkStart w:id="13" w:name="_Toc224584614"/>
+      <w:bookmarkStart w:id="13" w:name="_Toc227341779"/>
       <w:r>
         <w:rPr>
           <w:rFonts w:hint="eastAsia"/>
@@ -4540,7 +4542,7 @@
         <w:rPr>
           <w:rFonts w:hint="eastAsia"/>
         </w:rPr>
-        <w:t>専用 feature_code の最終定義は未確定だが、本API設計書では QR発行権限または QR印刷権限を持つ利用者が、選択施設に対して実行できる前提で記載する。テンプレート定義本体とプリンタ候補取得はアプリ内固定/ローカルモジュール前提のため、本APIの権限制御対象外とする。</w:t>
+        <w:t>認可判定は `feature_code` を正本とし、`taniguchi/docs/ロール整理.xlsx` の `権限管理単位一覧` シート A列の `QRコード発行` に対応する `qr_issue` を用いる。対象施設に対する `user_facility_assignments` の有効割当があり、`facility_feature_settings` と `user_facility_feature_settings` の両方で `qr_issue` が `is_enabled=true` の場合に API 実行を許可する。画面表示用の `/auth/context` は UX 用キャッシュであり、各業務 API でも同条件を再判定する。テンプレート定義本体とプリンタ候補取得はアプリ内固定/ローカルモジュール前提のため、本APIの権限制御対象外とする。</w:t>
       </w:r>
     </w:p>
     <w:tbl>
@@ -4647,7 +4649,7 @@
               <w:rPr>
                 <w:rFonts w:hint="eastAsia"/>
               </w:rPr>
-              <w:t>QR発行権限 + 対象施設アクセス可</w:t>
+              <w:t>対象施設に対する実効 `qr_issue`</w:t>
             </w:r>
           </w:p>
         </w:tc>
@@ -4688,7 +4690,7 @@
               <w:rPr>
                 <w:rFonts w:hint="eastAsia"/>
               </w:rPr>
-              <w:t>QR印刷権限 + 対象施設アクセス可</w:t>
+              <w:t>対象施設に対する実効 `qr_issue`</w:t>
             </w:r>
           </w:p>
         </w:tc>
@@ -4701,7 +4703,7 @@
               <w:rPr>
                 <w:rFonts w:hint="eastAsia"/>
               </w:rPr>
-              <w:t>印刷画面用ジョブと明細を作成する</w:t>
+              <w:t>印刷画面用ジョブを作成する</w:t>
             </w:r>
           </w:p>
         </w:tc>
@@ -4729,7 +4731,7 @@
               <w:rPr>
                 <w:rFonts w:hint="eastAsia"/>
               </w:rPr>
-              <w:t>QR印刷権限 + 対象施設アクセス可</w:t>
+              <w:t>対象ジョブ施設に対する実効 `qr_issue`</w:t>
             </w:r>
           </w:p>
         </w:tc>
@@ -4770,7 +4772,7 @@
               <w:rPr>
                 <w:rFonts w:hint="eastAsia"/>
               </w:rPr>
-              <w:t>QR印刷権限 + 対象施設アクセス可</w:t>
+              <w:t>対象ジョブ施設に対する実効 `qr_issue`</w:t>
             </w:r>
           </w:p>
         </w:tc>
@@ -4789,11 +4791,12 @@
         </w:tc>
       </w:tr>
     </w:tbl>
+    <w:p/>
     <w:p>
       <w:pPr>
         <w:pStyle w:val="2"/>
       </w:pPr>
-      <w:bookmarkStart w:id="14" w:name="_Toc224584615"/>
+      <w:bookmarkStart w:id="14" w:name="_Toc227341780"/>
       <w:r>
         <w:rPr>
           <w:rFonts w:hint="eastAsia"/>
@@ -4815,7 +4818,7 @@
         <w:rPr>
           <w:rFonts w:hint="eastAsia"/>
         </w:rPr>
-        <w:t>各APIは `facilityId` または対象ジョブの施設IDを基準に、認証済みユーザーが当該施設を作業対象施設として扱えるかを検証する</w:t>
+        <w:t>各 API は `facilityId` または対象ジョブの `facility_id` を基準に、認証済みユーザーが当該施設を作業対象施設として扱えるかを検証する</w:t>
       </w:r>
     </w:p>
     <w:p>
@@ -4831,7 +4834,7 @@
         <w:rPr>
           <w:rFonts w:hint="eastAsia"/>
         </w:rPr>
-        <w:t>施設アクセス不可の場合は 403 を返却する</w:t>
+        <w:t>各 API は `/auth/context` の返却値だけを信用せず、対象施設に対する実効 `qr_issue` を都度再判定する</w:t>
       </w:r>
     </w:p>
     <w:p>
@@ -4847,18 +4850,35 @@
         <w:rPr>
           <w:rFonts w:hint="eastAsia"/>
         </w:rPr>
-        <w:t>`qr_identifier` の一意性判定および採番は施設単位で行う</w:t>
+        <w:t>対象施設に対する `user_facility_assignments` の有効割当、`facility_feature_settings(feature_code='qr_issue')`、`user_facility_feature_settings(feature_code='qr_issue')` のいずれかを満たさない場合は 403 を返却する</w:t>
       </w:r>
     </w:p>
     <w:p>
       <w:pPr>
+        <w:pStyle w:val="afffffff8"/>
+        <w:numPr>
+          <w:ilvl w:val="0"/>
+          <w:numId w:val="122"/>
+        </w:numPr>
+        <w:ind w:leftChars="0"/>
+      </w:pPr>
+      <w:r>
+        <w:rPr>
+          <w:rFonts w:hint="eastAsia"/>
+        </w:rPr>
+        <w:t>`qr_identifier` の一意性判定および採番は施設単位で行う</w:t>
+      </w:r>
+    </w:p>
+    <w:p>
+      <w:pPr>
         <w:pStyle w:val="2"/>
       </w:pPr>
-      <w:bookmarkStart w:id="15" w:name="_Toc224584616"/>
+      <w:bookmarkStart w:id="15" w:name="_Toc227341781"/>
       <w:r>
         <w:rPr>
           <w:rFonts w:hint="eastAsia"/>
         </w:rPr>
+        <w:lastRenderedPageBreak/>
         <w:t>エラーレスポンス仕様</w:t>
       </w:r>
       <w:bookmarkEnd w:id="15"/>
@@ -4867,7 +4887,7 @@
       <w:pPr>
         <w:pStyle w:val="3"/>
       </w:pPr>
-      <w:bookmarkStart w:id="16" w:name="_Toc224584617"/>
+      <w:bookmarkStart w:id="16" w:name="_Toc227341782"/>
       <w:r>
         <w:rPr>
           <w:rFonts w:hint="eastAsia"/>
@@ -5119,12 +5139,11 @@
       <w:pPr>
         <w:pStyle w:val="10"/>
       </w:pPr>
-      <w:bookmarkStart w:id="17" w:name="_Toc224584618"/>
+      <w:bookmarkStart w:id="17" w:name="_Toc227341783"/>
       <w:r>
         <w:rPr>
           <w:rFonts w:hint="eastAsia"/>
         </w:rPr>
-        <w:lastRenderedPageBreak/>
         <w:t>第4章 API一覧</w:t>
       </w:r>
       <w:bookmarkEnd w:id="17"/>
@@ -5503,11 +5522,12 @@
         </w:tc>
       </w:tr>
     </w:tbl>
+    <w:p/>
     <w:p>
       <w:pPr>
         <w:pStyle w:val="10"/>
       </w:pPr>
-      <w:bookmarkStart w:id="18" w:name="_Toc224584619"/>
+      <w:bookmarkStart w:id="18" w:name="_Toc227341784"/>
       <w:r>
         <w:rPr>
           <w:rFonts w:hint="eastAsia"/>
@@ -5520,7 +5540,7 @@
       <w:pPr>
         <w:pStyle w:val="2"/>
       </w:pPr>
-      <w:bookmarkStart w:id="19" w:name="_Toc224584620"/>
+      <w:bookmarkStart w:id="19" w:name="_Toc227341785"/>
       <w:r>
         <w:rPr>
           <w:rFonts w:hint="eastAsia"/>
@@ -5545,6 +5565,7 @@
         <w:rPr>
           <w:rFonts w:hint="eastAsia"/>
         </w:rPr>
+        <w:lastRenderedPageBreak/>
         <w:t>エンドポイント</w:t>
       </w:r>
     </w:p>
@@ -5570,7 +5591,7 @@
       <w:pPr>
         <w:pStyle w:val="3"/>
       </w:pPr>
-      <w:bookmarkStart w:id="20" w:name="_Toc224584621"/>
+      <w:bookmarkStart w:id="20" w:name="_Toc227341786"/>
       <w:r>
         <w:rPr>
           <w:rFonts w:hint="eastAsia"/>
@@ -5820,7 +5841,6 @@
           </w:tcPr>
           <w:p>
             <w:r>
-              <w:lastRenderedPageBreak/>
               <w:t>freeEntryText</w:t>
             </w:r>
           </w:p>
@@ -5905,6 +5925,7 @@
         </w:tc>
       </w:tr>
     </w:tbl>
+    <w:p/>
     <w:p>
       <w:pPr>
         <w:pStyle w:val="4"/>
@@ -6154,6 +6175,7 @@
         </w:tc>
       </w:tr>
     </w:tbl>
+    <w:p/>
     <w:p>
       <w:pPr>
         <w:pStyle w:val="4"/>
@@ -6313,6 +6335,7 @@
         </w:tc>
       </w:tr>
     </w:tbl>
+    <w:p/>
     <w:p>
       <w:pPr>
         <w:pStyle w:val="4"/>
@@ -6329,7 +6352,7 @@
         <w:rPr>
           <w:rFonts w:hint="eastAsia"/>
         </w:rPr>
-        <w:t>QR発行権限を持つ利用者であること</w:t>
+        <w:t>認可条件: `user_facility_assignments` に対象施設への有効割当があること</w:t>
       </w:r>
     </w:p>
     <w:p>
@@ -6337,7 +6360,8 @@
         <w:rPr>
           <w:rFonts w:hint="eastAsia"/>
         </w:rPr>
-        <w:t>指定 `facilityId` が作業対象施設として許可されていること</w:t>
+        <w:lastRenderedPageBreak/>
+        <w:t>認可条件: `facility_feature_settings` と `user_facility_feature_settings` の両方で `qr_issue` が有効であること</w:t>
       </w:r>
     </w:p>
     <w:p>
@@ -6403,12 +6427,11 @@
       <w:pPr>
         <w:pStyle w:val="3"/>
       </w:pPr>
-      <w:bookmarkStart w:id="21" w:name="_Toc224584622"/>
+      <w:bookmarkStart w:id="21" w:name="_Toc227341787"/>
       <w:r>
         <w:rPr>
           <w:rFonts w:hint="eastAsia"/>
         </w:rPr>
-        <w:lastRenderedPageBreak/>
         <w:t>レスポンス（200：QrIssuePreviewResponse）</w:t>
       </w:r>
       <w:bookmarkEnd w:id="21"/>
@@ -6963,32 +6986,16 @@
         </w:tc>
       </w:tr>
     </w:tbl>
+    <w:p/>
     <w:p>
       <w:pPr>
         <w:pStyle w:val="4"/>
-        <w:rPr>
-          <w:lang w:val="en-US"/>
-        </w:rPr>
       </w:pPr>
       <w:r>
         <w:rPr>
           <w:rFonts w:hint="eastAsia"/>
-          <w:lang w:val="en-US"/>
-        </w:rPr>
-        <w:t>items</w:t>
-      </w:r>
-      <w:r>
-        <w:rPr>
-          <w:rFonts w:hint="eastAsia"/>
-        </w:rPr>
-        <w:t>要素</w:t>
-      </w:r>
-      <w:r>
-        <w:rPr>
-          <w:rFonts w:hint="eastAsia"/>
-          <w:lang w:val="en-US"/>
-        </w:rPr>
-        <w:t>（QrIssuePreviewItem）</w:t>
+        </w:rPr>
+        <w:t>items要素（QrIssuePreviewItem）</w:t>
       </w:r>
     </w:p>
     <w:tbl>
@@ -7145,6 +7152,7 @@
           </w:tcPr>
           <w:p>
             <w:r>
+              <w:lastRenderedPageBreak/>
               <w:t>qrIdentifier</w:t>
             </w:r>
           </w:p>
@@ -7274,11 +7282,12 @@
         </w:tc>
       </w:tr>
     </w:tbl>
+    <w:p/>
     <w:p>
       <w:pPr>
         <w:pStyle w:val="3"/>
       </w:pPr>
-      <w:bookmarkStart w:id="22" w:name="_Toc224584623"/>
+      <w:bookmarkStart w:id="22" w:name="_Toc227341788"/>
       <w:r>
         <w:rPr>
           <w:rFonts w:hint="eastAsia"/>
@@ -7492,7 +7501,7 @@
               <w:rPr>
                 <w:rFonts w:hint="eastAsia"/>
               </w:rPr>
-              <w:t>対象施設へのアクセス不可</w:t>
+              <w:t>対象施設に対する実効 `qr_issue` なし</w:t>
             </w:r>
           </w:p>
         </w:tc>
@@ -7613,16 +7622,16 @@
         </w:tc>
       </w:tr>
     </w:tbl>
+    <w:p/>
     <w:p>
       <w:pPr>
         <w:pStyle w:val="2"/>
       </w:pPr>
-      <w:bookmarkStart w:id="23" w:name="_Toc224584624"/>
+      <w:bookmarkStart w:id="23" w:name="_Toc227341789"/>
       <w:r>
         <w:rPr>
           <w:rFonts w:hint="eastAsia"/>
         </w:rPr>
-        <w:lastRenderedPageBreak/>
         <w:t>印刷ジョブ作成（/qr-print/jobs）</w:t>
       </w:r>
       <w:bookmarkEnd w:id="23"/>
@@ -7668,7 +7677,7 @@
       <w:pPr>
         <w:pStyle w:val="3"/>
       </w:pPr>
-      <w:bookmarkStart w:id="24" w:name="_Toc224584625"/>
+      <w:bookmarkStart w:id="24" w:name="_Toc227341790"/>
       <w:r>
         <w:rPr>
           <w:rFonts w:hint="eastAsia"/>
@@ -7963,6 +7972,7 @@
           </w:tcPr>
           <w:p>
             <w:r>
+              <w:lastRenderedPageBreak/>
               <w:t>freeEntryText</w:t>
             </w:r>
           </w:p>
@@ -8047,32 +8057,16 @@
         </w:tc>
       </w:tr>
     </w:tbl>
+    <w:p/>
     <w:p>
       <w:pPr>
         <w:pStyle w:val="4"/>
-        <w:rPr>
-          <w:lang w:val="en-US"/>
-        </w:rPr>
       </w:pPr>
       <w:r>
         <w:rPr>
           <w:rFonts w:hint="eastAsia"/>
-          <w:lang w:val="en-US"/>
-        </w:rPr>
-        <w:t>items</w:t>
-      </w:r>
-      <w:r>
-        <w:rPr>
-          <w:rFonts w:hint="eastAsia"/>
-        </w:rPr>
-        <w:t>要素</w:t>
-      </w:r>
-      <w:r>
-        <w:rPr>
-          <w:rFonts w:hint="eastAsia"/>
-          <w:lang w:val="en-US"/>
-        </w:rPr>
-        <w:t>（QrPrintJobCreateItem）</w:t>
+        </w:rPr>
+        <w:t>items要素（QrPrintJobCreateItem）</w:t>
       </w:r>
     </w:p>
     <w:tbl>
@@ -8313,6 +8307,7 @@
         </w:tc>
       </w:tr>
     </w:tbl>
+    <w:p/>
     <w:p>
       <w:pPr>
         <w:pStyle w:val="4"/>
@@ -8329,7 +8324,7 @@
         <w:rPr>
           <w:rFonts w:hint="eastAsia"/>
         </w:rPr>
-        <w:t>QR印刷権限を持つ利用者であること</w:t>
+        <w:t>認可条件: `user_facility_assignments` に対象施設への有効割当があること</w:t>
       </w:r>
     </w:p>
     <w:p>
@@ -8337,7 +8332,7 @@
         <w:rPr>
           <w:rFonts w:hint="eastAsia"/>
         </w:rPr>
-        <w:t>指定 `facilityId` が作業対象施設として許可されていること</w:t>
+        <w:t>認可条件: `facility_feature_settings` と `user_facility_feature_settings` の両方で `qr_issue` が有効であること</w:t>
       </w:r>
     </w:p>
     <w:p>
@@ -8380,7 +8375,6 @@
         <w:rPr>
           <w:rFonts w:hint="eastAsia"/>
         </w:rPr>
-        <w:lastRenderedPageBreak/>
         <w:t>新規発行時は `qrIdentifier` の候補一覧をジョブ作成要求として受け取り、印刷実行時に最終確定する</w:t>
       </w:r>
     </w:p>
@@ -8396,7 +8390,7 @@
       <w:pPr>
         <w:pStyle w:val="3"/>
       </w:pPr>
-      <w:bookmarkStart w:id="25" w:name="_Toc224584626"/>
+      <w:bookmarkStart w:id="25" w:name="_Toc227341791"/>
       <w:r>
         <w:rPr>
           <w:rFonts w:hint="eastAsia"/>
@@ -8550,7 +8544,6 @@
               <w:t>作成した印刷ジョブID</w:t>
             </w:r>
           </w:p>
-          <w:p/>
         </w:tc>
       </w:tr>
       <w:tr>
@@ -8596,7 +8589,6 @@
               <w:t>ジョブ初期ステータス</w:t>
             </w:r>
           </w:p>
-          <w:p/>
         </w:tc>
       </w:tr>
       <w:tr>
@@ -8645,15 +8637,17 @@
         </w:tc>
       </w:tr>
     </w:tbl>
+    <w:p/>
     <w:p>
       <w:pPr>
         <w:pStyle w:val="3"/>
       </w:pPr>
-      <w:bookmarkStart w:id="26" w:name="_Toc224584627"/>
+      <w:bookmarkStart w:id="26" w:name="_Toc227341792"/>
       <w:r>
         <w:rPr>
           <w:rFonts w:hint="eastAsia"/>
         </w:rPr>
+        <w:lastRenderedPageBreak/>
         <w:t>ステータスコード</w:t>
       </w:r>
       <w:bookmarkEnd w:id="26"/>
@@ -8863,7 +8857,7 @@
               <w:rPr>
                 <w:rFonts w:hint="eastAsia"/>
               </w:rPr>
-              <w:t>対象施設へのアクセス不可</w:t>
+              <w:t>対象施設に対する実効 `qr_issue` なし</w:t>
             </w:r>
           </w:p>
         </w:tc>
@@ -8949,11 +8943,12 @@
         </w:tc>
       </w:tr>
     </w:tbl>
+    <w:p/>
     <w:p>
       <w:pPr>
         <w:pStyle w:val="2"/>
       </w:pPr>
-      <w:bookmarkStart w:id="27" w:name="_Toc224584628"/>
+      <w:bookmarkStart w:id="27" w:name="_Toc227341793"/>
       <w:r>
         <w:rPr>
           <w:rFonts w:hint="eastAsia"/>
@@ -9003,12 +8998,11 @@
       <w:pPr>
         <w:pStyle w:val="3"/>
       </w:pPr>
-      <w:bookmarkStart w:id="28" w:name="_Toc224584629"/>
+      <w:bookmarkStart w:id="28" w:name="_Toc227341794"/>
       <w:r>
         <w:rPr>
           <w:rFonts w:hint="eastAsia"/>
         </w:rPr>
-        <w:lastRenderedPageBreak/>
         <w:t>リクエストパラメータ</w:t>
       </w:r>
       <w:bookmarkEnd w:id="28"/>
@@ -9191,6 +9185,7 @@
         </w:tc>
       </w:tr>
     </w:tbl>
+    <w:p/>
     <w:p>
       <w:pPr>
         <w:pStyle w:val="4"/>
@@ -9207,7 +9202,7 @@
         <w:rPr>
           <w:rFonts w:hint="eastAsia"/>
         </w:rPr>
-        <w:t>QR印刷権限を持つ利用者であること</w:t>
+        <w:t>認可条件: 対象ジョブの `facility_id` について `user_facility_assignments` に有効割当があること</w:t>
       </w:r>
     </w:p>
     <w:p>
@@ -9215,7 +9210,7 @@
         <w:rPr>
           <w:rFonts w:hint="eastAsia"/>
         </w:rPr>
-        <w:t>対象ジョブの施設が作業対象施設として許可されていること</w:t>
+        <w:t>認可条件: 対象ジョブの `facility_id` について `facility_feature_settings` と `user_facility_feature_settings` の両方で `qr_issue` が有効であること</w:t>
       </w:r>
     </w:p>
     <w:p>
@@ -9226,6 +9221,7 @@
         <w:rPr>
           <w:rFonts w:hint="eastAsia"/>
         </w:rPr>
+        <w:lastRenderedPageBreak/>
         <w:t>処理仕様</w:t>
       </w:r>
     </w:p>
@@ -9257,7 +9253,7 @@
       <w:pPr>
         <w:pStyle w:val="3"/>
       </w:pPr>
-      <w:bookmarkStart w:id="29" w:name="_Toc224584630"/>
+      <w:bookmarkStart w:id="29" w:name="_Toc227341795"/>
       <w:r>
         <w:rPr>
           <w:rFonts w:hint="eastAsia"/>
@@ -9774,32 +9770,16 @@
         </w:tc>
       </w:tr>
     </w:tbl>
+    <w:p/>
     <w:p>
       <w:pPr>
         <w:pStyle w:val="4"/>
-        <w:rPr>
-          <w:lang w:val="en-US"/>
-        </w:rPr>
       </w:pPr>
       <w:r>
         <w:rPr>
           <w:rFonts w:hint="eastAsia"/>
-          <w:lang w:val="en-US"/>
-        </w:rPr>
-        <w:t>items</w:t>
-      </w:r>
-      <w:r>
-        <w:rPr>
-          <w:rFonts w:hint="eastAsia"/>
-        </w:rPr>
-        <w:t>要素</w:t>
-      </w:r>
-      <w:r>
-        <w:rPr>
-          <w:rFonts w:hint="eastAsia"/>
-          <w:lang w:val="en-US"/>
-        </w:rPr>
-        <w:t>（QrPrintJobItemResponse）</w:t>
+        </w:rPr>
+        <w:t>items要素（QrPrintJobItemResponse）</w:t>
       </w:r>
     </w:p>
     <w:tbl>
@@ -10088,7 +10068,6 @@
           </w:tcPr>
           <w:p>
             <w:r>
-              <w:lastRenderedPageBreak/>
               <w:t>printedAt</w:t>
             </w:r>
           </w:p>
@@ -10173,11 +10152,12 @@
         </w:tc>
       </w:tr>
     </w:tbl>
+    <w:p/>
     <w:p>
       <w:pPr>
         <w:pStyle w:val="3"/>
       </w:pPr>
-      <w:bookmarkStart w:id="30" w:name="_Toc224584631"/>
+      <w:bookmarkStart w:id="30" w:name="_Toc227341796"/>
       <w:r>
         <w:rPr>
           <w:rFonts w:hint="eastAsia"/>
@@ -10308,6 +10288,7 @@
           </w:tcPr>
           <w:p>
             <w:r>
+              <w:lastRenderedPageBreak/>
               <w:t>401</w:t>
             </w:r>
           </w:p>
@@ -10356,7 +10337,7 @@
               <w:rPr>
                 <w:rFonts w:hint="eastAsia"/>
               </w:rPr>
-              <w:t>対象施設へのアクセス不可</w:t>
+              <w:t>対象ジョブ施設に対する実効 `qr_issue` なし</w:t>
             </w:r>
           </w:p>
         </w:tc>
@@ -10442,6 +10423,7 @@
         </w:tc>
       </w:tr>
     </w:tbl>
+    <w:p/>
     <w:p>
       <w:pPr>
         <w:pStyle w:val="2"/>
@@ -10449,7 +10431,7 @@
           <w:lang w:val="en-US"/>
         </w:rPr>
       </w:pPr>
-      <w:bookmarkStart w:id="31" w:name="_Toc224584632"/>
+      <w:bookmarkStart w:id="31" w:name="_Toc227341797"/>
       <w:r>
         <w:rPr>
           <w:rFonts w:hint="eastAsia"/>
@@ -10506,7 +10488,7 @@
       <w:pPr>
         <w:pStyle w:val="3"/>
       </w:pPr>
-      <w:bookmarkStart w:id="32" w:name="_Toc224584633"/>
+      <w:bookmarkStart w:id="32" w:name="_Toc227341798"/>
       <w:r>
         <w:rPr>
           <w:rFonts w:hint="eastAsia"/>
@@ -10693,11 +10675,12 @@
         </w:tc>
       </w:tr>
     </w:tbl>
+    <w:p/>
     <w:p>
       <w:pPr>
         <w:pStyle w:val="3"/>
       </w:pPr>
-      <w:bookmarkStart w:id="33" w:name="_Toc224584634"/>
+      <w:bookmarkStart w:id="33" w:name="_Toc227341799"/>
       <w:r>
         <w:rPr>
           <w:rFonts w:hint="eastAsia"/>
@@ -10854,32 +10837,16 @@
         </w:tc>
       </w:tr>
     </w:tbl>
+    <w:p/>
     <w:p>
       <w:pPr>
         <w:pStyle w:val="4"/>
-        <w:rPr>
-          <w:lang w:val="en-US"/>
-        </w:rPr>
       </w:pPr>
       <w:r>
         <w:rPr>
           <w:rFonts w:hint="eastAsia"/>
-          <w:lang w:val="en-US"/>
-        </w:rPr>
-        <w:t>resultItems</w:t>
-      </w:r>
-      <w:r>
-        <w:rPr>
-          <w:rFonts w:hint="eastAsia"/>
-        </w:rPr>
-        <w:t>要素</w:t>
-      </w:r>
-      <w:r>
-        <w:rPr>
-          <w:rFonts w:hint="eastAsia"/>
-          <w:lang w:val="en-US"/>
-        </w:rPr>
-        <w:t>（QrPrintExecuteItem）</w:t>
+        </w:rPr>
+        <w:t>resultItems要素（QrPrintExecuteItem）</w:t>
       </w:r>
     </w:p>
     <w:tbl>
@@ -11081,7 +11048,6 @@
           </w:tcPr>
           <w:p>
             <w:r>
-              <w:lastRenderedPageBreak/>
               <w:t>status</w:t>
             </w:r>
           </w:p>
@@ -11124,6 +11090,7 @@
           </w:tcPr>
           <w:p>
             <w:r>
+              <w:lastRenderedPageBreak/>
               <w:t>errorMessage</w:t>
             </w:r>
           </w:p>
@@ -11208,6 +11175,7 @@
         </w:tc>
       </w:tr>
     </w:tbl>
+    <w:p/>
     <w:p>
       <w:pPr>
         <w:pStyle w:val="4"/>
@@ -11224,7 +11192,7 @@
         <w:rPr>
           <w:rFonts w:hint="eastAsia"/>
         </w:rPr>
-        <w:t>QR印刷権限を持つ利用者であること</w:t>
+        <w:t>認可条件: 対象ジョブの `facility_id` について `user_facility_assignments` に有効割当があること</w:t>
       </w:r>
     </w:p>
     <w:p>
@@ -11232,7 +11200,7 @@
         <w:rPr>
           <w:rFonts w:hint="eastAsia"/>
         </w:rPr>
-        <w:t>対象ジョブの施設が作業対象施設として許可されていること</w:t>
+        <w:t>認可条件: 対象ジョブの `facility_id` について `facility_feature_settings` と `user_facility_feature_settings` の両方で `qr_issue` が有効であること</w:t>
       </w:r>
     </w:p>
     <w:p>
@@ -11306,7 +11274,7 @@
       <w:pPr>
         <w:pStyle w:val="3"/>
       </w:pPr>
-      <w:bookmarkStart w:id="34" w:name="_Toc224584635"/>
+      <w:bookmarkStart w:id="34" w:name="_Toc227341800"/>
       <w:r>
         <w:rPr>
           <w:rFonts w:hint="eastAsia"/>
@@ -11556,6 +11524,7 @@
           </w:tcPr>
           <w:p>
             <w:r>
+              <w:lastRenderedPageBreak/>
               <w:t>failureCount</w:t>
             </w:r>
           </w:p>
@@ -11595,16 +11564,16 @@
         </w:tc>
       </w:tr>
     </w:tbl>
+    <w:p/>
     <w:p>
       <w:pPr>
         <w:pStyle w:val="3"/>
       </w:pPr>
-      <w:bookmarkStart w:id="35" w:name="_Toc224584636"/>
+      <w:bookmarkStart w:id="35" w:name="_Toc227341801"/>
       <w:r>
         <w:rPr>
           <w:rFonts w:hint="eastAsia"/>
         </w:rPr>
-        <w:lastRenderedPageBreak/>
         <w:t>ステータスコード</w:t>
       </w:r>
       <w:bookmarkEnd w:id="35"/>
@@ -11814,7 +11783,7 @@
               <w:rPr>
                 <w:rFonts w:hint="eastAsia"/>
               </w:rPr>
-              <w:t>対象施設へのアクセス不可</w:t>
+              <w:t>対象ジョブ施設に対する実効 `qr_issue` なし</w:t>
             </w:r>
           </w:p>
         </w:tc>
@@ -11935,11 +11904,12 @@
         </w:tc>
       </w:tr>
     </w:tbl>
+    <w:p/>
     <w:p>
       <w:pPr>
         <w:pStyle w:val="10"/>
       </w:pPr>
-      <w:bookmarkStart w:id="36" w:name="_Toc224584637"/>
+      <w:bookmarkStart w:id="36" w:name="_Toc227341802"/>
       <w:r>
         <w:rPr>
           <w:rFonts w:hint="eastAsia"/>
@@ -12032,7 +12002,7 @@
       <w:pPr>
         <w:pStyle w:val="10"/>
       </w:pPr>
-      <w:bookmarkStart w:id="37" w:name="_Toc224584638"/>
+      <w:bookmarkStart w:id="37" w:name="_Toc227341803"/>
       <w:r>
         <w:rPr>
           <w:rFonts w:hint="eastAsia"/>
@@ -12163,7 +12133,7 @@
           </w:tcPr>
           <w:p>
             <w:r>
-              <w:t>AUTH_403_FACILITY_SCOPE</w:t>
+              <w:t>AUTH_403_QR_ISSUE_DENIED</w:t>
             </w:r>
           </w:p>
         </w:tc>
@@ -12186,7 +12156,7 @@
               <w:rPr>
                 <w:rFonts w:hint="eastAsia"/>
               </w:rPr>
-              <w:t>指定施設へのアクセス権限がない</w:t>
+              <w:t>対象施設に対する実効 `qr_issue` がない</w:t>
             </w:r>
           </w:p>
         </w:tc>
@@ -12268,6 +12238,7 @@
           </w:tcPr>
           <w:p>
             <w:r>
+              <w:lastRenderedPageBreak/>
               <w:t>QR_404_QR_NOT_FOUND</w:t>
             </w:r>
           </w:p>
@@ -12373,7 +12344,6 @@
           </w:tcPr>
           <w:p>
             <w:r>
-              <w:lastRenderedPageBreak/>
               <w:t>QR_409_SERIAL_CONFLICT</w:t>
             </w:r>
           </w:p>
@@ -12438,11 +12408,12 @@
         </w:tc>
       </w:tr>
     </w:tbl>
+    <w:p/>
     <w:p>
       <w:pPr>
         <w:pStyle w:val="10"/>
       </w:pPr>
-      <w:bookmarkStart w:id="38" w:name="_Toc224584639"/>
+      <w:bookmarkStart w:id="38" w:name="_Toc227341804"/>
       <w:r>
         <w:rPr>
           <w:rFonts w:hint="eastAsia"/>
@@ -12464,7 +12435,7 @@
         <w:rPr>
           <w:rFonts w:hint="eastAsia"/>
         </w:rPr>
-        <w:t>QRコードの採番規則や `qr_identifier` 形式を変更する場合は、`qr_codes` の複合ユニーク制約と API の再発行ロジックを同時に見直す</w:t>
+        <w:t>テンプレート一覧とプリンタ候補を API 化する要否は `taniguchi/機能要件.md` の未確定事項として継続確認する</w:t>
       </w:r>
     </w:p>
     <w:p>
@@ -12475,9 +12446,22 @@
           <w:numId w:val="124"/>
         </w:numPr>
         <w:ind w:leftChars="0"/>
+      </w:pPr>
+      <w:r>
         <w:rPr>
           <w:rFonts w:hint="eastAsia"/>
         </w:rPr>
+        <w:t>QRコードの採番規則や `qr_identifier` 形式を変更する場合は、`qr_codes` の複合ユニーク制約と API の再発行ロジックを同時に見直す</w:t>
+      </w:r>
+    </w:p>
+    <w:p>
+      <w:pPr>
+        <w:pStyle w:val="afffffff8"/>
+        <w:numPr>
+          <w:ilvl w:val="0"/>
+          <w:numId w:val="124"/>
+        </w:numPr>
+        <w:ind w:leftChars="0"/>
       </w:pPr>
       <w:r>
         <w:rPr>
@@ -12486,6 +12470,7 @@
         <w:t>ローカル印刷モジュールとの連携仕様を変更する場合は、`/qr-print/jobs/{qrPrintJobId}/execute` の request/response を更新する</w:t>
       </w:r>
     </w:p>
+    <w:p/>
     <w:sectPr>
       <w:pgSz w:w="11909" w:h="16834"/>
       <w:pgMar w:top="1440" w:right="1440" w:bottom="1440" w:left="1440" w:header="720" w:footer="720" w:gutter="0"/>
@@ -13231,6 +13216,21 @@
     </w:lvl>
   </w:abstractNum>
   <w:abstractNum w:abstractNumId="6" w15:restartNumberingAfterBreak="0">
+    <w:nsid w:val="04F25E91"/>
+    <w:multiLevelType w:val="singleLevel"/>
+    <w:tmpl w:val="0409000F"/>
+    <w:name w:val="__API_DOC_SQUARE_BULLET__"/>
+    <w:lvl w:ilvl="0">
+      <w:start w:val="1"/>
+      <w:numFmt w:val="decimal"/>
+      <w:lvlText w:val="%1."/>
+      <w:lvlJc w:val="left"/>
+      <w:pPr>
+        <w:ind w:left="440" w:hanging="440"/>
+      </w:pPr>
+    </w:lvl>
+  </w:abstractNum>
+  <w:abstractNum w:abstractNumId="7" w15:restartNumberingAfterBreak="0">
     <w:nsid w:val="0759189A"/>
     <w:multiLevelType w:val="multilevel"/>
     <w:tmpl w:val="263C5180"/>
@@ -13343,7 +13343,7 @@
       </w:rPr>
     </w:lvl>
   </w:abstractNum>
-  <w:abstractNum w:abstractNumId="7" w15:restartNumberingAfterBreak="0">
+  <w:abstractNum w:abstractNumId="8" w15:restartNumberingAfterBreak="0">
     <w:nsid w:val="09203DB8"/>
     <w:multiLevelType w:val="hybridMultilevel"/>
     <w:tmpl w:val="00D8CDE0"/>
@@ -13456,7 +13456,7 @@
       </w:rPr>
     </w:lvl>
   </w:abstractNum>
-  <w:abstractNum w:abstractNumId="8" w15:restartNumberingAfterBreak="0">
+  <w:abstractNum w:abstractNumId="9" w15:restartNumberingAfterBreak="0">
     <w:nsid w:val="09E70C1B"/>
     <w:multiLevelType w:val="multilevel"/>
     <w:tmpl w:val="4DECA9DA"/>
@@ -13570,7 +13570,7 @@
       </w:rPr>
     </w:lvl>
   </w:abstractNum>
-  <w:abstractNum w:abstractNumId="9" w15:restartNumberingAfterBreak="0">
+  <w:abstractNum w:abstractNumId="10" w15:restartNumberingAfterBreak="0">
     <w:nsid w:val="0A436AC7"/>
     <w:multiLevelType w:val="multilevel"/>
     <w:tmpl w:val="4372FD02"/>
@@ -13683,7 +13683,7 @@
       </w:pPr>
     </w:lvl>
   </w:abstractNum>
-  <w:abstractNum w:abstractNumId="10" w15:restartNumberingAfterBreak="0">
+  <w:abstractNum w:abstractNumId="11" w15:restartNumberingAfterBreak="0">
     <w:nsid w:val="0C6777CF"/>
     <w:multiLevelType w:val="multilevel"/>
     <w:tmpl w:val="BD8AF998"/>
@@ -13797,7 +13797,7 @@
       </w:rPr>
     </w:lvl>
   </w:abstractNum>
-  <w:abstractNum w:abstractNumId="11" w15:restartNumberingAfterBreak="0">
+  <w:abstractNum w:abstractNumId="12" w15:restartNumberingAfterBreak="0">
     <w:nsid w:val="0DA227E7"/>
     <w:multiLevelType w:val="multilevel"/>
     <w:tmpl w:val="A24CE66E"/>
@@ -13911,7 +13911,7 @@
       </w:rPr>
     </w:lvl>
   </w:abstractNum>
-  <w:abstractNum w:abstractNumId="12" w15:restartNumberingAfterBreak="0">
+  <w:abstractNum w:abstractNumId="13" w15:restartNumberingAfterBreak="0">
     <w:nsid w:val="0E0336B8"/>
     <w:multiLevelType w:val="hybridMultilevel"/>
     <w:tmpl w:val="8E2E07E0"/>
@@ -14024,7 +14024,7 @@
       </w:rPr>
     </w:lvl>
   </w:abstractNum>
-  <w:abstractNum w:abstractNumId="13" w15:restartNumberingAfterBreak="0">
+  <w:abstractNum w:abstractNumId="14" w15:restartNumberingAfterBreak="0">
     <w:nsid w:val="0E6B4EF4"/>
     <w:multiLevelType w:val="multilevel"/>
     <w:tmpl w:val="5A5046DC"/>
@@ -14137,7 +14137,7 @@
       </w:rPr>
     </w:lvl>
   </w:abstractNum>
-  <w:abstractNum w:abstractNumId="14" w15:restartNumberingAfterBreak="0">
+  <w:abstractNum w:abstractNumId="15" w15:restartNumberingAfterBreak="0">
     <w:nsid w:val="0EA343D8"/>
     <w:multiLevelType w:val="hybridMultilevel"/>
     <w:tmpl w:val="FE7A45C2"/>
@@ -14250,7 +14250,7 @@
       </w:rPr>
     </w:lvl>
   </w:abstractNum>
-  <w:abstractNum w:abstractNumId="15" w15:restartNumberingAfterBreak="0">
+  <w:abstractNum w:abstractNumId="16" w15:restartNumberingAfterBreak="0">
     <w:nsid w:val="0EBE48AD"/>
     <w:multiLevelType w:val="multilevel"/>
     <w:tmpl w:val="60143FE2"/>
@@ -14364,7 +14364,7 @@
       </w:rPr>
     </w:lvl>
   </w:abstractNum>
-  <w:abstractNum w:abstractNumId="16" w15:restartNumberingAfterBreak="0">
+  <w:abstractNum w:abstractNumId="17" w15:restartNumberingAfterBreak="0">
     <w:nsid w:val="102F0ACD"/>
     <w:multiLevelType w:val="hybridMultilevel"/>
     <w:tmpl w:val="8968F090"/>
@@ -14477,7 +14477,94 @@
       </w:rPr>
     </w:lvl>
   </w:abstractNum>
-  <w:abstractNum w:abstractNumId="17" w15:restartNumberingAfterBreak="0">
+  <w:abstractNum w:abstractNumId="18" w15:restartNumberingAfterBreak="0">
+    <w:nsid w:val="10692E6F"/>
+    <w:multiLevelType w:val="hybridMultilevel"/>
+    <w:tmpl w:val="46D82D4A"/>
+    <w:name w:val="__API_DOC_SQUARE_BULLET__22"/>
+    <w:lvl w:ilvl="0" w:tplc="0409000F">
+      <w:start w:val="1"/>
+      <w:numFmt w:val="decimal"/>
+      <w:lvlText w:val="%1."/>
+      <w:lvlJc w:val="left"/>
+      <w:pPr>
+        <w:ind w:left="440" w:hanging="440"/>
+      </w:pPr>
+    </w:lvl>
+    <w:lvl w:ilvl="1" w:tplc="04090017" w:tentative="1">
+      <w:start w:val="1"/>
+      <w:numFmt w:val="aiueoFullWidth"/>
+      <w:lvlText w:val="(%2)"/>
+      <w:lvlJc w:val="left"/>
+      <w:pPr>
+        <w:ind w:left="880" w:hanging="440"/>
+      </w:pPr>
+    </w:lvl>
+    <w:lvl w:ilvl="2" w:tplc="04090011" w:tentative="1">
+      <w:start w:val="1"/>
+      <w:numFmt w:val="decimalEnclosedCircle"/>
+      <w:lvlText w:val="%3"/>
+      <w:lvlJc w:val="left"/>
+      <w:pPr>
+        <w:ind w:left="1320" w:hanging="440"/>
+      </w:pPr>
+    </w:lvl>
+    <w:lvl w:ilvl="3" w:tplc="0409000F" w:tentative="1">
+      <w:start w:val="1"/>
+      <w:numFmt w:val="decimal"/>
+      <w:lvlText w:val="%4."/>
+      <w:lvlJc w:val="left"/>
+      <w:pPr>
+        <w:ind w:left="1760" w:hanging="440"/>
+      </w:pPr>
+    </w:lvl>
+    <w:lvl w:ilvl="4" w:tplc="04090017" w:tentative="1">
+      <w:start w:val="1"/>
+      <w:numFmt w:val="aiueoFullWidth"/>
+      <w:lvlText w:val="(%5)"/>
+      <w:lvlJc w:val="left"/>
+      <w:pPr>
+        <w:ind w:left="2200" w:hanging="440"/>
+      </w:pPr>
+    </w:lvl>
+    <w:lvl w:ilvl="5" w:tplc="04090011" w:tentative="1">
+      <w:start w:val="1"/>
+      <w:numFmt w:val="decimalEnclosedCircle"/>
+      <w:lvlText w:val="%6"/>
+      <w:lvlJc w:val="left"/>
+      <w:pPr>
+        <w:ind w:left="2640" w:hanging="440"/>
+      </w:pPr>
+    </w:lvl>
+    <w:lvl w:ilvl="6" w:tplc="0409000F" w:tentative="1">
+      <w:start w:val="1"/>
+      <w:numFmt w:val="decimal"/>
+      <w:lvlText w:val="%7."/>
+      <w:lvlJc w:val="left"/>
+      <w:pPr>
+        <w:ind w:left="3080" w:hanging="440"/>
+      </w:pPr>
+    </w:lvl>
+    <w:lvl w:ilvl="7" w:tplc="04090017" w:tentative="1">
+      <w:start w:val="1"/>
+      <w:numFmt w:val="aiueoFullWidth"/>
+      <w:lvlText w:val="(%8)"/>
+      <w:lvlJc w:val="left"/>
+      <w:pPr>
+        <w:ind w:left="3520" w:hanging="440"/>
+      </w:pPr>
+    </w:lvl>
+    <w:lvl w:ilvl="8" w:tplc="04090011" w:tentative="1">
+      <w:start w:val="1"/>
+      <w:numFmt w:val="decimalEnclosedCircle"/>
+      <w:lvlText w:val="%9"/>
+      <w:lvlJc w:val="left"/>
+      <w:pPr>
+        <w:ind w:left="3960" w:hanging="440"/>
+      </w:pPr>
+    </w:lvl>
+  </w:abstractNum>
+  <w:abstractNum w:abstractNumId="19" w15:restartNumberingAfterBreak="0">
     <w:nsid w:val="10F4267B"/>
     <w:multiLevelType w:val="hybridMultilevel"/>
     <w:tmpl w:val="BFEC351C"/>
@@ -14590,7 +14677,7 @@
       </w:rPr>
     </w:lvl>
   </w:abstractNum>
-  <w:abstractNum w:abstractNumId="18" w15:restartNumberingAfterBreak="0">
+  <w:abstractNum w:abstractNumId="20" w15:restartNumberingAfterBreak="0">
     <w:nsid w:val="1168760D"/>
     <w:multiLevelType w:val="hybridMultilevel"/>
     <w:tmpl w:val="4FE0C60A"/>
@@ -14703,7 +14790,7 @@
       </w:rPr>
     </w:lvl>
   </w:abstractNum>
-  <w:abstractNum w:abstractNumId="19" w15:restartNumberingAfterBreak="0">
+  <w:abstractNum w:abstractNumId="21" w15:restartNumberingAfterBreak="0">
     <w:nsid w:val="11BA4A0B"/>
     <w:multiLevelType w:val="multilevel"/>
     <w:tmpl w:val="94D42750"/>
@@ -14817,7 +14904,7 @@
       </w:rPr>
     </w:lvl>
   </w:abstractNum>
-  <w:abstractNum w:abstractNumId="20" w15:restartNumberingAfterBreak="0">
+  <w:abstractNum w:abstractNumId="22" w15:restartNumberingAfterBreak="0">
     <w:nsid w:val="11F812AE"/>
     <w:multiLevelType w:val="hybridMultilevel"/>
     <w:tmpl w:val="C6EA936C"/>
@@ -14930,7 +15017,7 @@
       </w:rPr>
     </w:lvl>
   </w:abstractNum>
-  <w:abstractNum w:abstractNumId="21" w15:restartNumberingAfterBreak="0">
+  <w:abstractNum w:abstractNumId="23" w15:restartNumberingAfterBreak="0">
     <w:nsid w:val="12700F7A"/>
     <w:multiLevelType w:val="hybridMultilevel"/>
     <w:tmpl w:val="E8A23F3C"/>
@@ -15043,7 +15130,7 @@
       </w:rPr>
     </w:lvl>
   </w:abstractNum>
-  <w:abstractNum w:abstractNumId="22" w15:restartNumberingAfterBreak="0">
+  <w:abstractNum w:abstractNumId="24" w15:restartNumberingAfterBreak="0">
     <w:nsid w:val="139E5B86"/>
     <w:multiLevelType w:val="multilevel"/>
     <w:tmpl w:val="B9FC6A64"/>
@@ -15157,7 +15244,7 @@
       </w:rPr>
     </w:lvl>
   </w:abstractNum>
-  <w:abstractNum w:abstractNumId="23" w15:restartNumberingAfterBreak="0">
+  <w:abstractNum w:abstractNumId="25" w15:restartNumberingAfterBreak="0">
     <w:nsid w:val="140F3A5D"/>
     <w:multiLevelType w:val="multilevel"/>
     <w:tmpl w:val="4E1E5628"/>
@@ -15270,7 +15357,7 @@
       </w:rPr>
     </w:lvl>
   </w:abstractNum>
-  <w:abstractNum w:abstractNumId="24" w15:restartNumberingAfterBreak="0">
+  <w:abstractNum w:abstractNumId="26" w15:restartNumberingAfterBreak="0">
     <w:nsid w:val="186922FA"/>
     <w:multiLevelType w:val="hybridMultilevel"/>
     <w:tmpl w:val="F4202E96"/>
@@ -15383,7 +15470,7 @@
       </w:rPr>
     </w:lvl>
   </w:abstractNum>
-  <w:abstractNum w:abstractNumId="25" w15:restartNumberingAfterBreak="0">
+  <w:abstractNum w:abstractNumId="27" w15:restartNumberingAfterBreak="0">
     <w:nsid w:val="18897D34"/>
     <w:multiLevelType w:val="multilevel"/>
     <w:tmpl w:val="BD8AF998"/>
@@ -15497,94 +15584,7 @@
       </w:rPr>
     </w:lvl>
   </w:abstractNum>
-  <w:abstractNum w:abstractNumId="26" w15:restartNumberingAfterBreak="0">
-    <w:nsid w:val="1A237204"/>
-    <w:multiLevelType w:val="hybridMultilevel"/>
-    <w:tmpl w:val="BA6C54F6"/>
-    <w:name w:val="__API_DOC_SQUARE_BULLET__22"/>
-    <w:lvl w:ilvl="0" w:tplc="0409000F">
-      <w:start w:val="1"/>
-      <w:numFmt w:val="decimal"/>
-      <w:lvlText w:val="%1."/>
-      <w:lvlJc w:val="left"/>
-      <w:pPr>
-        <w:ind w:left="440" w:hanging="440"/>
-      </w:pPr>
-    </w:lvl>
-    <w:lvl w:ilvl="1" w:tplc="04090017" w:tentative="1">
-      <w:start w:val="1"/>
-      <w:numFmt w:val="aiueoFullWidth"/>
-      <w:lvlText w:val="(%2)"/>
-      <w:lvlJc w:val="left"/>
-      <w:pPr>
-        <w:ind w:left="880" w:hanging="440"/>
-      </w:pPr>
-    </w:lvl>
-    <w:lvl w:ilvl="2" w:tplc="04090011" w:tentative="1">
-      <w:start w:val="1"/>
-      <w:numFmt w:val="decimalEnclosedCircle"/>
-      <w:lvlText w:val="%3"/>
-      <w:lvlJc w:val="left"/>
-      <w:pPr>
-        <w:ind w:left="1320" w:hanging="440"/>
-      </w:pPr>
-    </w:lvl>
-    <w:lvl w:ilvl="3" w:tplc="0409000F" w:tentative="1">
-      <w:start w:val="1"/>
-      <w:numFmt w:val="decimal"/>
-      <w:lvlText w:val="%4."/>
-      <w:lvlJc w:val="left"/>
-      <w:pPr>
-        <w:ind w:left="1760" w:hanging="440"/>
-      </w:pPr>
-    </w:lvl>
-    <w:lvl w:ilvl="4" w:tplc="04090017" w:tentative="1">
-      <w:start w:val="1"/>
-      <w:numFmt w:val="aiueoFullWidth"/>
-      <w:lvlText w:val="(%5)"/>
-      <w:lvlJc w:val="left"/>
-      <w:pPr>
-        <w:ind w:left="2200" w:hanging="440"/>
-      </w:pPr>
-    </w:lvl>
-    <w:lvl w:ilvl="5" w:tplc="04090011" w:tentative="1">
-      <w:start w:val="1"/>
-      <w:numFmt w:val="decimalEnclosedCircle"/>
-      <w:lvlText w:val="%6"/>
-      <w:lvlJc w:val="left"/>
-      <w:pPr>
-        <w:ind w:left="2640" w:hanging="440"/>
-      </w:pPr>
-    </w:lvl>
-    <w:lvl w:ilvl="6" w:tplc="0409000F" w:tentative="1">
-      <w:start w:val="1"/>
-      <w:numFmt w:val="decimal"/>
-      <w:lvlText w:val="%7."/>
-      <w:lvlJc w:val="left"/>
-      <w:pPr>
-        <w:ind w:left="3080" w:hanging="440"/>
-      </w:pPr>
-    </w:lvl>
-    <w:lvl w:ilvl="7" w:tplc="04090017" w:tentative="1">
-      <w:start w:val="1"/>
-      <w:numFmt w:val="aiueoFullWidth"/>
-      <w:lvlText w:val="(%8)"/>
-      <w:lvlJc w:val="left"/>
-      <w:pPr>
-        <w:ind w:left="3520" w:hanging="440"/>
-      </w:pPr>
-    </w:lvl>
-    <w:lvl w:ilvl="8" w:tplc="04090011" w:tentative="1">
-      <w:start w:val="1"/>
-      <w:numFmt w:val="decimalEnclosedCircle"/>
-      <w:lvlText w:val="%9"/>
-      <w:lvlJc w:val="left"/>
-      <w:pPr>
-        <w:ind w:left="3960" w:hanging="440"/>
-      </w:pPr>
-    </w:lvl>
-  </w:abstractNum>
-  <w:abstractNum w:abstractNumId="27" w15:restartNumberingAfterBreak="0">
+  <w:abstractNum w:abstractNumId="28" w15:restartNumberingAfterBreak="0">
     <w:nsid w:val="1A4570FA"/>
     <w:multiLevelType w:val="hybridMultilevel"/>
     <w:tmpl w:val="A3185B0E"/>
@@ -15697,7 +15697,7 @@
       </w:rPr>
     </w:lvl>
   </w:abstractNum>
-  <w:abstractNum w:abstractNumId="28" w15:restartNumberingAfterBreak="0">
+  <w:abstractNum w:abstractNumId="29" w15:restartNumberingAfterBreak="0">
     <w:nsid w:val="1B2B6C14"/>
     <w:multiLevelType w:val="multilevel"/>
     <w:tmpl w:val="634A977E"/>
@@ -15811,7 +15811,7 @@
       </w:rPr>
     </w:lvl>
   </w:abstractNum>
-  <w:abstractNum w:abstractNumId="29" w15:restartNumberingAfterBreak="0">
+  <w:abstractNum w:abstractNumId="30" w15:restartNumberingAfterBreak="0">
     <w:nsid w:val="1B77516B"/>
     <w:multiLevelType w:val="hybridMultilevel"/>
     <w:tmpl w:val="55786B50"/>
@@ -15924,7 +15924,24 @@
       </w:rPr>
     </w:lvl>
   </w:abstractNum>
-  <w:abstractNum w:abstractNumId="30" w15:restartNumberingAfterBreak="0">
+  <w:abstractNum w:abstractNumId="31" w15:restartNumberingAfterBreak="0">
+    <w:nsid w:val="1BA3614A"/>
+    <w:multiLevelType w:val="singleLevel"/>
+    <w:tmpl w:val="04090001"/>
+    <w:lvl w:ilvl="0">
+      <w:start w:val="1"/>
+      <w:numFmt w:val="bullet"/>
+      <w:lvlText w:val="■"/>
+      <w:lvlJc w:val="left"/>
+      <w:pPr>
+        <w:ind w:left="440" w:hanging="440"/>
+      </w:pPr>
+      <w:rPr>
+        <w:rFonts w:ascii="Meiryo UI" w:eastAsia="Meiryo UI" w:hAnsi="Meiryo UI" w:cs="Meiryo UI" w:hint="default"/>
+      </w:rPr>
+    </w:lvl>
+  </w:abstractNum>
+  <w:abstractNum w:abstractNumId="32" w15:restartNumberingAfterBreak="0">
     <w:nsid w:val="1EBA0BEF"/>
     <w:multiLevelType w:val="multilevel"/>
     <w:tmpl w:val="BD8AF998"/>
@@ -16038,7 +16055,7 @@
       </w:rPr>
     </w:lvl>
   </w:abstractNum>
-  <w:abstractNum w:abstractNumId="31" w15:restartNumberingAfterBreak="0">
+  <w:abstractNum w:abstractNumId="33" w15:restartNumberingAfterBreak="0">
     <w:nsid w:val="1F5529E3"/>
     <w:multiLevelType w:val="multilevel"/>
     <w:tmpl w:val="304E6B04"/>
@@ -16187,7 +16204,7 @@
       </w:rPr>
     </w:lvl>
   </w:abstractNum>
-  <w:abstractNum w:abstractNumId="32" w15:restartNumberingAfterBreak="0">
+  <w:abstractNum w:abstractNumId="34" w15:restartNumberingAfterBreak="0">
     <w:nsid w:val="1FB92F7A"/>
     <w:multiLevelType w:val="hybridMultilevel"/>
     <w:tmpl w:val="BAFCEED6"/>
@@ -16300,7 +16317,7 @@
       </w:rPr>
     </w:lvl>
   </w:abstractNum>
-  <w:abstractNum w:abstractNumId="33" w15:restartNumberingAfterBreak="0">
+  <w:abstractNum w:abstractNumId="35" w15:restartNumberingAfterBreak="0">
     <w:nsid w:val="207A0E23"/>
     <w:multiLevelType w:val="multilevel"/>
     <w:tmpl w:val="861C7544"/>
@@ -16413,7 +16430,7 @@
       </w:pPr>
     </w:lvl>
   </w:abstractNum>
-  <w:abstractNum w:abstractNumId="34" w15:restartNumberingAfterBreak="0">
+  <w:abstractNum w:abstractNumId="36" w15:restartNumberingAfterBreak="0">
     <w:nsid w:val="20E6427A"/>
     <w:multiLevelType w:val="multilevel"/>
     <w:tmpl w:val="680CF008"/>
@@ -16527,7 +16544,7 @@
       </w:rPr>
     </w:lvl>
   </w:abstractNum>
-  <w:abstractNum w:abstractNumId="35" w15:restartNumberingAfterBreak="0">
+  <w:abstractNum w:abstractNumId="37" w15:restartNumberingAfterBreak="0">
     <w:nsid w:val="21D803D0"/>
     <w:multiLevelType w:val="hybridMultilevel"/>
     <w:tmpl w:val="FE828A06"/>
@@ -16640,7 +16657,7 @@
       </w:rPr>
     </w:lvl>
   </w:abstractNum>
-  <w:abstractNum w:abstractNumId="36" w15:restartNumberingAfterBreak="0">
+  <w:abstractNum w:abstractNumId="38" w15:restartNumberingAfterBreak="0">
     <w:nsid w:val="21FA3E5F"/>
     <w:multiLevelType w:val="multilevel"/>
     <w:tmpl w:val="7E2489B4"/>
@@ -16754,7 +16771,7 @@
       </w:rPr>
     </w:lvl>
   </w:abstractNum>
-  <w:abstractNum w:abstractNumId="37" w15:restartNumberingAfterBreak="0">
+  <w:abstractNum w:abstractNumId="39" w15:restartNumberingAfterBreak="0">
     <w:nsid w:val="22A12C20"/>
     <w:multiLevelType w:val="hybridMultilevel"/>
     <w:tmpl w:val="08CCCE2E"/>
@@ -16867,7 +16884,7 @@
       </w:rPr>
     </w:lvl>
   </w:abstractNum>
-  <w:abstractNum w:abstractNumId="38" w15:restartNumberingAfterBreak="0">
+  <w:abstractNum w:abstractNumId="40" w15:restartNumberingAfterBreak="0">
     <w:nsid w:val="22F07F74"/>
     <w:multiLevelType w:val="multilevel"/>
     <w:tmpl w:val="BD8AF998"/>
@@ -16981,7 +16998,7 @@
       </w:rPr>
     </w:lvl>
   </w:abstractNum>
-  <w:abstractNum w:abstractNumId="39" w15:restartNumberingAfterBreak="0">
+  <w:abstractNum w:abstractNumId="41" w15:restartNumberingAfterBreak="0">
     <w:nsid w:val="22FD72CB"/>
     <w:multiLevelType w:val="multilevel"/>
     <w:tmpl w:val="839A303C"/>
@@ -17094,7 +17111,7 @@
       </w:pPr>
     </w:lvl>
   </w:abstractNum>
-  <w:abstractNum w:abstractNumId="40" w15:restartNumberingAfterBreak="0">
+  <w:abstractNum w:abstractNumId="42" w15:restartNumberingAfterBreak="0">
     <w:nsid w:val="23937D16"/>
     <w:multiLevelType w:val="multilevel"/>
     <w:tmpl w:val="C0AE5AF8"/>
@@ -17208,7 +17225,7 @@
       </w:rPr>
     </w:lvl>
   </w:abstractNum>
-  <w:abstractNum w:abstractNumId="41" w15:restartNumberingAfterBreak="0">
+  <w:abstractNum w:abstractNumId="43" w15:restartNumberingAfterBreak="0">
     <w:nsid w:val="23BE74EF"/>
     <w:multiLevelType w:val="hybridMultilevel"/>
     <w:tmpl w:val="8C762C7C"/>
@@ -17321,7 +17338,7 @@
       </w:rPr>
     </w:lvl>
   </w:abstractNum>
-  <w:abstractNum w:abstractNumId="42" w15:restartNumberingAfterBreak="0">
+  <w:abstractNum w:abstractNumId="44" w15:restartNumberingAfterBreak="0">
     <w:nsid w:val="24824914"/>
     <w:multiLevelType w:val="multilevel"/>
     <w:tmpl w:val="D8225056"/>
@@ -17435,7 +17452,7 @@
       </w:rPr>
     </w:lvl>
   </w:abstractNum>
-  <w:abstractNum w:abstractNumId="43" w15:restartNumberingAfterBreak="0">
+  <w:abstractNum w:abstractNumId="45" w15:restartNumberingAfterBreak="0">
     <w:nsid w:val="24911077"/>
     <w:multiLevelType w:val="hybridMultilevel"/>
     <w:tmpl w:val="A43C43C6"/>
@@ -17548,7 +17565,7 @@
       </w:rPr>
     </w:lvl>
   </w:abstractNum>
-  <w:abstractNum w:abstractNumId="44" w15:restartNumberingAfterBreak="0">
+  <w:abstractNum w:abstractNumId="46" w15:restartNumberingAfterBreak="0">
     <w:nsid w:val="24ED5ECE"/>
     <w:multiLevelType w:val="multilevel"/>
     <w:tmpl w:val="78DCEAD8"/>
@@ -17661,7 +17678,7 @@
       </w:rPr>
     </w:lvl>
   </w:abstractNum>
-  <w:abstractNum w:abstractNumId="45" w15:restartNumberingAfterBreak="0">
+  <w:abstractNum w:abstractNumId="47" w15:restartNumberingAfterBreak="0">
     <w:nsid w:val="251371D7"/>
     <w:multiLevelType w:val="hybridMultilevel"/>
     <w:tmpl w:val="4D065978"/>
@@ -17774,7 +17791,7 @@
       </w:rPr>
     </w:lvl>
   </w:abstractNum>
-  <w:abstractNum w:abstractNumId="46" w15:restartNumberingAfterBreak="0">
+  <w:abstractNum w:abstractNumId="48" w15:restartNumberingAfterBreak="0">
     <w:nsid w:val="255448F2"/>
     <w:multiLevelType w:val="hybridMultilevel"/>
     <w:tmpl w:val="5CA47410"/>
@@ -17887,7 +17904,7 @@
       </w:rPr>
     </w:lvl>
   </w:abstractNum>
-  <w:abstractNum w:abstractNumId="47" w15:restartNumberingAfterBreak="0">
+  <w:abstractNum w:abstractNumId="49" w15:restartNumberingAfterBreak="0">
     <w:nsid w:val="25BB40D7"/>
     <w:multiLevelType w:val="hybridMultilevel"/>
     <w:tmpl w:val="836C4F26"/>
@@ -18000,7 +18017,7 @@
       </w:rPr>
     </w:lvl>
   </w:abstractNum>
-  <w:abstractNum w:abstractNumId="48" w15:restartNumberingAfterBreak="0">
+  <w:abstractNum w:abstractNumId="50" w15:restartNumberingAfterBreak="0">
     <w:nsid w:val="26390E0E"/>
     <w:multiLevelType w:val="hybridMultilevel"/>
     <w:tmpl w:val="E70A2C00"/>
@@ -18113,7 +18130,94 @@
       </w:rPr>
     </w:lvl>
   </w:abstractNum>
-  <w:abstractNum w:abstractNumId="49" w15:restartNumberingAfterBreak="0">
+  <w:abstractNum w:abstractNumId="51" w15:restartNumberingAfterBreak="0">
+    <w:nsid w:val="289A665C"/>
+    <w:multiLevelType w:val="hybridMultilevel"/>
+    <w:tmpl w:val="2982ECCC"/>
+    <w:name w:val="__API_DOC_SQUARE_BULLET__222"/>
+    <w:lvl w:ilvl="0" w:tplc="0409000F">
+      <w:start w:val="1"/>
+      <w:numFmt w:val="decimal"/>
+      <w:lvlText w:val="%1."/>
+      <w:lvlJc w:val="left"/>
+      <w:pPr>
+        <w:ind w:left="440" w:hanging="440"/>
+      </w:pPr>
+    </w:lvl>
+    <w:lvl w:ilvl="1" w:tplc="04090017" w:tentative="1">
+      <w:start w:val="1"/>
+      <w:numFmt w:val="aiueoFullWidth"/>
+      <w:lvlText w:val="(%2)"/>
+      <w:lvlJc w:val="left"/>
+      <w:pPr>
+        <w:ind w:left="880" w:hanging="440"/>
+      </w:pPr>
+    </w:lvl>
+    <w:lvl w:ilvl="2" w:tplc="04090011" w:tentative="1">
+      <w:start w:val="1"/>
+      <w:numFmt w:val="decimalEnclosedCircle"/>
+      <w:lvlText w:val="%3"/>
+      <w:lvlJc w:val="left"/>
+      <w:pPr>
+        <w:ind w:left="1320" w:hanging="440"/>
+      </w:pPr>
+    </w:lvl>
+    <w:lvl w:ilvl="3" w:tplc="0409000F" w:tentative="1">
+      <w:start w:val="1"/>
+      <w:numFmt w:val="decimal"/>
+      <w:lvlText w:val="%4."/>
+      <w:lvlJc w:val="left"/>
+      <w:pPr>
+        <w:ind w:left="1760" w:hanging="440"/>
+      </w:pPr>
+    </w:lvl>
+    <w:lvl w:ilvl="4" w:tplc="04090017" w:tentative="1">
+      <w:start w:val="1"/>
+      <w:numFmt w:val="aiueoFullWidth"/>
+      <w:lvlText w:val="(%5)"/>
+      <w:lvlJc w:val="left"/>
+      <w:pPr>
+        <w:ind w:left="2200" w:hanging="440"/>
+      </w:pPr>
+    </w:lvl>
+    <w:lvl w:ilvl="5" w:tplc="04090011" w:tentative="1">
+      <w:start w:val="1"/>
+      <w:numFmt w:val="decimalEnclosedCircle"/>
+      <w:lvlText w:val="%6"/>
+      <w:lvlJc w:val="left"/>
+      <w:pPr>
+        <w:ind w:left="2640" w:hanging="440"/>
+      </w:pPr>
+    </w:lvl>
+    <w:lvl w:ilvl="6" w:tplc="0409000F" w:tentative="1">
+      <w:start w:val="1"/>
+      <w:numFmt w:val="decimal"/>
+      <w:lvlText w:val="%7."/>
+      <w:lvlJc w:val="left"/>
+      <w:pPr>
+        <w:ind w:left="3080" w:hanging="440"/>
+      </w:pPr>
+    </w:lvl>
+    <w:lvl w:ilvl="7" w:tplc="04090017" w:tentative="1">
+      <w:start w:val="1"/>
+      <w:numFmt w:val="aiueoFullWidth"/>
+      <w:lvlText w:val="(%8)"/>
+      <w:lvlJc w:val="left"/>
+      <w:pPr>
+        <w:ind w:left="3520" w:hanging="440"/>
+      </w:pPr>
+    </w:lvl>
+    <w:lvl w:ilvl="8" w:tplc="04090011" w:tentative="1">
+      <w:start w:val="1"/>
+      <w:numFmt w:val="decimalEnclosedCircle"/>
+      <w:lvlText w:val="%9"/>
+      <w:lvlJc w:val="left"/>
+      <w:pPr>
+        <w:ind w:left="3960" w:hanging="440"/>
+      </w:pPr>
+    </w:lvl>
+  </w:abstractNum>
+  <w:abstractNum w:abstractNumId="52" w15:restartNumberingAfterBreak="0">
     <w:nsid w:val="29DF02CB"/>
     <w:multiLevelType w:val="hybridMultilevel"/>
     <w:tmpl w:val="CBFE8CFA"/>
@@ -18226,7 +18330,7 @@
       </w:rPr>
     </w:lvl>
   </w:abstractNum>
-  <w:abstractNum w:abstractNumId="50" w15:restartNumberingAfterBreak="0">
+  <w:abstractNum w:abstractNumId="53" w15:restartNumberingAfterBreak="0">
     <w:nsid w:val="2A386E3B"/>
     <w:multiLevelType w:val="hybridMultilevel"/>
     <w:tmpl w:val="B6FEBDD4"/>
@@ -18339,7 +18443,7 @@
       </w:rPr>
     </w:lvl>
   </w:abstractNum>
-  <w:abstractNum w:abstractNumId="51" w15:restartNumberingAfterBreak="0">
+  <w:abstractNum w:abstractNumId="54" w15:restartNumberingAfterBreak="0">
     <w:nsid w:val="2B285FF9"/>
     <w:multiLevelType w:val="multilevel"/>
     <w:tmpl w:val="BD8AF998"/>
@@ -18453,7 +18557,7 @@
       </w:rPr>
     </w:lvl>
   </w:abstractNum>
-  <w:abstractNum w:abstractNumId="52" w15:restartNumberingAfterBreak="0">
+  <w:abstractNum w:abstractNumId="55" w15:restartNumberingAfterBreak="0">
     <w:nsid w:val="2B7B3F4F"/>
     <w:multiLevelType w:val="hybridMultilevel"/>
     <w:tmpl w:val="E3C0CB1C"/>
@@ -18566,7 +18670,7 @@
       </w:rPr>
     </w:lvl>
   </w:abstractNum>
-  <w:abstractNum w:abstractNumId="53" w15:restartNumberingAfterBreak="0">
+  <w:abstractNum w:abstractNumId="56" w15:restartNumberingAfterBreak="0">
     <w:nsid w:val="2B9F1EE2"/>
     <w:multiLevelType w:val="multilevel"/>
     <w:tmpl w:val="1BF047B2"/>
@@ -18680,7 +18784,7 @@
       </w:rPr>
     </w:lvl>
   </w:abstractNum>
-  <w:abstractNum w:abstractNumId="54" w15:restartNumberingAfterBreak="0">
+  <w:abstractNum w:abstractNumId="57" w15:restartNumberingAfterBreak="0">
     <w:nsid w:val="2D861744"/>
     <w:multiLevelType w:val="multilevel"/>
     <w:tmpl w:val="FA14934C"/>
@@ -18794,7 +18898,7 @@
       </w:rPr>
     </w:lvl>
   </w:abstractNum>
-  <w:abstractNum w:abstractNumId="55" w15:restartNumberingAfterBreak="0">
+  <w:abstractNum w:abstractNumId="58" w15:restartNumberingAfterBreak="0">
     <w:nsid w:val="3403041A"/>
     <w:multiLevelType w:val="hybridMultilevel"/>
     <w:tmpl w:val="20EAF8A0"/>
@@ -18907,7 +19011,7 @@
       </w:rPr>
     </w:lvl>
   </w:abstractNum>
-  <w:abstractNum w:abstractNumId="56" w15:restartNumberingAfterBreak="0">
+  <w:abstractNum w:abstractNumId="59" w15:restartNumberingAfterBreak="0">
     <w:nsid w:val="3413029B"/>
     <w:multiLevelType w:val="multilevel"/>
     <w:tmpl w:val="BD8AF998"/>
@@ -19021,7 +19125,7 @@
       </w:rPr>
     </w:lvl>
   </w:abstractNum>
-  <w:abstractNum w:abstractNumId="57" w15:restartNumberingAfterBreak="0">
+  <w:abstractNum w:abstractNumId="60" w15:restartNumberingAfterBreak="0">
     <w:nsid w:val="34671E8B"/>
     <w:multiLevelType w:val="hybridMultilevel"/>
     <w:tmpl w:val="ECCCE8BC"/>
@@ -19134,7 +19238,7 @@
       </w:rPr>
     </w:lvl>
   </w:abstractNum>
-  <w:abstractNum w:abstractNumId="58" w15:restartNumberingAfterBreak="0">
+  <w:abstractNum w:abstractNumId="61" w15:restartNumberingAfterBreak="0">
     <w:nsid w:val="36B1707B"/>
     <w:multiLevelType w:val="multilevel"/>
     <w:tmpl w:val="BD8AF998"/>
@@ -19248,7 +19352,7 @@
       </w:rPr>
     </w:lvl>
   </w:abstractNum>
-  <w:abstractNum w:abstractNumId="59" w15:restartNumberingAfterBreak="0">
+  <w:abstractNum w:abstractNumId="62" w15:restartNumberingAfterBreak="0">
     <w:nsid w:val="373A57D1"/>
     <w:multiLevelType w:val="multilevel"/>
     <w:tmpl w:val="BD8AF998"/>
@@ -19362,7 +19466,7 @@
       </w:rPr>
     </w:lvl>
   </w:abstractNum>
-  <w:abstractNum w:abstractNumId="60" w15:restartNumberingAfterBreak="0">
+  <w:abstractNum w:abstractNumId="63" w15:restartNumberingAfterBreak="0">
     <w:nsid w:val="39024A4D"/>
     <w:multiLevelType w:val="hybridMultilevel"/>
     <w:tmpl w:val="75FA6968"/>
@@ -19475,7 +19579,7 @@
       </w:rPr>
     </w:lvl>
   </w:abstractNum>
-  <w:abstractNum w:abstractNumId="61" w15:restartNumberingAfterBreak="0">
+  <w:abstractNum w:abstractNumId="64" w15:restartNumberingAfterBreak="0">
     <w:nsid w:val="399F36E9"/>
     <w:multiLevelType w:val="multilevel"/>
     <w:tmpl w:val="F3E2A73E"/>
@@ -19589,7 +19693,7 @@
       </w:rPr>
     </w:lvl>
   </w:abstractNum>
-  <w:abstractNum w:abstractNumId="62" w15:restartNumberingAfterBreak="0">
+  <w:abstractNum w:abstractNumId="65" w15:restartNumberingAfterBreak="0">
     <w:nsid w:val="3A9A5308"/>
     <w:multiLevelType w:val="multilevel"/>
     <w:tmpl w:val="FD32EB1E"/>
@@ -19703,7 +19807,7 @@
       </w:rPr>
     </w:lvl>
   </w:abstractNum>
-  <w:abstractNum w:abstractNumId="63" w15:restartNumberingAfterBreak="0">
+  <w:abstractNum w:abstractNumId="66" w15:restartNumberingAfterBreak="0">
     <w:nsid w:val="3B904ECE"/>
     <w:multiLevelType w:val="hybridMultilevel"/>
     <w:tmpl w:val="D78498DA"/>
@@ -19816,7 +19920,94 @@
       </w:rPr>
     </w:lvl>
   </w:abstractNum>
-  <w:abstractNum w:abstractNumId="64" w15:restartNumberingAfterBreak="0">
+  <w:abstractNum w:abstractNumId="67" w15:restartNumberingAfterBreak="0">
+    <w:nsid w:val="3C456B5A"/>
+    <w:multiLevelType w:val="hybridMultilevel"/>
+    <w:tmpl w:val="5C545C94"/>
+    <w:name w:val="__API_DOC_SQUARE_BULLET__2"/>
+    <w:lvl w:ilvl="0" w:tplc="0409000F">
+      <w:start w:val="1"/>
+      <w:numFmt w:val="decimal"/>
+      <w:lvlText w:val="%1."/>
+      <w:lvlJc w:val="left"/>
+      <w:pPr>
+        <w:ind w:left="440" w:hanging="440"/>
+      </w:pPr>
+    </w:lvl>
+    <w:lvl w:ilvl="1" w:tplc="04090017" w:tentative="1">
+      <w:start w:val="1"/>
+      <w:numFmt w:val="aiueoFullWidth"/>
+      <w:lvlText w:val="(%2)"/>
+      <w:lvlJc w:val="left"/>
+      <w:pPr>
+        <w:ind w:left="880" w:hanging="440"/>
+      </w:pPr>
+    </w:lvl>
+    <w:lvl w:ilvl="2" w:tplc="04090011" w:tentative="1">
+      <w:start w:val="1"/>
+      <w:numFmt w:val="decimalEnclosedCircle"/>
+      <w:lvlText w:val="%3"/>
+      <w:lvlJc w:val="left"/>
+      <w:pPr>
+        <w:ind w:left="1320" w:hanging="440"/>
+      </w:pPr>
+    </w:lvl>
+    <w:lvl w:ilvl="3" w:tplc="0409000F" w:tentative="1">
+      <w:start w:val="1"/>
+      <w:numFmt w:val="decimal"/>
+      <w:lvlText w:val="%4."/>
+      <w:lvlJc w:val="left"/>
+      <w:pPr>
+        <w:ind w:left="1760" w:hanging="440"/>
+      </w:pPr>
+    </w:lvl>
+    <w:lvl w:ilvl="4" w:tplc="04090017" w:tentative="1">
+      <w:start w:val="1"/>
+      <w:numFmt w:val="aiueoFullWidth"/>
+      <w:lvlText w:val="(%5)"/>
+      <w:lvlJc w:val="left"/>
+      <w:pPr>
+        <w:ind w:left="2200" w:hanging="440"/>
+      </w:pPr>
+    </w:lvl>
+    <w:lvl w:ilvl="5" w:tplc="04090011" w:tentative="1">
+      <w:start w:val="1"/>
+      <w:numFmt w:val="decimalEnclosedCircle"/>
+      <w:lvlText w:val="%6"/>
+      <w:lvlJc w:val="left"/>
+      <w:pPr>
+        <w:ind w:left="2640" w:hanging="440"/>
+      </w:pPr>
+    </w:lvl>
+    <w:lvl w:ilvl="6" w:tplc="0409000F" w:tentative="1">
+      <w:start w:val="1"/>
+      <w:numFmt w:val="decimal"/>
+      <w:lvlText w:val="%7."/>
+      <w:lvlJc w:val="left"/>
+      <w:pPr>
+        <w:ind w:left="3080" w:hanging="440"/>
+      </w:pPr>
+    </w:lvl>
+    <w:lvl w:ilvl="7" w:tplc="04090017" w:tentative="1">
+      <w:start w:val="1"/>
+      <w:numFmt w:val="aiueoFullWidth"/>
+      <w:lvlText w:val="(%8)"/>
+      <w:lvlJc w:val="left"/>
+      <w:pPr>
+        <w:ind w:left="3520" w:hanging="440"/>
+      </w:pPr>
+    </w:lvl>
+    <w:lvl w:ilvl="8" w:tplc="04090011" w:tentative="1">
+      <w:start w:val="1"/>
+      <w:numFmt w:val="decimalEnclosedCircle"/>
+      <w:lvlText w:val="%9"/>
+      <w:lvlJc w:val="left"/>
+      <w:pPr>
+        <w:ind w:left="3960" w:hanging="440"/>
+      </w:pPr>
+    </w:lvl>
+  </w:abstractNum>
+  <w:abstractNum w:abstractNumId="68" w15:restartNumberingAfterBreak="0">
     <w:nsid w:val="3CAC6515"/>
     <w:multiLevelType w:val="hybridMultilevel"/>
     <w:tmpl w:val="388E1798"/>
@@ -19929,22 +20120,7 @@
       </w:rPr>
     </w:lvl>
   </w:abstractNum>
-  <w:abstractNum w:abstractNumId="65" w15:restartNumberingAfterBreak="0">
-    <w:nsid w:val="3DDA1718"/>
-    <w:multiLevelType w:val="singleLevel"/>
-    <w:tmpl w:val="0409000F"/>
-    <w:name w:val="__API_DOC_SQUARE_BULLET__"/>
-    <w:lvl w:ilvl="0">
-      <w:start w:val="1"/>
-      <w:numFmt w:val="decimal"/>
-      <w:lvlText w:val="%1."/>
-      <w:lvlJc w:val="left"/>
-      <w:pPr>
-        <w:ind w:left="440" w:hanging="440"/>
-      </w:pPr>
-    </w:lvl>
-  </w:abstractNum>
-  <w:abstractNum w:abstractNumId="66" w15:restartNumberingAfterBreak="0">
+  <w:abstractNum w:abstractNumId="69" w15:restartNumberingAfterBreak="0">
     <w:nsid w:val="3DE24C63"/>
     <w:multiLevelType w:val="multilevel"/>
     <w:tmpl w:val="4E1E5628"/>
@@ -20057,7 +20233,7 @@
       </w:rPr>
     </w:lvl>
   </w:abstractNum>
-  <w:abstractNum w:abstractNumId="67" w15:restartNumberingAfterBreak="0">
+  <w:abstractNum w:abstractNumId="70" w15:restartNumberingAfterBreak="0">
     <w:nsid w:val="3EA039FB"/>
     <w:multiLevelType w:val="multilevel"/>
     <w:tmpl w:val="1C4ACA26"/>
@@ -20206,7 +20382,7 @@
       </w:rPr>
     </w:lvl>
   </w:abstractNum>
-  <w:abstractNum w:abstractNumId="68" w15:restartNumberingAfterBreak="0">
+  <w:abstractNum w:abstractNumId="71" w15:restartNumberingAfterBreak="0">
     <w:nsid w:val="40B05E3C"/>
     <w:multiLevelType w:val="multilevel"/>
     <w:tmpl w:val="DE4241D0"/>
@@ -20355,24 +20531,7 @@
       </w:rPr>
     </w:lvl>
   </w:abstractNum>
-  <w:abstractNum w:abstractNumId="69" w15:restartNumberingAfterBreak="0">
-    <w:nsid w:val="43333E1B"/>
-    <w:multiLevelType w:val="singleLevel"/>
-    <w:tmpl w:val="04090001"/>
-    <w:lvl w:ilvl="0">
-      <w:start w:val="1"/>
-      <w:numFmt w:val="bullet"/>
-      <w:lvlText w:val="■"/>
-      <w:lvlJc w:val="left"/>
-      <w:pPr>
-        <w:ind w:left="440" w:hanging="440"/>
-      </w:pPr>
-      <w:rPr>
-        <w:rFonts w:ascii="Meiryo UI" w:eastAsia="Meiryo UI" w:hAnsi="Meiryo UI" w:cs="Meiryo UI" w:hint="default"/>
-      </w:rPr>
-    </w:lvl>
-  </w:abstractNum>
-  <w:abstractNum w:abstractNumId="70" w15:restartNumberingAfterBreak="0">
+  <w:abstractNum w:abstractNumId="72" w15:restartNumberingAfterBreak="0">
     <w:nsid w:val="44621AD5"/>
     <w:multiLevelType w:val="hybridMultilevel"/>
     <w:tmpl w:val="158028C4"/>
@@ -20485,7 +20644,7 @@
       </w:rPr>
     </w:lvl>
   </w:abstractNum>
-  <w:abstractNum w:abstractNumId="71" w15:restartNumberingAfterBreak="0">
+  <w:abstractNum w:abstractNumId="73" w15:restartNumberingAfterBreak="0">
     <w:nsid w:val="452C5C68"/>
     <w:multiLevelType w:val="multilevel"/>
     <w:tmpl w:val="7A6261AE"/>
@@ -20634,7 +20793,7 @@
       </w:rPr>
     </w:lvl>
   </w:abstractNum>
-  <w:abstractNum w:abstractNumId="72" w15:restartNumberingAfterBreak="0">
+  <w:abstractNum w:abstractNumId="74" w15:restartNumberingAfterBreak="0">
     <w:nsid w:val="4565660E"/>
     <w:multiLevelType w:val="multilevel"/>
     <w:tmpl w:val="E9004332"/>
@@ -20747,7 +20906,7 @@
       </w:pPr>
     </w:lvl>
   </w:abstractNum>
-  <w:abstractNum w:abstractNumId="73" w15:restartNumberingAfterBreak="0">
+  <w:abstractNum w:abstractNumId="75" w15:restartNumberingAfterBreak="0">
     <w:nsid w:val="48E1188C"/>
     <w:multiLevelType w:val="hybridMultilevel"/>
     <w:tmpl w:val="F0FEE114"/>
@@ -20839,7 +20998,7 @@
       </w:pPr>
     </w:lvl>
   </w:abstractNum>
-  <w:abstractNum w:abstractNumId="74" w15:restartNumberingAfterBreak="0">
+  <w:abstractNum w:abstractNumId="76" w15:restartNumberingAfterBreak="0">
     <w:nsid w:val="49B01F11"/>
     <w:multiLevelType w:val="multilevel"/>
     <w:tmpl w:val="14E29A24"/>
@@ -20988,7 +21147,7 @@
       </w:rPr>
     </w:lvl>
   </w:abstractNum>
-  <w:abstractNum w:abstractNumId="75" w15:restartNumberingAfterBreak="0">
+  <w:abstractNum w:abstractNumId="77" w15:restartNumberingAfterBreak="0">
     <w:nsid w:val="49D95C06"/>
     <w:multiLevelType w:val="hybridMultilevel"/>
     <w:tmpl w:val="BBC4E07A"/>
@@ -21101,7 +21260,7 @@
       </w:rPr>
     </w:lvl>
   </w:abstractNum>
-  <w:abstractNum w:abstractNumId="76" w15:restartNumberingAfterBreak="0">
+  <w:abstractNum w:abstractNumId="78" w15:restartNumberingAfterBreak="0">
     <w:nsid w:val="4ACA7AD8"/>
     <w:multiLevelType w:val="multilevel"/>
     <w:tmpl w:val="E50C8A80"/>
@@ -21214,7 +21373,7 @@
       </w:rPr>
     </w:lvl>
   </w:abstractNum>
-  <w:abstractNum w:abstractNumId="77" w15:restartNumberingAfterBreak="0">
+  <w:abstractNum w:abstractNumId="79" w15:restartNumberingAfterBreak="0">
     <w:nsid w:val="4BF95523"/>
     <w:multiLevelType w:val="multilevel"/>
     <w:tmpl w:val="BD8AF998"/>
@@ -21328,7 +21487,7 @@
       </w:rPr>
     </w:lvl>
   </w:abstractNum>
-  <w:abstractNum w:abstractNumId="78" w15:restartNumberingAfterBreak="0">
+  <w:abstractNum w:abstractNumId="80" w15:restartNumberingAfterBreak="0">
     <w:nsid w:val="4C410C97"/>
     <w:multiLevelType w:val="hybridMultilevel"/>
     <w:tmpl w:val="5FA0182E"/>
@@ -21441,7 +21600,7 @@
       </w:rPr>
     </w:lvl>
   </w:abstractNum>
-  <w:abstractNum w:abstractNumId="79" w15:restartNumberingAfterBreak="0">
+  <w:abstractNum w:abstractNumId="81" w15:restartNumberingAfterBreak="0">
     <w:nsid w:val="4C6E50A5"/>
     <w:multiLevelType w:val="multilevel"/>
     <w:tmpl w:val="4988599A"/>
@@ -21555,7 +21714,7 @@
       </w:rPr>
     </w:lvl>
   </w:abstractNum>
-  <w:abstractNum w:abstractNumId="80" w15:restartNumberingAfterBreak="0">
+  <w:abstractNum w:abstractNumId="82" w15:restartNumberingAfterBreak="0">
     <w:nsid w:val="4DD35AC5"/>
     <w:multiLevelType w:val="multilevel"/>
     <w:tmpl w:val="BD8AF998"/>
@@ -21669,7 +21828,7 @@
       </w:rPr>
     </w:lvl>
   </w:abstractNum>
-  <w:abstractNum w:abstractNumId="81" w15:restartNumberingAfterBreak="0">
+  <w:abstractNum w:abstractNumId="83" w15:restartNumberingAfterBreak="0">
     <w:nsid w:val="4E5D1EA2"/>
     <w:multiLevelType w:val="multilevel"/>
     <w:tmpl w:val="BD8AF998"/>
@@ -21783,7 +21942,7 @@
       </w:rPr>
     </w:lvl>
   </w:abstractNum>
-  <w:abstractNum w:abstractNumId="82" w15:restartNumberingAfterBreak="0">
+  <w:abstractNum w:abstractNumId="84" w15:restartNumberingAfterBreak="0">
     <w:nsid w:val="4F5E1FF6"/>
     <w:multiLevelType w:val="hybridMultilevel"/>
     <w:tmpl w:val="C15C80F2"/>
@@ -21896,7 +22055,7 @@
       </w:rPr>
     </w:lvl>
   </w:abstractNum>
-  <w:abstractNum w:abstractNumId="83" w15:restartNumberingAfterBreak="0">
+  <w:abstractNum w:abstractNumId="85" w15:restartNumberingAfterBreak="0">
     <w:nsid w:val="4FAE10FC"/>
     <w:multiLevelType w:val="multilevel"/>
     <w:tmpl w:val="AF2260C8"/>
@@ -22009,94 +22168,7 @@
       </w:rPr>
     </w:lvl>
   </w:abstractNum>
-  <w:abstractNum w:abstractNumId="84" w15:restartNumberingAfterBreak="0">
-    <w:nsid w:val="4FC32AC7"/>
-    <w:multiLevelType w:val="hybridMultilevel"/>
-    <w:tmpl w:val="A84C0A46"/>
-    <w:name w:val="__API_DOC_SQUARE_BULLET__222"/>
-    <w:lvl w:ilvl="0" w:tplc="0409000F">
-      <w:start w:val="1"/>
-      <w:numFmt w:val="decimal"/>
-      <w:lvlText w:val="%1."/>
-      <w:lvlJc w:val="left"/>
-      <w:pPr>
-        <w:ind w:left="440" w:hanging="440"/>
-      </w:pPr>
-    </w:lvl>
-    <w:lvl w:ilvl="1" w:tplc="04090017" w:tentative="1">
-      <w:start w:val="1"/>
-      <w:numFmt w:val="aiueoFullWidth"/>
-      <w:lvlText w:val="(%2)"/>
-      <w:lvlJc w:val="left"/>
-      <w:pPr>
-        <w:ind w:left="880" w:hanging="440"/>
-      </w:pPr>
-    </w:lvl>
-    <w:lvl w:ilvl="2" w:tplc="04090011" w:tentative="1">
-      <w:start w:val="1"/>
-      <w:numFmt w:val="decimalEnclosedCircle"/>
-      <w:lvlText w:val="%3"/>
-      <w:lvlJc w:val="left"/>
-      <w:pPr>
-        <w:ind w:left="1320" w:hanging="440"/>
-      </w:pPr>
-    </w:lvl>
-    <w:lvl w:ilvl="3" w:tplc="0409000F" w:tentative="1">
-      <w:start w:val="1"/>
-      <w:numFmt w:val="decimal"/>
-      <w:lvlText w:val="%4."/>
-      <w:lvlJc w:val="left"/>
-      <w:pPr>
-        <w:ind w:left="1760" w:hanging="440"/>
-      </w:pPr>
-    </w:lvl>
-    <w:lvl w:ilvl="4" w:tplc="04090017" w:tentative="1">
-      <w:start w:val="1"/>
-      <w:numFmt w:val="aiueoFullWidth"/>
-      <w:lvlText w:val="(%5)"/>
-      <w:lvlJc w:val="left"/>
-      <w:pPr>
-        <w:ind w:left="2200" w:hanging="440"/>
-      </w:pPr>
-    </w:lvl>
-    <w:lvl w:ilvl="5" w:tplc="04090011" w:tentative="1">
-      <w:start w:val="1"/>
-      <w:numFmt w:val="decimalEnclosedCircle"/>
-      <w:lvlText w:val="%6"/>
-      <w:lvlJc w:val="left"/>
-      <w:pPr>
-        <w:ind w:left="2640" w:hanging="440"/>
-      </w:pPr>
-    </w:lvl>
-    <w:lvl w:ilvl="6" w:tplc="0409000F" w:tentative="1">
-      <w:start w:val="1"/>
-      <w:numFmt w:val="decimal"/>
-      <w:lvlText w:val="%7."/>
-      <w:lvlJc w:val="left"/>
-      <w:pPr>
-        <w:ind w:left="3080" w:hanging="440"/>
-      </w:pPr>
-    </w:lvl>
-    <w:lvl w:ilvl="7" w:tplc="04090017" w:tentative="1">
-      <w:start w:val="1"/>
-      <w:numFmt w:val="aiueoFullWidth"/>
-      <w:lvlText w:val="(%8)"/>
-      <w:lvlJc w:val="left"/>
-      <w:pPr>
-        <w:ind w:left="3520" w:hanging="440"/>
-      </w:pPr>
-    </w:lvl>
-    <w:lvl w:ilvl="8" w:tplc="04090011" w:tentative="1">
-      <w:start w:val="1"/>
-      <w:numFmt w:val="decimalEnclosedCircle"/>
-      <w:lvlText w:val="%9"/>
-      <w:lvlJc w:val="left"/>
-      <w:pPr>
-        <w:ind w:left="3960" w:hanging="440"/>
-      </w:pPr>
-    </w:lvl>
-  </w:abstractNum>
-  <w:abstractNum w:abstractNumId="85" w15:restartNumberingAfterBreak="0">
+  <w:abstractNum w:abstractNumId="86" w15:restartNumberingAfterBreak="0">
     <w:nsid w:val="50B3342D"/>
     <w:multiLevelType w:val="hybridMultilevel"/>
     <w:tmpl w:val="BCC6A66E"/>
@@ -22209,7 +22281,7 @@
       </w:rPr>
     </w:lvl>
   </w:abstractNum>
-  <w:abstractNum w:abstractNumId="86" w15:restartNumberingAfterBreak="0">
+  <w:abstractNum w:abstractNumId="87" w15:restartNumberingAfterBreak="0">
     <w:nsid w:val="544A63CF"/>
     <w:multiLevelType w:val="hybridMultilevel"/>
     <w:tmpl w:val="7D50F8D0"/>
@@ -22301,7 +22373,7 @@
       </w:pPr>
     </w:lvl>
   </w:abstractNum>
-  <w:abstractNum w:abstractNumId="87" w15:restartNumberingAfterBreak="0">
+  <w:abstractNum w:abstractNumId="88" w15:restartNumberingAfterBreak="0">
     <w:nsid w:val="54B27B66"/>
     <w:multiLevelType w:val="multilevel"/>
     <w:tmpl w:val="C188F960"/>
@@ -22415,7 +22487,7 @@
       </w:rPr>
     </w:lvl>
   </w:abstractNum>
-  <w:abstractNum w:abstractNumId="88" w15:restartNumberingAfterBreak="0">
+  <w:abstractNum w:abstractNumId="89" w15:restartNumberingAfterBreak="0">
     <w:nsid w:val="54D81CE0"/>
     <w:multiLevelType w:val="multilevel"/>
     <w:tmpl w:val="BD8AF998"/>
@@ -22529,7 +22601,7 @@
       </w:rPr>
     </w:lvl>
   </w:abstractNum>
-  <w:abstractNum w:abstractNumId="89" w15:restartNumberingAfterBreak="0">
+  <w:abstractNum w:abstractNumId="90" w15:restartNumberingAfterBreak="0">
     <w:nsid w:val="56D50314"/>
     <w:multiLevelType w:val="hybridMultilevel"/>
     <w:tmpl w:val="56207F00"/>
@@ -22642,7 +22714,7 @@
       </w:rPr>
     </w:lvl>
   </w:abstractNum>
-  <w:abstractNum w:abstractNumId="90" w15:restartNumberingAfterBreak="0">
+  <w:abstractNum w:abstractNumId="91" w15:restartNumberingAfterBreak="0">
     <w:nsid w:val="58CD00FF"/>
     <w:multiLevelType w:val="hybridMultilevel"/>
     <w:tmpl w:val="D70C9DFE"/>
@@ -22755,7 +22827,7 @@
       </w:rPr>
     </w:lvl>
   </w:abstractNum>
-  <w:abstractNum w:abstractNumId="91" w15:restartNumberingAfterBreak="0">
+  <w:abstractNum w:abstractNumId="92" w15:restartNumberingAfterBreak="0">
     <w:nsid w:val="5A5525DA"/>
     <w:multiLevelType w:val="hybridMultilevel"/>
     <w:tmpl w:val="44F01D84"/>
@@ -22868,7 +22940,7 @@
       </w:rPr>
     </w:lvl>
   </w:abstractNum>
-  <w:abstractNum w:abstractNumId="92" w15:restartNumberingAfterBreak="0">
+  <w:abstractNum w:abstractNumId="93" w15:restartNumberingAfterBreak="0">
     <w:nsid w:val="5BF57D0E"/>
     <w:multiLevelType w:val="hybridMultilevel"/>
     <w:tmpl w:val="A894E476"/>
@@ -22981,7 +23053,7 @@
       </w:rPr>
     </w:lvl>
   </w:abstractNum>
-  <w:abstractNum w:abstractNumId="93" w15:restartNumberingAfterBreak="0">
+  <w:abstractNum w:abstractNumId="94" w15:restartNumberingAfterBreak="0">
     <w:nsid w:val="5DCA614C"/>
     <w:multiLevelType w:val="hybridMultilevel"/>
     <w:tmpl w:val="0E925240"/>
@@ -23094,7 +23166,7 @@
       </w:rPr>
     </w:lvl>
   </w:abstractNum>
-  <w:abstractNum w:abstractNumId="94" w15:restartNumberingAfterBreak="0">
+  <w:abstractNum w:abstractNumId="95" w15:restartNumberingAfterBreak="0">
     <w:nsid w:val="5DF3041A"/>
     <w:multiLevelType w:val="hybridMultilevel"/>
     <w:tmpl w:val="2818AE68"/>
@@ -23207,7 +23279,7 @@
       </w:rPr>
     </w:lvl>
   </w:abstractNum>
-  <w:abstractNum w:abstractNumId="95" w15:restartNumberingAfterBreak="0">
+  <w:abstractNum w:abstractNumId="96" w15:restartNumberingAfterBreak="0">
     <w:nsid w:val="5EB168C1"/>
     <w:multiLevelType w:val="hybridMultilevel"/>
     <w:tmpl w:val="253A726E"/>
@@ -23320,7 +23392,7 @@
       </w:rPr>
     </w:lvl>
   </w:abstractNum>
-  <w:abstractNum w:abstractNumId="96" w15:restartNumberingAfterBreak="0">
+  <w:abstractNum w:abstractNumId="97" w15:restartNumberingAfterBreak="0">
     <w:nsid w:val="609F050F"/>
     <w:multiLevelType w:val="hybridMultilevel"/>
     <w:tmpl w:val="A0BCC050"/>
@@ -23433,7 +23505,7 @@
       </w:rPr>
     </w:lvl>
   </w:abstractNum>
-  <w:abstractNum w:abstractNumId="97" w15:restartNumberingAfterBreak="0">
+  <w:abstractNum w:abstractNumId="98" w15:restartNumberingAfterBreak="0">
     <w:nsid w:val="619B4102"/>
     <w:multiLevelType w:val="multilevel"/>
     <w:tmpl w:val="5862218A"/>
@@ -23547,7 +23619,7 @@
       </w:rPr>
     </w:lvl>
   </w:abstractNum>
-  <w:abstractNum w:abstractNumId="98" w15:restartNumberingAfterBreak="0">
+  <w:abstractNum w:abstractNumId="99" w15:restartNumberingAfterBreak="0">
     <w:nsid w:val="62E708FD"/>
     <w:multiLevelType w:val="hybridMultilevel"/>
     <w:tmpl w:val="0DEA3BDE"/>
@@ -23660,7 +23732,7 @@
       </w:rPr>
     </w:lvl>
   </w:abstractNum>
-  <w:abstractNum w:abstractNumId="99" w15:restartNumberingAfterBreak="0">
+  <w:abstractNum w:abstractNumId="100" w15:restartNumberingAfterBreak="0">
     <w:nsid w:val="631B43AC"/>
     <w:multiLevelType w:val="hybridMultilevel"/>
     <w:tmpl w:val="D36EB08E"/>
@@ -23773,7 +23845,7 @@
       </w:rPr>
     </w:lvl>
   </w:abstractNum>
-  <w:abstractNum w:abstractNumId="100" w15:restartNumberingAfterBreak="0">
+  <w:abstractNum w:abstractNumId="101" w15:restartNumberingAfterBreak="0">
     <w:nsid w:val="636328EB"/>
     <w:multiLevelType w:val="hybridMultilevel"/>
     <w:tmpl w:val="D17042BA"/>
@@ -23886,7 +23958,7 @@
       </w:rPr>
     </w:lvl>
   </w:abstractNum>
-  <w:abstractNum w:abstractNumId="101" w15:restartNumberingAfterBreak="0">
+  <w:abstractNum w:abstractNumId="102" w15:restartNumberingAfterBreak="0">
     <w:nsid w:val="688A4A43"/>
     <w:multiLevelType w:val="hybridMultilevel"/>
     <w:tmpl w:val="73B44ACC"/>
@@ -23999,7 +24071,7 @@
       </w:rPr>
     </w:lvl>
   </w:abstractNum>
-  <w:abstractNum w:abstractNumId="102" w15:restartNumberingAfterBreak="0">
+  <w:abstractNum w:abstractNumId="103" w15:restartNumberingAfterBreak="0">
     <w:nsid w:val="6901216E"/>
     <w:multiLevelType w:val="hybridMultilevel"/>
     <w:tmpl w:val="658AE33A"/>
@@ -24112,7 +24184,7 @@
       </w:rPr>
     </w:lvl>
   </w:abstractNum>
-  <w:abstractNum w:abstractNumId="103" w15:restartNumberingAfterBreak="0">
+  <w:abstractNum w:abstractNumId="104" w15:restartNumberingAfterBreak="0">
     <w:nsid w:val="6A9A5308"/>
     <w:multiLevelType w:val="multilevel"/>
     <w:tmpl w:val="BD8AF998"/>
@@ -24226,7 +24298,7 @@
       </w:rPr>
     </w:lvl>
   </w:abstractNum>
-  <w:abstractNum w:abstractNumId="104" w15:restartNumberingAfterBreak="0">
+  <w:abstractNum w:abstractNumId="105" w15:restartNumberingAfterBreak="0">
     <w:nsid w:val="6E6E5378"/>
     <w:multiLevelType w:val="hybridMultilevel"/>
     <w:tmpl w:val="7D50F8D0"/>
@@ -24318,7 +24390,7 @@
       </w:pPr>
     </w:lvl>
   </w:abstractNum>
-  <w:abstractNum w:abstractNumId="105" w15:restartNumberingAfterBreak="0">
+  <w:abstractNum w:abstractNumId="106" w15:restartNumberingAfterBreak="0">
     <w:nsid w:val="6EB97E33"/>
     <w:multiLevelType w:val="hybridMultilevel"/>
     <w:tmpl w:val="B6C8A472"/>
@@ -24431,7 +24503,7 @@
       </w:rPr>
     </w:lvl>
   </w:abstractNum>
-  <w:abstractNum w:abstractNumId="106" w15:restartNumberingAfterBreak="0">
+  <w:abstractNum w:abstractNumId="107" w15:restartNumberingAfterBreak="0">
     <w:nsid w:val="6F4D1CAB"/>
     <w:multiLevelType w:val="hybridMultilevel"/>
     <w:tmpl w:val="1012BE32"/>
@@ -24544,7 +24616,7 @@
       </w:rPr>
     </w:lvl>
   </w:abstractNum>
-  <w:abstractNum w:abstractNumId="107" w15:restartNumberingAfterBreak="0">
+  <w:abstractNum w:abstractNumId="108" w15:restartNumberingAfterBreak="0">
     <w:nsid w:val="715A55EB"/>
     <w:multiLevelType w:val="hybridMultilevel"/>
     <w:tmpl w:val="E48A019C"/>
@@ -24630,7 +24702,7 @@
       </w:pPr>
     </w:lvl>
   </w:abstractNum>
-  <w:abstractNum w:abstractNumId="108" w15:restartNumberingAfterBreak="0">
+  <w:abstractNum w:abstractNumId="109" w15:restartNumberingAfterBreak="0">
     <w:nsid w:val="71AD4B0C"/>
     <w:multiLevelType w:val="hybridMultilevel"/>
     <w:tmpl w:val="C052AAB6"/>
@@ -24743,7 +24815,7 @@
       </w:rPr>
     </w:lvl>
   </w:abstractNum>
-  <w:abstractNum w:abstractNumId="109" w15:restartNumberingAfterBreak="0">
+  <w:abstractNum w:abstractNumId="110" w15:restartNumberingAfterBreak="0">
     <w:nsid w:val="733804CA"/>
     <w:multiLevelType w:val="hybridMultilevel"/>
     <w:tmpl w:val="CA0264DE"/>
@@ -24854,93 +24926,6 @@
       <w:rPr>
         <w:rFonts w:ascii="Meiryo UI" w:eastAsia="Meiryo UI" w:hAnsi="Meiryo UI" w:cs="Meiryo UI" w:hint="default"/>
       </w:rPr>
-    </w:lvl>
-  </w:abstractNum>
-  <w:abstractNum w:abstractNumId="110" w15:restartNumberingAfterBreak="0">
-    <w:nsid w:val="75576112"/>
-    <w:multiLevelType w:val="hybridMultilevel"/>
-    <w:tmpl w:val="9A2048C2"/>
-    <w:name w:val="__API_DOC_SQUARE_BULLET__2"/>
-    <w:lvl w:ilvl="0" w:tplc="0409000F">
-      <w:start w:val="1"/>
-      <w:numFmt w:val="decimal"/>
-      <w:lvlText w:val="%1."/>
-      <w:lvlJc w:val="left"/>
-      <w:pPr>
-        <w:ind w:left="440" w:hanging="440"/>
-      </w:pPr>
-    </w:lvl>
-    <w:lvl w:ilvl="1" w:tplc="04090017" w:tentative="1">
-      <w:start w:val="1"/>
-      <w:numFmt w:val="aiueoFullWidth"/>
-      <w:lvlText w:val="(%2)"/>
-      <w:lvlJc w:val="left"/>
-      <w:pPr>
-        <w:ind w:left="880" w:hanging="440"/>
-      </w:pPr>
-    </w:lvl>
-    <w:lvl w:ilvl="2" w:tplc="04090011" w:tentative="1">
-      <w:start w:val="1"/>
-      <w:numFmt w:val="decimalEnclosedCircle"/>
-      <w:lvlText w:val="%3"/>
-      <w:lvlJc w:val="left"/>
-      <w:pPr>
-        <w:ind w:left="1320" w:hanging="440"/>
-      </w:pPr>
-    </w:lvl>
-    <w:lvl w:ilvl="3" w:tplc="0409000F" w:tentative="1">
-      <w:start w:val="1"/>
-      <w:numFmt w:val="decimal"/>
-      <w:lvlText w:val="%4."/>
-      <w:lvlJc w:val="left"/>
-      <w:pPr>
-        <w:ind w:left="1760" w:hanging="440"/>
-      </w:pPr>
-    </w:lvl>
-    <w:lvl w:ilvl="4" w:tplc="04090017" w:tentative="1">
-      <w:start w:val="1"/>
-      <w:numFmt w:val="aiueoFullWidth"/>
-      <w:lvlText w:val="(%5)"/>
-      <w:lvlJc w:val="left"/>
-      <w:pPr>
-        <w:ind w:left="2200" w:hanging="440"/>
-      </w:pPr>
-    </w:lvl>
-    <w:lvl w:ilvl="5" w:tplc="04090011" w:tentative="1">
-      <w:start w:val="1"/>
-      <w:numFmt w:val="decimalEnclosedCircle"/>
-      <w:lvlText w:val="%6"/>
-      <w:lvlJc w:val="left"/>
-      <w:pPr>
-        <w:ind w:left="2640" w:hanging="440"/>
-      </w:pPr>
-    </w:lvl>
-    <w:lvl w:ilvl="6" w:tplc="0409000F" w:tentative="1">
-      <w:start w:val="1"/>
-      <w:numFmt w:val="decimal"/>
-      <w:lvlText w:val="%7."/>
-      <w:lvlJc w:val="left"/>
-      <w:pPr>
-        <w:ind w:left="3080" w:hanging="440"/>
-      </w:pPr>
-    </w:lvl>
-    <w:lvl w:ilvl="7" w:tplc="04090017" w:tentative="1">
-      <w:start w:val="1"/>
-      <w:numFmt w:val="aiueoFullWidth"/>
-      <w:lvlText w:val="(%8)"/>
-      <w:lvlJc w:val="left"/>
-      <w:pPr>
-        <w:ind w:left="3520" w:hanging="440"/>
-      </w:pPr>
-    </w:lvl>
-    <w:lvl w:ilvl="8" w:tplc="04090011" w:tentative="1">
-      <w:start w:val="1"/>
-      <w:numFmt w:val="decimalEnclosedCircle"/>
-      <w:lvlText w:val="%9"/>
-      <w:lvlJc w:val="left"/>
-      <w:pPr>
-        <w:ind w:left="3960" w:hanging="440"/>
-      </w:pPr>
     </w:lvl>
   </w:abstractNum>
   <w:abstractNum w:abstractNumId="111" w15:restartNumberingAfterBreak="0">
@@ -26454,37 +26439,37 @@
     </w:lvl>
   </w:abstractNum>
   <w:num w:numId="1" w16cid:durableId="1895119920">
-    <w:abstractNumId w:val="87"/>
+    <w:abstractNumId w:val="88"/>
   </w:num>
   <w:num w:numId="2" w16cid:durableId="1721661053">
-    <w:abstractNumId w:val="28"/>
+    <w:abstractNumId w:val="29"/>
   </w:num>
   <w:num w:numId="3" w16cid:durableId="629214803">
-    <w:abstractNumId w:val="53"/>
+    <w:abstractNumId w:val="56"/>
   </w:num>
   <w:num w:numId="4" w16cid:durableId="613826659">
-    <w:abstractNumId w:val="13"/>
+    <w:abstractNumId w:val="14"/>
   </w:num>
   <w:num w:numId="5" w16cid:durableId="157699857">
-    <w:abstractNumId w:val="19"/>
+    <w:abstractNumId w:val="21"/>
   </w:num>
   <w:num w:numId="6" w16cid:durableId="871307222">
-    <w:abstractNumId w:val="61"/>
+    <w:abstractNumId w:val="64"/>
   </w:num>
   <w:num w:numId="7" w16cid:durableId="1948467586">
     <w:abstractNumId w:val="120"/>
   </w:num>
   <w:num w:numId="8" w16cid:durableId="1488398625">
-    <w:abstractNumId w:val="15"/>
+    <w:abstractNumId w:val="16"/>
   </w:num>
   <w:num w:numId="9" w16cid:durableId="1977947383">
-    <w:abstractNumId w:val="44"/>
+    <w:abstractNumId w:val="46"/>
   </w:num>
   <w:num w:numId="10" w16cid:durableId="567813234">
-    <w:abstractNumId w:val="83"/>
+    <w:abstractNumId w:val="85"/>
   </w:num>
   <w:num w:numId="11" w16cid:durableId="751706831">
-    <w:abstractNumId w:val="34"/>
+    <w:abstractNumId w:val="36"/>
   </w:num>
   <w:num w:numId="12" w16cid:durableId="1299842437">
     <w:abstractNumId w:val="3"/>
@@ -26493,85 +26478,85 @@
     <w:abstractNumId w:val="4"/>
   </w:num>
   <w:num w:numId="14" w16cid:durableId="1155754182">
-    <w:abstractNumId w:val="79"/>
+    <w:abstractNumId w:val="81"/>
   </w:num>
   <w:num w:numId="15" w16cid:durableId="802577955">
     <w:abstractNumId w:val="1"/>
   </w:num>
   <w:num w:numId="16" w16cid:durableId="796678581">
-    <w:abstractNumId w:val="62"/>
+    <w:abstractNumId w:val="65"/>
   </w:num>
   <w:num w:numId="17" w16cid:durableId="1139297235">
-    <w:abstractNumId w:val="22"/>
+    <w:abstractNumId w:val="24"/>
   </w:num>
   <w:num w:numId="18" w16cid:durableId="1367219213">
-    <w:abstractNumId w:val="6"/>
+    <w:abstractNumId w:val="7"/>
   </w:num>
   <w:num w:numId="19" w16cid:durableId="399442700">
-    <w:abstractNumId w:val="54"/>
+    <w:abstractNumId w:val="57"/>
   </w:num>
   <w:num w:numId="20" w16cid:durableId="540439852">
-    <w:abstractNumId w:val="40"/>
+    <w:abstractNumId w:val="42"/>
   </w:num>
   <w:num w:numId="21" w16cid:durableId="599416316">
-    <w:abstractNumId w:val="76"/>
+    <w:abstractNumId w:val="78"/>
   </w:num>
   <w:num w:numId="22" w16cid:durableId="268123330">
     <w:abstractNumId w:val="121"/>
   </w:num>
   <w:num w:numId="23" w16cid:durableId="2020039216">
-    <w:abstractNumId w:val="8"/>
+    <w:abstractNumId w:val="9"/>
   </w:num>
   <w:num w:numId="24" w16cid:durableId="1902325943">
+    <w:abstractNumId w:val="40"/>
+  </w:num>
+  <w:num w:numId="25" w16cid:durableId="890503816">
+    <w:abstractNumId w:val="12"/>
+  </w:num>
+  <w:num w:numId="26" w16cid:durableId="1179537648">
     <w:abstractNumId w:val="38"/>
   </w:num>
-  <w:num w:numId="25" w16cid:durableId="890503816">
-    <w:abstractNumId w:val="11"/>
-  </w:num>
-  <w:num w:numId="26" w16cid:durableId="1179537648">
-    <w:abstractNumId w:val="36"/>
-  </w:num>
   <w:num w:numId="27" w16cid:durableId="1009914689">
-    <w:abstractNumId w:val="66"/>
+    <w:abstractNumId w:val="69"/>
   </w:num>
   <w:num w:numId="28" w16cid:durableId="2006276014">
-    <w:abstractNumId w:val="42"/>
+    <w:abstractNumId w:val="44"/>
   </w:num>
   <w:num w:numId="29" w16cid:durableId="2001542945">
-    <w:abstractNumId w:val="97"/>
+    <w:abstractNumId w:val="98"/>
   </w:num>
   <w:num w:numId="30" w16cid:durableId="1295526333">
-    <w:abstractNumId w:val="23"/>
+    <w:abstractNumId w:val="25"/>
   </w:num>
   <w:num w:numId="31" w16cid:durableId="1848910563">
-    <w:abstractNumId w:val="47"/>
+    <w:abstractNumId w:val="49"/>
   </w:num>
   <w:num w:numId="32" w16cid:durableId="633025239">
-    <w:abstractNumId w:val="14"/>
+    <w:abstractNumId w:val="15"/>
   </w:num>
   <w:num w:numId="33" w16cid:durableId="1226987589">
-    <w:abstractNumId w:val="29"/>
+    <w:abstractNumId w:val="30"/>
   </w:num>
   <w:num w:numId="34" w16cid:durableId="1593858252">
-    <w:abstractNumId w:val="85"/>
+    <w:abstractNumId w:val="86"/>
   </w:num>
   <w:num w:numId="35" w16cid:durableId="1817641731">
-    <w:abstractNumId w:val="48"/>
+    <w:abstractNumId w:val="50"/>
   </w:num>
   <w:num w:numId="36" w16cid:durableId="1220291253">
-    <w:abstractNumId w:val="35"/>
+    <w:abstractNumId w:val="37"/>
   </w:num>
   <w:num w:numId="37" w16cid:durableId="2021812239">
-    <w:abstractNumId w:val="92"/>
+    <w:abstractNumId w:val="93"/>
   </w:num>
   <w:num w:numId="38" w16cid:durableId="936403793">
-    <w:abstractNumId w:val="95"/>
+    <w:abstractNumId w:val="96"/>
   </w:num>
   <w:num w:numId="39" w16cid:durableId="1020475569">
-    <w:abstractNumId w:val="37"/>
+    <w:abstractNumId w:val="39"/>
   </w:num>
   <w:num w:numId="40" w16cid:durableId="1441149847">
-    <w:abstractNumId w:val="99"/>
+    <w:abstractNumId w:val="100"/>
   </w:num>
   <w:num w:numId="41" w16cid:durableId="816651955">
     <w:abstractNumId w:val="117"/>
@@ -26580,250 +26565,250 @@
     <w:abstractNumId w:val="113"/>
   </w:num>
   <w:num w:numId="43" w16cid:durableId="1654723770">
-    <w:abstractNumId w:val="9"/>
+    <w:abstractNumId w:val="10"/>
   </w:num>
   <w:num w:numId="44" w16cid:durableId="344594421">
-    <w:abstractNumId w:val="72"/>
+    <w:abstractNumId w:val="74"/>
   </w:num>
   <w:num w:numId="45" w16cid:durableId="1001473824">
-    <w:abstractNumId w:val="101"/>
+    <w:abstractNumId w:val="102"/>
   </w:num>
   <w:num w:numId="46" w16cid:durableId="296302402">
     <w:abstractNumId w:val="114"/>
   </w:num>
   <w:num w:numId="47" w16cid:durableId="824278799">
-    <w:abstractNumId w:val="39"/>
+    <w:abstractNumId w:val="41"/>
   </w:num>
   <w:num w:numId="48" w16cid:durableId="211773052">
-    <w:abstractNumId w:val="33"/>
+    <w:abstractNumId w:val="35"/>
   </w:num>
   <w:num w:numId="49" w16cid:durableId="2060322769">
-    <w:abstractNumId w:val="20"/>
+    <w:abstractNumId w:val="22"/>
   </w:num>
   <w:num w:numId="50" w16cid:durableId="2024434123">
-    <w:abstractNumId w:val="100"/>
+    <w:abstractNumId w:val="101"/>
   </w:num>
   <w:num w:numId="51" w16cid:durableId="430054766">
-    <w:abstractNumId w:val="70"/>
+    <w:abstractNumId w:val="72"/>
   </w:num>
   <w:num w:numId="52" w16cid:durableId="1493258782">
     <w:abstractNumId w:val="2"/>
   </w:num>
   <w:num w:numId="53" w16cid:durableId="1356689606">
+    <w:abstractNumId w:val="58"/>
+  </w:num>
+  <w:num w:numId="54" w16cid:durableId="1310599660">
+    <w:abstractNumId w:val="106"/>
+  </w:num>
+  <w:num w:numId="55" w16cid:durableId="2017686679">
+    <w:abstractNumId w:val="47"/>
+  </w:num>
+  <w:num w:numId="56" w16cid:durableId="1792165896">
     <w:abstractNumId w:val="55"/>
   </w:num>
-  <w:num w:numId="54" w16cid:durableId="1310599660">
-    <w:abstractNumId w:val="105"/>
-  </w:num>
-  <w:num w:numId="55" w16cid:durableId="2017686679">
-    <w:abstractNumId w:val="45"/>
-  </w:num>
-  <w:num w:numId="56" w16cid:durableId="1792165896">
+  <w:num w:numId="57" w16cid:durableId="1084956861">
     <w:abstractNumId w:val="52"/>
   </w:num>
-  <w:num w:numId="57" w16cid:durableId="1084956861">
-    <w:abstractNumId w:val="49"/>
-  </w:num>
   <w:num w:numId="58" w16cid:durableId="1192956315">
-    <w:abstractNumId w:val="46"/>
+    <w:abstractNumId w:val="48"/>
   </w:num>
   <w:num w:numId="59" w16cid:durableId="23335512">
     <w:abstractNumId w:val="0"/>
   </w:num>
   <w:num w:numId="60" w16cid:durableId="678579156">
-    <w:abstractNumId w:val="60"/>
+    <w:abstractNumId w:val="63"/>
   </w:num>
   <w:num w:numId="61" w16cid:durableId="930889899">
-    <w:abstractNumId w:val="41"/>
+    <w:abstractNumId w:val="43"/>
   </w:num>
   <w:num w:numId="62" w16cid:durableId="998728586">
     <w:abstractNumId w:val="5"/>
   </w:num>
   <w:num w:numId="63" w16cid:durableId="1433746151">
-    <w:abstractNumId w:val="106"/>
+    <w:abstractNumId w:val="107"/>
   </w:num>
   <w:num w:numId="64" w16cid:durableId="1535269810">
-    <w:abstractNumId w:val="18"/>
+    <w:abstractNumId w:val="20"/>
   </w:num>
   <w:num w:numId="65" w16cid:durableId="873078971">
-    <w:abstractNumId w:val="96"/>
+    <w:abstractNumId w:val="97"/>
   </w:num>
   <w:num w:numId="66" w16cid:durableId="1238856018">
-    <w:abstractNumId w:val="24"/>
+    <w:abstractNumId w:val="26"/>
   </w:num>
   <w:num w:numId="67" w16cid:durableId="1896162260">
     <w:abstractNumId w:val="115"/>
   </w:num>
   <w:num w:numId="68" w16cid:durableId="1463427849">
+    <w:abstractNumId w:val="73"/>
+  </w:num>
+  <w:num w:numId="69" w16cid:durableId="1602225572">
+    <w:abstractNumId w:val="70"/>
+  </w:num>
+  <w:num w:numId="70" w16cid:durableId="6296985">
+    <w:abstractNumId w:val="33"/>
+  </w:num>
+  <w:num w:numId="71" w16cid:durableId="643432889">
     <w:abstractNumId w:val="71"/>
   </w:num>
-  <w:num w:numId="69" w16cid:durableId="1602225572">
-    <w:abstractNumId w:val="67"/>
-  </w:num>
-  <w:num w:numId="70" w16cid:durableId="6296985">
-    <w:abstractNumId w:val="31"/>
-  </w:num>
-  <w:num w:numId="71" w16cid:durableId="643432889">
-    <w:abstractNumId w:val="68"/>
-  </w:num>
   <w:num w:numId="72" w16cid:durableId="1970089783">
-    <w:abstractNumId w:val="74"/>
+    <w:abstractNumId w:val="76"/>
   </w:num>
   <w:num w:numId="73" w16cid:durableId="429395771">
-    <w:abstractNumId w:val="50"/>
+    <w:abstractNumId w:val="53"/>
   </w:num>
   <w:num w:numId="74" w16cid:durableId="431363947">
-    <w:abstractNumId w:val="16"/>
+    <w:abstractNumId w:val="17"/>
   </w:num>
   <w:num w:numId="75" w16cid:durableId="991375419">
     <w:abstractNumId w:val="116"/>
   </w:num>
   <w:num w:numId="76" w16cid:durableId="1942831274">
+    <w:abstractNumId w:val="110"/>
+  </w:num>
+  <w:num w:numId="77" w16cid:durableId="1162238852">
+    <w:abstractNumId w:val="23"/>
+  </w:num>
+  <w:num w:numId="78" w16cid:durableId="1193108439">
+    <w:abstractNumId w:val="108"/>
+  </w:num>
+  <w:num w:numId="79" w16cid:durableId="1996687129">
     <w:abstractNumId w:val="109"/>
   </w:num>
-  <w:num w:numId="77" w16cid:durableId="1162238852">
-    <w:abstractNumId w:val="21"/>
-  </w:num>
-  <w:num w:numId="78" w16cid:durableId="1193108439">
-    <w:abstractNumId w:val="107"/>
-  </w:num>
-  <w:num w:numId="79" w16cid:durableId="1996687129">
-    <w:abstractNumId w:val="108"/>
-  </w:num>
   <w:num w:numId="80" w16cid:durableId="287246247">
-    <w:abstractNumId w:val="86"/>
+    <w:abstractNumId w:val="87"/>
   </w:num>
   <w:num w:numId="81" w16cid:durableId="1582329285">
-    <w:abstractNumId w:val="73"/>
+    <w:abstractNumId w:val="75"/>
   </w:num>
   <w:num w:numId="82" w16cid:durableId="2006931237">
     <w:abstractNumId w:val="122"/>
   </w:num>
   <w:num w:numId="83" w16cid:durableId="1081827351">
-    <w:abstractNumId w:val="43"/>
+    <w:abstractNumId w:val="45"/>
   </w:num>
   <w:num w:numId="84" w16cid:durableId="1619557906">
-    <w:abstractNumId w:val="78"/>
+    <w:abstractNumId w:val="80"/>
   </w:num>
   <w:num w:numId="85" w16cid:durableId="1390687812">
-    <w:abstractNumId w:val="7"/>
+    <w:abstractNumId w:val="8"/>
   </w:num>
   <w:num w:numId="86" w16cid:durableId="1145119553">
-    <w:abstractNumId w:val="30"/>
+    <w:abstractNumId w:val="32"/>
   </w:num>
   <w:num w:numId="87" w16cid:durableId="1789471430">
-    <w:abstractNumId w:val="56"/>
+    <w:abstractNumId w:val="59"/>
   </w:num>
   <w:num w:numId="88" w16cid:durableId="1693263746">
-    <w:abstractNumId w:val="103"/>
+    <w:abstractNumId w:val="104"/>
   </w:num>
   <w:num w:numId="89" w16cid:durableId="1677657953">
-    <w:abstractNumId w:val="58"/>
+    <w:abstractNumId w:val="61"/>
   </w:num>
   <w:num w:numId="90" w16cid:durableId="1539732009">
-    <w:abstractNumId w:val="88"/>
+    <w:abstractNumId w:val="89"/>
   </w:num>
   <w:num w:numId="91" w16cid:durableId="1928297778">
-    <w:abstractNumId w:val="51"/>
+    <w:abstractNumId w:val="54"/>
   </w:num>
   <w:num w:numId="92" w16cid:durableId="1540125761">
-    <w:abstractNumId w:val="59"/>
+    <w:abstractNumId w:val="62"/>
   </w:num>
   <w:num w:numId="93" w16cid:durableId="891310916">
-    <w:abstractNumId w:val="10"/>
+    <w:abstractNumId w:val="11"/>
   </w:num>
   <w:num w:numId="94" w16cid:durableId="1197696092">
     <w:abstractNumId w:val="119"/>
   </w:num>
   <w:num w:numId="95" w16cid:durableId="304235926">
-    <w:abstractNumId w:val="81"/>
+    <w:abstractNumId w:val="83"/>
   </w:num>
   <w:num w:numId="96" w16cid:durableId="425461381">
-    <w:abstractNumId w:val="77"/>
+    <w:abstractNumId w:val="79"/>
   </w:num>
   <w:num w:numId="97" w16cid:durableId="1020933590">
-    <w:abstractNumId w:val="25"/>
+    <w:abstractNumId w:val="27"/>
   </w:num>
   <w:num w:numId="98" w16cid:durableId="1860436262">
-    <w:abstractNumId w:val="80"/>
+    <w:abstractNumId w:val="82"/>
   </w:num>
   <w:num w:numId="99" w16cid:durableId="6370190">
     <w:abstractNumId w:val="112"/>
   </w:num>
   <w:num w:numId="100" w16cid:durableId="777650189">
-    <w:abstractNumId w:val="12"/>
+    <w:abstractNumId w:val="13"/>
   </w:num>
   <w:num w:numId="101" w16cid:durableId="1917785151">
-    <w:abstractNumId w:val="90"/>
+    <w:abstractNumId w:val="91"/>
   </w:num>
   <w:num w:numId="102" w16cid:durableId="1850830540">
-    <w:abstractNumId w:val="104"/>
+    <w:abstractNumId w:val="105"/>
   </w:num>
   <w:num w:numId="103" w16cid:durableId="997148865">
-    <w:abstractNumId w:val="94"/>
+    <w:abstractNumId w:val="95"/>
   </w:num>
   <w:num w:numId="104" w16cid:durableId="236282673">
-    <w:abstractNumId w:val="17"/>
+    <w:abstractNumId w:val="19"/>
   </w:num>
   <w:num w:numId="105" w16cid:durableId="920676371">
     <w:abstractNumId w:val="123"/>
   </w:num>
   <w:num w:numId="106" w16cid:durableId="886988089">
-    <w:abstractNumId w:val="32"/>
+    <w:abstractNumId w:val="34"/>
   </w:num>
   <w:num w:numId="107" w16cid:durableId="451753529">
     <w:abstractNumId w:val="111"/>
   </w:num>
   <w:num w:numId="108" w16cid:durableId="522593190">
-    <w:abstractNumId w:val="75"/>
+    <w:abstractNumId w:val="77"/>
   </w:num>
   <w:num w:numId="109" w16cid:durableId="156459451">
     <w:abstractNumId w:val="118"/>
   </w:num>
   <w:num w:numId="110" w16cid:durableId="1174343616">
-    <w:abstractNumId w:val="93"/>
+    <w:abstractNumId w:val="94"/>
   </w:num>
   <w:num w:numId="111" w16cid:durableId="941184089">
-    <w:abstractNumId w:val="27"/>
+    <w:abstractNumId w:val="28"/>
   </w:num>
   <w:num w:numId="112" w16cid:durableId="984898614">
-    <w:abstractNumId w:val="91"/>
+    <w:abstractNumId w:val="92"/>
   </w:num>
   <w:num w:numId="113" w16cid:durableId="1071464520">
-    <w:abstractNumId w:val="64"/>
+    <w:abstractNumId w:val="68"/>
   </w:num>
   <w:num w:numId="114" w16cid:durableId="403185376">
-    <w:abstractNumId w:val="63"/>
+    <w:abstractNumId w:val="66"/>
   </w:num>
   <w:num w:numId="115" w16cid:durableId="579606141">
-    <w:abstractNumId w:val="98"/>
+    <w:abstractNumId w:val="99"/>
   </w:num>
   <w:num w:numId="116" w16cid:durableId="994721550">
-    <w:abstractNumId w:val="82"/>
+    <w:abstractNumId w:val="84"/>
   </w:num>
   <w:num w:numId="117" w16cid:durableId="1773434258">
-    <w:abstractNumId w:val="57"/>
+    <w:abstractNumId w:val="60"/>
   </w:num>
   <w:num w:numId="118" w16cid:durableId="572663242">
-    <w:abstractNumId w:val="102"/>
+    <w:abstractNumId w:val="103"/>
   </w:num>
   <w:num w:numId="119" w16cid:durableId="2108308058">
-    <w:abstractNumId w:val="89"/>
+    <w:abstractNumId w:val="90"/>
   </w:num>
-  <w:num w:numId="120" w16cid:durableId="2072386236">
-    <w:abstractNumId w:val="69"/>
+  <w:num w:numId="120" w16cid:durableId="1616401157">
+    <w:abstractNumId w:val="31"/>
   </w:num>
-  <w:num w:numId="121" w16cid:durableId="1102410474">
-    <w:abstractNumId w:val="65"/>
+  <w:num w:numId="121" w16cid:durableId="1337463763">
+    <w:abstractNumId w:val="6"/>
   </w:num>
-  <w:num w:numId="122" w16cid:durableId="1691299779">
-    <w:abstractNumId w:val="110"/>
+  <w:num w:numId="122" w16cid:durableId="124734406">
+    <w:abstractNumId w:val="67"/>
   </w:num>
-  <w:num w:numId="123" w16cid:durableId="19747742">
-    <w:abstractNumId w:val="26"/>
+  <w:num w:numId="123" w16cid:durableId="749931847">
+    <w:abstractNumId w:val="18"/>
   </w:num>
-  <w:num w:numId="124" w16cid:durableId="1779762384">
-    <w:abstractNumId w:val="84"/>
+  <w:num w:numId="124" w16cid:durableId="1065761996">
+    <w:abstractNumId w:val="51"/>
   </w:num>
   <w:numIdMacAtCleanup w:val="66"/>
 </w:numbering>
@@ -28875,6 +28860,19 @@
 </file>
 
 <file path=customXml/item2.xml><?xml version="1.0" encoding="utf-8"?>
+<b:Sources xmlns:b="http://schemas.openxmlformats.org/officeDocument/2006/bibliography" xmlns="http://schemas.openxmlformats.org/officeDocument/2006/bibliography" SelectedStyle="/APASixthEditionOfficeOnline.xsl" StyleName="APA" Version="6"/>
+</file>
+
+<file path=customXml/item3.xml><?xml version="1.0" encoding="utf-8"?>
+<?mso-contentType ?>
+<FormTemplates xmlns="http://schemas.microsoft.com/sharepoint/v3/contenttype/forms">
+  <Display>DocumentLibraryForm</Display>
+  <Edit>DocumentLibraryForm</Edit>
+  <New>DocumentLibraryForm</New>
+</FormTemplates>
+</file>
+
+<file path=customXml/item4.xml><?xml version="1.0" encoding="utf-8"?>
 <ct:contentTypeSchema xmlns:ct="http://schemas.microsoft.com/office/2006/metadata/contentType" xmlns:ma="http://schemas.microsoft.com/office/2006/metadata/properties/metaAttributes" ct:_="" ma:_="" ma:contentTypeName="ドキュメント" ma:contentTypeID="0x010100980A9EDA4423B04DB8E0445FEDD7979D" ma:contentTypeVersion="7" ma:contentTypeDescription="新しいドキュメントを作成します。" ma:contentTypeScope="" ma:versionID="ae2973d07f0a8b338627d92cf3d61aa1">
   <xsd:schema xmlns:xsd="http://www.w3.org/2001/XMLSchema" xmlns:xs="http://www.w3.org/2001/XMLSchema" xmlns:p="http://schemas.microsoft.com/office/2006/metadata/properties" xmlns:ns2="927401a0-f477-47ea-a92d-ddff39ed07e6" targetNamespace="http://schemas.microsoft.com/office/2006/metadata/properties" ma:root="true" ma:fieldsID="e5a487444864ebd2c47c4b9587078a69" ns2:_="">
     <xsd:import namespace="927401a0-f477-47ea-a92d-ddff39ed07e6"/>
@@ -29036,19 +29034,6 @@
 </ct:contentTypeSchema>
 </file>
 
-<file path=customXml/item3.xml><?xml version="1.0" encoding="utf-8"?>
-<?mso-contentType ?>
-<FormTemplates xmlns="http://schemas.microsoft.com/sharepoint/v3/contenttype/forms">
-  <Display>DocumentLibraryForm</Display>
-  <Edit>DocumentLibraryForm</Edit>
-  <New>DocumentLibraryForm</New>
-</FormTemplates>
-</file>
-
-<file path=customXml/item4.xml><?xml version="1.0" encoding="utf-8"?>
-<b:Sources xmlns:b="http://schemas.openxmlformats.org/officeDocument/2006/bibliography" xmlns="http://schemas.openxmlformats.org/officeDocument/2006/bibliography" SelectedStyle="/APASixthEditionOfficeOnline.xsl" StyleName="APA" Version="6"/>
-</file>
-
 <file path=customXml/itemProps1.xml><?xml version="1.0" encoding="utf-8"?>
 <ds:datastoreItem xmlns:ds="http://schemas.openxmlformats.org/officeDocument/2006/customXml" ds:itemID="{D3BCF3CB-61D5-4782-9982-1529DA68D8A5}">
   <ds:schemaRefs>
@@ -29059,6 +29044,22 @@
 </file>
 
 <file path=customXml/itemProps2.xml><?xml version="1.0" encoding="utf-8"?>
+<ds:datastoreItem xmlns:ds="http://schemas.openxmlformats.org/officeDocument/2006/customXml" ds:itemID="{10C87B47-89E1-434B-B69B-80E10AEF4092}">
+  <ds:schemaRefs>
+    <ds:schemaRef ds:uri="http://schemas.openxmlformats.org/officeDocument/2006/bibliography"/>
+  </ds:schemaRefs>
+</ds:datastoreItem>
+</file>
+
+<file path=customXml/itemProps3.xml><?xml version="1.0" encoding="utf-8"?>
+<ds:datastoreItem xmlns:ds="http://schemas.openxmlformats.org/officeDocument/2006/customXml" ds:itemID="{812A22FD-A03A-40FC-8882-33DA0C3EFC8E}">
+  <ds:schemaRefs>
+    <ds:schemaRef ds:uri="http://schemas.microsoft.com/sharepoint/v3/contenttype/forms"/>
+  </ds:schemaRefs>
+</ds:datastoreItem>
+</file>
+
+<file path=customXml/itemProps4.xml><?xml version="1.0" encoding="utf-8"?>
 <ds:datastoreItem xmlns:ds="http://schemas.openxmlformats.org/officeDocument/2006/customXml" ds:itemID="{00976E19-0F6D-447D-99EA-E239DB62938F}">
   <ds:schemaRefs>
     <ds:schemaRef ds:uri="http://schemas.microsoft.com/office/2006/metadata/contentType"/>
@@ -29074,20 +29075,4 @@
     <ds:schemaRef ds:uri="http://schemas.microsoft.com/internal/obd"/>
   </ds:schemaRefs>
 </ds:datastoreItem>
-</file>
-
-<file path=customXml/itemProps3.xml><?xml version="1.0" encoding="utf-8"?>
-<ds:datastoreItem xmlns:ds="http://schemas.openxmlformats.org/officeDocument/2006/customXml" ds:itemID="{812A22FD-A03A-40FC-8882-33DA0C3EFC8E}">
-  <ds:schemaRefs>
-    <ds:schemaRef ds:uri="http://schemas.microsoft.com/sharepoint/v3/contenttype/forms"/>
-  </ds:schemaRefs>
-</ds:datastoreItem>
-</file>
-
-<file path=customXml/itemProps4.xml><?xml version="1.0" encoding="utf-8"?>
-<ds:datastoreItem xmlns:ds="http://schemas.openxmlformats.org/officeDocument/2006/customXml" ds:itemID="{10C87B47-89E1-434B-B69B-80E10AEF4092}">
-  <ds:schemaRefs>
-    <ds:schemaRef ds:uri="http://schemas.openxmlformats.org/officeDocument/2006/bibliography"/>
-  </ds:schemaRefs>
-</ds:datastoreItem>
 </file>
--- a/taniguchi/api/Fix/API設計書_QR発行・ラベル印刷.docx
+++ b/taniguchi/api/Fix/API設計書_QR発行・ラベル印刷.docx
@@ -226,10 +226,10 @@
 <file path=docProps\app.xml><?xml version="1.0" encoding="utf-8"?>
 <Properties xmlns="http://schemas.openxmlformats.org/officeDocument/2006/extended-properties" xmlns:vt="http://schemas.openxmlformats.org/officeDocument/2006/docPropsVTypes">
   <Template>Normal.dotm</Template>
-  <TotalTime>96</TotalTime>
-  <Pages>20</Pages>
-  <Words>2608</Words>
-  <Characters>14868</Characters>
+  <TotalTime>97</TotalTime>
+  <Pages>21</Pages>
+  <Words>2609</Words>
+  <Characters>14874</Characters>
   <Application>Microsoft Office Word</Application>
   <DocSecurity>0</DocSecurity>
   <Lines>123</Lines>
@@ -252,7 +252,7 @@
   </TitlesOfParts>
   <Company/>
   <LinksUpToDate>false</LinksUpToDate>
-  <CharactersWithSpaces>17442</CharactersWithSpaces>
+  <CharactersWithSpaces>17449</CharactersWithSpaces>
   <SharedDoc>false</SharedDoc>
   <HyperlinksChanged>false</HyperlinksChanged>
   <AppVersion>16.0000</AppVersion>
@@ -266,7 +266,7 @@
   <cp:lastModifiedBy>緑 谷口</cp:lastModifiedBy>
   <cp:revision>54</cp:revision>
   <dcterms:created xsi:type="dcterms:W3CDTF">2026-03-01T00:24:00Z</dcterms:created>
-  <dcterms:modified xsi:type="dcterms:W3CDTF">2026-04-22T20:00:00Z</dcterms:modified>
+  <dcterms:modified xsi:type="dcterms:W3CDTF">2026-04-22T20:56:00Z</dcterms:modified>
 </cp:coreProperties>
 </file>
 
@@ -1330,7 +1330,7 @@
         <w:rPr>
           <w:noProof/>
         </w:rPr>
-        <w:instrText xml:space="preserve"> PAGEREF _Toc227812887 \h </w:instrText>
+        <w:instrText xml:space="preserve"> PAGEREF _Toc227816207 \h </w:instrText>
       </w:r>
       <w:r>
         <w:rPr>
@@ -1395,7 +1395,7 @@
         <w:rPr>
           <w:noProof/>
         </w:rPr>
-        <w:instrText xml:space="preserve"> PAGEREF _Toc227812888 \h </w:instrText>
+        <w:instrText xml:space="preserve"> PAGEREF _Toc227816208 \h </w:instrText>
       </w:r>
       <w:r>
         <w:rPr>
@@ -1460,7 +1460,7 @@
         <w:rPr>
           <w:noProof/>
         </w:rPr>
-        <w:instrText xml:space="preserve"> PAGEREF _Toc227812889 \h </w:instrText>
+        <w:instrText xml:space="preserve"> PAGEREF _Toc227816209 \h </w:instrText>
       </w:r>
       <w:r>
         <w:rPr>
@@ -1525,7 +1525,7 @@
         <w:rPr>
           <w:noProof/>
         </w:rPr>
-        <w:instrText xml:space="preserve"> PAGEREF _Toc227812890 \h </w:instrText>
+        <w:instrText xml:space="preserve"> PAGEREF _Toc227816210 \h </w:instrText>
       </w:r>
       <w:r>
         <w:rPr>
@@ -1590,7 +1590,7 @@
         <w:rPr>
           <w:noProof/>
         </w:rPr>
-        <w:instrText xml:space="preserve"> PAGEREF _Toc227812891 \h </w:instrText>
+        <w:instrText xml:space="preserve"> PAGEREF _Toc227816211 \h </w:instrText>
       </w:r>
       <w:r>
         <w:rPr>
@@ -1656,7 +1656,7 @@
         <w:rPr>
           <w:noProof/>
         </w:rPr>
-        <w:instrText xml:space="preserve"> PAGEREF _Toc227812892 \h </w:instrText>
+        <w:instrText xml:space="preserve"> PAGEREF _Toc227816212 \h </w:instrText>
       </w:r>
       <w:r>
         <w:rPr>
@@ -1721,7 +1721,7 @@
         <w:rPr>
           <w:noProof/>
         </w:rPr>
-        <w:instrText xml:space="preserve"> PAGEREF _Toc227812893 \h </w:instrText>
+        <w:instrText xml:space="preserve"> PAGEREF _Toc227816213 \h </w:instrText>
       </w:r>
       <w:r>
         <w:rPr>
@@ -1786,7 +1786,7 @@
         <w:rPr>
           <w:noProof/>
         </w:rPr>
-        <w:instrText xml:space="preserve"> PAGEREF _Toc227812894 \h </w:instrText>
+        <w:instrText xml:space="preserve"> PAGEREF _Toc227816214 \h </w:instrText>
       </w:r>
       <w:r>
         <w:rPr>
@@ -1851,7 +1851,7 @@
         <w:rPr>
           <w:noProof/>
         </w:rPr>
-        <w:instrText xml:space="preserve"> PAGEREF _Toc227812895 \h </w:instrText>
+        <w:instrText xml:space="preserve"> PAGEREF _Toc227816215 \h </w:instrText>
       </w:r>
       <w:r>
         <w:rPr>
@@ -1917,7 +1917,7 @@
         <w:rPr>
           <w:noProof/>
         </w:rPr>
-        <w:instrText xml:space="preserve"> PAGEREF _Toc227812896 \h </w:instrText>
+        <w:instrText xml:space="preserve"> PAGEREF _Toc227816216 \h </w:instrText>
       </w:r>
       <w:r>
         <w:rPr>
@@ -1982,7 +1982,7 @@
         <w:rPr>
           <w:noProof/>
         </w:rPr>
-        <w:instrText xml:space="preserve"> PAGEREF _Toc227812897 \h </w:instrText>
+        <w:instrText xml:space="preserve"> PAGEREF _Toc227816217 \h </w:instrText>
       </w:r>
       <w:r>
         <w:rPr>
@@ -2047,7 +2047,7 @@
         <w:rPr>
           <w:noProof/>
         </w:rPr>
-        <w:instrText xml:space="preserve"> PAGEREF _Toc227812898 \h </w:instrText>
+        <w:instrText xml:space="preserve"> PAGEREF _Toc227816218 \h </w:instrText>
       </w:r>
       <w:r>
         <w:rPr>
@@ -2112,7 +2112,7 @@
         <w:rPr>
           <w:noProof/>
         </w:rPr>
-        <w:instrText xml:space="preserve"> PAGEREF _Toc227812899 \h </w:instrText>
+        <w:instrText xml:space="preserve"> PAGEREF _Toc227816219 \h </w:instrText>
       </w:r>
       <w:r>
         <w:rPr>
@@ -2177,7 +2177,7 @@
         <w:rPr>
           <w:noProof/>
         </w:rPr>
-        <w:instrText xml:space="preserve"> PAGEREF _Toc227812900 \h </w:instrText>
+        <w:instrText xml:space="preserve"> PAGEREF _Toc227816220 \h </w:instrText>
       </w:r>
       <w:r>
         <w:rPr>
@@ -2194,7 +2194,7 @@
         <w:rPr>
           <w:noProof/>
         </w:rPr>
-        <w:t>6</w:t>
+        <w:t>7</w:t>
       </w:r>
       <w:r>
         <w:rPr>
@@ -2242,7 +2242,7 @@
         <w:rPr>
           <w:noProof/>
         </w:rPr>
-        <w:instrText xml:space="preserve"> PAGEREF _Toc227812901 \h </w:instrText>
+        <w:instrText xml:space="preserve"> PAGEREF _Toc227816221 \h </w:instrText>
       </w:r>
       <w:r>
         <w:rPr>
@@ -2305,7 +2305,7 @@
         <w:rPr>
           <w:noProof/>
         </w:rPr>
-        <w:instrText xml:space="preserve"> PAGEREF _Toc227812902 \h </w:instrText>
+        <w:instrText xml:space="preserve"> PAGEREF _Toc227816222 \h </w:instrText>
       </w:r>
       <w:r>
         <w:rPr>
@@ -2371,7 +2371,7 @@
         <w:rPr>
           <w:noProof/>
         </w:rPr>
-        <w:instrText xml:space="preserve"> PAGEREF _Toc227812903 \h </w:instrText>
+        <w:instrText xml:space="preserve"> PAGEREF _Toc227816223 \h </w:instrText>
       </w:r>
       <w:r>
         <w:rPr>
@@ -2437,7 +2437,7 @@
         <w:rPr>
           <w:noProof/>
         </w:rPr>
-        <w:instrText xml:space="preserve"> PAGEREF _Toc227812904 \h </w:instrText>
+        <w:instrText xml:space="preserve"> PAGEREF _Toc227816224 \h </w:instrText>
       </w:r>
       <w:r>
         <w:rPr>
@@ -2502,7 +2502,7 @@
         <w:rPr>
           <w:noProof/>
         </w:rPr>
-        <w:instrText xml:space="preserve"> PAGEREF _Toc227812905 \h </w:instrText>
+        <w:instrText xml:space="preserve"> PAGEREF _Toc227816225 \h </w:instrText>
       </w:r>
       <w:r>
         <w:rPr>
@@ -2565,7 +2565,7 @@
         <w:rPr>
           <w:noProof/>
         </w:rPr>
-        <w:instrText xml:space="preserve"> PAGEREF _Toc227812906 \h </w:instrText>
+        <w:instrText xml:space="preserve"> PAGEREF _Toc227816226 \h </w:instrText>
       </w:r>
       <w:r>
         <w:rPr>
@@ -2628,7 +2628,7 @@
         <w:rPr>
           <w:noProof/>
         </w:rPr>
-        <w:instrText xml:space="preserve"> PAGEREF _Toc227812907 \h </w:instrText>
+        <w:instrText xml:space="preserve"> PAGEREF _Toc227816227 \h </w:instrText>
       </w:r>
       <w:r>
         <w:rPr>
@@ -2691,7 +2691,7 @@
         <w:rPr>
           <w:noProof/>
         </w:rPr>
-        <w:instrText xml:space="preserve"> PAGEREF _Toc227812908 \h </w:instrText>
+        <w:instrText xml:space="preserve"> PAGEREF _Toc227816228 \h </w:instrText>
       </w:r>
       <w:r>
         <w:rPr>
@@ -2756,7 +2756,7 @@
         <w:rPr>
           <w:noProof/>
         </w:rPr>
-        <w:instrText xml:space="preserve"> PAGEREF _Toc227812909 \h </w:instrText>
+        <w:instrText xml:space="preserve"> PAGEREF _Toc227816229 \h </w:instrText>
       </w:r>
       <w:r>
         <w:rPr>
@@ -2819,7 +2819,7 @@
         <w:rPr>
           <w:noProof/>
         </w:rPr>
-        <w:instrText xml:space="preserve"> PAGEREF _Toc227812910 \h </w:instrText>
+        <w:instrText xml:space="preserve"> PAGEREF _Toc227816230 \h </w:instrText>
       </w:r>
       <w:r>
         <w:rPr>
@@ -2882,7 +2882,7 @@
         <w:rPr>
           <w:noProof/>
         </w:rPr>
-        <w:instrText xml:space="preserve"> PAGEREF _Toc227812911 \h </w:instrText>
+        <w:instrText xml:space="preserve"> PAGEREF _Toc227816231 \h </w:instrText>
       </w:r>
       <w:r>
         <w:rPr>
@@ -2945,7 +2945,7 @@
         <w:rPr>
           <w:noProof/>
         </w:rPr>
-        <w:instrText xml:space="preserve"> PAGEREF _Toc227812912 \h </w:instrText>
+        <w:instrText xml:space="preserve"> PAGEREF _Toc227816232 \h </w:instrText>
       </w:r>
       <w:r>
         <w:rPr>
@@ -2962,7 +2962,7 @@
         <w:rPr>
           <w:noProof/>
         </w:rPr>
-        <w:t>12</w:t>
+        <w:t>13</w:t>
       </w:r>
       <w:r>
         <w:rPr>
@@ -3010,7 +3010,7 @@
         <w:rPr>
           <w:noProof/>
         </w:rPr>
-        <w:instrText xml:space="preserve"> PAGEREF _Toc227812913 \h </w:instrText>
+        <w:instrText xml:space="preserve"> PAGEREF _Toc227816233 \h </w:instrText>
       </w:r>
       <w:r>
         <w:rPr>
@@ -3073,7 +3073,7 @@
         <w:rPr>
           <w:noProof/>
         </w:rPr>
-        <w:instrText xml:space="preserve"> PAGEREF _Toc227812914 \h </w:instrText>
+        <w:instrText xml:space="preserve"> PAGEREF _Toc227816234 \h </w:instrText>
       </w:r>
       <w:r>
         <w:rPr>
@@ -3136,7 +3136,7 @@
         <w:rPr>
           <w:noProof/>
         </w:rPr>
-        <w:instrText xml:space="preserve"> PAGEREF _Toc227812915 \h </w:instrText>
+        <w:instrText xml:space="preserve"> PAGEREF _Toc227816235 \h </w:instrText>
       </w:r>
       <w:r>
         <w:rPr>
@@ -3153,7 +3153,7 @@
         <w:rPr>
           <w:noProof/>
         </w:rPr>
-        <w:t>13</w:t>
+        <w:t>14</w:t>
       </w:r>
       <w:r>
         <w:rPr>
@@ -3199,7 +3199,7 @@
         <w:rPr>
           <w:noProof/>
         </w:rPr>
-        <w:instrText xml:space="preserve"> PAGEREF _Toc227812916 \h </w:instrText>
+        <w:instrText xml:space="preserve"> PAGEREF _Toc227816236 \h </w:instrText>
       </w:r>
       <w:r>
         <w:rPr>
@@ -3264,7 +3264,7 @@
         <w:rPr>
           <w:noProof/>
         </w:rPr>
-        <w:instrText xml:space="preserve"> PAGEREF _Toc227812917 \h </w:instrText>
+        <w:instrText xml:space="preserve"> PAGEREF _Toc227816237 \h </w:instrText>
       </w:r>
       <w:r>
         <w:rPr>
@@ -3327,7 +3327,7 @@
         <w:rPr>
           <w:noProof/>
         </w:rPr>
-        <w:instrText xml:space="preserve"> PAGEREF _Toc227812918 \h </w:instrText>
+        <w:instrText xml:space="preserve"> PAGEREF _Toc227816238 \h </w:instrText>
       </w:r>
       <w:r>
         <w:rPr>
@@ -3390,7 +3390,7 @@
         <w:rPr>
           <w:noProof/>
         </w:rPr>
-        <w:instrText xml:space="preserve"> PAGEREF _Toc227812919 \h </w:instrText>
+        <w:instrText xml:space="preserve"> PAGEREF _Toc227816239 \h </w:instrText>
       </w:r>
       <w:r>
         <w:rPr>
@@ -3453,7 +3453,7 @@
         <w:rPr>
           <w:noProof/>
         </w:rPr>
-        <w:instrText xml:space="preserve"> PAGEREF _Toc227812920 \h </w:instrText>
+        <w:instrText xml:space="preserve"> PAGEREF _Toc227816240 \h </w:instrText>
       </w:r>
       <w:r>
         <w:rPr>
@@ -3517,7 +3517,7 @@
         <w:rPr>
           <w:noProof/>
         </w:rPr>
-        <w:instrText xml:space="preserve"> PAGEREF _Toc227812921 \h </w:instrText>
+        <w:instrText xml:space="preserve"> PAGEREF _Toc227816241 \h </w:instrText>
       </w:r>
       <w:r>
         <w:rPr>
@@ -3583,7 +3583,7 @@
         <w:rPr>
           <w:noProof/>
         </w:rPr>
-        <w:instrText xml:space="preserve"> PAGEREF _Toc227812922 \h </w:instrText>
+        <w:instrText xml:space="preserve"> PAGEREF _Toc227816242 \h </w:instrText>
       </w:r>
       <w:r>
         <w:rPr>
@@ -3649,7 +3649,7 @@
         <w:rPr>
           <w:noProof/>
         </w:rPr>
-        <w:instrText xml:space="preserve"> PAGEREF _Toc227812923 \h </w:instrText>
+        <w:instrText xml:space="preserve"> PAGEREF _Toc227816243 \h </w:instrText>
       </w:r>
       <w:r>
         <w:rPr>
@@ -3666,7 +3666,7 @@
         <w:rPr>
           <w:noProof/>
         </w:rPr>
-        <w:t>18</w:t>
+        <w:t>19</w:t>
       </w:r>
       <w:r>
         <w:rPr>
@@ -3715,7 +3715,7 @@
         <w:rPr>
           <w:noProof/>
         </w:rPr>
-        <w:instrText xml:space="preserve"> PAGEREF _Toc227812924 \h </w:instrText>
+        <w:instrText xml:space="preserve"> PAGEREF _Toc227816244 \h </w:instrText>
       </w:r>
       <w:r>
         <w:rPr>
@@ -3751,7 +3751,7 @@
       <w:r>
         <w:fldChar w:fldCharType="end"/>
       </w:r>
-      <w:bookmarkStart w:id="1" w:name="_Toc227812887"/>
+      <w:bookmarkStart w:id="1" w:name="_Toc227816207"/>
       <w:r>
         <w:rPr>
           <w:rFonts w:hint="eastAsia"/>
@@ -3767,7 +3767,7 @@
           <w:rFonts w:hint="eastAsia"/>
         </w:rPr>
       </w:pPr>
-      <w:bookmarkStart w:id="2" w:name="_Toc227812888"/>
+      <w:bookmarkStart w:id="2" w:name="_Toc227816208"/>
       <w:r>
         <w:rPr>
           <w:rFonts w:hint="eastAsia"/>
@@ -3904,7 +3904,7 @@
           <w:rFonts w:hint="eastAsia"/>
         </w:rPr>
       </w:pPr>
-      <w:bookmarkStart w:id="3" w:name="_Toc227812889"/>
+      <w:bookmarkStart w:id="3" w:name="_Toc227816209"/>
       <w:r>
         <w:rPr>
           <w:rFonts w:hint="eastAsia"/>
@@ -3959,7 +3959,7 @@
           <w:rFonts w:hint="eastAsia"/>
         </w:rPr>
       </w:pPr>
-      <w:bookmarkStart w:id="4" w:name="_Toc227812890"/>
+      <w:bookmarkStart w:id="4" w:name="_Toc227816210"/>
       <w:r>
         <w:rPr>
           <w:rFonts w:hint="eastAsia"/>
@@ -4206,7 +4206,7 @@
           <w:rFonts w:hint="eastAsia"/>
         </w:rPr>
       </w:pPr>
-      <w:bookmarkStart w:id="5" w:name="_Toc227812891"/>
+      <w:bookmarkStart w:id="5" w:name="_Toc227816211"/>
       <w:r>
         <w:rPr>
           <w:rFonts w:hint="eastAsia"/>
@@ -4365,7 +4365,7 @@
           <w:rFonts w:hint="eastAsia"/>
         </w:rPr>
       </w:pPr>
-      <w:bookmarkStart w:id="6" w:name="_Toc227812892"/>
+      <w:bookmarkStart w:id="6" w:name="_Toc227816212"/>
       <w:r>
         <w:rPr>
           <w:rFonts w:hint="eastAsia"/>
@@ -4381,7 +4381,7 @@
           <w:rFonts w:hint="eastAsia"/>
         </w:rPr>
       </w:pPr>
-      <w:bookmarkStart w:id="7" w:name="_Toc227812893"/>
+      <w:bookmarkStart w:id="7" w:name="_Toc227816213"/>
       <w:r>
         <w:rPr>
           <w:rFonts w:hint="eastAsia"/>
@@ -4423,7 +4423,7 @@
           <w:rFonts w:hint="eastAsia"/>
         </w:rPr>
       </w:pPr>
-      <w:bookmarkStart w:id="8" w:name="_Toc227812894"/>
+      <w:bookmarkStart w:id="8" w:name="_Toc227816214"/>
       <w:r>
         <w:rPr>
           <w:rFonts w:hint="eastAsia"/>
@@ -4518,7 +4518,7 @@
           <w:rFonts w:hint="eastAsia"/>
         </w:rPr>
       </w:pPr>
-      <w:bookmarkStart w:id="9" w:name="_Toc227812895"/>
+      <w:bookmarkStart w:id="9" w:name="_Toc227816215"/>
       <w:r>
         <w:rPr>
           <w:rFonts w:hint="eastAsia"/>
@@ -4792,7 +4792,7 @@
           <w:rFonts w:hint="eastAsia"/>
         </w:rPr>
       </w:pPr>
-      <w:bookmarkStart w:id="10" w:name="_Toc227812896"/>
+      <w:bookmarkStart w:id="10" w:name="_Toc227816216"/>
       <w:r>
         <w:rPr>
           <w:rFonts w:hint="eastAsia"/>
@@ -4808,7 +4808,7 @@
           <w:rFonts w:hint="eastAsia"/>
         </w:rPr>
       </w:pPr>
-      <w:bookmarkStart w:id="11" w:name="_Toc227812897"/>
+      <w:bookmarkStart w:id="11" w:name="_Toc227816217"/>
       <w:r>
         <w:rPr>
           <w:rFonts w:hint="eastAsia"/>
@@ -4977,7 +4977,7 @@
           <w:rFonts w:hint="eastAsia"/>
         </w:rPr>
       </w:pPr>
-      <w:bookmarkStart w:id="12" w:name="_Toc227812898"/>
+      <w:bookmarkStart w:id="12" w:name="_Toc227816218"/>
       <w:r>
         <w:rPr>
           <w:rFonts w:hint="eastAsia"/>
@@ -5006,7 +5006,7 @@
           <w:rFonts w:hint="eastAsia"/>
         </w:rPr>
       </w:pPr>
-      <w:bookmarkStart w:id="13" w:name="_Toc227812899"/>
+      <w:bookmarkStart w:id="13" w:name="_Toc227816219"/>
       <w:r>
         <w:rPr>
           <w:rFonts w:hint="eastAsia"/>
@@ -5025,7 +5025,7 @@
         <w:rPr>
           <w:rFonts w:hint="eastAsia"/>
         </w:rPr>
-        <w:t>認可判定は `feature_code` を正本とし、`taniguchi/docs/ロール整理.xlsx` の `権限管理単位一覧` シート A列の `QRコード発行` に対応する `qr_issue` を用いる。対象施設に対する `user_facility_assignments` の有効割当があり、`facility_feature_settings` と `user_facility_feature_settings` の両方で `qr_issue` が `is_enabled=true` の場合に API 実行を許可する。画面表示用の `/auth/context` は UX 用キャッシュであり、各業務 API でも同条件を再判定する。テンプレート定義本体とプリンタ候補取得はアプリ内固定/ローカルモジュール前提のため、本APIの権限制御対象外とする。</w:t>
+        <w:t>本API群で使用する `feature_code` は以下の通りとする。対象施設に対する `user_facility_assignments` の有効割当があり、`facility_feature_settings` と `user_facility_feature_settings` の両方で `qr_issue` が `is_enabled=true` の場合に API 実行を許可する。画面表示用の `/auth/context` は UX 用キャッシュであり、各業務 API でも同条件を再判定する。テンプレート定義本体とプリンタ候補取得はアプリ内固定/ローカルモジュール前提のため、本APIの権限制御対象外とする。</w:t>
       </w:r>
     </w:p>
     <w:tbl>
@@ -5064,6 +5064,126 @@
                 <w:rFonts w:hint="eastAsia"/>
                 <w:b/>
               </w:rPr>
+              <w:t>管理単位名</w:t>
+            </w:r>
+          </w:p>
+        </w:tc>
+        <w:tc>
+          <w:tcPr>
+            <w:tcW w:w="1667" w:type="pct"/>
+            <w:shd w:val="clear" w:color="auto" w:fill="DBE5F1" w:themeFill="accent1" w:themeFillTint="33"/>
+          </w:tcPr>
+          <w:p>
+            <w:pPr>
+              <w:rPr>
+                <w:b/>
+              </w:rPr>
+            </w:pPr>
+            <w:r>
+              <w:rPr>
+                <w:b/>
+              </w:rPr>
+              <w:t>feature_code</w:t>
+            </w:r>
+          </w:p>
+        </w:tc>
+        <w:tc>
+          <w:tcPr>
+            <w:tcW w:w="1667" w:type="pct"/>
+            <w:shd w:val="clear" w:color="auto" w:fill="DBE5F1" w:themeFill="accent1" w:themeFillTint="33"/>
+          </w:tcPr>
+          <w:p>
+            <w:pPr>
+              <w:rPr>
+                <w:b/>
+              </w:rPr>
+            </w:pPr>
+            <w:r>
+              <w:rPr>
+                <w:rFonts w:hint="eastAsia"/>
+                <w:b/>
+              </w:rPr>
+              <w:t>対象処理</w:t>
+            </w:r>
+          </w:p>
+        </w:tc>
+      </w:tr>
+      <w:tr>
+        <w:tc>
+          <w:tcPr>
+            <w:tcW w:w="1666" w:type="pct"/>
+          </w:tcPr>
+          <w:p>
+            <w:r>
+              <w:rPr>
+                <w:rFonts w:hint="eastAsia"/>
+              </w:rPr>
+              <w:t>QRコード発行</w:t>
+            </w:r>
+          </w:p>
+        </w:tc>
+        <w:tc>
+          <w:tcPr>
+            <w:tcW w:w="1667" w:type="pct"/>
+          </w:tcPr>
+          <w:p>
+            <w:r>
+              <w:t>`qr_issue`</w:t>
+            </w:r>
+          </w:p>
+        </w:tc>
+        <w:tc>
+          <w:tcPr>
+            <w:tcW w:w="1667" w:type="pct"/>
+          </w:tcPr>
+          <w:p>
+            <w:r>
+              <w:rPr>
+                <w:rFonts w:hint="eastAsia"/>
+              </w:rPr>
+              <w:t>プレビュー生成、印刷ジョブ開始受付、印刷ジョブ取得、印刷結果反映</w:t>
+            </w:r>
+          </w:p>
+        </w:tc>
+      </w:tr>
+    </w:tbl>
+    <w:p/>
+    <w:tbl>
+      <w:tblPr>
+        <w:tblStyle w:val="afffffff7"/>
+        <w:tblW w:w="5000" w:type="pct"/>
+        <w:tblBorders>
+          <w:top w:val="single" w:sz="4" w:space="0" w:color="000000"/>
+          <w:left w:val="single" w:sz="4" w:space="0" w:color="000000"/>
+          <w:bottom w:val="single" w:sz="4" w:space="0" w:color="000000"/>
+          <w:right w:val="single" w:sz="4" w:space="0" w:color="000000"/>
+          <w:insideH w:val="single" w:sz="4" w:space="0" w:color="000000"/>
+          <w:insideV w:val="single" w:sz="4" w:space="0" w:color="000000"/>
+        </w:tblBorders>
+        <w:tblLook w:val="04A0" w:firstRow="1" w:lastRow="0" w:firstColumn="1" w:lastColumn="0" w:noHBand="0" w:noVBand="1"/>
+      </w:tblPr>
+      <w:tblGrid>
+        <w:gridCol w:w="3005"/>
+        <w:gridCol w:w="3007"/>
+        <w:gridCol w:w="3007"/>
+      </w:tblGrid>
+      <w:tr>
+        <w:tc>
+          <w:tcPr>
+            <w:tcW w:w="1666" w:type="pct"/>
+            <w:shd w:val="clear" w:color="auto" w:fill="DBE5F1" w:themeFill="accent1" w:themeFillTint="33"/>
+          </w:tcPr>
+          <w:p>
+            <w:pPr>
+              <w:rPr>
+                <w:b/>
+              </w:rPr>
+            </w:pPr>
+            <w:r>
+              <w:rPr>
+                <w:rFonts w:hint="eastAsia"/>
+                <w:b/>
+              </w:rPr>
               <w:t>処理</w:t>
             </w:r>
           </w:p>
@@ -5282,11 +5402,12 @@
           <w:rFonts w:hint="eastAsia"/>
         </w:rPr>
       </w:pPr>
-      <w:bookmarkStart w:id="14" w:name="_Toc227812900"/>
+      <w:bookmarkStart w:id="14" w:name="_Toc227816220"/>
       <w:r>
         <w:rPr>
           <w:rFonts w:hint="eastAsia"/>
         </w:rPr>
+        <w:lastRenderedPageBreak/>
         <w:t>施設スコープ仕様</w:t>
       </w:r>
       <w:bookmarkEnd w:id="14"/>
@@ -5326,7 +5447,6 @@
         <w:rPr>
           <w:rFonts w:hint="eastAsia"/>
         </w:rPr>
-        <w:lastRenderedPageBreak/>
         <w:t>各 API は `/auth/context` の返却値だけを信用せず、対象施設に対する実効 `qr_issue` を都度再判定する</w:t>
       </w:r>
     </w:p>
@@ -5375,7 +5495,7 @@
           <w:rFonts w:hint="eastAsia"/>
         </w:rPr>
       </w:pPr>
-      <w:bookmarkStart w:id="15" w:name="_Toc227812901"/>
+      <w:bookmarkStart w:id="15" w:name="_Toc227816221"/>
       <w:r>
         <w:rPr>
           <w:rFonts w:hint="eastAsia"/>
@@ -5391,7 +5511,7 @@
           <w:rFonts w:hint="eastAsia"/>
         </w:rPr>
       </w:pPr>
-      <w:bookmarkStart w:id="16" w:name="_Toc227812902"/>
+      <w:bookmarkStart w:id="16" w:name="_Toc227816222"/>
       <w:r>
         <w:rPr>
           <w:rFonts w:hint="eastAsia"/>
@@ -5646,7 +5766,7 @@
           <w:rFonts w:hint="eastAsia"/>
         </w:rPr>
       </w:pPr>
-      <w:bookmarkStart w:id="17" w:name="_Toc227812903"/>
+      <w:bookmarkStart w:id="17" w:name="_Toc227816223"/>
       <w:r>
         <w:rPr>
           <w:rFonts w:hint="eastAsia"/>
@@ -5969,6 +6089,7 @@
               <w:rPr>
                 <w:rFonts w:hint="eastAsia"/>
               </w:rPr>
+              <w:lastRenderedPageBreak/>
               <w:t>印刷結果反映</w:t>
             </w:r>
           </w:p>
@@ -6029,12 +6150,11 @@
           <w:rFonts w:hint="eastAsia"/>
         </w:rPr>
       </w:pPr>
-      <w:bookmarkStart w:id="18" w:name="_Toc227812904"/>
+      <w:bookmarkStart w:id="18" w:name="_Toc227816224"/>
       <w:r>
         <w:rPr>
           <w:rFonts w:hint="eastAsia"/>
         </w:rPr>
-        <w:lastRenderedPageBreak/>
         <w:t>第5章 QR発行・ラベル印刷機能設計</w:t>
       </w:r>
       <w:bookmarkEnd w:id="18"/>
@@ -6046,7 +6166,7 @@
           <w:rFonts w:hint="eastAsia"/>
         </w:rPr>
       </w:pPr>
-      <w:bookmarkStart w:id="19" w:name="_Toc227812905"/>
+      <w:bookmarkStart w:id="19" w:name="_Toc227816225"/>
       <w:r>
         <w:rPr>
           <w:rFonts w:hint="eastAsia"/>
@@ -6112,7 +6232,7 @@
           <w:rFonts w:hint="eastAsia"/>
         </w:rPr>
       </w:pPr>
-      <w:bookmarkStart w:id="20" w:name="_Toc227812906"/>
+      <w:bookmarkStart w:id="20" w:name="_Toc227816226"/>
       <w:r>
         <w:rPr>
           <w:rFonts w:hint="eastAsia"/>
@@ -6711,6 +6831,7 @@
         <w:rPr>
           <w:rFonts w:hint="eastAsia"/>
         </w:rPr>
+        <w:lastRenderedPageBreak/>
         <w:t>reissue発行時の追加項目</w:t>
       </w:r>
     </w:p>
@@ -6874,7 +6995,6 @@
         <w:rPr>
           <w:rFonts w:hint="eastAsia"/>
         </w:rPr>
-        <w:lastRenderedPageBreak/>
         <w:t>権限チェック</w:t>
       </w:r>
     </w:p>
@@ -7003,7 +7123,7 @@
           <w:rFonts w:hint="eastAsia"/>
         </w:rPr>
       </w:pPr>
-      <w:bookmarkStart w:id="21" w:name="_Toc227812907"/>
+      <w:bookmarkStart w:id="21" w:name="_Toc227816227"/>
       <w:r>
         <w:rPr>
           <w:rFonts w:hint="eastAsia"/>
@@ -7523,6 +7643,7 @@
           </w:tcPr>
           <w:p>
             <w:r>
+              <w:lastRenderedPageBreak/>
               <w:t>items</w:t>
             </w:r>
           </w:p>
@@ -7731,7 +7852,6 @@
           </w:tcPr>
           <w:p>
             <w:r>
-              <w:lastRenderedPageBreak/>
               <w:t>qrIdentifier</w:t>
             </w:r>
           </w:p>
@@ -7869,7 +7989,7 @@
           <w:rFonts w:hint="eastAsia"/>
         </w:rPr>
       </w:pPr>
-      <w:bookmarkStart w:id="22" w:name="_Toc227812908"/>
+      <w:bookmarkStart w:id="22" w:name="_Toc227816228"/>
       <w:r>
         <w:rPr>
           <w:rFonts w:hint="eastAsia"/>
@@ -8212,7 +8332,7 @@
           <w:rFonts w:hint="eastAsia"/>
         </w:rPr>
       </w:pPr>
-      <w:bookmarkStart w:id="23" w:name="_Toc227812909"/>
+      <w:bookmarkStart w:id="23" w:name="_Toc227816229"/>
       <w:r>
         <w:rPr>
           <w:rFonts w:hint="eastAsia"/>
@@ -8278,7 +8398,7 @@
           <w:rFonts w:hint="eastAsia"/>
         </w:rPr>
       </w:pPr>
-      <w:bookmarkStart w:id="24" w:name="_Toc227812910"/>
+      <w:bookmarkStart w:id="24" w:name="_Toc227816230"/>
       <w:r>
         <w:rPr>
           <w:rFonts w:hint="eastAsia"/>
@@ -8396,6 +8516,7 @@
           </w:tcPr>
           <w:p>
             <w:r>
+              <w:lastRenderedPageBreak/>
               <w:t>facilityId</w:t>
             </w:r>
           </w:p>
@@ -8663,7 +8784,6 @@
           </w:tcPr>
           <w:p>
             <w:r>
-              <w:lastRenderedPageBreak/>
               <w:t>items</w:t>
             </w:r>
           </w:p>
@@ -9073,6 +9193,7 @@
         <w:rPr>
           <w:rFonts w:hint="eastAsia"/>
         </w:rPr>
+        <w:lastRenderedPageBreak/>
         <w:t>新規発行時は `(facility_id, qr_identifier)` と `(facility_id, code_prefix, code_branch, code_serial)` の重複を再検証したうえで `qr_codes` を作成し、`issued_by_user_id` / `issued_at` / `print_status='PRINTING'` / `last_print_job_id` を設定する</w:t>
       </w:r>
     </w:p>
@@ -9112,7 +9233,6 @@
         <w:rPr>
           <w:rFonts w:hint="eastAsia"/>
         </w:rPr>
-        <w:lastRenderedPageBreak/>
         <w:t>印刷用の最終確定データとして、各明細の `qrIdentifier` と QRシンボル用遷移URLをレスポンスへ返却する。`qrContentUrl` は保存値ではなく、確定した `facilityId` / `qrIdentifier` から生成する</w:t>
       </w:r>
     </w:p>
@@ -9123,7 +9243,7 @@
           <w:rFonts w:hint="eastAsia"/>
         </w:rPr>
       </w:pPr>
-      <w:bookmarkStart w:id="25" w:name="_Toc227812911"/>
+      <w:bookmarkStart w:id="25" w:name="_Toc227816231"/>
       <w:r>
         <w:rPr>
           <w:rFonts w:hint="eastAsia"/>
@@ -9856,11 +9976,12 @@
           <w:rFonts w:hint="eastAsia"/>
         </w:rPr>
       </w:pPr>
-      <w:bookmarkStart w:id="26" w:name="_Toc227812912"/>
+      <w:bookmarkStart w:id="26" w:name="_Toc227816232"/>
       <w:r>
         <w:rPr>
           <w:rFonts w:hint="eastAsia"/>
         </w:rPr>
+        <w:lastRenderedPageBreak/>
         <w:t>ステータスコード</w:t>
       </w:r>
       <w:bookmarkEnd w:id="26"/>
@@ -10092,7 +10213,6 @@
           </w:tcPr>
           <w:p>
             <w:r>
-              <w:lastRenderedPageBreak/>
               <w:t>403</w:t>
             </w:r>
           </w:p>
@@ -10200,7 +10320,7 @@
           <w:rFonts w:hint="eastAsia"/>
         </w:rPr>
       </w:pPr>
-      <w:bookmarkStart w:id="27" w:name="_Toc227812913"/>
+      <w:bookmarkStart w:id="27" w:name="_Toc227816233"/>
       <w:r>
         <w:rPr>
           <w:rFonts w:hint="eastAsia"/>
@@ -10266,7 +10386,7 @@
           <w:rFonts w:hint="eastAsia"/>
         </w:rPr>
       </w:pPr>
-      <w:bookmarkStart w:id="28" w:name="_Toc227812914"/>
+      <w:bookmarkStart w:id="28" w:name="_Toc227816234"/>
       <w:r>
         <w:rPr>
           <w:rFonts w:hint="eastAsia"/>
@@ -10544,6 +10664,7 @@
         <w:rPr>
           <w:rFonts w:hint="eastAsia"/>
         </w:rPr>
+        <w:lastRenderedPageBreak/>
         <w:t>`qrContentUrl` は保存値ではなく、ジョブの `facilityId`、各明細の `qrIdentifier`、アプリ設定ベースURLから組み立てて返却する</w:t>
       </w:r>
     </w:p>
@@ -10580,7 +10701,7 @@
           <w:rFonts w:hint="eastAsia"/>
         </w:rPr>
       </w:pPr>
-      <w:bookmarkStart w:id="29" w:name="_Toc227812915"/>
+      <w:bookmarkStart w:id="29" w:name="_Toc227816235"/>
       <w:r>
         <w:rPr>
           <w:rFonts w:hint="eastAsia"/>
@@ -10698,7 +10819,6 @@
           </w:tcPr>
           <w:p>
             <w:r>
-              <w:lastRenderedPageBreak/>
               <w:t>qrPrintJobId</w:t>
             </w:r>
           </w:p>
@@ -11807,6 +11927,7 @@
           </w:tcPr>
           <w:p>
             <w:r>
+              <w:lastRenderedPageBreak/>
               <w:t>status</w:t>
             </w:r>
           </w:p>
@@ -11941,12 +12062,11 @@
           <w:rFonts w:hint="eastAsia"/>
         </w:rPr>
       </w:pPr>
-      <w:bookmarkStart w:id="30" w:name="_Toc227812916"/>
+      <w:bookmarkStart w:id="30" w:name="_Toc227816236"/>
       <w:r>
         <w:rPr>
           <w:rFonts w:hint="eastAsia"/>
         </w:rPr>
-        <w:lastRenderedPageBreak/>
         <w:t>ステータスコード</w:t>
       </w:r>
       <w:bookmarkEnd w:id="30"/>
@@ -12215,7 +12335,7 @@
           <w:rFonts w:hint="eastAsia"/>
         </w:rPr>
       </w:pPr>
-      <w:bookmarkStart w:id="31" w:name="_Toc227812917"/>
+      <w:bookmarkStart w:id="31" w:name="_Toc227816237"/>
       <w:r>
         <w:rPr>
           <w:rFonts w:hint="eastAsia"/>
@@ -12281,7 +12401,7 @@
           <w:rFonts w:hint="eastAsia"/>
         </w:rPr>
       </w:pPr>
-      <w:bookmarkStart w:id="32" w:name="_Toc227812918"/>
+      <w:bookmarkStart w:id="32" w:name="_Toc227816238"/>
       <w:r>
         <w:rPr>
           <w:rFonts w:hint="eastAsia"/>
@@ -12476,7 +12596,7 @@
           <w:rFonts w:hint="eastAsia"/>
         </w:rPr>
       </w:pPr>
-      <w:bookmarkStart w:id="33" w:name="_Toc227812919"/>
+      <w:bookmarkStart w:id="33" w:name="_Toc227816239"/>
       <w:r>
         <w:rPr>
           <w:rFonts w:hint="eastAsia"/>
@@ -12627,7 +12747,14 @@
               <w:rPr>
                 <w:rFonts w:hint="eastAsia"/>
               </w:rPr>
-              <w:t>ジョブ全体の失敗段階。値: LOCAL_MODULE_INIT / PRINTER_INIT / PRINT_REQUEST / PRINT_EXECUTION</w:t>
+              <w:t>ジョブ全体の失敗段階。値: LOCAL_MODULE_INIT / PRINTER_INIT / PRINT</w:t>
+            </w:r>
+            <w:r>
+              <w:rPr>
+                <w:rFonts w:hint="eastAsia"/>
+              </w:rPr>
+              <w:lastRenderedPageBreak/>
+              <w:t>_REQUEST / PRINT_EXECUTION</w:t>
             </w:r>
           </w:p>
         </w:tc>
@@ -12639,6 +12766,7 @@
           </w:tcPr>
           <w:p>
             <w:r>
+              <w:lastRenderedPageBreak/>
               <w:t>jobErrorSummary</w:t>
             </w:r>
           </w:p>
@@ -12735,7 +12863,6 @@
         <w:rPr>
           <w:rFonts w:hint="eastAsia"/>
         </w:rPr>
-        <w:lastRenderedPageBreak/>
         <w:t>resultItems要素（QrPrintResultItem）</w:t>
       </w:r>
     </w:p>
@@ -13340,6 +13467,7 @@
         <w:rPr>
           <w:rFonts w:hint="eastAsia"/>
         </w:rPr>
+        <w:lastRenderedPageBreak/>
         <w:t>処理仕様</w:t>
       </w:r>
     </w:p>
@@ -13405,7 +13533,6 @@
         <w:rPr>
           <w:rFonts w:hint="eastAsia"/>
         </w:rPr>
-        <w:lastRenderedPageBreak/>
         <w:t>ジョブがすでに終端ステータスの場合、同一結果の再送は冪等に受理し、矛盾する更新要求は 409 とする</w:t>
       </w:r>
     </w:p>
@@ -13468,7 +13595,7 @@
           <w:rFonts w:hint="eastAsia"/>
         </w:rPr>
       </w:pPr>
-      <w:bookmarkStart w:id="34" w:name="_Toc227812920"/>
+      <w:bookmarkStart w:id="34" w:name="_Toc227816240"/>
       <w:r>
         <w:rPr>
           <w:rFonts w:hint="eastAsia"/>
@@ -13900,7 +14027,7 @@
           <w:rFonts w:hint="eastAsia"/>
         </w:rPr>
       </w:pPr>
-      <w:bookmarkStart w:id="35" w:name="_Toc227812921"/>
+      <w:bookmarkStart w:id="35" w:name="_Toc227816241"/>
       <w:r>
         <w:rPr>
           <w:rFonts w:hint="eastAsia"/>
@@ -13996,6 +14123,7 @@
           </w:tcPr>
           <w:p>
             <w:r>
+              <w:lastRenderedPageBreak/>
               <w:t>200</w:t>
             </w:r>
           </w:p>
@@ -14171,7 +14299,6 @@
           </w:tcPr>
           <w:p>
             <w:r>
-              <w:lastRenderedPageBreak/>
               <w:t>409</w:t>
             </w:r>
           </w:p>
@@ -14244,7 +14371,7 @@
           <w:rFonts w:hint="eastAsia"/>
         </w:rPr>
       </w:pPr>
-      <w:bookmarkStart w:id="36" w:name="_Toc227812922"/>
+      <w:bookmarkStart w:id="36" w:name="_Toc227816242"/>
       <w:r>
         <w:rPr>
           <w:rFonts w:hint="eastAsia"/>
@@ -14507,11 +14634,12 @@
           <w:rFonts w:hint="eastAsia"/>
         </w:rPr>
       </w:pPr>
-      <w:bookmarkStart w:id="37" w:name="_Toc227812923"/>
+      <w:bookmarkStart w:id="37" w:name="_Toc227816243"/>
       <w:r>
         <w:rPr>
           <w:rFonts w:hint="eastAsia"/>
         </w:rPr>
+        <w:lastRenderedPageBreak/>
         <w:t>第7章 エラーコード一覧</w:t>
       </w:r>
       <w:bookmarkEnd w:id="37"/>
@@ -14673,7 +14801,6 @@
           </w:tcPr>
           <w:p>
             <w:r>
-              <w:lastRenderedPageBreak/>
               <w:t>QR_400_INVALID_INPUT</w:t>
             </w:r>
           </w:p>
@@ -15026,7 +15153,7 @@
           <w:rFonts w:hint="eastAsia"/>
         </w:rPr>
       </w:pPr>
-      <w:bookmarkStart w:id="38" w:name="_Toc227812924"/>
+      <w:bookmarkStart w:id="38" w:name="_Toc227816244"/>
       <w:r>
         <w:rPr>
           <w:rFonts w:hint="eastAsia"/>
@@ -15208,9 +15335,9 @@
     <w:family w:val="modern"/>
     <w:pitch w:val="variable"/>
     <w:sig w:usb0="E00002FF" w:usb1="6AC7FFFF" w:usb2="08000012" w:usb3="00000000" w:csb0="0002009F" w:csb1="00000000"/>
-    <w:embedRegular r:id="rId1" w:subsetted="1" w:fontKey="{7BAB6AA8-2531-4432-AD9E-CD87A23311DA}"/>
-    <w:embedBold r:id="rId2" w:subsetted="1" w:fontKey="{03480A4D-25D2-4498-AD58-9ADA0841417D}"/>
-    <w:embedItalic r:id="rId3" w:subsetted="1" w:fontKey="{EBD3A482-DDF7-4F19-9132-1843D3DEECCA}"/>
+    <w:embedRegular r:id="rId1" w:subsetted="1" w:fontKey="{5E52C1F2-581A-40FF-8FC7-FB1F07C4A926}"/>
+    <w:embedBold r:id="rId2" w:subsetted="1" w:fontKey="{EAE15ED3-859C-43A0-9DB2-907B29166688}"/>
+    <w:embedItalic r:id="rId3" w:subsetted="1" w:fontKey="{F67CCA31-FEFF-40A9-995A-AB6EE7A1AF2A}"/>
   </w:font>
   <w:font w:name="Cambria">
     <w:panose1 w:val="02040503050406030204"/>
@@ -15218,7 +15345,7 @@
     <w:family w:val="roman"/>
     <w:pitch w:val="variable"/>
     <w:sig w:usb0="E00006FF" w:usb1="420024FF" w:usb2="02000000" w:usb3="00000000" w:csb0="0000019F" w:csb1="00000000"/>
-    <w:embedRegular r:id="rId4" w:fontKey="{3640A458-F5B3-4E8A-9C42-A702578A288D}"/>
+    <w:embedRegular r:id="rId4" w:fontKey="{12F0EFAB-3AE1-47B7-BB29-9A31406E8166}"/>
   </w:font>
   <w:font w:name="ＭＳ Ｐゴシック">
     <w:altName w:val="MS PGothic"/>
@@ -15234,7 +15361,7 @@
     <w:family w:val="swiss"/>
     <w:pitch w:val="variable"/>
     <w:sig w:usb0="E4002EFF" w:usb1="C200247B" w:usb2="00000009" w:usb3="00000000" w:csb0="000001FF" w:csb1="00000000"/>
-    <w:embedRegular r:id="rId5" w:fontKey="{12841031-4461-457B-AE56-71352A193867}"/>
+    <w:embedRegular r:id="rId5" w:fontKey="{9BA49CAC-3880-43F4-8660-57BF4E7EE5D0}"/>
   </w:font>
 </w:fonts>
 </file>
@@ -16060,6 +16187,110 @@
     </w:lvl>
   </w:abstractNum>
   <w:abstractNum w:abstractNumId="7" w15:restartNumberingAfterBreak="0">
+    <w:nsid w:val="079D3847"/>
+    <w:multiLevelType w:val="singleLevel"/>
+    <w:tmpl w:val="04090001"/>
+    <w:lvl w:ilvl="0">
+      <w:start w:val="1"/>
+      <w:numFmt w:val="bullet"/>
+      <w:lvlText w:val="■"/>
+      <w:lvlJc w:val="left"/>
+      <w:pPr>
+        <w:ind w:left="440" w:hanging="440"/>
+      </w:pPr>
+      <w:rPr>
+        <w:rFonts w:ascii="Meiryo UI" w:hAnsi="Meiryo UI" w:eastAsia="Meiryo UI" w:cs="Meiryo UI" w:hint="default"/>
+      </w:rPr>
+    </w:lvl>
+  </w:abstractNum>
+  <w:abstractNum w:abstractNumId="8" w15:restartNumberingAfterBreak="0">
+    <w:nsid w:val="090524DC"/>
+    <w:multiLevelType w:val="hybridMultilevel"/>
+    <w:tmpl w:val="8C1C7F24"/>
+    <w:name w:val="__API_DOC_SQUARE_BULLET__22"/>
+    <w:lvl w:ilvl="0" w:tplc="0409000F">
+      <w:start w:val="1"/>
+      <w:numFmt w:val="decimal"/>
+      <w:lvlText w:val="%1."/>
+      <w:lvlJc w:val="left"/>
+      <w:pPr>
+        <w:ind w:left="440" w:hanging="440"/>
+      </w:pPr>
+    </w:lvl>
+    <w:lvl w:ilvl="1" w:tplc="04090017" w:tentative="1">
+      <w:start w:val="1"/>
+      <w:numFmt w:val="aiueoFullWidth"/>
+      <w:lvlText w:val="(%2)"/>
+      <w:lvlJc w:val="left"/>
+      <w:pPr>
+        <w:ind w:left="880" w:hanging="440"/>
+      </w:pPr>
+    </w:lvl>
+    <w:lvl w:ilvl="2" w:tplc="04090011" w:tentative="1">
+      <w:start w:val="1"/>
+      <w:numFmt w:val="decimalEnclosedCircle"/>
+      <w:lvlText w:val="%3"/>
+      <w:lvlJc w:val="left"/>
+      <w:pPr>
+        <w:ind w:left="1320" w:hanging="440"/>
+      </w:pPr>
+    </w:lvl>
+    <w:lvl w:ilvl="3" w:tplc="0409000F" w:tentative="1">
+      <w:start w:val="1"/>
+      <w:numFmt w:val="decimal"/>
+      <w:lvlText w:val="%4."/>
+      <w:lvlJc w:val="left"/>
+      <w:pPr>
+        <w:ind w:left="1760" w:hanging="440"/>
+      </w:pPr>
+    </w:lvl>
+    <w:lvl w:ilvl="4" w:tplc="04090017" w:tentative="1">
+      <w:start w:val="1"/>
+      <w:numFmt w:val="aiueoFullWidth"/>
+      <w:lvlText w:val="(%5)"/>
+      <w:lvlJc w:val="left"/>
+      <w:pPr>
+        <w:ind w:left="2200" w:hanging="440"/>
+      </w:pPr>
+    </w:lvl>
+    <w:lvl w:ilvl="5" w:tplc="04090011" w:tentative="1">
+      <w:start w:val="1"/>
+      <w:numFmt w:val="decimalEnclosedCircle"/>
+      <w:lvlText w:val="%6"/>
+      <w:lvlJc w:val="left"/>
+      <w:pPr>
+        <w:ind w:left="2640" w:hanging="440"/>
+      </w:pPr>
+    </w:lvl>
+    <w:lvl w:ilvl="6" w:tplc="0409000F" w:tentative="1">
+      <w:start w:val="1"/>
+      <w:numFmt w:val="decimal"/>
+      <w:lvlText w:val="%7."/>
+      <w:lvlJc w:val="left"/>
+      <w:pPr>
+        <w:ind w:left="3080" w:hanging="440"/>
+      </w:pPr>
+    </w:lvl>
+    <w:lvl w:ilvl="7" w:tplc="04090017" w:tentative="1">
+      <w:start w:val="1"/>
+      <w:numFmt w:val="aiueoFullWidth"/>
+      <w:lvlText w:val="(%8)"/>
+      <w:lvlJc w:val="left"/>
+      <w:pPr>
+        <w:ind w:left="3520" w:hanging="440"/>
+      </w:pPr>
+    </w:lvl>
+    <w:lvl w:ilvl="8" w:tplc="04090011" w:tentative="1">
+      <w:start w:val="1"/>
+      <w:numFmt w:val="decimalEnclosedCircle"/>
+      <w:lvlText w:val="%9"/>
+      <w:lvlJc w:val="left"/>
+      <w:pPr>
+        <w:ind w:left="3960" w:hanging="440"/>
+      </w:pPr>
+    </w:lvl>
+  </w:abstractNum>
+  <w:abstractNum w:abstractNumId="9" w15:restartNumberingAfterBreak="0">
     <w:nsid w:val="09203DB8"/>
     <w:multiLevelType w:val="hybridMultilevel"/>
     <w:tmpl w:val="00D8CDE0"/>
@@ -16172,7 +16403,7 @@
       </w:rPr>
     </w:lvl>
   </w:abstractNum>
-  <w:abstractNum w:abstractNumId="8" w15:restartNumberingAfterBreak="0">
+  <w:abstractNum w:abstractNumId="10" w15:restartNumberingAfterBreak="0">
     <w:nsid w:val="09E70C1B"/>
     <w:multiLevelType w:val="multilevel"/>
     <w:tmpl w:val="4DECA9DA"/>
@@ -16286,7 +16517,7 @@
       </w:rPr>
     </w:lvl>
   </w:abstractNum>
-  <w:abstractNum w:abstractNumId="9" w15:restartNumberingAfterBreak="0">
+  <w:abstractNum w:abstractNumId="11" w15:restartNumberingAfterBreak="0">
     <w:nsid w:val="0A436AC7"/>
     <w:multiLevelType w:val="multilevel"/>
     <w:tmpl w:val="4372FD02"/>
@@ -16399,7 +16630,7 @@
       </w:pPr>
     </w:lvl>
   </w:abstractNum>
-  <w:abstractNum w:abstractNumId="10" w15:restartNumberingAfterBreak="0">
+  <w:abstractNum w:abstractNumId="12" w15:restartNumberingAfterBreak="0">
     <w:nsid w:val="0C6777CF"/>
     <w:multiLevelType w:val="multilevel"/>
     <w:tmpl w:val="BD8AF998"/>
@@ -16513,7 +16744,7 @@
       </w:rPr>
     </w:lvl>
   </w:abstractNum>
-  <w:abstractNum w:abstractNumId="11" w15:restartNumberingAfterBreak="0">
+  <w:abstractNum w:abstractNumId="13" w15:restartNumberingAfterBreak="0">
     <w:nsid w:val="0DA227E7"/>
     <w:multiLevelType w:val="multilevel"/>
     <w:tmpl w:val="A24CE66E"/>
@@ -16627,7 +16858,7 @@
       </w:rPr>
     </w:lvl>
   </w:abstractNum>
-  <w:abstractNum w:abstractNumId="12" w15:restartNumberingAfterBreak="0">
+  <w:abstractNum w:abstractNumId="14" w15:restartNumberingAfterBreak="0">
     <w:nsid w:val="0E0336B8"/>
     <w:multiLevelType w:val="hybridMultilevel"/>
     <w:tmpl w:val="8E2E07E0"/>
@@ -16740,7 +16971,7 @@
       </w:rPr>
     </w:lvl>
   </w:abstractNum>
-  <w:abstractNum w:abstractNumId="13" w15:restartNumberingAfterBreak="0">
+  <w:abstractNum w:abstractNumId="15" w15:restartNumberingAfterBreak="0">
     <w:nsid w:val="0E6B4EF4"/>
     <w:multiLevelType w:val="multilevel"/>
     <w:tmpl w:val="5A5046DC"/>
@@ -16853,7 +17084,7 @@
       </w:rPr>
     </w:lvl>
   </w:abstractNum>
-  <w:abstractNum w:abstractNumId="14" w15:restartNumberingAfterBreak="0">
+  <w:abstractNum w:abstractNumId="16" w15:restartNumberingAfterBreak="0">
     <w:nsid w:val="0EA343D8"/>
     <w:multiLevelType w:val="hybridMultilevel"/>
     <w:tmpl w:val="FE7A45C2"/>
@@ -16966,7 +17197,7 @@
       </w:rPr>
     </w:lvl>
   </w:abstractNum>
-  <w:abstractNum w:abstractNumId="15" w15:restartNumberingAfterBreak="0">
+  <w:abstractNum w:abstractNumId="17" w15:restartNumberingAfterBreak="0">
     <w:nsid w:val="0EBE48AD"/>
     <w:multiLevelType w:val="multilevel"/>
     <w:tmpl w:val="60143FE2"/>
@@ -17080,7 +17311,7 @@
       </w:rPr>
     </w:lvl>
   </w:abstractNum>
-  <w:abstractNum w:abstractNumId="16" w15:restartNumberingAfterBreak="0">
+  <w:abstractNum w:abstractNumId="18" w15:restartNumberingAfterBreak="0">
     <w:nsid w:val="102F0ACD"/>
     <w:multiLevelType w:val="hybridMultilevel"/>
     <w:tmpl w:val="8968F090"/>
@@ -17193,7 +17424,7 @@
       </w:rPr>
     </w:lvl>
   </w:abstractNum>
-  <w:abstractNum w:abstractNumId="17" w15:restartNumberingAfterBreak="0">
+  <w:abstractNum w:abstractNumId="19" w15:restartNumberingAfterBreak="0">
     <w:nsid w:val="10F4267B"/>
     <w:multiLevelType w:val="hybridMultilevel"/>
     <w:tmpl w:val="BFEC351C"/>
@@ -17306,7 +17537,7 @@
       </w:rPr>
     </w:lvl>
   </w:abstractNum>
-  <w:abstractNum w:abstractNumId="18" w15:restartNumberingAfterBreak="0">
+  <w:abstractNum w:abstractNumId="20" w15:restartNumberingAfterBreak="0">
     <w:nsid w:val="1168760D"/>
     <w:multiLevelType w:val="hybridMultilevel"/>
     <w:tmpl w:val="4FE0C60A"/>
@@ -17419,7 +17650,7 @@
       </w:rPr>
     </w:lvl>
   </w:abstractNum>
-  <w:abstractNum w:abstractNumId="19" w15:restartNumberingAfterBreak="0">
+  <w:abstractNum w:abstractNumId="21" w15:restartNumberingAfterBreak="0">
     <w:nsid w:val="11BA4A0B"/>
     <w:multiLevelType w:val="multilevel"/>
     <w:tmpl w:val="94D42750"/>
@@ -17533,7 +17764,7 @@
       </w:rPr>
     </w:lvl>
   </w:abstractNum>
-  <w:abstractNum w:abstractNumId="20" w15:restartNumberingAfterBreak="0">
+  <w:abstractNum w:abstractNumId="22" w15:restartNumberingAfterBreak="0">
     <w:nsid w:val="11F812AE"/>
     <w:multiLevelType w:val="hybridMultilevel"/>
     <w:tmpl w:val="C6EA936C"/>
@@ -17646,7 +17877,7 @@
       </w:rPr>
     </w:lvl>
   </w:abstractNum>
-  <w:abstractNum w:abstractNumId="21" w15:restartNumberingAfterBreak="0">
+  <w:abstractNum w:abstractNumId="23" w15:restartNumberingAfterBreak="0">
     <w:nsid w:val="12700F7A"/>
     <w:multiLevelType w:val="hybridMultilevel"/>
     <w:tmpl w:val="E8A23F3C"/>
@@ -17759,7 +17990,7 @@
       </w:rPr>
     </w:lvl>
   </w:abstractNum>
-  <w:abstractNum w:abstractNumId="22" w15:restartNumberingAfterBreak="0">
+  <w:abstractNum w:abstractNumId="24" w15:restartNumberingAfterBreak="0">
     <w:nsid w:val="139E5B86"/>
     <w:multiLevelType w:val="multilevel"/>
     <w:tmpl w:val="B9FC6A64"/>
@@ -17873,7 +18104,7 @@
       </w:rPr>
     </w:lvl>
   </w:abstractNum>
-  <w:abstractNum w:abstractNumId="23" w15:restartNumberingAfterBreak="0">
+  <w:abstractNum w:abstractNumId="25" w15:restartNumberingAfterBreak="0">
     <w:nsid w:val="140F3A5D"/>
     <w:multiLevelType w:val="multilevel"/>
     <w:tmpl w:val="4E1E5628"/>
@@ -17986,7 +18217,7 @@
       </w:rPr>
     </w:lvl>
   </w:abstractNum>
-  <w:abstractNum w:abstractNumId="24" w15:restartNumberingAfterBreak="0">
+  <w:abstractNum w:abstractNumId="26" w15:restartNumberingAfterBreak="0">
     <w:nsid w:val="186922FA"/>
     <w:multiLevelType w:val="hybridMultilevel"/>
     <w:tmpl w:val="F4202E96"/>
@@ -18099,7 +18330,7 @@
       </w:rPr>
     </w:lvl>
   </w:abstractNum>
-  <w:abstractNum w:abstractNumId="25" w15:restartNumberingAfterBreak="0">
+  <w:abstractNum w:abstractNumId="27" w15:restartNumberingAfterBreak="0">
     <w:nsid w:val="18897D34"/>
     <w:multiLevelType w:val="multilevel"/>
     <w:tmpl w:val="BD8AF998"/>
@@ -18213,7 +18444,7 @@
       </w:rPr>
     </w:lvl>
   </w:abstractNum>
-  <w:abstractNum w:abstractNumId="26" w15:restartNumberingAfterBreak="0">
+  <w:abstractNum w:abstractNumId="28" w15:restartNumberingAfterBreak="0">
     <w:nsid w:val="1A4570FA"/>
     <w:multiLevelType w:val="hybridMultilevel"/>
     <w:tmpl w:val="A3185B0E"/>
@@ -18326,7 +18557,7 @@
       </w:rPr>
     </w:lvl>
   </w:abstractNum>
-  <w:abstractNum w:abstractNumId="27" w15:restartNumberingAfterBreak="0">
+  <w:abstractNum w:abstractNumId="29" w15:restartNumberingAfterBreak="0">
     <w:nsid w:val="1B2B6C14"/>
     <w:multiLevelType w:val="multilevel"/>
     <w:tmpl w:val="634A977E"/>
@@ -18440,7 +18671,7 @@
       </w:rPr>
     </w:lvl>
   </w:abstractNum>
-  <w:abstractNum w:abstractNumId="28" w15:restartNumberingAfterBreak="0">
+  <w:abstractNum w:abstractNumId="30" w15:restartNumberingAfterBreak="0">
     <w:nsid w:val="1B77516B"/>
     <w:multiLevelType w:val="hybridMultilevel"/>
     <w:tmpl w:val="55786B50"/>
@@ -18553,7 +18784,94 @@
       </w:rPr>
     </w:lvl>
   </w:abstractNum>
-  <w:abstractNum w:abstractNumId="29" w15:restartNumberingAfterBreak="0">
+  <w:abstractNum w:abstractNumId="31" w15:restartNumberingAfterBreak="0">
+    <w:nsid w:val="1DF322AC"/>
+    <w:multiLevelType w:val="hybridMultilevel"/>
+    <w:tmpl w:val="A87E6456"/>
+    <w:name w:val="__API_DOC_SQUARE_BULLET__2"/>
+    <w:lvl w:ilvl="0" w:tplc="0409000F">
+      <w:start w:val="1"/>
+      <w:numFmt w:val="decimal"/>
+      <w:lvlText w:val="%1."/>
+      <w:lvlJc w:val="left"/>
+      <w:pPr>
+        <w:ind w:left="440" w:hanging="440"/>
+      </w:pPr>
+    </w:lvl>
+    <w:lvl w:ilvl="1" w:tplc="04090017" w:tentative="1">
+      <w:start w:val="1"/>
+      <w:numFmt w:val="aiueoFullWidth"/>
+      <w:lvlText w:val="(%2)"/>
+      <w:lvlJc w:val="left"/>
+      <w:pPr>
+        <w:ind w:left="880" w:hanging="440"/>
+      </w:pPr>
+    </w:lvl>
+    <w:lvl w:ilvl="2" w:tplc="04090011" w:tentative="1">
+      <w:start w:val="1"/>
+      <w:numFmt w:val="decimalEnclosedCircle"/>
+      <w:lvlText w:val="%3"/>
+      <w:lvlJc w:val="left"/>
+      <w:pPr>
+        <w:ind w:left="1320" w:hanging="440"/>
+      </w:pPr>
+    </w:lvl>
+    <w:lvl w:ilvl="3" w:tplc="0409000F" w:tentative="1">
+      <w:start w:val="1"/>
+      <w:numFmt w:val="decimal"/>
+      <w:lvlText w:val="%4."/>
+      <w:lvlJc w:val="left"/>
+      <w:pPr>
+        <w:ind w:left="1760" w:hanging="440"/>
+      </w:pPr>
+    </w:lvl>
+    <w:lvl w:ilvl="4" w:tplc="04090017" w:tentative="1">
+      <w:start w:val="1"/>
+      <w:numFmt w:val="aiueoFullWidth"/>
+      <w:lvlText w:val="(%5)"/>
+      <w:lvlJc w:val="left"/>
+      <w:pPr>
+        <w:ind w:left="2200" w:hanging="440"/>
+      </w:pPr>
+    </w:lvl>
+    <w:lvl w:ilvl="5" w:tplc="04090011" w:tentative="1">
+      <w:start w:val="1"/>
+      <w:numFmt w:val="decimalEnclosedCircle"/>
+      <w:lvlText w:val="%6"/>
+      <w:lvlJc w:val="left"/>
+      <w:pPr>
+        <w:ind w:left="2640" w:hanging="440"/>
+      </w:pPr>
+    </w:lvl>
+    <w:lvl w:ilvl="6" w:tplc="0409000F" w:tentative="1">
+      <w:start w:val="1"/>
+      <w:numFmt w:val="decimal"/>
+      <w:lvlText w:val="%7."/>
+      <w:lvlJc w:val="left"/>
+      <w:pPr>
+        <w:ind w:left="3080" w:hanging="440"/>
+      </w:pPr>
+    </w:lvl>
+    <w:lvl w:ilvl="7" w:tplc="04090017" w:tentative="1">
+      <w:start w:val="1"/>
+      <w:numFmt w:val="aiueoFullWidth"/>
+      <w:lvlText w:val="(%8)"/>
+      <w:lvlJc w:val="left"/>
+      <w:pPr>
+        <w:ind w:left="3520" w:hanging="440"/>
+      </w:pPr>
+    </w:lvl>
+    <w:lvl w:ilvl="8" w:tplc="04090011" w:tentative="1">
+      <w:start w:val="1"/>
+      <w:numFmt w:val="decimalEnclosedCircle"/>
+      <w:lvlText w:val="%9"/>
+      <w:lvlJc w:val="left"/>
+      <w:pPr>
+        <w:ind w:left="3960" w:hanging="440"/>
+      </w:pPr>
+    </w:lvl>
+  </w:abstractNum>
+  <w:abstractNum w:abstractNumId="32" w15:restartNumberingAfterBreak="0">
     <w:nsid w:val="1EBA0BEF"/>
     <w:multiLevelType w:val="multilevel"/>
     <w:tmpl w:val="BD8AF998"/>
@@ -18667,7 +18985,7 @@
       </w:rPr>
     </w:lvl>
   </w:abstractNum>
-  <w:abstractNum w:abstractNumId="30" w15:restartNumberingAfterBreak="0">
+  <w:abstractNum w:abstractNumId="33" w15:restartNumberingAfterBreak="0">
     <w:nsid w:val="1F5529E3"/>
     <w:multiLevelType w:val="multilevel"/>
     <w:tmpl w:val="304E6B04"/>
@@ -18816,24 +19134,7 @@
       </w:rPr>
     </w:lvl>
   </w:abstractNum>
-  <w:abstractNum w:abstractNumId="31" w15:restartNumberingAfterBreak="0">
-    <w:nsid w:val="1F734419"/>
-    <w:multiLevelType w:val="singleLevel"/>
-    <w:tmpl w:val="04090001"/>
-    <w:lvl w:ilvl="0">
-      <w:start w:val="1"/>
-      <w:numFmt w:val="bullet"/>
-      <w:lvlText w:val="■"/>
-      <w:lvlJc w:val="left"/>
-      <w:pPr>
-        <w:ind w:left="440" w:hanging="440"/>
-      </w:pPr>
-      <w:rPr>
-        <w:rFonts w:ascii="Meiryo UI" w:hAnsi="Meiryo UI" w:eastAsia="Meiryo UI" w:cs="Meiryo UI" w:hint="default"/>
-      </w:rPr>
-    </w:lvl>
-  </w:abstractNum>
-  <w:abstractNum w:abstractNumId="32" w15:restartNumberingAfterBreak="0">
+  <w:abstractNum w:abstractNumId="34" w15:restartNumberingAfterBreak="0">
     <w:nsid w:val="1FB92F7A"/>
     <w:multiLevelType w:val="hybridMultilevel"/>
     <w:tmpl w:val="BAFCEED6"/>
@@ -18946,7 +19247,7 @@
       </w:rPr>
     </w:lvl>
   </w:abstractNum>
-  <w:abstractNum w:abstractNumId="33" w15:restartNumberingAfterBreak="0">
+  <w:abstractNum w:abstractNumId="35" w15:restartNumberingAfterBreak="0">
     <w:nsid w:val="207A0E23"/>
     <w:multiLevelType w:val="multilevel"/>
     <w:tmpl w:val="861C7544"/>
@@ -19059,7 +19360,7 @@
       </w:pPr>
     </w:lvl>
   </w:abstractNum>
-  <w:abstractNum w:abstractNumId="34" w15:restartNumberingAfterBreak="0">
+  <w:abstractNum w:abstractNumId="36" w15:restartNumberingAfterBreak="0">
     <w:nsid w:val="20E6427A"/>
     <w:multiLevelType w:val="multilevel"/>
     <w:tmpl w:val="680CF008"/>
@@ -19173,7 +19474,7 @@
       </w:rPr>
     </w:lvl>
   </w:abstractNum>
-  <w:abstractNum w:abstractNumId="35" w15:restartNumberingAfterBreak="0">
+  <w:abstractNum w:abstractNumId="37" w15:restartNumberingAfterBreak="0">
     <w:nsid w:val="21D803D0"/>
     <w:multiLevelType w:val="hybridMultilevel"/>
     <w:tmpl w:val="FE828A06"/>
@@ -19286,7 +19587,7 @@
       </w:rPr>
     </w:lvl>
   </w:abstractNum>
-  <w:abstractNum w:abstractNumId="36" w15:restartNumberingAfterBreak="0">
+  <w:abstractNum w:abstractNumId="38" w15:restartNumberingAfterBreak="0">
     <w:nsid w:val="21FA3E5F"/>
     <w:multiLevelType w:val="multilevel"/>
     <w:tmpl w:val="7E2489B4"/>
@@ -19400,7 +19701,7 @@
       </w:rPr>
     </w:lvl>
   </w:abstractNum>
-  <w:abstractNum w:abstractNumId="37" w15:restartNumberingAfterBreak="0">
+  <w:abstractNum w:abstractNumId="39" w15:restartNumberingAfterBreak="0">
     <w:nsid w:val="22A12C20"/>
     <w:multiLevelType w:val="hybridMultilevel"/>
     <w:tmpl w:val="08CCCE2E"/>
@@ -19513,7 +19814,7 @@
       </w:rPr>
     </w:lvl>
   </w:abstractNum>
-  <w:abstractNum w:abstractNumId="38" w15:restartNumberingAfterBreak="0">
+  <w:abstractNum w:abstractNumId="40" w15:restartNumberingAfterBreak="0">
     <w:nsid w:val="22F07F74"/>
     <w:multiLevelType w:val="multilevel"/>
     <w:tmpl w:val="BD8AF998"/>
@@ -19627,7 +19928,7 @@
       </w:rPr>
     </w:lvl>
   </w:abstractNum>
-  <w:abstractNum w:abstractNumId="39" w15:restartNumberingAfterBreak="0">
+  <w:abstractNum w:abstractNumId="41" w15:restartNumberingAfterBreak="0">
     <w:nsid w:val="22FD72CB"/>
     <w:multiLevelType w:val="multilevel"/>
     <w:tmpl w:val="839A303C"/>
@@ -19740,7 +20041,7 @@
       </w:pPr>
     </w:lvl>
   </w:abstractNum>
-  <w:abstractNum w:abstractNumId="40" w15:restartNumberingAfterBreak="0">
+  <w:abstractNum w:abstractNumId="42" w15:restartNumberingAfterBreak="0">
     <w:nsid w:val="23937D16"/>
     <w:multiLevelType w:val="multilevel"/>
     <w:tmpl w:val="C0AE5AF8"/>
@@ -19854,7 +20155,7 @@
       </w:rPr>
     </w:lvl>
   </w:abstractNum>
-  <w:abstractNum w:abstractNumId="41" w15:restartNumberingAfterBreak="0">
+  <w:abstractNum w:abstractNumId="43" w15:restartNumberingAfterBreak="0">
     <w:nsid w:val="23BE74EF"/>
     <w:multiLevelType w:val="hybridMultilevel"/>
     <w:tmpl w:val="8C762C7C"/>
@@ -19967,7 +20268,7 @@
       </w:rPr>
     </w:lvl>
   </w:abstractNum>
-  <w:abstractNum w:abstractNumId="42" w15:restartNumberingAfterBreak="0">
+  <w:abstractNum w:abstractNumId="44" w15:restartNumberingAfterBreak="0">
     <w:nsid w:val="24824914"/>
     <w:multiLevelType w:val="multilevel"/>
     <w:tmpl w:val="D8225056"/>
@@ -20081,7 +20382,7 @@
       </w:rPr>
     </w:lvl>
   </w:abstractNum>
-  <w:abstractNum w:abstractNumId="43" w15:restartNumberingAfterBreak="0">
+  <w:abstractNum w:abstractNumId="45" w15:restartNumberingAfterBreak="0">
     <w:nsid w:val="24911077"/>
     <w:multiLevelType w:val="hybridMultilevel"/>
     <w:tmpl w:val="A43C43C6"/>
@@ -20194,7 +20495,7 @@
       </w:rPr>
     </w:lvl>
   </w:abstractNum>
-  <w:abstractNum w:abstractNumId="44" w15:restartNumberingAfterBreak="0">
+  <w:abstractNum w:abstractNumId="46" w15:restartNumberingAfterBreak="0">
     <w:nsid w:val="24ED5ECE"/>
     <w:multiLevelType w:val="multilevel"/>
     <w:tmpl w:val="78DCEAD8"/>
@@ -20307,7 +20608,7 @@
       </w:rPr>
     </w:lvl>
   </w:abstractNum>
-  <w:abstractNum w:abstractNumId="45" w15:restartNumberingAfterBreak="0">
+  <w:abstractNum w:abstractNumId="47" w15:restartNumberingAfterBreak="0">
     <w:nsid w:val="251371D7"/>
     <w:multiLevelType w:val="hybridMultilevel"/>
     <w:tmpl w:val="4D065978"/>
@@ -20420,7 +20721,7 @@
       </w:rPr>
     </w:lvl>
   </w:abstractNum>
-  <w:abstractNum w:abstractNumId="46" w15:restartNumberingAfterBreak="0">
+  <w:abstractNum w:abstractNumId="48" w15:restartNumberingAfterBreak="0">
     <w:nsid w:val="255448F2"/>
     <w:multiLevelType w:val="hybridMultilevel"/>
     <w:tmpl w:val="5CA47410"/>
@@ -20533,7 +20834,7 @@
       </w:rPr>
     </w:lvl>
   </w:abstractNum>
-  <w:abstractNum w:abstractNumId="47" w15:restartNumberingAfterBreak="0">
+  <w:abstractNum w:abstractNumId="49" w15:restartNumberingAfterBreak="0">
     <w:nsid w:val="25BB40D7"/>
     <w:multiLevelType w:val="hybridMultilevel"/>
     <w:tmpl w:val="836C4F26"/>
@@ -20646,7 +20947,7 @@
       </w:rPr>
     </w:lvl>
   </w:abstractNum>
-  <w:abstractNum w:abstractNumId="48" w15:restartNumberingAfterBreak="0">
+  <w:abstractNum w:abstractNumId="50" w15:restartNumberingAfterBreak="0">
     <w:nsid w:val="26390E0E"/>
     <w:multiLevelType w:val="hybridMultilevel"/>
     <w:tmpl w:val="E70A2C00"/>
@@ -20759,94 +21060,7 @@
       </w:rPr>
     </w:lvl>
   </w:abstractNum>
-  <w:abstractNum w:abstractNumId="49" w15:restartNumberingAfterBreak="0">
-    <w:nsid w:val="27A522D0"/>
-    <w:multiLevelType w:val="hybridMultilevel"/>
-    <w:tmpl w:val="99B40F4E"/>
-    <w:name w:val="__API_DOC_SQUARE_BULLET__22"/>
-    <w:lvl w:ilvl="0" w:tplc="0409000F">
-      <w:start w:val="1"/>
-      <w:numFmt w:val="decimal"/>
-      <w:lvlText w:val="%1."/>
-      <w:lvlJc w:val="left"/>
-      <w:pPr>
-        <w:ind w:left="440" w:hanging="440"/>
-      </w:pPr>
-    </w:lvl>
-    <w:lvl w:ilvl="1" w:tplc="04090017" w:tentative="1">
-      <w:start w:val="1"/>
-      <w:numFmt w:val="aiueoFullWidth"/>
-      <w:lvlText w:val="(%2)"/>
-      <w:lvlJc w:val="left"/>
-      <w:pPr>
-        <w:ind w:left="880" w:hanging="440"/>
-      </w:pPr>
-    </w:lvl>
-    <w:lvl w:ilvl="2" w:tplc="04090011" w:tentative="1">
-      <w:start w:val="1"/>
-      <w:numFmt w:val="decimalEnclosedCircle"/>
-      <w:lvlText w:val="%3"/>
-      <w:lvlJc w:val="left"/>
-      <w:pPr>
-        <w:ind w:left="1320" w:hanging="440"/>
-      </w:pPr>
-    </w:lvl>
-    <w:lvl w:ilvl="3" w:tplc="0409000F" w:tentative="1">
-      <w:start w:val="1"/>
-      <w:numFmt w:val="decimal"/>
-      <w:lvlText w:val="%4."/>
-      <w:lvlJc w:val="left"/>
-      <w:pPr>
-        <w:ind w:left="1760" w:hanging="440"/>
-      </w:pPr>
-    </w:lvl>
-    <w:lvl w:ilvl="4" w:tplc="04090017" w:tentative="1">
-      <w:start w:val="1"/>
-      <w:numFmt w:val="aiueoFullWidth"/>
-      <w:lvlText w:val="(%5)"/>
-      <w:lvlJc w:val="left"/>
-      <w:pPr>
-        <w:ind w:left="2200" w:hanging="440"/>
-      </w:pPr>
-    </w:lvl>
-    <w:lvl w:ilvl="5" w:tplc="04090011" w:tentative="1">
-      <w:start w:val="1"/>
-      <w:numFmt w:val="decimalEnclosedCircle"/>
-      <w:lvlText w:val="%6"/>
-      <w:lvlJc w:val="left"/>
-      <w:pPr>
-        <w:ind w:left="2640" w:hanging="440"/>
-      </w:pPr>
-    </w:lvl>
-    <w:lvl w:ilvl="6" w:tplc="0409000F" w:tentative="1">
-      <w:start w:val="1"/>
-      <w:numFmt w:val="decimal"/>
-      <w:lvlText w:val="%7."/>
-      <w:lvlJc w:val="left"/>
-      <w:pPr>
-        <w:ind w:left="3080" w:hanging="440"/>
-      </w:pPr>
-    </w:lvl>
-    <w:lvl w:ilvl="7" w:tplc="04090017" w:tentative="1">
-      <w:start w:val="1"/>
-      <w:numFmt w:val="aiueoFullWidth"/>
-      <w:lvlText w:val="(%8)"/>
-      <w:lvlJc w:val="left"/>
-      <w:pPr>
-        <w:ind w:left="3520" w:hanging="440"/>
-      </w:pPr>
-    </w:lvl>
-    <w:lvl w:ilvl="8" w:tplc="04090011" w:tentative="1">
-      <w:start w:val="1"/>
-      <w:numFmt w:val="decimalEnclosedCircle"/>
-      <w:lvlText w:val="%9"/>
-      <w:lvlJc w:val="left"/>
-      <w:pPr>
-        <w:ind w:left="3960" w:hanging="440"/>
-      </w:pPr>
-    </w:lvl>
-  </w:abstractNum>
-  <w:abstractNum w:abstractNumId="50" w15:restartNumberingAfterBreak="0">
+  <w:abstractNum w:abstractNumId="51" w15:restartNumberingAfterBreak="0">
     <w:nsid w:val="29DF02CB"/>
     <w:multiLevelType w:val="hybridMultilevel"/>
     <w:tmpl w:val="CBFE8CFA"/>
@@ -20959,7 +21173,7 @@
       </w:rPr>
     </w:lvl>
   </w:abstractNum>
-  <w:abstractNum w:abstractNumId="51" w15:restartNumberingAfterBreak="0">
+  <w:abstractNum w:abstractNumId="52" w15:restartNumberingAfterBreak="0">
     <w:nsid w:val="2A386E3B"/>
     <w:multiLevelType w:val="hybridMultilevel"/>
     <w:tmpl w:val="B6FEBDD4"/>
@@ -21072,7 +21286,7 @@
       </w:rPr>
     </w:lvl>
   </w:abstractNum>
-  <w:abstractNum w:abstractNumId="52" w15:restartNumberingAfterBreak="0">
+  <w:abstractNum w:abstractNumId="53" w15:restartNumberingAfterBreak="0">
     <w:nsid w:val="2B285FF9"/>
     <w:multiLevelType w:val="multilevel"/>
     <w:tmpl w:val="BD8AF998"/>
@@ -21186,7 +21400,7 @@
       </w:rPr>
     </w:lvl>
   </w:abstractNum>
-  <w:abstractNum w:abstractNumId="53" w15:restartNumberingAfterBreak="0">
+  <w:abstractNum w:abstractNumId="54" w15:restartNumberingAfterBreak="0">
     <w:nsid w:val="2B7B3F4F"/>
     <w:multiLevelType w:val="hybridMultilevel"/>
     <w:tmpl w:val="E3C0CB1C"/>
@@ -21299,7 +21513,7 @@
       </w:rPr>
     </w:lvl>
   </w:abstractNum>
-  <w:abstractNum w:abstractNumId="54" w15:restartNumberingAfterBreak="0">
+  <w:abstractNum w:abstractNumId="55" w15:restartNumberingAfterBreak="0">
     <w:nsid w:val="2B9F1EE2"/>
     <w:multiLevelType w:val="multilevel"/>
     <w:tmpl w:val="1BF047B2"/>
@@ -21413,7 +21627,7 @@
       </w:rPr>
     </w:lvl>
   </w:abstractNum>
-  <w:abstractNum w:abstractNumId="55" w15:restartNumberingAfterBreak="0">
+  <w:abstractNum w:abstractNumId="56" w15:restartNumberingAfterBreak="0">
     <w:nsid w:val="2D861744"/>
     <w:multiLevelType w:val="multilevel"/>
     <w:tmpl w:val="FA14934C"/>
@@ -21527,7 +21741,7 @@
       </w:rPr>
     </w:lvl>
   </w:abstractNum>
-  <w:abstractNum w:abstractNumId="56" w15:restartNumberingAfterBreak="0">
+  <w:abstractNum w:abstractNumId="57" w15:restartNumberingAfterBreak="0">
     <w:nsid w:val="3403041A"/>
     <w:multiLevelType w:val="hybridMultilevel"/>
     <w:tmpl w:val="20EAF8A0"/>
@@ -21640,7 +21854,7 @@
       </w:rPr>
     </w:lvl>
   </w:abstractNum>
-  <w:abstractNum w:abstractNumId="57" w15:restartNumberingAfterBreak="0">
+  <w:abstractNum w:abstractNumId="58" w15:restartNumberingAfterBreak="0">
     <w:nsid w:val="3413029B"/>
     <w:multiLevelType w:val="multilevel"/>
     <w:tmpl w:val="BD8AF998"/>
@@ -21754,7 +21968,7 @@
       </w:rPr>
     </w:lvl>
   </w:abstractNum>
-  <w:abstractNum w:abstractNumId="58" w15:restartNumberingAfterBreak="0">
+  <w:abstractNum w:abstractNumId="59" w15:restartNumberingAfterBreak="0">
     <w:nsid w:val="34671E8B"/>
     <w:multiLevelType w:val="hybridMultilevel"/>
     <w:tmpl w:val="ECCCE8BC"/>
@@ -21867,7 +22081,7 @@
       </w:rPr>
     </w:lvl>
   </w:abstractNum>
-  <w:abstractNum w:abstractNumId="59" w15:restartNumberingAfterBreak="0">
+  <w:abstractNum w:abstractNumId="60" w15:restartNumberingAfterBreak="0">
     <w:nsid w:val="36B1707B"/>
     <w:multiLevelType w:val="multilevel"/>
     <w:tmpl w:val="BD8AF998"/>
@@ -21981,7 +22195,7 @@
       </w:rPr>
     </w:lvl>
   </w:abstractNum>
-  <w:abstractNum w:abstractNumId="60" w15:restartNumberingAfterBreak="0">
+  <w:abstractNum w:abstractNumId="61" w15:restartNumberingAfterBreak="0">
     <w:nsid w:val="373A57D1"/>
     <w:multiLevelType w:val="multilevel"/>
     <w:tmpl w:val="BD8AF998"/>
@@ -22095,7 +22309,7 @@
       </w:rPr>
     </w:lvl>
   </w:abstractNum>
-  <w:abstractNum w:abstractNumId="61" w15:restartNumberingAfterBreak="0">
+  <w:abstractNum w:abstractNumId="62" w15:restartNumberingAfterBreak="0">
     <w:nsid w:val="39024A4D"/>
     <w:multiLevelType w:val="hybridMultilevel"/>
     <w:tmpl w:val="75FA6968"/>
@@ -22208,7 +22422,7 @@
       </w:rPr>
     </w:lvl>
   </w:abstractNum>
-  <w:abstractNum w:abstractNumId="62" w15:restartNumberingAfterBreak="0">
+  <w:abstractNum w:abstractNumId="63" w15:restartNumberingAfterBreak="0">
     <w:nsid w:val="399F36E9"/>
     <w:multiLevelType w:val="multilevel"/>
     <w:tmpl w:val="F3E2A73E"/>
@@ -22322,7 +22536,7 @@
       </w:rPr>
     </w:lvl>
   </w:abstractNum>
-  <w:abstractNum w:abstractNumId="63" w15:restartNumberingAfterBreak="0">
+  <w:abstractNum w:abstractNumId="64" w15:restartNumberingAfterBreak="0">
     <w:nsid w:val="3A9A5308"/>
     <w:multiLevelType w:val="multilevel"/>
     <w:tmpl w:val="FD32EB1E"/>
@@ -22436,7 +22650,7 @@
       </w:rPr>
     </w:lvl>
   </w:abstractNum>
-  <w:abstractNum w:abstractNumId="64" w15:restartNumberingAfterBreak="0">
+  <w:abstractNum w:abstractNumId="65" w15:restartNumberingAfterBreak="0">
     <w:nsid w:val="3B904ECE"/>
     <w:multiLevelType w:val="hybridMultilevel"/>
     <w:tmpl w:val="D78498DA"/>
@@ -22549,7 +22763,7 @@
       </w:rPr>
     </w:lvl>
   </w:abstractNum>
-  <w:abstractNum w:abstractNumId="65" w15:restartNumberingAfterBreak="0">
+  <w:abstractNum w:abstractNumId="66" w15:restartNumberingAfterBreak="0">
     <w:nsid w:val="3CAC6515"/>
     <w:multiLevelType w:val="hybridMultilevel"/>
     <w:tmpl w:val="388E1798"/>
@@ -22660,21 +22874,6 @@
       <w:rPr>
         <w:rFonts w:ascii="Meiryo UI" w:hAnsi="Meiryo UI" w:eastAsia="Meiryo UI" w:cs="Meiryo UI" w:hint="default"/>
       </w:rPr>
-    </w:lvl>
-  </w:abstractNum>
-  <w:abstractNum w:abstractNumId="66" w15:restartNumberingAfterBreak="0">
-    <w:nsid w:val="3D1218D6"/>
-    <w:multiLevelType w:val="singleLevel"/>
-    <w:tmpl w:val="0409000F"/>
-    <w:name w:val="__API_DOC_SQUARE_BULLET__"/>
-    <w:lvl w:ilvl="0">
-      <w:start w:val="1"/>
-      <w:numFmt w:val="decimal"/>
-      <w:lvlText w:val="%1."/>
-      <w:lvlJc w:val="left"/>
-      <w:pPr>
-        <w:ind w:left="440" w:hanging="440"/>
-      </w:pPr>
     </w:lvl>
   </w:abstractNum>
   <w:abstractNum w:abstractNumId="67" w15:restartNumberingAfterBreak="0">
@@ -23705,6 +23904,93 @@
     </w:lvl>
   </w:abstractNum>
   <w:abstractNum w:abstractNumId="75" w15:restartNumberingAfterBreak="0">
+    <w:nsid w:val="49C5460E"/>
+    <w:multiLevelType w:val="hybridMultilevel"/>
+    <w:tmpl w:val="76C26E76"/>
+    <w:name w:val="__API_DOC_SQUARE_BULLET__222"/>
+    <w:lvl w:ilvl="0" w:tplc="0409000F">
+      <w:start w:val="1"/>
+      <w:numFmt w:val="decimal"/>
+      <w:lvlText w:val="%1."/>
+      <w:lvlJc w:val="left"/>
+      <w:pPr>
+        <w:ind w:left="440" w:hanging="440"/>
+      </w:pPr>
+    </w:lvl>
+    <w:lvl w:ilvl="1" w:tplc="04090017" w:tentative="1">
+      <w:start w:val="1"/>
+      <w:numFmt w:val="aiueoFullWidth"/>
+      <w:lvlText w:val="(%2)"/>
+      <w:lvlJc w:val="left"/>
+      <w:pPr>
+        <w:ind w:left="880" w:hanging="440"/>
+      </w:pPr>
+    </w:lvl>
+    <w:lvl w:ilvl="2" w:tplc="04090011" w:tentative="1">
+      <w:start w:val="1"/>
+      <w:numFmt w:val="decimalEnclosedCircle"/>
+      <w:lvlText w:val="%3"/>
+      <w:lvlJc w:val="left"/>
+      <w:pPr>
+        <w:ind w:left="1320" w:hanging="440"/>
+      </w:pPr>
+    </w:lvl>
+    <w:lvl w:ilvl="3" w:tplc="0409000F" w:tentative="1">
+      <w:start w:val="1"/>
+      <w:numFmt w:val="decimal"/>
+      <w:lvlText w:val="%4."/>
+      <w:lvlJc w:val="left"/>
+      <w:pPr>
+        <w:ind w:left="1760" w:hanging="440"/>
+      </w:pPr>
+    </w:lvl>
+    <w:lvl w:ilvl="4" w:tplc="04090017" w:tentative="1">
+      <w:start w:val="1"/>
+      <w:numFmt w:val="aiueoFullWidth"/>
+      <w:lvlText w:val="(%5)"/>
+      <w:lvlJc w:val="left"/>
+      <w:pPr>
+        <w:ind w:left="2200" w:hanging="440"/>
+      </w:pPr>
+    </w:lvl>
+    <w:lvl w:ilvl="5" w:tplc="04090011" w:tentative="1">
+      <w:start w:val="1"/>
+      <w:numFmt w:val="decimalEnclosedCircle"/>
+      <w:lvlText w:val="%6"/>
+      <w:lvlJc w:val="left"/>
+      <w:pPr>
+        <w:ind w:left="2640" w:hanging="440"/>
+      </w:pPr>
+    </w:lvl>
+    <w:lvl w:ilvl="6" w:tplc="0409000F" w:tentative="1">
+      <w:start w:val="1"/>
+      <w:numFmt w:val="decimal"/>
+      <w:lvlText w:val="%7."/>
+      <w:lvlJc w:val="left"/>
+      <w:pPr>
+        <w:ind w:left="3080" w:hanging="440"/>
+      </w:pPr>
+    </w:lvl>
+    <w:lvl w:ilvl="7" w:tplc="04090017" w:tentative="1">
+      <w:start w:val="1"/>
+      <w:numFmt w:val="aiueoFullWidth"/>
+      <w:lvlText w:val="(%8)"/>
+      <w:lvlJc w:val="left"/>
+      <w:pPr>
+        <w:ind w:left="3520" w:hanging="440"/>
+      </w:pPr>
+    </w:lvl>
+    <w:lvl w:ilvl="8" w:tplc="04090011" w:tentative="1">
+      <w:start w:val="1"/>
+      <w:numFmt w:val="decimalEnclosedCircle"/>
+      <w:lvlText w:val="%9"/>
+      <w:lvlJc w:val="left"/>
+      <w:pPr>
+        <w:ind w:left="3960" w:hanging="440"/>
+      </w:pPr>
+    </w:lvl>
+  </w:abstractNum>
+  <w:abstractNum w:abstractNumId="76" w15:restartNumberingAfterBreak="0">
     <w:nsid w:val="49D95C06"/>
     <w:multiLevelType w:val="hybridMultilevel"/>
     <w:tmpl w:val="BBC4E07A"/>
@@ -23817,7 +24103,7 @@
       </w:rPr>
     </w:lvl>
   </w:abstractNum>
-  <w:abstractNum w:abstractNumId="76" w15:restartNumberingAfterBreak="0">
+  <w:abstractNum w:abstractNumId="77" w15:restartNumberingAfterBreak="0">
     <w:nsid w:val="4ACA7AD8"/>
     <w:multiLevelType w:val="multilevel"/>
     <w:tmpl w:val="E50C8A80"/>
@@ -23930,7 +24216,7 @@
       </w:rPr>
     </w:lvl>
   </w:abstractNum>
-  <w:abstractNum w:abstractNumId="77" w15:restartNumberingAfterBreak="0">
+  <w:abstractNum w:abstractNumId="78" w15:restartNumberingAfterBreak="0">
     <w:nsid w:val="4BF95523"/>
     <w:multiLevelType w:val="multilevel"/>
     <w:tmpl w:val="BD8AF998"/>
@@ -24044,7 +24330,7 @@
       </w:rPr>
     </w:lvl>
   </w:abstractNum>
-  <w:abstractNum w:abstractNumId="78" w15:restartNumberingAfterBreak="0">
+  <w:abstractNum w:abstractNumId="79" w15:restartNumberingAfterBreak="0">
     <w:nsid w:val="4C410C97"/>
     <w:multiLevelType w:val="hybridMultilevel"/>
     <w:tmpl w:val="5FA0182E"/>
@@ -24157,7 +24443,7 @@
       </w:rPr>
     </w:lvl>
   </w:abstractNum>
-  <w:abstractNum w:abstractNumId="79" w15:restartNumberingAfterBreak="0">
+  <w:abstractNum w:abstractNumId="80" w15:restartNumberingAfterBreak="0">
     <w:nsid w:val="4C6E50A5"/>
     <w:multiLevelType w:val="multilevel"/>
     <w:tmpl w:val="4988599A"/>
@@ -24271,7 +24557,7 @@
       </w:rPr>
     </w:lvl>
   </w:abstractNum>
-  <w:abstractNum w:abstractNumId="80" w15:restartNumberingAfterBreak="0">
+  <w:abstractNum w:abstractNumId="81" w15:restartNumberingAfterBreak="0">
     <w:nsid w:val="4DD35AC5"/>
     <w:multiLevelType w:val="multilevel"/>
     <w:tmpl w:val="BD8AF998"/>
@@ -24385,7 +24671,7 @@
       </w:rPr>
     </w:lvl>
   </w:abstractNum>
-  <w:abstractNum w:abstractNumId="81" w15:restartNumberingAfterBreak="0">
+  <w:abstractNum w:abstractNumId="82" w15:restartNumberingAfterBreak="0">
     <w:nsid w:val="4E5D1EA2"/>
     <w:multiLevelType w:val="multilevel"/>
     <w:tmpl w:val="BD8AF998"/>
@@ -24499,7 +24785,7 @@
       </w:rPr>
     </w:lvl>
   </w:abstractNum>
-  <w:abstractNum w:abstractNumId="82" w15:restartNumberingAfterBreak="0">
+  <w:abstractNum w:abstractNumId="83" w15:restartNumberingAfterBreak="0">
     <w:nsid w:val="4F5E1FF6"/>
     <w:multiLevelType w:val="hybridMultilevel"/>
     <w:tmpl w:val="C15C80F2"/>
@@ -24612,7 +24898,7 @@
       </w:rPr>
     </w:lvl>
   </w:abstractNum>
-  <w:abstractNum w:abstractNumId="83" w15:restartNumberingAfterBreak="0">
+  <w:abstractNum w:abstractNumId="84" w15:restartNumberingAfterBreak="0">
     <w:nsid w:val="4FAE10FC"/>
     <w:multiLevelType w:val="multilevel"/>
     <w:tmpl w:val="AF2260C8"/>
@@ -24725,7 +25011,7 @@
       </w:rPr>
     </w:lvl>
   </w:abstractNum>
-  <w:abstractNum w:abstractNumId="84" w15:restartNumberingAfterBreak="0">
+  <w:abstractNum w:abstractNumId="85" w15:restartNumberingAfterBreak="0">
     <w:nsid w:val="50B3342D"/>
     <w:multiLevelType w:val="hybridMultilevel"/>
     <w:tmpl w:val="BCC6A66E"/>
@@ -24838,7 +25124,7 @@
       </w:rPr>
     </w:lvl>
   </w:abstractNum>
-  <w:abstractNum w:abstractNumId="85" w15:restartNumberingAfterBreak="0">
+  <w:abstractNum w:abstractNumId="86" w15:restartNumberingAfterBreak="0">
     <w:nsid w:val="544A63CF"/>
     <w:multiLevelType w:val="hybridMultilevel"/>
     <w:tmpl w:val="7D50F8D0"/>
@@ -24930,7 +25216,7 @@
       </w:pPr>
     </w:lvl>
   </w:abstractNum>
-  <w:abstractNum w:abstractNumId="86" w15:restartNumberingAfterBreak="0">
+  <w:abstractNum w:abstractNumId="87" w15:restartNumberingAfterBreak="0">
     <w:nsid w:val="54B27B66"/>
     <w:multiLevelType w:val="multilevel"/>
     <w:tmpl w:val="C188F960"/>
@@ -25044,7 +25330,7 @@
       </w:rPr>
     </w:lvl>
   </w:abstractNum>
-  <w:abstractNum w:abstractNumId="87" w15:restartNumberingAfterBreak="0">
+  <w:abstractNum w:abstractNumId="88" w15:restartNumberingAfterBreak="0">
     <w:nsid w:val="54D81CE0"/>
     <w:multiLevelType w:val="multilevel"/>
     <w:tmpl w:val="BD8AF998"/>
@@ -25158,7 +25444,7 @@
       </w:rPr>
     </w:lvl>
   </w:abstractNum>
-  <w:abstractNum w:abstractNumId="88" w15:restartNumberingAfterBreak="0">
+  <w:abstractNum w:abstractNumId="89" w15:restartNumberingAfterBreak="0">
     <w:nsid w:val="56D50314"/>
     <w:multiLevelType w:val="hybridMultilevel"/>
     <w:tmpl w:val="56207F00"/>
@@ -25271,7 +25557,7 @@
       </w:rPr>
     </w:lvl>
   </w:abstractNum>
-  <w:abstractNum w:abstractNumId="89" w15:restartNumberingAfterBreak="0">
+  <w:abstractNum w:abstractNumId="90" w15:restartNumberingAfterBreak="0">
     <w:nsid w:val="58CD00FF"/>
     <w:multiLevelType w:val="hybridMultilevel"/>
     <w:tmpl w:val="D70C9DFE"/>
@@ -25384,7 +25670,7 @@
       </w:rPr>
     </w:lvl>
   </w:abstractNum>
-  <w:abstractNum w:abstractNumId="90" w15:restartNumberingAfterBreak="0">
+  <w:abstractNum w:abstractNumId="91" w15:restartNumberingAfterBreak="0">
     <w:nsid w:val="5A5525DA"/>
     <w:multiLevelType w:val="hybridMultilevel"/>
     <w:tmpl w:val="44F01D84"/>
@@ -25497,7 +25783,7 @@
       </w:rPr>
     </w:lvl>
   </w:abstractNum>
-  <w:abstractNum w:abstractNumId="91" w15:restartNumberingAfterBreak="0">
+  <w:abstractNum w:abstractNumId="92" w15:restartNumberingAfterBreak="0">
     <w:nsid w:val="5BF57D0E"/>
     <w:multiLevelType w:val="hybridMultilevel"/>
     <w:tmpl w:val="A894E476"/>
@@ -25610,7 +25896,7 @@
       </w:rPr>
     </w:lvl>
   </w:abstractNum>
-  <w:abstractNum w:abstractNumId="92" w15:restartNumberingAfterBreak="0">
+  <w:abstractNum w:abstractNumId="93" w15:restartNumberingAfterBreak="0">
     <w:nsid w:val="5DCA614C"/>
     <w:multiLevelType w:val="hybridMultilevel"/>
     <w:tmpl w:val="0E925240"/>
@@ -25723,7 +26009,7 @@
       </w:rPr>
     </w:lvl>
   </w:abstractNum>
-  <w:abstractNum w:abstractNumId="93" w15:restartNumberingAfterBreak="0">
+  <w:abstractNum w:abstractNumId="94" w15:restartNumberingAfterBreak="0">
     <w:nsid w:val="5DF3041A"/>
     <w:multiLevelType w:val="hybridMultilevel"/>
     <w:tmpl w:val="2818AE68"/>
@@ -25834,93 +26120,6 @@
       <w:rPr>
         <w:rFonts w:ascii="Meiryo UI" w:hAnsi="Meiryo UI" w:eastAsia="Meiryo UI" w:cs="Meiryo UI" w:hint="default"/>
       </w:rPr>
-    </w:lvl>
-  </w:abstractNum>
-  <w:abstractNum w:abstractNumId="94" w15:restartNumberingAfterBreak="0">
-    <w:nsid w:val="5DFA7DF8"/>
-    <w:multiLevelType w:val="hybridMultilevel"/>
-    <w:tmpl w:val="B396EDC2"/>
-    <w:name w:val="__API_DOC_SQUARE_BULLET__2"/>
-    <w:lvl w:ilvl="0" w:tplc="0409000F">
-      <w:start w:val="1"/>
-      <w:numFmt w:val="decimal"/>
-      <w:lvlText w:val="%1."/>
-      <w:lvlJc w:val="left"/>
-      <w:pPr>
-        <w:ind w:left="440" w:hanging="440"/>
-      </w:pPr>
-    </w:lvl>
-    <w:lvl w:ilvl="1" w:tplc="04090017" w:tentative="1">
-      <w:start w:val="1"/>
-      <w:numFmt w:val="aiueoFullWidth"/>
-      <w:lvlText w:val="(%2)"/>
-      <w:lvlJc w:val="left"/>
-      <w:pPr>
-        <w:ind w:left="880" w:hanging="440"/>
-      </w:pPr>
-    </w:lvl>
-    <w:lvl w:ilvl="2" w:tplc="04090011" w:tentative="1">
-      <w:start w:val="1"/>
-      <w:numFmt w:val="decimalEnclosedCircle"/>
-      <w:lvlText w:val="%3"/>
-      <w:lvlJc w:val="left"/>
-      <w:pPr>
-        <w:ind w:left="1320" w:hanging="440"/>
-      </w:pPr>
-    </w:lvl>
-    <w:lvl w:ilvl="3" w:tplc="0409000F" w:tentative="1">
-      <w:start w:val="1"/>
-      <w:numFmt w:val="decimal"/>
-      <w:lvlText w:val="%4."/>
-      <w:lvlJc w:val="left"/>
-      <w:pPr>
-        <w:ind w:left="1760" w:hanging="440"/>
-      </w:pPr>
-    </w:lvl>
-    <w:lvl w:ilvl="4" w:tplc="04090017" w:tentative="1">
-      <w:start w:val="1"/>
-      <w:numFmt w:val="aiueoFullWidth"/>
-      <w:lvlText w:val="(%5)"/>
-      <w:lvlJc w:val="left"/>
-      <w:pPr>
-        <w:ind w:left="2200" w:hanging="440"/>
-      </w:pPr>
-    </w:lvl>
-    <w:lvl w:ilvl="5" w:tplc="04090011" w:tentative="1">
-      <w:start w:val="1"/>
-      <w:numFmt w:val="decimalEnclosedCircle"/>
-      <w:lvlText w:val="%6"/>
-      <w:lvlJc w:val="left"/>
-      <w:pPr>
-        <w:ind w:left="2640" w:hanging="440"/>
-      </w:pPr>
-    </w:lvl>
-    <w:lvl w:ilvl="6" w:tplc="0409000F" w:tentative="1">
-      <w:start w:val="1"/>
-      <w:numFmt w:val="decimal"/>
-      <w:lvlText w:val="%7."/>
-      <w:lvlJc w:val="left"/>
-      <w:pPr>
-        <w:ind w:left="3080" w:hanging="440"/>
-      </w:pPr>
-    </w:lvl>
-    <w:lvl w:ilvl="7" w:tplc="04090017" w:tentative="1">
-      <w:start w:val="1"/>
-      <w:numFmt w:val="aiueoFullWidth"/>
-      <w:lvlText w:val="(%8)"/>
-      <w:lvlJc w:val="left"/>
-      <w:pPr>
-        <w:ind w:left="3520" w:hanging="440"/>
-      </w:pPr>
-    </w:lvl>
-    <w:lvl w:ilvl="8" w:tplc="04090011" w:tentative="1">
-      <w:start w:val="1"/>
-      <w:numFmt w:val="decimalEnclosedCircle"/>
-      <w:lvlText w:val="%9"/>
-      <w:lvlJc w:val="left"/>
-      <w:pPr>
-        <w:ind w:left="3960" w:hanging="440"/>
-      </w:pPr>
     </w:lvl>
   </w:abstractNum>
   <w:abstractNum w:abstractNumId="95" w15:restartNumberingAfterBreak="0">
@@ -26716,89 +26915,17 @@
     </w:lvl>
   </w:abstractNum>
   <w:abstractNum w:abstractNumId="102" w15:restartNumberingAfterBreak="0">
-    <w:nsid w:val="68F9690B"/>
-    <w:multiLevelType w:val="hybridMultilevel"/>
-    <w:tmpl w:val="41BC5B80"/>
-    <w:name w:val="__API_DOC_SQUARE_BULLET__222"/>
-    <w:lvl w:ilvl="0" w:tplc="0409000F">
+    <w:nsid w:val="68AC60D6"/>
+    <w:multiLevelType w:val="singleLevel"/>
+    <w:tmpl w:val="0409000F"/>
+    <w:name w:val="__API_DOC_SQUARE_BULLET__"/>
+    <w:lvl w:ilvl="0">
       <w:start w:val="1"/>
       <w:numFmt w:val="decimal"/>
       <w:lvlText w:val="%1."/>
       <w:lvlJc w:val="left"/>
       <w:pPr>
         <w:ind w:left="440" w:hanging="440"/>
-      </w:pPr>
-    </w:lvl>
-    <w:lvl w:ilvl="1" w:tplc="04090017" w:tentative="1">
-      <w:start w:val="1"/>
-      <w:numFmt w:val="aiueoFullWidth"/>
-      <w:lvlText w:val="(%2)"/>
-      <w:lvlJc w:val="left"/>
-      <w:pPr>
-        <w:ind w:left="880" w:hanging="440"/>
-      </w:pPr>
-    </w:lvl>
-    <w:lvl w:ilvl="2" w:tplc="04090011" w:tentative="1">
-      <w:start w:val="1"/>
-      <w:numFmt w:val="decimalEnclosedCircle"/>
-      <w:lvlText w:val="%3"/>
-      <w:lvlJc w:val="left"/>
-      <w:pPr>
-        <w:ind w:left="1320" w:hanging="440"/>
-      </w:pPr>
-    </w:lvl>
-    <w:lvl w:ilvl="3" w:tplc="0409000F" w:tentative="1">
-      <w:start w:val="1"/>
-      <w:numFmt w:val="decimal"/>
-      <w:lvlText w:val="%4."/>
-      <w:lvlJc w:val="left"/>
-      <w:pPr>
-        <w:ind w:left="1760" w:hanging="440"/>
-      </w:pPr>
-    </w:lvl>
-    <w:lvl w:ilvl="4" w:tplc="04090017" w:tentative="1">
-      <w:start w:val="1"/>
-      <w:numFmt w:val="aiueoFullWidth"/>
-      <w:lvlText w:val="(%5)"/>
-      <w:lvlJc w:val="left"/>
-      <w:pPr>
-        <w:ind w:left="2200" w:hanging="440"/>
-      </w:pPr>
-    </w:lvl>
-    <w:lvl w:ilvl="5" w:tplc="04090011" w:tentative="1">
-      <w:start w:val="1"/>
-      <w:numFmt w:val="decimalEnclosedCircle"/>
-      <w:lvlText w:val="%6"/>
-      <w:lvlJc w:val="left"/>
-      <w:pPr>
-        <w:ind w:left="2640" w:hanging="440"/>
-      </w:pPr>
-    </w:lvl>
-    <w:lvl w:ilvl="6" w:tplc="0409000F" w:tentative="1">
-      <w:start w:val="1"/>
-      <w:numFmt w:val="decimal"/>
-      <w:lvlText w:val="%7."/>
-      <w:lvlJc w:val="left"/>
-      <w:pPr>
-        <w:ind w:left="3080" w:hanging="440"/>
-      </w:pPr>
-    </w:lvl>
-    <w:lvl w:ilvl="7" w:tplc="04090017" w:tentative="1">
-      <w:start w:val="1"/>
-      <w:numFmt w:val="aiueoFullWidth"/>
-      <w:lvlText w:val="(%8)"/>
-      <w:lvlJc w:val="left"/>
-      <w:pPr>
-        <w:ind w:left="3520" w:hanging="440"/>
-      </w:pPr>
-    </w:lvl>
-    <w:lvl w:ilvl="8" w:tplc="04090011" w:tentative="1">
-      <w:start w:val="1"/>
-      <w:numFmt w:val="decimalEnclosedCircle"/>
-      <w:lvlText w:val="%9"/>
-      <w:lvlJc w:val="left"/>
-      <w:pPr>
-        <w:ind w:left="3960" w:hanging="440"/>
       </w:pPr>
     </w:lvl>
   </w:abstractNum>
@@ -29170,37 +29297,37 @@
     </w:lvl>
   </w:abstractNum>
   <w:num w:numId="1" w16cid:durableId="1895119920">
-    <w:abstractNumId w:val="86"/>
+    <w:abstractNumId w:val="87"/>
   </w:num>
   <w:num w:numId="2" w16cid:durableId="1721661053">
-    <w:abstractNumId w:val="27"/>
+    <w:abstractNumId w:val="29"/>
   </w:num>
   <w:num w:numId="3" w16cid:durableId="629214803">
-    <w:abstractNumId w:val="54"/>
+    <w:abstractNumId w:val="55"/>
   </w:num>
   <w:num w:numId="4" w16cid:durableId="613826659">
-    <w:abstractNumId w:val="13"/>
+    <w:abstractNumId w:val="15"/>
   </w:num>
   <w:num w:numId="5" w16cid:durableId="157699857">
-    <w:abstractNumId w:val="19"/>
+    <w:abstractNumId w:val="21"/>
   </w:num>
   <w:num w:numId="6" w16cid:durableId="871307222">
-    <w:abstractNumId w:val="62"/>
+    <w:abstractNumId w:val="63"/>
   </w:num>
   <w:num w:numId="7" w16cid:durableId="1948467586">
     <w:abstractNumId w:val="120"/>
   </w:num>
   <w:num w:numId="8" w16cid:durableId="1488398625">
-    <w:abstractNumId w:val="15"/>
+    <w:abstractNumId w:val="17"/>
   </w:num>
   <w:num w:numId="9" w16cid:durableId="1977947383">
-    <w:abstractNumId w:val="44"/>
+    <w:abstractNumId w:val="46"/>
   </w:num>
   <w:num w:numId="10" w16cid:durableId="567813234">
-    <w:abstractNumId w:val="83"/>
+    <w:abstractNumId w:val="84"/>
   </w:num>
   <w:num w:numId="11" w16cid:durableId="751706831">
-    <w:abstractNumId w:val="34"/>
+    <w:abstractNumId w:val="36"/>
   </w:num>
   <w:num w:numId="12" w16cid:durableId="1299842437">
     <w:abstractNumId w:val="3"/>
@@ -29209,82 +29336,82 @@
     <w:abstractNumId w:val="4"/>
   </w:num>
   <w:num w:numId="14" w16cid:durableId="1155754182">
-    <w:abstractNumId w:val="79"/>
+    <w:abstractNumId w:val="80"/>
   </w:num>
   <w:num w:numId="15" w16cid:durableId="802577955">
     <w:abstractNumId w:val="1"/>
   </w:num>
   <w:num w:numId="16" w16cid:durableId="796678581">
-    <w:abstractNumId w:val="63"/>
+    <w:abstractNumId w:val="64"/>
   </w:num>
   <w:num w:numId="17" w16cid:durableId="1139297235">
-    <w:abstractNumId w:val="22"/>
+    <w:abstractNumId w:val="24"/>
   </w:num>
   <w:num w:numId="18" w16cid:durableId="1367219213">
     <w:abstractNumId w:val="6"/>
   </w:num>
   <w:num w:numId="19" w16cid:durableId="399442700">
-    <w:abstractNumId w:val="55"/>
+    <w:abstractNumId w:val="56"/>
   </w:num>
   <w:num w:numId="20" w16cid:durableId="540439852">
-    <w:abstractNumId w:val="40"/>
+    <w:abstractNumId w:val="42"/>
   </w:num>
   <w:num w:numId="21" w16cid:durableId="599416316">
-    <w:abstractNumId w:val="76"/>
+    <w:abstractNumId w:val="77"/>
   </w:num>
   <w:num w:numId="22" w16cid:durableId="268123330">
     <w:abstractNumId w:val="121"/>
   </w:num>
   <w:num w:numId="23" w16cid:durableId="2020039216">
-    <w:abstractNumId w:val="8"/>
+    <w:abstractNumId w:val="10"/>
   </w:num>
   <w:num w:numId="24" w16cid:durableId="1902325943">
-    <w:abstractNumId w:val="38"/>
+    <w:abstractNumId w:val="40"/>
   </w:num>
   <w:num w:numId="25" w16cid:durableId="890503816">
-    <w:abstractNumId w:val="11"/>
+    <w:abstractNumId w:val="13"/>
   </w:num>
   <w:num w:numId="26" w16cid:durableId="1179537648">
-    <w:abstractNumId w:val="36"/>
+    <w:abstractNumId w:val="38"/>
   </w:num>
   <w:num w:numId="27" w16cid:durableId="1009914689">
     <w:abstractNumId w:val="67"/>
   </w:num>
   <w:num w:numId="28" w16cid:durableId="2006276014">
-    <w:abstractNumId w:val="42"/>
+    <w:abstractNumId w:val="44"/>
   </w:num>
   <w:num w:numId="29" w16cid:durableId="2001542945">
     <w:abstractNumId w:val="97"/>
   </w:num>
   <w:num w:numId="30" w16cid:durableId="1295526333">
-    <w:abstractNumId w:val="23"/>
+    <w:abstractNumId w:val="25"/>
   </w:num>
   <w:num w:numId="31" w16cid:durableId="1848910563">
-    <w:abstractNumId w:val="47"/>
+    <w:abstractNumId w:val="49"/>
   </w:num>
   <w:num w:numId="32" w16cid:durableId="633025239">
-    <w:abstractNumId w:val="14"/>
+    <w:abstractNumId w:val="16"/>
   </w:num>
   <w:num w:numId="33" w16cid:durableId="1226987589">
-    <w:abstractNumId w:val="28"/>
+    <w:abstractNumId w:val="30"/>
   </w:num>
   <w:num w:numId="34" w16cid:durableId="1593858252">
-    <w:abstractNumId w:val="84"/>
+    <w:abstractNumId w:val="85"/>
   </w:num>
   <w:num w:numId="35" w16cid:durableId="1817641731">
-    <w:abstractNumId w:val="48"/>
+    <w:abstractNumId w:val="50"/>
   </w:num>
   <w:num w:numId="36" w16cid:durableId="1220291253">
-    <w:abstractNumId w:val="35"/>
+    <w:abstractNumId w:val="37"/>
   </w:num>
   <w:num w:numId="37" w16cid:durableId="2021812239">
-    <w:abstractNumId w:val="91"/>
+    <w:abstractNumId w:val="92"/>
   </w:num>
   <w:num w:numId="38" w16cid:durableId="936403793">
     <w:abstractNumId w:val="95"/>
   </w:num>
   <w:num w:numId="39" w16cid:durableId="1020475569">
-    <w:abstractNumId w:val="37"/>
+    <w:abstractNumId w:val="39"/>
   </w:num>
   <w:num w:numId="40" w16cid:durableId="1441149847">
     <w:abstractNumId w:val="99"/>
@@ -29296,7 +29423,7 @@
     <w:abstractNumId w:val="113"/>
   </w:num>
   <w:num w:numId="43" w16cid:durableId="1654723770">
-    <w:abstractNumId w:val="9"/>
+    <w:abstractNumId w:val="11"/>
   </w:num>
   <w:num w:numId="44" w16cid:durableId="344594421">
     <w:abstractNumId w:val="72"/>
@@ -29308,13 +29435,13 @@
     <w:abstractNumId w:val="114"/>
   </w:num>
   <w:num w:numId="47" w16cid:durableId="824278799">
-    <w:abstractNumId w:val="39"/>
+    <w:abstractNumId w:val="41"/>
   </w:num>
   <w:num w:numId="48" w16cid:durableId="211773052">
-    <w:abstractNumId w:val="33"/>
+    <w:abstractNumId w:val="35"/>
   </w:num>
   <w:num w:numId="49" w16cid:durableId="2060322769">
-    <w:abstractNumId w:val="20"/>
+    <w:abstractNumId w:val="22"/>
   </w:num>
   <w:num w:numId="50" w16cid:durableId="2024434123">
     <w:abstractNumId w:val="100"/>
@@ -29326,31 +29453,31 @@
     <w:abstractNumId w:val="2"/>
   </w:num>
   <w:num w:numId="53" w16cid:durableId="1356689606">
-    <w:abstractNumId w:val="56"/>
+    <w:abstractNumId w:val="57"/>
   </w:num>
   <w:num w:numId="54" w16cid:durableId="1310599660">
     <w:abstractNumId w:val="106"/>
   </w:num>
   <w:num w:numId="55" w16cid:durableId="2017686679">
-    <w:abstractNumId w:val="45"/>
+    <w:abstractNumId w:val="47"/>
   </w:num>
   <w:num w:numId="56" w16cid:durableId="1792165896">
-    <w:abstractNumId w:val="53"/>
+    <w:abstractNumId w:val="54"/>
   </w:num>
   <w:num w:numId="57" w16cid:durableId="1084956861">
-    <w:abstractNumId w:val="50"/>
+    <w:abstractNumId w:val="51"/>
   </w:num>
   <w:num w:numId="58" w16cid:durableId="1192956315">
-    <w:abstractNumId w:val="46"/>
+    <w:abstractNumId w:val="48"/>
   </w:num>
   <w:num w:numId="59" w16cid:durableId="23335512">
     <w:abstractNumId w:val="0"/>
   </w:num>
   <w:num w:numId="60" w16cid:durableId="678579156">
-    <w:abstractNumId w:val="61"/>
+    <w:abstractNumId w:val="62"/>
   </w:num>
   <w:num w:numId="61" w16cid:durableId="930889899">
-    <w:abstractNumId w:val="41"/>
+    <w:abstractNumId w:val="43"/>
   </w:num>
   <w:num w:numId="62" w16cid:durableId="998728586">
     <w:abstractNumId w:val="5"/>
@@ -29359,13 +29486,13 @@
     <w:abstractNumId w:val="107"/>
   </w:num>
   <w:num w:numId="64" w16cid:durableId="1535269810">
-    <w:abstractNumId w:val="18"/>
+    <w:abstractNumId w:val="20"/>
   </w:num>
   <w:num w:numId="65" w16cid:durableId="873078971">
     <w:abstractNumId w:val="96"/>
   </w:num>
   <w:num w:numId="66" w16cid:durableId="1238856018">
-    <w:abstractNumId w:val="24"/>
+    <w:abstractNumId w:val="26"/>
   </w:num>
   <w:num w:numId="67" w16cid:durableId="1896162260">
     <w:abstractNumId w:val="115"/>
@@ -29377,7 +29504,7 @@
     <w:abstractNumId w:val="68"/>
   </w:num>
   <w:num w:numId="70" w16cid:durableId="6296985">
-    <w:abstractNumId w:val="30"/>
+    <w:abstractNumId w:val="33"/>
   </w:num>
   <w:num w:numId="71" w16cid:durableId="643432889">
     <w:abstractNumId w:val="69"/>
@@ -29386,10 +29513,10 @@
     <w:abstractNumId w:val="74"/>
   </w:num>
   <w:num w:numId="73" w16cid:durableId="429395771">
-    <w:abstractNumId w:val="51"/>
+    <w:abstractNumId w:val="52"/>
   </w:num>
   <w:num w:numId="74" w16cid:durableId="431363947">
-    <w:abstractNumId w:val="16"/>
+    <w:abstractNumId w:val="18"/>
   </w:num>
   <w:num w:numId="75" w16cid:durableId="991375419">
     <w:abstractNumId w:val="116"/>
@@ -29398,7 +29525,7 @@
     <w:abstractNumId w:val="110"/>
   </w:num>
   <w:num w:numId="77" w16cid:durableId="1162238852">
-    <w:abstractNumId w:val="21"/>
+    <w:abstractNumId w:val="23"/>
   </w:num>
   <w:num w:numId="78" w16cid:durableId="1193108439">
     <w:abstractNumId w:val="108"/>
@@ -29407,7 +29534,7 @@
     <w:abstractNumId w:val="109"/>
   </w:num>
   <w:num w:numId="80" w16cid:durableId="287246247">
-    <w:abstractNumId w:val="85"/>
+    <w:abstractNumId w:val="86"/>
   </w:num>
   <w:num w:numId="81" w16cid:durableId="1582329285">
     <w:abstractNumId w:val="73"/>
@@ -29416,130 +29543,130 @@
     <w:abstractNumId w:val="122"/>
   </w:num>
   <w:num w:numId="83" w16cid:durableId="1081827351">
-    <w:abstractNumId w:val="43"/>
+    <w:abstractNumId w:val="45"/>
   </w:num>
   <w:num w:numId="84" w16cid:durableId="1619557906">
-    <w:abstractNumId w:val="78"/>
+    <w:abstractNumId w:val="79"/>
   </w:num>
   <w:num w:numId="85" w16cid:durableId="1390687812">
-    <w:abstractNumId w:val="7"/>
+    <w:abstractNumId w:val="9"/>
   </w:num>
   <w:num w:numId="86" w16cid:durableId="1145119553">
-    <w:abstractNumId w:val="29"/>
+    <w:abstractNumId w:val="32"/>
   </w:num>
   <w:num w:numId="87" w16cid:durableId="1789471430">
-    <w:abstractNumId w:val="57"/>
+    <w:abstractNumId w:val="58"/>
   </w:num>
   <w:num w:numId="88" w16cid:durableId="1693263746">
     <w:abstractNumId w:val="104"/>
   </w:num>
   <w:num w:numId="89" w16cid:durableId="1677657953">
-    <w:abstractNumId w:val="59"/>
+    <w:abstractNumId w:val="60"/>
   </w:num>
   <w:num w:numId="90" w16cid:durableId="1539732009">
-    <w:abstractNumId w:val="87"/>
+    <w:abstractNumId w:val="88"/>
   </w:num>
   <w:num w:numId="91" w16cid:durableId="1928297778">
-    <w:abstractNumId w:val="52"/>
+    <w:abstractNumId w:val="53"/>
   </w:num>
   <w:num w:numId="92" w16cid:durableId="1540125761">
-    <w:abstractNumId w:val="60"/>
+    <w:abstractNumId w:val="61"/>
   </w:num>
   <w:num w:numId="93" w16cid:durableId="891310916">
-    <w:abstractNumId w:val="10"/>
+    <w:abstractNumId w:val="12"/>
   </w:num>
   <w:num w:numId="94" w16cid:durableId="1197696092">
     <w:abstractNumId w:val="119"/>
   </w:num>
   <w:num w:numId="95" w16cid:durableId="304235926">
-    <w:abstractNumId w:val="81"/>
+    <w:abstractNumId w:val="82"/>
   </w:num>
   <w:num w:numId="96" w16cid:durableId="425461381">
-    <w:abstractNumId w:val="77"/>
+    <w:abstractNumId w:val="78"/>
   </w:num>
   <w:num w:numId="97" w16cid:durableId="1020933590">
-    <w:abstractNumId w:val="25"/>
+    <w:abstractNumId w:val="27"/>
   </w:num>
   <w:num w:numId="98" w16cid:durableId="1860436262">
-    <w:abstractNumId w:val="80"/>
+    <w:abstractNumId w:val="81"/>
   </w:num>
   <w:num w:numId="99" w16cid:durableId="6370190">
     <w:abstractNumId w:val="112"/>
   </w:num>
   <w:num w:numId="100" w16cid:durableId="777650189">
-    <w:abstractNumId w:val="12"/>
+    <w:abstractNumId w:val="14"/>
   </w:num>
   <w:num w:numId="101" w16cid:durableId="1917785151">
-    <w:abstractNumId w:val="89"/>
+    <w:abstractNumId w:val="90"/>
   </w:num>
   <w:num w:numId="102" w16cid:durableId="1850830540">
     <w:abstractNumId w:val="105"/>
   </w:num>
   <w:num w:numId="103" w16cid:durableId="997148865">
-    <w:abstractNumId w:val="93"/>
+    <w:abstractNumId w:val="94"/>
   </w:num>
   <w:num w:numId="104" w16cid:durableId="236282673">
-    <w:abstractNumId w:val="17"/>
+    <w:abstractNumId w:val="19"/>
   </w:num>
   <w:num w:numId="105" w16cid:durableId="920676371">
     <w:abstractNumId w:val="123"/>
   </w:num>
   <w:num w:numId="106" w16cid:durableId="886988089">
-    <w:abstractNumId w:val="32"/>
+    <w:abstractNumId w:val="34"/>
   </w:num>
   <w:num w:numId="107" w16cid:durableId="451753529">
     <w:abstractNumId w:val="111"/>
   </w:num>
   <w:num w:numId="108" w16cid:durableId="522593190">
-    <w:abstractNumId w:val="75"/>
+    <w:abstractNumId w:val="76"/>
   </w:num>
   <w:num w:numId="109" w16cid:durableId="156459451">
     <w:abstractNumId w:val="118"/>
   </w:num>
   <w:num w:numId="110" w16cid:durableId="1174343616">
-    <w:abstractNumId w:val="92"/>
+    <w:abstractNumId w:val="93"/>
   </w:num>
   <w:num w:numId="111" w16cid:durableId="941184089">
-    <w:abstractNumId w:val="26"/>
+    <w:abstractNumId w:val="28"/>
   </w:num>
   <w:num w:numId="112" w16cid:durableId="984898614">
-    <w:abstractNumId w:val="90"/>
+    <w:abstractNumId w:val="91"/>
   </w:num>
   <w:num w:numId="113" w16cid:durableId="1071464520">
-    <w:abstractNumId w:val="65"/>
+    <w:abstractNumId w:val="66"/>
   </w:num>
   <w:num w:numId="114" w16cid:durableId="403185376">
-    <w:abstractNumId w:val="64"/>
+    <w:abstractNumId w:val="65"/>
   </w:num>
   <w:num w:numId="115" w16cid:durableId="579606141">
     <w:abstractNumId w:val="98"/>
   </w:num>
   <w:num w:numId="116" w16cid:durableId="994721550">
-    <w:abstractNumId w:val="82"/>
+    <w:abstractNumId w:val="83"/>
   </w:num>
   <w:num w:numId="117" w16cid:durableId="1773434258">
-    <w:abstractNumId w:val="58"/>
+    <w:abstractNumId w:val="59"/>
   </w:num>
   <w:num w:numId="118" w16cid:durableId="572663242">
     <w:abstractNumId w:val="103"/>
   </w:num>
   <w:num w:numId="119" w16cid:durableId="2108308058">
-    <w:abstractNumId w:val="88"/>
+    <w:abstractNumId w:val="89"/>
   </w:num>
-  <w:num w:numId="120" w16cid:durableId="55322056">
+  <w:num w:numId="120" w16cid:durableId="862282534">
+    <w:abstractNumId w:val="7"/>
+  </w:num>
+  <w:num w:numId="121" w16cid:durableId="38483562">
+    <w:abstractNumId w:val="102"/>
+  </w:num>
+  <w:num w:numId="122" w16cid:durableId="1345204968">
     <w:abstractNumId w:val="31"/>
   </w:num>
-  <w:num w:numId="121" w16cid:durableId="1827934715">
-    <w:abstractNumId w:val="66"/>
+  <w:num w:numId="123" w16cid:durableId="870921856">
+    <w:abstractNumId w:val="8"/>
   </w:num>
-  <w:num w:numId="122" w16cid:durableId="2129279145">
-    <w:abstractNumId w:val="94"/>
-  </w:num>
-  <w:num w:numId="123" w16cid:durableId="1594706085">
-    <w:abstractNumId w:val="49"/>
-  </w:num>
-  <w:num w:numId="124" w16cid:durableId="314921114">
-    <w:abstractNumId w:val="102"/>
+  <w:num w:numId="124" w16cid:durableId="1975862855">
+    <w:abstractNumId w:val="75"/>
   </w:num>
   <w:numIdMacAtCleanup w:val="66"/>
 </w:numbering>
@@ -29581,6 +29708,7 @@
     <w:rsid w:val="00010156"/>
     <w:rsid w:val="00014F61"/>
     <w:rsid w:val="00023B51"/>
+    <w:rsid w:val="00036958"/>
     <w:rsid w:val="00047CF3"/>
     <w:rsid w:val="000629D7"/>
     <w:rsid w:val="000650EA"/>
@@ -29600,7 +29728,6 @@
     <w:rsid w:val="00190937"/>
     <w:rsid w:val="00195209"/>
     <w:rsid w:val="001C14F2"/>
-    <w:rsid w:val="002019D0"/>
     <w:rsid w:val="0023110D"/>
     <w:rsid w:val="0023622E"/>
     <w:rsid w:val="002769D5"/>
@@ -29618,7 +29745,6 @@
     <w:rsid w:val="00463172"/>
     <w:rsid w:val="00464FBC"/>
     <w:rsid w:val="004A276C"/>
-    <w:rsid w:val="004B382C"/>
     <w:rsid w:val="004B452D"/>
     <w:rsid w:val="00502C2B"/>
     <w:rsid w:val="0057264A"/>
@@ -29638,7 +29764,6 @@
     <w:rsid w:val="006A4A7E"/>
     <w:rsid w:val="006A6F9F"/>
     <w:rsid w:val="006E799E"/>
-    <w:rsid w:val="007932FD"/>
     <w:rsid w:val="00793C82"/>
     <w:rsid w:val="007B2B97"/>
     <w:rsid w:val="007B57F4"/>
@@ -29654,9 +29779,9 @@
     <w:rsid w:val="008D3254"/>
     <w:rsid w:val="008E7E41"/>
     <w:rsid w:val="00973907"/>
-    <w:rsid w:val="009A060D"/>
     <w:rsid w:val="009C4AF2"/>
     <w:rsid w:val="009F21DC"/>
+    <w:rsid w:val="009F4638"/>
     <w:rsid w:val="00A37E0A"/>
     <w:rsid w:val="00A56967"/>
     <w:rsid w:val="00A82468"/>
@@ -29689,6 +29814,7 @@
     <w:rsid w:val="00D01B6C"/>
     <w:rsid w:val="00D1562A"/>
     <w:rsid w:val="00D25D1E"/>
+    <w:rsid w:val="00D466D6"/>
     <w:rsid w:val="00D85470"/>
     <w:rsid w:val="00DA08E2"/>
     <w:rsid w:val="00DB7AA5"/>
@@ -29706,6 +29832,7 @@
     <w:rsid w:val="00F67A06"/>
     <w:rsid w:val="00F715AE"/>
     <w:rsid w:val="00F75217"/>
+    <w:rsid w:val="00F85EA0"/>
     <w:rsid w:val="00FB381E"/>
     <w:rsid w:val="00FC6B5C"/>
     <w:rsid w:val="00FC7D70"/>

--- a/taniguchi/api/Fix/API設計書_QR発行・ラベル印刷.docx
+++ b/taniguchi/api/Fix/API設計書_QR発行・ラベル印刷.docx
@@ -226,14 +226,14 @@
 <file path=docProps\app.xml><?xml version="1.0" encoding="utf-8"?>
 <Properties xmlns="http://schemas.openxmlformats.org/officeDocument/2006/extended-properties" xmlns:vt="http://schemas.openxmlformats.org/officeDocument/2006/docPropsVTypes">
   <Template>Normal.dotm</Template>
-  <TotalTime>97</TotalTime>
+  <TotalTime>96</TotalTime>
   <Pages>27</Pages>
-  <Words>3586</Words>
-  <Characters>20441</Characters>
+  <Words>3722</Words>
+  <Characters>21219</Characters>
   <Application>Microsoft Office Word</Application>
   <DocSecurity>0</DocSecurity>
-  <Lines>170</Lines>
-  <Paragraphs>47</Paragraphs>
+  <Lines>176</Lines>
+  <Paragraphs>49</Paragraphs>
   <ScaleCrop>false</ScaleCrop>
   <HeadingPairs>
     <vt:vector size="2" baseType="variant">
@@ -252,7 +252,7 @@
   </TitlesOfParts>
   <Company/>
   <LinksUpToDate>false</LinksUpToDate>
-  <CharactersWithSpaces>23980</CharactersWithSpaces>
+  <CharactersWithSpaces>24892</CharactersWithSpaces>
   <SharedDoc>false</SharedDoc>
   <HyperlinksChanged>false</HyperlinksChanged>
   <AppVersion>16.0000</AppVersion>
@@ -266,7 +266,7 @@
   <cp:lastModifiedBy>緑 谷口</cp:lastModifiedBy>
   <cp:revision>54</cp:revision>
   <dcterms:created xsi:type="dcterms:W3CDTF">2026-03-01T00:24:00Z</dcterms:created>
-  <dcterms:modified xsi:type="dcterms:W3CDTF">2026-04-27T05:20:00Z</dcterms:modified>
+  <dcterms:modified xsi:type="dcterms:W3CDTF">2026-05-06T12:27:00Z</dcterms:modified>
 </cp:coreProperties>
 </file>
 
@@ -503,7 +503,7 @@
                                     <w:sz w:val="28"/>
                                     <w:szCs w:val="28"/>
                                   </w:rPr>
-                                  <w:t>2026年4月23日</w:t>
+                                  <w:t>2026年5月6日</w:t>
                                 </w:r>
                               </w:p>
                               <w:p>
@@ -701,7 +701,7 @@
                               <w:sz w:val="28"/>
                               <w:szCs w:val="28"/>
                             </w:rPr>
-                            <w:t>2026年4月23日</w:t>
+                            <w:t>2026年5月6日</w:t>
                           </w:r>
                         </w:p>
                         <w:p>
@@ -948,7 +948,7 @@
                   <w:spacing w:line="240" w:lineRule="auto"/>
                 </w:pPr>
                 <w:r>
-                  <w:t>2026/4/23</w:t>
+                  <w:t>2026/5/6</w:t>
                 </w:r>
               </w:p>
             </w:tc>
@@ -1330,7 +1330,7 @@
         <w:rPr>
           <w:noProof/>
         </w:rPr>
-        <w:instrText xml:space="preserve"> PAGEREF _Toc228192051 \h </w:instrText>
+        <w:instrText xml:space="preserve"> PAGEREF _Toc228995319 \h </w:instrText>
       </w:r>
       <w:r>
         <w:rPr>
@@ -1395,7 +1395,7 @@
         <w:rPr>
           <w:noProof/>
         </w:rPr>
-        <w:instrText xml:space="preserve"> PAGEREF _Toc228192052 \h </w:instrText>
+        <w:instrText xml:space="preserve"> PAGEREF _Toc228995320 \h </w:instrText>
       </w:r>
       <w:r>
         <w:rPr>
@@ -1460,7 +1460,7 @@
         <w:rPr>
           <w:noProof/>
         </w:rPr>
-        <w:instrText xml:space="preserve"> PAGEREF _Toc228192053 \h </w:instrText>
+        <w:instrText xml:space="preserve"> PAGEREF _Toc228995321 \h </w:instrText>
       </w:r>
       <w:r>
         <w:rPr>
@@ -1525,7 +1525,7 @@
         <w:rPr>
           <w:noProof/>
         </w:rPr>
-        <w:instrText xml:space="preserve"> PAGEREF _Toc228192054 \h </w:instrText>
+        <w:instrText xml:space="preserve"> PAGEREF _Toc228995322 \h </w:instrText>
       </w:r>
       <w:r>
         <w:rPr>
@@ -1590,7 +1590,7 @@
         <w:rPr>
           <w:noProof/>
         </w:rPr>
-        <w:instrText xml:space="preserve"> PAGEREF _Toc228192055 \h </w:instrText>
+        <w:instrText xml:space="preserve"> PAGEREF _Toc228995323 \h </w:instrText>
       </w:r>
       <w:r>
         <w:rPr>
@@ -1656,7 +1656,7 @@
         <w:rPr>
           <w:noProof/>
         </w:rPr>
-        <w:instrText xml:space="preserve"> PAGEREF _Toc228192056 \h </w:instrText>
+        <w:instrText xml:space="preserve"> PAGEREF _Toc228995324 \h </w:instrText>
       </w:r>
       <w:r>
         <w:rPr>
@@ -1721,7 +1721,7 @@
         <w:rPr>
           <w:noProof/>
         </w:rPr>
-        <w:instrText xml:space="preserve"> PAGEREF _Toc228192057 \h </w:instrText>
+        <w:instrText xml:space="preserve"> PAGEREF _Toc228995325 \h </w:instrText>
       </w:r>
       <w:r>
         <w:rPr>
@@ -1786,7 +1786,7 @@
         <w:rPr>
           <w:noProof/>
         </w:rPr>
-        <w:instrText xml:space="preserve"> PAGEREF _Toc228192058 \h </w:instrText>
+        <w:instrText xml:space="preserve"> PAGEREF _Toc228995326 \h </w:instrText>
       </w:r>
       <w:r>
         <w:rPr>
@@ -1803,7 +1803,7 @@
         <w:rPr>
           <w:noProof/>
         </w:rPr>
-        <w:t>4</w:t>
+        <w:t>5</w:t>
       </w:r>
       <w:r>
         <w:rPr>
@@ -1851,7 +1851,7 @@
         <w:rPr>
           <w:noProof/>
         </w:rPr>
-        <w:instrText xml:space="preserve"> PAGEREF _Toc228192059 \h </w:instrText>
+        <w:instrText xml:space="preserve"> PAGEREF _Toc228995327 \h </w:instrText>
       </w:r>
       <w:r>
         <w:rPr>
@@ -1917,7 +1917,7 @@
         <w:rPr>
           <w:noProof/>
         </w:rPr>
-        <w:instrText xml:space="preserve"> PAGEREF _Toc228192060 \h </w:instrText>
+        <w:instrText xml:space="preserve"> PAGEREF _Toc228995328 \h </w:instrText>
       </w:r>
       <w:r>
         <w:rPr>
@@ -1982,7 +1982,7 @@
         <w:rPr>
           <w:noProof/>
         </w:rPr>
-        <w:instrText xml:space="preserve"> PAGEREF _Toc228192061 \h </w:instrText>
+        <w:instrText xml:space="preserve"> PAGEREF _Toc228995329 \h </w:instrText>
       </w:r>
       <w:r>
         <w:rPr>
@@ -2047,7 +2047,7 @@
         <w:rPr>
           <w:noProof/>
         </w:rPr>
-        <w:instrText xml:space="preserve"> PAGEREF _Toc228192062 \h </w:instrText>
+        <w:instrText xml:space="preserve"> PAGEREF _Toc228995330 \h </w:instrText>
       </w:r>
       <w:r>
         <w:rPr>
@@ -2112,7 +2112,7 @@
         <w:rPr>
           <w:noProof/>
         </w:rPr>
-        <w:instrText xml:space="preserve"> PAGEREF _Toc228192063 \h </w:instrText>
+        <w:instrText xml:space="preserve"> PAGEREF _Toc228995331 \h </w:instrText>
       </w:r>
       <w:r>
         <w:rPr>
@@ -2177,7 +2177,7 @@
         <w:rPr>
           <w:noProof/>
         </w:rPr>
-        <w:instrText xml:space="preserve"> PAGEREF _Toc228192064 \h </w:instrText>
+        <w:instrText xml:space="preserve"> PAGEREF _Toc228995332 \h </w:instrText>
       </w:r>
       <w:r>
         <w:rPr>
@@ -2242,7 +2242,7 @@
         <w:rPr>
           <w:noProof/>
         </w:rPr>
-        <w:instrText xml:space="preserve"> PAGEREF _Toc228192065 \h </w:instrText>
+        <w:instrText xml:space="preserve"> PAGEREF _Toc228995333 \h </w:instrText>
       </w:r>
       <w:r>
         <w:rPr>
@@ -2307,7 +2307,7 @@
         <w:rPr>
           <w:noProof/>
         </w:rPr>
-        <w:instrText xml:space="preserve"> PAGEREF _Toc228192066 \h </w:instrText>
+        <w:instrText xml:space="preserve"> PAGEREF _Toc228995334 \h </w:instrText>
       </w:r>
       <w:r>
         <w:rPr>
@@ -2370,7 +2370,7 @@
         <w:rPr>
           <w:noProof/>
         </w:rPr>
-        <w:instrText xml:space="preserve"> PAGEREF _Toc228192067 \h </w:instrText>
+        <w:instrText xml:space="preserve"> PAGEREF _Toc228995335 \h </w:instrText>
       </w:r>
       <w:r>
         <w:rPr>
@@ -2436,7 +2436,7 @@
         <w:rPr>
           <w:noProof/>
         </w:rPr>
-        <w:instrText xml:space="preserve"> PAGEREF _Toc228192068 \h </w:instrText>
+        <w:instrText xml:space="preserve"> PAGEREF _Toc228995336 \h </w:instrText>
       </w:r>
       <w:r>
         <w:rPr>
@@ -2502,7 +2502,7 @@
         <w:rPr>
           <w:noProof/>
         </w:rPr>
-        <w:instrText xml:space="preserve"> PAGEREF _Toc228192069 \h </w:instrText>
+        <w:instrText xml:space="preserve"> PAGEREF _Toc228995337 \h </w:instrText>
       </w:r>
       <w:r>
         <w:rPr>
@@ -2567,7 +2567,7 @@
         <w:rPr>
           <w:noProof/>
         </w:rPr>
-        <w:instrText xml:space="preserve"> PAGEREF _Toc228192070 \h </w:instrText>
+        <w:instrText xml:space="preserve"> PAGEREF _Toc228995338 \h </w:instrText>
       </w:r>
       <w:r>
         <w:rPr>
@@ -2630,7 +2630,7 @@
         <w:rPr>
           <w:noProof/>
         </w:rPr>
-        <w:instrText xml:space="preserve"> PAGEREF _Toc228192071 \h </w:instrText>
+        <w:instrText xml:space="preserve"> PAGEREF _Toc228995339 \h </w:instrText>
       </w:r>
       <w:r>
         <w:rPr>
@@ -2693,7 +2693,7 @@
         <w:rPr>
           <w:noProof/>
         </w:rPr>
-        <w:instrText xml:space="preserve"> PAGEREF _Toc228192072 \h </w:instrText>
+        <w:instrText xml:space="preserve"> PAGEREF _Toc228995340 \h </w:instrText>
       </w:r>
       <w:r>
         <w:rPr>
@@ -2756,7 +2756,7 @@
         <w:rPr>
           <w:noProof/>
         </w:rPr>
-        <w:instrText xml:space="preserve"> PAGEREF _Toc228192073 \h </w:instrText>
+        <w:instrText xml:space="preserve"> PAGEREF _Toc228995341 \h </w:instrText>
       </w:r>
       <w:r>
         <w:rPr>
@@ -2773,7 +2773,7 @@
         <w:rPr>
           <w:noProof/>
         </w:rPr>
-        <w:t>11</w:t>
+        <w:t>12</w:t>
       </w:r>
       <w:r>
         <w:rPr>
@@ -2821,7 +2821,7 @@
         <w:rPr>
           <w:noProof/>
         </w:rPr>
-        <w:instrText xml:space="preserve"> PAGEREF _Toc228192074 \h </w:instrText>
+        <w:instrText xml:space="preserve"> PAGEREF _Toc228995342 \h </w:instrText>
       </w:r>
       <w:r>
         <w:rPr>
@@ -2884,7 +2884,7 @@
         <w:rPr>
           <w:noProof/>
         </w:rPr>
-        <w:instrText xml:space="preserve"> PAGEREF _Toc228192075 \h </w:instrText>
+        <w:instrText xml:space="preserve"> PAGEREF _Toc228995343 \h </w:instrText>
       </w:r>
       <w:r>
         <w:rPr>
@@ -2947,7 +2947,7 @@
         <w:rPr>
           <w:noProof/>
         </w:rPr>
-        <w:instrText xml:space="preserve"> PAGEREF _Toc228192076 \h </w:instrText>
+        <w:instrText xml:space="preserve"> PAGEREF _Toc228995344 \h </w:instrText>
       </w:r>
       <w:r>
         <w:rPr>
@@ -3010,7 +3010,7 @@
         <w:rPr>
           <w:noProof/>
         </w:rPr>
-        <w:instrText xml:space="preserve"> PAGEREF _Toc228192077 \h </w:instrText>
+        <w:instrText xml:space="preserve"> PAGEREF _Toc228995345 \h </w:instrText>
       </w:r>
       <w:r>
         <w:rPr>
@@ -3075,7 +3075,7 @@
         <w:rPr>
           <w:noProof/>
         </w:rPr>
-        <w:instrText xml:space="preserve"> PAGEREF _Toc228192078 \h </w:instrText>
+        <w:instrText xml:space="preserve"> PAGEREF _Toc228995346 \h </w:instrText>
       </w:r>
       <w:r>
         <w:rPr>
@@ -3138,7 +3138,7 @@
         <w:rPr>
           <w:noProof/>
         </w:rPr>
-        <w:instrText xml:space="preserve"> PAGEREF _Toc228192079 \h </w:instrText>
+        <w:instrText xml:space="preserve"> PAGEREF _Toc228995347 \h </w:instrText>
       </w:r>
       <w:r>
         <w:rPr>
@@ -3201,7 +3201,7 @@
         <w:rPr>
           <w:noProof/>
         </w:rPr>
-        <w:instrText xml:space="preserve"> PAGEREF _Toc228192080 \h </w:instrText>
+        <w:instrText xml:space="preserve"> PAGEREF _Toc228995348 \h </w:instrText>
       </w:r>
       <w:r>
         <w:rPr>
@@ -3264,7 +3264,7 @@
         <w:rPr>
           <w:noProof/>
         </w:rPr>
-        <w:instrText xml:space="preserve"> PAGEREF _Toc228192081 \h </w:instrText>
+        <w:instrText xml:space="preserve"> PAGEREF _Toc228995349 \h </w:instrText>
       </w:r>
       <w:r>
         <w:rPr>
@@ -3329,7 +3329,7 @@
         <w:rPr>
           <w:noProof/>
         </w:rPr>
-        <w:instrText xml:space="preserve"> PAGEREF _Toc228192082 \h </w:instrText>
+        <w:instrText xml:space="preserve"> PAGEREF _Toc228995350 \h </w:instrText>
       </w:r>
       <w:r>
         <w:rPr>
@@ -3392,7 +3392,7 @@
         <w:rPr>
           <w:noProof/>
         </w:rPr>
-        <w:instrText xml:space="preserve"> PAGEREF _Toc228192083 \h </w:instrText>
+        <w:instrText xml:space="preserve"> PAGEREF _Toc228995351 \h </w:instrText>
       </w:r>
       <w:r>
         <w:rPr>
@@ -3409,7 +3409,7 @@
         <w:rPr>
           <w:noProof/>
         </w:rPr>
-        <w:t>19</w:t>
+        <w:t>20</w:t>
       </w:r>
       <w:r>
         <w:rPr>
@@ -3456,7 +3456,7 @@
         <w:rPr>
           <w:noProof/>
         </w:rPr>
-        <w:instrText xml:space="preserve"> PAGEREF _Toc228192084 \h </w:instrText>
+        <w:instrText xml:space="preserve"> PAGEREF _Toc228995352 \h </w:instrText>
       </w:r>
       <w:r>
         <w:rPr>
@@ -3473,7 +3473,7 @@
         <w:rPr>
           <w:noProof/>
         </w:rPr>
-        <w:t>19</w:t>
+        <w:t>20</w:t>
       </w:r>
       <w:r>
         <w:rPr>
@@ -3519,7 +3519,7 @@
         <w:rPr>
           <w:noProof/>
         </w:rPr>
-        <w:instrText xml:space="preserve"> PAGEREF _Toc228192085 \h </w:instrText>
+        <w:instrText xml:space="preserve"> PAGEREF _Toc228995353 \h </w:instrText>
       </w:r>
       <w:r>
         <w:rPr>
@@ -3536,7 +3536,7 @@
         <w:rPr>
           <w:noProof/>
         </w:rPr>
-        <w:t>23</w:t>
+        <w:t>24</w:t>
       </w:r>
       <w:r>
         <w:rPr>
@@ -3582,7 +3582,7 @@
         <w:rPr>
           <w:noProof/>
         </w:rPr>
-        <w:instrText xml:space="preserve"> PAGEREF _Toc228192086 \h </w:instrText>
+        <w:instrText xml:space="preserve"> PAGEREF _Toc228995354 \h </w:instrText>
       </w:r>
       <w:r>
         <w:rPr>
@@ -3648,7 +3648,7 @@
         <w:rPr>
           <w:noProof/>
         </w:rPr>
-        <w:instrText xml:space="preserve"> PAGEREF _Toc228192087 \h </w:instrText>
+        <w:instrText xml:space="preserve"> PAGEREF _Toc228995355 \h </w:instrText>
       </w:r>
       <w:r>
         <w:rPr>
@@ -3714,7 +3714,7 @@
         <w:rPr>
           <w:noProof/>
         </w:rPr>
-        <w:instrText xml:space="preserve"> PAGEREF _Toc228192088 \h </w:instrText>
+        <w:instrText xml:space="preserve"> PAGEREF _Toc228995356 \h </w:instrText>
       </w:r>
       <w:r>
         <w:rPr>
@@ -3780,7 +3780,7 @@
         <w:rPr>
           <w:noProof/>
         </w:rPr>
-        <w:instrText xml:space="preserve"> PAGEREF _Toc228192089 \h </w:instrText>
+        <w:instrText xml:space="preserve"> PAGEREF _Toc228995357 \h </w:instrText>
       </w:r>
       <w:r>
         <w:rPr>
@@ -3797,7 +3797,7 @@
         <w:rPr>
           <w:noProof/>
         </w:rPr>
-        <w:t>25</w:t>
+        <w:t>26</w:t>
       </w:r>
       <w:r>
         <w:rPr>
@@ -3816,7 +3816,7 @@
       <w:r>
         <w:fldChar w:fldCharType="end"/>
       </w:r>
-      <w:bookmarkStart w:id="1" w:name="_Toc228192051"/>
+      <w:bookmarkStart w:id="1" w:name="_Toc228995319"/>
       <w:r>
         <w:rPr>
           <w:rFonts w:hint="eastAsia"/>
@@ -3832,7 +3832,7 @@
           <w:rFonts w:hint="eastAsia"/>
         </w:rPr>
       </w:pPr>
-      <w:bookmarkStart w:id="2" w:name="_Toc228192052"/>
+      <w:bookmarkStart w:id="2" w:name="_Toc228995320"/>
       <w:r>
         <w:rPr>
           <w:rFonts w:hint="eastAsia"/>
@@ -3964,12 +3964,31 @@
     </w:p>
     <w:p>
       <w:pPr>
+        <w:pStyle w:val="afffffff8"/>
+        <w:numPr>
+          <w:ilvl w:val="0"/>
+          <w:numId w:val="120"/>
+        </w:numPr>
+        <w:ind w:leftChars="0"/>
+        <w:rPr>
+          <w:rFonts w:hint="eastAsia"/>
+        </w:rPr>
+      </w:pPr>
+      <w:r>
+        <w:rPr>
+          <w:rFonts w:hint="eastAsia"/>
+        </w:rPr>
+        <w:t>QRシンボルへ埋め込む遷移用URLと、読み取り後の認証・認可判定の責務境界</w:t>
+      </w:r>
+    </w:p>
+    <w:p>
+      <w:pPr>
         <w:pStyle w:val="2"/>
         <w:rPr>
           <w:rFonts w:hint="eastAsia"/>
         </w:rPr>
       </w:pPr>
-      <w:bookmarkStart w:id="3" w:name="_Toc228192053"/>
+      <w:bookmarkStart w:id="3" w:name="_Toc228995321"/>
       <w:r>
         <w:rPr>
           <w:rFonts w:hint="eastAsia"/>
@@ -4019,12 +4038,25 @@
     </w:p>
     <w:p>
       <w:pPr>
+        <w:rPr>
+          <w:rFonts w:hint="eastAsia"/>
+        </w:rPr>
+      </w:pPr>
+      <w:r>
+        <w:rPr>
+          <w:rFonts w:hint="eastAsia"/>
+        </w:rPr>
+        <w:t>QRシンボルへ埋め込む遷移用URLは資産詳細画面へ到達するための識別情報であり、QRコードの物理的所持または読み取り成功は資産詳細の閲覧権限を意味しない。読み取り後のログイン状態確認、対象資産解決、閲覧権限判定は資産一覧・資産詳細 API 側の責務とする。</w:t>
+      </w:r>
+    </w:p>
+    <w:p>
+      <w:pPr>
         <w:pStyle w:val="2"/>
         <w:rPr>
           <w:rFonts w:hint="eastAsia"/>
         </w:rPr>
       </w:pPr>
-      <w:bookmarkStart w:id="4" w:name="_Toc228192054"/>
+      <w:bookmarkStart w:id="4" w:name="_Toc228995322"/>
       <w:r>
         <w:rPr>
           <w:rFonts w:hint="eastAsia"/>
@@ -4131,6 +4163,7 @@
               <w:rPr>
                 <w:rFonts w:hint="eastAsia"/>
               </w:rPr>
+              <w:lastRenderedPageBreak/>
               <w:t>再発行</w:t>
             </w:r>
           </w:p>
@@ -4159,7 +4192,6 @@
               <w:rPr>
                 <w:rFonts w:hint="eastAsia"/>
               </w:rPr>
-              <w:lastRenderedPageBreak/>
               <w:t>印刷ジョブ</w:t>
             </w:r>
           </w:p>
@@ -4271,7 +4303,7 @@
           <w:rFonts w:hint="eastAsia"/>
         </w:rPr>
       </w:pPr>
-      <w:bookmarkStart w:id="5" w:name="_Toc228192055"/>
+      <w:bookmarkStart w:id="5" w:name="_Toc228995323"/>
       <w:r>
         <w:rPr>
           <w:rFonts w:hint="eastAsia"/>
@@ -4430,7 +4462,7 @@
           <w:rFonts w:hint="eastAsia"/>
         </w:rPr>
       </w:pPr>
-      <w:bookmarkStart w:id="6" w:name="_Toc228192056"/>
+      <w:bookmarkStart w:id="6" w:name="_Toc228995324"/>
       <w:r>
         <w:rPr>
           <w:rFonts w:hint="eastAsia"/>
@@ -4446,7 +4478,7 @@
           <w:rFonts w:hint="eastAsia"/>
         </w:rPr>
       </w:pPr>
-      <w:bookmarkStart w:id="7" w:name="_Toc228192057"/>
+      <w:bookmarkStart w:id="7" w:name="_Toc228995325"/>
       <w:r>
         <w:rPr>
           <w:rFonts w:hint="eastAsia"/>
@@ -4483,16 +4515,30 @@
     </w:p>
     <w:p>
       <w:pPr>
+        <w:rPr>
+          <w:rFonts w:hint="eastAsia"/>
+        </w:rPr>
+      </w:pPr>
+      <w:r>
+        <w:rPr>
+          <w:rFonts w:hint="eastAsia"/>
+        </w:rPr>
+        <w:t>本API群は、印刷するQRシンボルに埋め込む `qrContentUrl` を生成・返却するが、そのURLへアクセスしたユーザーの認証誘導、資産詳細閲覧可否、他施設資産の閲覧制御は扱わない。これらは `/asset-detail/assets/by-qr` を含む資産一覧・資産詳細 API 側で判定する。</w:t>
+      </w:r>
+    </w:p>
+    <w:p>
+      <w:pPr>
         <w:pStyle w:val="2"/>
         <w:rPr>
           <w:rFonts w:hint="eastAsia"/>
         </w:rPr>
       </w:pPr>
-      <w:bookmarkStart w:id="8" w:name="_Toc228192058"/>
-      <w:r>
-        <w:rPr>
-          <w:rFonts w:hint="eastAsia"/>
-        </w:rPr>
+      <w:bookmarkStart w:id="8" w:name="_Toc228995326"/>
+      <w:r>
+        <w:rPr>
+          <w:rFonts w:hint="eastAsia"/>
+        </w:rPr>
+        <w:lastRenderedPageBreak/>
         <w:t>画面とAPIの関係</w:t>
       </w:r>
       <w:bookmarkEnd w:id="8"/>
@@ -4533,7 +4579,6 @@
         <w:rPr>
           <w:rFonts w:hint="eastAsia"/>
         </w:rPr>
-        <w:lastRenderedPageBreak/>
         <w:t>3. 印刷開始押下時に印刷ジョブ開始受付 API を呼び出し、`qr_print_jobs`、`qr_codes`、`qr_print_job_items` を確定する</w:t>
       </w:r>
     </w:p>
@@ -4583,7 +4628,7 @@
           <w:rFonts w:hint="eastAsia"/>
         </w:rPr>
       </w:pPr>
-      <w:bookmarkStart w:id="9" w:name="_Toc228192059"/>
+      <w:bookmarkStart w:id="9" w:name="_Toc228995327"/>
       <w:r>
         <w:rPr>
           <w:rFonts w:hint="eastAsia"/>
@@ -4857,12 +4902,11 @@
           <w:rFonts w:hint="eastAsia"/>
         </w:rPr>
       </w:pPr>
-      <w:bookmarkStart w:id="10" w:name="_Toc228192060"/>
-      <w:r>
-        <w:rPr>
-          <w:rFonts w:hint="eastAsia"/>
-        </w:rPr>
-        <w:lastRenderedPageBreak/>
+      <w:bookmarkStart w:id="10" w:name="_Toc228995328"/>
+      <w:r>
+        <w:rPr>
+          <w:rFonts w:hint="eastAsia"/>
+        </w:rPr>
         <w:t>第3章 共通仕様</w:t>
       </w:r>
       <w:bookmarkEnd w:id="10"/>
@@ -4874,7 +4918,7 @@
           <w:rFonts w:hint="eastAsia"/>
         </w:rPr>
       </w:pPr>
-      <w:bookmarkStart w:id="11" w:name="_Toc228192061"/>
+      <w:bookmarkStart w:id="11" w:name="_Toc228995329"/>
       <w:r>
         <w:rPr>
           <w:rFonts w:hint="eastAsia"/>
@@ -5032,17 +5076,55 @@
         <w:rPr>
           <w:rFonts w:hint="eastAsia"/>
         </w:rPr>
-        <w:t>`qrContentUrl` は `facilityId` / `qr_identifier` / アプリ設定ベースURLから決定的に生成する派生値であり、DBへは保存しない</w:t>
+        <w:t>QRシンボルへ埋め込む遷移用URLには、認証トークン、ユーザーID、ロール、権限情報などユーザー認証・認可に関わる情報を含めない</w:t>
       </w:r>
     </w:p>
     <w:p>
       <w:pPr>
+        <w:pStyle w:val="afffffff8"/>
+        <w:numPr>
+          <w:ilvl w:val="0"/>
+          <w:numId w:val="121"/>
+        </w:numPr>
+        <w:ind w:leftChars="0"/>
+        <w:rPr>
+          <w:rFonts w:hint="eastAsia"/>
+        </w:rPr>
+      </w:pPr>
+      <w:r>
+        <w:rPr>
+          <w:rFonts w:hint="eastAsia"/>
+        </w:rPr>
+        <w:t>`qrContentUrl` は `facilityId` / `qr_identifier` / アプリ設定ベースURLから決定的に生成する派生値であり、DBへは保存しない</w:t>
+      </w:r>
+    </w:p>
+    <w:p>
+      <w:pPr>
+        <w:pStyle w:val="afffffff8"/>
+        <w:numPr>
+          <w:ilvl w:val="0"/>
+          <w:numId w:val="121"/>
+        </w:numPr>
+        <w:ind w:leftChars="0"/>
+        <w:rPr>
+          <w:rFonts w:hint="eastAsia"/>
+        </w:rPr>
+      </w:pPr>
+      <w:r>
+        <w:rPr>
+          <w:rFonts w:hint="eastAsia"/>
+        </w:rPr>
+        <w:t>QRコードの読み取り後に未ログインユーザーをログイン画面へ誘導し、ログイン後に元URLの資産解決処理を継続する制御は資産一覧・資産詳細 API およびフロントエンドの責務とする</w:t>
+      </w:r>
+    </w:p>
+    <w:p>
+      <w:pPr>
         <w:pStyle w:val="2"/>
         <w:rPr>
           <w:rFonts w:hint="eastAsia"/>
         </w:rPr>
       </w:pPr>
-      <w:bookmarkStart w:id="12" w:name="_Toc228192062"/>
+      <w:bookmarkStart w:id="12" w:name="_Toc228995330"/>
       <w:r>
         <w:rPr>
           <w:rFonts w:hint="eastAsia"/>
@@ -5071,7 +5153,7 @@
           <w:rFonts w:hint="eastAsia"/>
         </w:rPr>
       </w:pPr>
-      <w:bookmarkStart w:id="13" w:name="_Toc228192063"/>
+      <w:bookmarkStart w:id="13" w:name="_Toc228995331"/>
       <w:r>
         <w:rPr>
           <w:rFonts w:hint="eastAsia"/>
@@ -5091,6 +5173,19 @@
           <w:rFonts w:hint="eastAsia"/>
         </w:rPr>
         <w:t>本API群で使用する `feature_code` は以下の通りとする。対象施設に対する `user_facility_assignments` の有効割当があり、`facility_feature_settings` と `user_facility_feature_settings` の両方で `qr_issue` が `is_enabled=true` の場合に API 実行を許可する。画面表示用の `/auth/context` は UX 用キャッシュであり、各業務 API でも同条件を再判定する。テンプレート一覧はフロントエンド資材、プリンタ候補はテプラ連携/ローカル印刷モジュールの取得結果として扱うため、本APIの権限制御対象外とする。</w:t>
+      </w:r>
+    </w:p>
+    <w:p>
+      <w:pPr>
+        <w:rPr>
+          <w:rFonts w:hint="eastAsia"/>
+        </w:rPr>
+      </w:pPr>
+      <w:r>
+        <w:rPr>
+          <w:rFonts w:hint="eastAsia"/>
+        </w:rPr>
+        <w:t>`qr_issue` はQR発行・ラベル印刷APIの実行可否を制御する権限であり、QRコード読み取り後の資産詳細閲覧権限ではない。資産詳細表示可否は、遷移先の資産一覧・資産詳細 API がログインユーザーの対象施設・対象資産に対する閲覧権限で判定する。</w:t>
       </w:r>
     </w:p>
     <w:tbl>
@@ -5183,6 +5278,7 @@
               <w:rPr>
                 <w:rFonts w:hint="eastAsia"/>
               </w:rPr>
+              <w:lastRenderedPageBreak/>
               <w:t>QRコード発行</w:t>
             </w:r>
           </w:p>
@@ -5345,24 +5441,19 @@
           </w:tcPr>
           <w:p>
             <w:r>
-              <w:t>`user_facility_assignments`, `facility_feature_settings</w:t>
-            </w:r>
-            <w:r>
-              <w:lastRenderedPageBreak/>
-              <w:t>`, `user_facility_feature_settings`</w:t>
-            </w:r>
-          </w:p>
-        </w:tc>
-        <w:tc>
-          <w:tcPr>
-            <w:tcW w:w="1250" w:type="pct"/>
-          </w:tcPr>
-          <w:p>
-            <w:r>
-              <w:rPr>
-                <w:rFonts w:hint="eastAsia"/>
-              </w:rPr>
-              <w:lastRenderedPageBreak/>
+              <w:t>`user_facility_assignments`, `facility_feature_settings`, `user_facility_feature_settings`</w:t>
+            </w:r>
+          </w:p>
+        </w:tc>
+        <w:tc>
+          <w:tcPr>
+            <w:tcW w:w="1250" w:type="pct"/>
+          </w:tcPr>
+          <w:p>
+            <w:r>
+              <w:rPr>
+                <w:rFonts w:hint="eastAsia"/>
+              </w:rPr>
               <w:t>新規発行/再発行の採番条件を検証し、印刷対象一覧を返却する</w:t>
             </w:r>
           </w:p>
@@ -5521,7 +5612,7 @@
           <w:rFonts w:hint="eastAsia"/>
         </w:rPr>
       </w:pPr>
-      <w:bookmarkStart w:id="14" w:name="_Toc228192064"/>
+      <w:bookmarkStart w:id="14" w:name="_Toc228995332"/>
       <w:r>
         <w:rPr>
           <w:rFonts w:hint="eastAsia"/>
@@ -5603,6 +5694,7 @@
         <w:rPr>
           <w:rFonts w:hint="eastAsia"/>
         </w:rPr>
+        <w:lastRenderedPageBreak/>
         <w:t>`GET /qr-print/jobs/{qrPrintJobId}` は参照専用であり、ジョブ・明細・QRコードの保存値は更新しない。`qrContentUrl` は保存値ではなく、取得時に `facilityId` と `qr_identifier` から再生成する</w:t>
       </w:r>
     </w:p>
@@ -5651,12 +5743,11 @@
           <w:rFonts w:hint="eastAsia"/>
         </w:rPr>
       </w:pPr>
-      <w:bookmarkStart w:id="15" w:name="_Toc228192065"/>
-      <w:r>
-        <w:rPr>
-          <w:rFonts w:hint="eastAsia"/>
-        </w:rPr>
-        <w:lastRenderedPageBreak/>
+      <w:bookmarkStart w:id="15" w:name="_Toc228995333"/>
+      <w:r>
+        <w:rPr>
+          <w:rFonts w:hint="eastAsia"/>
+        </w:rPr>
         <w:t>施設スコープ仕様</w:t>
       </w:r>
       <w:bookmarkEnd w:id="15"/>
@@ -5744,7 +5835,7 @@
           <w:rFonts w:hint="eastAsia"/>
         </w:rPr>
       </w:pPr>
-      <w:bookmarkStart w:id="16" w:name="_Toc228192066"/>
+      <w:bookmarkStart w:id="16" w:name="_Toc228995334"/>
       <w:r>
         <w:rPr>
           <w:rFonts w:hint="eastAsia"/>
@@ -5760,7 +5851,7 @@
           <w:rFonts w:hint="eastAsia"/>
         </w:rPr>
       </w:pPr>
-      <w:bookmarkStart w:id="17" w:name="_Toc228192067"/>
+      <w:bookmarkStart w:id="17" w:name="_Toc228995335"/>
       <w:r>
         <w:rPr>
           <w:rFonts w:hint="eastAsia"/>
@@ -6015,7 +6106,7 @@
           <w:rFonts w:hint="eastAsia"/>
         </w:rPr>
       </w:pPr>
-      <w:bookmarkStart w:id="18" w:name="_Toc228192068"/>
+      <w:bookmarkStart w:id="18" w:name="_Toc228995336"/>
       <w:r>
         <w:rPr>
           <w:rFonts w:hint="eastAsia"/>
@@ -6188,7 +6279,14 @@
               <w:rPr>
                 <w:rFonts w:hint="eastAsia"/>
               </w:rPr>
-              <w:t>新規発行/再発行の条件を検証し、印刷プレビュー用のQR一覧を返す</w:t>
+              <w:t>新規発行/再発行の条件を検証し、印刷プレビュー</w:t>
+            </w:r>
+            <w:r>
+              <w:rPr>
+                <w:rFonts w:hint="eastAsia"/>
+              </w:rPr>
+              <w:lastRenderedPageBreak/>
+              <w:t>用のQR一覧を返す</w:t>
             </w:r>
           </w:p>
         </w:tc>
@@ -6201,6 +6299,7 @@
               <w:rPr>
                 <w:rFonts w:hint="eastAsia"/>
               </w:rPr>
+              <w:lastRenderedPageBreak/>
               <w:t>要</w:t>
             </w:r>
           </w:p>
@@ -6338,7 +6437,6 @@
               <w:rPr>
                 <w:rFonts w:hint="eastAsia"/>
               </w:rPr>
-              <w:lastRenderedPageBreak/>
               <w:t>印刷結果反映</w:t>
             </w:r>
           </w:p>
@@ -6399,7 +6497,7 @@
           <w:rFonts w:hint="eastAsia"/>
         </w:rPr>
       </w:pPr>
-      <w:bookmarkStart w:id="19" w:name="_Toc228192069"/>
+      <w:bookmarkStart w:id="19" w:name="_Toc228995337"/>
       <w:r>
         <w:rPr>
           <w:rFonts w:hint="eastAsia"/>
@@ -6415,7 +6513,7 @@
           <w:rFonts w:hint="eastAsia"/>
         </w:rPr>
       </w:pPr>
-      <w:bookmarkStart w:id="20" w:name="_Toc228192070"/>
+      <w:bookmarkStart w:id="20" w:name="_Toc228995338"/>
       <w:r>
         <w:rPr>
           <w:rFonts w:hint="eastAsia"/>
@@ -6481,7 +6579,7 @@
           <w:rFonts w:hint="eastAsia"/>
         </w:rPr>
       </w:pPr>
-      <w:bookmarkStart w:id="21" w:name="_Toc228192071"/>
+      <w:bookmarkStart w:id="21" w:name="_Toc228995339"/>
       <w:r>
         <w:rPr>
           <w:rFonts w:hint="eastAsia"/>
@@ -6827,6 +6925,7 @@
         <w:rPr>
           <w:rFonts w:hint="eastAsia"/>
         </w:rPr>
+        <w:lastRenderedPageBreak/>
         <w:t>new発行時の追加項目</w:t>
       </w:r>
     </w:p>
@@ -7080,7 +7179,6 @@
         <w:rPr>
           <w:rFonts w:hint="eastAsia"/>
         </w:rPr>
-        <w:lastRenderedPageBreak/>
         <w:t>reissue発行時の追加項目</w:t>
       </w:r>
     </w:p>
@@ -7542,6 +7640,7 @@
               <w:rPr>
                 <w:rFonts w:hint="eastAsia"/>
               </w:rPr>
+              <w:lastRenderedPageBreak/>
               <w:t>保存対象外入力</w:t>
             </w:r>
           </w:p>
@@ -7609,27 +7708,19 @@
               <w:rPr>
                 <w:rFonts w:hint="eastAsia"/>
               </w:rPr>
-              <w:t>レスポンス `items[*].previewImageBase64` / `range</w:t>
-            </w:r>
-            <w:r>
-              <w:rPr>
-                <w:rFonts w:hint="eastAsia"/>
-              </w:rPr>
-              <w:lastRenderedPageBreak/>
-              <w:t>StartQrIdentifier` / `rangeEndQrIdentifier`</w:t>
-            </w:r>
-          </w:p>
-        </w:tc>
-        <w:tc>
-          <w:tcPr>
-            <w:tcW w:w="1250" w:type="pct"/>
-          </w:tcPr>
-          <w:p>
-            <w:r>
-              <w:rPr>
-                <w:rFonts w:hint="eastAsia"/>
-              </w:rPr>
-              <w:lastRenderedPageBreak/>
+              <w:t>レスポンス `items[*].previewImageBase64` / `rangeStartQrIdentifier` / `rangeEndQrIdentifier`</w:t>
+            </w:r>
+          </w:p>
+        </w:tc>
+        <w:tc>
+          <w:tcPr>
+            <w:tcW w:w="1250" w:type="pct"/>
+          </w:tcPr>
+          <w:p>
+            <w:r>
+              <w:rPr>
+                <w:rFonts w:hint="eastAsia"/>
+              </w:rPr>
               <w:t>都度生成して返却する</w:t>
             </w:r>
           </w:p>
@@ -7657,7 +7748,7 @@
           <w:rFonts w:hint="eastAsia"/>
         </w:rPr>
       </w:pPr>
-      <w:bookmarkStart w:id="22" w:name="_Toc228192072"/>
+      <w:bookmarkStart w:id="22" w:name="_Toc228995340"/>
       <w:r>
         <w:rPr>
           <w:rFonts w:hint="eastAsia"/>
@@ -8385,6 +8476,7 @@
           </w:tcPr>
           <w:p>
             <w:r>
+              <w:lastRenderedPageBreak/>
               <w:t>qrIdentifier</w:t>
             </w:r>
           </w:p>
@@ -8522,7 +8614,7 @@
           <w:rFonts w:hint="eastAsia"/>
         </w:rPr>
       </w:pPr>
-      <w:bookmarkStart w:id="23" w:name="_Toc228192073"/>
+      <w:bookmarkStart w:id="23" w:name="_Toc228995341"/>
       <w:r>
         <w:rPr>
           <w:rFonts w:hint="eastAsia"/>
@@ -8688,7 +8780,6 @@
           </w:tcPr>
           <w:p>
             <w:r>
-              <w:lastRenderedPageBreak/>
               <w:t>401</w:t>
             </w:r>
           </w:p>
@@ -8866,7 +8957,7 @@
           <w:rFonts w:hint="eastAsia"/>
         </w:rPr>
       </w:pPr>
-      <w:bookmarkStart w:id="24" w:name="_Toc228192074"/>
+      <w:bookmarkStart w:id="24" w:name="_Toc228995342"/>
       <w:r>
         <w:rPr>
           <w:rFonts w:hint="eastAsia"/>
@@ -8932,7 +9023,7 @@
           <w:rFonts w:hint="eastAsia"/>
         </w:rPr>
       </w:pPr>
-      <w:bookmarkStart w:id="25" w:name="_Toc228192075"/>
+      <w:bookmarkStart w:id="25" w:name="_Toc228995343"/>
       <w:r>
         <w:rPr>
           <w:rFonts w:hint="eastAsia"/>
@@ -9317,6 +9408,7 @@
           </w:tcPr>
           <w:p>
             <w:r>
+              <w:lastRenderedPageBreak/>
               <w:t>items</w:t>
             </w:r>
           </w:p>
@@ -9570,7 +9662,6 @@
           </w:tcPr>
           <w:p>
             <w:r>
-              <w:lastRenderedPageBreak/>
               <w:t>existingQrCodeId</w:t>
             </w:r>
           </w:p>
@@ -9753,7 +9844,14 @@
         <w:rPr>
           <w:rFonts w:hint="eastAsia"/>
         </w:rPr>
-        <w:t>再発行時は既存 `qr_codes` を再取得し、存在確認と `existingQrCodeId` / `qrIdentifier` の整合を検証したうえで、`issue_type='REISSUE'`、`label_template_key`、`free_entry_text`、`issued_by_user_id`、`issued_at`、`print_status='PRINTING'`、`last_print_job_id` を更新する</w:t>
+        <w:t>再発行時は既存 `qr_codes` を再取得し、存在確認と `existingQrCodeId` / `qrIdentifier` の整合を検証したうえで、`issue_type='REISSUE'`、`label_template_key`、`free_ent</w:t>
+      </w:r>
+      <w:r>
+        <w:rPr>
+          <w:rFonts w:hint="eastAsia"/>
+        </w:rPr>
+        <w:lastRenderedPageBreak/>
+        <w:t>ry_text`、`issued_by_user_id`、`issued_at`、`print_status='PRINTING'`、`last_print_job_id` を更新する</w:t>
       </w:r>
     </w:p>
     <w:p>
@@ -9779,7 +9877,7 @@
         <w:rPr>
           <w:rFonts w:hint="eastAsia"/>
         </w:rPr>
-        <w:t>印刷用の最終確定データとして、各明細の `qrIdentifier` と QRシンボル用遷移URLをレスポンスへ返却する。`qrContentUrl` は保存値ではなく、確定した `facilityId` / `qr_identifier` から生成する</w:t>
+        <w:t>印刷用の最終確定データとして、各明細の `qrIdentifier` と QRシンボル用遷移URLをレスポンスへ返却する。`qrContentUrl` は保存値ではなく、確定した `facilityId` / `qr_identifier` から生成し、認証トークン、ユーザーID、ロール、権限情報は含めない</w:t>
       </w:r>
     </w:p>
     <w:p>
@@ -9905,7 +10003,6 @@
           </w:tcPr>
           <w:p>
             <w:r>
-              <w:lastRenderedPageBreak/>
               <w:t>`qr_print_jobs`</w:t>
             </w:r>
           </w:p>
@@ -10360,6 +10457,7 @@
           </w:tcPr>
           <w:p>
             <w:r>
+              <w:lastRenderedPageBreak/>
               <w:t>`qr_codes`</w:t>
             </w:r>
           </w:p>
@@ -10475,48 +10573,32 @@
               <w:rPr>
                 <w:rFonts w:hint="eastAsia"/>
               </w:rPr>
-              <w:t>新規発行: `issued_by_user_id` / `iss</w:t>
-            </w:r>
-            <w:r>
-              <w:rPr>
-                <w:rFonts w:hint="eastAsia"/>
-              </w:rPr>
-              <w:lastRenderedPageBreak/>
-              <w:t>ued_at` / `print_status` / `last_print_job_id` / `printed_at`</w:t>
-            </w:r>
-          </w:p>
-        </w:tc>
-        <w:tc>
-          <w:tcPr>
-            <w:tcW w:w="1250" w:type="pct"/>
-          </w:tcPr>
-          <w:p>
-            <w:r>
-              <w:rPr>
-                <w:rFonts w:hint="eastAsia"/>
-              </w:rPr>
-              <w:lastRenderedPageBreak/>
-              <w:t>認証ユーザーID / 現在時刻 / `PRINTIN</w:t>
-            </w:r>
-            <w:r>
-              <w:rPr>
-                <w:rFonts w:hint="eastAsia"/>
-              </w:rPr>
-              <w:lastRenderedPageBreak/>
-              <w:t>G` / 新規 `qr_print_job_id` / `NULL` を保存する</w:t>
-            </w:r>
-          </w:p>
-        </w:tc>
-        <w:tc>
-          <w:tcPr>
-            <w:tcW w:w="1250" w:type="pct"/>
-          </w:tcPr>
-          <w:p>
-            <w:r>
-              <w:rPr>
-                <w:rFonts w:hint="eastAsia"/>
-              </w:rPr>
-              <w:lastRenderedPageBreak/>
+              <w:t>新規発行: `issued_by_user_id` / `issued_at` / `print_status` / `last_print_job_id` / `printed_at`</w:t>
+            </w:r>
+          </w:p>
+        </w:tc>
+        <w:tc>
+          <w:tcPr>
+            <w:tcW w:w="1250" w:type="pct"/>
+          </w:tcPr>
+          <w:p>
+            <w:r>
+              <w:rPr>
+                <w:rFonts w:hint="eastAsia"/>
+              </w:rPr>
+              <w:t>認証ユーザーID / 現在時刻 / `PRINTING` / 新規 `qr_print_job_id` / `NULL` を保存する</w:t>
+            </w:r>
+          </w:p>
+        </w:tc>
+        <w:tc>
+          <w:tcPr>
+            <w:tcW w:w="1250" w:type="pct"/>
+          </w:tcPr>
+          <w:p>
+            <w:r>
+              <w:rPr>
+                <w:rFonts w:hint="eastAsia"/>
+              </w:rPr>
               <w:t>印刷開始受付完了時点の状態</w:t>
             </w:r>
           </w:p>
@@ -10922,27 +11004,19 @@
               <w:rPr>
                 <w:rFonts w:hint="eastAsia"/>
               </w:rPr>
-              <w:t>新規 `qr_print_job_id` / 確定した `qr_code_id` / リクエス</w:t>
-            </w:r>
-            <w:r>
-              <w:rPr>
-                <w:rFonts w:hint="eastAsia"/>
-              </w:rPr>
-              <w:lastRenderedPageBreak/>
-              <w:t>ト `items[*].printOrder` を保存する</w:t>
-            </w:r>
-          </w:p>
-        </w:tc>
-        <w:tc>
-          <w:tcPr>
-            <w:tcW w:w="1250" w:type="pct"/>
-          </w:tcPr>
-          <w:p>
-            <w:r>
-              <w:rPr>
-                <w:rFonts w:hint="eastAsia"/>
-              </w:rPr>
-              <w:lastRenderedPageBreak/>
+              <w:t>新規 `qr_print_job_id` / 確定した `qr_code_id` / リクエスト `items[*].printOrder` を保存する</w:t>
+            </w:r>
+          </w:p>
+        </w:tc>
+        <w:tc>
+          <w:tcPr>
+            <w:tcW w:w="1250" w:type="pct"/>
+          </w:tcPr>
+          <w:p>
+            <w:r>
+              <w:rPr>
+                <w:rFonts w:hint="eastAsia"/>
+              </w:rPr>
               <w:t>印刷対象一覧の正本</w:t>
             </w:r>
           </w:p>
@@ -11107,7 +11181,7 @@
           <w:rFonts w:hint="eastAsia"/>
         </w:rPr>
       </w:pPr>
-      <w:bookmarkStart w:id="26" w:name="_Toc228192076"/>
+      <w:bookmarkStart w:id="26" w:name="_Toc228995344"/>
       <w:r>
         <w:rPr>
           <w:rFonts w:hint="eastAsia"/>
@@ -11501,6 +11575,7 @@
         <w:rPr>
           <w:rFonts w:hint="eastAsia"/>
         </w:rPr>
+        <w:lastRenderedPageBreak/>
         <w:t>items要素（QrPrintJobCreateResponseItem）</w:t>
       </w:r>
     </w:p>
@@ -11840,12 +11915,11 @@
           <w:rFonts w:hint="eastAsia"/>
         </w:rPr>
       </w:pPr>
-      <w:bookmarkStart w:id="27" w:name="_Toc228192077"/>
-      <w:r>
-        <w:rPr>
-          <w:rFonts w:hint="eastAsia"/>
-        </w:rPr>
-        <w:lastRenderedPageBreak/>
+      <w:bookmarkStart w:id="27" w:name="_Toc228995345"/>
+      <w:r>
+        <w:rPr>
+          <w:rFonts w:hint="eastAsia"/>
+        </w:rPr>
         <w:t>ステータスコード</w:t>
       </w:r>
       <w:bookmarkEnd w:id="27"/>
@@ -12184,7 +12258,7 @@
           <w:rFonts w:hint="eastAsia"/>
         </w:rPr>
       </w:pPr>
-      <w:bookmarkStart w:id="28" w:name="_Toc228192078"/>
+      <w:bookmarkStart w:id="28" w:name="_Toc228995346"/>
       <w:r>
         <w:rPr>
           <w:rFonts w:hint="eastAsia"/>
@@ -12250,7 +12324,7 @@
           <w:rFonts w:hint="eastAsia"/>
         </w:rPr>
       </w:pPr>
-      <w:bookmarkStart w:id="29" w:name="_Toc228192079"/>
+      <w:bookmarkStart w:id="29" w:name="_Toc228995347"/>
       <w:r>
         <w:rPr>
           <w:rFonts w:hint="eastAsia"/>
@@ -12388,6 +12462,7 @@
           </w:tcPr>
           <w:p>
             <w:r>
+              <w:lastRenderedPageBreak/>
               <w:t>qrPrintJobId</w:t>
             </w:r>
           </w:p>
@@ -12528,7 +12603,6 @@
         <w:rPr>
           <w:rFonts w:hint="eastAsia"/>
         </w:rPr>
-        <w:lastRenderedPageBreak/>
         <w:t>`qrContentUrl` は保存値ではなく、ジョブの `facilityId`、各明細の `qrIdentifier` を URL パラメーター `qr_identifier` として用い、アプリ設定ベースURLから組み立てて返却する</w:t>
       </w:r>
     </w:p>
@@ -12565,7 +12639,7 @@
           <w:rFonts w:hint="eastAsia"/>
         </w:rPr>
       </w:pPr>
-      <w:bookmarkStart w:id="30" w:name="_Toc228192080"/>
+      <w:bookmarkStart w:id="30" w:name="_Toc228995348"/>
       <w:r>
         <w:rPr>
           <w:rFonts w:hint="eastAsia"/>
@@ -13403,6 +13477,7 @@
           </w:tcPr>
           <w:p>
             <w:r>
+              <w:lastRenderedPageBreak/>
               <w:t>items</w:t>
             </w:r>
           </w:p>
@@ -13791,7 +13866,6 @@
           </w:tcPr>
           <w:p>
             <w:r>
-              <w:lastRenderedPageBreak/>
               <w:t>status</w:t>
             </w:r>
           </w:p>
@@ -13926,7 +14000,7 @@
           <w:rFonts w:hint="eastAsia"/>
         </w:rPr>
       </w:pPr>
-      <w:bookmarkStart w:id="31" w:name="_Toc228192081"/>
+      <w:bookmarkStart w:id="31" w:name="_Toc228995349"/>
       <w:r>
         <w:rPr>
           <w:rFonts w:hint="eastAsia"/>
@@ -14199,7 +14273,7 @@
           <w:rFonts w:hint="eastAsia"/>
         </w:rPr>
       </w:pPr>
-      <w:bookmarkStart w:id="32" w:name="_Toc228192082"/>
+      <w:bookmarkStart w:id="32" w:name="_Toc228995350"/>
       <w:r>
         <w:rPr>
           <w:rFonts w:hint="eastAsia"/>
@@ -14265,11 +14339,12 @@
           <w:rFonts w:hint="eastAsia"/>
         </w:rPr>
       </w:pPr>
-      <w:bookmarkStart w:id="33" w:name="_Toc228192083"/>
-      <w:r>
-        <w:rPr>
-          <w:rFonts w:hint="eastAsia"/>
-        </w:rPr>
+      <w:bookmarkStart w:id="33" w:name="_Toc228995351"/>
+      <w:r>
+        <w:rPr>
+          <w:rFonts w:hint="eastAsia"/>
+        </w:rPr>
+        <w:lastRenderedPageBreak/>
         <w:t>リクエストパラメータ</w:t>
       </w:r>
       <w:bookmarkEnd w:id="33"/>
@@ -14460,7 +14535,7 @@
           <w:rFonts w:hint="eastAsia"/>
         </w:rPr>
       </w:pPr>
-      <w:bookmarkStart w:id="34" w:name="_Toc228192084"/>
+      <w:bookmarkStart w:id="34" w:name="_Toc228995352"/>
       <w:r>
         <w:rPr>
           <w:rFonts w:hint="eastAsia"/>
@@ -14611,14 +14686,7 @@
               <w:rPr>
                 <w:rFonts w:hint="eastAsia"/>
               </w:rPr>
-              <w:t>ジョブ全体の失敗段階。値: LOCAL_MODULE_INIT / PRINTER_INIT / PRINT</w:t>
-            </w:r>
-            <w:r>
-              <w:rPr>
-                <w:rFonts w:hint="eastAsia"/>
-              </w:rPr>
-              <w:lastRenderedPageBreak/>
-              <w:t>_REQUEST / PRINT_EXECUTION</w:t>
+              <w:t>ジョブ全体の失敗段階。値: LOCAL_MODULE_INIT / PRINTER_INIT / PRINT_REQUEST / PRINT_EXECUTION</w:t>
             </w:r>
           </w:p>
         </w:tc>
@@ -14630,7 +14698,6 @@
           </w:tcPr>
           <w:p>
             <w:r>
-              <w:lastRenderedPageBreak/>
               <w:t>jobErrorSummary</w:t>
             </w:r>
           </w:p>
@@ -15183,6 +15250,7 @@
           </w:tcPr>
           <w:p>
             <w:r>
+              <w:lastRenderedPageBreak/>
               <w:t>FAILED</w:t>
             </w:r>
           </w:p>
@@ -15331,7 +15399,6 @@
         <w:rPr>
           <w:rFonts w:hint="eastAsia"/>
         </w:rPr>
-        <w:lastRenderedPageBreak/>
         <w:t>処理仕様</w:t>
       </w:r>
     </w:p>
@@ -15588,6 +15655,7 @@
           </w:tcPr>
           <w:p>
             <w:r>
+              <w:lastRenderedPageBreak/>
               <w:t>`qr_print_job_items`</w:t>
             </w:r>
           </w:p>
@@ -15703,27 +15771,19 @@
               <w:rPr>
                 <w:rFonts w:hint="eastAsia"/>
               </w:rPr>
-              <w:t>対象各行の `qr_print_job_id` / `qr_code_id` / `print_o</w:t>
-            </w:r>
-            <w:r>
-              <w:rPr>
-                <w:rFonts w:hint="eastAsia"/>
-              </w:rPr>
-              <w:lastRenderedPageBreak/>
-              <w:t>rder` / `created_at`</w:t>
-            </w:r>
-          </w:p>
-        </w:tc>
-        <w:tc>
-          <w:tcPr>
-            <w:tcW w:w="1250" w:type="pct"/>
-          </w:tcPr>
-          <w:p>
-            <w:r>
-              <w:rPr>
-                <w:rFonts w:hint="eastAsia"/>
-              </w:rPr>
-              <w:lastRenderedPageBreak/>
+              <w:t>対象各行の `qr_print_job_id` / `qr_code_id` / `print_order` / `created_at`</w:t>
+            </w:r>
+          </w:p>
+        </w:tc>
+        <w:tc>
+          <w:tcPr>
+            <w:tcW w:w="1250" w:type="pct"/>
+          </w:tcPr>
+          <w:p>
+            <w:r>
+              <w:rPr>
+                <w:rFonts w:hint="eastAsia"/>
+              </w:rPr>
               <w:t>変更しない</w:t>
             </w:r>
           </w:p>
@@ -16033,19 +16093,27 @@
               <w:rPr>
                 <w:rFonts w:hint="eastAsia"/>
               </w:rPr>
-              <w:t>対象明細に紐づく各行の `issue_type` / `label_template_key` / `free_entry_text` / `issued_by_user_id` / `issued_at` / `last_print_job_id` / `asset_ledger_id` / `created_at` / `deleted_at`</w:t>
-            </w:r>
-          </w:p>
-        </w:tc>
-        <w:tc>
-          <w:tcPr>
-            <w:tcW w:w="1250" w:type="pct"/>
-          </w:tcPr>
-          <w:p>
-            <w:r>
-              <w:rPr>
-                <w:rFonts w:hint="eastAsia"/>
-              </w:rPr>
+              <w:t>対象明細に紐づく各行の `issue_type` / `label_template_key` / `free_entry_text` / `issued_by_user_id` / `issued_at` / `last_print_job_id` / `asset_</w:t>
+            </w:r>
+            <w:r>
+              <w:rPr>
+                <w:rFonts w:hint="eastAsia"/>
+              </w:rPr>
+              <w:lastRenderedPageBreak/>
+              <w:t>ledger_id` / `created_at` / `deleted_at`</w:t>
+            </w:r>
+          </w:p>
+        </w:tc>
+        <w:tc>
+          <w:tcPr>
+            <w:tcW w:w="1250" w:type="pct"/>
+          </w:tcPr>
+          <w:p>
+            <w:r>
+              <w:rPr>
+                <w:rFonts w:hint="eastAsia"/>
+              </w:rPr>
+              <w:lastRenderedPageBreak/>
               <w:t>変更しない</w:t>
             </w:r>
           </w:p>
@@ -16240,7 +16308,6 @@
           </w:tcPr>
           <w:p>
             <w:r>
-              <w:lastRenderedPageBreak/>
               <w:t>`qr_print_jobs`</w:t>
             </w:r>
           </w:p>
@@ -16447,11 +16514,12 @@
           <w:rFonts w:hint="eastAsia"/>
         </w:rPr>
       </w:pPr>
-      <w:bookmarkStart w:id="35" w:name="_Toc228192085"/>
-      <w:r>
-        <w:rPr>
-          <w:rFonts w:hint="eastAsia"/>
-        </w:rPr>
+      <w:bookmarkStart w:id="35" w:name="_Toc228995353"/>
+      <w:r>
+        <w:rPr>
+          <w:rFonts w:hint="eastAsia"/>
+        </w:rPr>
+        <w:lastRenderedPageBreak/>
         <w:t>レスポンス（200：QrPrintResultResponse）</w:t>
       </w:r>
       <w:bookmarkEnd w:id="35"/>
@@ -16879,12 +16947,11 @@
           <w:rFonts w:hint="eastAsia"/>
         </w:rPr>
       </w:pPr>
-      <w:bookmarkStart w:id="36" w:name="_Toc228192086"/>
-      <w:r>
-        <w:rPr>
-          <w:rFonts w:hint="eastAsia"/>
-        </w:rPr>
-        <w:lastRenderedPageBreak/>
+      <w:bookmarkStart w:id="36" w:name="_Toc228995354"/>
+      <w:r>
+        <w:rPr>
+          <w:rFonts w:hint="eastAsia"/>
+        </w:rPr>
         <w:t>ステータスコード</w:t>
       </w:r>
       <w:bookmarkEnd w:id="36"/>
@@ -17223,7 +17290,7 @@
           <w:rFonts w:hint="eastAsia"/>
         </w:rPr>
       </w:pPr>
-      <w:bookmarkStart w:id="37" w:name="_Toc228192087"/>
+      <w:bookmarkStart w:id="37" w:name="_Toc228995355"/>
       <w:r>
         <w:rPr>
           <w:rFonts w:hint="eastAsia"/>
@@ -17324,6 +17391,7 @@
         <w:rPr>
           <w:rFonts w:hint="eastAsia"/>
         </w:rPr>
+        <w:lastRenderedPageBreak/>
         <w:t>`POST /qr-print/jobs` は `clientRequestId` を用いて冪等に扱い、同一操作の再送では正規化済み開始受付ペイロードの `requestPayloadHash` 一致時のみ既存ジョブを返し、不一致時は 409 とする</w:t>
       </w:r>
     </w:p>
@@ -17476,18 +17544,55 @@
         <w:rPr>
           <w:rFonts w:hint="eastAsia"/>
         </w:rPr>
-        <w:lastRenderedPageBreak/>
         <w:t>`qrContentUrl` は派生値として都度生成し、`qr_codes` / `qr_print_jobs` / `qr_print_job_items` には保存しない。URL には `facilityId` と `qr_identifier` を用い、生成ルール変更時は本機能の影響調査対象とする</w:t>
       </w:r>
     </w:p>
     <w:p>
       <w:pPr>
+        <w:pStyle w:val="afffffff8"/>
+        <w:numPr>
+          <w:ilvl w:val="0"/>
+          <w:numId w:val="124"/>
+        </w:numPr>
+        <w:ind w:leftChars="0"/>
+        <w:rPr>
+          <w:rFonts w:hint="eastAsia"/>
+        </w:rPr>
+      </w:pPr>
+      <w:r>
+        <w:rPr>
+          <w:rFonts w:hint="eastAsia"/>
+        </w:rPr>
+        <w:t>`qrContentUrl` には認証トークン、ユーザーID、ロール、権限情報を含めない。QRコードの物理的所持または読み取り成功は資産詳細の閲覧権限を意味しない</w:t>
+      </w:r>
+    </w:p>
+    <w:p>
+      <w:pPr>
+        <w:pStyle w:val="afffffff8"/>
+        <w:numPr>
+          <w:ilvl w:val="0"/>
+          <w:numId w:val="124"/>
+        </w:numPr>
+        <w:ind w:leftChars="0"/>
+        <w:rPr>
+          <w:rFonts w:hint="eastAsia"/>
+        </w:rPr>
+      </w:pPr>
+      <w:r>
+        <w:rPr>
+          <w:rFonts w:hint="eastAsia"/>
+        </w:rPr>
+        <w:t>QRコード読み取り後の未ログイン誘導、ログイン後の元URL復帰、`facilityId` と `qr_identifier` による対象資産解決、閲覧権限不足時の非表示、未発行・論理削除済み・未紐付・施設不一致などのエラー制御は資産一覧・資産詳細 API 側の責務とする</w:t>
+      </w:r>
+    </w:p>
+    <w:p>
+      <w:pPr>
         <w:pStyle w:val="10"/>
         <w:rPr>
           <w:rFonts w:hint="eastAsia"/>
         </w:rPr>
       </w:pPr>
-      <w:bookmarkStart w:id="38" w:name="_Toc228192088"/>
+      <w:bookmarkStart w:id="38" w:name="_Toc228995356"/>
       <w:r>
         <w:rPr>
           <w:rFonts w:hint="eastAsia"/>
@@ -17828,6 +17933,7 @@
           </w:tcPr>
           <w:p>
             <w:r>
+              <w:lastRenderedPageBreak/>
               <w:t>QR_409_REISSUE_RANGE_INVALID</w:t>
             </w:r>
           </w:p>
@@ -18005,7 +18111,7 @@
           <w:rFonts w:hint="eastAsia"/>
         </w:rPr>
       </w:pPr>
-      <w:bookmarkStart w:id="39" w:name="_Toc228192089"/>
+      <w:bookmarkStart w:id="39" w:name="_Toc228995357"/>
       <w:r>
         <w:rPr>
           <w:rFonts w:hint="eastAsia"/>
@@ -18049,8 +18155,26 @@
         <w:rPr>
           <w:rFonts w:hint="eastAsia"/>
         </w:rPr>
-        <w:lastRenderedPageBreak/>
         <w:t>QRコードの採番規則や `qr_identifier` 形式を変更する場合は、`qr_codes` の複合ユニーク制約と API の再発行ロジックを同時に見直す</w:t>
+      </w:r>
+    </w:p>
+    <w:p>
+      <w:pPr>
+        <w:pStyle w:val="afffffff8"/>
+        <w:numPr>
+          <w:ilvl w:val="0"/>
+          <w:numId w:val="125"/>
+        </w:numPr>
+        <w:ind w:leftChars="0"/>
+        <w:rPr>
+          <w:rFonts w:hint="eastAsia"/>
+        </w:rPr>
+      </w:pPr>
+      <w:r>
+        <w:rPr>
+          <w:rFonts w:hint="eastAsia"/>
+        </w:rPr>
+        <w:t>QRコード読み取り後の資産詳細遷移、ログイン誘導、閲覧権限判定の仕様を変更する場合は、資産一覧・資産詳細 API 設計書と整合確認する</w:t>
       </w:r>
     </w:p>
     <w:p>
@@ -18188,9 +18312,9 @@
     <w:family w:val="modern"/>
     <w:pitch w:val="variable"/>
     <w:sig w:usb0="E00002FF" w:usb1="6AC7FFFF" w:usb2="08000012" w:usb3="00000000" w:csb0="0002009F" w:csb1="00000000"/>
-    <w:embedRegular r:id="rId1" w:subsetted="1" w:fontKey="{A6C7429C-F64D-4108-A32B-A481B22C426E}"/>
-    <w:embedBold r:id="rId2" w:subsetted="1" w:fontKey="{500A9D2B-488E-4576-A987-71F7B115E7CE}"/>
-    <w:embedItalic r:id="rId3" w:subsetted="1" w:fontKey="{12B79210-C4CA-4C97-9256-AEA5E02DB90A}"/>
+    <w:embedRegular r:id="rId1" w:subsetted="1" w:fontKey="{3F3F142E-679D-429A-B18F-76A697F806D9}"/>
+    <w:embedBold r:id="rId2" w:subsetted="1" w:fontKey="{3E01A959-22B3-4102-8432-7CDE2B77A73F}"/>
+    <w:embedItalic r:id="rId3" w:subsetted="1" w:fontKey="{1BABCDA7-A71E-41EC-BE6E-864B1F7C3A8A}"/>
   </w:font>
   <w:font w:name="Cambria">
     <w:panose1 w:val="02040503050406030204"/>
@@ -18198,7 +18322,7 @@
     <w:family w:val="roman"/>
     <w:pitch w:val="variable"/>
     <w:sig w:usb0="E00006FF" w:usb1="420024FF" w:usb2="02000000" w:usb3="00000000" w:csb0="0000019F" w:csb1="00000000"/>
-    <w:embedRegular r:id="rId4" w:fontKey="{ABE852EA-3240-4E05-A40F-377C7AE2287F}"/>
+    <w:embedRegular r:id="rId4" w:fontKey="{4170782C-3357-4851-8973-FF489E368FE1}"/>
   </w:font>
   <w:font w:name="ＭＳ Ｐゴシック">
     <w:altName w:val="MS PGothic"/>
@@ -18214,7 +18338,7 @@
     <w:family w:val="swiss"/>
     <w:pitch w:val="variable"/>
     <w:sig w:usb0="E4002EFF" w:usb1="C200247B" w:usb2="00000009" w:usb3="00000000" w:csb0="000001FF" w:csb1="00000000"/>
-    <w:embedRegular r:id="rId5" w:fontKey="{329F338A-5676-4B0E-ACE5-98ABC475B324}"/>
+    <w:embedRegular r:id="rId5" w:fontKey="{85E7598D-8582-4ED7-842D-2FE07E8E441B}"/>
   </w:font>
 </w:fonts>
 </file>
@@ -19153,6 +19277,21 @@
     </w:lvl>
   </w:abstractNum>
   <w:abstractNum w:abstractNumId="8" w15:restartNumberingAfterBreak="0">
+    <w:nsid w:val="093A1C98"/>
+    <w:multiLevelType w:val="singleLevel"/>
+    <w:tmpl w:val="0409000F"/>
+    <w:name w:val="__API_DOC_SQUARE_BULLET__"/>
+    <w:lvl w:ilvl="0">
+      <w:start w:val="1"/>
+      <w:numFmt w:val="decimal"/>
+      <w:lvlText w:val="%1."/>
+      <w:lvlJc w:val="left"/>
+      <w:pPr>
+        <w:ind w:left="440" w:hanging="440"/>
+      </w:pPr>
+    </w:lvl>
+  </w:abstractNum>
+  <w:abstractNum w:abstractNumId="9" w15:restartNumberingAfterBreak="0">
     <w:nsid w:val="09E70C1B"/>
     <w:multiLevelType w:val="multilevel"/>
     <w:tmpl w:val="4DECA9DA"/>
@@ -19266,7 +19405,7 @@
       </w:rPr>
     </w:lvl>
   </w:abstractNum>
-  <w:abstractNum w:abstractNumId="9" w15:restartNumberingAfterBreak="0">
+  <w:abstractNum w:abstractNumId="10" w15:restartNumberingAfterBreak="0">
     <w:nsid w:val="0A436AC7"/>
     <w:multiLevelType w:val="multilevel"/>
     <w:tmpl w:val="4372FD02"/>
@@ -19379,7 +19518,7 @@
       </w:pPr>
     </w:lvl>
   </w:abstractNum>
-  <w:abstractNum w:abstractNumId="10" w15:restartNumberingAfterBreak="0">
+  <w:abstractNum w:abstractNumId="11" w15:restartNumberingAfterBreak="0">
     <w:nsid w:val="0C6777CF"/>
     <w:multiLevelType w:val="multilevel"/>
     <w:tmpl w:val="BD8AF998"/>
@@ -19493,7 +19632,7 @@
       </w:rPr>
     </w:lvl>
   </w:abstractNum>
-  <w:abstractNum w:abstractNumId="11" w15:restartNumberingAfterBreak="0">
+  <w:abstractNum w:abstractNumId="12" w15:restartNumberingAfterBreak="0">
     <w:nsid w:val="0DA227E7"/>
     <w:multiLevelType w:val="multilevel"/>
     <w:tmpl w:val="A24CE66E"/>
@@ -19607,7 +19746,7 @@
       </w:rPr>
     </w:lvl>
   </w:abstractNum>
-  <w:abstractNum w:abstractNumId="12" w15:restartNumberingAfterBreak="0">
+  <w:abstractNum w:abstractNumId="13" w15:restartNumberingAfterBreak="0">
     <w:nsid w:val="0E0336B8"/>
     <w:multiLevelType w:val="hybridMultilevel"/>
     <w:tmpl w:val="8E2E07E0"/>
@@ -19720,7 +19859,7 @@
       </w:rPr>
     </w:lvl>
   </w:abstractNum>
-  <w:abstractNum w:abstractNumId="13" w15:restartNumberingAfterBreak="0">
+  <w:abstractNum w:abstractNumId="14" w15:restartNumberingAfterBreak="0">
     <w:nsid w:val="0E6B4EF4"/>
     <w:multiLevelType w:val="multilevel"/>
     <w:tmpl w:val="5A5046DC"/>
@@ -19833,7 +19972,7 @@
       </w:rPr>
     </w:lvl>
   </w:abstractNum>
-  <w:abstractNum w:abstractNumId="14" w15:restartNumberingAfterBreak="0">
+  <w:abstractNum w:abstractNumId="15" w15:restartNumberingAfterBreak="0">
     <w:nsid w:val="0EA343D8"/>
     <w:multiLevelType w:val="hybridMultilevel"/>
     <w:tmpl w:val="FE7A45C2"/>
@@ -19946,7 +20085,7 @@
       </w:rPr>
     </w:lvl>
   </w:abstractNum>
-  <w:abstractNum w:abstractNumId="15" w15:restartNumberingAfterBreak="0">
+  <w:abstractNum w:abstractNumId="16" w15:restartNumberingAfterBreak="0">
     <w:nsid w:val="0EBE48AD"/>
     <w:multiLevelType w:val="multilevel"/>
     <w:tmpl w:val="60143FE2"/>
@@ -20060,7 +20199,7 @@
       </w:rPr>
     </w:lvl>
   </w:abstractNum>
-  <w:abstractNum w:abstractNumId="16" w15:restartNumberingAfterBreak="0">
+  <w:abstractNum w:abstractNumId="17" w15:restartNumberingAfterBreak="0">
     <w:nsid w:val="102F0ACD"/>
     <w:multiLevelType w:val="hybridMultilevel"/>
     <w:tmpl w:val="8968F090"/>
@@ -20173,7 +20312,7 @@
       </w:rPr>
     </w:lvl>
   </w:abstractNum>
-  <w:abstractNum w:abstractNumId="17" w15:restartNumberingAfterBreak="0">
+  <w:abstractNum w:abstractNumId="18" w15:restartNumberingAfterBreak="0">
     <w:nsid w:val="10F4267B"/>
     <w:multiLevelType w:val="hybridMultilevel"/>
     <w:tmpl w:val="BFEC351C"/>
@@ -20286,7 +20425,7 @@
       </w:rPr>
     </w:lvl>
   </w:abstractNum>
-  <w:abstractNum w:abstractNumId="18" w15:restartNumberingAfterBreak="0">
+  <w:abstractNum w:abstractNumId="19" w15:restartNumberingAfterBreak="0">
     <w:nsid w:val="1168760D"/>
     <w:multiLevelType w:val="hybridMultilevel"/>
     <w:tmpl w:val="4FE0C60A"/>
@@ -20399,7 +20538,7 @@
       </w:rPr>
     </w:lvl>
   </w:abstractNum>
-  <w:abstractNum w:abstractNumId="19" w15:restartNumberingAfterBreak="0">
+  <w:abstractNum w:abstractNumId="20" w15:restartNumberingAfterBreak="0">
     <w:nsid w:val="11BA4A0B"/>
     <w:multiLevelType w:val="multilevel"/>
     <w:tmpl w:val="94D42750"/>
@@ -20513,7 +20652,7 @@
       </w:rPr>
     </w:lvl>
   </w:abstractNum>
-  <w:abstractNum w:abstractNumId="20" w15:restartNumberingAfterBreak="0">
+  <w:abstractNum w:abstractNumId="21" w15:restartNumberingAfterBreak="0">
     <w:nsid w:val="11F812AE"/>
     <w:multiLevelType w:val="hybridMultilevel"/>
     <w:tmpl w:val="C6EA936C"/>
@@ -20626,7 +20765,7 @@
       </w:rPr>
     </w:lvl>
   </w:abstractNum>
-  <w:abstractNum w:abstractNumId="21" w15:restartNumberingAfterBreak="0">
+  <w:abstractNum w:abstractNumId="22" w15:restartNumberingAfterBreak="0">
     <w:nsid w:val="12700F7A"/>
     <w:multiLevelType w:val="hybridMultilevel"/>
     <w:tmpl w:val="E8A23F3C"/>
@@ -20739,7 +20878,7 @@
       </w:rPr>
     </w:lvl>
   </w:abstractNum>
-  <w:abstractNum w:abstractNumId="22" w15:restartNumberingAfterBreak="0">
+  <w:abstractNum w:abstractNumId="23" w15:restartNumberingAfterBreak="0">
     <w:nsid w:val="139E5B86"/>
     <w:multiLevelType w:val="multilevel"/>
     <w:tmpl w:val="B9FC6A64"/>
@@ -20853,7 +20992,7 @@
       </w:rPr>
     </w:lvl>
   </w:abstractNum>
-  <w:abstractNum w:abstractNumId="23" w15:restartNumberingAfterBreak="0">
+  <w:abstractNum w:abstractNumId="24" w15:restartNumberingAfterBreak="0">
     <w:nsid w:val="140F3A5D"/>
     <w:multiLevelType w:val="multilevel"/>
     <w:tmpl w:val="4E1E5628"/>
@@ -20966,7 +21105,7 @@
       </w:rPr>
     </w:lvl>
   </w:abstractNum>
-  <w:abstractNum w:abstractNumId="24" w15:restartNumberingAfterBreak="0">
+  <w:abstractNum w:abstractNumId="25" w15:restartNumberingAfterBreak="0">
     <w:nsid w:val="186922FA"/>
     <w:multiLevelType w:val="hybridMultilevel"/>
     <w:tmpl w:val="F4202E96"/>
@@ -21079,7 +21218,7 @@
       </w:rPr>
     </w:lvl>
   </w:abstractNum>
-  <w:abstractNum w:abstractNumId="25" w15:restartNumberingAfterBreak="0">
+  <w:abstractNum w:abstractNumId="26" w15:restartNumberingAfterBreak="0">
     <w:nsid w:val="18897D34"/>
     <w:multiLevelType w:val="multilevel"/>
     <w:tmpl w:val="BD8AF998"/>
@@ -21193,7 +21332,7 @@
       </w:rPr>
     </w:lvl>
   </w:abstractNum>
-  <w:abstractNum w:abstractNumId="26" w15:restartNumberingAfterBreak="0">
+  <w:abstractNum w:abstractNumId="27" w15:restartNumberingAfterBreak="0">
     <w:nsid w:val="1A4570FA"/>
     <w:multiLevelType w:val="hybridMultilevel"/>
     <w:tmpl w:val="A3185B0E"/>
@@ -21306,7 +21445,7 @@
       </w:rPr>
     </w:lvl>
   </w:abstractNum>
-  <w:abstractNum w:abstractNumId="27" w15:restartNumberingAfterBreak="0">
+  <w:abstractNum w:abstractNumId="28" w15:restartNumberingAfterBreak="0">
     <w:nsid w:val="1B2B6C14"/>
     <w:multiLevelType w:val="multilevel"/>
     <w:tmpl w:val="634A977E"/>
@@ -21420,7 +21559,7 @@
       </w:rPr>
     </w:lvl>
   </w:abstractNum>
-  <w:abstractNum w:abstractNumId="28" w15:restartNumberingAfterBreak="0">
+  <w:abstractNum w:abstractNumId="29" w15:restartNumberingAfterBreak="0">
     <w:nsid w:val="1B77516B"/>
     <w:multiLevelType w:val="hybridMultilevel"/>
     <w:tmpl w:val="55786B50"/>
@@ -21533,7 +21672,24 @@
       </w:rPr>
     </w:lvl>
   </w:abstractNum>
-  <w:abstractNum w:abstractNumId="29" w15:restartNumberingAfterBreak="0">
+  <w:abstractNum w:abstractNumId="30" w15:restartNumberingAfterBreak="0">
+    <w:nsid w:val="1D9938F4"/>
+    <w:multiLevelType w:val="singleLevel"/>
+    <w:tmpl w:val="04090001"/>
+    <w:lvl w:ilvl="0">
+      <w:start w:val="1"/>
+      <w:numFmt w:val="bullet"/>
+      <w:lvlText w:val="■"/>
+      <w:lvlJc w:val="left"/>
+      <w:pPr>
+        <w:ind w:left="440" w:hanging="440"/>
+      </w:pPr>
+      <w:rPr>
+        <w:rFonts w:ascii="Meiryo UI" w:hAnsi="Meiryo UI" w:eastAsia="Meiryo UI" w:cs="Meiryo UI" w:hint="default"/>
+      </w:rPr>
+    </w:lvl>
+  </w:abstractNum>
+  <w:abstractNum w:abstractNumId="31" w15:restartNumberingAfterBreak="0">
     <w:nsid w:val="1EBA0BEF"/>
     <w:multiLevelType w:val="multilevel"/>
     <w:tmpl w:val="BD8AF998"/>
@@ -21647,7 +21803,7 @@
       </w:rPr>
     </w:lvl>
   </w:abstractNum>
-  <w:abstractNum w:abstractNumId="30" w15:restartNumberingAfterBreak="0">
+  <w:abstractNum w:abstractNumId="32" w15:restartNumberingAfterBreak="0">
     <w:nsid w:val="1F5529E3"/>
     <w:multiLevelType w:val="multilevel"/>
     <w:tmpl w:val="304E6B04"/>
@@ -21796,7 +21952,7 @@
       </w:rPr>
     </w:lvl>
   </w:abstractNum>
-  <w:abstractNum w:abstractNumId="31" w15:restartNumberingAfterBreak="0">
+  <w:abstractNum w:abstractNumId="33" w15:restartNumberingAfterBreak="0">
     <w:nsid w:val="1FB92F7A"/>
     <w:multiLevelType w:val="hybridMultilevel"/>
     <w:tmpl w:val="BAFCEED6"/>
@@ -21909,7 +22065,7 @@
       </w:rPr>
     </w:lvl>
   </w:abstractNum>
-  <w:abstractNum w:abstractNumId="32" w15:restartNumberingAfterBreak="0">
+  <w:abstractNum w:abstractNumId="34" w15:restartNumberingAfterBreak="0">
     <w:nsid w:val="207A0E23"/>
     <w:multiLevelType w:val="multilevel"/>
     <w:tmpl w:val="861C7544"/>
@@ -22022,7 +22178,7 @@
       </w:pPr>
     </w:lvl>
   </w:abstractNum>
-  <w:abstractNum w:abstractNumId="33" w15:restartNumberingAfterBreak="0">
+  <w:abstractNum w:abstractNumId="35" w15:restartNumberingAfterBreak="0">
     <w:nsid w:val="20E6427A"/>
     <w:multiLevelType w:val="multilevel"/>
     <w:tmpl w:val="680CF008"/>
@@ -22136,7 +22292,7 @@
       </w:rPr>
     </w:lvl>
   </w:abstractNum>
-  <w:abstractNum w:abstractNumId="34" w15:restartNumberingAfterBreak="0">
+  <w:abstractNum w:abstractNumId="36" w15:restartNumberingAfterBreak="0">
     <w:nsid w:val="21D803D0"/>
     <w:multiLevelType w:val="hybridMultilevel"/>
     <w:tmpl w:val="FE828A06"/>
@@ -22249,7 +22405,7 @@
       </w:rPr>
     </w:lvl>
   </w:abstractNum>
-  <w:abstractNum w:abstractNumId="35" w15:restartNumberingAfterBreak="0">
+  <w:abstractNum w:abstractNumId="37" w15:restartNumberingAfterBreak="0">
     <w:nsid w:val="21FA3E5F"/>
     <w:multiLevelType w:val="multilevel"/>
     <w:tmpl w:val="7E2489B4"/>
@@ -22363,7 +22519,7 @@
       </w:rPr>
     </w:lvl>
   </w:abstractNum>
-  <w:abstractNum w:abstractNumId="36" w15:restartNumberingAfterBreak="0">
+  <w:abstractNum w:abstractNumId="38" w15:restartNumberingAfterBreak="0">
     <w:nsid w:val="22A12C20"/>
     <w:multiLevelType w:val="hybridMultilevel"/>
     <w:tmpl w:val="08CCCE2E"/>
@@ -22476,7 +22632,7 @@
       </w:rPr>
     </w:lvl>
   </w:abstractNum>
-  <w:abstractNum w:abstractNumId="37" w15:restartNumberingAfterBreak="0">
+  <w:abstractNum w:abstractNumId="39" w15:restartNumberingAfterBreak="0">
     <w:nsid w:val="22F07F74"/>
     <w:multiLevelType w:val="multilevel"/>
     <w:tmpl w:val="BD8AF998"/>
@@ -22590,7 +22746,7 @@
       </w:rPr>
     </w:lvl>
   </w:abstractNum>
-  <w:abstractNum w:abstractNumId="38" w15:restartNumberingAfterBreak="0">
+  <w:abstractNum w:abstractNumId="40" w15:restartNumberingAfterBreak="0">
     <w:nsid w:val="22FD72CB"/>
     <w:multiLevelType w:val="multilevel"/>
     <w:tmpl w:val="839A303C"/>
@@ -22703,7 +22859,7 @@
       </w:pPr>
     </w:lvl>
   </w:abstractNum>
-  <w:abstractNum w:abstractNumId="39" w15:restartNumberingAfterBreak="0">
+  <w:abstractNum w:abstractNumId="41" w15:restartNumberingAfterBreak="0">
     <w:nsid w:val="23937D16"/>
     <w:multiLevelType w:val="multilevel"/>
     <w:tmpl w:val="C0AE5AF8"/>
@@ -22817,7 +22973,7 @@
       </w:rPr>
     </w:lvl>
   </w:abstractNum>
-  <w:abstractNum w:abstractNumId="40" w15:restartNumberingAfterBreak="0">
+  <w:abstractNum w:abstractNumId="42" w15:restartNumberingAfterBreak="0">
     <w:nsid w:val="23BE74EF"/>
     <w:multiLevelType w:val="hybridMultilevel"/>
     <w:tmpl w:val="8C762C7C"/>
@@ -22930,7 +23086,7 @@
       </w:rPr>
     </w:lvl>
   </w:abstractNum>
-  <w:abstractNum w:abstractNumId="41" w15:restartNumberingAfterBreak="0">
+  <w:abstractNum w:abstractNumId="43" w15:restartNumberingAfterBreak="0">
     <w:nsid w:val="24824914"/>
     <w:multiLevelType w:val="multilevel"/>
     <w:tmpl w:val="D8225056"/>
@@ -23044,7 +23200,7 @@
       </w:rPr>
     </w:lvl>
   </w:abstractNum>
-  <w:abstractNum w:abstractNumId="42" w15:restartNumberingAfterBreak="0">
+  <w:abstractNum w:abstractNumId="44" w15:restartNumberingAfterBreak="0">
     <w:nsid w:val="24911077"/>
     <w:multiLevelType w:val="hybridMultilevel"/>
     <w:tmpl w:val="A43C43C6"/>
@@ -23157,7 +23313,7 @@
       </w:rPr>
     </w:lvl>
   </w:abstractNum>
-  <w:abstractNum w:abstractNumId="43" w15:restartNumberingAfterBreak="0">
+  <w:abstractNum w:abstractNumId="45" w15:restartNumberingAfterBreak="0">
     <w:nsid w:val="24ED5ECE"/>
     <w:multiLevelType w:val="multilevel"/>
     <w:tmpl w:val="78DCEAD8"/>
@@ -23270,7 +23426,7 @@
       </w:rPr>
     </w:lvl>
   </w:abstractNum>
-  <w:abstractNum w:abstractNumId="44" w15:restartNumberingAfterBreak="0">
+  <w:abstractNum w:abstractNumId="46" w15:restartNumberingAfterBreak="0">
     <w:nsid w:val="251371D7"/>
     <w:multiLevelType w:val="hybridMultilevel"/>
     <w:tmpl w:val="4D065978"/>
@@ -23383,7 +23539,7 @@
       </w:rPr>
     </w:lvl>
   </w:abstractNum>
-  <w:abstractNum w:abstractNumId="45" w15:restartNumberingAfterBreak="0">
+  <w:abstractNum w:abstractNumId="47" w15:restartNumberingAfterBreak="0">
     <w:nsid w:val="255448F2"/>
     <w:multiLevelType w:val="hybridMultilevel"/>
     <w:tmpl w:val="5CA47410"/>
@@ -23496,7 +23652,7 @@
       </w:rPr>
     </w:lvl>
   </w:abstractNum>
-  <w:abstractNum w:abstractNumId="46" w15:restartNumberingAfterBreak="0">
+  <w:abstractNum w:abstractNumId="48" w15:restartNumberingAfterBreak="0">
     <w:nsid w:val="25BB40D7"/>
     <w:multiLevelType w:val="hybridMultilevel"/>
     <w:tmpl w:val="836C4F26"/>
@@ -23609,7 +23765,7 @@
       </w:rPr>
     </w:lvl>
   </w:abstractNum>
-  <w:abstractNum w:abstractNumId="47" w15:restartNumberingAfterBreak="0">
+  <w:abstractNum w:abstractNumId="49" w15:restartNumberingAfterBreak="0">
     <w:nsid w:val="26390E0E"/>
     <w:multiLevelType w:val="hybridMultilevel"/>
     <w:tmpl w:val="E70A2C00"/>
@@ -23722,7 +23878,7 @@
       </w:rPr>
     </w:lvl>
   </w:abstractNum>
-  <w:abstractNum w:abstractNumId="48" w15:restartNumberingAfterBreak="0">
+  <w:abstractNum w:abstractNumId="50" w15:restartNumberingAfterBreak="0">
     <w:nsid w:val="29DF02CB"/>
     <w:multiLevelType w:val="hybridMultilevel"/>
     <w:tmpl w:val="CBFE8CFA"/>
@@ -23835,7 +23991,7 @@
       </w:rPr>
     </w:lvl>
   </w:abstractNum>
-  <w:abstractNum w:abstractNumId="49" w15:restartNumberingAfterBreak="0">
+  <w:abstractNum w:abstractNumId="51" w15:restartNumberingAfterBreak="0">
     <w:nsid w:val="2A386E3B"/>
     <w:multiLevelType w:val="hybridMultilevel"/>
     <w:tmpl w:val="B6FEBDD4"/>
@@ -23948,7 +24104,7 @@
       </w:rPr>
     </w:lvl>
   </w:abstractNum>
-  <w:abstractNum w:abstractNumId="50" w15:restartNumberingAfterBreak="0">
+  <w:abstractNum w:abstractNumId="52" w15:restartNumberingAfterBreak="0">
     <w:nsid w:val="2B285FF9"/>
     <w:multiLevelType w:val="multilevel"/>
     <w:tmpl w:val="BD8AF998"/>
@@ -24062,7 +24218,7 @@
       </w:rPr>
     </w:lvl>
   </w:abstractNum>
-  <w:abstractNum w:abstractNumId="51" w15:restartNumberingAfterBreak="0">
+  <w:abstractNum w:abstractNumId="53" w15:restartNumberingAfterBreak="0">
     <w:nsid w:val="2B7B3F4F"/>
     <w:multiLevelType w:val="hybridMultilevel"/>
     <w:tmpl w:val="E3C0CB1C"/>
@@ -24175,7 +24331,7 @@
       </w:rPr>
     </w:lvl>
   </w:abstractNum>
-  <w:abstractNum w:abstractNumId="52" w15:restartNumberingAfterBreak="0">
+  <w:abstractNum w:abstractNumId="54" w15:restartNumberingAfterBreak="0">
     <w:nsid w:val="2B9F1EE2"/>
     <w:multiLevelType w:val="multilevel"/>
     <w:tmpl w:val="1BF047B2"/>
@@ -24289,94 +24445,7 @@
       </w:rPr>
     </w:lvl>
   </w:abstractNum>
-  <w:abstractNum w:abstractNumId="53" w15:restartNumberingAfterBreak="0">
-    <w:nsid w:val="2C1D05FA"/>
-    <w:multiLevelType w:val="hybridMultilevel"/>
-    <w:tmpl w:val="D32CDE36"/>
-    <w:name w:val="__API_DOC_SQUARE_BULLET__22"/>
-    <w:lvl w:ilvl="0" w:tplc="0409000F">
-      <w:start w:val="1"/>
-      <w:numFmt w:val="decimal"/>
-      <w:lvlText w:val="%1."/>
-      <w:lvlJc w:val="left"/>
-      <w:pPr>
-        <w:ind w:left="440" w:hanging="440"/>
-      </w:pPr>
-    </w:lvl>
-    <w:lvl w:ilvl="1" w:tplc="04090017" w:tentative="1">
-      <w:start w:val="1"/>
-      <w:numFmt w:val="aiueoFullWidth"/>
-      <w:lvlText w:val="(%2)"/>
-      <w:lvlJc w:val="left"/>
-      <w:pPr>
-        <w:ind w:left="880" w:hanging="440"/>
-      </w:pPr>
-    </w:lvl>
-    <w:lvl w:ilvl="2" w:tplc="04090011" w:tentative="1">
-      <w:start w:val="1"/>
-      <w:numFmt w:val="decimalEnclosedCircle"/>
-      <w:lvlText w:val="%3"/>
-      <w:lvlJc w:val="left"/>
-      <w:pPr>
-        <w:ind w:left="1320" w:hanging="440"/>
-      </w:pPr>
-    </w:lvl>
-    <w:lvl w:ilvl="3" w:tplc="0409000F" w:tentative="1">
-      <w:start w:val="1"/>
-      <w:numFmt w:val="decimal"/>
-      <w:lvlText w:val="%4."/>
-      <w:lvlJc w:val="left"/>
-      <w:pPr>
-        <w:ind w:left="1760" w:hanging="440"/>
-      </w:pPr>
-    </w:lvl>
-    <w:lvl w:ilvl="4" w:tplc="04090017" w:tentative="1">
-      <w:start w:val="1"/>
-      <w:numFmt w:val="aiueoFullWidth"/>
-      <w:lvlText w:val="(%5)"/>
-      <w:lvlJc w:val="left"/>
-      <w:pPr>
-        <w:ind w:left="2200" w:hanging="440"/>
-      </w:pPr>
-    </w:lvl>
-    <w:lvl w:ilvl="5" w:tplc="04090011" w:tentative="1">
-      <w:start w:val="1"/>
-      <w:numFmt w:val="decimalEnclosedCircle"/>
-      <w:lvlText w:val="%6"/>
-      <w:lvlJc w:val="left"/>
-      <w:pPr>
-        <w:ind w:left="2640" w:hanging="440"/>
-      </w:pPr>
-    </w:lvl>
-    <w:lvl w:ilvl="6" w:tplc="0409000F" w:tentative="1">
-      <w:start w:val="1"/>
-      <w:numFmt w:val="decimal"/>
-      <w:lvlText w:val="%7."/>
-      <w:lvlJc w:val="left"/>
-      <w:pPr>
-        <w:ind w:left="3080" w:hanging="440"/>
-      </w:pPr>
-    </w:lvl>
-    <w:lvl w:ilvl="7" w:tplc="04090017" w:tentative="1">
-      <w:start w:val="1"/>
-      <w:numFmt w:val="aiueoFullWidth"/>
-      <w:lvlText w:val="(%8)"/>
-      <w:lvlJc w:val="left"/>
-      <w:pPr>
-        <w:ind w:left="3520" w:hanging="440"/>
-      </w:pPr>
-    </w:lvl>
-    <w:lvl w:ilvl="8" w:tplc="04090011" w:tentative="1">
-      <w:start w:val="1"/>
-      <w:numFmt w:val="decimalEnclosedCircle"/>
-      <w:lvlText w:val="%9"/>
-      <w:lvlJc w:val="left"/>
-      <w:pPr>
-        <w:ind w:left="3960" w:hanging="440"/>
-      </w:pPr>
-    </w:lvl>
-  </w:abstractNum>
-  <w:abstractNum w:abstractNumId="54" w15:restartNumberingAfterBreak="0">
+  <w:abstractNum w:abstractNumId="55" w15:restartNumberingAfterBreak="0">
     <w:nsid w:val="2D861744"/>
     <w:multiLevelType w:val="multilevel"/>
     <w:tmpl w:val="FA14934C"/>
@@ -24490,7 +24559,7 @@
       </w:rPr>
     </w:lvl>
   </w:abstractNum>
-  <w:abstractNum w:abstractNumId="55" w15:restartNumberingAfterBreak="0">
+  <w:abstractNum w:abstractNumId="56" w15:restartNumberingAfterBreak="0">
     <w:nsid w:val="3403041A"/>
     <w:multiLevelType w:val="hybridMultilevel"/>
     <w:tmpl w:val="20EAF8A0"/>
@@ -24603,7 +24672,7 @@
       </w:rPr>
     </w:lvl>
   </w:abstractNum>
-  <w:abstractNum w:abstractNumId="56" w15:restartNumberingAfterBreak="0">
+  <w:abstractNum w:abstractNumId="57" w15:restartNumberingAfterBreak="0">
     <w:nsid w:val="3413029B"/>
     <w:multiLevelType w:val="multilevel"/>
     <w:tmpl w:val="BD8AF998"/>
@@ -24717,7 +24786,7 @@
       </w:rPr>
     </w:lvl>
   </w:abstractNum>
-  <w:abstractNum w:abstractNumId="57" w15:restartNumberingAfterBreak="0">
+  <w:abstractNum w:abstractNumId="58" w15:restartNumberingAfterBreak="0">
     <w:nsid w:val="34671E8B"/>
     <w:multiLevelType w:val="hybridMultilevel"/>
     <w:tmpl w:val="ECCCE8BC"/>
@@ -24830,7 +24899,7 @@
       </w:rPr>
     </w:lvl>
   </w:abstractNum>
-  <w:abstractNum w:abstractNumId="58" w15:restartNumberingAfterBreak="0">
+  <w:abstractNum w:abstractNumId="59" w15:restartNumberingAfterBreak="0">
     <w:nsid w:val="36B1707B"/>
     <w:multiLevelType w:val="multilevel"/>
     <w:tmpl w:val="BD8AF998"/>
@@ -24944,7 +25013,7 @@
       </w:rPr>
     </w:lvl>
   </w:abstractNum>
-  <w:abstractNum w:abstractNumId="59" w15:restartNumberingAfterBreak="0">
+  <w:abstractNum w:abstractNumId="60" w15:restartNumberingAfterBreak="0">
     <w:nsid w:val="373A57D1"/>
     <w:multiLevelType w:val="multilevel"/>
     <w:tmpl w:val="BD8AF998"/>
@@ -25056,93 +25125,6 @@
       <w:rPr>
         <w:u w:val="none"/>
       </w:rPr>
-    </w:lvl>
-  </w:abstractNum>
-  <w:abstractNum w:abstractNumId="60" w15:restartNumberingAfterBreak="0">
-    <w:nsid w:val="379C122D"/>
-    <w:multiLevelType w:val="hybridMultilevel"/>
-    <w:tmpl w:val="1BEA3E9C"/>
-    <w:name w:val="__API_DOC_SQUARE_BULLET__2222"/>
-    <w:lvl w:ilvl="0" w:tplc="0409000F">
-      <w:start w:val="1"/>
-      <w:numFmt w:val="decimal"/>
-      <w:lvlText w:val="%1."/>
-      <w:lvlJc w:val="left"/>
-      <w:pPr>
-        <w:ind w:left="440" w:hanging="440"/>
-      </w:pPr>
-    </w:lvl>
-    <w:lvl w:ilvl="1" w:tplc="04090017" w:tentative="1">
-      <w:start w:val="1"/>
-      <w:numFmt w:val="aiueoFullWidth"/>
-      <w:lvlText w:val="(%2)"/>
-      <w:lvlJc w:val="left"/>
-      <w:pPr>
-        <w:ind w:left="880" w:hanging="440"/>
-      </w:pPr>
-    </w:lvl>
-    <w:lvl w:ilvl="2" w:tplc="04090011" w:tentative="1">
-      <w:start w:val="1"/>
-      <w:numFmt w:val="decimalEnclosedCircle"/>
-      <w:lvlText w:val="%3"/>
-      <w:lvlJc w:val="left"/>
-      <w:pPr>
-        <w:ind w:left="1320" w:hanging="440"/>
-      </w:pPr>
-    </w:lvl>
-    <w:lvl w:ilvl="3" w:tplc="0409000F" w:tentative="1">
-      <w:start w:val="1"/>
-      <w:numFmt w:val="decimal"/>
-      <w:lvlText w:val="%4."/>
-      <w:lvlJc w:val="left"/>
-      <w:pPr>
-        <w:ind w:left="1760" w:hanging="440"/>
-      </w:pPr>
-    </w:lvl>
-    <w:lvl w:ilvl="4" w:tplc="04090017" w:tentative="1">
-      <w:start w:val="1"/>
-      <w:numFmt w:val="aiueoFullWidth"/>
-      <w:lvlText w:val="(%5)"/>
-      <w:lvlJc w:val="left"/>
-      <w:pPr>
-        <w:ind w:left="2200" w:hanging="440"/>
-      </w:pPr>
-    </w:lvl>
-    <w:lvl w:ilvl="5" w:tplc="04090011" w:tentative="1">
-      <w:start w:val="1"/>
-      <w:numFmt w:val="decimalEnclosedCircle"/>
-      <w:lvlText w:val="%6"/>
-      <w:lvlJc w:val="left"/>
-      <w:pPr>
-        <w:ind w:left="2640" w:hanging="440"/>
-      </w:pPr>
-    </w:lvl>
-    <w:lvl w:ilvl="6" w:tplc="0409000F" w:tentative="1">
-      <w:start w:val="1"/>
-      <w:numFmt w:val="decimal"/>
-      <w:lvlText w:val="%7."/>
-      <w:lvlJc w:val="left"/>
-      <w:pPr>
-        <w:ind w:left="3080" w:hanging="440"/>
-      </w:pPr>
-    </w:lvl>
-    <w:lvl w:ilvl="7" w:tplc="04090017" w:tentative="1">
-      <w:start w:val="1"/>
-      <w:numFmt w:val="aiueoFullWidth"/>
-      <w:lvlText w:val="(%8)"/>
-      <w:lvlJc w:val="left"/>
-      <w:pPr>
-        <w:ind w:left="3520" w:hanging="440"/>
-      </w:pPr>
-    </w:lvl>
-    <w:lvl w:ilvl="8" w:tplc="04090011" w:tentative="1">
-      <w:start w:val="1"/>
-      <w:numFmt w:val="decimalEnclosedCircle"/>
-      <w:lvlText w:val="%9"/>
-      <w:lvlJc w:val="left"/>
-      <w:pPr>
-        <w:ind w:left="3960" w:hanging="440"/>
-      </w:pPr>
     </w:lvl>
   </w:abstractNum>
   <w:abstractNum w:abstractNumId="61" w15:restartNumberingAfterBreak="0">
@@ -25487,17 +25469,89 @@
     </w:lvl>
   </w:abstractNum>
   <w:abstractNum w:abstractNumId="64" w15:restartNumberingAfterBreak="0">
-    <w:nsid w:val="3B7F286A"/>
-    <w:multiLevelType w:val="singleLevel"/>
-    <w:tmpl w:val="0409000F"/>
-    <w:name w:val="__API_DOC_SQUARE_BULLET__"/>
-    <w:lvl w:ilvl="0">
+    <w:nsid w:val="3AF63059"/>
+    <w:multiLevelType w:val="hybridMultilevel"/>
+    <w:tmpl w:val="E6000994"/>
+    <w:name w:val="__API_DOC_SQUARE_BULLET__2222"/>
+    <w:lvl w:ilvl="0" w:tplc="0409000F">
       <w:start w:val="1"/>
       <w:numFmt w:val="decimal"/>
       <w:lvlText w:val="%1."/>
       <w:lvlJc w:val="left"/>
       <w:pPr>
         <w:ind w:left="440" w:hanging="440"/>
+      </w:pPr>
+    </w:lvl>
+    <w:lvl w:ilvl="1" w:tplc="04090017" w:tentative="1">
+      <w:start w:val="1"/>
+      <w:numFmt w:val="aiueoFullWidth"/>
+      <w:lvlText w:val="(%2)"/>
+      <w:lvlJc w:val="left"/>
+      <w:pPr>
+        <w:ind w:left="880" w:hanging="440"/>
+      </w:pPr>
+    </w:lvl>
+    <w:lvl w:ilvl="2" w:tplc="04090011" w:tentative="1">
+      <w:start w:val="1"/>
+      <w:numFmt w:val="decimalEnclosedCircle"/>
+      <w:lvlText w:val="%3"/>
+      <w:lvlJc w:val="left"/>
+      <w:pPr>
+        <w:ind w:left="1320" w:hanging="440"/>
+      </w:pPr>
+    </w:lvl>
+    <w:lvl w:ilvl="3" w:tplc="0409000F" w:tentative="1">
+      <w:start w:val="1"/>
+      <w:numFmt w:val="decimal"/>
+      <w:lvlText w:val="%4."/>
+      <w:lvlJc w:val="left"/>
+      <w:pPr>
+        <w:ind w:left="1760" w:hanging="440"/>
+      </w:pPr>
+    </w:lvl>
+    <w:lvl w:ilvl="4" w:tplc="04090017" w:tentative="1">
+      <w:start w:val="1"/>
+      <w:numFmt w:val="aiueoFullWidth"/>
+      <w:lvlText w:val="(%5)"/>
+      <w:lvlJc w:val="left"/>
+      <w:pPr>
+        <w:ind w:left="2200" w:hanging="440"/>
+      </w:pPr>
+    </w:lvl>
+    <w:lvl w:ilvl="5" w:tplc="04090011" w:tentative="1">
+      <w:start w:val="1"/>
+      <w:numFmt w:val="decimalEnclosedCircle"/>
+      <w:lvlText w:val="%6"/>
+      <w:lvlJc w:val="left"/>
+      <w:pPr>
+        <w:ind w:left="2640" w:hanging="440"/>
+      </w:pPr>
+    </w:lvl>
+    <w:lvl w:ilvl="6" w:tplc="0409000F" w:tentative="1">
+      <w:start w:val="1"/>
+      <w:numFmt w:val="decimal"/>
+      <w:lvlText w:val="%7."/>
+      <w:lvlJc w:val="left"/>
+      <w:pPr>
+        <w:ind w:left="3080" w:hanging="440"/>
+      </w:pPr>
+    </w:lvl>
+    <w:lvl w:ilvl="7" w:tplc="04090017" w:tentative="1">
+      <w:start w:val="1"/>
+      <w:numFmt w:val="aiueoFullWidth"/>
+      <w:lvlText w:val="(%8)"/>
+      <w:lvlJc w:val="left"/>
+      <w:pPr>
+        <w:ind w:left="3520" w:hanging="440"/>
+      </w:pPr>
+    </w:lvl>
+    <w:lvl w:ilvl="8" w:tplc="04090011" w:tentative="1">
+      <w:start w:val="1"/>
+      <w:numFmt w:val="decimalEnclosedCircle"/>
+      <w:lvlText w:val="%9"/>
+      <w:lvlJc w:val="left"/>
+      <w:pPr>
+        <w:ind w:left="3960" w:hanging="440"/>
       </w:pPr>
     </w:lvl>
   </w:abstractNum>
@@ -28322,6 +28376,93 @@
     </w:lvl>
   </w:abstractNum>
   <w:abstractNum w:abstractNumId="89" w15:restartNumberingAfterBreak="0">
+    <w:nsid w:val="570F1DC1"/>
+    <w:multiLevelType w:val="hybridMultilevel"/>
+    <w:tmpl w:val="78C80938"/>
+    <w:name w:val="__API_DOC_SQUARE_BULLET__2"/>
+    <w:lvl w:ilvl="0" w:tplc="0409000F">
+      <w:start w:val="1"/>
+      <w:numFmt w:val="decimal"/>
+      <w:lvlText w:val="%1."/>
+      <w:lvlJc w:val="left"/>
+      <w:pPr>
+        <w:ind w:left="440" w:hanging="440"/>
+      </w:pPr>
+    </w:lvl>
+    <w:lvl w:ilvl="1" w:tplc="04090017" w:tentative="1">
+      <w:start w:val="1"/>
+      <w:numFmt w:val="aiueoFullWidth"/>
+      <w:lvlText w:val="(%2)"/>
+      <w:lvlJc w:val="left"/>
+      <w:pPr>
+        <w:ind w:left="880" w:hanging="440"/>
+      </w:pPr>
+    </w:lvl>
+    <w:lvl w:ilvl="2" w:tplc="04090011" w:tentative="1">
+      <w:start w:val="1"/>
+      <w:numFmt w:val="decimalEnclosedCircle"/>
+      <w:lvlText w:val="%3"/>
+      <w:lvlJc w:val="left"/>
+      <w:pPr>
+        <w:ind w:left="1320" w:hanging="440"/>
+      </w:pPr>
+    </w:lvl>
+    <w:lvl w:ilvl="3" w:tplc="0409000F" w:tentative="1">
+      <w:start w:val="1"/>
+      <w:numFmt w:val="decimal"/>
+      <w:lvlText w:val="%4."/>
+      <w:lvlJc w:val="left"/>
+      <w:pPr>
+        <w:ind w:left="1760" w:hanging="440"/>
+      </w:pPr>
+    </w:lvl>
+    <w:lvl w:ilvl="4" w:tplc="04090017" w:tentative="1">
+      <w:start w:val="1"/>
+      <w:numFmt w:val="aiueoFullWidth"/>
+      <w:lvlText w:val="(%5)"/>
+      <w:lvlJc w:val="left"/>
+      <w:pPr>
+        <w:ind w:left="2200" w:hanging="440"/>
+      </w:pPr>
+    </w:lvl>
+    <w:lvl w:ilvl="5" w:tplc="04090011" w:tentative="1">
+      <w:start w:val="1"/>
+      <w:numFmt w:val="decimalEnclosedCircle"/>
+      <w:lvlText w:val="%6"/>
+      <w:lvlJc w:val="left"/>
+      <w:pPr>
+        <w:ind w:left="2640" w:hanging="440"/>
+      </w:pPr>
+    </w:lvl>
+    <w:lvl w:ilvl="6" w:tplc="0409000F" w:tentative="1">
+      <w:start w:val="1"/>
+      <w:numFmt w:val="decimal"/>
+      <w:lvlText w:val="%7."/>
+      <w:lvlJc w:val="left"/>
+      <w:pPr>
+        <w:ind w:left="3080" w:hanging="440"/>
+      </w:pPr>
+    </w:lvl>
+    <w:lvl w:ilvl="7" w:tplc="04090017" w:tentative="1">
+      <w:start w:val="1"/>
+      <w:numFmt w:val="aiueoFullWidth"/>
+      <w:lvlText w:val="(%8)"/>
+      <w:lvlJc w:val="left"/>
+      <w:pPr>
+        <w:ind w:left="3520" w:hanging="440"/>
+      </w:pPr>
+    </w:lvl>
+    <w:lvl w:ilvl="8" w:tplc="04090011" w:tentative="1">
+      <w:start w:val="1"/>
+      <w:numFmt w:val="decimalEnclosedCircle"/>
+      <w:lvlText w:val="%9"/>
+      <w:lvlJc w:val="left"/>
+      <w:pPr>
+        <w:ind w:left="3960" w:hanging="440"/>
+      </w:pPr>
+    </w:lvl>
+  </w:abstractNum>
+  <w:abstractNum w:abstractNumId="90" w15:restartNumberingAfterBreak="0">
     <w:nsid w:val="58CD00FF"/>
     <w:multiLevelType w:val="hybridMultilevel"/>
     <w:tmpl w:val="D70C9DFE"/>
@@ -28434,7 +28575,7 @@
       </w:rPr>
     </w:lvl>
   </w:abstractNum>
-  <w:abstractNum w:abstractNumId="90" w15:restartNumberingAfterBreak="0">
+  <w:abstractNum w:abstractNumId="91" w15:restartNumberingAfterBreak="0">
     <w:nsid w:val="5A5525DA"/>
     <w:multiLevelType w:val="hybridMultilevel"/>
     <w:tmpl w:val="44F01D84"/>
@@ -28547,7 +28688,7 @@
       </w:rPr>
     </w:lvl>
   </w:abstractNum>
-  <w:abstractNum w:abstractNumId="91" w15:restartNumberingAfterBreak="0">
+  <w:abstractNum w:abstractNumId="92" w15:restartNumberingAfterBreak="0">
     <w:nsid w:val="5BF57D0E"/>
     <w:multiLevelType w:val="hybridMultilevel"/>
     <w:tmpl w:val="A894E476"/>
@@ -28660,7 +28801,7 @@
       </w:rPr>
     </w:lvl>
   </w:abstractNum>
-  <w:abstractNum w:abstractNumId="92" w15:restartNumberingAfterBreak="0">
+  <w:abstractNum w:abstractNumId="93" w15:restartNumberingAfterBreak="0">
     <w:nsid w:val="5DCA614C"/>
     <w:multiLevelType w:val="hybridMultilevel"/>
     <w:tmpl w:val="0E925240"/>
@@ -28773,7 +28914,7 @@
       </w:rPr>
     </w:lvl>
   </w:abstractNum>
-  <w:abstractNum w:abstractNumId="93" w15:restartNumberingAfterBreak="0">
+  <w:abstractNum w:abstractNumId="94" w15:restartNumberingAfterBreak="0">
     <w:nsid w:val="5DF3041A"/>
     <w:multiLevelType w:val="hybridMultilevel"/>
     <w:tmpl w:val="2818AE68"/>
@@ -28886,7 +29027,7 @@
       </w:rPr>
     </w:lvl>
   </w:abstractNum>
-  <w:abstractNum w:abstractNumId="94" w15:restartNumberingAfterBreak="0">
+  <w:abstractNum w:abstractNumId="95" w15:restartNumberingAfterBreak="0">
     <w:nsid w:val="5EB168C1"/>
     <w:multiLevelType w:val="hybridMultilevel"/>
     <w:tmpl w:val="253A726E"/>
@@ -28999,7 +29140,7 @@
       </w:rPr>
     </w:lvl>
   </w:abstractNum>
-  <w:abstractNum w:abstractNumId="95" w15:restartNumberingAfterBreak="0">
+  <w:abstractNum w:abstractNumId="96" w15:restartNumberingAfterBreak="0">
     <w:nsid w:val="609F050F"/>
     <w:multiLevelType w:val="hybridMultilevel"/>
     <w:tmpl w:val="A0BCC050"/>
@@ -29112,7 +29253,7 @@
       </w:rPr>
     </w:lvl>
   </w:abstractNum>
-  <w:abstractNum w:abstractNumId="96" w15:restartNumberingAfterBreak="0">
+  <w:abstractNum w:abstractNumId="97" w15:restartNumberingAfterBreak="0">
     <w:nsid w:val="619B4102"/>
     <w:multiLevelType w:val="multilevel"/>
     <w:tmpl w:val="5862218A"/>
@@ -29226,7 +29367,7 @@
       </w:rPr>
     </w:lvl>
   </w:abstractNum>
-  <w:abstractNum w:abstractNumId="97" w15:restartNumberingAfterBreak="0">
+  <w:abstractNum w:abstractNumId="98" w15:restartNumberingAfterBreak="0">
     <w:nsid w:val="62E708FD"/>
     <w:multiLevelType w:val="hybridMultilevel"/>
     <w:tmpl w:val="0DEA3BDE"/>
@@ -29339,7 +29480,7 @@
       </w:rPr>
     </w:lvl>
   </w:abstractNum>
-  <w:abstractNum w:abstractNumId="98" w15:restartNumberingAfterBreak="0">
+  <w:abstractNum w:abstractNumId="99" w15:restartNumberingAfterBreak="0">
     <w:nsid w:val="631B43AC"/>
     <w:multiLevelType w:val="hybridMultilevel"/>
     <w:tmpl w:val="D36EB08E"/>
@@ -29452,7 +29593,7 @@
       </w:rPr>
     </w:lvl>
   </w:abstractNum>
-  <w:abstractNum w:abstractNumId="99" w15:restartNumberingAfterBreak="0">
+  <w:abstractNum w:abstractNumId="100" w15:restartNumberingAfterBreak="0">
     <w:nsid w:val="636328EB"/>
     <w:multiLevelType w:val="hybridMultilevel"/>
     <w:tmpl w:val="D17042BA"/>
@@ -29565,7 +29706,7 @@
       </w:rPr>
     </w:lvl>
   </w:abstractNum>
-  <w:abstractNum w:abstractNumId="100" w15:restartNumberingAfterBreak="0">
+  <w:abstractNum w:abstractNumId="101" w15:restartNumberingAfterBreak="0">
     <w:nsid w:val="688A4A43"/>
     <w:multiLevelType w:val="hybridMultilevel"/>
     <w:tmpl w:val="73B44ACC"/>
@@ -29678,7 +29819,7 @@
       </w:rPr>
     </w:lvl>
   </w:abstractNum>
-  <w:abstractNum w:abstractNumId="101" w15:restartNumberingAfterBreak="0">
+  <w:abstractNum w:abstractNumId="102" w15:restartNumberingAfterBreak="0">
     <w:nsid w:val="6901216E"/>
     <w:multiLevelType w:val="hybridMultilevel"/>
     <w:tmpl w:val="658AE33A"/>
@@ -29791,7 +29932,7 @@
       </w:rPr>
     </w:lvl>
   </w:abstractNum>
-  <w:abstractNum w:abstractNumId="102" w15:restartNumberingAfterBreak="0">
+  <w:abstractNum w:abstractNumId="103" w15:restartNumberingAfterBreak="0">
     <w:nsid w:val="6A9A5308"/>
     <w:multiLevelType w:val="multilevel"/>
     <w:tmpl w:val="BD8AF998"/>
@@ -29905,7 +30046,7 @@
       </w:rPr>
     </w:lvl>
   </w:abstractNum>
-  <w:abstractNum w:abstractNumId="103" w15:restartNumberingAfterBreak="0">
+  <w:abstractNum w:abstractNumId="104" w15:restartNumberingAfterBreak="0">
     <w:nsid w:val="6E6E5378"/>
     <w:multiLevelType w:val="hybridMultilevel"/>
     <w:tmpl w:val="7D50F8D0"/>
@@ -29997,7 +30138,7 @@
       </w:pPr>
     </w:lvl>
   </w:abstractNum>
-  <w:abstractNum w:abstractNumId="104" w15:restartNumberingAfterBreak="0">
+  <w:abstractNum w:abstractNumId="105" w15:restartNumberingAfterBreak="0">
     <w:nsid w:val="6EB97E33"/>
     <w:multiLevelType w:val="hybridMultilevel"/>
     <w:tmpl w:val="B6C8A472"/>
@@ -30110,7 +30251,7 @@
       </w:rPr>
     </w:lvl>
   </w:abstractNum>
-  <w:abstractNum w:abstractNumId="105" w15:restartNumberingAfterBreak="0">
+  <w:abstractNum w:abstractNumId="106" w15:restartNumberingAfterBreak="0">
     <w:nsid w:val="6F4D1CAB"/>
     <w:multiLevelType w:val="hybridMultilevel"/>
     <w:tmpl w:val="1012BE32"/>
@@ -30223,11 +30364,11 @@
       </w:rPr>
     </w:lvl>
   </w:abstractNum>
-  <w:abstractNum w:abstractNumId="106" w15:restartNumberingAfterBreak="0">
-    <w:nsid w:val="6F6A0955"/>
+  <w:abstractNum w:abstractNumId="107" w15:restartNumberingAfterBreak="0">
+    <w:nsid w:val="70036B0D"/>
     <w:multiLevelType w:val="hybridMultilevel"/>
-    <w:tmpl w:val="6060962E"/>
-    <w:name w:val="__API_DOC_SQUARE_BULLET__222"/>
+    <w:tmpl w:val="5FBC080C"/>
+    <w:name w:val="__API_DOC_SQUARE_BULLET__22"/>
     <w:lvl w:ilvl="0" w:tplc="0409000F">
       <w:start w:val="1"/>
       <w:numFmt w:val="decimal"/>
@@ -30310,7 +30451,7 @@
       </w:pPr>
     </w:lvl>
   </w:abstractNum>
-  <w:abstractNum w:abstractNumId="107" w15:restartNumberingAfterBreak="0">
+  <w:abstractNum w:abstractNumId="108" w15:restartNumberingAfterBreak="0">
     <w:nsid w:val="715A55EB"/>
     <w:multiLevelType w:val="hybridMultilevel"/>
     <w:tmpl w:val="E48A019C"/>
@@ -30396,7 +30537,7 @@
       </w:pPr>
     </w:lvl>
   </w:abstractNum>
-  <w:abstractNum w:abstractNumId="108" w15:restartNumberingAfterBreak="0">
+  <w:abstractNum w:abstractNumId="109" w15:restartNumberingAfterBreak="0">
     <w:nsid w:val="71AD4B0C"/>
     <w:multiLevelType w:val="hybridMultilevel"/>
     <w:tmpl w:val="C052AAB6"/>
@@ -30503,23 +30644,6 @@
       <w:lvlJc w:val="left"/>
       <w:pPr>
         <w:ind w:left="3960" w:hanging="440"/>
-      </w:pPr>
-      <w:rPr>
-        <w:rFonts w:ascii="Meiryo UI" w:hAnsi="Meiryo UI" w:eastAsia="Meiryo UI" w:cs="Meiryo UI" w:hint="default"/>
-      </w:rPr>
-    </w:lvl>
-  </w:abstractNum>
-  <w:abstractNum w:abstractNumId="109" w15:restartNumberingAfterBreak="0">
-    <w:nsid w:val="71FC1FED"/>
-    <w:multiLevelType w:val="singleLevel"/>
-    <w:tmpl w:val="04090001"/>
-    <w:lvl w:ilvl="0">
-      <w:start w:val="1"/>
-      <w:numFmt w:val="bullet"/>
-      <w:lvlText w:val="■"/>
-      <w:lvlJc w:val="left"/>
-      <w:pPr>
-        <w:ind w:left="440" w:hanging="440"/>
       </w:pPr>
       <w:rPr>
         <w:rFonts w:ascii="Meiryo UI" w:hAnsi="Meiryo UI" w:eastAsia="Meiryo UI" w:cs="Meiryo UI" w:hint="default"/>
@@ -30640,6 +30764,93 @@
     </w:lvl>
   </w:abstractNum>
   <w:abstractNum w:abstractNumId="111" w15:restartNumberingAfterBreak="0">
+    <w:nsid w:val="75980BC2"/>
+    <w:multiLevelType w:val="hybridMultilevel"/>
+    <w:tmpl w:val="900245C0"/>
+    <w:name w:val="__API_DOC_SQUARE_BULLET__222"/>
+    <w:lvl w:ilvl="0" w:tplc="0409000F">
+      <w:start w:val="1"/>
+      <w:numFmt w:val="decimal"/>
+      <w:lvlText w:val="%1."/>
+      <w:lvlJc w:val="left"/>
+      <w:pPr>
+        <w:ind w:left="440" w:hanging="440"/>
+      </w:pPr>
+    </w:lvl>
+    <w:lvl w:ilvl="1" w:tplc="04090017" w:tentative="1">
+      <w:start w:val="1"/>
+      <w:numFmt w:val="aiueoFullWidth"/>
+      <w:lvlText w:val="(%2)"/>
+      <w:lvlJc w:val="left"/>
+      <w:pPr>
+        <w:ind w:left="880" w:hanging="440"/>
+      </w:pPr>
+    </w:lvl>
+    <w:lvl w:ilvl="2" w:tplc="04090011" w:tentative="1">
+      <w:start w:val="1"/>
+      <w:numFmt w:val="decimalEnclosedCircle"/>
+      <w:lvlText w:val="%3"/>
+      <w:lvlJc w:val="left"/>
+      <w:pPr>
+        <w:ind w:left="1320" w:hanging="440"/>
+      </w:pPr>
+    </w:lvl>
+    <w:lvl w:ilvl="3" w:tplc="0409000F" w:tentative="1">
+      <w:start w:val="1"/>
+      <w:numFmt w:val="decimal"/>
+      <w:lvlText w:val="%4."/>
+      <w:lvlJc w:val="left"/>
+      <w:pPr>
+        <w:ind w:left="1760" w:hanging="440"/>
+      </w:pPr>
+    </w:lvl>
+    <w:lvl w:ilvl="4" w:tplc="04090017" w:tentative="1">
+      <w:start w:val="1"/>
+      <w:numFmt w:val="aiueoFullWidth"/>
+      <w:lvlText w:val="(%5)"/>
+      <w:lvlJc w:val="left"/>
+      <w:pPr>
+        <w:ind w:left="2200" w:hanging="440"/>
+      </w:pPr>
+    </w:lvl>
+    <w:lvl w:ilvl="5" w:tplc="04090011" w:tentative="1">
+      <w:start w:val="1"/>
+      <w:numFmt w:val="decimalEnclosedCircle"/>
+      <w:lvlText w:val="%6"/>
+      <w:lvlJc w:val="left"/>
+      <w:pPr>
+        <w:ind w:left="2640" w:hanging="440"/>
+      </w:pPr>
+    </w:lvl>
+    <w:lvl w:ilvl="6" w:tplc="0409000F" w:tentative="1">
+      <w:start w:val="1"/>
+      <w:numFmt w:val="decimal"/>
+      <w:lvlText w:val="%7."/>
+      <w:lvlJc w:val="left"/>
+      <w:pPr>
+        <w:ind w:left="3080" w:hanging="440"/>
+      </w:pPr>
+    </w:lvl>
+    <w:lvl w:ilvl="7" w:tplc="04090017" w:tentative="1">
+      <w:start w:val="1"/>
+      <w:numFmt w:val="aiueoFullWidth"/>
+      <w:lvlText w:val="(%8)"/>
+      <w:lvlJc w:val="left"/>
+      <w:pPr>
+        <w:ind w:left="3520" w:hanging="440"/>
+      </w:pPr>
+    </w:lvl>
+    <w:lvl w:ilvl="8" w:tplc="04090011" w:tentative="1">
+      <w:start w:val="1"/>
+      <w:numFmt w:val="decimalEnclosedCircle"/>
+      <w:lvlText w:val="%9"/>
+      <w:lvlJc w:val="left"/>
+      <w:pPr>
+        <w:ind w:left="3960" w:hanging="440"/>
+      </w:pPr>
+    </w:lvl>
+  </w:abstractNum>
+  <w:abstractNum w:abstractNumId="112" w15:restartNumberingAfterBreak="0">
     <w:nsid w:val="77E84DEC"/>
     <w:multiLevelType w:val="hybridMultilevel"/>
     <w:tmpl w:val="2D28DC4E"/>
@@ -30752,7 +30963,7 @@
       </w:rPr>
     </w:lvl>
   </w:abstractNum>
-  <w:abstractNum w:abstractNumId="112" w15:restartNumberingAfterBreak="0">
+  <w:abstractNum w:abstractNumId="113" w15:restartNumberingAfterBreak="0">
     <w:nsid w:val="79A62814"/>
     <w:multiLevelType w:val="multilevel"/>
     <w:tmpl w:val="BD8AF998"/>
@@ -30866,7 +31077,7 @@
       </w:rPr>
     </w:lvl>
   </w:abstractNum>
-  <w:abstractNum w:abstractNumId="113" w15:restartNumberingAfterBreak="0">
+  <w:abstractNum w:abstractNumId="114" w15:restartNumberingAfterBreak="0">
     <w:nsid w:val="7A8C15C5"/>
     <w:multiLevelType w:val="multilevel"/>
     <w:tmpl w:val="B8C04E82"/>
@@ -30979,7 +31190,7 @@
       </w:pPr>
     </w:lvl>
   </w:abstractNum>
-  <w:abstractNum w:abstractNumId="114" w15:restartNumberingAfterBreak="0">
+  <w:abstractNum w:abstractNumId="115" w15:restartNumberingAfterBreak="0">
     <w:nsid w:val="7AC532A8"/>
     <w:multiLevelType w:val="multilevel"/>
     <w:tmpl w:val="4E1E5628"/>
@@ -31093,7 +31304,7 @@
       </w:rPr>
     </w:lvl>
   </w:abstractNum>
-  <w:abstractNum w:abstractNumId="115" w15:restartNumberingAfterBreak="0">
+  <w:abstractNum w:abstractNumId="116" w15:restartNumberingAfterBreak="0">
     <w:nsid w:val="7ADC2728"/>
     <w:multiLevelType w:val="multilevel"/>
     <w:tmpl w:val="D3F02250"/>
@@ -31242,7 +31453,7 @@
       </w:rPr>
     </w:lvl>
   </w:abstractNum>
-  <w:abstractNum w:abstractNumId="116" w15:restartNumberingAfterBreak="0">
+  <w:abstractNum w:abstractNumId="117" w15:restartNumberingAfterBreak="0">
     <w:nsid w:val="7B31557E"/>
     <w:multiLevelType w:val="hybridMultilevel"/>
     <w:tmpl w:val="1180B02A"/>
@@ -31355,7 +31566,7 @@
       </w:rPr>
     </w:lvl>
   </w:abstractNum>
-  <w:abstractNum w:abstractNumId="117" w15:restartNumberingAfterBreak="0">
+  <w:abstractNum w:abstractNumId="118" w15:restartNumberingAfterBreak="0">
     <w:nsid w:val="7B385DC6"/>
     <w:multiLevelType w:val="multilevel"/>
     <w:tmpl w:val="8CE4A1D8"/>
@@ -31468,7 +31679,7 @@
       </w:pPr>
     </w:lvl>
   </w:abstractNum>
-  <w:abstractNum w:abstractNumId="118" w15:restartNumberingAfterBreak="0">
+  <w:abstractNum w:abstractNumId="119" w15:restartNumberingAfterBreak="0">
     <w:nsid w:val="7B6822E2"/>
     <w:multiLevelType w:val="hybridMultilevel"/>
     <w:tmpl w:val="F4E248E0"/>
@@ -31581,7 +31792,7 @@
       </w:rPr>
     </w:lvl>
   </w:abstractNum>
-  <w:abstractNum w:abstractNumId="119" w15:restartNumberingAfterBreak="0">
+  <w:abstractNum w:abstractNumId="120" w15:restartNumberingAfterBreak="0">
     <w:nsid w:val="7BD7455E"/>
     <w:multiLevelType w:val="multilevel"/>
     <w:tmpl w:val="BD8AF998"/>
@@ -31693,93 +31904,6 @@
       <w:rPr>
         <w:u w:val="none"/>
       </w:rPr>
-    </w:lvl>
-  </w:abstractNum>
-  <w:abstractNum w:abstractNumId="120" w15:restartNumberingAfterBreak="0">
-    <w:nsid w:val="7D1312F3"/>
-    <w:multiLevelType w:val="hybridMultilevel"/>
-    <w:tmpl w:val="73E6AF22"/>
-    <w:name w:val="__API_DOC_SQUARE_BULLET__2"/>
-    <w:lvl w:ilvl="0" w:tplc="0409000F">
-      <w:start w:val="1"/>
-      <w:numFmt w:val="decimal"/>
-      <w:lvlText w:val="%1."/>
-      <w:lvlJc w:val="left"/>
-      <w:pPr>
-        <w:ind w:left="440" w:hanging="440"/>
-      </w:pPr>
-    </w:lvl>
-    <w:lvl w:ilvl="1" w:tplc="04090017" w:tentative="1">
-      <w:start w:val="1"/>
-      <w:numFmt w:val="aiueoFullWidth"/>
-      <w:lvlText w:val="(%2)"/>
-      <w:lvlJc w:val="left"/>
-      <w:pPr>
-        <w:ind w:left="880" w:hanging="440"/>
-      </w:pPr>
-    </w:lvl>
-    <w:lvl w:ilvl="2" w:tplc="04090011" w:tentative="1">
-      <w:start w:val="1"/>
-      <w:numFmt w:val="decimalEnclosedCircle"/>
-      <w:lvlText w:val="%3"/>
-      <w:lvlJc w:val="left"/>
-      <w:pPr>
-        <w:ind w:left="1320" w:hanging="440"/>
-      </w:pPr>
-    </w:lvl>
-    <w:lvl w:ilvl="3" w:tplc="0409000F" w:tentative="1">
-      <w:start w:val="1"/>
-      <w:numFmt w:val="decimal"/>
-      <w:lvlText w:val="%4."/>
-      <w:lvlJc w:val="left"/>
-      <w:pPr>
-        <w:ind w:left="1760" w:hanging="440"/>
-      </w:pPr>
-    </w:lvl>
-    <w:lvl w:ilvl="4" w:tplc="04090017" w:tentative="1">
-      <w:start w:val="1"/>
-      <w:numFmt w:val="aiueoFullWidth"/>
-      <w:lvlText w:val="(%5)"/>
-      <w:lvlJc w:val="left"/>
-      <w:pPr>
-        <w:ind w:left="2200" w:hanging="440"/>
-      </w:pPr>
-    </w:lvl>
-    <w:lvl w:ilvl="5" w:tplc="04090011" w:tentative="1">
-      <w:start w:val="1"/>
-      <w:numFmt w:val="decimalEnclosedCircle"/>
-      <w:lvlText w:val="%6"/>
-      <w:lvlJc w:val="left"/>
-      <w:pPr>
-        <w:ind w:left="2640" w:hanging="440"/>
-      </w:pPr>
-    </w:lvl>
-    <w:lvl w:ilvl="6" w:tplc="0409000F" w:tentative="1">
-      <w:start w:val="1"/>
-      <w:numFmt w:val="decimal"/>
-      <w:lvlText w:val="%7."/>
-      <w:lvlJc w:val="left"/>
-      <w:pPr>
-        <w:ind w:left="3080" w:hanging="440"/>
-      </w:pPr>
-    </w:lvl>
-    <w:lvl w:ilvl="7" w:tplc="04090017" w:tentative="1">
-      <w:start w:val="1"/>
-      <w:numFmt w:val="aiueoFullWidth"/>
-      <w:lvlText w:val="(%8)"/>
-      <w:lvlJc w:val="left"/>
-      <w:pPr>
-        <w:ind w:left="3520" w:hanging="440"/>
-      </w:pPr>
-    </w:lvl>
-    <w:lvl w:ilvl="8" w:tplc="04090011" w:tentative="1">
-      <w:start w:val="1"/>
-      <w:numFmt w:val="decimalEnclosedCircle"/>
-      <w:lvlText w:val="%9"/>
-      <w:lvlJc w:val="left"/>
-      <w:pPr>
-        <w:ind w:left="3960" w:hanging="440"/>
-      </w:pPr>
     </w:lvl>
   </w:abstractNum>
   <w:abstractNum w:abstractNumId="121" w15:restartNumberingAfterBreak="0">
@@ -32240,16 +32364,16 @@
     <w:abstractNumId w:val="86"/>
   </w:num>
   <w:num w:numId="2" w16cid:durableId="1721661053">
-    <w:abstractNumId w:val="27"/>
+    <w:abstractNumId w:val="28"/>
   </w:num>
   <w:num w:numId="3" w16cid:durableId="629214803">
-    <w:abstractNumId w:val="52"/>
+    <w:abstractNumId w:val="54"/>
   </w:num>
   <w:num w:numId="4" w16cid:durableId="613826659">
-    <w:abstractNumId w:val="13"/>
+    <w:abstractNumId w:val="14"/>
   </w:num>
   <w:num w:numId="5" w16cid:durableId="157699857">
-    <w:abstractNumId w:val="19"/>
+    <w:abstractNumId w:val="20"/>
   </w:num>
   <w:num w:numId="6" w16cid:durableId="871307222">
     <w:abstractNumId w:val="62"/>
@@ -32258,16 +32382,16 @@
     <w:abstractNumId w:val="121"/>
   </w:num>
   <w:num w:numId="8" w16cid:durableId="1488398625">
-    <w:abstractNumId w:val="15"/>
+    <w:abstractNumId w:val="16"/>
   </w:num>
   <w:num w:numId="9" w16cid:durableId="1977947383">
-    <w:abstractNumId w:val="43"/>
+    <w:abstractNumId w:val="45"/>
   </w:num>
   <w:num w:numId="10" w16cid:durableId="567813234">
     <w:abstractNumId w:val="83"/>
   </w:num>
   <w:num w:numId="11" w16cid:durableId="751706831">
-    <w:abstractNumId w:val="33"/>
+    <w:abstractNumId w:val="35"/>
   </w:num>
   <w:num w:numId="12" w16cid:durableId="1299842437">
     <w:abstractNumId w:val="3"/>
@@ -32285,16 +32409,16 @@
     <w:abstractNumId w:val="63"/>
   </w:num>
   <w:num w:numId="17" w16cid:durableId="1139297235">
-    <w:abstractNumId w:val="22"/>
+    <w:abstractNumId w:val="23"/>
   </w:num>
   <w:num w:numId="18" w16cid:durableId="1367219213">
     <w:abstractNumId w:val="6"/>
   </w:num>
   <w:num w:numId="19" w16cid:durableId="399442700">
-    <w:abstractNumId w:val="54"/>
+    <w:abstractNumId w:val="55"/>
   </w:num>
   <w:num w:numId="20" w16cid:durableId="540439852">
-    <w:abstractNumId w:val="39"/>
+    <w:abstractNumId w:val="41"/>
   </w:num>
   <w:num w:numId="21" w16cid:durableId="599416316">
     <w:abstractNumId w:val="76"/>
@@ -32303,88 +32427,88 @@
     <w:abstractNumId w:val="122"/>
   </w:num>
   <w:num w:numId="23" w16cid:durableId="2020039216">
-    <w:abstractNumId w:val="8"/>
+    <w:abstractNumId w:val="9"/>
   </w:num>
   <w:num w:numId="24" w16cid:durableId="1902325943">
-    <w:abstractNumId w:val="37"/>
+    <w:abstractNumId w:val="39"/>
   </w:num>
   <w:num w:numId="25" w16cid:durableId="890503816">
-    <w:abstractNumId w:val="11"/>
+    <w:abstractNumId w:val="12"/>
   </w:num>
   <w:num w:numId="26" w16cid:durableId="1179537648">
-    <w:abstractNumId w:val="35"/>
+    <w:abstractNumId w:val="37"/>
   </w:num>
   <w:num w:numId="27" w16cid:durableId="1009914689">
     <w:abstractNumId w:val="67"/>
   </w:num>
   <w:num w:numId="28" w16cid:durableId="2006276014">
-    <w:abstractNumId w:val="41"/>
+    <w:abstractNumId w:val="43"/>
   </w:num>
   <w:num w:numId="29" w16cid:durableId="2001542945">
-    <w:abstractNumId w:val="96"/>
+    <w:abstractNumId w:val="97"/>
   </w:num>
   <w:num w:numId="30" w16cid:durableId="1295526333">
-    <w:abstractNumId w:val="23"/>
+    <w:abstractNumId w:val="24"/>
   </w:num>
   <w:num w:numId="31" w16cid:durableId="1848910563">
-    <w:abstractNumId w:val="46"/>
+    <w:abstractNumId w:val="48"/>
   </w:num>
   <w:num w:numId="32" w16cid:durableId="633025239">
-    <w:abstractNumId w:val="14"/>
+    <w:abstractNumId w:val="15"/>
   </w:num>
   <w:num w:numId="33" w16cid:durableId="1226987589">
-    <w:abstractNumId w:val="28"/>
+    <w:abstractNumId w:val="29"/>
   </w:num>
   <w:num w:numId="34" w16cid:durableId="1593858252">
     <w:abstractNumId w:val="84"/>
   </w:num>
   <w:num w:numId="35" w16cid:durableId="1817641731">
-    <w:abstractNumId w:val="47"/>
+    <w:abstractNumId w:val="49"/>
   </w:num>
   <w:num w:numId="36" w16cid:durableId="1220291253">
-    <w:abstractNumId w:val="34"/>
+    <w:abstractNumId w:val="36"/>
   </w:num>
   <w:num w:numId="37" w16cid:durableId="2021812239">
-    <w:abstractNumId w:val="91"/>
+    <w:abstractNumId w:val="92"/>
   </w:num>
   <w:num w:numId="38" w16cid:durableId="936403793">
-    <w:abstractNumId w:val="94"/>
+    <w:abstractNumId w:val="95"/>
   </w:num>
   <w:num w:numId="39" w16cid:durableId="1020475569">
-    <w:abstractNumId w:val="36"/>
+    <w:abstractNumId w:val="38"/>
   </w:num>
   <w:num w:numId="40" w16cid:durableId="1441149847">
-    <w:abstractNumId w:val="98"/>
+    <w:abstractNumId w:val="99"/>
   </w:num>
   <w:num w:numId="41" w16cid:durableId="816651955">
-    <w:abstractNumId w:val="117"/>
+    <w:abstractNumId w:val="118"/>
   </w:num>
   <w:num w:numId="42" w16cid:durableId="888810315">
-    <w:abstractNumId w:val="113"/>
+    <w:abstractNumId w:val="114"/>
   </w:num>
   <w:num w:numId="43" w16cid:durableId="1654723770">
-    <w:abstractNumId w:val="9"/>
+    <w:abstractNumId w:val="10"/>
   </w:num>
   <w:num w:numId="44" w16cid:durableId="344594421">
     <w:abstractNumId w:val="72"/>
   </w:num>
   <w:num w:numId="45" w16cid:durableId="1001473824">
-    <w:abstractNumId w:val="100"/>
+    <w:abstractNumId w:val="101"/>
   </w:num>
   <w:num w:numId="46" w16cid:durableId="296302402">
-    <w:abstractNumId w:val="114"/>
+    <w:abstractNumId w:val="115"/>
   </w:num>
   <w:num w:numId="47" w16cid:durableId="824278799">
-    <w:abstractNumId w:val="38"/>
+    <w:abstractNumId w:val="40"/>
   </w:num>
   <w:num w:numId="48" w16cid:durableId="211773052">
-    <w:abstractNumId w:val="32"/>
+    <w:abstractNumId w:val="34"/>
   </w:num>
   <w:num w:numId="49" w16cid:durableId="2060322769">
-    <w:abstractNumId w:val="20"/>
+    <w:abstractNumId w:val="21"/>
   </w:num>
   <w:num w:numId="50" w16cid:durableId="2024434123">
-    <w:abstractNumId w:val="99"/>
+    <w:abstractNumId w:val="100"/>
   </w:num>
   <w:num w:numId="51" w16cid:durableId="430054766">
     <w:abstractNumId w:val="70"/>
@@ -32393,22 +32517,22 @@
     <w:abstractNumId w:val="2"/>
   </w:num>
   <w:num w:numId="53" w16cid:durableId="1356689606">
-    <w:abstractNumId w:val="55"/>
+    <w:abstractNumId w:val="56"/>
   </w:num>
   <w:num w:numId="54" w16cid:durableId="1310599660">
-    <w:abstractNumId w:val="104"/>
+    <w:abstractNumId w:val="105"/>
   </w:num>
   <w:num w:numId="55" w16cid:durableId="2017686679">
-    <w:abstractNumId w:val="44"/>
+    <w:abstractNumId w:val="46"/>
   </w:num>
   <w:num w:numId="56" w16cid:durableId="1792165896">
-    <w:abstractNumId w:val="51"/>
+    <w:abstractNumId w:val="53"/>
   </w:num>
   <w:num w:numId="57" w16cid:durableId="1084956861">
-    <w:abstractNumId w:val="48"/>
+    <w:abstractNumId w:val="50"/>
   </w:num>
   <w:num w:numId="58" w16cid:durableId="1192956315">
-    <w:abstractNumId w:val="45"/>
+    <w:abstractNumId w:val="47"/>
   </w:num>
   <w:num w:numId="59" w16cid:durableId="23335512">
     <w:abstractNumId w:val="0"/>
@@ -32417,25 +32541,25 @@
     <w:abstractNumId w:val="61"/>
   </w:num>
   <w:num w:numId="61" w16cid:durableId="930889899">
-    <w:abstractNumId w:val="40"/>
+    <w:abstractNumId w:val="42"/>
   </w:num>
   <w:num w:numId="62" w16cid:durableId="998728586">
     <w:abstractNumId w:val="5"/>
   </w:num>
   <w:num w:numId="63" w16cid:durableId="1433746151">
-    <w:abstractNumId w:val="105"/>
+    <w:abstractNumId w:val="106"/>
   </w:num>
   <w:num w:numId="64" w16cid:durableId="1535269810">
-    <w:abstractNumId w:val="18"/>
+    <w:abstractNumId w:val="19"/>
   </w:num>
   <w:num w:numId="65" w16cid:durableId="873078971">
-    <w:abstractNumId w:val="95"/>
+    <w:abstractNumId w:val="96"/>
   </w:num>
   <w:num w:numId="66" w16cid:durableId="1238856018">
-    <w:abstractNumId w:val="24"/>
+    <w:abstractNumId w:val="25"/>
   </w:num>
   <w:num w:numId="67" w16cid:durableId="1896162260">
-    <w:abstractNumId w:val="115"/>
+    <w:abstractNumId w:val="116"/>
   </w:num>
   <w:num w:numId="68" w16cid:durableId="1463427849">
     <w:abstractNumId w:val="71"/>
@@ -32444,7 +32568,7 @@
     <w:abstractNumId w:val="68"/>
   </w:num>
   <w:num w:numId="70" w16cid:durableId="6296985">
-    <w:abstractNumId w:val="30"/>
+    <w:abstractNumId w:val="32"/>
   </w:num>
   <w:num w:numId="71" w16cid:durableId="643432889">
     <w:abstractNumId w:val="69"/>
@@ -32453,25 +32577,25 @@
     <w:abstractNumId w:val="74"/>
   </w:num>
   <w:num w:numId="73" w16cid:durableId="429395771">
-    <w:abstractNumId w:val="49"/>
+    <w:abstractNumId w:val="51"/>
   </w:num>
   <w:num w:numId="74" w16cid:durableId="431363947">
-    <w:abstractNumId w:val="16"/>
+    <w:abstractNumId w:val="17"/>
   </w:num>
   <w:num w:numId="75" w16cid:durableId="991375419">
-    <w:abstractNumId w:val="116"/>
+    <w:abstractNumId w:val="117"/>
   </w:num>
   <w:num w:numId="76" w16cid:durableId="1942831274">
     <w:abstractNumId w:val="110"/>
   </w:num>
   <w:num w:numId="77" w16cid:durableId="1162238852">
-    <w:abstractNumId w:val="21"/>
+    <w:abstractNumId w:val="22"/>
   </w:num>
   <w:num w:numId="78" w16cid:durableId="1193108439">
-    <w:abstractNumId w:val="107"/>
+    <w:abstractNumId w:val="108"/>
   </w:num>
   <w:num w:numId="79" w16cid:durableId="1996687129">
-    <w:abstractNumId w:val="108"/>
+    <w:abstractNumId w:val="109"/>
   </w:num>
   <w:num w:numId="80" w16cid:durableId="287246247">
     <w:abstractNumId w:val="85"/>
@@ -32483,7 +32607,7 @@
     <w:abstractNumId w:val="123"/>
   </w:num>
   <w:num w:numId="83" w16cid:durableId="1081827351">
-    <w:abstractNumId w:val="42"/>
+    <w:abstractNumId w:val="44"/>
   </w:num>
   <w:num w:numId="84" w16cid:durableId="1619557906">
     <w:abstractNumId w:val="78"/>
@@ -32492,31 +32616,31 @@
     <w:abstractNumId w:val="7"/>
   </w:num>
   <w:num w:numId="86" w16cid:durableId="1145119553">
-    <w:abstractNumId w:val="29"/>
+    <w:abstractNumId w:val="31"/>
   </w:num>
   <w:num w:numId="87" w16cid:durableId="1789471430">
-    <w:abstractNumId w:val="56"/>
+    <w:abstractNumId w:val="57"/>
   </w:num>
   <w:num w:numId="88" w16cid:durableId="1693263746">
-    <w:abstractNumId w:val="102"/>
+    <w:abstractNumId w:val="103"/>
   </w:num>
   <w:num w:numId="89" w16cid:durableId="1677657953">
-    <w:abstractNumId w:val="58"/>
+    <w:abstractNumId w:val="59"/>
   </w:num>
   <w:num w:numId="90" w16cid:durableId="1539732009">
     <w:abstractNumId w:val="87"/>
   </w:num>
   <w:num w:numId="91" w16cid:durableId="1928297778">
-    <w:abstractNumId w:val="50"/>
+    <w:abstractNumId w:val="52"/>
   </w:num>
   <w:num w:numId="92" w16cid:durableId="1540125761">
-    <w:abstractNumId w:val="59"/>
+    <w:abstractNumId w:val="60"/>
   </w:num>
   <w:num w:numId="93" w16cid:durableId="891310916">
-    <w:abstractNumId w:val="10"/>
+    <w:abstractNumId w:val="11"/>
   </w:num>
   <w:num w:numId="94" w16cid:durableId="1197696092">
-    <w:abstractNumId w:val="119"/>
+    <w:abstractNumId w:val="120"/>
   </w:num>
   <w:num w:numId="95" w16cid:durableId="304235926">
     <w:abstractNumId w:val="81"/>
@@ -32525,52 +32649,52 @@
     <w:abstractNumId w:val="77"/>
   </w:num>
   <w:num w:numId="97" w16cid:durableId="1020933590">
-    <w:abstractNumId w:val="25"/>
+    <w:abstractNumId w:val="26"/>
   </w:num>
   <w:num w:numId="98" w16cid:durableId="1860436262">
     <w:abstractNumId w:val="80"/>
   </w:num>
   <w:num w:numId="99" w16cid:durableId="6370190">
-    <w:abstractNumId w:val="112"/>
+    <w:abstractNumId w:val="113"/>
   </w:num>
   <w:num w:numId="100" w16cid:durableId="777650189">
-    <w:abstractNumId w:val="12"/>
+    <w:abstractNumId w:val="13"/>
   </w:num>
   <w:num w:numId="101" w16cid:durableId="1917785151">
-    <w:abstractNumId w:val="89"/>
+    <w:abstractNumId w:val="90"/>
   </w:num>
   <w:num w:numId="102" w16cid:durableId="1850830540">
-    <w:abstractNumId w:val="103"/>
+    <w:abstractNumId w:val="104"/>
   </w:num>
   <w:num w:numId="103" w16cid:durableId="997148865">
-    <w:abstractNumId w:val="93"/>
+    <w:abstractNumId w:val="94"/>
   </w:num>
   <w:num w:numId="104" w16cid:durableId="236282673">
-    <w:abstractNumId w:val="17"/>
+    <w:abstractNumId w:val="18"/>
   </w:num>
   <w:num w:numId="105" w16cid:durableId="920676371">
     <w:abstractNumId w:val="124"/>
   </w:num>
   <w:num w:numId="106" w16cid:durableId="886988089">
-    <w:abstractNumId w:val="31"/>
+    <w:abstractNumId w:val="33"/>
   </w:num>
   <w:num w:numId="107" w16cid:durableId="451753529">
-    <w:abstractNumId w:val="111"/>
+    <w:abstractNumId w:val="112"/>
   </w:num>
   <w:num w:numId="108" w16cid:durableId="522593190">
     <w:abstractNumId w:val="75"/>
   </w:num>
   <w:num w:numId="109" w16cid:durableId="156459451">
-    <w:abstractNumId w:val="118"/>
+    <w:abstractNumId w:val="119"/>
   </w:num>
   <w:num w:numId="110" w16cid:durableId="1174343616">
-    <w:abstractNumId w:val="92"/>
+    <w:abstractNumId w:val="93"/>
   </w:num>
   <w:num w:numId="111" w16cid:durableId="941184089">
-    <w:abstractNumId w:val="26"/>
+    <w:abstractNumId w:val="27"/>
   </w:num>
   <w:num w:numId="112" w16cid:durableId="984898614">
-    <w:abstractNumId w:val="90"/>
+    <w:abstractNumId w:val="91"/>
   </w:num>
   <w:num w:numId="113" w16cid:durableId="1071464520">
     <w:abstractNumId w:val="66"/>
@@ -32579,37 +32703,37 @@
     <w:abstractNumId w:val="65"/>
   </w:num>
   <w:num w:numId="115" w16cid:durableId="579606141">
-    <w:abstractNumId w:val="97"/>
+    <w:abstractNumId w:val="98"/>
   </w:num>
   <w:num w:numId="116" w16cid:durableId="994721550">
     <w:abstractNumId w:val="82"/>
   </w:num>
   <w:num w:numId="117" w16cid:durableId="1773434258">
-    <w:abstractNumId w:val="57"/>
+    <w:abstractNumId w:val="58"/>
   </w:num>
   <w:num w:numId="118" w16cid:durableId="572663242">
-    <w:abstractNumId w:val="101"/>
+    <w:abstractNumId w:val="102"/>
   </w:num>
   <w:num w:numId="119" w16cid:durableId="2108308058">
     <w:abstractNumId w:val="88"/>
   </w:num>
-  <w:num w:numId="120" w16cid:durableId="882331499">
-    <w:abstractNumId w:val="109"/>
+  <w:num w:numId="120" w16cid:durableId="939529974">
+    <w:abstractNumId w:val="30"/>
   </w:num>
-  <w:num w:numId="121" w16cid:durableId="1978796243">
+  <w:num w:numId="121" w16cid:durableId="1749501254">
+    <w:abstractNumId w:val="8"/>
+  </w:num>
+  <w:num w:numId="122" w16cid:durableId="932322791">
+    <w:abstractNumId w:val="89"/>
+  </w:num>
+  <w:num w:numId="123" w16cid:durableId="60835757">
+    <w:abstractNumId w:val="107"/>
+  </w:num>
+  <w:num w:numId="124" w16cid:durableId="15279242">
+    <w:abstractNumId w:val="111"/>
+  </w:num>
+  <w:num w:numId="125" w16cid:durableId="631599573">
     <w:abstractNumId w:val="64"/>
-  </w:num>
-  <w:num w:numId="122" w16cid:durableId="625619370">
-    <w:abstractNumId w:val="120"/>
-  </w:num>
-  <w:num w:numId="123" w16cid:durableId="970129875">
-    <w:abstractNumId w:val="53"/>
-  </w:num>
-  <w:num w:numId="124" w16cid:durableId="1755543162">
-    <w:abstractNumId w:val="106"/>
-  </w:num>
-  <w:num w:numId="125" w16cid:durableId="1623732992">
-    <w:abstractNumId w:val="60"/>
   </w:num>
   <w:numIdMacAtCleanup w:val="66"/>
 </w:numbering>
@@ -32660,6 +32784,7 @@
     <w:rsid w:val="000A77B9"/>
     <w:rsid w:val="000C6375"/>
     <w:rsid w:val="000D01AC"/>
+    <w:rsid w:val="000E52BE"/>
     <w:rsid w:val="001019C8"/>
     <w:rsid w:val="0011042B"/>
     <w:rsid w:val="00113762"/>
@@ -32681,7 +32806,7 @@
     <w:rsid w:val="0033719A"/>
     <w:rsid w:val="00387928"/>
     <w:rsid w:val="00387B9D"/>
-    <w:rsid w:val="003A6486"/>
+    <w:rsid w:val="003A5590"/>
     <w:rsid w:val="003B66BB"/>
     <w:rsid w:val="00403538"/>
     <w:rsid w:val="00406186"/>
@@ -32703,7 +32828,6 @@
     <w:rsid w:val="00637B54"/>
     <w:rsid w:val="00660086"/>
     <w:rsid w:val="00680AD0"/>
-    <w:rsid w:val="00681AC0"/>
     <w:rsid w:val="0069368A"/>
     <w:rsid w:val="006A4A7E"/>
     <w:rsid w:val="006A6F9F"/>
@@ -32725,12 +32849,12 @@
     <w:rsid w:val="00973907"/>
     <w:rsid w:val="009C4AF2"/>
     <w:rsid w:val="009F21DC"/>
-    <w:rsid w:val="00A11B40"/>
     <w:rsid w:val="00A37E0A"/>
     <w:rsid w:val="00A56967"/>
     <w:rsid w:val="00A82468"/>
     <w:rsid w:val="00A96EBD"/>
     <w:rsid w:val="00AA05D1"/>
+    <w:rsid w:val="00AA16D2"/>
     <w:rsid w:val="00AA2765"/>
     <w:rsid w:val="00AA2A26"/>
     <w:rsid w:val="00AD00DE"/>
@@ -32766,7 +32890,6 @@
     <w:rsid w:val="00E63B1D"/>
     <w:rsid w:val="00EA7566"/>
     <w:rsid w:val="00EC5BAF"/>
-    <w:rsid w:val="00ED4792"/>
     <w:rsid w:val="00EE18FD"/>
     <w:rsid w:val="00EF7715"/>
     <w:rsid w:val="00F0429F"/>
@@ -32776,6 +32899,7 @@
     <w:rsid w:val="00F67A06"/>
     <w:rsid w:val="00F715AE"/>
     <w:rsid w:val="00F75217"/>
+    <w:rsid w:val="00FA76B7"/>
     <w:rsid w:val="00FB381E"/>
     <w:rsid w:val="00FC6B5C"/>
     <w:rsid w:val="00FC7D70"/>

--- a/taniguchi/api/Fix/API設計書_QR発行・ラベル印刷.docx
+++ b/taniguchi/api/Fix/API設計書_QR発行・ラベル印刷.docx
@@ -1,6 +1,6 @@
 
 <file path=word/document.xml><?xml version="1.0" encoding="utf-8"?>
-<w:document xmlns:wpc="http://schemas.microsoft.com/office/word/2010/wordprocessingCanvas" xmlns:cx="http://schemas.microsoft.com/office/drawing/2014/chartex" xmlns:cx1="http://schemas.microsoft.com/office/drawing/2015/9/8/chartex" xmlns:cx2="http://schemas.microsoft.com/office/drawing/2015/10/21/chartex" xmlns:cx3="http://schemas.microsoft.com/office/drawing/2016/5/9/chartex" xmlns:cx4="http://schemas.microsoft.com/office/drawing/2016/5/10/chartex" xmlns:cx5="http://schemas.microsoft.com/office/drawing/2016/5/11/chartex" xmlns:cx6="http://schemas.microsoft.com/office/drawing/2016/5/12/chartex" xmlns:cx7="http://schemas.microsoft.com/office/drawing/2016/5/13/chartex" xmlns:cx8="http://schemas.microsoft.com/office/drawing/2016/5/14/chartex" xmlns:mc="http://schemas.openxmlformats.org/markup-compatibility/2006" xmlns:aink="http://schemas.microsoft.com/office/drawing/2016/ink" xmlns:am3d="http://schemas.microsoft.com/office/drawing/2017/model3d" xmlns:o="urn:schemas-microsoft-com:office:office" xmlns:oel="http://schemas.microsoft.com/office/2019/extlst" xmlns:r="http://schemas.openxmlformats.org/officeDocument/2006/relationships" xmlns:m="http://schemas.openxmlformats.org/officeDocument/2006/math" xmlns:v="urn:schemas-microsoft-com:vml" xmlns:wp14="http://schemas.microsoft.com/office/word/2010/wordprocessingDrawing" xmlns:wp="http://schemas.openxmlformats.org/drawingml/2006/wordprocessingDrawing" xmlns:w10="urn:schemas-microsoft-com:office:word" xmlns:w="http://schemas.openxmlformats.org/wordprocessingml/2006/main" xmlns:w14="http://schemas.microsoft.com/office/word/2010/wordml" xmlns:w15="http://schemas.microsoft.com/office/word/2012/wordml" xmlns:w16cex="http://schemas.microsoft.com/office/word/2018/wordml/cex" xmlns:w16cid="http://schemas.microsoft.com/office/word/2016/wordml/cid" xmlns:w16="http://schemas.microsoft.com/office/word/2018/wordml" xmlns:w16du="http://schemas.microsoft.com/office/word/2023/wordml/word16du" xmlns:w16sdtdh="http://schemas.microsoft.com/office/word/2020/wordml/sdtdatahash" xmlns:w16sdtfl="http://schemas.microsoft.com/office/word/2024/wordml/sdtformatlock" xmlns:w16se="http://schemas.microsoft.com/office/word/2015/wordml/symex" xmlns:wpg="http://schemas.microsoft.com/office/word/2010/wordprocessingGroup" xmlns:wpi="http://schemas.microsoft.com/office/word/2010/wordprocessingInk" xmlns:wne="http://schemas.microsoft.com/office/word/2006/wordml" xmlns:wps="http://schemas.microsoft.com/office/word/2010/wordprocessingShape" mc:Ignorable="w14 w15 w16se w16cid w16 w16cex w16sdtdh w16sdtfl w16du wp14">
+<w:document xmlns:wpc="http://schemas.microsoft.com/office/word/2010/wordprocessingCanvas" xmlns:cx="http://schemas.microsoft.com/office/drawing/2014/chartex" xmlns:cx1="http://schemas.microsoft.com/office/drawing/2015/9/8/chartex" xmlns:cx2="http://schemas.microsoft.com/office/drawing/2015/10/21/chartex" xmlns:cx3="http://schemas.microsoft.com/office/drawing/2016/5/9/chartex" xmlns:cx4="http://schemas.microsoft.com/office/drawing/2016/5/10/chartex" xmlns:cx5="http://schemas.microsoft.com/office/drawing/2016/5/11/chartex" xmlns:cx6="http://schemas.microsoft.com/office/drawing/2016/5/12/chartex" xmlns:cx7="http://schemas.microsoft.com/office/drawing/2016/5/13/chartex" xmlns:cx8="http://schemas.microsoft.com/office/drawing/2016/5/14/chartex" xmlns:mc="http://schemas.openxmlformats.org/markup-compatibility/2006" xmlns:aink="http://schemas.microsoft.com/office/drawing/2016/ink" xmlns:am3d="http://schemas.microsoft.com/office/drawing/2017/model3d" xmlns:o="urn:schemas-microsoft-com:office:office" xmlns:oel="http://schemas.microsoft.com/office/2019/extlst" xmlns:r="http://schemas.openxmlformats.org/officeDocument/2006/relationships" xmlns:m="http://schemas.openxmlformats.org/officeDocument/2006/math" xmlns:v="urn:schemas-microsoft-com:vml" xmlns:wp14="http://schemas.microsoft.com/office/word/2010/wordprocessingDrawing" xmlns:wp="http://schemas.openxmlformats.org/drawingml/2006/wordprocessingDrawing" xmlns:w10="urn:schemas-microsoft-com:office:word" xmlns:w="http://schemas.openxmlformats.org/wordprocessingml/2006/main" xmlns:w14="http://schemas.microsoft.com/office/word/2010/wordml" xmlns:w15="http://schemas.microsoft.com/office/word/2012/wordml" xmlns:w16cei="http://schemas.microsoft.com/office/word/2026/wordml/cei" xmlns:w16cex="http://schemas.microsoft.com/office/word/2018/wordml/cex" xmlns:w16cid="http://schemas.microsoft.com/office/word/2016/wordml/cid" xmlns:w16="http://schemas.microsoft.com/office/word/2018/wordml" xmlns:w16du="http://schemas.microsoft.com/office/word/2023/wordml/word16du" xmlns:w16sdtdh="http://schemas.microsoft.com/office/word/2020/wordml/sdtdatahash" xmlns:w16sdtfl="http://schemas.microsoft.com/office/word/2024/wordml/sdtformatlock" xmlns:w16se="http://schemas.microsoft.com/office/word/2015/wordml/symex" xmlns:wpg="http://schemas.microsoft.com/office/word/2010/wordprocessingGroup" xmlns:wpi="http://schemas.microsoft.com/office/word/2010/wordprocessingInk" xmlns:wne="http://schemas.microsoft.com/office/word/2006/wordml" xmlns:wps="http://schemas.microsoft.com/office/word/2010/wordprocessingShape" mc:Ignorable="w14 w15 w16se w16cid w16 w16cex w16sdtdh w16sdtfl w16du wp14">
   <w:body>
     <w:bookmarkStart w:id="0" w:name="_tad0l5kfozhu" w:colFirst="0" w:colLast="0" w:displacedByCustomXml="next"/>
     <w:bookmarkEnd w:id="0" w:displacedByCustomXml="next"/>
@@ -44,7 +44,7 @@
             <mc:AlternateContent>
               <mc:Choice Requires="wps">
                 <w:drawing>
-                  <wp:anchor distT="0" distB="0" distL="182880" distR="182880" simplePos="0" relativeHeight="251660288" behindDoc="0" locked="0" layoutInCell="1" allowOverlap="1" wp14:anchorId="4CE81125" wp14:editId="4991E769">
+                  <wp:anchor distT="0" distB="0" distL="182880" distR="182880" simplePos="0" relativeHeight="251660288" behindDoc="0" locked="0" layoutInCell="1" allowOverlap="1" wp14:anchorId="4CE81125" wp14:editId="64F9CFEA">
                     <wp:simplePos x="0" y="0"/>
                     <wp:positionH relativeFrom="margin">
                       <wp:posOffset>568325</wp:posOffset>
@@ -53,9 +53,9 @@
                       <wp:posOffset>4146550</wp:posOffset>
                     </wp:positionV>
                     <wp:extent cx="4686300" cy="6720840"/>
-                    <wp:effectExtent l="0" t="0" r="10160" b="3810"/>
+                    <wp:effectExtent l="0" t="0" r="4445" b="2540"/>
                     <wp:wrapSquare wrapText="bothSides"/>
-                    <wp:docPr id="131" name="テキスト ボックス 10"/>
+                    <wp:docPr id="131" name="テキスト ボックス 10" descr="装飾用テキストボックス"/>
                     <wp:cNvGraphicFramePr/>
                     <a:graphic xmlns:a="http://schemas.openxmlformats.org/drawingml/2006/main">
                       <a:graphicData uri="http://schemas.microsoft.com/office/word/2010/wordprocessingShape">
@@ -224,7 +224,7 @@
                                     <w:sz w:val="28"/>
                                     <w:szCs w:val="28"/>
                                   </w:rPr>
-                                  <w:t>2026年5月6日</w:t>
+                                  <w:t>2026年8月4日</w:t>
                                 </w:r>
                               </w:p>
                               <w:p>
@@ -247,17 +247,7 @@
                                     <w:sz w:val="28"/>
                                     <w:szCs w:val="28"/>
                                   </w:rPr>
-                                  <w:t>版数：</w:t>
-                                </w:r>
-                                <w:r>
-                                  <w:rPr>
-                                    <w:rFonts w:ascii="Meiryo UI" w:hAnsi="Meiryo UI" w:cs="Meiryo UI"/>
-                                    <w:caps/>
-                                    <w:color w:val="215868" w:themeColor="accent5" w:themeShade="80"/>
-                                    <w:sz w:val="28"/>
-                                    <w:szCs w:val="28"/>
-                                  </w:rPr>
-                                  <w:t>1.0</w:t>
+                                  <w:t>版数：1.1</w:t>
                                 </w:r>
                               </w:p>
                             </w:txbxContent>
@@ -286,7 +276,7 @@
                     <v:stroke joinstyle="miter"/>
                     <v:path gradientshapeok="t" o:connecttype="rect"/>
                   </v:shapetype>
-                  <v:shape id="テキスト ボックス 10" o:spid="_x0000_s1026" type="#_x0000_t202" style="position:absolute;margin-left:44.75pt;margin-top:326.5pt;width:369pt;height:529.2pt;z-index:251660288;visibility:visible;mso-wrap-style:square;mso-width-percent:790;mso-height-percent:350;mso-wrap-distance-left:14.4pt;mso-wrap-distance-top:0;mso-wrap-distance-right:14.4pt;mso-wrap-distance-bottom:0;mso-position-horizontal:absolute;mso-position-horizontal-relative:margin;mso-position-vertical:absolute;mso-position-vertical-relative:page;mso-width-percent:790;mso-height-percent:350;mso-width-relative:margin;mso-height-relative:page;v-text-anchor:top" o:gfxdata="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" filled="f" stroked="f" strokeweight=".5pt">
+                  <v:shape id="テキスト ボックス 10" o:spid="_x0000_s1026" type="#_x0000_t202" alt="装飾用テキストボックス" style="position:absolute;margin-left:44.75pt;margin-top:326.5pt;width:369pt;height:529.2pt;z-index:251660288;visibility:visible;mso-wrap-style:square;mso-width-percent:790;mso-height-percent:350;mso-wrap-distance-left:14.4pt;mso-wrap-distance-top:0;mso-wrap-distance-right:14.4pt;mso-wrap-distance-bottom:0;mso-position-horizontal:absolute;mso-position-horizontal-relative:margin;mso-position-vertical:absolute;mso-position-vertical-relative:page;mso-width-percent:790;mso-height-percent:350;mso-width-relative:margin;mso-height-relative:page;v-text-anchor:top" o:gfxdata="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" filled="f" stroked="f" strokeweight=".5pt">
                     <v:textbox style="mso-fit-shape-to-text:t" inset="0,0,0,0">
                       <w:txbxContent>
                         <w:p>
@@ -422,7 +412,7 @@
                               <w:sz w:val="28"/>
                               <w:szCs w:val="28"/>
                             </w:rPr>
-                            <w:t>2026年5月6日</w:t>
+                            <w:t>2026年8月4日</w:t>
                           </w:r>
                         </w:p>
                         <w:p>
@@ -445,17 +435,7 @@
                               <w:sz w:val="28"/>
                               <w:szCs w:val="28"/>
                             </w:rPr>
-                            <w:t>版数：</w:t>
-                          </w:r>
-                          <w:r>
-                            <w:rPr>
-                              <w:rFonts w:ascii="Meiryo UI" w:hAnsi="Meiryo UI" w:cs="Meiryo UI"/>
-                              <w:caps/>
-                              <w:color w:val="215868" w:themeColor="accent5" w:themeShade="80"/>
-                              <w:sz w:val="28"/>
-                              <w:szCs w:val="28"/>
-                            </w:rPr>
-                            <w:t>1.0</w:t>
+                            <w:t>版数：1.1</w:t>
                           </w:r>
                         </w:p>
                       </w:txbxContent>
@@ -492,14 +472,15 @@
         <w:tbl>
           <w:tblPr>
             <w:tblStyle w:val="afffffff7"/>
-            <w:tblW w:w="5000" w:type="pct"/>
+            <w:tblW w:w="9020" w:type="dxa"/>
+            <w:tblLayout w:type="fixed"/>
             <w:tblLook w:val="04A0" w:firstRow="1" w:lastRow="0" w:firstColumn="1" w:lastColumn="0" w:noHBand="0" w:noVBand="1"/>
           </w:tblPr>
           <w:tblGrid>
-            <w:gridCol w:w="1043"/>
-            <w:gridCol w:w="1212"/>
-            <w:gridCol w:w="3382"/>
-            <w:gridCol w:w="3382"/>
+            <w:gridCol w:w="1400"/>
+            <w:gridCol w:w="1640"/>
+            <w:gridCol w:w="3600"/>
+            <w:gridCol w:w="2380"/>
           </w:tblGrid>
           <w:tr>
             <w:trPr>
@@ -507,7 +488,7 @@
             </w:trPr>
             <w:tc>
               <w:tcPr>
-                <w:tcW w:w="578" w:type="pct"/>
+                <w:tcW w:w="1400" w:type="dxa"/>
                 <w:shd w:val="clear" w:color="auto" w:fill="DBE5F1" w:themeFill="accent1" w:themeFillTint="33"/>
               </w:tcPr>
               <w:p>
@@ -537,7 +518,7 @@
             </w:tc>
             <w:tc>
               <w:tcPr>
-                <w:tcW w:w="672" w:type="pct"/>
+                <w:tcW w:w="1640" w:type="dxa"/>
                 <w:shd w:val="clear" w:color="auto" w:fill="DBE5F1" w:themeFill="accent1" w:themeFillTint="33"/>
               </w:tcPr>
               <w:p>
@@ -567,7 +548,7 @@
             </w:tc>
             <w:tc>
               <w:tcPr>
-                <w:tcW w:w="1875" w:type="pct"/>
+                <w:tcW w:w="3600" w:type="dxa"/>
                 <w:shd w:val="clear" w:color="auto" w:fill="DBE5F1" w:themeFill="accent1" w:themeFillTint="33"/>
               </w:tcPr>
               <w:p>
@@ -597,7 +578,7 @@
             </w:tc>
             <w:tc>
               <w:tcPr>
-                <w:tcW w:w="1875" w:type="pct"/>
+                <w:tcW w:w="2380" w:type="dxa"/>
                 <w:shd w:val="clear" w:color="auto" w:fill="DBE5F1" w:themeFill="accent1" w:themeFillTint="33"/>
               </w:tcPr>
               <w:p>
@@ -629,7 +610,7 @@
           <w:tr>
             <w:tc>
               <w:tcPr>
-                <w:tcW w:w="578" w:type="pct"/>
+                <w:tcW w:w="1400" w:type="dxa"/>
               </w:tcPr>
               <w:p>
                 <w:pPr>
@@ -643,13 +624,13 @@
                   </w:pBdr>
                 </w:pPr>
                 <w:r>
-                  <w:t>1.0</w:t>
+                  <w:t>1.1</w:t>
                 </w:r>
               </w:p>
             </w:tc>
             <w:tc>
               <w:tcPr>
-                <w:tcW w:w="672" w:type="pct"/>
+                <w:tcW w:w="1640" w:type="dxa"/>
               </w:tcPr>
               <w:p>
                 <w:pPr>
@@ -663,13 +644,13 @@
                   </w:pBdr>
                 </w:pPr>
                 <w:r>
-                  <w:t>2026/5/6</w:t>
+                  <w:t>2026/8/4</w:t>
                 </w:r>
               </w:p>
             </w:tc>
             <w:tc>
               <w:tcPr>
-                <w:tcW w:w="1875" w:type="pct"/>
+                <w:tcW w:w="3600" w:type="dxa"/>
               </w:tcPr>
               <w:p>
                 <w:pPr>
@@ -683,16 +664,13 @@
                   </w:pBdr>
                 </w:pPr>
                 <w:r>
-                  <w:rPr>
-                    <w:rFonts w:hint="eastAsia"/>
-                  </w:rPr>
-                  <w:t>初版作成</w:t>
+                  <w:t>OpenAPI方式へ移行</w:t>
                 </w:r>
               </w:p>
             </w:tc>
             <w:tc>
               <w:tcPr>
-                <w:tcW w:w="1875" w:type="pct"/>
+                <w:tcW w:w="2380" w:type="dxa"/>
               </w:tcPr>
               <w:p>
                 <w:pPr>
@@ -717,7 +695,7 @@
           <w:tr>
             <w:tc>
               <w:tcPr>
-                <w:tcW w:w="578" w:type="pct"/>
+                <w:tcW w:w="1400" w:type="dxa"/>
               </w:tcPr>
               <w:p>
                 <w:pPr>
@@ -734,7 +712,7 @@
             </w:tc>
             <w:tc>
               <w:tcPr>
-                <w:tcW w:w="672" w:type="pct"/>
+                <w:tcW w:w="1640" w:type="dxa"/>
               </w:tcPr>
               <w:p>
                 <w:pPr>
@@ -751,7 +729,7 @@
             </w:tc>
             <w:tc>
               <w:tcPr>
-                <w:tcW w:w="1875" w:type="pct"/>
+                <w:tcW w:w="3600" w:type="dxa"/>
               </w:tcPr>
               <w:p>
                 <w:pPr>
@@ -768,7 +746,7 @@
             </w:tc>
             <w:tc>
               <w:tcPr>
-                <w:tcW w:w="1875" w:type="pct"/>
+                <w:tcW w:w="2380" w:type="dxa"/>
               </w:tcPr>
               <w:p>
                 <w:pPr>
@@ -787,7 +765,7 @@
           <w:tr>
             <w:tc>
               <w:tcPr>
-                <w:tcW w:w="578" w:type="pct"/>
+                <w:tcW w:w="1400" w:type="dxa"/>
               </w:tcPr>
               <w:p>
                 <w:pPr>
@@ -804,7 +782,7 @@
             </w:tc>
             <w:tc>
               <w:tcPr>
-                <w:tcW w:w="672" w:type="pct"/>
+                <w:tcW w:w="1640" w:type="dxa"/>
               </w:tcPr>
               <w:p>
                 <w:pPr>
@@ -814,7 +792,7 @@
             </w:tc>
             <w:tc>
               <w:tcPr>
-                <w:tcW w:w="1875" w:type="pct"/>
+                <w:tcW w:w="3600" w:type="dxa"/>
               </w:tcPr>
               <w:p>
                 <w:pPr>
@@ -824,7 +802,7 @@
             </w:tc>
             <w:tc>
               <w:tcPr>
-                <w:tcW w:w="1875" w:type="pct"/>
+                <w:tcW w:w="2380" w:type="dxa"/>
               </w:tcPr>
               <w:p>
                 <w:pPr>
@@ -836,7 +814,7 @@
           <w:tr>
             <w:tc>
               <w:tcPr>
-                <w:tcW w:w="578" w:type="pct"/>
+                <w:tcW w:w="1400" w:type="dxa"/>
               </w:tcPr>
               <w:p>
                 <w:pPr>
@@ -853,7 +831,7 @@
             </w:tc>
             <w:tc>
               <w:tcPr>
-                <w:tcW w:w="672" w:type="pct"/>
+                <w:tcW w:w="1640" w:type="dxa"/>
               </w:tcPr>
               <w:p>
                 <w:pPr>
@@ -863,7 +841,7 @@
             </w:tc>
             <w:tc>
               <w:tcPr>
-                <w:tcW w:w="1875" w:type="pct"/>
+                <w:tcW w:w="3600" w:type="dxa"/>
               </w:tcPr>
               <w:p>
                 <w:pPr>
@@ -873,7 +851,7 @@
             </w:tc>
             <w:tc>
               <w:tcPr>
-                <w:tcW w:w="1875" w:type="pct"/>
+                <w:tcW w:w="2380" w:type="dxa"/>
               </w:tcPr>
               <w:p>
                 <w:pPr>
@@ -885,7 +863,7 @@
           <w:tr>
             <w:tc>
               <w:tcPr>
-                <w:tcW w:w="578" w:type="pct"/>
+                <w:tcW w:w="1400" w:type="dxa"/>
               </w:tcPr>
               <w:p>
                 <w:pPr>
@@ -902,7 +880,7 @@
             </w:tc>
             <w:tc>
               <w:tcPr>
-                <w:tcW w:w="672" w:type="pct"/>
+                <w:tcW w:w="1640" w:type="dxa"/>
               </w:tcPr>
               <w:p>
                 <w:pPr>
@@ -912,7 +890,7 @@
             </w:tc>
             <w:tc>
               <w:tcPr>
-                <w:tcW w:w="1875" w:type="pct"/>
+                <w:tcW w:w="3600" w:type="dxa"/>
               </w:tcPr>
               <w:p>
                 <w:pPr>
@@ -922,7 +900,7 @@
             </w:tc>
             <w:tc>
               <w:tcPr>
-                <w:tcW w:w="1875" w:type="pct"/>
+                <w:tcW w:w="2380" w:type="dxa"/>
               </w:tcPr>
               <w:p>
                 <w:pPr>
@@ -1002,7 +980,7 @@
       <w:r>
         <w:fldChar w:fldCharType="separate"/>
       </w:r>
-      <w:hyperlink w:anchor="_Toc231139112" w:history="1">
+      <w:hyperlink w:anchor="_Toc236702317" w:history="1">
         <w:r>
           <w:rPr>
             <w:rStyle w:val="afffffff5"/>
@@ -1029,7 +1007,7 @@
             <w:noProof/>
             <w:webHidden/>
           </w:rPr>
-          <w:instrText xml:space="preserve"> PAGEREF _Toc231139112 \h </w:instrText>
+          <w:instrText xml:space="preserve"> PAGEREF _Toc236702317 \h </w:instrText>
         </w:r>
         <w:r>
           <w:rPr>
@@ -1077,7 +1055,7 @@
           <w14:ligatures w14:val="standardContextual"/>
         </w:rPr>
       </w:pPr>
-      <w:hyperlink w:anchor="_Toc231139113" w:history="1">
+      <w:hyperlink w:anchor="_Toc236702318" w:history="1">
         <w:r>
           <w:rPr>
             <w:rStyle w:val="afffffff5"/>
@@ -1104,7 +1082,7 @@
             <w:noProof/>
             <w:webHidden/>
           </w:rPr>
-          <w:instrText xml:space="preserve"> PAGEREF _Toc231139113 \h </w:instrText>
+          <w:instrText xml:space="preserve"> PAGEREF _Toc236702318 \h </w:instrText>
         </w:r>
         <w:r>
           <w:rPr>
@@ -1152,7 +1130,7 @@
           <w14:ligatures w14:val="standardContextual"/>
         </w:rPr>
       </w:pPr>
-      <w:hyperlink w:anchor="_Toc231139114" w:history="1">
+      <w:hyperlink w:anchor="_Toc236702319" w:history="1">
         <w:r>
           <w:rPr>
             <w:rStyle w:val="afffffff5"/>
@@ -1179,7 +1157,7 @@
             <w:noProof/>
             <w:webHidden/>
           </w:rPr>
-          <w:instrText xml:space="preserve"> PAGEREF _Toc231139114 \h </w:instrText>
+          <w:instrText xml:space="preserve"> PAGEREF _Toc236702319 \h </w:instrText>
         </w:r>
         <w:r>
           <w:rPr>
@@ -1199,7 +1177,7 @@
             <w:noProof/>
             <w:webHidden/>
           </w:rPr>
-          <w:t>4</w:t>
+          <w:t>3</w:t>
         </w:r>
         <w:r>
           <w:rPr>
@@ -1227,7 +1205,7 @@
           <w14:ligatures w14:val="standardContextual"/>
         </w:rPr>
       </w:pPr>
-      <w:hyperlink w:anchor="_Toc231139115" w:history="1">
+      <w:hyperlink w:anchor="_Toc236702320" w:history="1">
         <w:r>
           <w:rPr>
             <w:rStyle w:val="afffffff5"/>
@@ -1254,7 +1232,7 @@
             <w:noProof/>
             <w:webHidden/>
           </w:rPr>
-          <w:instrText xml:space="preserve"> PAGEREF _Toc231139115 \h </w:instrText>
+          <w:instrText xml:space="preserve"> PAGEREF _Toc236702320 \h </w:instrText>
         </w:r>
         <w:r>
           <w:rPr>
@@ -1302,7 +1280,7 @@
           <w14:ligatures w14:val="standardContextual"/>
         </w:rPr>
       </w:pPr>
-      <w:hyperlink w:anchor="_Toc231139116" w:history="1">
+      <w:hyperlink w:anchor="_Toc236702321" w:history="1">
         <w:r>
           <w:rPr>
             <w:rStyle w:val="afffffff5"/>
@@ -1329,7 +1307,7 @@
             <w:noProof/>
             <w:webHidden/>
           </w:rPr>
-          <w:instrText xml:space="preserve"> PAGEREF _Toc231139116 \h </w:instrText>
+          <w:instrText xml:space="preserve"> PAGEREF _Toc236702321 \h </w:instrText>
         </w:r>
         <w:r>
           <w:rPr>
@@ -1378,7 +1356,7 @@
           <w14:ligatures w14:val="standardContextual"/>
         </w:rPr>
       </w:pPr>
-      <w:hyperlink w:anchor="_Toc231139117" w:history="1">
+      <w:hyperlink w:anchor="_Toc236702322" w:history="1">
         <w:r>
           <w:rPr>
             <w:rStyle w:val="afffffff5"/>
@@ -1405,7 +1383,7 @@
             <w:noProof/>
             <w:webHidden/>
           </w:rPr>
-          <w:instrText xml:space="preserve"> PAGEREF _Toc231139117 \h </w:instrText>
+          <w:instrText xml:space="preserve"> PAGEREF _Toc236702322 \h </w:instrText>
         </w:r>
         <w:r>
           <w:rPr>
@@ -1453,7 +1431,7 @@
           <w14:ligatures w14:val="standardContextual"/>
         </w:rPr>
       </w:pPr>
-      <w:hyperlink w:anchor="_Toc231139118" w:history="1">
+      <w:hyperlink w:anchor="_Toc236702323" w:history="1">
         <w:r>
           <w:rPr>
             <w:rStyle w:val="afffffff5"/>
@@ -1480,7 +1458,7 @@
             <w:noProof/>
             <w:webHidden/>
           </w:rPr>
-          <w:instrText xml:space="preserve"> PAGEREF _Toc231139118 \h </w:instrText>
+          <w:instrText xml:space="preserve"> PAGEREF _Toc236702323 \h </w:instrText>
         </w:r>
         <w:r>
           <w:rPr>
@@ -1528,7 +1506,7 @@
           <w14:ligatures w14:val="standardContextual"/>
         </w:rPr>
       </w:pPr>
-      <w:hyperlink w:anchor="_Toc231139119" w:history="1">
+      <w:hyperlink w:anchor="_Toc236702324" w:history="1">
         <w:r>
           <w:rPr>
             <w:rStyle w:val="afffffff5"/>
@@ -1555,7 +1533,7 @@
             <w:noProof/>
             <w:webHidden/>
           </w:rPr>
-          <w:instrText xml:space="preserve"> PAGEREF _Toc231139119 \h </w:instrText>
+          <w:instrText xml:space="preserve"> PAGEREF _Toc236702324 \h </w:instrText>
         </w:r>
         <w:r>
           <w:rPr>
@@ -1603,7 +1581,7 @@
           <w14:ligatures w14:val="standardContextual"/>
         </w:rPr>
       </w:pPr>
-      <w:hyperlink w:anchor="_Toc231139120" w:history="1">
+      <w:hyperlink w:anchor="_Toc236702325" w:history="1">
         <w:r>
           <w:rPr>
             <w:rStyle w:val="afffffff5"/>
@@ -1630,7 +1608,7 @@
             <w:noProof/>
             <w:webHidden/>
           </w:rPr>
-          <w:instrText xml:space="preserve"> PAGEREF _Toc231139120 \h </w:instrText>
+          <w:instrText xml:space="preserve"> PAGEREF _Toc236702325 \h </w:instrText>
         </w:r>
         <w:r>
           <w:rPr>
@@ -1679,7 +1657,7 @@
           <w14:ligatures w14:val="standardContextual"/>
         </w:rPr>
       </w:pPr>
-      <w:hyperlink w:anchor="_Toc231139121" w:history="1">
+      <w:hyperlink w:anchor="_Toc236702326" w:history="1">
         <w:r>
           <w:rPr>
             <w:rStyle w:val="afffffff5"/>
@@ -1706,7 +1684,7 @@
             <w:noProof/>
             <w:webHidden/>
           </w:rPr>
-          <w:instrText xml:space="preserve"> PAGEREF _Toc231139121 \h </w:instrText>
+          <w:instrText xml:space="preserve"> PAGEREF _Toc236702326 \h </w:instrText>
         </w:r>
         <w:r>
           <w:rPr>
@@ -1754,7 +1732,7 @@
           <w14:ligatures w14:val="standardContextual"/>
         </w:rPr>
       </w:pPr>
-      <w:hyperlink w:anchor="_Toc231139122" w:history="1">
+      <w:hyperlink w:anchor="_Toc236702327" w:history="1">
         <w:r>
           <w:rPr>
             <w:rStyle w:val="afffffff5"/>
@@ -1781,7 +1759,7 @@
             <w:noProof/>
             <w:webHidden/>
           </w:rPr>
-          <w:instrText xml:space="preserve"> PAGEREF _Toc231139122 \h </w:instrText>
+          <w:instrText xml:space="preserve"> PAGEREF _Toc236702327 \h </w:instrText>
         </w:r>
         <w:r>
           <w:rPr>
@@ -1829,7 +1807,7 @@
           <w14:ligatures w14:val="standardContextual"/>
         </w:rPr>
       </w:pPr>
-      <w:hyperlink w:anchor="_Toc231139123" w:history="1">
+      <w:hyperlink w:anchor="_Toc236702328" w:history="1">
         <w:r>
           <w:rPr>
             <w:rStyle w:val="afffffff5"/>
@@ -1856,7 +1834,7 @@
             <w:noProof/>
             <w:webHidden/>
           </w:rPr>
-          <w:instrText xml:space="preserve"> PAGEREF _Toc231139123 \h </w:instrText>
+          <w:instrText xml:space="preserve"> PAGEREF _Toc236702328 \h </w:instrText>
         </w:r>
         <w:r>
           <w:rPr>
@@ -1904,7 +1882,7 @@
           <w14:ligatures w14:val="standardContextual"/>
         </w:rPr>
       </w:pPr>
-      <w:hyperlink w:anchor="_Toc231139124" w:history="1">
+      <w:hyperlink w:anchor="_Toc236702329" w:history="1">
         <w:r>
           <w:rPr>
             <w:rStyle w:val="afffffff5"/>
@@ -1931,7 +1909,7 @@
             <w:noProof/>
             <w:webHidden/>
           </w:rPr>
-          <w:instrText xml:space="preserve"> PAGEREF _Toc231139124 \h </w:instrText>
+          <w:instrText xml:space="preserve"> PAGEREF _Toc236702329 \h </w:instrText>
         </w:r>
         <w:r>
           <w:rPr>
@@ -1979,7 +1957,7 @@
           <w14:ligatures w14:val="standardContextual"/>
         </w:rPr>
       </w:pPr>
-      <w:hyperlink w:anchor="_Toc231139125" w:history="1">
+      <w:hyperlink w:anchor="_Toc236702330" w:history="1">
         <w:r>
           <w:rPr>
             <w:rStyle w:val="afffffff5"/>
@@ -2006,7 +1984,7 @@
             <w:noProof/>
             <w:webHidden/>
           </w:rPr>
-          <w:instrText xml:space="preserve"> PAGEREF _Toc231139125 \h </w:instrText>
+          <w:instrText xml:space="preserve"> PAGEREF _Toc236702330 \h </w:instrText>
         </w:r>
         <w:r>
           <w:rPr>
@@ -2054,7 +2032,7 @@
           <w14:ligatures w14:val="standardContextual"/>
         </w:rPr>
       </w:pPr>
-      <w:hyperlink w:anchor="_Toc231139126" w:history="1">
+      <w:hyperlink w:anchor="_Toc236702331" w:history="1">
         <w:r>
           <w:rPr>
             <w:rStyle w:val="afffffff5"/>
@@ -2081,7 +2059,7 @@
             <w:noProof/>
             <w:webHidden/>
           </w:rPr>
-          <w:instrText xml:space="preserve"> PAGEREF _Toc231139126 \h </w:instrText>
+          <w:instrText xml:space="preserve"> PAGEREF _Toc236702331 \h </w:instrText>
         </w:r>
         <w:r>
           <w:rPr>
@@ -2129,7 +2107,7 @@
           <w14:ligatures w14:val="standardContextual"/>
         </w:rPr>
       </w:pPr>
-      <w:hyperlink w:anchor="_Toc231139127" w:history="1">
+      <w:hyperlink w:anchor="_Toc236702332" w:history="1">
         <w:r>
           <w:rPr>
             <w:rStyle w:val="afffffff5"/>
@@ -2156,7 +2134,7 @@
             <w:noProof/>
             <w:webHidden/>
           </w:rPr>
-          <w:instrText xml:space="preserve"> PAGEREF _Toc231139127 \h </w:instrText>
+          <w:instrText xml:space="preserve"> PAGEREF _Toc236702332 \h </w:instrText>
         </w:r>
         <w:r>
           <w:rPr>
@@ -2203,7 +2181,7 @@
           <w14:ligatures w14:val="standardContextual"/>
         </w:rPr>
       </w:pPr>
-      <w:hyperlink w:anchor="_Toc231139128" w:history="1">
+      <w:hyperlink w:anchor="_Toc236702333" w:history="1">
         <w:r>
           <w:rPr>
             <w:rStyle w:val="afffffff5"/>
@@ -2230,7 +2208,7 @@
             <w:noProof/>
             <w:webHidden/>
           </w:rPr>
-          <w:instrText xml:space="preserve"> PAGEREF _Toc231139128 \h </w:instrText>
+          <w:instrText xml:space="preserve"> PAGEREF _Toc236702333 \h </w:instrText>
         </w:r>
         <w:r>
           <w:rPr>
@@ -2279,7 +2257,7 @@
           <w14:ligatures w14:val="standardContextual"/>
         </w:rPr>
       </w:pPr>
-      <w:hyperlink w:anchor="_Toc231139129" w:history="1">
+      <w:hyperlink w:anchor="_Toc236702334" w:history="1">
         <w:r>
           <w:rPr>
             <w:rStyle w:val="afffffff5"/>
@@ -2306,7 +2284,7 @@
             <w:noProof/>
             <w:webHidden/>
           </w:rPr>
-          <w:instrText xml:space="preserve"> PAGEREF _Toc231139129 \h </w:instrText>
+          <w:instrText xml:space="preserve"> PAGEREF _Toc236702334 \h </w:instrText>
         </w:r>
         <w:r>
           <w:rPr>
@@ -2326,7 +2304,7 @@
             <w:noProof/>
             <w:webHidden/>
           </w:rPr>
-          <w:t>10</w:t>
+          <w:t>11</w:t>
         </w:r>
         <w:r>
           <w:rPr>
@@ -2355,7 +2333,7 @@
           <w14:ligatures w14:val="standardContextual"/>
         </w:rPr>
       </w:pPr>
-      <w:hyperlink w:anchor="_Toc231139130" w:history="1">
+      <w:hyperlink w:anchor="_Toc236702335" w:history="1">
         <w:r>
           <w:rPr>
             <w:rStyle w:val="afffffff5"/>
@@ -2382,7 +2360,7 @@
             <w:noProof/>
             <w:webHidden/>
           </w:rPr>
-          <w:instrText xml:space="preserve"> PAGEREF _Toc231139130 \h </w:instrText>
+          <w:instrText xml:space="preserve"> PAGEREF _Toc236702335 \h </w:instrText>
         </w:r>
         <w:r>
           <w:rPr>
@@ -2430,7 +2408,7 @@
           <w14:ligatures w14:val="standardContextual"/>
         </w:rPr>
       </w:pPr>
-      <w:hyperlink w:anchor="_Toc231139131" w:history="1">
+      <w:hyperlink w:anchor="_Toc236702336" w:history="1">
         <w:r>
           <w:rPr>
             <w:rStyle w:val="afffffff5"/>
@@ -2457,7 +2435,7 @@
             <w:noProof/>
             <w:webHidden/>
           </w:rPr>
-          <w:instrText xml:space="preserve"> PAGEREF _Toc231139131 \h </w:instrText>
+          <w:instrText xml:space="preserve"> PAGEREF _Toc236702336 \h </w:instrText>
         </w:r>
         <w:r>
           <w:rPr>
@@ -2504,7 +2482,7 @@
           <w14:ligatures w14:val="standardContextual"/>
         </w:rPr>
       </w:pPr>
-      <w:hyperlink w:anchor="_Toc231139132" w:history="1">
+      <w:hyperlink w:anchor="_Toc236702337" w:history="1">
         <w:r>
           <w:rPr>
             <w:rStyle w:val="afffffff5"/>
@@ -2531,7 +2509,7 @@
             <w:noProof/>
             <w:webHidden/>
           </w:rPr>
-          <w:instrText xml:space="preserve"> PAGEREF _Toc231139132 \h </w:instrText>
+          <w:instrText xml:space="preserve"> PAGEREF _Toc236702337 \h </w:instrText>
         </w:r>
         <w:r>
           <w:rPr>
@@ -2578,7 +2556,7 @@
           <w14:ligatures w14:val="standardContextual"/>
         </w:rPr>
       </w:pPr>
-      <w:hyperlink w:anchor="_Toc231139133" w:history="1">
+      <w:hyperlink w:anchor="_Toc236702338" w:history="1">
         <w:r>
           <w:rPr>
             <w:rStyle w:val="afffffff5"/>
@@ -2605,7 +2583,7 @@
             <w:noProof/>
             <w:webHidden/>
           </w:rPr>
-          <w:instrText xml:space="preserve"> PAGEREF _Toc231139133 \h </w:instrText>
+          <w:instrText xml:space="preserve"> PAGEREF _Toc236702338 \h </w:instrText>
         </w:r>
         <w:r>
           <w:rPr>
@@ -2652,7 +2630,7 @@
           <w14:ligatures w14:val="standardContextual"/>
         </w:rPr>
       </w:pPr>
-      <w:hyperlink w:anchor="_Toc231139134" w:history="1">
+      <w:hyperlink w:anchor="_Toc236702339" w:history="1">
         <w:r>
           <w:rPr>
             <w:rStyle w:val="afffffff5"/>
@@ -2679,7 +2657,7 @@
             <w:noProof/>
             <w:webHidden/>
           </w:rPr>
-          <w:instrText xml:space="preserve"> PAGEREF _Toc231139134 \h </w:instrText>
+          <w:instrText xml:space="preserve"> PAGEREF _Toc236702339 \h </w:instrText>
         </w:r>
         <w:r>
           <w:rPr>
@@ -2727,7 +2705,7 @@
           <w14:ligatures w14:val="standardContextual"/>
         </w:rPr>
       </w:pPr>
-      <w:hyperlink w:anchor="_Toc231139135" w:history="1">
+      <w:hyperlink w:anchor="_Toc236702340" w:history="1">
         <w:r>
           <w:rPr>
             <w:rStyle w:val="afffffff5"/>
@@ -2754,7 +2732,7 @@
             <w:noProof/>
             <w:webHidden/>
           </w:rPr>
-          <w:instrText xml:space="preserve"> PAGEREF _Toc231139135 \h </w:instrText>
+          <w:instrText xml:space="preserve"> PAGEREF _Toc236702340 \h </w:instrText>
         </w:r>
         <w:r>
           <w:rPr>
@@ -2801,7 +2779,7 @@
           <w14:ligatures w14:val="standardContextual"/>
         </w:rPr>
       </w:pPr>
-      <w:hyperlink w:anchor="_Toc231139136" w:history="1">
+      <w:hyperlink w:anchor="_Toc236702341" w:history="1">
         <w:r>
           <w:rPr>
             <w:rStyle w:val="afffffff5"/>
@@ -2828,7 +2806,7 @@
             <w:noProof/>
             <w:webHidden/>
           </w:rPr>
-          <w:instrText xml:space="preserve"> PAGEREF _Toc231139136 \h </w:instrText>
+          <w:instrText xml:space="preserve"> PAGEREF _Toc236702341 \h </w:instrText>
         </w:r>
         <w:r>
           <w:rPr>
@@ -2875,7 +2853,7 @@
           <w14:ligatures w14:val="standardContextual"/>
         </w:rPr>
       </w:pPr>
-      <w:hyperlink w:anchor="_Toc231139137" w:history="1">
+      <w:hyperlink w:anchor="_Toc236702342" w:history="1">
         <w:r>
           <w:rPr>
             <w:rStyle w:val="afffffff5"/>
@@ -2902,7 +2880,7 @@
             <w:noProof/>
             <w:webHidden/>
           </w:rPr>
-          <w:instrText xml:space="preserve"> PAGEREF _Toc231139137 \h </w:instrText>
+          <w:instrText xml:space="preserve"> PAGEREF _Toc236702342 \h </w:instrText>
         </w:r>
         <w:r>
           <w:rPr>
@@ -2949,7 +2927,7 @@
           <w14:ligatures w14:val="standardContextual"/>
         </w:rPr>
       </w:pPr>
-      <w:hyperlink w:anchor="_Toc231139138" w:history="1">
+      <w:hyperlink w:anchor="_Toc236702343" w:history="1">
         <w:r>
           <w:rPr>
             <w:rStyle w:val="afffffff5"/>
@@ -2976,7 +2954,7 @@
             <w:noProof/>
             <w:webHidden/>
           </w:rPr>
-          <w:instrText xml:space="preserve"> PAGEREF _Toc231139138 \h </w:instrText>
+          <w:instrText xml:space="preserve"> PAGEREF _Toc236702343 \h </w:instrText>
         </w:r>
         <w:r>
           <w:rPr>
@@ -3024,7 +3002,7 @@
           <w14:ligatures w14:val="standardContextual"/>
         </w:rPr>
       </w:pPr>
-      <w:hyperlink w:anchor="_Toc231139139" w:history="1">
+      <w:hyperlink w:anchor="_Toc236702344" w:history="1">
         <w:r>
           <w:rPr>
             <w:rStyle w:val="afffffff5"/>
@@ -3051,7 +3029,7 @@
             <w:noProof/>
             <w:webHidden/>
           </w:rPr>
-          <w:instrText xml:space="preserve"> PAGEREF _Toc231139139 \h </w:instrText>
+          <w:instrText xml:space="preserve"> PAGEREF _Toc236702344 \h </w:instrText>
         </w:r>
         <w:r>
           <w:rPr>
@@ -3071,7 +3049,7 @@
             <w:noProof/>
             <w:webHidden/>
           </w:rPr>
-          <w:t>21</w:t>
+          <w:t>20</w:t>
         </w:r>
         <w:r>
           <w:rPr>
@@ -3098,7 +3076,7 @@
           <w14:ligatures w14:val="standardContextual"/>
         </w:rPr>
       </w:pPr>
-      <w:hyperlink w:anchor="_Toc231139140" w:history="1">
+      <w:hyperlink w:anchor="_Toc236702345" w:history="1">
         <w:r>
           <w:rPr>
             <w:rStyle w:val="afffffff5"/>
@@ -3125,7 +3103,7 @@
             <w:noProof/>
             <w:webHidden/>
           </w:rPr>
-          <w:instrText xml:space="preserve"> PAGEREF _Toc231139140 \h </w:instrText>
+          <w:instrText xml:space="preserve"> PAGEREF _Toc236702345 \h </w:instrText>
         </w:r>
         <w:r>
           <w:rPr>
@@ -3172,7 +3150,7 @@
           <w14:ligatures w14:val="standardContextual"/>
         </w:rPr>
       </w:pPr>
-      <w:hyperlink w:anchor="_Toc231139141" w:history="1">
+      <w:hyperlink w:anchor="_Toc236702346" w:history="1">
         <w:r>
           <w:rPr>
             <w:rStyle w:val="afffffff5"/>
@@ -3199,7 +3177,7 @@
             <w:noProof/>
             <w:webHidden/>
           </w:rPr>
-          <w:instrText xml:space="preserve"> PAGEREF _Toc231139141 \h </w:instrText>
+          <w:instrText xml:space="preserve"> PAGEREF _Toc236702346 \h </w:instrText>
         </w:r>
         <w:r>
           <w:rPr>
@@ -3219,7 +3197,7 @@
             <w:noProof/>
             <w:webHidden/>
           </w:rPr>
-          <w:t>22</w:t>
+          <w:t>21</w:t>
         </w:r>
         <w:r>
           <w:rPr>
@@ -3246,7 +3224,7 @@
           <w14:ligatures w14:val="standardContextual"/>
         </w:rPr>
       </w:pPr>
-      <w:hyperlink w:anchor="_Toc231139142" w:history="1">
+      <w:hyperlink w:anchor="_Toc236702347" w:history="1">
         <w:r>
           <w:rPr>
             <w:rStyle w:val="afffffff5"/>
@@ -3273,7 +3251,7 @@
             <w:noProof/>
             <w:webHidden/>
           </w:rPr>
-          <w:instrText xml:space="preserve"> PAGEREF _Toc231139142 \h </w:instrText>
+          <w:instrText xml:space="preserve"> PAGEREF _Toc236702347 \h </w:instrText>
         </w:r>
         <w:r>
           <w:rPr>
@@ -3293,7 +3271,7 @@
             <w:noProof/>
             <w:webHidden/>
           </w:rPr>
-          <w:t>23</w:t>
+          <w:t>22</w:t>
         </w:r>
         <w:r>
           <w:rPr>
@@ -3321,7 +3299,7 @@
           <w14:ligatures w14:val="standardContextual"/>
         </w:rPr>
       </w:pPr>
-      <w:hyperlink w:anchor="_Toc231139143" w:history="1">
+      <w:hyperlink w:anchor="_Toc236702348" w:history="1">
         <w:r>
           <w:rPr>
             <w:rStyle w:val="afffffff5"/>
@@ -3348,7 +3326,7 @@
             <w:noProof/>
             <w:webHidden/>
           </w:rPr>
-          <w:instrText xml:space="preserve"> PAGEREF _Toc231139143 \h </w:instrText>
+          <w:instrText xml:space="preserve"> PAGEREF _Toc236702348 \h </w:instrText>
         </w:r>
         <w:r>
           <w:rPr>
@@ -3395,7 +3373,7 @@
           <w14:ligatures w14:val="standardContextual"/>
         </w:rPr>
       </w:pPr>
-      <w:hyperlink w:anchor="_Toc231139144" w:history="1">
+      <w:hyperlink w:anchor="_Toc236702349" w:history="1">
         <w:r>
           <w:rPr>
             <w:rStyle w:val="afffffff5"/>
@@ -3422,7 +3400,7 @@
             <w:noProof/>
             <w:webHidden/>
           </w:rPr>
-          <w:instrText xml:space="preserve"> PAGEREF _Toc231139144 \h </w:instrText>
+          <w:instrText xml:space="preserve"> PAGEREF _Toc236702349 \h </w:instrText>
         </w:r>
         <w:r>
           <w:rPr>
@@ -3469,7 +3447,7 @@
           <w14:ligatures w14:val="standardContextual"/>
         </w:rPr>
       </w:pPr>
-      <w:hyperlink w:anchor="_Toc231139145" w:history="1">
+      <w:hyperlink w:anchor="_Toc236702350" w:history="1">
         <w:r>
           <w:rPr>
             <w:rStyle w:val="afffffff5"/>
@@ -3496,7 +3474,7 @@
             <w:noProof/>
             <w:webHidden/>
           </w:rPr>
-          <w:instrText xml:space="preserve"> PAGEREF _Toc231139145 \h </w:instrText>
+          <w:instrText xml:space="preserve"> PAGEREF _Toc236702350 \h </w:instrText>
         </w:r>
         <w:r>
           <w:rPr>
@@ -3543,7 +3521,7 @@
           <w14:ligatures w14:val="standardContextual"/>
         </w:rPr>
       </w:pPr>
-      <w:hyperlink w:anchor="_Toc231139146" w:history="1">
+      <w:hyperlink w:anchor="_Toc236702351" w:history="1">
         <w:r>
           <w:rPr>
             <w:rStyle w:val="afffffff5"/>
@@ -3570,7 +3548,7 @@
             <w:noProof/>
             <w:webHidden/>
           </w:rPr>
-          <w:instrText xml:space="preserve"> PAGEREF _Toc231139146 \h </w:instrText>
+          <w:instrText xml:space="preserve"> PAGEREF _Toc236702351 \h </w:instrText>
         </w:r>
         <w:r>
           <w:rPr>
@@ -3590,7 +3568,7 @@
             <w:noProof/>
             <w:webHidden/>
           </w:rPr>
-          <w:t>28</w:t>
+          <w:t>27</w:t>
         </w:r>
         <w:r>
           <w:rPr>
@@ -3617,7 +3595,7 @@
           <w14:ligatures w14:val="standardContextual"/>
         </w:rPr>
       </w:pPr>
-      <w:hyperlink w:anchor="_Toc231139147" w:history="1">
+      <w:hyperlink w:anchor="_Toc236702352" w:history="1">
         <w:r>
           <w:rPr>
             <w:rStyle w:val="afffffff5"/>
@@ -3644,7 +3622,7 @@
             <w:noProof/>
             <w:webHidden/>
           </w:rPr>
-          <w:instrText xml:space="preserve"> PAGEREF _Toc231139147 \h </w:instrText>
+          <w:instrText xml:space="preserve"> PAGEREF _Toc236702352 \h </w:instrText>
         </w:r>
         <w:r>
           <w:rPr>
@@ -3693,7 +3671,7 @@
           <w14:ligatures w14:val="standardContextual"/>
         </w:rPr>
       </w:pPr>
-      <w:hyperlink w:anchor="_Toc231139148" w:history="1">
+      <w:hyperlink w:anchor="_Toc236702353" w:history="1">
         <w:r>
           <w:rPr>
             <w:rStyle w:val="afffffff5"/>
@@ -3720,7 +3698,7 @@
             <w:noProof/>
             <w:webHidden/>
           </w:rPr>
-          <w:instrText xml:space="preserve"> PAGEREF _Toc231139148 \h </w:instrText>
+          <w:instrText xml:space="preserve"> PAGEREF _Toc236702353 \h </w:instrText>
         </w:r>
         <w:r>
           <w:rPr>
@@ -3740,7 +3718,7 @@
             <w:noProof/>
             <w:webHidden/>
           </w:rPr>
-          <w:t>29</w:t>
+          <w:t>28</w:t>
         </w:r>
         <w:r>
           <w:rPr>
@@ -3769,7 +3747,7 @@
           <w14:ligatures w14:val="standardContextual"/>
         </w:rPr>
       </w:pPr>
-      <w:hyperlink w:anchor="_Toc231139149" w:history="1">
+      <w:hyperlink w:anchor="_Toc236702354" w:history="1">
         <w:r>
           <w:rPr>
             <w:rStyle w:val="afffffff5"/>
@@ -3796,7 +3774,7 @@
             <w:noProof/>
             <w:webHidden/>
           </w:rPr>
-          <w:instrText xml:space="preserve"> PAGEREF _Toc231139149 \h </w:instrText>
+          <w:instrText xml:space="preserve"> PAGEREF _Toc236702354 \h </w:instrText>
         </w:r>
         <w:r>
           <w:rPr>
@@ -3816,7 +3794,7 @@
             <w:noProof/>
             <w:webHidden/>
           </w:rPr>
-          <w:t>30</w:t>
+          <w:t>29</w:t>
         </w:r>
         <w:r>
           <w:rPr>
@@ -3845,7 +3823,7 @@
           <w14:ligatures w14:val="standardContextual"/>
         </w:rPr>
       </w:pPr>
-      <w:hyperlink w:anchor="_Toc231139150" w:history="1">
+      <w:hyperlink w:anchor="_Toc236702355" w:history="1">
         <w:r>
           <w:rPr>
             <w:rStyle w:val="afffffff5"/>
@@ -3872,7 +3850,7 @@
             <w:noProof/>
             <w:webHidden/>
           </w:rPr>
-          <w:instrText xml:space="preserve"> PAGEREF _Toc231139150 \h </w:instrText>
+          <w:instrText xml:space="preserve"> PAGEREF _Toc236702355 \h </w:instrText>
         </w:r>
         <w:r>
           <w:rPr>
@@ -3892,7 +3870,7 @@
             <w:noProof/>
             <w:webHidden/>
           </w:rPr>
-          <w:t>31</w:t>
+          <w:t>30</w:t>
         </w:r>
         <w:r>
           <w:rPr>
@@ -3913,7 +3891,7 @@
       <w:r>
         <w:fldChar w:fldCharType="end"/>
       </w:r>
-      <w:bookmarkStart w:id="1" w:name="_Toc231139112"/>
+      <w:bookmarkStart w:id="1" w:name="_Toc236702317"/>
       <w:r>
         <w:rPr>
           <w:rFonts w:hint="eastAsia"/>
@@ -3929,7 +3907,7 @@
           <w:rFonts w:hint="eastAsia"/>
         </w:rPr>
       </w:pPr>
-      <w:bookmarkStart w:id="2" w:name="_Toc231139113"/>
+      <w:bookmarkStart w:id="2" w:name="_Toc236702318"/>
       <w:r>
         <w:rPr>
           <w:rFonts w:hint="eastAsia"/>
@@ -3948,7 +3926,7 @@
         <w:rPr>
           <w:rFonts w:hint="eastAsia"/>
         </w:rPr>
-        <w:t>本書は、QRコード新規発行画面（`/qr-issue`）および QRコード印刷画面（`/qr-print`）で利用する API の設計内容を整理し、クライアント、開発者、運用担当者が共通認識を持つことを目的とする。</w:t>
+        <w:t>本書は、QRコード新規発行画面（/qr-issue）および QRコード印刷画面（/qr-print）で利用する API の設計内容を整理し、クライアント、開発者、運用担当者が共通認識を持つことを目的とする。</w:t>
       </w:r>
     </w:p>
     <w:p>
@@ -4018,7 +3996,7 @@
         <w:rPr>
           <w:rFonts w:hint="eastAsia"/>
         </w:rPr>
-        <w:t>印刷開始受付時の `qr_codes` / `qr_print_job_items` 確定タイミング</w:t>
+        <w:t>印刷開始受付時の qr_codes / qr_print_job_items 確定タイミング</w:t>
       </w:r>
     </w:p>
     <w:p>
@@ -4085,12 +4063,11 @@
           <w:rFonts w:hint="eastAsia"/>
         </w:rPr>
       </w:pPr>
-      <w:bookmarkStart w:id="3" w:name="_Toc231139114"/>
+      <w:bookmarkStart w:id="3" w:name="_Toc236702319"/>
       <w:r>
         <w:rPr>
           <w:rFonts w:hint="eastAsia"/>
         </w:rPr>
-        <w:lastRenderedPageBreak/>
         <w:t>対象システム概要</w:t>
       </w:r>
       <w:bookmarkEnd w:id="3"/>
@@ -4105,7 +4082,7 @@
         <w:rPr>
           <w:rFonts w:hint="eastAsia"/>
         </w:rPr>
-        <w:t>QR発行・ラベル印刷は、資産管理用QRコードの新規発行・再発行を行う `/qr-issue` と、印刷プレビュー・印刷実行を行う `/qr-print` から構成される。</w:t>
+        <w:t>QR発行・ラベル印刷は、資産管理用QRコードの新規発行・再発行を行う /qr-issue と、印刷プレビュー・印刷実行を行う /qr-print から構成される。</w:t>
       </w:r>
     </w:p>
     <w:p>
@@ -4118,7 +4095,8 @@
         <w:rPr>
           <w:rFonts w:hint="eastAsia"/>
         </w:rPr>
-        <w:t>QR識別子は施設単位で一意に管理し、新規発行時の採番確定と `qr_codes` / `qr_print_job_items` への保存は印刷開始受付時にサーバー側で行う。物理印刷の成功/失敗は、その後に端末上のローカル印刷モジュールが実行した結果を結果反映 API で更新する。</w:t>
+        <w:lastRenderedPageBreak/>
+        <w:t>QR識別子は施設単位で一意に管理し、新規発行時の採番確定と qr_codes / qr_print_job_items への保存は印刷開始受付時にサーバー側で行う。物理印刷の成功/失敗は、その後に端末上のローカル印刷モジュールが実行した結果を結果反映 API で更新する。</w:t>
       </w:r>
     </w:p>
     <w:p>
@@ -4154,7 +4132,7 @@
           <w:rFonts w:hint="eastAsia"/>
         </w:rPr>
       </w:pPr>
-      <w:bookmarkStart w:id="4" w:name="_Toc231139115"/>
+      <w:bookmarkStart w:id="4" w:name="_Toc236702320"/>
       <w:r>
         <w:rPr>
           <w:rFonts w:hint="eastAsia"/>
@@ -4183,6 +4161,7 @@
       </w:tblGrid>
       <w:tr>
         <w:trPr>
+          <w:cantSplit/>
           <w:tblHeader/>
         </w:trPr>
         <w:tc>
@@ -4227,6 +4206,9 @@
         </w:tc>
       </w:tr>
       <w:tr>
+        <w:trPr>
+          <w:cantSplit/>
+        </w:trPr>
         <w:tc>
           <w:tcPr>
             <w:tcW w:w="2500" w:type="pct"/>
@@ -4255,6 +4237,9 @@
         </w:tc>
       </w:tr>
       <w:tr>
+        <w:trPr>
+          <w:cantSplit/>
+        </w:trPr>
         <w:tc>
           <w:tcPr>
             <w:tcW w:w="2500" w:type="pct"/>
@@ -4277,12 +4262,15 @@
               <w:rPr>
                 <w:rFonts w:hint="eastAsia"/>
               </w:rPr>
-              <w:t>既存 `qr_identifier` を再利用し、指定範囲の既存 QR を印刷し直す発行方式</w:t>
-            </w:r>
-          </w:p>
-        </w:tc>
-      </w:tr>
-      <w:tr>
+              <w:t>既存 qr_identifier を再利用し、指定範囲の既存 QR を印刷し直す発行方式</w:t>
+            </w:r>
+          </w:p>
+        </w:tc>
+      </w:tr>
+      <w:tr>
+        <w:trPr>
+          <w:cantSplit/>
+        </w:trPr>
         <w:tc>
           <w:tcPr>
             <w:tcW w:w="2500" w:type="pct"/>
@@ -4305,12 +4293,15 @@
               <w:rPr>
                 <w:rFonts w:hint="eastAsia"/>
               </w:rPr>
-              <w:t>印刷開始ボタン押下1回分の実行単位。`qr_print_jobs` に保存する</w:t>
-            </w:r>
-          </w:p>
-        </w:tc>
-      </w:tr>
-      <w:tr>
+              <w:t>印刷開始ボタン押下1回分の実行単位。qr_print_jobs に保存する</w:t>
+            </w:r>
+          </w:p>
+        </w:tc>
+      </w:tr>
+      <w:tr>
+        <w:trPr>
+          <w:cantSplit/>
+        </w:trPr>
         <w:tc>
           <w:tcPr>
             <w:tcW w:w="2500" w:type="pct"/>
@@ -4333,12 +4324,15 @@
               <w:rPr>
                 <w:rFonts w:hint="eastAsia"/>
               </w:rPr>
-              <w:t>印刷ジョブ配下の個別 QR ごとの印刷対象および印刷結果。`qr_print_job_items` に保存する</w:t>
-            </w:r>
-          </w:p>
-        </w:tc>
-      </w:tr>
-      <w:tr>
+              <w:t>印刷ジョブ配下の個別 QR ごとの印刷対象および印刷結果。qr_print_job_items に保存する</w:t>
+            </w:r>
+          </w:p>
+        </w:tc>
+      </w:tr>
+      <w:tr>
+        <w:trPr>
+          <w:cantSplit/>
+        </w:trPr>
         <w:tc>
           <w:tcPr>
             <w:tcW w:w="2500" w:type="pct"/>
@@ -4367,6 +4361,9 @@
         </w:tc>
       </w:tr>
       <w:tr>
+        <w:trPr>
+          <w:cantSplit/>
+        </w:trPr>
         <w:tc>
           <w:tcPr>
             <w:tcW w:w="2500" w:type="pct"/>
@@ -4403,7 +4400,7 @@
           <w:rFonts w:hint="eastAsia"/>
         </w:rPr>
       </w:pPr>
-      <w:bookmarkStart w:id="5" w:name="_Toc231139116"/>
+      <w:bookmarkStart w:id="5" w:name="_Toc236702321"/>
       <w:r>
         <w:rPr>
           <w:rFonts w:hint="eastAsia"/>
@@ -4432,6 +4429,7 @@
       </w:tblGrid>
       <w:tr>
         <w:trPr>
+          <w:cantSplit/>
           <w:tblHeader/>
         </w:trPr>
         <w:tc>
@@ -4476,6 +4474,9 @@
         </w:tc>
       </w:tr>
       <w:tr>
+        <w:trPr>
+          <w:cantSplit/>
+        </w:trPr>
         <w:tc>
           <w:tcPr>
             <w:tcW w:w="2500" w:type="pct"/>
@@ -4504,6 +4505,9 @@
         </w:tc>
       </w:tr>
       <w:tr>
+        <w:trPr>
+          <w:cantSplit/>
+        </w:trPr>
         <w:tc>
           <w:tcPr>
             <w:tcW w:w="2500" w:type="pct"/>
@@ -4513,7 +4517,6 @@
               <w:rPr>
                 <w:rFonts w:hint="eastAsia"/>
               </w:rPr>
-              <w:lastRenderedPageBreak/>
               <w:t>対象URL</w:t>
             </w:r>
           </w:p>
@@ -4530,6 +4533,9 @@
         </w:tc>
       </w:tr>
       <w:tr>
+        <w:trPr>
+          <w:cantSplit/>
+        </w:trPr>
         <w:tc>
           <w:tcPr>
             <w:tcW w:w="2500" w:type="pct"/>
@@ -4566,11 +4572,12 @@
           <w:rFonts w:hint="eastAsia"/>
         </w:rPr>
       </w:pPr>
-      <w:bookmarkStart w:id="6" w:name="_Toc231139117"/>
+      <w:bookmarkStart w:id="6" w:name="_Toc236702322"/>
       <w:r>
         <w:rPr>
           <w:rFonts w:hint="eastAsia"/>
         </w:rPr>
+        <w:lastRenderedPageBreak/>
         <w:t>第2章 システム全体構成</w:t>
       </w:r>
       <w:bookmarkEnd w:id="6"/>
@@ -4582,7 +4589,7 @@
           <w:rFonts w:hint="eastAsia"/>
         </w:rPr>
       </w:pPr>
-      <w:bookmarkStart w:id="7" w:name="_Toc231139118"/>
+      <w:bookmarkStart w:id="7" w:name="_Toc236702323"/>
       <w:r>
         <w:rPr>
           <w:rFonts w:hint="eastAsia"/>
@@ -4627,7 +4634,7 @@
         <w:rPr>
           <w:rFonts w:hint="eastAsia"/>
         </w:rPr>
-        <w:t>本API群は、印刷するQRシンボルに埋め込む `qrContentUrl` を生成・返却するが、そのURLへアクセスしたユーザーの認証誘導、資産詳細閲覧可否、他施設資産の閲覧制御は扱わない。これらは `/asset-detail/assets/by-qr` を含む資産一覧・資産詳細 API 側で判定する。</w:t>
+        <w:t>本API群は、印刷するQRシンボルに埋め込む qrContentUrl を生成・返却するが、そのURLへアクセスしたユーザーの認証誘導、資産詳細閲覧可否、他施設資産の閲覧制御は扱わない。これらは /asset-detail/assets/by-qr を含む資産一覧・資産詳細 API 側で判定する。</w:t>
       </w:r>
     </w:p>
     <w:p>
@@ -4637,7 +4644,7 @@
           <w:rFonts w:hint="eastAsia"/>
         </w:rPr>
       </w:pPr>
-      <w:bookmarkStart w:id="8" w:name="_Toc231139119"/>
+      <w:bookmarkStart w:id="8" w:name="_Toc236702324"/>
       <w:r>
         <w:rPr>
           <w:rFonts w:hint="eastAsia"/>
@@ -4682,7 +4689,7 @@
         <w:rPr>
           <w:rFonts w:hint="eastAsia"/>
         </w:rPr>
-        <w:t>3. 印刷開始押下時に印刷ジョブ開始受付 API を呼び出し、`qr_print_jobs`、`qr_codes`、`qr_print_job_items` を確定する</w:t>
+        <w:t>3. 印刷開始押下時に印刷ジョブ開始受付 API を呼び出し、qr_print_jobs、qr_codes、qr_print_job_items を確定する</w:t>
       </w:r>
     </w:p>
     <w:p>
@@ -4708,7 +4715,7 @@
         <w:rPr>
           <w:rFonts w:hint="eastAsia"/>
         </w:rPr>
-        <w:t>5. ローカル印刷モジュールの実行完了後、結果反映 API を呼び出して `qr_print_job_items` と `qr_codes.print_status` を更新する</w:t>
+        <w:t>5. ローカル印刷モジュールの実行完了後、結果反映 API を呼び出して qr_print_job_items と qr_codes.print_status を更新する</w:t>
       </w:r>
     </w:p>
     <w:p>
@@ -4731,7 +4738,7 @@
           <w:rFonts w:hint="eastAsia"/>
         </w:rPr>
       </w:pPr>
-      <w:bookmarkStart w:id="9" w:name="_Toc231139120"/>
+      <w:bookmarkStart w:id="9" w:name="_Toc236702325"/>
       <w:r>
         <w:rPr>
           <w:rFonts w:hint="eastAsia"/>
@@ -4762,6 +4769,7 @@
       </w:tblGrid>
       <w:tr>
         <w:trPr>
+          <w:cantSplit/>
           <w:tblHeader/>
         </w:trPr>
         <w:tc>
@@ -4826,6 +4834,9 @@
         </w:tc>
       </w:tr>
       <w:tr>
+        <w:trPr>
+          <w:cantSplit/>
+        </w:trPr>
         <w:tc>
           <w:tcPr>
             <w:tcW w:w="1666" w:type="pct"/>
@@ -4861,6 +4872,9 @@
         </w:tc>
       </w:tr>
       <w:tr>
+        <w:trPr>
+          <w:cantSplit/>
+        </w:trPr>
         <w:tc>
           <w:tcPr>
             <w:tcW w:w="1666" w:type="pct"/>
@@ -4896,6 +4910,9 @@
         </w:tc>
       </w:tr>
       <w:tr>
+        <w:trPr>
+          <w:cantSplit/>
+        </w:trPr>
         <w:tc>
           <w:tcPr>
             <w:tcW w:w="1666" w:type="pct"/>
@@ -4931,6 +4948,9 @@
         </w:tc>
       </w:tr>
       <w:tr>
+        <w:trPr>
+          <w:cantSplit/>
+        </w:trPr>
         <w:tc>
           <w:tcPr>
             <w:tcW w:w="1666" w:type="pct"/>
@@ -4966,6 +4986,9 @@
         </w:tc>
       </w:tr>
       <w:tr>
+        <w:trPr>
+          <w:cantSplit/>
+        </w:trPr>
         <w:tc>
           <w:tcPr>
             <w:tcW w:w="1666" w:type="pct"/>
@@ -5009,7 +5032,7 @@
           <w:rFonts w:hint="eastAsia"/>
         </w:rPr>
       </w:pPr>
-      <w:bookmarkStart w:id="10" w:name="_Toc231139121"/>
+      <w:bookmarkStart w:id="10" w:name="_Toc236702326"/>
       <w:r>
         <w:rPr>
           <w:rFonts w:hint="eastAsia"/>
@@ -5026,7 +5049,7 @@
           <w:rFonts w:hint="eastAsia"/>
         </w:rPr>
       </w:pPr>
-      <w:bookmarkStart w:id="11" w:name="_Toc231139122"/>
+      <w:bookmarkStart w:id="11" w:name="_Toc236702327"/>
       <w:r>
         <w:rPr>
           <w:rFonts w:hint="eastAsia"/>
@@ -5108,7 +5131,7 @@
         <w:rPr>
           <w:rFonts w:hint="eastAsia"/>
         </w:rPr>
-        <w:t>日時形式: ISO 8601（例: `2026-04-22T10:30:00+09:00`）</w:t>
+        <w:t>日時形式: ISO 8601（例: 2026-04-22T10:30:00+09:00）</w:t>
       </w:r>
     </w:p>
     <w:p>
@@ -5165,7 +5188,7 @@
         <w:rPr>
           <w:rFonts w:hint="eastAsia"/>
         </w:rPr>
-        <w:t>QRシンボルへ埋め込む遷移用URLは、アプリ設定ベースURLに `facilityId` と `qr_identifier` の両方をクエリとして付与した形式を用いる</w:t>
+        <w:t>QRシンボルへ埋め込む遷移用URLは、アプリ設定ベースURLに facilityId と qr_identifier の両方をクエリとして付与した形式を用いる</w:t>
       </w:r>
     </w:p>
     <w:p>
@@ -5203,7 +5226,7 @@
         <w:rPr>
           <w:rFonts w:hint="eastAsia"/>
         </w:rPr>
-        <w:t>`qrContentUrl` は `facilityId` / `qr_identifier` / アプリ設定ベースURLから決定的に生成する派生値であり、DBへは保存しない</w:t>
+        <w:t>qrContentUrl は facilityId / qr_identifier / アプリ設定ベースURLから決定的に生成する派生値であり、DBへは保存しない</w:t>
       </w:r>
     </w:p>
     <w:p>
@@ -5232,7 +5255,7 @@
           <w:rFonts w:hint="eastAsia"/>
         </w:rPr>
       </w:pPr>
-      <w:bookmarkStart w:id="12" w:name="_Toc231139123"/>
+      <w:bookmarkStart w:id="12" w:name="_Toc236702328"/>
       <w:r>
         <w:rPr>
           <w:rFonts w:hint="eastAsia"/>
@@ -5251,7 +5274,7 @@
         <w:rPr>
           <w:rFonts w:hint="eastAsia"/>
         </w:rPr>
-        <w:t>ログイン認証で取得した Bearer トークンを `Authorization` ヘッダーに付与して呼び出す。未認証時は 401 を返却する。</w:t>
+        <w:t>ログイン認証で取得した Bearer トークンを Authorization ヘッダーに付与して呼び出す。未認証時は 401 を返却する。</w:t>
       </w:r>
     </w:p>
     <w:p>
@@ -5261,7 +5284,7 @@
           <w:rFonts w:hint="eastAsia"/>
         </w:rPr>
       </w:pPr>
-      <w:bookmarkStart w:id="13" w:name="_Toc231139124"/>
+      <w:bookmarkStart w:id="13" w:name="_Toc236702329"/>
       <w:r>
         <w:rPr>
           <w:rFonts w:hint="eastAsia"/>
@@ -5280,14 +5303,14 @@
         <w:rPr>
           <w:rFonts w:hint="eastAsia"/>
         </w:rPr>
-        <w:t>本API群で使用する `feature_code` は以下の通りとする。通常アカウントでは、対象施設に対する `user_facility_assignments` の有効割当があり、`facility_feature_settings` と `user_facility_feature_settings` の両方で `qr_issue` が `is_enabled=true` の場合に API 実行を許可する。共有システム管理者アカウント（`users.account_type='SYSTEM_ADMIN'`）では、対象施設（`facilityId` または対象ジョブの `facility_id`）が未削除であることを確認できれば、担当施設割当、施設提供設定、ユーザー施設別設定による通常判定を行わず API 実行を許可する。画面</w:t>
+        <w:t xml:space="preserve">本API群で使用する feature_code は以下の通りとする。通常アカウントでは、対象施設に対する user_facility_assignments の有効割当があり、facility_feature_settings と user_facility_feature_settings の両方で qr_issue が is_enabled=true の場合に API 実行を許可する。共有システム管理者アカウント（users.account_type='SYSTEM_ADMIN'）では、対象施設（facilityId または対象ジョブの facility_id）が未削除であることを確認できれば、担当施設割当、施設提供設定、ユーザー施設別設定による通常判定を行わず API 実行を許可する。画面表示用の /auth/context は </w:t>
       </w:r>
       <w:r>
         <w:rPr>
           <w:rFonts w:hint="eastAsia"/>
         </w:rPr>
         <w:lastRenderedPageBreak/>
-        <w:t>表示用の `/auth/context` は UX 用キャッシュであり、各業務 API でも同条件を再判定する。テンプレート一覧はフロントエンド資材、プリンタ候補はテプラ連携/ローカル印刷モジュールの取得結果として扱うため、本APIの権限制御対象外とする。</w:t>
+        <w:t>UX 用キャッシュであり、各業務 API でも同条件を再判定する。テンプレート一覧はフロントエンド資材、プリンタ候補はテプラ連携/ローカル印刷モジュールの取得結果として扱うため、本APIの権限制御対象外とする。</w:t>
       </w:r>
     </w:p>
     <w:p>
@@ -5300,7 +5323,7 @@
         <w:rPr>
           <w:rFonts w:hint="eastAsia"/>
         </w:rPr>
-        <w:t>`qr_issue` はQR発行・ラベル印刷APIの実行可否を制御する権限であり、QRコード読み取り後の資産詳細閲覧権限ではない。資産詳細表示可否は、遷移先の資産一覧・資産詳細 API がログインユーザーの対象施設・対象資産に対する閲覧権限で判定する。</w:t>
+        <w:t>qr_issue はQR発行・ラベル印刷APIの実行可否を制御する権限であり、QRコード読み取り後の資産詳細閲覧権限ではない。資産詳細表示可否は、遷移先の資産一覧・資産詳細 API がログインユーザーの対象施設・対象資産に対する閲覧権限で判定する。</w:t>
       </w:r>
     </w:p>
     <w:tbl>
@@ -5324,6 +5347,7 @@
       </w:tblGrid>
       <w:tr>
         <w:trPr>
+          <w:cantSplit/>
           <w:tblHeader/>
         </w:trPr>
         <w:tc>
@@ -5387,6 +5411,9 @@
         </w:tc>
       </w:tr>
       <w:tr>
+        <w:trPr>
+          <w:cantSplit/>
+        </w:trPr>
         <w:tc>
           <w:tcPr>
             <w:tcW w:w="1666" w:type="pct"/>
@@ -5406,7 +5433,7 @@
           </w:tcPr>
           <w:p>
             <w:r>
-              <w:t>`qr_issue`</w:t>
+              <w:t>qr_issue</w:t>
             </w:r>
           </w:p>
         </w:tc>
@@ -5448,6 +5475,7 @@
       </w:tblGrid>
       <w:tr>
         <w:trPr>
+          <w:cantSplit/>
           <w:tblHeader/>
         </w:trPr>
         <w:tc>
@@ -5532,6 +5560,9 @@
         </w:tc>
       </w:tr>
       <w:tr>
+        <w:trPr>
+          <w:cantSplit/>
+        </w:trPr>
         <w:tc>
           <w:tcPr>
             <w:tcW w:w="1250" w:type="pct"/>
@@ -5551,38 +5582,41 @@
           </w:tcPr>
           <w:p>
             <w:r>
-              <w:t>`qr_issue`</w:t>
-            </w:r>
-          </w:p>
-        </w:tc>
-        <w:tc>
-          <w:tcPr>
-            <w:tcW w:w="1250" w:type="pct"/>
-          </w:tcPr>
-          <w:p>
-            <w:r>
-              <w:rPr>
-                <w:rFonts w:hint="eastAsia"/>
-              </w:rPr>
-              <w:t>通常アカウント: `user_facility_assignments`, `facility_feature_settings`, `user_facility_feature_settings` / 共有システム管理者: `users.account_type`, `facilities.deleted_at`</w:t>
-            </w:r>
-          </w:p>
-        </w:tc>
-        <w:tc>
-          <w:tcPr>
-            <w:tcW w:w="1250" w:type="pct"/>
-          </w:tcPr>
-          <w:p>
-            <w:r>
-              <w:rPr>
-                <w:rFonts w:hint="eastAsia"/>
-              </w:rPr>
-              <w:t>通常アカウントは対象施設で `qr_issue` が実効有効であること。共有システム管理者は対象施設が未削除であること。新規発行/再発行の採番条件を検証し、印刷対象一覧を返却する</w:t>
-            </w:r>
-          </w:p>
-        </w:tc>
-      </w:tr>
-      <w:tr>
+              <w:t>qr_issue</w:t>
+            </w:r>
+          </w:p>
+        </w:tc>
+        <w:tc>
+          <w:tcPr>
+            <w:tcW w:w="1250" w:type="pct"/>
+          </w:tcPr>
+          <w:p>
+            <w:r>
+              <w:rPr>
+                <w:rFonts w:hint="eastAsia"/>
+              </w:rPr>
+              <w:t>通常アカウント: user_facility_assignments, facility_feature_settings, user_facility_feature_settings / 共有システム管理者: users.account_type, facilities.deleted_at</w:t>
+            </w:r>
+          </w:p>
+        </w:tc>
+        <w:tc>
+          <w:tcPr>
+            <w:tcW w:w="1250" w:type="pct"/>
+          </w:tcPr>
+          <w:p>
+            <w:r>
+              <w:rPr>
+                <w:rFonts w:hint="eastAsia"/>
+              </w:rPr>
+              <w:t>通常アカウントは対象施設で qr_issue が実効有効であること。共有システム管理者は対象施設が未削除であること。新規発行/再発行の採番条件を検証し、印刷対象一覧を返却する</w:t>
+            </w:r>
+          </w:p>
+        </w:tc>
+      </w:tr>
+      <w:tr>
+        <w:trPr>
+          <w:cantSplit/>
+        </w:trPr>
         <w:tc>
           <w:tcPr>
             <w:tcW w:w="1250" w:type="pct"/>
@@ -5602,47 +5636,51 @@
           </w:tcPr>
           <w:p>
             <w:r>
-              <w:t>`qr_issue`</w:t>
-            </w:r>
-          </w:p>
-        </w:tc>
-        <w:tc>
-          <w:tcPr>
-            <w:tcW w:w="1250" w:type="pct"/>
-          </w:tcPr>
-          <w:p>
-            <w:r>
-              <w:rPr>
-                <w:rFonts w:hint="eastAsia"/>
-              </w:rPr>
-              <w:t>通常アカウント: `user_facility_assignments`, `facility_feature_settings`, `user_facility_feature_settings` / 共有システム管理者: `users.account_type`, `facilities.deleted_at`</w:t>
-            </w:r>
-          </w:p>
-        </w:tc>
-        <w:tc>
-          <w:tcPr>
-            <w:tcW w:w="1250" w:type="pct"/>
-          </w:tcPr>
-          <w:p>
-            <w:r>
-              <w:rPr>
-                <w:rFonts w:hint="eastAsia"/>
-              </w:rPr>
-              <w:t>通常アカウントは対象施設で `qr_issue` が実効有効であること。共有システム管理者は対象施設が未削除であること。印刷開始受付と `qr_codes` / `qr_print_job_items` の確定を行う</w:t>
-            </w:r>
-          </w:p>
-        </w:tc>
-      </w:tr>
-      <w:tr>
-        <w:tc>
-          <w:tcPr>
-            <w:tcW w:w="1250" w:type="pct"/>
-          </w:tcPr>
-          <w:p>
-            <w:r>
-              <w:rPr>
-                <w:rFonts w:hint="eastAsia"/>
-              </w:rPr>
+              <w:t>qr_issue</w:t>
+            </w:r>
+          </w:p>
+        </w:tc>
+        <w:tc>
+          <w:tcPr>
+            <w:tcW w:w="1250" w:type="pct"/>
+          </w:tcPr>
+          <w:p>
+            <w:r>
+              <w:rPr>
+                <w:rFonts w:hint="eastAsia"/>
+              </w:rPr>
+              <w:t>通常アカウント: user_facility_assignments, facility_feature_settings, user_facility_feature_settings / 共有システム管理者: users.account_type, facilities.deleted_at</w:t>
+            </w:r>
+          </w:p>
+        </w:tc>
+        <w:tc>
+          <w:tcPr>
+            <w:tcW w:w="1250" w:type="pct"/>
+          </w:tcPr>
+          <w:p>
+            <w:r>
+              <w:rPr>
+                <w:rFonts w:hint="eastAsia"/>
+              </w:rPr>
+              <w:t>通常アカウントは対象施設で qr_issue が実効有効であること。共有システム管理者は対象施設が未削除であること。印刷開始受付と qr_codes / qr_print_job_items の確定を行う</w:t>
+            </w:r>
+          </w:p>
+        </w:tc>
+      </w:tr>
+      <w:tr>
+        <w:trPr>
+          <w:cantSplit/>
+        </w:trPr>
+        <w:tc>
+          <w:tcPr>
+            <w:tcW w:w="1250" w:type="pct"/>
+          </w:tcPr>
+          <w:p>
+            <w:r>
+              <w:rPr>
+                <w:rFonts w:hint="eastAsia"/>
+              </w:rPr>
+              <w:lastRenderedPageBreak/>
               <w:t>印刷ジョブ取得</w:t>
             </w:r>
           </w:p>
@@ -5653,63 +5691,50 @@
           </w:tcPr>
           <w:p>
             <w:r>
-              <w:t>`qr_issue`</w:t>
-            </w:r>
-          </w:p>
-        </w:tc>
-        <w:tc>
-          <w:tcPr>
-            <w:tcW w:w="1250" w:type="pct"/>
-          </w:tcPr>
-          <w:p>
-            <w:r>
-              <w:rPr>
-                <w:rFonts w:hint="eastAsia"/>
-              </w:rPr>
-              <w:t>通常アカウント: `user_facility_assignments`, `facility_feature_settings`, `us</w:t>
-            </w:r>
-            <w:r>
-              <w:rPr>
-                <w:rFonts w:hint="eastAsia"/>
-              </w:rPr>
-              <w:lastRenderedPageBreak/>
-              <w:t>er_facility_feature_settings` / 共有システム管理者: `users.account_type`, `facilities.deleted_at`</w:t>
-            </w:r>
-          </w:p>
-        </w:tc>
-        <w:tc>
-          <w:tcPr>
-            <w:tcW w:w="1250" w:type="pct"/>
-          </w:tcPr>
-          <w:p>
-            <w:r>
-              <w:rPr>
-                <w:rFonts w:hint="eastAsia"/>
-              </w:rPr>
-              <w:lastRenderedPageBreak/>
-              <w:t>通常アカウントは対象ジョブ施設で `qr_issue` が実効有効であること。共有システム管</w:t>
-            </w:r>
-            <w:r>
-              <w:rPr>
-                <w:rFonts w:hint="eastAsia"/>
-              </w:rPr>
-              <w:lastRenderedPageBreak/>
-              <w:t>理者は対象ジョブ施設が未削除であること。印刷プレビュー画面の表示情報と現在の結果を取得する</w:t>
-            </w:r>
-          </w:p>
-        </w:tc>
-      </w:tr>
-      <w:tr>
-        <w:tc>
-          <w:tcPr>
-            <w:tcW w:w="1250" w:type="pct"/>
-          </w:tcPr>
-          <w:p>
-            <w:r>
-              <w:rPr>
-                <w:rFonts w:hint="eastAsia"/>
-              </w:rPr>
-              <w:lastRenderedPageBreak/>
+              <w:t>qr_issue</w:t>
+            </w:r>
+          </w:p>
+        </w:tc>
+        <w:tc>
+          <w:tcPr>
+            <w:tcW w:w="1250" w:type="pct"/>
+          </w:tcPr>
+          <w:p>
+            <w:r>
+              <w:rPr>
+                <w:rFonts w:hint="eastAsia"/>
+              </w:rPr>
+              <w:t>通常アカウント: user_facility_assignments, facility_feature_settings, user_facility_feature_settings / 共有システム管理者: users.account_type, facilities.deleted_at</w:t>
+            </w:r>
+          </w:p>
+        </w:tc>
+        <w:tc>
+          <w:tcPr>
+            <w:tcW w:w="1250" w:type="pct"/>
+          </w:tcPr>
+          <w:p>
+            <w:r>
+              <w:rPr>
+                <w:rFonts w:hint="eastAsia"/>
+              </w:rPr>
+              <w:t>通常アカウントは対象ジョブ施設で qr_issue が実効有効であること。共有システム管理者は対象ジョブ施設が未削除であること。印刷プレビュー画面の表示情報と現在の結果を取得する</w:t>
+            </w:r>
+          </w:p>
+        </w:tc>
+      </w:tr>
+      <w:tr>
+        <w:trPr>
+          <w:cantSplit/>
+        </w:trPr>
+        <w:tc>
+          <w:tcPr>
+            <w:tcW w:w="1250" w:type="pct"/>
+          </w:tcPr>
+          <w:p>
+            <w:r>
+              <w:rPr>
+                <w:rFonts w:hint="eastAsia"/>
+              </w:rPr>
               <w:t>印刷結果反映</w:t>
             </w:r>
           </w:p>
@@ -5720,33 +5745,33 @@
           </w:tcPr>
           <w:p>
             <w:r>
-              <w:t>`qr_issue`</w:t>
-            </w:r>
-          </w:p>
-        </w:tc>
-        <w:tc>
-          <w:tcPr>
-            <w:tcW w:w="1250" w:type="pct"/>
-          </w:tcPr>
-          <w:p>
-            <w:r>
-              <w:rPr>
-                <w:rFonts w:hint="eastAsia"/>
-              </w:rPr>
-              <w:t>通常アカウント: `user_facility_assignments`, `facility_feature_settings`, `user_facility_feature_settings` / 共有システム管理者: `users.account_type`, `facilities.deleted_at`</w:t>
-            </w:r>
-          </w:p>
-        </w:tc>
-        <w:tc>
-          <w:tcPr>
-            <w:tcW w:w="1250" w:type="pct"/>
-          </w:tcPr>
-          <w:p>
-            <w:r>
-              <w:rPr>
-                <w:rFonts w:hint="eastAsia"/>
-              </w:rPr>
-              <w:t>通常アカウントは対象ジョブ施設で `qr_issue` が実効有効であること。共有システム管理者は対象ジョブ施設が未削除であること。ローカル印刷モジュールの実行結果を `qr_codes` / 印刷結果へ反映する</w:t>
+              <w:t>qr_issue</w:t>
+            </w:r>
+          </w:p>
+        </w:tc>
+        <w:tc>
+          <w:tcPr>
+            <w:tcW w:w="1250" w:type="pct"/>
+          </w:tcPr>
+          <w:p>
+            <w:r>
+              <w:rPr>
+                <w:rFonts w:hint="eastAsia"/>
+              </w:rPr>
+              <w:t>通常アカウント: user_facility_assignments, facility_feature_settings, user_facility_feature_settings / 共有システム管理者: users.account_type, facilities.deleted_at</w:t>
+            </w:r>
+          </w:p>
+        </w:tc>
+        <w:tc>
+          <w:tcPr>
+            <w:tcW w:w="1250" w:type="pct"/>
+          </w:tcPr>
+          <w:p>
+            <w:r>
+              <w:rPr>
+                <w:rFonts w:hint="eastAsia"/>
+              </w:rPr>
+              <w:t>通常アカウントは対象ジョブ施設で qr_issue が実効有効であること。共有システム管理者は対象ジョブ施設が未削除であること。ローカル印刷モジュールの実行結果を qr_codes / 印刷結果へ反映する</w:t>
             </w:r>
           </w:p>
         </w:tc>
@@ -5760,7 +5785,7 @@
           <w:rFonts w:hint="eastAsia"/>
         </w:rPr>
       </w:pPr>
-      <w:bookmarkStart w:id="14" w:name="_Toc231139125"/>
+      <w:bookmarkStart w:id="14" w:name="_Toc236702330"/>
       <w:r>
         <w:rPr>
           <w:rFonts w:hint="eastAsia"/>
@@ -5785,7 +5810,7 @@
         <w:rPr>
           <w:rFonts w:hint="eastAsia"/>
         </w:rPr>
-        <w:t>`POST /qr-issue/preview` は入力検証と採番候補/再発行対象の導出だけを行い、`qr_codes` / `qr_print_jobs` / `qr_print_job_items` は永続化しない</w:t>
+        <w:t>POST /qr-issue/preview は入力検証と採番候補/再発行対象の導出だけを行い、qr_codes / qr_print_jobs / qr_print_job_items は永続化しない</w:t>
       </w:r>
     </w:p>
     <w:p>
@@ -5804,7 +5829,7 @@
         <w:rPr>
           <w:rFonts w:hint="eastAsia"/>
         </w:rPr>
-        <w:t>`POST /qr-print/jobs` は 1 回の印刷開始受付を 1 DB トランザクションで完結させ、`qr_print_jobs` の作成、新規発行時の `qr_codes` 作成または再発行時の `qr_codes` 更新、`qr_print_job_items` の全件作成を同一トランザクションで行う</w:t>
+        <w:t>POST /qr-print/jobs は 1 回の印刷開始受付を 1 DB トランザクションで完結させ、qr_print_jobs の作成、新規発行時の qr_codes 作成または再発行時の qr_codes 更新、qr_print_job_items の全件作成を同一トランザクションで行う</w:t>
       </w:r>
     </w:p>
     <w:p>
@@ -5823,7 +5848,7 @@
         <w:rPr>
           <w:rFonts w:hint="eastAsia"/>
         </w:rPr>
-        <w:t>新規発行時の採番競合は `(facility_id, code_prefix, code_branch)` 単位でサーバー側再採番またはリトライして解消し、解消できない場合のみ 409 を返す</w:t>
+        <w:t>新規発行時の採番競合は (facility_id, code_prefix, code_branch) 単位でサーバー側再採番またはリトライして解消し、解消できない場合のみ 409 を返す</w:t>
       </w:r>
     </w:p>
     <w:p>
@@ -5842,7 +5867,7 @@
         <w:rPr>
           <w:rFonts w:hint="eastAsia"/>
         </w:rPr>
-        <w:t>`GET /qr-print/jobs/{qrPrintJobId}` は参照専用であり、ジョブ・明細・QRコードの保存値は更新しない。`qrContentUrl` は保存値ではなく、取得時に `facilityId` と `qr_identifier` から再生成する</w:t>
+        <w:t>GET /qr-print/jobs/{qrPrintJobId} は参照専用であり、ジョブ・明細・QRコードの保存値は更新しない。qrContentUrl は保存値ではなく、取得時に facilityId と qr_identifier から再生成する</w:t>
       </w:r>
     </w:p>
     <w:p>
@@ -5861,7 +5886,14 @@
         <w:rPr>
           <w:rFonts w:hint="eastAsia"/>
         </w:rPr>
-        <w:t>`POST /qr-print/jobs/{qrPrintJobId}/result` は 1 回の結果反映を 1 DB トランザクションで完結させ、`qr_print_job_items`、`qr_codes.print_status` / `printed_at`、`qr_print_jobs` の集計列を同時更新する。新しい `qr_codes` 採番や `qr_print_job_items` 追加作成は行わない</w:t>
+        <w:t>POST /qr-print/jobs/{qrPrintJobId}/result は 1 回の結果反映を 1 DB トランザクションで完結させ、qr_print_job_items、qr_codes.print_status / printed_at、qr_print_job</w:t>
+      </w:r>
+      <w:r>
+        <w:rPr>
+          <w:rFonts w:hint="eastAsia"/>
+        </w:rPr>
+        <w:lastRenderedPageBreak/>
+        <w:t>s の集計列を同時更新する。新しい qr_codes 採番や qr_print_job_items 追加作成は行わない</w:t>
       </w:r>
     </w:p>
     <w:p>
@@ -5880,7 +5912,6 @@
         <w:rPr>
           <w:rFonts w:hint="eastAsia"/>
         </w:rPr>
-        <w:lastRenderedPageBreak/>
         <w:t>テンプレート定義本体はフロントエンド資材、プリンタ候補はテプラ連携/ローカル印刷モジュール側の責務とし、サーバーDBには保存しない。テンプレート一覧取得APIおよびプリンタ候補取得APIは設けない</w:t>
       </w:r>
     </w:p>
@@ -5891,7 +5922,7 @@
           <w:rFonts w:hint="eastAsia"/>
         </w:rPr>
       </w:pPr>
-      <w:bookmarkStart w:id="15" w:name="_Toc231139126"/>
+      <w:bookmarkStart w:id="15" w:name="_Toc236702331"/>
       <w:r>
         <w:rPr>
           <w:rFonts w:hint="eastAsia"/>
@@ -5916,7 +5947,7 @@
         <w:rPr>
           <w:rFonts w:hint="eastAsia"/>
         </w:rPr>
-        <w:t>各 API は `facilityId` または対象ジョブの `facility_id` を基準に、認証済みユーザーが当該施設を作業対象施設として扱えるかを検証する</w:t>
+        <w:t>各 API は facilityId または対象ジョブの facility_id を基準に、認証済みユーザーが当該施設を作業対象施設として扱えるかを検証する</w:t>
       </w:r>
     </w:p>
     <w:p>
@@ -5935,7 +5966,7 @@
         <w:rPr>
           <w:rFonts w:hint="eastAsia"/>
         </w:rPr>
-        <w:t>各 API は `/auth/context` の返却値だけを信用せず、対象施設に対する実効 `qr_issue` または共有システム管理者例外を都度再判定する</w:t>
+        <w:t>各 API は /auth/context の返却値だけを信用せず、対象施設に対する実効 qr_issue または共有システム管理者例外を都度再判定する</w:t>
       </w:r>
     </w:p>
     <w:p>
@@ -5954,7 +5985,7 @@
         <w:rPr>
           <w:rFonts w:hint="eastAsia"/>
         </w:rPr>
-        <w:t>通常アカウントでは、対象施設に対する `user_facility_assignments` の有効割当、`facility_feature_settings(feature_code='qr_issue')`、`user_facility_feature_settings(feature_code='qr_issue')` のいずれかを満たさない場合は 403 を返却する</w:t>
+        <w:t>通常アカウントでは、対象施設に対する user_facility_assignments の有効割当、facility_feature_settings(feature_code='qr_issue')、user_facility_feature_settings(feature_code='qr_issue') のいずれかを満たさない場合は 403 を返却する</w:t>
       </w:r>
     </w:p>
     <w:p>
@@ -5973,7 +6004,7 @@
         <w:rPr>
           <w:rFonts w:hint="eastAsia"/>
         </w:rPr>
-        <w:t>共有システム管理者アカウントでは、対象施設または対象ジョブ施設の `facilities.deleted_at IS NULL` を確認できれば通常判定をバイパスし、削除済み施設の場合は 403 を返却する</w:t>
+        <w:t>共有システム管理者アカウントでは、対象施設または対象ジョブ施設の facilities.deleted_at IS NULL を確認できれば通常判定をバイパスし、削除済み施設の場合は 403 を返却する</w:t>
       </w:r>
     </w:p>
     <w:p>
@@ -5992,7 +6023,7 @@
         <w:rPr>
           <w:rFonts w:hint="eastAsia"/>
         </w:rPr>
-        <w:t>`qr_identifier` の一意性判定および採番は施設単位で行う</w:t>
+        <w:t>qr_identifier の一意性判定および採番は施設単位で行う</w:t>
       </w:r>
     </w:p>
     <w:p>
@@ -6002,7 +6033,7 @@
           <w:rFonts w:hint="eastAsia"/>
         </w:rPr>
       </w:pPr>
-      <w:bookmarkStart w:id="16" w:name="_Toc231139127"/>
+      <w:bookmarkStart w:id="16" w:name="_Toc236702332"/>
       <w:r>
         <w:rPr>
           <w:rFonts w:hint="eastAsia"/>
@@ -6018,7 +6049,7 @@
           <w:rFonts w:hint="eastAsia"/>
         </w:rPr>
       </w:pPr>
-      <w:bookmarkStart w:id="17" w:name="_Toc231139128"/>
+      <w:bookmarkStart w:id="17" w:name="_Toc236702333"/>
       <w:r>
         <w:rPr>
           <w:rFonts w:hint="eastAsia"/>
@@ -6049,6 +6080,7 @@
       </w:tblGrid>
       <w:tr>
         <w:trPr>
+          <w:cantSplit/>
           <w:tblHeader/>
         </w:trPr>
         <w:tc>
@@ -6133,6 +6165,9 @@
         </w:tc>
       </w:tr>
       <w:tr>
+        <w:trPr>
+          <w:cantSplit/>
+        </w:trPr>
         <w:tc>
           <w:tcPr>
             <w:tcW w:w="1250" w:type="pct"/>
@@ -6178,6 +6213,9 @@
         </w:tc>
       </w:tr>
       <w:tr>
+        <w:trPr>
+          <w:cantSplit/>
+        </w:trPr>
         <w:tc>
           <w:tcPr>
             <w:tcW w:w="1250" w:type="pct"/>
@@ -6223,6 +6261,9 @@
         </w:tc>
       </w:tr>
       <w:tr>
+        <w:trPr>
+          <w:cantSplit/>
+        </w:trPr>
         <w:tc>
           <w:tcPr>
             <w:tcW w:w="1250" w:type="pct"/>
@@ -6276,11 +6317,12 @@
           <w:rFonts w:hint="eastAsia"/>
         </w:rPr>
       </w:pPr>
-      <w:bookmarkStart w:id="18" w:name="_Toc231139129"/>
+      <w:bookmarkStart w:id="18" w:name="_Toc236702334"/>
       <w:r>
         <w:rPr>
           <w:rFonts w:hint="eastAsia"/>
         </w:rPr>
+        <w:lastRenderedPageBreak/>
         <w:t>第4章 API一覧</w:t>
       </w:r>
       <w:bookmarkEnd w:id="18"/>
@@ -6308,6 +6350,7 @@
       </w:tblGrid>
       <w:tr>
         <w:trPr>
+          <w:cantSplit/>
           <w:tblHeader/>
         </w:trPr>
         <w:tc>
@@ -6410,6 +6453,9 @@
         </w:tc>
       </w:tr>
       <w:tr>
+        <w:trPr>
+          <w:cantSplit/>
+        </w:trPr>
         <w:tc>
           <w:tcPr>
             <w:tcW w:w="1000" w:type="pct"/>
@@ -6452,14 +6498,7 @@
               <w:rPr>
                 <w:rFonts w:hint="eastAsia"/>
               </w:rPr>
-              <w:t>新規発行/再発行の条件を検証し、印刷プレビュー</w:t>
-            </w:r>
-            <w:r>
-              <w:rPr>
-                <w:rFonts w:hint="eastAsia"/>
-              </w:rPr>
-              <w:lastRenderedPageBreak/>
-              <w:t>用のQR一覧を返す</w:t>
+              <w:t>新規発行/再発行の条件を検証し、印刷プレビュー用のQR一覧を返す</w:t>
             </w:r>
           </w:p>
         </w:tc>
@@ -6472,13 +6511,15 @@
               <w:rPr>
                 <w:rFonts w:hint="eastAsia"/>
               </w:rPr>
-              <w:lastRenderedPageBreak/>
               <w:t>要</w:t>
             </w:r>
           </w:p>
         </w:tc>
       </w:tr>
       <w:tr>
+        <w:trPr>
+          <w:cantSplit/>
+        </w:trPr>
         <w:tc>
           <w:tcPr>
             <w:tcW w:w="1000" w:type="pct"/>
@@ -6540,6 +6581,9 @@
         </w:tc>
       </w:tr>
       <w:tr>
+        <w:trPr>
+          <w:cantSplit/>
+        </w:trPr>
         <w:tc>
           <w:tcPr>
             <w:tcW w:w="1000" w:type="pct"/>
@@ -6601,6 +6645,9 @@
         </w:tc>
       </w:tr>
       <w:tr>
+        <w:trPr>
+          <w:cantSplit/>
+        </w:trPr>
         <w:tc>
           <w:tcPr>
             <w:tcW w:w="1000" w:type="pct"/>
@@ -6670,7 +6717,7 @@
           <w:rFonts w:hint="eastAsia"/>
         </w:rPr>
       </w:pPr>
-      <w:bookmarkStart w:id="19" w:name="_Toc231139130"/>
+      <w:bookmarkStart w:id="19" w:name="_Toc236702335"/>
       <w:r>
         <w:rPr>
           <w:rFonts w:hint="eastAsia"/>
@@ -6686,7 +6733,7 @@
           <w:rFonts w:hint="eastAsia"/>
         </w:rPr>
       </w:pPr>
-      <w:bookmarkStart w:id="20" w:name="_Toc231139131"/>
+      <w:bookmarkStart w:id="20" w:name="_Toc236702336"/>
       <w:r>
         <w:rPr>
           <w:rFonts w:hint="eastAsia"/>
@@ -6752,7 +6799,7 @@
           <w:rFonts w:hint="eastAsia"/>
         </w:rPr>
       </w:pPr>
-      <w:bookmarkStart w:id="21" w:name="_Toc231139132"/>
+      <w:bookmarkStart w:id="21" w:name="_Toc236702337"/>
       <w:r>
         <w:rPr>
           <w:rFonts w:hint="eastAsia"/>
@@ -6783,6 +6830,7 @@
       </w:tblGrid>
       <w:tr>
         <w:trPr>
+          <w:cantSplit/>
           <w:tblHeader/>
         </w:trPr>
         <w:tc>
@@ -6867,6 +6915,9 @@
         </w:tc>
       </w:tr>
       <w:tr>
+        <w:trPr>
+          <w:cantSplit/>
+        </w:trPr>
         <w:tc>
           <w:tcPr>
             <w:tcW w:w="1250" w:type="pct"/>
@@ -6912,12 +6963,16 @@
         </w:tc>
       </w:tr>
       <w:tr>
-        <w:tc>
-          <w:tcPr>
-            <w:tcW w:w="1250" w:type="pct"/>
-          </w:tcPr>
-          <w:p>
-            <w:r>
+        <w:trPr>
+          <w:cantSplit/>
+        </w:trPr>
+        <w:tc>
+          <w:tcPr>
+            <w:tcW w:w="1250" w:type="pct"/>
+          </w:tcPr>
+          <w:p>
+            <w:r>
+              <w:lastRenderedPageBreak/>
               <w:t>issueMode</w:t>
             </w:r>
           </w:p>
@@ -6954,6 +7009,9 @@
         </w:tc>
       </w:tr>
       <w:tr>
+        <w:trPr>
+          <w:cantSplit/>
+        </w:trPr>
         <w:tc>
           <w:tcPr>
             <w:tcW w:w="1250" w:type="pct"/>
@@ -6999,6 +7057,9 @@
         </w:tc>
       </w:tr>
       <w:tr>
+        <w:trPr>
+          <w:cantSplit/>
+        </w:trPr>
         <w:tc>
           <w:tcPr>
             <w:tcW w:w="1250" w:type="pct"/>
@@ -7044,13 +7105,15 @@
         </w:tc>
       </w:tr>
       <w:tr>
-        <w:tc>
-          <w:tcPr>
-            <w:tcW w:w="1250" w:type="pct"/>
-          </w:tcPr>
-          <w:p>
-            <w:r>
-              <w:lastRenderedPageBreak/>
+        <w:trPr>
+          <w:cantSplit/>
+        </w:trPr>
+        <w:tc>
+          <w:tcPr>
+            <w:tcW w:w="1250" w:type="pct"/>
+          </w:tcPr>
+          <w:p>
+            <w:r>
               <w:t>issueCount</w:t>
             </w:r>
           </w:p>
@@ -7127,6 +7190,7 @@
       </w:tblGrid>
       <w:tr>
         <w:trPr>
+          <w:cantSplit/>
           <w:tblHeader/>
         </w:trPr>
         <w:tc>
@@ -7211,6 +7275,9 @@
         </w:tc>
       </w:tr>
       <w:tr>
+        <w:trPr>
+          <w:cantSplit/>
+        </w:trPr>
         <w:tc>
           <w:tcPr>
             <w:tcW w:w="1250" w:type="pct"/>
@@ -7256,6 +7323,9 @@
         </w:tc>
       </w:tr>
       <w:tr>
+        <w:trPr>
+          <w:cantSplit/>
+        </w:trPr>
         <w:tc>
           <w:tcPr>
             <w:tcW w:w="1250" w:type="pct"/>
@@ -7301,6 +7371,9 @@
         </w:tc>
       </w:tr>
       <w:tr>
+        <w:trPr>
+          <w:cantSplit/>
+        </w:trPr>
         <w:tc>
           <w:tcPr>
             <w:tcW w:w="1250" w:type="pct"/>
@@ -7383,6 +7456,7 @@
       </w:tblGrid>
       <w:tr>
         <w:trPr>
+          <w:cantSplit/>
           <w:tblHeader/>
         </w:trPr>
         <w:tc>
@@ -7467,6 +7541,9 @@
         </w:tc>
       </w:tr>
       <w:tr>
+        <w:trPr>
+          <w:cantSplit/>
+        </w:trPr>
         <w:tc>
           <w:tcPr>
             <w:tcW w:w="1250" w:type="pct"/>
@@ -7537,7 +7614,7 @@
         <w:rPr>
           <w:rFonts w:hint="eastAsia"/>
         </w:rPr>
-        <w:t>認可条件: 共有システム管理者アカウント（`users.account_type='SYSTEM_ADMIN'`）の場合は、対象施設（`facilityId` または対象ジョブの `facility_id`）が未削除であることを確認し、通常アカウント向けの担当施設割当・施設提供設定・ユーザー施設別設定による判定をバイパスする</w:t>
+        <w:t>認可条件: 共有システム管理者アカウント（users.account_type='SYSTEM_ADMIN'）の場合は、対象施設（facilityId または対象ジョブの facility_id）が未削除であることを確認し、通常アカウント向けの担当施設割当・施設提供設定・ユーザー施設別設定による判定をバイパスする</w:t>
       </w:r>
     </w:p>
     <w:p>
@@ -7550,7 +7627,7 @@
         <w:rPr>
           <w:rFonts w:hint="eastAsia"/>
         </w:rPr>
-        <w:t>認可条件: 通常アカウントの場合、対象施設（`facilityId` または対象ジョブの `facility_id`）について `user_facility_assignments` に有効割当があること</w:t>
+        <w:t>認可条件: 通常アカウントの場合、対象施設（facilityId または対象ジョブの facility_id）について user_facility_assignments に有効割当があること</w:t>
       </w:r>
     </w:p>
     <w:p>
@@ -7563,7 +7640,7 @@
         <w:rPr>
           <w:rFonts w:hint="eastAsia"/>
         </w:rPr>
-        <w:t>認可条件: 通常アカウントの場合、対象施設（`facilityId` または対象ジョブの `facility_id`）について `facility_feature_settings` と `user_facility_feature_settings` の両方で `qr_issue` が有効であること</w:t>
+        <w:t>認可条件: 通常アカウントの場合、対象施設（facilityId または対象ジョブの facility_id）について facility_feature_settings と user_facility_feature_settings の両方で qr_issue が有効であること</w:t>
       </w:r>
     </w:p>
     <w:p>
@@ -7577,6 +7654,7 @@
         <w:rPr>
           <w:rFonts w:hint="eastAsia"/>
         </w:rPr>
+        <w:lastRenderedPageBreak/>
         <w:t>処理仕様</w:t>
       </w:r>
     </w:p>
@@ -7603,7 +7681,7 @@
         <w:rPr>
           <w:rFonts w:hint="eastAsia"/>
         </w:rPr>
-        <w:t>新規発行時は `(facility_id, code_prefix, code_branch)` 単位の既存最大 `code_serial` を参照し、`startSerial` 未指定時は候補値を補完する</w:t>
+        <w:t>新規発行時は (facility_id, code_prefix, code_branch) 単位の既存最大 code_serial を参照し、startSerial 未指定時は候補値を補完する</w:t>
       </w:r>
     </w:p>
     <w:p>
@@ -7616,8 +7694,7 @@
         <w:rPr>
           <w:rFonts w:hint="eastAsia"/>
         </w:rPr>
-        <w:lastRenderedPageBreak/>
-        <w:t>新規発行時は `codePrefix-codeBranch-serial` 形式で指定枚数分の `qr_identifier` 候補一覧を生成する</w:t>
+        <w:t>新規発行時は codePrefix-codeBranch-serial 形式で指定枚数分の qr_identifier 候補一覧を生成する</w:t>
       </w:r>
     </w:p>
     <w:p>
@@ -7630,7 +7707,7 @@
         <w:rPr>
           <w:rFonts w:hint="eastAsia"/>
         </w:rPr>
-        <w:t>再発行時は指定した `reissueStartQrIdentifier` を起点に、既存 `qr_codes` を連番で件数分取得し、1件でも欠番がある場合はエラーとする</w:t>
+        <w:t>再発行時は指定した reissueStartQrIdentifier を起点に、既存 qr_codes を連番で件数分取得し、1件でも欠番がある場合はエラーとする</w:t>
       </w:r>
     </w:p>
     <w:p>
@@ -7643,7 +7720,7 @@
         <w:rPr>
           <w:rFonts w:hint="eastAsia"/>
         </w:rPr>
-        <w:t>プレビュー生成時点では `qr_codes` / `qr_print_jobs` / `qr_print_job_items` を保存しない</w:t>
+        <w:t>プレビュー生成時点では qr_codes / qr_print_jobs / qr_print_job_items を保存しない</w:t>
       </w:r>
     </w:p>
     <w:p>
@@ -7656,7 +7733,7 @@
         <w:rPr>
           <w:rFonts w:hint="eastAsia"/>
         </w:rPr>
-        <w:t>テンプレート定義本体はアプリ内固定のため、`templateKey` の妥当性だけを検証する</w:t>
+        <w:t>テンプレート定義本体はアプリ内固定のため、templateKey の妥当性だけを検証する</w:t>
       </w:r>
     </w:p>
     <w:p>
@@ -7695,6 +7772,7 @@
       </w:tblGrid>
       <w:tr>
         <w:trPr>
+          <w:cantSplit/>
           <w:tblHeader/>
         </w:trPr>
         <w:tc>
@@ -7779,13 +7857,16 @@
         </w:tc>
       </w:tr>
       <w:tr>
-        <w:tc>
-          <w:tcPr>
-            <w:tcW w:w="1250" w:type="pct"/>
-          </w:tcPr>
-          <w:p>
-            <w:r>
-              <w:t>`qr_codes` / `qr_print_jobs` / `qr_print_job_items`</w:t>
+        <w:trPr>
+          <w:cantSplit/>
+        </w:trPr>
+        <w:tc>
+          <w:tcPr>
+            <w:tcW w:w="1250" w:type="pct"/>
+          </w:tcPr>
+          <w:p>
+            <w:r>
+              <w:t>qr_codes / qr_print_jobs / qr_print_job_items</w:t>
             </w:r>
           </w:p>
         </w:tc>
@@ -7830,6 +7911,9 @@
         </w:tc>
       </w:tr>
       <w:tr>
+        <w:trPr>
+          <w:cantSplit/>
+        </w:trPr>
         <w:tc>
           <w:tcPr>
             <w:tcW w:w="1250" w:type="pct"/>
@@ -7852,7 +7936,7 @@
               <w:rPr>
                 <w:rFonts w:hint="eastAsia"/>
               </w:rPr>
-              <w:t>リクエスト `templateKey` / `freeEntryText` / `issueCount` / `codePrefix` / `codeBranch` / `startSerial` / `reissueStartQrIdentifier`</w:t>
+              <w:t>リクエスト templateKey / freeEntryText / issueCount / codePrefix / codeBranch / startSerial / reissueStartQrIdentifier</w:t>
             </w:r>
           </w:p>
         </w:tc>
@@ -7878,12 +7962,15 @@
               <w:rPr>
                 <w:rFonts w:hint="eastAsia"/>
               </w:rPr>
-              <w:t>DB 保存は `POST /qr-print/jobs` で行う</w:t>
-            </w:r>
-          </w:p>
-        </w:tc>
-      </w:tr>
-      <w:tr>
+              <w:t>DB 保存は POST /qr-print/jobs で行う</w:t>
+            </w:r>
+          </w:p>
+        </w:tc>
+      </w:tr>
+      <w:tr>
+        <w:trPr>
+          <w:cantSplit/>
+        </w:trPr>
         <w:tc>
           <w:tcPr>
             <w:tcW w:w="1250" w:type="pct"/>
@@ -7906,7 +7993,7 @@
               <w:rPr>
                 <w:rFonts w:hint="eastAsia"/>
               </w:rPr>
-              <w:t>レスポンス `items[*].previewImageBase64` / `rangeStartQrIdentifier` / `rangeEndQrIdentifier`</w:t>
+              <w:t>レスポンス items[*].previewImageBase64 / rangeStartQrIdentifier / rangeEndQrIdentifier</w:t>
             </w:r>
           </w:p>
         </w:tc>
@@ -7932,7 +8019,7 @@
               <w:rPr>
                 <w:rFonts w:hint="eastAsia"/>
               </w:rPr>
-              <w:t>`previewImageBase64` と採番範囲は保存しない</w:t>
+              <w:t>previewImageBase64 と採番範囲は保存しない</w:t>
             </w:r>
           </w:p>
         </w:tc>
@@ -7946,7 +8033,7 @@
           <w:rFonts w:hint="eastAsia"/>
         </w:rPr>
       </w:pPr>
-      <w:bookmarkStart w:id="22" w:name="_Toc231139133"/>
+      <w:bookmarkStart w:id="22" w:name="_Toc236702338"/>
       <w:r>
         <w:rPr>
           <w:rFonts w:hint="eastAsia"/>
@@ -7977,6 +8064,7 @@
       </w:tblGrid>
       <w:tr>
         <w:trPr>
+          <w:cantSplit/>
           <w:tblHeader/>
         </w:trPr>
         <w:tc>
@@ -8061,6 +8149,9 @@
         </w:tc>
       </w:tr>
       <w:tr>
+        <w:trPr>
+          <w:cantSplit/>
+        </w:trPr>
         <w:tc>
           <w:tcPr>
             <w:tcW w:w="1250" w:type="pct"/>
@@ -8106,6 +8197,9 @@
         </w:tc>
       </w:tr>
       <w:tr>
+        <w:trPr>
+          <w:cantSplit/>
+        </w:trPr>
         <w:tc>
           <w:tcPr>
             <w:tcW w:w="1250" w:type="pct"/>
@@ -8148,6 +8242,9 @@
         </w:tc>
       </w:tr>
       <w:tr>
+        <w:trPr>
+          <w:cantSplit/>
+        </w:trPr>
         <w:tc>
           <w:tcPr>
             <w:tcW w:w="1250" w:type="pct"/>
@@ -8193,12 +8290,16 @@
         </w:tc>
       </w:tr>
       <w:tr>
-        <w:tc>
-          <w:tcPr>
-            <w:tcW w:w="1250" w:type="pct"/>
-          </w:tcPr>
-          <w:p>
-            <w:r>
+        <w:trPr>
+          <w:cantSplit/>
+        </w:trPr>
+        <w:tc>
+          <w:tcPr>
+            <w:tcW w:w="1250" w:type="pct"/>
+          </w:tcPr>
+          <w:p>
+            <w:r>
+              <w:lastRenderedPageBreak/>
               <w:t>templateDisplayName</w:t>
             </w:r>
           </w:p>
@@ -8238,13 +8339,15 @@
         </w:tc>
       </w:tr>
       <w:tr>
-        <w:tc>
-          <w:tcPr>
-            <w:tcW w:w="1250" w:type="pct"/>
-          </w:tcPr>
-          <w:p>
-            <w:r>
-              <w:lastRenderedPageBreak/>
+        <w:trPr>
+          <w:cantSplit/>
+        </w:trPr>
+        <w:tc>
+          <w:tcPr>
+            <w:tcW w:w="1250" w:type="pct"/>
+          </w:tcPr>
+          <w:p>
+            <w:r>
               <w:t>sealSizeLabel</w:t>
             </w:r>
           </w:p>
@@ -8284,6 +8387,9 @@
         </w:tc>
       </w:tr>
       <w:tr>
+        <w:trPr>
+          <w:cantSplit/>
+        </w:trPr>
         <w:tc>
           <w:tcPr>
             <w:tcW w:w="1250" w:type="pct"/>
@@ -8329,6 +8435,9 @@
         </w:tc>
       </w:tr>
       <w:tr>
+        <w:trPr>
+          <w:cantSplit/>
+        </w:trPr>
         <w:tc>
           <w:tcPr>
             <w:tcW w:w="1250" w:type="pct"/>
@@ -8374,6 +8483,9 @@
         </w:tc>
       </w:tr>
       <w:tr>
+        <w:trPr>
+          <w:cantSplit/>
+        </w:trPr>
         <w:tc>
           <w:tcPr>
             <w:tcW w:w="1250" w:type="pct"/>
@@ -8419,6 +8531,9 @@
         </w:tc>
       </w:tr>
       <w:tr>
+        <w:trPr>
+          <w:cantSplit/>
+        </w:trPr>
         <w:tc>
           <w:tcPr>
             <w:tcW w:w="1250" w:type="pct"/>
@@ -8464,6 +8579,9 @@
         </w:tc>
       </w:tr>
       <w:tr>
+        <w:trPr>
+          <w:cantSplit/>
+        </w:trPr>
         <w:tc>
           <w:tcPr>
             <w:tcW w:w="1250" w:type="pct"/>
@@ -8546,6 +8664,7 @@
       </w:tblGrid>
       <w:tr>
         <w:trPr>
+          <w:cantSplit/>
           <w:tblHeader/>
         </w:trPr>
         <w:tc>
@@ -8630,6 +8749,9 @@
         </w:tc>
       </w:tr>
       <w:tr>
+        <w:trPr>
+          <w:cantSplit/>
+        </w:trPr>
         <w:tc>
           <w:tcPr>
             <w:tcW w:w="1250" w:type="pct"/>
@@ -8675,6 +8797,9 @@
         </w:tc>
       </w:tr>
       <w:tr>
+        <w:trPr>
+          <w:cantSplit/>
+        </w:trPr>
         <w:tc>
           <w:tcPr>
             <w:tcW w:w="1250" w:type="pct"/>
@@ -8720,6 +8845,9 @@
         </w:tc>
       </w:tr>
       <w:tr>
+        <w:trPr>
+          <w:cantSplit/>
+        </w:trPr>
         <w:tc>
           <w:tcPr>
             <w:tcW w:w="1250" w:type="pct"/>
@@ -8765,6 +8893,9 @@
         </w:tc>
       </w:tr>
       <w:tr>
+        <w:trPr>
+          <w:cantSplit/>
+        </w:trPr>
         <w:tc>
           <w:tcPr>
             <w:tcW w:w="1250" w:type="pct"/>
@@ -8818,7 +8949,7 @@
           <w:rFonts w:hint="eastAsia"/>
         </w:rPr>
       </w:pPr>
-      <w:bookmarkStart w:id="23" w:name="_Toc231139134"/>
+      <w:bookmarkStart w:id="23" w:name="_Toc236702339"/>
       <w:r>
         <w:rPr>
           <w:rFonts w:hint="eastAsia"/>
@@ -8848,6 +8979,7 @@
       </w:tblGrid>
       <w:tr>
         <w:trPr>
+          <w:cantSplit/>
           <w:tblHeader/>
         </w:trPr>
         <w:tc>
@@ -8911,6 +9043,9 @@
         </w:tc>
       </w:tr>
       <w:tr>
+        <w:trPr>
+          <w:cantSplit/>
+        </w:trPr>
         <w:tc>
           <w:tcPr>
             <w:tcW w:w="1666" w:type="pct"/>
@@ -8946,6 +9081,9 @@
         </w:tc>
       </w:tr>
       <w:tr>
+        <w:trPr>
+          <w:cantSplit/>
+        </w:trPr>
         <w:tc>
           <w:tcPr>
             <w:tcW w:w="1666" w:type="pct"/>
@@ -8981,6 +9119,9 @@
         </w:tc>
       </w:tr>
       <w:tr>
+        <w:trPr>
+          <w:cantSplit/>
+        </w:trPr>
         <w:tc>
           <w:tcPr>
             <w:tcW w:w="1666" w:type="pct"/>
@@ -9016,6 +9157,9 @@
         </w:tc>
       </w:tr>
       <w:tr>
+        <w:trPr>
+          <w:cantSplit/>
+        </w:trPr>
         <w:tc>
           <w:tcPr>
             <w:tcW w:w="1666" w:type="pct"/>
@@ -9035,7 +9179,7 @@
               <w:rPr>
                 <w:rFonts w:hint="eastAsia"/>
               </w:rPr>
-              <w:t>通常アカウントで対象施設に対する実効 `qr_issue` なし、または共有システム管理者で対象施設が削除済み</w:t>
+              <w:t>通常アカウントで対象施設に対する実効 qr_issue なし、または共有システム管理者で対象施設が削除済み</w:t>
             </w:r>
           </w:p>
         </w:tc>
@@ -9051,6 +9195,9 @@
         </w:tc>
       </w:tr>
       <w:tr>
+        <w:trPr>
+          <w:cantSplit/>
+        </w:trPr>
         <w:tc>
           <w:tcPr>
             <w:tcW w:w="1666" w:type="pct"/>
@@ -9086,6 +9233,9 @@
         </w:tc>
       </w:tr>
       <w:tr>
+        <w:trPr>
+          <w:cantSplit/>
+        </w:trPr>
         <w:tc>
           <w:tcPr>
             <w:tcW w:w="1666" w:type="pct"/>
@@ -9121,12 +9271,16 @@
         </w:tc>
       </w:tr>
       <w:tr>
+        <w:trPr>
+          <w:cantSplit/>
+        </w:trPr>
         <w:tc>
           <w:tcPr>
             <w:tcW w:w="1666" w:type="pct"/>
           </w:tcPr>
           <w:p>
             <w:r>
+              <w:lastRenderedPageBreak/>
               <w:t>500</w:t>
             </w:r>
           </w:p>
@@ -9164,12 +9318,11 @@
           <w:rFonts w:hint="eastAsia"/>
         </w:rPr>
       </w:pPr>
-      <w:bookmarkStart w:id="24" w:name="_Toc231139135"/>
+      <w:bookmarkStart w:id="24" w:name="_Toc236702340"/>
       <w:r>
         <w:rPr>
           <w:rFonts w:hint="eastAsia"/>
         </w:rPr>
-        <w:lastRenderedPageBreak/>
         <w:t>印刷ジョブ開始受付（/qr-print/jobs）</w:t>
       </w:r>
       <w:bookmarkEnd w:id="24"/>
@@ -9231,7 +9384,7 @@
           <w:rFonts w:hint="eastAsia"/>
         </w:rPr>
       </w:pPr>
-      <w:bookmarkStart w:id="25" w:name="_Toc231139136"/>
+      <w:bookmarkStart w:id="25" w:name="_Toc236702341"/>
       <w:r>
         <w:rPr>
           <w:rFonts w:hint="eastAsia"/>
@@ -9262,6 +9415,7 @@
       </w:tblGrid>
       <w:tr>
         <w:trPr>
+          <w:cantSplit/>
           <w:tblHeader/>
         </w:trPr>
         <w:tc>
@@ -9346,6 +9500,9 @@
         </w:tc>
       </w:tr>
       <w:tr>
+        <w:trPr>
+          <w:cantSplit/>
+        </w:trPr>
         <w:tc>
           <w:tcPr>
             <w:tcW w:w="1250" w:type="pct"/>
@@ -9391,6 +9548,9 @@
         </w:tc>
       </w:tr>
       <w:tr>
+        <w:trPr>
+          <w:cantSplit/>
+        </w:trPr>
         <w:tc>
           <w:tcPr>
             <w:tcW w:w="1250" w:type="pct"/>
@@ -9433,6 +9593,9 @@
         </w:tc>
       </w:tr>
       <w:tr>
+        <w:trPr>
+          <w:cantSplit/>
+        </w:trPr>
         <w:tc>
           <w:tcPr>
             <w:tcW w:w="1250" w:type="pct"/>
@@ -9478,6 +9641,9 @@
         </w:tc>
       </w:tr>
       <w:tr>
+        <w:trPr>
+          <w:cantSplit/>
+        </w:trPr>
         <w:tc>
           <w:tcPr>
             <w:tcW w:w="1250" w:type="pct"/>
@@ -9523,6 +9689,9 @@
         </w:tc>
       </w:tr>
       <w:tr>
+        <w:trPr>
+          <w:cantSplit/>
+        </w:trPr>
         <w:tc>
           <w:tcPr>
             <w:tcW w:w="1250" w:type="pct"/>
@@ -9539,7 +9708,7 @@
           </w:tcPr>
           <w:p>
             <w:r>
-              <w:t>string(uuid)</w:t>
+              <w:t>string</w:t>
             </w:r>
           </w:p>
         </w:tc>
@@ -9568,6 +9737,9 @@
         </w:tc>
       </w:tr>
       <w:tr>
+        <w:trPr>
+          <w:cantSplit/>
+        </w:trPr>
         <w:tc>
           <w:tcPr>
             <w:tcW w:w="1250" w:type="pct"/>
@@ -9613,6 +9785,9 @@
         </w:tc>
       </w:tr>
       <w:tr>
+        <w:trPr>
+          <w:cantSplit/>
+        </w:trPr>
         <w:tc>
           <w:tcPr>
             <w:tcW w:w="1250" w:type="pct"/>
@@ -9695,6 +9870,7 @@
       </w:tblGrid>
       <w:tr>
         <w:trPr>
+          <w:cantSplit/>
           <w:tblHeader/>
         </w:trPr>
         <w:tc>
@@ -9779,6 +9955,9 @@
         </w:tc>
       </w:tr>
       <w:tr>
+        <w:trPr>
+          <w:cantSplit/>
+        </w:trPr>
         <w:tc>
           <w:tcPr>
             <w:tcW w:w="1250" w:type="pct"/>
@@ -9824,6 +10003,9 @@
         </w:tc>
       </w:tr>
       <w:tr>
+        <w:trPr>
+          <w:cantSplit/>
+        </w:trPr>
         <w:tc>
           <w:tcPr>
             <w:tcW w:w="1250" w:type="pct"/>
@@ -9869,6 +10051,9 @@
         </w:tc>
       </w:tr>
       <w:tr>
+        <w:trPr>
+          <w:cantSplit/>
+        </w:trPr>
         <w:tc>
           <w:tcPr>
             <w:tcW w:w="1250" w:type="pct"/>
@@ -9940,7 +10125,7 @@
         <w:rPr>
           <w:rFonts w:hint="eastAsia"/>
         </w:rPr>
-        <w:t>認可条件: 共有システム管理者アカウント（`users.account_type='SYSTEM_ADMIN'`）の場合は、対象施設（`facilityId` または対象ジョブの `facility_id`）が未削除であることを確認し、通常アカウント向けの担当施設割当・施設提供設定・ユーザー施設別設定による判定をバイパスする</w:t>
+        <w:t>認可条件: 共有システム管理者アカウント（users.account_type='SYSTEM_ADMIN'）の場合は、対象施設（facilityId または対象ジョブの facility_id）が未削除であることを確認し、通常アカウント向けの担当施設割当・施設提供設定・ユーザー施設別設定による判定をバイパスする</w:t>
       </w:r>
     </w:p>
     <w:p>
@@ -9953,7 +10138,7 @@
         <w:rPr>
           <w:rFonts w:hint="eastAsia"/>
         </w:rPr>
-        <w:t>認可条件: 通常アカウントの場合、対象施設（`facilityId` または対象ジョブの `facility_id`）について `user_facility_assignments` に有効割当があること</w:t>
+        <w:t>認可条件: 通常アカウントの場合、対象施設（facilityId または対象ジョブの facility_id）について user_facility_assignments に有効割当があること</w:t>
       </w:r>
     </w:p>
     <w:p>
@@ -9966,7 +10151,7 @@
         <w:rPr>
           <w:rFonts w:hint="eastAsia"/>
         </w:rPr>
-        <w:t>認可条件: 通常アカウントの場合、対象施設（`facilityId` または対象ジョブの `facility_id`）について `facility_feature_settings` と `user_facility_feature_settings` の両方で `qr_issue` が有効であること</w:t>
+        <w:t>認可条件: 通常アカウントの場合、対象施設（facilityId または対象ジョブの facility_id）について facility_feature_settings と user_facility_feature_settings の両方で qr_issue が有効であること</w:t>
       </w:r>
     </w:p>
     <w:p>
@@ -9993,7 +10178,7 @@
         <w:rPr>
           <w:rFonts w:hint="eastAsia"/>
         </w:rPr>
-        <w:t>入力値、`clientRequestId` の形式、`printOrder` 重複、件数整合を検証し、比較用に開始受付ペイロードを正規化する</w:t>
+        <w:t>入力値、clientRequestId の形式、printOrder 重複、件数整合を検証し、比較用に開始受付ペイロードを正規化する</w:t>
       </w:r>
     </w:p>
     <w:p>
@@ -10006,7 +10191,7 @@
         <w:rPr>
           <w:rFonts w:hint="eastAsia"/>
         </w:rPr>
-        <w:t>正規化ルールは、`items` を `printOrder` 昇順で並べ、未指定と `null` は同値として扱う対象項目を統一し、比較対象を `facilityId` / `issueMode` / `templateKey` / `printerName` / `freeEntryText` / `items[*].printOrder` / `items[*].qrIdentifier` / `items[*].existingQrCodeId` とする</w:t>
+        <w:t>正規化ルールは、items を printOrder 昇順で並べ、未指定と null は同値として扱う対象項目を統一し、比較対象を facilityId / issueMode / templateKey / printerName / freeEntryText / items[*].printOrder / items[*].qrIdentifier / items[*].existingQrCodeId とする</w:t>
       </w:r>
     </w:p>
     <w:p>
@@ -10019,7 +10204,7 @@
         <w:rPr>
           <w:rFonts w:hint="eastAsia"/>
         </w:rPr>
-        <w:t>正規化済み開始受付ペイロードから `requestPayloadHash` を生成する。同一ユーザー・同一施設・同一 `clientRequestId` の再送は冪等に扱い、既存 `request_payload_hash` と一致する場合は既存ジョブを返し、不一致の場合は 409 を返す</w:t>
+        <w:t>正規化済み開始受付ペイロードから requestPayloadHash を生成する。同一ユーザー・同一施設・同一 clientRequestId の再送は冪等に扱い、既存 request_payload_hash と一致する場合は既存ジョブを返し、不一致の場合は 409 を返す</w:t>
       </w:r>
     </w:p>
     <w:p>
@@ -10032,7 +10217,7 @@
         <w:rPr>
           <w:rFonts w:hint="eastAsia"/>
         </w:rPr>
-        <w:t>冪等再送として既存ジョブを返す場合は、`qr_print_jobs` / `qr_codes` / `qr_print_job_items` の新規作成・更新を行わない</w:t>
+        <w:t>冪等再送として既存ジョブを返す場合は、qr_print_jobs / qr_codes / qr_print_job_items の新規作成・更新を行わない</w:t>
       </w:r>
     </w:p>
     <w:p>
@@ -10045,7 +10230,7 @@
         <w:rPr>
           <w:rFonts w:hint="eastAsia"/>
         </w:rPr>
-        <w:t>`qr_print_jobs` に1件作成し、`client_request_id`、`request_payload_hash`、`requested_by_user_id`、`requested_at`、`started_at`、`status='IN_PROGRESS'` を設定する。`started_at` は印刷開始受付完了時刻とする</w:t>
+        <w:t>qr_print_jobs に1件作成し、client_request_id、request_payload_hash、requested_by_user_id、requested_at、started_at、status='IN_PROGRESS' を設定する。started_at は印刷開始受付完了時刻とする</w:t>
       </w:r>
     </w:p>
     <w:p>
@@ -10058,7 +10243,7 @@
         <w:rPr>
           <w:rFonts w:hint="eastAsia"/>
         </w:rPr>
-        <w:t>新規発行時は `(facility_id, qr_identifier)` と `(facility_id, code_prefix, code_branch, code_serial)` の重複を再検証したうえで `qr_codes` を作成し、`issue_type='NEW'`、`label_template_key`、`free_entry_text`、`issued_by_user_id`、`issued_at`、`print_status='PRINTING'`、`last_print_job_id` を設定する</w:t>
+        <w:t>新規発行時は (facility_id, qr_identifier) と (facility_id, code_prefix, code_branch, code_serial) の重複を再検証したうえで qr_codes を作成し、issue_type='NEW'、label_template_key、free_entry_text、issued_by_user_id、issued_at、print_status='PRINTING'、last_print_job_id を設定する</w:t>
       </w:r>
     </w:p>
     <w:p>
@@ -10071,7 +10256,7 @@
         <w:rPr>
           <w:rFonts w:hint="eastAsia"/>
         </w:rPr>
-        <w:t>再発行時は既存 `qr_codes` を再取得し、存在確認と `existingQrCodeId` / `qrIdentifier` の整合を検証したうえで、`issue_type='REISSUE'`、`label_template_key`、`free_entry_text`、`issued_by_user_id`、`issued_at`、`print_status='PRINTING'`、`last_print_job_id` を更新する</w:t>
+        <w:t>再発行時は既存 qr_codes を再取得し、存在確認と existingQrCodeId / qrIdentifier の整合を検証したうえで、issue_type='REISSUE'、label_template_key、free_entry_text、issued_by_user_id、issued_at、print_status='PRINTING'、last_print_job_id を更新する</w:t>
       </w:r>
     </w:p>
     <w:p>
@@ -10084,21 +10269,21 @@
         <w:rPr>
           <w:rFonts w:hint="eastAsia"/>
         </w:rPr>
+        <w:t>qr_print_job_items を全件 WAITING で作成し、各明細に確定した qr_code_id、print_order を紐づける</w:t>
+      </w:r>
+    </w:p>
+    <w:p>
+      <w:pPr>
+        <w:rPr>
+          <w:rFonts w:hint="eastAsia"/>
+        </w:rPr>
+      </w:pPr>
+      <w:r>
+        <w:rPr>
+          <w:rFonts w:hint="eastAsia"/>
+        </w:rPr>
         <w:lastRenderedPageBreak/>
-        <w:t>`qr_print_job_items` を全件 `WAITING` で作成し、各明細に確定した `qr_code_id`、`print_order` を紐づける</w:t>
-      </w:r>
-    </w:p>
-    <w:p>
-      <w:pPr>
-        <w:rPr>
-          <w:rFonts w:hint="eastAsia"/>
-        </w:rPr>
-      </w:pPr>
-      <w:r>
-        <w:rPr>
-          <w:rFonts w:hint="eastAsia"/>
-        </w:rPr>
-        <w:t>印刷用の最終確定データとして、各明細の `qrIdentifier` と QRシンボル用遷移URLをレスポンスへ返却する。`qrContentUrl` は保存値ではなく、確定した `facilityId` / `qr_identifier` から生成し、認証トークン、ユーザーID、ロール、権限情報は含めない</w:t>
+        <w:t>印刷用の最終確定データとして、各明細の qrIdentifier と QRシンボル用遷移URLをレスポンスへ返却する。qrContentUrl は保存値ではなく、確定した facilityId / qr_identifier から生成し、認証トークン、ユーザーID、ロール、権限情報は含めない</w:t>
       </w:r>
     </w:p>
     <w:p>
@@ -10137,6 +10322,7 @@
       </w:tblGrid>
       <w:tr>
         <w:trPr>
+          <w:cantSplit/>
           <w:tblHeader/>
         </w:trPr>
         <w:tc>
@@ -10221,23 +10407,26 @@
         </w:tc>
       </w:tr>
       <w:tr>
-        <w:tc>
-          <w:tcPr>
-            <w:tcW w:w="1250" w:type="pct"/>
-          </w:tcPr>
-          <w:p>
-            <w:r>
-              <w:t>`qr_print_jobs`</w:t>
-            </w:r>
-          </w:p>
-        </w:tc>
-        <w:tc>
-          <w:tcPr>
-            <w:tcW w:w="1250" w:type="pct"/>
-          </w:tcPr>
-          <w:p>
-            <w:r>
-              <w:t>`qr_print_job_id`</w:t>
+        <w:trPr>
+          <w:cantSplit/>
+        </w:trPr>
+        <w:tc>
+          <w:tcPr>
+            <w:tcW w:w="1250" w:type="pct"/>
+          </w:tcPr>
+          <w:p>
+            <w:r>
+              <w:t>qr_print_jobs</w:t>
+            </w:r>
+          </w:p>
+        </w:tc>
+        <w:tc>
+          <w:tcPr>
+            <w:tcW w:w="1250" w:type="pct"/>
+          </w:tcPr>
+          <w:p>
+            <w:r>
+              <w:t>qr_print_job_id</w:t>
             </w:r>
           </w:p>
         </w:tc>
@@ -10263,42 +10452,45 @@
               <w:rPr>
                 <w:rFonts w:hint="eastAsia"/>
               </w:rPr>
-              <w:t>レスポンス `qrPrintJobId` として返却する</w:t>
-            </w:r>
-          </w:p>
-        </w:tc>
-      </w:tr>
-      <w:tr>
-        <w:tc>
-          <w:tcPr>
-            <w:tcW w:w="1250" w:type="pct"/>
-          </w:tcPr>
-          <w:p>
-            <w:r>
-              <w:t>`qr_print_jobs`</w:t>
-            </w:r>
-          </w:p>
-        </w:tc>
-        <w:tc>
-          <w:tcPr>
-            <w:tcW w:w="1250" w:type="pct"/>
-          </w:tcPr>
-          <w:p>
-            <w:r>
-              <w:t>`facility_id` / `template_key` / `printer_name` / `client_request_id`</w:t>
-            </w:r>
-          </w:p>
-        </w:tc>
-        <w:tc>
-          <w:tcPr>
-            <w:tcW w:w="1250" w:type="pct"/>
-          </w:tcPr>
-          <w:p>
-            <w:r>
-              <w:rPr>
-                <w:rFonts w:hint="eastAsia"/>
-              </w:rPr>
-              <w:t>リクエスト `facilityId` / `templateKey` / `printerName` / `clientRequestId` を保存する</w:t>
+              <w:t>レスポンス qrPrintJobId として返却する</w:t>
+            </w:r>
+          </w:p>
+        </w:tc>
+      </w:tr>
+      <w:tr>
+        <w:trPr>
+          <w:cantSplit/>
+        </w:trPr>
+        <w:tc>
+          <w:tcPr>
+            <w:tcW w:w="1250" w:type="pct"/>
+          </w:tcPr>
+          <w:p>
+            <w:r>
+              <w:t>qr_print_jobs</w:t>
+            </w:r>
+          </w:p>
+        </w:tc>
+        <w:tc>
+          <w:tcPr>
+            <w:tcW w:w="1250" w:type="pct"/>
+          </w:tcPr>
+          <w:p>
+            <w:r>
+              <w:t>facility_id / template_key / printer_name / client_request_id</w:t>
+            </w:r>
+          </w:p>
+        </w:tc>
+        <w:tc>
+          <w:tcPr>
+            <w:tcW w:w="1250" w:type="pct"/>
+          </w:tcPr>
+          <w:p>
+            <w:r>
+              <w:rPr>
+                <w:rFonts w:hint="eastAsia"/>
+              </w:rPr>
+              <w:t>リクエスト facilityId / templateKey / printerName / clientRequestId を保存する</w:t>
             </w:r>
           </w:p>
         </w:tc>
@@ -10317,23 +10509,26 @@
         </w:tc>
       </w:tr>
       <w:tr>
-        <w:tc>
-          <w:tcPr>
-            <w:tcW w:w="1250" w:type="pct"/>
-          </w:tcPr>
-          <w:p>
-            <w:r>
-              <w:t>`qr_print_jobs`</w:t>
-            </w:r>
-          </w:p>
-        </w:tc>
-        <w:tc>
-          <w:tcPr>
-            <w:tcW w:w="1250" w:type="pct"/>
-          </w:tcPr>
-          <w:p>
-            <w:r>
-              <w:t>`request_payload_hash`</w:t>
+        <w:trPr>
+          <w:cantSplit/>
+        </w:trPr>
+        <w:tc>
+          <w:tcPr>
+            <w:tcW w:w="1250" w:type="pct"/>
+          </w:tcPr>
+          <w:p>
+            <w:r>
+              <w:t>qr_print_jobs</w:t>
+            </w:r>
+          </w:p>
+        </w:tc>
+        <w:tc>
+          <w:tcPr>
+            <w:tcW w:w="1250" w:type="pct"/>
+          </w:tcPr>
+          <w:p>
+            <w:r>
+              <w:t>request_payload_hash</w:t>
             </w:r>
           </w:p>
         </w:tc>
@@ -10365,23 +10560,26 @@
         </w:tc>
       </w:tr>
       <w:tr>
-        <w:tc>
-          <w:tcPr>
-            <w:tcW w:w="1250" w:type="pct"/>
-          </w:tcPr>
-          <w:p>
-            <w:r>
-              <w:t>`qr_print_jobs`</w:t>
-            </w:r>
-          </w:p>
-        </w:tc>
-        <w:tc>
-          <w:tcPr>
-            <w:tcW w:w="1250" w:type="pct"/>
-          </w:tcPr>
-          <w:p>
-            <w:r>
-              <w:t>`requested_by_user_id`</w:t>
+        <w:trPr>
+          <w:cantSplit/>
+        </w:trPr>
+        <w:tc>
+          <w:tcPr>
+            <w:tcW w:w="1250" w:type="pct"/>
+          </w:tcPr>
+          <w:p>
+            <w:r>
+              <w:t>qr_print_jobs</w:t>
+            </w:r>
+          </w:p>
+        </w:tc>
+        <w:tc>
+          <w:tcPr>
+            <w:tcW w:w="1250" w:type="pct"/>
+          </w:tcPr>
+          <w:p>
+            <w:r>
+              <w:t>requested_by_user_id</w:t>
             </w:r>
           </w:p>
         </w:tc>
@@ -10413,84 +10611,90 @@
         </w:tc>
       </w:tr>
       <w:tr>
-        <w:tc>
-          <w:tcPr>
-            <w:tcW w:w="1250" w:type="pct"/>
-          </w:tcPr>
-          <w:p>
-            <w:r>
-              <w:t>`qr_print_jobs`</w:t>
-            </w:r>
-          </w:p>
-        </w:tc>
-        <w:tc>
-          <w:tcPr>
-            <w:tcW w:w="1250" w:type="pct"/>
-          </w:tcPr>
-          <w:p>
-            <w:r>
-              <w:t>`requested_at` / `started_at` / `finished_at`</w:t>
-            </w:r>
-          </w:p>
-        </w:tc>
-        <w:tc>
-          <w:tcPr>
-            <w:tcW w:w="1250" w:type="pct"/>
-          </w:tcPr>
-          <w:p>
-            <w:r>
-              <w:rPr>
-                <w:rFonts w:hint="eastAsia"/>
-              </w:rPr>
-              <w:t>現在時刻 / 現在時刻 / `NULL` を保存する</w:t>
-            </w:r>
-          </w:p>
-        </w:tc>
-        <w:tc>
-          <w:tcPr>
-            <w:tcW w:w="1250" w:type="pct"/>
-          </w:tcPr>
-          <w:p>
-            <w:r>
-              <w:rPr>
-                <w:rFonts w:hint="eastAsia"/>
-              </w:rPr>
-              <w:t>`started_at` は印刷開始受付完了時刻</w:t>
-            </w:r>
-          </w:p>
-        </w:tc>
-      </w:tr>
-      <w:tr>
-        <w:tc>
-          <w:tcPr>
-            <w:tcW w:w="1250" w:type="pct"/>
-          </w:tcPr>
-          <w:p>
-            <w:r>
-              <w:t>`qr_print_jobs`</w:t>
-            </w:r>
-          </w:p>
-        </w:tc>
-        <w:tc>
-          <w:tcPr>
-            <w:tcW w:w="1250" w:type="pct"/>
-          </w:tcPr>
-          <w:p>
-            <w:r>
-              <w:t>`status` / `success_count` / `failure_count` / `error_stage` / `error_summary`</w:t>
-            </w:r>
-          </w:p>
-        </w:tc>
-        <w:tc>
-          <w:tcPr>
-            <w:tcW w:w="1250" w:type="pct"/>
-          </w:tcPr>
-          <w:p>
-            <w:r>
-              <w:rPr>
-                <w:rFonts w:hint="eastAsia"/>
-              </w:rPr>
-              <w:t>`IN_PROGRESS` / `0` / `0` / `NULL` / `NULL` を保存する</w:t>
+        <w:trPr>
+          <w:cantSplit/>
+        </w:trPr>
+        <w:tc>
+          <w:tcPr>
+            <w:tcW w:w="1250" w:type="pct"/>
+          </w:tcPr>
+          <w:p>
+            <w:r>
+              <w:t>qr_print_jobs</w:t>
+            </w:r>
+          </w:p>
+        </w:tc>
+        <w:tc>
+          <w:tcPr>
+            <w:tcW w:w="1250" w:type="pct"/>
+          </w:tcPr>
+          <w:p>
+            <w:r>
+              <w:t>requested_at / started_at / finished_at</w:t>
+            </w:r>
+          </w:p>
+        </w:tc>
+        <w:tc>
+          <w:tcPr>
+            <w:tcW w:w="1250" w:type="pct"/>
+          </w:tcPr>
+          <w:p>
+            <w:r>
+              <w:rPr>
+                <w:rFonts w:hint="eastAsia"/>
+              </w:rPr>
+              <w:t>現在時刻 / 現在時刻 / NULL を保存する</w:t>
+            </w:r>
+          </w:p>
+        </w:tc>
+        <w:tc>
+          <w:tcPr>
+            <w:tcW w:w="1250" w:type="pct"/>
+          </w:tcPr>
+          <w:p>
+            <w:r>
+              <w:rPr>
+                <w:rFonts w:hint="eastAsia"/>
+              </w:rPr>
+              <w:t>started_at は印刷開始受付完了時刻</w:t>
+            </w:r>
+          </w:p>
+        </w:tc>
+      </w:tr>
+      <w:tr>
+        <w:trPr>
+          <w:cantSplit/>
+        </w:trPr>
+        <w:tc>
+          <w:tcPr>
+            <w:tcW w:w="1250" w:type="pct"/>
+          </w:tcPr>
+          <w:p>
+            <w:r>
+              <w:t>qr_print_jobs</w:t>
+            </w:r>
+          </w:p>
+        </w:tc>
+        <w:tc>
+          <w:tcPr>
+            <w:tcW w:w="1250" w:type="pct"/>
+          </w:tcPr>
+          <w:p>
+            <w:r>
+              <w:t>status / success_count / failure_count / error_stage / error_summary</w:t>
+            </w:r>
+          </w:p>
+        </w:tc>
+        <w:tc>
+          <w:tcPr>
+            <w:tcW w:w="1250" w:type="pct"/>
+          </w:tcPr>
+          <w:p>
+            <w:r>
+              <w:rPr>
+                <w:rFonts w:hint="eastAsia"/>
+              </w:rPr>
+              <w:t>IN_PROGRESS / 0 / 0 / NULL / NULL を保存する</w:t>
             </w:r>
           </w:p>
         </w:tc>
@@ -10509,23 +10713,26 @@
         </w:tc>
       </w:tr>
       <w:tr>
-        <w:tc>
-          <w:tcPr>
-            <w:tcW w:w="1250" w:type="pct"/>
-          </w:tcPr>
-          <w:p>
-            <w:r>
-              <w:t>`qr_print_jobs`</w:t>
-            </w:r>
-          </w:p>
-        </w:tc>
-        <w:tc>
-          <w:tcPr>
-            <w:tcW w:w="1250" w:type="pct"/>
-          </w:tcPr>
-          <w:p>
-            <w:r>
-              <w:t>`created_at` / `updated_at`</w:t>
+        <w:trPr>
+          <w:cantSplit/>
+        </w:trPr>
+        <w:tc>
+          <w:tcPr>
+            <w:tcW w:w="1250" w:type="pct"/>
+          </w:tcPr>
+          <w:p>
+            <w:r>
+              <w:t>qr_print_jobs</w:t>
+            </w:r>
+          </w:p>
+        </w:tc>
+        <w:tc>
+          <w:tcPr>
+            <w:tcW w:w="1250" w:type="pct"/>
+          </w:tcPr>
+          <w:p>
+            <w:r>
+              <w:t>created_at / updated_at</w:t>
             </w:r>
           </w:p>
         </w:tc>
@@ -10569,7 +10776,6 @@
         <w:rPr>
           <w:rFonts w:hint="eastAsia"/>
         </w:rPr>
-        <w:lastRenderedPageBreak/>
         <w:t>永続化マッピング（QRコード）</w:t>
       </w:r>
     </w:p>
@@ -10595,6 +10801,7 @@
       </w:tblGrid>
       <w:tr>
         <w:trPr>
+          <w:cantSplit/>
           <w:tblHeader/>
         </w:trPr>
         <w:tc>
@@ -10679,39 +10886,42 @@
         </w:tc>
       </w:tr>
       <w:tr>
-        <w:tc>
-          <w:tcPr>
-            <w:tcW w:w="1250" w:type="pct"/>
-          </w:tcPr>
-          <w:p>
-            <w:r>
-              <w:t>`qr_codes`</w:t>
-            </w:r>
-          </w:p>
-        </w:tc>
-        <w:tc>
-          <w:tcPr>
-            <w:tcW w:w="1250" w:type="pct"/>
-          </w:tcPr>
-          <w:p>
-            <w:r>
-              <w:rPr>
-                <w:rFonts w:hint="eastAsia"/>
-              </w:rPr>
-              <w:t>新規発行: `facility_id` / `qr_identifier` / `code_prefix` / `code_branch` / `code_serial`</w:t>
-            </w:r>
-          </w:p>
-        </w:tc>
-        <w:tc>
-          <w:tcPr>
-            <w:tcW w:w="1250" w:type="pct"/>
-          </w:tcPr>
-          <w:p>
-            <w:r>
-              <w:rPr>
-                <w:rFonts w:hint="eastAsia"/>
-              </w:rPr>
-              <w:t>リクエスト `facilityId` と `items[*].qrIdentifier` から導出した採番構成要素を保存する</w:t>
+        <w:trPr>
+          <w:cantSplit/>
+        </w:trPr>
+        <w:tc>
+          <w:tcPr>
+            <w:tcW w:w="1250" w:type="pct"/>
+          </w:tcPr>
+          <w:p>
+            <w:r>
+              <w:t>qr_codes</w:t>
+            </w:r>
+          </w:p>
+        </w:tc>
+        <w:tc>
+          <w:tcPr>
+            <w:tcW w:w="1250" w:type="pct"/>
+          </w:tcPr>
+          <w:p>
+            <w:r>
+              <w:rPr>
+                <w:rFonts w:hint="eastAsia"/>
+              </w:rPr>
+              <w:t>新規発行: facility_id / qr_identifier / code_prefix / code_branch / code_serial</w:t>
+            </w:r>
+          </w:p>
+        </w:tc>
+        <w:tc>
+          <w:tcPr>
+            <w:tcW w:w="1250" w:type="pct"/>
+          </w:tcPr>
+          <w:p>
+            <w:r>
+              <w:rPr>
+                <w:rFonts w:hint="eastAsia"/>
+              </w:rPr>
+              <w:t>リクエスト facilityId と items[*].qrIdentifier から導出した採番構成要素を保存する</w:t>
             </w:r>
           </w:p>
         </w:tc>
@@ -10730,39 +10940,43 @@
         </w:tc>
       </w:tr>
       <w:tr>
-        <w:tc>
-          <w:tcPr>
-            <w:tcW w:w="1250" w:type="pct"/>
-          </w:tcPr>
-          <w:p>
-            <w:r>
-              <w:t>`qr_codes`</w:t>
-            </w:r>
-          </w:p>
-        </w:tc>
-        <w:tc>
-          <w:tcPr>
-            <w:tcW w:w="1250" w:type="pct"/>
-          </w:tcPr>
-          <w:p>
-            <w:r>
-              <w:rPr>
-                <w:rFonts w:hint="eastAsia"/>
-              </w:rPr>
-              <w:t>新規発行: `issue_type` / `label_template_key` / `free_entry_text`</w:t>
-            </w:r>
-          </w:p>
-        </w:tc>
-        <w:tc>
-          <w:tcPr>
-            <w:tcW w:w="1250" w:type="pct"/>
-          </w:tcPr>
-          <w:p>
-            <w:r>
-              <w:rPr>
-                <w:rFonts w:hint="eastAsia"/>
-              </w:rPr>
-              <w:t>`NEW` / リクエスト `templateKey` / `freeEntryText` を保存する</w:t>
+        <w:trPr>
+          <w:cantSplit/>
+        </w:trPr>
+        <w:tc>
+          <w:tcPr>
+            <w:tcW w:w="1250" w:type="pct"/>
+          </w:tcPr>
+          <w:p>
+            <w:r>
+              <w:lastRenderedPageBreak/>
+              <w:t>qr_codes</w:t>
+            </w:r>
+          </w:p>
+        </w:tc>
+        <w:tc>
+          <w:tcPr>
+            <w:tcW w:w="1250" w:type="pct"/>
+          </w:tcPr>
+          <w:p>
+            <w:r>
+              <w:rPr>
+                <w:rFonts w:hint="eastAsia"/>
+              </w:rPr>
+              <w:t>新規発行: issue_type / label_template_key / free_entry_text</w:t>
+            </w:r>
+          </w:p>
+        </w:tc>
+        <w:tc>
+          <w:tcPr>
+            <w:tcW w:w="1250" w:type="pct"/>
+          </w:tcPr>
+          <w:p>
+            <w:r>
+              <w:rPr>
+                <w:rFonts w:hint="eastAsia"/>
+              </w:rPr>
+              <w:t>NEW / リクエスト templateKey / freeEntryText を保存する</w:t>
             </w:r>
           </w:p>
         </w:tc>
@@ -10781,39 +10995,42 @@
         </w:tc>
       </w:tr>
       <w:tr>
-        <w:tc>
-          <w:tcPr>
-            <w:tcW w:w="1250" w:type="pct"/>
-          </w:tcPr>
-          <w:p>
-            <w:r>
-              <w:t>`qr_codes`</w:t>
-            </w:r>
-          </w:p>
-        </w:tc>
-        <w:tc>
-          <w:tcPr>
-            <w:tcW w:w="1250" w:type="pct"/>
-          </w:tcPr>
-          <w:p>
-            <w:r>
-              <w:rPr>
-                <w:rFonts w:hint="eastAsia"/>
-              </w:rPr>
-              <w:t>新規発行: `issued_by_user_id` / `issued_at` / `print_status` / `last_print_job_id` / `printed_at`</w:t>
-            </w:r>
-          </w:p>
-        </w:tc>
-        <w:tc>
-          <w:tcPr>
-            <w:tcW w:w="1250" w:type="pct"/>
-          </w:tcPr>
-          <w:p>
-            <w:r>
-              <w:rPr>
-                <w:rFonts w:hint="eastAsia"/>
-              </w:rPr>
-              <w:t>認証ユーザーID / 現在時刻 / `PRINTING` / 新規 `qr_print_job_id` / `NULL` を保存する</w:t>
+        <w:trPr>
+          <w:cantSplit/>
+        </w:trPr>
+        <w:tc>
+          <w:tcPr>
+            <w:tcW w:w="1250" w:type="pct"/>
+          </w:tcPr>
+          <w:p>
+            <w:r>
+              <w:t>qr_codes</w:t>
+            </w:r>
+          </w:p>
+        </w:tc>
+        <w:tc>
+          <w:tcPr>
+            <w:tcW w:w="1250" w:type="pct"/>
+          </w:tcPr>
+          <w:p>
+            <w:r>
+              <w:rPr>
+                <w:rFonts w:hint="eastAsia"/>
+              </w:rPr>
+              <w:t>新規発行: issued_by_user_id / issued_at / print_status / last_print_job_id / printed_at</w:t>
+            </w:r>
+          </w:p>
+        </w:tc>
+        <w:tc>
+          <w:tcPr>
+            <w:tcW w:w="1250" w:type="pct"/>
+          </w:tcPr>
+          <w:p>
+            <w:r>
+              <w:rPr>
+                <w:rFonts w:hint="eastAsia"/>
+              </w:rPr>
+              <w:t>認証ユーザーID / 現在時刻 / PRINTING / 新規 qr_print_job_id / NULL を保存する</w:t>
             </w:r>
           </w:p>
         </w:tc>
@@ -10832,39 +11049,42 @@
         </w:tc>
       </w:tr>
       <w:tr>
-        <w:tc>
-          <w:tcPr>
-            <w:tcW w:w="1250" w:type="pct"/>
-          </w:tcPr>
-          <w:p>
-            <w:r>
-              <w:t>`qr_codes`</w:t>
-            </w:r>
-          </w:p>
-        </w:tc>
-        <w:tc>
-          <w:tcPr>
-            <w:tcW w:w="1250" w:type="pct"/>
-          </w:tcPr>
-          <w:p>
-            <w:r>
-              <w:rPr>
-                <w:rFonts w:hint="eastAsia"/>
-              </w:rPr>
-              <w:t>新規発行: `asset_ledger_id` / `created_at` / `updated_at` / `deleted_at`</w:t>
-            </w:r>
-          </w:p>
-        </w:tc>
-        <w:tc>
-          <w:tcPr>
-            <w:tcW w:w="1250" w:type="pct"/>
-          </w:tcPr>
-          <w:p>
-            <w:r>
-              <w:rPr>
-                <w:rFonts w:hint="eastAsia"/>
-              </w:rPr>
-              <w:t>`NULL` / 現在時刻 / 現在時刻 / `NULL` を保存する</w:t>
+        <w:trPr>
+          <w:cantSplit/>
+        </w:trPr>
+        <w:tc>
+          <w:tcPr>
+            <w:tcW w:w="1250" w:type="pct"/>
+          </w:tcPr>
+          <w:p>
+            <w:r>
+              <w:t>qr_codes</w:t>
+            </w:r>
+          </w:p>
+        </w:tc>
+        <w:tc>
+          <w:tcPr>
+            <w:tcW w:w="1250" w:type="pct"/>
+          </w:tcPr>
+          <w:p>
+            <w:r>
+              <w:rPr>
+                <w:rFonts w:hint="eastAsia"/>
+              </w:rPr>
+              <w:t>新規発行: asset_ledger_id / created_at / updated_at / deleted_at</w:t>
+            </w:r>
+          </w:p>
+        </w:tc>
+        <w:tc>
+          <w:tcPr>
+            <w:tcW w:w="1250" w:type="pct"/>
+          </w:tcPr>
+          <w:p>
+            <w:r>
+              <w:rPr>
+                <w:rFonts w:hint="eastAsia"/>
+              </w:rPr>
+              <w:t>NULL / 現在時刻 / 現在時刻 / NULL を保存する</w:t>
             </w:r>
           </w:p>
         </w:tc>
@@ -10883,39 +11103,42 @@
         </w:tc>
       </w:tr>
       <w:tr>
-        <w:tc>
-          <w:tcPr>
-            <w:tcW w:w="1250" w:type="pct"/>
-          </w:tcPr>
-          <w:p>
-            <w:r>
-              <w:t>`qr_codes`</w:t>
-            </w:r>
-          </w:p>
-        </w:tc>
-        <w:tc>
-          <w:tcPr>
-            <w:tcW w:w="1250" w:type="pct"/>
-          </w:tcPr>
-          <w:p>
-            <w:r>
-              <w:rPr>
-                <w:rFonts w:hint="eastAsia"/>
-              </w:rPr>
-              <w:t>再発行: 対象 `existingQrCodeId` 行の `issue_type` / `label_template_key` / `free_entry_text`</w:t>
-            </w:r>
-          </w:p>
-        </w:tc>
-        <w:tc>
-          <w:tcPr>
-            <w:tcW w:w="1250" w:type="pct"/>
-          </w:tcPr>
-          <w:p>
-            <w:r>
-              <w:rPr>
-                <w:rFonts w:hint="eastAsia"/>
-              </w:rPr>
-              <w:t>`REISSUE` / リクエスト `templateKey` / `freeEntryText` で更新する</w:t>
+        <w:trPr>
+          <w:cantSplit/>
+        </w:trPr>
+        <w:tc>
+          <w:tcPr>
+            <w:tcW w:w="1250" w:type="pct"/>
+          </w:tcPr>
+          <w:p>
+            <w:r>
+              <w:t>qr_codes</w:t>
+            </w:r>
+          </w:p>
+        </w:tc>
+        <w:tc>
+          <w:tcPr>
+            <w:tcW w:w="1250" w:type="pct"/>
+          </w:tcPr>
+          <w:p>
+            <w:r>
+              <w:rPr>
+                <w:rFonts w:hint="eastAsia"/>
+              </w:rPr>
+              <w:t>再発行: 対象 existingQrCodeId 行の issue_type / label_template_key / free_entry_text</w:t>
+            </w:r>
+          </w:p>
+        </w:tc>
+        <w:tc>
+          <w:tcPr>
+            <w:tcW w:w="1250" w:type="pct"/>
+          </w:tcPr>
+          <w:p>
+            <w:r>
+              <w:rPr>
+                <w:rFonts w:hint="eastAsia"/>
+              </w:rPr>
+              <w:t>REISSUE / リクエスト templateKey / freeEntryText で更新する</w:t>
             </w:r>
           </w:p>
         </w:tc>
@@ -10934,39 +11157,42 @@
         </w:tc>
       </w:tr>
       <w:tr>
-        <w:tc>
-          <w:tcPr>
-            <w:tcW w:w="1250" w:type="pct"/>
-          </w:tcPr>
-          <w:p>
-            <w:r>
-              <w:t>`qr_codes`</w:t>
-            </w:r>
-          </w:p>
-        </w:tc>
-        <w:tc>
-          <w:tcPr>
-            <w:tcW w:w="1250" w:type="pct"/>
-          </w:tcPr>
-          <w:p>
-            <w:r>
-              <w:rPr>
-                <w:rFonts w:hint="eastAsia"/>
-              </w:rPr>
-              <w:t>再発行: 対象 `existingQrCodeId` 行の `issued_by_user_id` / `issued_at` / `print_status` / `last_print_job_id`</w:t>
-            </w:r>
-          </w:p>
-        </w:tc>
-        <w:tc>
-          <w:tcPr>
-            <w:tcW w:w="1250" w:type="pct"/>
-          </w:tcPr>
-          <w:p>
-            <w:r>
-              <w:rPr>
-                <w:rFonts w:hint="eastAsia"/>
-              </w:rPr>
-              <w:t>認証ユーザーID / 現在時刻 / `PRINTING` / 新規 `qr_print_job_id` で更新する</w:t>
+        <w:trPr>
+          <w:cantSplit/>
+        </w:trPr>
+        <w:tc>
+          <w:tcPr>
+            <w:tcW w:w="1250" w:type="pct"/>
+          </w:tcPr>
+          <w:p>
+            <w:r>
+              <w:t>qr_codes</w:t>
+            </w:r>
+          </w:p>
+        </w:tc>
+        <w:tc>
+          <w:tcPr>
+            <w:tcW w:w="1250" w:type="pct"/>
+          </w:tcPr>
+          <w:p>
+            <w:r>
+              <w:rPr>
+                <w:rFonts w:hint="eastAsia"/>
+              </w:rPr>
+              <w:t>再発行: 対象 existingQrCodeId 行の issued_by_user_id / issued_at / print_status / last_print_job_id</w:t>
+            </w:r>
+          </w:p>
+        </w:tc>
+        <w:tc>
+          <w:tcPr>
+            <w:tcW w:w="1250" w:type="pct"/>
+          </w:tcPr>
+          <w:p>
+            <w:r>
+              <w:rPr>
+                <w:rFonts w:hint="eastAsia"/>
+              </w:rPr>
+              <w:t>認証ユーザーID / 現在時刻 / PRINTING / 新規 qr_print_job_id で更新する</w:t>
             </w:r>
           </w:p>
         </w:tc>
@@ -10985,46 +11211,41 @@
         </w:tc>
       </w:tr>
       <w:tr>
-        <w:tc>
-          <w:tcPr>
-            <w:tcW w:w="1250" w:type="pct"/>
-          </w:tcPr>
-          <w:p>
-            <w:r>
-              <w:t>`qr_codes`</w:t>
-            </w:r>
-          </w:p>
-        </w:tc>
-        <w:tc>
-          <w:tcPr>
-            <w:tcW w:w="1250" w:type="pct"/>
-          </w:tcPr>
-          <w:p>
-            <w:r>
-              <w:rPr>
-                <w:rFonts w:hint="eastAsia"/>
-              </w:rPr>
-              <w:t xml:space="preserve">再発行: `qr_identifier` / `code_prefix` / `code_branch` </w:t>
-            </w:r>
-            <w:r>
-              <w:rPr>
-                <w:rFonts w:hint="eastAsia"/>
-              </w:rPr>
-              <w:lastRenderedPageBreak/>
-              <w:t>/ `code_serial` / `asset_ledger_id` / `printed_at`</w:t>
-            </w:r>
-          </w:p>
-        </w:tc>
-        <w:tc>
-          <w:tcPr>
-            <w:tcW w:w="1250" w:type="pct"/>
-          </w:tcPr>
-          <w:p>
-            <w:r>
-              <w:rPr>
-                <w:rFonts w:hint="eastAsia"/>
-              </w:rPr>
-              <w:lastRenderedPageBreak/>
+        <w:trPr>
+          <w:cantSplit/>
+        </w:trPr>
+        <w:tc>
+          <w:tcPr>
+            <w:tcW w:w="1250" w:type="pct"/>
+          </w:tcPr>
+          <w:p>
+            <w:r>
+              <w:t>qr_codes</w:t>
+            </w:r>
+          </w:p>
+        </w:tc>
+        <w:tc>
+          <w:tcPr>
+            <w:tcW w:w="1250" w:type="pct"/>
+          </w:tcPr>
+          <w:p>
+            <w:r>
+              <w:rPr>
+                <w:rFonts w:hint="eastAsia"/>
+              </w:rPr>
+              <w:t>再発行: qr_identifier / code_prefix / code_branch / code_serial / asset_ledger_id / printed_at</w:t>
+            </w:r>
+          </w:p>
+        </w:tc>
+        <w:tc>
+          <w:tcPr>
+            <w:tcW w:w="1250" w:type="pct"/>
+          </w:tcPr>
+          <w:p>
+            <w:r>
+              <w:rPr>
+                <w:rFonts w:hint="eastAsia"/>
+              </w:rPr>
               <w:t>変更しない</w:t>
             </w:r>
           </w:p>
@@ -11056,6 +11277,7 @@
         <w:rPr>
           <w:rFonts w:hint="eastAsia"/>
         </w:rPr>
+        <w:lastRenderedPageBreak/>
         <w:t>永続化マッピング（印刷ジョブ明細）</w:t>
       </w:r>
     </w:p>
@@ -11081,6 +11303,7 @@
       </w:tblGrid>
       <w:tr>
         <w:trPr>
+          <w:cantSplit/>
           <w:tblHeader/>
         </w:trPr>
         <w:tc>
@@ -11165,23 +11388,26 @@
         </w:tc>
       </w:tr>
       <w:tr>
-        <w:tc>
-          <w:tcPr>
-            <w:tcW w:w="1250" w:type="pct"/>
-          </w:tcPr>
-          <w:p>
-            <w:r>
-              <w:t>`qr_print_job_items`</w:t>
-            </w:r>
-          </w:p>
-        </w:tc>
-        <w:tc>
-          <w:tcPr>
-            <w:tcW w:w="1250" w:type="pct"/>
-          </w:tcPr>
-          <w:p>
-            <w:r>
-              <w:t>`qr_print_job_item_id`</w:t>
+        <w:trPr>
+          <w:cantSplit/>
+        </w:trPr>
+        <w:tc>
+          <w:tcPr>
+            <w:tcW w:w="1250" w:type="pct"/>
+          </w:tcPr>
+          <w:p>
+            <w:r>
+              <w:t>qr_print_job_items</w:t>
+            </w:r>
+          </w:p>
+        </w:tc>
+        <w:tc>
+          <w:tcPr>
+            <w:tcW w:w="1250" w:type="pct"/>
+          </w:tcPr>
+          <w:p>
+            <w:r>
+              <w:t>qr_print_job_item_id</w:t>
             </w:r>
           </w:p>
         </w:tc>
@@ -11207,42 +11433,45 @@
               <w:rPr>
                 <w:rFonts w:hint="eastAsia"/>
               </w:rPr>
-              <w:t>レスポンス `items[*].qrPrintJobItemId` として返却する</w:t>
-            </w:r>
-          </w:p>
-        </w:tc>
-      </w:tr>
-      <w:tr>
-        <w:tc>
-          <w:tcPr>
-            <w:tcW w:w="1250" w:type="pct"/>
-          </w:tcPr>
-          <w:p>
-            <w:r>
-              <w:t>`qr_print_job_items`</w:t>
-            </w:r>
-          </w:p>
-        </w:tc>
-        <w:tc>
-          <w:tcPr>
-            <w:tcW w:w="1250" w:type="pct"/>
-          </w:tcPr>
-          <w:p>
-            <w:r>
-              <w:t>`qr_print_job_id` / `qr_code_id` / `print_order`</w:t>
-            </w:r>
-          </w:p>
-        </w:tc>
-        <w:tc>
-          <w:tcPr>
-            <w:tcW w:w="1250" w:type="pct"/>
-          </w:tcPr>
-          <w:p>
-            <w:r>
-              <w:rPr>
-                <w:rFonts w:hint="eastAsia"/>
-              </w:rPr>
-              <w:t>新規 `qr_print_job_id` / 確定した `qr_code_id` / リクエスト `items[*].printOrder` を保存する</w:t>
+              <w:t>レスポンス items[*].qrPrintJobItemId として返却する</w:t>
+            </w:r>
+          </w:p>
+        </w:tc>
+      </w:tr>
+      <w:tr>
+        <w:trPr>
+          <w:cantSplit/>
+        </w:trPr>
+        <w:tc>
+          <w:tcPr>
+            <w:tcW w:w="1250" w:type="pct"/>
+          </w:tcPr>
+          <w:p>
+            <w:r>
+              <w:t>qr_print_job_items</w:t>
+            </w:r>
+          </w:p>
+        </w:tc>
+        <w:tc>
+          <w:tcPr>
+            <w:tcW w:w="1250" w:type="pct"/>
+          </w:tcPr>
+          <w:p>
+            <w:r>
+              <w:t>qr_print_job_id / qr_code_id / print_order</w:t>
+            </w:r>
+          </w:p>
+        </w:tc>
+        <w:tc>
+          <w:tcPr>
+            <w:tcW w:w="1250" w:type="pct"/>
+          </w:tcPr>
+          <w:p>
+            <w:r>
+              <w:rPr>
+                <w:rFonts w:hint="eastAsia"/>
+              </w:rPr>
+              <w:t>新規 qr_print_job_id / 確定した qr_code_id / リクエスト items[*].printOrder を保存する</w:t>
             </w:r>
           </w:p>
         </w:tc>
@@ -11261,36 +11490,39 @@
         </w:tc>
       </w:tr>
       <w:tr>
-        <w:tc>
-          <w:tcPr>
-            <w:tcW w:w="1250" w:type="pct"/>
-          </w:tcPr>
-          <w:p>
-            <w:r>
-              <w:t>`qr_print_job_items`</w:t>
-            </w:r>
-          </w:p>
-        </w:tc>
-        <w:tc>
-          <w:tcPr>
-            <w:tcW w:w="1250" w:type="pct"/>
-          </w:tcPr>
-          <w:p>
-            <w:r>
-              <w:t>`status` / `printed_at` / `error_message`</w:t>
-            </w:r>
-          </w:p>
-        </w:tc>
-        <w:tc>
-          <w:tcPr>
-            <w:tcW w:w="1250" w:type="pct"/>
-          </w:tcPr>
-          <w:p>
-            <w:r>
-              <w:rPr>
-                <w:rFonts w:hint="eastAsia"/>
-              </w:rPr>
-              <w:t>`WAITING` / `NULL` / `NULL` で作成する</w:t>
+        <w:trPr>
+          <w:cantSplit/>
+        </w:trPr>
+        <w:tc>
+          <w:tcPr>
+            <w:tcW w:w="1250" w:type="pct"/>
+          </w:tcPr>
+          <w:p>
+            <w:r>
+              <w:t>qr_print_job_items</w:t>
+            </w:r>
+          </w:p>
+        </w:tc>
+        <w:tc>
+          <w:tcPr>
+            <w:tcW w:w="1250" w:type="pct"/>
+          </w:tcPr>
+          <w:p>
+            <w:r>
+              <w:t>status / printed_at / error_message</w:t>
+            </w:r>
+          </w:p>
+        </w:tc>
+        <w:tc>
+          <w:tcPr>
+            <w:tcW w:w="1250" w:type="pct"/>
+          </w:tcPr>
+          <w:p>
+            <w:r>
+              <w:rPr>
+                <w:rFonts w:hint="eastAsia"/>
+              </w:rPr>
+              <w:t>WAITING / NULL / NULL で作成する</w:t>
             </w:r>
           </w:p>
         </w:tc>
@@ -11309,23 +11541,26 @@
         </w:tc>
       </w:tr>
       <w:tr>
-        <w:tc>
-          <w:tcPr>
-            <w:tcW w:w="1250" w:type="pct"/>
-          </w:tcPr>
-          <w:p>
-            <w:r>
-              <w:t>`qr_print_job_items`</w:t>
-            </w:r>
-          </w:p>
-        </w:tc>
-        <w:tc>
-          <w:tcPr>
-            <w:tcW w:w="1250" w:type="pct"/>
-          </w:tcPr>
-          <w:p>
-            <w:r>
-              <w:t>`created_at` / `updated_at`</w:t>
+        <w:trPr>
+          <w:cantSplit/>
+        </w:trPr>
+        <w:tc>
+          <w:tcPr>
+            <w:tcW w:w="1250" w:type="pct"/>
+          </w:tcPr>
+          <w:p>
+            <w:r>
+              <w:t>qr_print_job_items</w:t>
+            </w:r>
+          </w:p>
+        </w:tc>
+        <w:tc>
+          <w:tcPr>
+            <w:tcW w:w="1250" w:type="pct"/>
+          </w:tcPr>
+          <w:p>
+            <w:r>
+              <w:t>created_at / updated_at</w:t>
             </w:r>
           </w:p>
         </w:tc>
@@ -11357,6 +11592,9 @@
         </w:tc>
       </w:tr>
       <w:tr>
+        <w:trPr>
+          <w:cantSplit/>
+        </w:trPr>
         <w:tc>
           <w:tcPr>
             <w:tcW w:w="1250" w:type="pct"/>
@@ -11379,20 +11617,20 @@
               <w:rPr>
                 <w:rFonts w:hint="eastAsia"/>
               </w:rPr>
-              <w:t>レスポンス `items[*].qrContentUrl`</w:t>
-            </w:r>
-          </w:p>
-        </w:tc>
-        <w:tc>
-          <w:tcPr>
-            <w:tcW w:w="1250" w:type="pct"/>
-          </w:tcPr>
-          <w:p>
-            <w:r>
-              <w:rPr>
-                <w:rFonts w:hint="eastAsia"/>
-              </w:rPr>
-              <w:t>確定した `facilityId` / `qrIdentifier` から都度生成して返却する</w:t>
+              <w:t>レスポンス items[*].qrContentUrl</w:t>
+            </w:r>
+          </w:p>
+        </w:tc>
+        <w:tc>
+          <w:tcPr>
+            <w:tcW w:w="1250" w:type="pct"/>
+          </w:tcPr>
+          <w:p>
+            <w:r>
+              <w:rPr>
+                <w:rFonts w:hint="eastAsia"/>
+              </w:rPr>
+              <w:t>確定した facilityId / qrIdentifier から都度生成して返却する</w:t>
             </w:r>
           </w:p>
         </w:tc>
@@ -11419,7 +11657,7 @@
           <w:rFonts w:hint="eastAsia"/>
         </w:rPr>
       </w:pPr>
-      <w:bookmarkStart w:id="26" w:name="_Toc231139137"/>
+      <w:bookmarkStart w:id="26" w:name="_Toc236702342"/>
       <w:r>
         <w:rPr>
           <w:rFonts w:hint="eastAsia"/>
@@ -11450,6 +11688,7 @@
       </w:tblGrid>
       <w:tr>
         <w:trPr>
+          <w:cantSplit/>
           <w:tblHeader/>
         </w:trPr>
         <w:tc>
@@ -11534,6 +11773,9 @@
         </w:tc>
       </w:tr>
       <w:tr>
+        <w:trPr>
+          <w:cantSplit/>
+        </w:trPr>
         <w:tc>
           <w:tcPr>
             <w:tcW w:w="1250" w:type="pct"/>
@@ -11579,6 +11821,9 @@
         </w:tc>
       </w:tr>
       <w:tr>
+        <w:trPr>
+          <w:cantSplit/>
+        </w:trPr>
         <w:tc>
           <w:tcPr>
             <w:tcW w:w="1250" w:type="pct"/>
@@ -11618,12 +11863,15 @@
               <w:rPr>
                 <w:rFonts w:hint="eastAsia"/>
               </w:rPr>
-              <w:t>ジョブステータス（初期値 `IN_PROGRESS`）</w:t>
-            </w:r>
-          </w:p>
-        </w:tc>
-      </w:tr>
-      <w:tr>
+              <w:t>ジョブステータス（初期値 IN_PROGRESS）</w:t>
+            </w:r>
+          </w:p>
+        </w:tc>
+      </w:tr>
+      <w:tr>
+        <w:trPr>
+          <w:cantSplit/>
+        </w:trPr>
         <w:tc>
           <w:tcPr>
             <w:tcW w:w="1250" w:type="pct"/>
@@ -11669,6 +11917,9 @@
         </w:tc>
       </w:tr>
       <w:tr>
+        <w:trPr>
+          <w:cantSplit/>
+        </w:trPr>
         <w:tc>
           <w:tcPr>
             <w:tcW w:w="1250" w:type="pct"/>
@@ -11685,7 +11936,7 @@
           </w:tcPr>
           <w:p>
             <w:r>
-              <w:t>string(uuid)</w:t>
+              <w:t>string</w:t>
             </w:r>
           </w:p>
         </w:tc>
@@ -11714,13 +11965,15 @@
         </w:tc>
       </w:tr>
       <w:tr>
-        <w:tc>
-          <w:tcPr>
-            <w:tcW w:w="1250" w:type="pct"/>
-          </w:tcPr>
-          <w:p>
-            <w:r>
-              <w:lastRenderedPageBreak/>
+        <w:trPr>
+          <w:cantSplit/>
+        </w:trPr>
+        <w:tc>
+          <w:tcPr>
+            <w:tcW w:w="1250" w:type="pct"/>
+          </w:tcPr>
+          <w:p>
+            <w:r>
               <w:t>startedAt</w:t>
             </w:r>
           </w:p>
@@ -11731,7 +11984,7 @@
           </w:tcPr>
           <w:p>
             <w:r>
-              <w:t>datetime</w:t>
+              <w:t>string(datetime)</w:t>
             </w:r>
           </w:p>
         </w:tc>
@@ -11760,6 +12013,9 @@
         </w:tc>
       </w:tr>
       <w:tr>
+        <w:trPr>
+          <w:cantSplit/>
+        </w:trPr>
         <w:tc>
           <w:tcPr>
             <w:tcW w:w="1250" w:type="pct"/>
@@ -11842,6 +12098,7 @@
       </w:tblGrid>
       <w:tr>
         <w:trPr>
+          <w:cantSplit/>
           <w:tblHeader/>
         </w:trPr>
         <w:tc>
@@ -11926,6 +12183,9 @@
         </w:tc>
       </w:tr>
       <w:tr>
+        <w:trPr>
+          <w:cantSplit/>
+        </w:trPr>
         <w:tc>
           <w:tcPr>
             <w:tcW w:w="1250" w:type="pct"/>
@@ -11971,12 +12231,16 @@
         </w:tc>
       </w:tr>
       <w:tr>
-        <w:tc>
-          <w:tcPr>
-            <w:tcW w:w="1250" w:type="pct"/>
-          </w:tcPr>
-          <w:p>
-            <w:r>
+        <w:trPr>
+          <w:cantSplit/>
+        </w:trPr>
+        <w:tc>
+          <w:tcPr>
+            <w:tcW w:w="1250" w:type="pct"/>
+          </w:tcPr>
+          <w:p>
+            <w:r>
+              <w:lastRenderedPageBreak/>
               <w:t>qrCodeId</w:t>
             </w:r>
           </w:p>
@@ -12016,6 +12280,9 @@
         </w:tc>
       </w:tr>
       <w:tr>
+        <w:trPr>
+          <w:cantSplit/>
+        </w:trPr>
         <w:tc>
           <w:tcPr>
             <w:tcW w:w="1250" w:type="pct"/>
@@ -12061,6 +12328,9 @@
         </w:tc>
       </w:tr>
       <w:tr>
+        <w:trPr>
+          <w:cantSplit/>
+        </w:trPr>
         <w:tc>
           <w:tcPr>
             <w:tcW w:w="1250" w:type="pct"/>
@@ -12106,6 +12376,9 @@
         </w:tc>
       </w:tr>
       <w:tr>
+        <w:trPr>
+          <w:cantSplit/>
+        </w:trPr>
         <w:tc>
           <w:tcPr>
             <w:tcW w:w="1250" w:type="pct"/>
@@ -12159,7 +12432,7 @@
           <w:rFonts w:hint="eastAsia"/>
         </w:rPr>
       </w:pPr>
-      <w:bookmarkStart w:id="27" w:name="_Toc231139138"/>
+      <w:bookmarkStart w:id="27" w:name="_Toc236702343"/>
       <w:r>
         <w:rPr>
           <w:rFonts w:hint="eastAsia"/>
@@ -12189,6 +12462,7 @@
       </w:tblGrid>
       <w:tr>
         <w:trPr>
+          <w:cantSplit/>
           <w:tblHeader/>
         </w:trPr>
         <w:tc>
@@ -12252,6 +12526,9 @@
         </w:tc>
       </w:tr>
       <w:tr>
+        <w:trPr>
+          <w:cantSplit/>
+        </w:trPr>
         <w:tc>
           <w:tcPr>
             <w:tcW w:w="1666" w:type="pct"/>
@@ -12287,6 +12564,9 @@
         </w:tc>
       </w:tr>
       <w:tr>
+        <w:trPr>
+          <w:cantSplit/>
+        </w:trPr>
         <w:tc>
           <w:tcPr>
             <w:tcW w:w="1666" w:type="pct"/>
@@ -12306,7 +12586,7 @@
               <w:rPr>
                 <w:rFonts w:hint="eastAsia"/>
               </w:rPr>
-              <w:t>同一 `clientRequestId` の再送を既存ジョブで受理</w:t>
+              <w:t>同一 clientRequestId の再送を既存ジョブで受理</w:t>
             </w:r>
           </w:p>
         </w:tc>
@@ -12322,6 +12602,9 @@
         </w:tc>
       </w:tr>
       <w:tr>
+        <w:trPr>
+          <w:cantSplit/>
+        </w:trPr>
         <w:tc>
           <w:tcPr>
             <w:tcW w:w="1666" w:type="pct"/>
@@ -12357,6 +12640,9 @@
         </w:tc>
       </w:tr>
       <w:tr>
+        <w:trPr>
+          <w:cantSplit/>
+        </w:trPr>
         <w:tc>
           <w:tcPr>
             <w:tcW w:w="1666" w:type="pct"/>
@@ -12392,6 +12678,9 @@
         </w:tc>
       </w:tr>
       <w:tr>
+        <w:trPr>
+          <w:cantSplit/>
+        </w:trPr>
         <w:tc>
           <w:tcPr>
             <w:tcW w:w="1666" w:type="pct"/>
@@ -12411,7 +12700,7 @@
               <w:rPr>
                 <w:rFonts w:hint="eastAsia"/>
               </w:rPr>
-              <w:t>通常アカウントで対象施設に対する実効 `qr_issue` なし、または共有システム管理者で対象施設が削除済み</w:t>
+              <w:t>通常アカウントで対象施設に対する実効 qr_issue なし、または共有システム管理者で対象施設が削除済み</w:t>
             </w:r>
           </w:p>
         </w:tc>
@@ -12427,6 +12716,9 @@
         </w:tc>
       </w:tr>
       <w:tr>
+        <w:trPr>
+          <w:cantSplit/>
+        </w:trPr>
         <w:tc>
           <w:tcPr>
             <w:tcW w:w="1666" w:type="pct"/>
@@ -12446,7 +12738,7 @@
               <w:rPr>
                 <w:rFonts w:hint="eastAsia"/>
               </w:rPr>
-              <w:t>ジョブ対象一覧の整合不正、採番競合、または同一 `clientRequestId` の内容競合</w:t>
+              <w:t>ジョブ対象一覧の整合不正、採番競合、または同一 clientRequestId の内容競合</w:t>
             </w:r>
           </w:p>
         </w:tc>
@@ -12462,6 +12754,9 @@
         </w:tc>
       </w:tr>
       <w:tr>
+        <w:trPr>
+          <w:cantSplit/>
+        </w:trPr>
         <w:tc>
           <w:tcPr>
             <w:tcW w:w="1666" w:type="pct"/>
@@ -12505,12 +12800,11 @@
           <w:rFonts w:hint="eastAsia"/>
         </w:rPr>
       </w:pPr>
-      <w:bookmarkStart w:id="28" w:name="_Toc231139139"/>
+      <w:bookmarkStart w:id="28" w:name="_Toc236702344"/>
       <w:r>
         <w:rPr>
           <w:rFonts w:hint="eastAsia"/>
         </w:rPr>
-        <w:lastRenderedPageBreak/>
         <w:t>印刷ジョブ取得（/qr-print/jobs/{qrPrintJobId}）</w:t>
       </w:r>
       <w:bookmarkEnd w:id="28"/>
@@ -12572,11 +12866,12 @@
           <w:rFonts w:hint="eastAsia"/>
         </w:rPr>
       </w:pPr>
-      <w:bookmarkStart w:id="29" w:name="_Toc231139140"/>
+      <w:bookmarkStart w:id="29" w:name="_Toc236702345"/>
       <w:r>
         <w:rPr>
           <w:rFonts w:hint="eastAsia"/>
         </w:rPr>
+        <w:lastRenderedPageBreak/>
         <w:t>リクエストパラメータ</w:t>
       </w:r>
       <w:bookmarkEnd w:id="29"/>
@@ -12604,6 +12899,7 @@
       </w:tblGrid>
       <w:tr>
         <w:trPr>
+          <w:cantSplit/>
           <w:tblHeader/>
         </w:trPr>
         <w:tc>
@@ -12707,6 +13003,9 @@
         </w:tc>
       </w:tr>
       <w:tr>
+        <w:trPr>
+          <w:cantSplit/>
+        </w:trPr>
         <w:tc>
           <w:tcPr>
             <w:tcW w:w="1000" w:type="pct"/>
@@ -12787,7 +13086,7 @@
         <w:rPr>
           <w:rFonts w:hint="eastAsia"/>
         </w:rPr>
-        <w:t>認可条件: 共有システム管理者アカウント（`users.account_type='SYSTEM_ADMIN'`）の場合は、対象施設（`facilityId` または対象ジョブの `facility_id`）が未削除であることを確認し、通常アカウント向けの担当施設割当・施設提供設定・ユーザー施設別設定による判定をバイパスする</w:t>
+        <w:t>認可条件: 共有システム管理者アカウント（users.account_type='SYSTEM_ADMIN'）の場合は、対象施設（facilityId または対象ジョブの facility_id）が未削除であることを確認し、通常アカウント向けの担当施設割当・施設提供設定・ユーザー施設別設定による判定をバイパスする</w:t>
       </w:r>
     </w:p>
     <w:p>
@@ -12800,7 +13099,7 @@
         <w:rPr>
           <w:rFonts w:hint="eastAsia"/>
         </w:rPr>
-        <w:t>認可条件: 通常アカウントの場合、対象施設（`facilityId` または対象ジョブの `facility_id`）について `user_facility_assignments` に有効割当があること</w:t>
+        <w:t>認可条件: 通常アカウントの場合、対象施設（facilityId または対象ジョブの facility_id）について user_facility_assignments に有効割当があること</w:t>
       </w:r>
     </w:p>
     <w:p>
@@ -12813,7 +13112,7 @@
         <w:rPr>
           <w:rFonts w:hint="eastAsia"/>
         </w:rPr>
-        <w:t>認可条件: 通常アカウントの場合、対象施設（`facilityId` または対象ジョブの `facility_id`）について `facility_feature_settings` と `user_facility_feature_settings` の両方で `qr_issue` が有効であること</w:t>
+        <w:t>認可条件: 通常アカウントの場合、対象施設（facilityId または対象ジョブの facility_id）について facility_feature_settings と user_facility_feature_settings の両方で qr_issue が有効であること</w:t>
       </w:r>
     </w:p>
     <w:p>
@@ -12840,7 +13139,7 @@
         <w:rPr>
           <w:rFonts w:hint="eastAsia"/>
         </w:rPr>
-        <w:t>`qr_print_jobs` と `qr_print_job_items` を取得する</w:t>
+        <w:t>qr_print_jobs と qr_print_job_items を取得する</w:t>
       </w:r>
     </w:p>
     <w:p>
@@ -12853,7 +13152,7 @@
         <w:rPr>
           <w:rFonts w:hint="eastAsia"/>
         </w:rPr>
-        <w:t>印刷対象の `qrIdentifier`、表示順、現在ステータス、エラーメッセージを返却する</w:t>
+        <w:t>印刷対象の qrIdentifier、表示順、現在ステータス、エラーメッセージを返却する</w:t>
       </w:r>
     </w:p>
     <w:p>
@@ -12866,7 +13165,7 @@
         <w:rPr>
           <w:rFonts w:hint="eastAsia"/>
         </w:rPr>
-        <w:t>`qrContentUrl` は保存値ではなく、ジョブの `facilityId`、各明細の `qrIdentifier` を URL パラメーター `qr_identifier` として用い、アプリ設定ベースURLから組み立てて返却する</w:t>
+        <w:t>qrContentUrl は保存値ではなく、ジョブの facilityId、各明細の qrIdentifier を URL パラメーター qr_identifier として用い、アプリ設定ベースURLから組み立てて返却する</w:t>
       </w:r>
     </w:p>
     <w:p>
@@ -12879,7 +13178,7 @@
         <w:rPr>
           <w:rFonts w:hint="eastAsia"/>
         </w:rPr>
-        <w:t>テンプレート表示名とシールサイズ表示は `templateKey` に対応するアプリ内固定定義から補完する</w:t>
+        <w:t>テンプレート表示名とシールサイズ表示は templateKey に対応するアプリ内固定定義から補完する</w:t>
       </w:r>
     </w:p>
     <w:p>
@@ -12902,12 +13201,11 @@
           <w:rFonts w:hint="eastAsia"/>
         </w:rPr>
       </w:pPr>
-      <w:bookmarkStart w:id="30" w:name="_Toc231139141"/>
+      <w:bookmarkStart w:id="30" w:name="_Toc236702346"/>
       <w:r>
         <w:rPr>
           <w:rFonts w:hint="eastAsia"/>
         </w:rPr>
-        <w:lastRenderedPageBreak/>
         <w:t>レスポンス（200：QrPrintJobResponse）</w:t>
       </w:r>
       <w:bookmarkEnd w:id="30"/>
@@ -12934,6 +13232,7 @@
       </w:tblGrid>
       <w:tr>
         <w:trPr>
+          <w:cantSplit/>
           <w:tblHeader/>
         </w:trPr>
         <w:tc>
@@ -13018,6 +13317,9 @@
         </w:tc>
       </w:tr>
       <w:tr>
+        <w:trPr>
+          <w:cantSplit/>
+        </w:trPr>
         <w:tc>
           <w:tcPr>
             <w:tcW w:w="1250" w:type="pct"/>
@@ -13063,6 +13365,9 @@
         </w:tc>
       </w:tr>
       <w:tr>
+        <w:trPr>
+          <w:cantSplit/>
+        </w:trPr>
         <w:tc>
           <w:tcPr>
             <w:tcW w:w="1250" w:type="pct"/>
@@ -13108,6 +13413,9 @@
         </w:tc>
       </w:tr>
       <w:tr>
+        <w:trPr>
+          <w:cantSplit/>
+        </w:trPr>
         <w:tc>
           <w:tcPr>
             <w:tcW w:w="1250" w:type="pct"/>
@@ -13153,6 +13461,9 @@
         </w:tc>
       </w:tr>
       <w:tr>
+        <w:trPr>
+          <w:cantSplit/>
+        </w:trPr>
         <w:tc>
           <w:tcPr>
             <w:tcW w:w="1250" w:type="pct"/>
@@ -13198,6 +13509,9 @@
         </w:tc>
       </w:tr>
       <w:tr>
+        <w:trPr>
+          <w:cantSplit/>
+        </w:trPr>
         <w:tc>
           <w:tcPr>
             <w:tcW w:w="1250" w:type="pct"/>
@@ -13243,6 +13557,9 @@
         </w:tc>
       </w:tr>
       <w:tr>
+        <w:trPr>
+          <w:cantSplit/>
+        </w:trPr>
         <w:tc>
           <w:tcPr>
             <w:tcW w:w="1250" w:type="pct"/>
@@ -13288,6 +13605,9 @@
         </w:tc>
       </w:tr>
       <w:tr>
+        <w:trPr>
+          <w:cantSplit/>
+        </w:trPr>
         <w:tc>
           <w:tcPr>
             <w:tcW w:w="1250" w:type="pct"/>
@@ -13304,7 +13624,7 @@
           </w:tcPr>
           <w:p>
             <w:r>
-              <w:t>string(uuid)</w:t>
+              <w:t>string</w:t>
             </w:r>
           </w:p>
         </w:tc>
@@ -13333,6 +13653,9 @@
         </w:tc>
       </w:tr>
       <w:tr>
+        <w:trPr>
+          <w:cantSplit/>
+        </w:trPr>
         <w:tc>
           <w:tcPr>
             <w:tcW w:w="1250" w:type="pct"/>
@@ -13378,12 +13701,16 @@
         </w:tc>
       </w:tr>
       <w:tr>
-        <w:tc>
-          <w:tcPr>
-            <w:tcW w:w="1250" w:type="pct"/>
-          </w:tcPr>
-          <w:p>
-            <w:r>
+        <w:trPr>
+          <w:cantSplit/>
+        </w:trPr>
+        <w:tc>
+          <w:tcPr>
+            <w:tcW w:w="1250" w:type="pct"/>
+          </w:tcPr>
+          <w:p>
+            <w:r>
+              <w:lastRenderedPageBreak/>
               <w:t>freeEntryText</w:t>
             </w:r>
           </w:p>
@@ -13423,6 +13750,9 @@
         </w:tc>
       </w:tr>
       <w:tr>
+        <w:trPr>
+          <w:cantSplit/>
+        </w:trPr>
         <w:tc>
           <w:tcPr>
             <w:tcW w:w="1250" w:type="pct"/>
@@ -13439,7 +13769,7 @@
           </w:tcPr>
           <w:p>
             <w:r>
-              <w:t>datetime</w:t>
+              <w:t>string(datetime)</w:t>
             </w:r>
           </w:p>
         </w:tc>
@@ -13468,6 +13798,9 @@
         </w:tc>
       </w:tr>
       <w:tr>
+        <w:trPr>
+          <w:cantSplit/>
+        </w:trPr>
         <w:tc>
           <w:tcPr>
             <w:tcW w:w="1250" w:type="pct"/>
@@ -13484,7 +13817,7 @@
           </w:tcPr>
           <w:p>
             <w:r>
-              <w:t>datetime</w:t>
+              <w:t>string(datetime)</w:t>
             </w:r>
           </w:p>
         </w:tc>
@@ -13513,6 +13846,9 @@
         </w:tc>
       </w:tr>
       <w:tr>
+        <w:trPr>
+          <w:cantSplit/>
+        </w:trPr>
         <w:tc>
           <w:tcPr>
             <w:tcW w:w="1250" w:type="pct"/>
@@ -13529,7 +13865,7 @@
           </w:tcPr>
           <w:p>
             <w:r>
-              <w:t>datetime</w:t>
+              <w:t>string(datetime)</w:t>
             </w:r>
           </w:p>
         </w:tc>
@@ -13558,6 +13894,9 @@
         </w:tc>
       </w:tr>
       <w:tr>
+        <w:trPr>
+          <w:cantSplit/>
+        </w:trPr>
         <w:tc>
           <w:tcPr>
             <w:tcW w:w="1250" w:type="pct"/>
@@ -13603,6 +13942,9 @@
         </w:tc>
       </w:tr>
       <w:tr>
+        <w:trPr>
+          <w:cantSplit/>
+        </w:trPr>
         <w:tc>
           <w:tcPr>
             <w:tcW w:w="1250" w:type="pct"/>
@@ -13648,6 +13990,9 @@
         </w:tc>
       </w:tr>
       <w:tr>
+        <w:trPr>
+          <w:cantSplit/>
+        </w:trPr>
         <w:tc>
           <w:tcPr>
             <w:tcW w:w="1250" w:type="pct"/>
@@ -13693,6 +14038,9 @@
         </w:tc>
       </w:tr>
       <w:tr>
+        <w:trPr>
+          <w:cantSplit/>
+        </w:trPr>
         <w:tc>
           <w:tcPr>
             <w:tcW w:w="1250" w:type="pct"/>
@@ -13738,6 +14086,9 @@
         </w:tc>
       </w:tr>
       <w:tr>
+        <w:trPr>
+          <w:cantSplit/>
+        </w:trPr>
         <w:tc>
           <w:tcPr>
             <w:tcW w:w="1250" w:type="pct"/>
@@ -13820,6 +14171,7 @@
       </w:tblGrid>
       <w:tr>
         <w:trPr>
+          <w:cantSplit/>
           <w:tblHeader/>
         </w:trPr>
         <w:tc>
@@ -13904,6 +14256,9 @@
         </w:tc>
       </w:tr>
       <w:tr>
+        <w:trPr>
+          <w:cantSplit/>
+        </w:trPr>
         <w:tc>
           <w:tcPr>
             <w:tcW w:w="1250" w:type="pct"/>
@@ -13949,6 +14304,9 @@
         </w:tc>
       </w:tr>
       <w:tr>
+        <w:trPr>
+          <w:cantSplit/>
+        </w:trPr>
         <w:tc>
           <w:tcPr>
             <w:tcW w:w="1250" w:type="pct"/>
@@ -13994,6 +14352,9 @@
         </w:tc>
       </w:tr>
       <w:tr>
+        <w:trPr>
+          <w:cantSplit/>
+        </w:trPr>
         <w:tc>
           <w:tcPr>
             <w:tcW w:w="1250" w:type="pct"/>
@@ -14039,6 +14400,9 @@
         </w:tc>
       </w:tr>
       <w:tr>
+        <w:trPr>
+          <w:cantSplit/>
+        </w:trPr>
         <w:tc>
           <w:tcPr>
             <w:tcW w:w="1250" w:type="pct"/>
@@ -14084,6 +14448,9 @@
         </w:tc>
       </w:tr>
       <w:tr>
+        <w:trPr>
+          <w:cantSplit/>
+        </w:trPr>
         <w:tc>
           <w:tcPr>
             <w:tcW w:w="1250" w:type="pct"/>
@@ -14129,6 +14496,9 @@
         </w:tc>
       </w:tr>
       <w:tr>
+        <w:trPr>
+          <w:cantSplit/>
+        </w:trPr>
         <w:tc>
           <w:tcPr>
             <w:tcW w:w="1250" w:type="pct"/>
@@ -14171,6 +14541,9 @@
         </w:tc>
       </w:tr>
       <w:tr>
+        <w:trPr>
+          <w:cantSplit/>
+        </w:trPr>
         <w:tc>
           <w:tcPr>
             <w:tcW w:w="1250" w:type="pct"/>
@@ -14216,6 +14589,9 @@
         </w:tc>
       </w:tr>
       <w:tr>
+        <w:trPr>
+          <w:cantSplit/>
+        </w:trPr>
         <w:tc>
           <w:tcPr>
             <w:tcW w:w="1250" w:type="pct"/>
@@ -14269,7 +14645,7 @@
           <w:rFonts w:hint="eastAsia"/>
         </w:rPr>
       </w:pPr>
-      <w:bookmarkStart w:id="31" w:name="_Toc231139142"/>
+      <w:bookmarkStart w:id="31" w:name="_Toc236702347"/>
       <w:r>
         <w:rPr>
           <w:rFonts w:hint="eastAsia"/>
@@ -14299,6 +14675,7 @@
       </w:tblGrid>
       <w:tr>
         <w:trPr>
+          <w:cantSplit/>
           <w:tblHeader/>
         </w:trPr>
         <w:tc>
@@ -14362,6 +14739,9 @@
         </w:tc>
       </w:tr>
       <w:tr>
+        <w:trPr>
+          <w:cantSplit/>
+        </w:trPr>
         <w:tc>
           <w:tcPr>
             <w:tcW w:w="1666" w:type="pct"/>
@@ -14397,6 +14777,9 @@
         </w:tc>
       </w:tr>
       <w:tr>
+        <w:trPr>
+          <w:cantSplit/>
+        </w:trPr>
         <w:tc>
           <w:tcPr>
             <w:tcW w:w="1666" w:type="pct"/>
@@ -14432,6 +14815,9 @@
         </w:tc>
       </w:tr>
       <w:tr>
+        <w:trPr>
+          <w:cantSplit/>
+        </w:trPr>
         <w:tc>
           <w:tcPr>
             <w:tcW w:w="1666" w:type="pct"/>
@@ -14451,7 +14837,7 @@
               <w:rPr>
                 <w:rFonts w:hint="eastAsia"/>
               </w:rPr>
-              <w:t>通常アカウントで対象ジョブ施設に対する実効 `qr_issue` なし、または共有システム管理者で対象ジョブ施設が削除済み</w:t>
+              <w:t>通常アカウントで対象ジョブ施設に対する実効 qr_issue なし、または共有システム管理者で対象ジョブ施設が削除済み</w:t>
             </w:r>
           </w:p>
         </w:tc>
@@ -14467,12 +14853,16 @@
         </w:tc>
       </w:tr>
       <w:tr>
+        <w:trPr>
+          <w:cantSplit/>
+        </w:trPr>
         <w:tc>
           <w:tcPr>
             <w:tcW w:w="1666" w:type="pct"/>
           </w:tcPr>
           <w:p>
             <w:r>
+              <w:lastRenderedPageBreak/>
               <w:t>404</w:t>
             </w:r>
           </w:p>
@@ -14502,6 +14892,9 @@
         </w:tc>
       </w:tr>
       <w:tr>
+        <w:trPr>
+          <w:cantSplit/>
+        </w:trPr>
         <w:tc>
           <w:tcPr>
             <w:tcW w:w="1666" w:type="pct"/>
@@ -14545,7 +14938,7 @@
           <w:rFonts w:hint="eastAsia"/>
         </w:rPr>
       </w:pPr>
-      <w:bookmarkStart w:id="32" w:name="_Toc231139143"/>
+      <w:bookmarkStart w:id="32" w:name="_Toc236702348"/>
       <w:r>
         <w:rPr>
           <w:rFonts w:hint="eastAsia"/>
@@ -14611,7 +15004,7 @@
           <w:rFonts w:hint="eastAsia"/>
         </w:rPr>
       </w:pPr>
-      <w:bookmarkStart w:id="33" w:name="_Toc231139144"/>
+      <w:bookmarkStart w:id="33" w:name="_Toc236702349"/>
       <w:r>
         <w:rPr>
           <w:rFonts w:hint="eastAsia"/>
@@ -14643,6 +15036,7 @@
       </w:tblGrid>
       <w:tr>
         <w:trPr>
+          <w:cantSplit/>
           <w:tblHeader/>
         </w:trPr>
         <w:tc>
@@ -14746,6 +15140,9 @@
         </w:tc>
       </w:tr>
       <w:tr>
+        <w:trPr>
+          <w:cantSplit/>
+        </w:trPr>
         <w:tc>
           <w:tcPr>
             <w:tcW w:w="1000" w:type="pct"/>
@@ -14809,7 +15206,7 @@
           <w:rFonts w:hint="eastAsia"/>
         </w:rPr>
       </w:pPr>
-      <w:bookmarkStart w:id="34" w:name="_Toc231139145"/>
+      <w:bookmarkStart w:id="34" w:name="_Toc236702350"/>
       <w:r>
         <w:rPr>
           <w:rFonts w:hint="eastAsia"/>
@@ -14840,6 +15237,7 @@
       </w:tblGrid>
       <w:tr>
         <w:trPr>
+          <w:cantSplit/>
           <w:tblHeader/>
         </w:trPr>
         <w:tc>
@@ -14924,6 +15322,9 @@
         </w:tc>
       </w:tr>
       <w:tr>
+        <w:trPr>
+          <w:cantSplit/>
+        </w:trPr>
         <w:tc>
           <w:tcPr>
             <w:tcW w:w="1250" w:type="pct"/>
@@ -14963,26 +15364,21 @@
               <w:rPr>
                 <w:rFonts w:hint="eastAsia"/>
               </w:rPr>
-              <w:t>ジョブ全体の失敗段階。値: LOCAL_MODULE_INIT / PRINTER_INIT / PRINT</w:t>
-            </w:r>
-            <w:r>
-              <w:rPr>
-                <w:rFonts w:hint="eastAsia"/>
-              </w:rPr>
-              <w:lastRenderedPageBreak/>
-              <w:t>_REQUEST / PRINT_EXECUTION</w:t>
-            </w:r>
-          </w:p>
-        </w:tc>
-      </w:tr>
-      <w:tr>
-        <w:tc>
-          <w:tcPr>
-            <w:tcW w:w="1250" w:type="pct"/>
-          </w:tcPr>
-          <w:p>
-            <w:r>
-              <w:lastRenderedPageBreak/>
+              <w:t>ジョブ全体の失敗段階。値: LOCAL_MODULE_INIT / PRINTER_INIT / PRINT_REQUEST / PRINT_EXECUTION</w:t>
+            </w:r>
+          </w:p>
+        </w:tc>
+      </w:tr>
+      <w:tr>
+        <w:trPr>
+          <w:cantSplit/>
+        </w:trPr>
+        <w:tc>
+          <w:tcPr>
+            <w:tcW w:w="1250" w:type="pct"/>
+          </w:tcPr>
+          <w:p>
+            <w:r>
               <w:t>jobErrorSummary</w:t>
             </w:r>
           </w:p>
@@ -15022,6 +15418,9 @@
         </w:tc>
       </w:tr>
       <w:tr>
+        <w:trPr>
+          <w:cantSplit/>
+        </w:trPr>
         <w:tc>
           <w:tcPr>
             <w:tcW w:w="1250" w:type="pct"/>
@@ -15079,6 +15478,7 @@
         <w:rPr>
           <w:rFonts w:hint="eastAsia"/>
         </w:rPr>
+        <w:lastRenderedPageBreak/>
         <w:t>resultItems要素（QrPrintResultItem）</w:t>
       </w:r>
     </w:p>
@@ -15104,6 +15504,7 @@
       </w:tblGrid>
       <w:tr>
         <w:trPr>
+          <w:cantSplit/>
           <w:tblHeader/>
         </w:trPr>
         <w:tc>
@@ -15188,6 +15589,9 @@
         </w:tc>
       </w:tr>
       <w:tr>
+        <w:trPr>
+          <w:cantSplit/>
+        </w:trPr>
         <w:tc>
           <w:tcPr>
             <w:tcW w:w="1250" w:type="pct"/>
@@ -15233,6 +15637,9 @@
         </w:tc>
       </w:tr>
       <w:tr>
+        <w:trPr>
+          <w:cantSplit/>
+        </w:trPr>
         <w:tc>
           <w:tcPr>
             <w:tcW w:w="1250" w:type="pct"/>
@@ -15275,6 +15682,9 @@
         </w:tc>
       </w:tr>
       <w:tr>
+        <w:trPr>
+          <w:cantSplit/>
+        </w:trPr>
         <w:tc>
           <w:tcPr>
             <w:tcW w:w="1250" w:type="pct"/>
@@ -15320,6 +15730,9 @@
         </w:tc>
       </w:tr>
       <w:tr>
+        <w:trPr>
+          <w:cantSplit/>
+        </w:trPr>
         <w:tc>
           <w:tcPr>
             <w:tcW w:w="1250" w:type="pct"/>
@@ -15402,6 +15815,7 @@
       </w:tblGrid>
       <w:tr>
         <w:trPr>
+          <w:cantSplit/>
           <w:tblHeader/>
         </w:trPr>
         <w:tc>
@@ -15484,6 +15898,9 @@
         </w:tc>
       </w:tr>
       <w:tr>
+        <w:trPr>
+          <w:cantSplit/>
+        </w:trPr>
         <w:tc>
           <w:tcPr>
             <w:tcW w:w="1250" w:type="pct"/>
@@ -15535,6 +15952,9 @@
         </w:tc>
       </w:tr>
       <w:tr>
+        <w:trPr>
+          <w:cantSplit/>
+        </w:trPr>
         <w:tc>
           <w:tcPr>
             <w:tcW w:w="1250" w:type="pct"/>
@@ -15586,6 +16006,9 @@
         </w:tc>
       </w:tr>
       <w:tr>
+        <w:trPr>
+          <w:cantSplit/>
+        </w:trPr>
         <w:tc>
           <w:tcPr>
             <w:tcW w:w="1250" w:type="pct"/>
@@ -15649,7 +16072,6 @@
         <w:rPr>
           <w:rFonts w:hint="eastAsia"/>
         </w:rPr>
-        <w:lastRenderedPageBreak/>
         <w:t>権限チェック</w:t>
       </w:r>
     </w:p>
@@ -15663,7 +16085,7 @@
         <w:rPr>
           <w:rFonts w:hint="eastAsia"/>
         </w:rPr>
-        <w:t>認可条件: 共有システム管理者アカウント（`users.account_type='SYSTEM_ADMIN'`）の場合は、対象施設（`facilityId` または対象ジョブの `facility_id`）が未削除であることを確認し、通常アカウント向けの担当施設割当・施設提供設定・ユーザー施設別設定による判定をバイパスする</w:t>
+        <w:t>認可条件: 共有システム管理者アカウント（users.account_type='SYSTEM_ADMIN'）の場合は、対象施設（facilityId または対象ジョブの facility_id）が未削除であることを確認し、通常アカウント向けの担当施設割当・施設提供設定・ユーザー施設別設定による判定をバイパスする</w:t>
       </w:r>
     </w:p>
     <w:p>
@@ -15676,7 +16098,7 @@
         <w:rPr>
           <w:rFonts w:hint="eastAsia"/>
         </w:rPr>
-        <w:t>認可条件: 通常アカウントの場合、対象施設（`facilityId` または対象ジョブの `facility_id`）について `user_facility_assignments` に有効割当があること</w:t>
+        <w:t>認可条件: 通常アカウントの場合、対象施設（facilityId または対象ジョブの facility_id）について user_facility_assignments に有効割当があること</w:t>
       </w:r>
     </w:p>
     <w:p>
@@ -15689,7 +16111,7 @@
         <w:rPr>
           <w:rFonts w:hint="eastAsia"/>
         </w:rPr>
-        <w:t>認可条件: 通常アカウントの場合、対象施設（`facilityId` または対象ジョブの `facility_id`）について `facility_feature_settings` と `user_facility_feature_settings` の両方で `qr_issue` が有効であること</w:t>
+        <w:t>認可条件: 通常アカウントの場合、対象施設（facilityId または対象ジョブの facility_id）について facility_feature_settings と user_facility_feature_settings の両方で qr_issue が有効であること</w:t>
       </w:r>
     </w:p>
     <w:p>
@@ -15703,6 +16125,7 @@
         <w:rPr>
           <w:rFonts w:hint="eastAsia"/>
         </w:rPr>
+        <w:lastRenderedPageBreak/>
         <w:t>処理仕様</w:t>
       </w:r>
     </w:p>
@@ -15716,7 +16139,7 @@
         <w:rPr>
           <w:rFonts w:hint="eastAsia"/>
         </w:rPr>
-        <w:t>対象ジョブと明細を取得し、ジョブ内明細件数と `resultItems` 件数の一致を検証する</w:t>
+        <w:t>対象ジョブと明細を取得し、ジョブ内明細件数と resultItems 件数の一致を検証する</w:t>
       </w:r>
     </w:p>
     <w:p>
@@ -15729,7 +16152,7 @@
         <w:rPr>
           <w:rFonts w:hint="eastAsia"/>
         </w:rPr>
-        <w:t>各 `resultItems` を `qrPrintJobItemId` で突合し、対象外明細や重複明細が含まれる場合はエラーとする</w:t>
+        <w:t>各 resultItems を qrPrintJobItemId で突合し、対象外明細や重複明細が含まれる場合はエラーとする</w:t>
       </w:r>
     </w:p>
     <w:p>
@@ -15742,7 +16165,7 @@
         <w:rPr>
           <w:rFonts w:hint="eastAsia"/>
         </w:rPr>
-        <w:t>各 `resultItems` について `status` と `printedAt` / `errorMessage` の組み合わせを検証し、`PRINTED` では `printedAt` 必須・`errorMessage` 未指定、`FAILED` では `printedAt` 未指定・`errorMessage` 必須、`CANCELED` では `printedAt` 未指定とする</w:t>
+        <w:t>各 resultItems について status と printedAt / errorMessage の組み合わせを検証し、PRINTED では printedAt 必須・errorMessage 未指定、FAILED では printedAt 未指定・errorMessage 必須、CANCELED では printedAt 未指定とする</w:t>
       </w:r>
     </w:p>
     <w:p>
@@ -15755,7 +16178,7 @@
         <w:rPr>
           <w:rFonts w:hint="eastAsia"/>
         </w:rPr>
-        <w:t>ローカル印刷モジュール初期化失敗や印刷要求開始失敗など、物理印刷前に失敗した場合でも、本 API を呼び出して対象全件を `FAILED` として終端させる</w:t>
+        <w:t>ローカル印刷モジュール初期化失敗や印刷要求開始失敗など、物理印刷前に失敗した場合でも、本 API を呼び出して対象全件を FAILED として終端させる</w:t>
       </w:r>
     </w:p>
     <w:p>
@@ -15781,7 +16204,7 @@
         <w:rPr>
           <w:rFonts w:hint="eastAsia"/>
         </w:rPr>
-        <w:t>終端済みジョブへ同一結果を冪等再送する場合は、`qr_print_job_items` / `qr_codes` / `qr_print_jobs` を再更新せず既存終端結果を返す</w:t>
+        <w:t>終端済みジョブへ同一結果を冪等再送する場合は、qr_print_job_items / qr_codes / qr_print_jobs を再更新せず既存終端結果を返す</w:t>
       </w:r>
     </w:p>
     <w:p>
@@ -15794,7 +16217,7 @@
         <w:rPr>
           <w:rFonts w:hint="eastAsia"/>
         </w:rPr>
-        <w:t>印刷成功時は対応する `qr_print_job_items.status='PRINTED'` / `printed_at` を更新し、対応する `qr_codes.print_status='PRINTED'` / `printed_at` を更新する</w:t>
+        <w:t>印刷成功時は対応する qr_print_job_items.status='PRINTED' / printed_at を更新し、対応する qr_codes.print_status='PRINTED' / printed_at を更新する</w:t>
       </w:r>
     </w:p>
     <w:p>
@@ -15807,7 +16230,7 @@
         <w:rPr>
           <w:rFonts w:hint="eastAsia"/>
         </w:rPr>
-        <w:t>印刷失敗またはキャンセル時は対応する `qr_print_job_items.status` / `error_message` を更新し、対応する `qr_codes.print_status` を `FAILED` または `CANCELED` へ更新する。失敗時は過去の最終成功 `printed_at` を上書きしない</w:t>
+        <w:t>印刷失敗またはキャンセル時は対応する qr_print_job_items.status / error_message を更新し、対応する qr_codes.print_status を FAILED または CANCELED へ更新する。失敗時は過去の最終成功 printed_at を上書きしない</w:t>
       </w:r>
     </w:p>
     <w:p>
@@ -15820,7 +16243,7 @@
         <w:rPr>
           <w:rFonts w:hint="eastAsia"/>
         </w:rPr>
-        <w:t>`jobErrorStage` / `jobErrorSummary` が指定された場合は `qr_print_jobs.error_stage` / `error_summary` へ反映し、未指定時は明細エラーから要約を補完する</w:t>
+        <w:t>jobErrorStage / jobErrorSummary が指定された場合は qr_print_jobs.error_stage / error_summary へ反映し、未指定時は明細エラーから要約を補完する</w:t>
       </w:r>
     </w:p>
     <w:p>
@@ -15833,14 +16256,7 @@
         <w:rPr>
           <w:rFonts w:hint="eastAsia"/>
         </w:rPr>
-        <w:t>ジョブ全体の成功/失敗件数を集計し、全件 `PRINTED` の場合は `COMPLETED`、全件 `CANCELED` の場合は `CANCELED`、`PRINTED` を1件以上含みかつ `FAILED` または `CANCELED` を1件以上含む場合は `PARTIAL_FAILED`、それ以外で `FAILED` を1件以上含む場</w:t>
-      </w:r>
-      <w:r>
-        <w:rPr>
-          <w:rFonts w:hint="eastAsia"/>
-        </w:rPr>
-        <w:lastRenderedPageBreak/>
-        <w:t>合は `FAILED` として `qr_print_jobs.status`、`success_count`、`failure_count`、`finished_at` を更新する</w:t>
+        <w:t>ジョブ全体の成功/失敗件数を集計し、全件 PRINTED の場合は COMPLETED、全件 CANCELED の場合は CANCELED、PRINTED を1件以上含みかつ FAILED または CANCELED を1件以上含む場合は PARTIAL_FAILED、それ以外で FAILED を1件以上含む場合は FAILED として qr_print_jobs.status、success_count、failure_count、finished_at を更新する</w:t>
       </w:r>
     </w:p>
     <w:p>
@@ -15879,6 +16295,7 @@
       </w:tblGrid>
       <w:tr>
         <w:trPr>
+          <w:cantSplit/>
           <w:tblHeader/>
         </w:trPr>
         <w:tc>
@@ -15963,77 +16380,84 @@
         </w:tc>
       </w:tr>
       <w:tr>
-        <w:tc>
-          <w:tcPr>
-            <w:tcW w:w="1250" w:type="pct"/>
-          </w:tcPr>
-          <w:p>
-            <w:r>
-              <w:t>`qr_print_job_items`</w:t>
-            </w:r>
-          </w:p>
-        </w:tc>
-        <w:tc>
-          <w:tcPr>
-            <w:tcW w:w="1250" w:type="pct"/>
-          </w:tcPr>
-          <w:p>
-            <w:r>
-              <w:rPr>
-                <w:rFonts w:hint="eastAsia"/>
-              </w:rPr>
-              <w:t>リクエスト `resultItems[*].qrPrintJobItemId` に一致する各行の `status` / `printed_at` / `error_message`</w:t>
-            </w:r>
-          </w:p>
-        </w:tc>
-        <w:tc>
-          <w:tcPr>
-            <w:tcW w:w="1250" w:type="pct"/>
-          </w:tcPr>
-          <w:p>
-            <w:r>
-              <w:rPr>
-                <w:rFonts w:hint="eastAsia"/>
-              </w:rPr>
-              <w:t>リクエスト `status` / `printedAt` / `errorMessage` で更新する</w:t>
-            </w:r>
-          </w:p>
-        </w:tc>
-        <w:tc>
-          <w:tcPr>
-            <w:tcW w:w="1250" w:type="pct"/>
-          </w:tcPr>
-          <w:p>
-            <w:r>
-              <w:rPr>
-                <w:rFonts w:hint="eastAsia"/>
-              </w:rPr>
-              <w:t>PRINTED は `printed_at` 必須、FAILED は `error_message` 必須</w:t>
-            </w:r>
-          </w:p>
-        </w:tc>
-      </w:tr>
-      <w:tr>
-        <w:tc>
-          <w:tcPr>
-            <w:tcW w:w="1250" w:type="pct"/>
-          </w:tcPr>
-          <w:p>
-            <w:r>
-              <w:t>`qr_print_job_items`</w:t>
-            </w:r>
-          </w:p>
-        </w:tc>
-        <w:tc>
-          <w:tcPr>
-            <w:tcW w:w="1250" w:type="pct"/>
-          </w:tcPr>
-          <w:p>
-            <w:r>
-              <w:rPr>
-                <w:rFonts w:hint="eastAsia"/>
-              </w:rPr>
-              <w:t>対象各行の `updated_at`</w:t>
+        <w:trPr>
+          <w:cantSplit/>
+        </w:trPr>
+        <w:tc>
+          <w:tcPr>
+            <w:tcW w:w="1250" w:type="pct"/>
+          </w:tcPr>
+          <w:p>
+            <w:r>
+              <w:t>qr_print_job_items</w:t>
+            </w:r>
+          </w:p>
+        </w:tc>
+        <w:tc>
+          <w:tcPr>
+            <w:tcW w:w="1250" w:type="pct"/>
+          </w:tcPr>
+          <w:p>
+            <w:r>
+              <w:rPr>
+                <w:rFonts w:hint="eastAsia"/>
+              </w:rPr>
+              <w:t>リクエスト resultItems[*].qrPrintJobItemId に一致する各行の status / printed_at / error_message</w:t>
+            </w:r>
+          </w:p>
+        </w:tc>
+        <w:tc>
+          <w:tcPr>
+            <w:tcW w:w="1250" w:type="pct"/>
+          </w:tcPr>
+          <w:p>
+            <w:r>
+              <w:rPr>
+                <w:rFonts w:hint="eastAsia"/>
+              </w:rPr>
+              <w:t>リクエスト status / printedAt / errorMessage で更新する</w:t>
+            </w:r>
+          </w:p>
+        </w:tc>
+        <w:tc>
+          <w:tcPr>
+            <w:tcW w:w="1250" w:type="pct"/>
+          </w:tcPr>
+          <w:p>
+            <w:r>
+              <w:rPr>
+                <w:rFonts w:hint="eastAsia"/>
+              </w:rPr>
+              <w:t>PRINTED は printed_at 必須、FAILED は error_message 必須</w:t>
+            </w:r>
+          </w:p>
+        </w:tc>
+      </w:tr>
+      <w:tr>
+        <w:trPr>
+          <w:cantSplit/>
+        </w:trPr>
+        <w:tc>
+          <w:tcPr>
+            <w:tcW w:w="1250" w:type="pct"/>
+          </w:tcPr>
+          <w:p>
+            <w:r>
+              <w:lastRenderedPageBreak/>
+              <w:t>qr_print_job_items</w:t>
+            </w:r>
+          </w:p>
+        </w:tc>
+        <w:tc>
+          <w:tcPr>
+            <w:tcW w:w="1250" w:type="pct"/>
+          </w:tcPr>
+          <w:p>
+            <w:r>
+              <w:rPr>
+                <w:rFonts w:hint="eastAsia"/>
+              </w:rPr>
+              <w:t>対象各行の updated_at</w:t>
             </w:r>
           </w:p>
         </w:tc>
@@ -16065,26 +16489,29 @@
         </w:tc>
       </w:tr>
       <w:tr>
-        <w:tc>
-          <w:tcPr>
-            <w:tcW w:w="1250" w:type="pct"/>
-          </w:tcPr>
-          <w:p>
-            <w:r>
-              <w:t>`qr_print_job_items`</w:t>
-            </w:r>
-          </w:p>
-        </w:tc>
-        <w:tc>
-          <w:tcPr>
-            <w:tcW w:w="1250" w:type="pct"/>
-          </w:tcPr>
-          <w:p>
-            <w:r>
-              <w:rPr>
-                <w:rFonts w:hint="eastAsia"/>
-              </w:rPr>
-              <w:t>対象各行の `qr_print_job_id` / `qr_code_id` / `print_order` / `created_at`</w:t>
+        <w:trPr>
+          <w:cantSplit/>
+        </w:trPr>
+        <w:tc>
+          <w:tcPr>
+            <w:tcW w:w="1250" w:type="pct"/>
+          </w:tcPr>
+          <w:p>
+            <w:r>
+              <w:t>qr_print_job_items</w:t>
+            </w:r>
+          </w:p>
+        </w:tc>
+        <w:tc>
+          <w:tcPr>
+            <w:tcW w:w="1250" w:type="pct"/>
+          </w:tcPr>
+          <w:p>
+            <w:r>
+              <w:rPr>
+                <w:rFonts w:hint="eastAsia"/>
+              </w:rPr>
+              <w:t>対象各行の qr_print_job_id / qr_code_id / print_order / created_at</w:t>
             </w:r>
           </w:p>
         </w:tc>
@@ -16153,6 +16580,7 @@
       </w:tblGrid>
       <w:tr>
         <w:trPr>
+          <w:cantSplit/>
           <w:tblHeader/>
         </w:trPr>
         <w:tc>
@@ -16237,39 +16665,42 @@
         </w:tc>
       </w:tr>
       <w:tr>
-        <w:tc>
-          <w:tcPr>
-            <w:tcW w:w="1250" w:type="pct"/>
-          </w:tcPr>
-          <w:p>
-            <w:r>
-              <w:t>`qr_codes`</w:t>
-            </w:r>
-          </w:p>
-        </w:tc>
-        <w:tc>
-          <w:tcPr>
-            <w:tcW w:w="1250" w:type="pct"/>
-          </w:tcPr>
-          <w:p>
-            <w:r>
-              <w:rPr>
-                <w:rFonts w:hint="eastAsia"/>
-              </w:rPr>
-              <w:t>対象明細に紐づく各行の `print_status`</w:t>
-            </w:r>
-          </w:p>
-        </w:tc>
-        <w:tc>
-          <w:tcPr>
-            <w:tcW w:w="1250" w:type="pct"/>
-          </w:tcPr>
-          <w:p>
-            <w:r>
-              <w:rPr>
-                <w:rFonts w:hint="eastAsia"/>
-              </w:rPr>
-              <w:t>対応する `resultItems[*].status` に応じて `PRINTED` / `FAILED` / `CANCELED` へ更新する</w:t>
+        <w:trPr>
+          <w:cantSplit/>
+        </w:trPr>
+        <w:tc>
+          <w:tcPr>
+            <w:tcW w:w="1250" w:type="pct"/>
+          </w:tcPr>
+          <w:p>
+            <w:r>
+              <w:t>qr_codes</w:t>
+            </w:r>
+          </w:p>
+        </w:tc>
+        <w:tc>
+          <w:tcPr>
+            <w:tcW w:w="1250" w:type="pct"/>
+          </w:tcPr>
+          <w:p>
+            <w:r>
+              <w:rPr>
+                <w:rFonts w:hint="eastAsia"/>
+              </w:rPr>
+              <w:t>対象明細に紐づく各行の print_status</w:t>
+            </w:r>
+          </w:p>
+        </w:tc>
+        <w:tc>
+          <w:tcPr>
+            <w:tcW w:w="1250" w:type="pct"/>
+          </w:tcPr>
+          <w:p>
+            <w:r>
+              <w:rPr>
+                <w:rFonts w:hint="eastAsia"/>
+              </w:rPr>
+              <w:t>対応する resultItems[*].status に応じて PRINTED / FAILED / CANCELED へ更新する</w:t>
             </w:r>
           </w:p>
         </w:tc>
@@ -16288,39 +16719,42 @@
         </w:tc>
       </w:tr>
       <w:tr>
-        <w:tc>
-          <w:tcPr>
-            <w:tcW w:w="1250" w:type="pct"/>
-          </w:tcPr>
-          <w:p>
-            <w:r>
-              <w:t>`qr_codes`</w:t>
-            </w:r>
-          </w:p>
-        </w:tc>
-        <w:tc>
-          <w:tcPr>
-            <w:tcW w:w="1250" w:type="pct"/>
-          </w:tcPr>
-          <w:p>
-            <w:r>
-              <w:rPr>
-                <w:rFonts w:hint="eastAsia"/>
-              </w:rPr>
-              <w:t>対象明細に紐づく各行の `printed_at`</w:t>
-            </w:r>
-          </w:p>
-        </w:tc>
-        <w:tc>
-          <w:tcPr>
-            <w:tcW w:w="1250" w:type="pct"/>
-          </w:tcPr>
-          <w:p>
-            <w:r>
-              <w:rPr>
-                <w:rFonts w:hint="eastAsia"/>
-              </w:rPr>
-              <w:t>`PRINTED` の場合はリクエスト `printedAt` で更新し、`FAILED` / `CANCELED` の場合は既存値を維持する</w:t>
+        <w:trPr>
+          <w:cantSplit/>
+        </w:trPr>
+        <w:tc>
+          <w:tcPr>
+            <w:tcW w:w="1250" w:type="pct"/>
+          </w:tcPr>
+          <w:p>
+            <w:r>
+              <w:t>qr_codes</w:t>
+            </w:r>
+          </w:p>
+        </w:tc>
+        <w:tc>
+          <w:tcPr>
+            <w:tcW w:w="1250" w:type="pct"/>
+          </w:tcPr>
+          <w:p>
+            <w:r>
+              <w:rPr>
+                <w:rFonts w:hint="eastAsia"/>
+              </w:rPr>
+              <w:t>対象明細に紐づく各行の printed_at</w:t>
+            </w:r>
+          </w:p>
+        </w:tc>
+        <w:tc>
+          <w:tcPr>
+            <w:tcW w:w="1250" w:type="pct"/>
+          </w:tcPr>
+          <w:p>
+            <w:r>
+              <w:rPr>
+                <w:rFonts w:hint="eastAsia"/>
+              </w:rPr>
+              <w:t>PRINTED の場合はリクエスト printedAt で更新し、FAILED / CANCELED の場合は既存値を維持する</w:t>
             </w:r>
           </w:p>
         </w:tc>
@@ -16339,26 +16773,29 @@
         </w:tc>
       </w:tr>
       <w:tr>
-        <w:tc>
-          <w:tcPr>
-            <w:tcW w:w="1250" w:type="pct"/>
-          </w:tcPr>
-          <w:p>
-            <w:r>
-              <w:t>`qr_codes`</w:t>
-            </w:r>
-          </w:p>
-        </w:tc>
-        <w:tc>
-          <w:tcPr>
-            <w:tcW w:w="1250" w:type="pct"/>
-          </w:tcPr>
-          <w:p>
-            <w:r>
-              <w:rPr>
-                <w:rFonts w:hint="eastAsia"/>
-              </w:rPr>
-              <w:t>対象明細に紐づく各行の `updated_at`</w:t>
+        <w:trPr>
+          <w:cantSplit/>
+        </w:trPr>
+        <w:tc>
+          <w:tcPr>
+            <w:tcW w:w="1250" w:type="pct"/>
+          </w:tcPr>
+          <w:p>
+            <w:r>
+              <w:t>qr_codes</w:t>
+            </w:r>
+          </w:p>
+        </w:tc>
+        <w:tc>
+          <w:tcPr>
+            <w:tcW w:w="1250" w:type="pct"/>
+          </w:tcPr>
+          <w:p>
+            <w:r>
+              <w:rPr>
+                <w:rFonts w:hint="eastAsia"/>
+              </w:rPr>
+              <w:t>対象明細に紐づく各行の updated_at</w:t>
             </w:r>
           </w:p>
         </w:tc>
@@ -16390,46 +16827,41 @@
         </w:tc>
       </w:tr>
       <w:tr>
-        <w:tc>
-          <w:tcPr>
-            <w:tcW w:w="1250" w:type="pct"/>
-          </w:tcPr>
-          <w:p>
-            <w:r>
-              <w:t>`qr_codes`</w:t>
-            </w:r>
-          </w:p>
-        </w:tc>
-        <w:tc>
-          <w:tcPr>
-            <w:tcW w:w="1250" w:type="pct"/>
-          </w:tcPr>
-          <w:p>
-            <w:r>
-              <w:rPr>
-                <w:rFonts w:hint="eastAsia"/>
-              </w:rPr>
-              <w:t xml:space="preserve">対象明細に紐づく各行の `issue_type` / </w:t>
-            </w:r>
-            <w:r>
-              <w:rPr>
-                <w:rFonts w:hint="eastAsia"/>
-              </w:rPr>
-              <w:lastRenderedPageBreak/>
-              <w:t>`label_template_key` / `free_entry_text` / `issued_by_user_id` / `issued_at` / `last_print_job_id` / `asset_ledger_id` / `created_at` / `deleted_at`</w:t>
-            </w:r>
-          </w:p>
-        </w:tc>
-        <w:tc>
-          <w:tcPr>
-            <w:tcW w:w="1250" w:type="pct"/>
-          </w:tcPr>
-          <w:p>
-            <w:r>
-              <w:rPr>
-                <w:rFonts w:hint="eastAsia"/>
-              </w:rPr>
-              <w:lastRenderedPageBreak/>
+        <w:trPr>
+          <w:cantSplit/>
+        </w:trPr>
+        <w:tc>
+          <w:tcPr>
+            <w:tcW w:w="1250" w:type="pct"/>
+          </w:tcPr>
+          <w:p>
+            <w:r>
+              <w:t>qr_codes</w:t>
+            </w:r>
+          </w:p>
+        </w:tc>
+        <w:tc>
+          <w:tcPr>
+            <w:tcW w:w="1250" w:type="pct"/>
+          </w:tcPr>
+          <w:p>
+            <w:r>
+              <w:rPr>
+                <w:rFonts w:hint="eastAsia"/>
+              </w:rPr>
+              <w:t>対象明細に紐づく各行の issue_type / label_template_key / free_entry_text / issued_by_user_id / issued_at / last_print_job_id / asset_ledger_id / created_at / deleted_at</w:t>
+            </w:r>
+          </w:p>
+        </w:tc>
+        <w:tc>
+          <w:tcPr>
+            <w:tcW w:w="1250" w:type="pct"/>
+          </w:tcPr>
+          <w:p>
+            <w:r>
+              <w:rPr>
+                <w:rFonts w:hint="eastAsia"/>
+              </w:rPr>
               <w:t>変更しない</w:t>
             </w:r>
           </w:p>
@@ -16461,6 +16893,7 @@
         <w:rPr>
           <w:rFonts w:hint="eastAsia"/>
         </w:rPr>
+        <w:lastRenderedPageBreak/>
         <w:t>永続化マッピング（印刷ジョブヘッダ集計）</w:t>
       </w:r>
     </w:p>
@@ -16486,6 +16919,7 @@
       </w:tblGrid>
       <w:tr>
         <w:trPr>
+          <w:cantSplit/>
           <w:tblHeader/>
         </w:trPr>
         <w:tc>
@@ -16570,39 +17004,42 @@
         </w:tc>
       </w:tr>
       <w:tr>
-        <w:tc>
-          <w:tcPr>
-            <w:tcW w:w="1250" w:type="pct"/>
-          </w:tcPr>
-          <w:p>
-            <w:r>
-              <w:t>`qr_print_jobs`</w:t>
-            </w:r>
-          </w:p>
-        </w:tc>
-        <w:tc>
-          <w:tcPr>
-            <w:tcW w:w="1250" w:type="pct"/>
-          </w:tcPr>
-          <w:p>
-            <w:r>
-              <w:rPr>
-                <w:rFonts w:hint="eastAsia"/>
-              </w:rPr>
-              <w:t>対象 `qrPrintJobId` 行の `success_count` / `failure_count`</w:t>
-            </w:r>
-          </w:p>
-        </w:tc>
-        <w:tc>
-          <w:tcPr>
-            <w:tcW w:w="1250" w:type="pct"/>
-          </w:tcPr>
-          <w:p>
-            <w:r>
-              <w:rPr>
-                <w:rFonts w:hint="eastAsia"/>
-              </w:rPr>
-              <w:t>結果反映後の `PRINTED` 件数 / `FAILED` または `CANCELED` 件数を保存する</w:t>
+        <w:trPr>
+          <w:cantSplit/>
+        </w:trPr>
+        <w:tc>
+          <w:tcPr>
+            <w:tcW w:w="1250" w:type="pct"/>
+          </w:tcPr>
+          <w:p>
+            <w:r>
+              <w:t>qr_print_jobs</w:t>
+            </w:r>
+          </w:p>
+        </w:tc>
+        <w:tc>
+          <w:tcPr>
+            <w:tcW w:w="1250" w:type="pct"/>
+          </w:tcPr>
+          <w:p>
+            <w:r>
+              <w:rPr>
+                <w:rFonts w:hint="eastAsia"/>
+              </w:rPr>
+              <w:t>対象 qrPrintJobId 行の success_count / failure_count</w:t>
+            </w:r>
+          </w:p>
+        </w:tc>
+        <w:tc>
+          <w:tcPr>
+            <w:tcW w:w="1250" w:type="pct"/>
+          </w:tcPr>
+          <w:p>
+            <w:r>
+              <w:rPr>
+                <w:rFonts w:hint="eastAsia"/>
+              </w:rPr>
+              <w:t>結果反映後の PRINTED 件数 / FAILED または CANCELED 件数を保存する</w:t>
             </w:r>
           </w:p>
         </w:tc>
@@ -16621,39 +17058,42 @@
         </w:tc>
       </w:tr>
       <w:tr>
-        <w:tc>
-          <w:tcPr>
-            <w:tcW w:w="1250" w:type="pct"/>
-          </w:tcPr>
-          <w:p>
-            <w:r>
-              <w:t>`qr_print_jobs`</w:t>
-            </w:r>
-          </w:p>
-        </w:tc>
-        <w:tc>
-          <w:tcPr>
-            <w:tcW w:w="1250" w:type="pct"/>
-          </w:tcPr>
-          <w:p>
-            <w:r>
-              <w:rPr>
-                <w:rFonts w:hint="eastAsia"/>
-              </w:rPr>
-              <w:t>対象 `qrPrintJobId` 行の `status`</w:t>
-            </w:r>
-          </w:p>
-        </w:tc>
-        <w:tc>
-          <w:tcPr>
-            <w:tcW w:w="1250" w:type="pct"/>
-          </w:tcPr>
-          <w:p>
-            <w:r>
-              <w:rPr>
-                <w:rFonts w:hint="eastAsia"/>
-              </w:rPr>
-              <w:t>集計結果に応じて `COMPLETED` / `PARTIAL_FAILED` / `FAILED` / `CANCELED` へ更新する</w:t>
+        <w:trPr>
+          <w:cantSplit/>
+        </w:trPr>
+        <w:tc>
+          <w:tcPr>
+            <w:tcW w:w="1250" w:type="pct"/>
+          </w:tcPr>
+          <w:p>
+            <w:r>
+              <w:t>qr_print_jobs</w:t>
+            </w:r>
+          </w:p>
+        </w:tc>
+        <w:tc>
+          <w:tcPr>
+            <w:tcW w:w="1250" w:type="pct"/>
+          </w:tcPr>
+          <w:p>
+            <w:r>
+              <w:rPr>
+                <w:rFonts w:hint="eastAsia"/>
+              </w:rPr>
+              <w:t>対象 qrPrintJobId 行の status</w:t>
+            </w:r>
+          </w:p>
+        </w:tc>
+        <w:tc>
+          <w:tcPr>
+            <w:tcW w:w="1250" w:type="pct"/>
+          </w:tcPr>
+          <w:p>
+            <w:r>
+              <w:rPr>
+                <w:rFonts w:hint="eastAsia"/>
+              </w:rPr>
+              <w:t>集計結果に応じて COMPLETED / PARTIAL_FAILED / FAILED / CANCELED へ更新する</w:t>
             </w:r>
           </w:p>
         </w:tc>
@@ -16672,39 +17112,42 @@
         </w:tc>
       </w:tr>
       <w:tr>
-        <w:tc>
-          <w:tcPr>
-            <w:tcW w:w="1250" w:type="pct"/>
-          </w:tcPr>
-          <w:p>
-            <w:r>
-              <w:t>`qr_print_jobs`</w:t>
-            </w:r>
-          </w:p>
-        </w:tc>
-        <w:tc>
-          <w:tcPr>
-            <w:tcW w:w="1250" w:type="pct"/>
-          </w:tcPr>
-          <w:p>
-            <w:r>
-              <w:rPr>
-                <w:rFonts w:hint="eastAsia"/>
-              </w:rPr>
-              <w:t>対象 `qrPrintJobId` 行の `error_stage` / `error_summary`</w:t>
-            </w:r>
-          </w:p>
-        </w:tc>
-        <w:tc>
-          <w:tcPr>
-            <w:tcW w:w="1250" w:type="pct"/>
-          </w:tcPr>
-          <w:p>
-            <w:r>
-              <w:rPr>
-                <w:rFonts w:hint="eastAsia"/>
-              </w:rPr>
-              <w:t>リクエスト `jobErrorStage` / `jobErrorSummary` を保存し、未指定時は明細エラーから補完する</w:t>
+        <w:trPr>
+          <w:cantSplit/>
+        </w:trPr>
+        <w:tc>
+          <w:tcPr>
+            <w:tcW w:w="1250" w:type="pct"/>
+          </w:tcPr>
+          <w:p>
+            <w:r>
+              <w:t>qr_print_jobs</w:t>
+            </w:r>
+          </w:p>
+        </w:tc>
+        <w:tc>
+          <w:tcPr>
+            <w:tcW w:w="1250" w:type="pct"/>
+          </w:tcPr>
+          <w:p>
+            <w:r>
+              <w:rPr>
+                <w:rFonts w:hint="eastAsia"/>
+              </w:rPr>
+              <w:t>対象 qrPrintJobId 行の error_stage / error_summary</w:t>
+            </w:r>
+          </w:p>
+        </w:tc>
+        <w:tc>
+          <w:tcPr>
+            <w:tcW w:w="1250" w:type="pct"/>
+          </w:tcPr>
+          <w:p>
+            <w:r>
+              <w:rPr>
+                <w:rFonts w:hint="eastAsia"/>
+              </w:rPr>
+              <w:t>リクエスト jobErrorStage / jobErrorSummary を保存し、未指定時は明細エラーから補完する</w:t>
             </w:r>
           </w:p>
         </w:tc>
@@ -16723,26 +17166,29 @@
         </w:tc>
       </w:tr>
       <w:tr>
-        <w:tc>
-          <w:tcPr>
-            <w:tcW w:w="1250" w:type="pct"/>
-          </w:tcPr>
-          <w:p>
-            <w:r>
-              <w:t>`qr_print_jobs`</w:t>
-            </w:r>
-          </w:p>
-        </w:tc>
-        <w:tc>
-          <w:tcPr>
-            <w:tcW w:w="1250" w:type="pct"/>
-          </w:tcPr>
-          <w:p>
-            <w:r>
-              <w:rPr>
-                <w:rFonts w:hint="eastAsia"/>
-              </w:rPr>
-              <w:t>対象 `qrPrintJobId` 行の `finished_at` / `updated_at`</w:t>
+        <w:trPr>
+          <w:cantSplit/>
+        </w:trPr>
+        <w:tc>
+          <w:tcPr>
+            <w:tcW w:w="1250" w:type="pct"/>
+          </w:tcPr>
+          <w:p>
+            <w:r>
+              <w:t>qr_print_jobs</w:t>
+            </w:r>
+          </w:p>
+        </w:tc>
+        <w:tc>
+          <w:tcPr>
+            <w:tcW w:w="1250" w:type="pct"/>
+          </w:tcPr>
+          <w:p>
+            <w:r>
+              <w:rPr>
+                <w:rFonts w:hint="eastAsia"/>
+              </w:rPr>
+              <w:t>対象 qrPrintJobId 行の finished_at / updated_at</w:t>
             </w:r>
           </w:p>
         </w:tc>
@@ -16774,46 +17220,41 @@
         </w:tc>
       </w:tr>
       <w:tr>
-        <w:tc>
-          <w:tcPr>
-            <w:tcW w:w="1250" w:type="pct"/>
-          </w:tcPr>
-          <w:p>
-            <w:r>
-              <w:t>`qr_print_jobs`</w:t>
-            </w:r>
-          </w:p>
-        </w:tc>
-        <w:tc>
-          <w:tcPr>
-            <w:tcW w:w="1250" w:type="pct"/>
-          </w:tcPr>
-          <w:p>
-            <w:r>
-              <w:rPr>
-                <w:rFonts w:hint="eastAsia"/>
-              </w:rPr>
-              <w:t>対象 `qrPrintJobId` 行の `facility_id` / `template_key` / `printer_name` / `client_request_id` / `request_pay</w:t>
-            </w:r>
-            <w:r>
-              <w:rPr>
-                <w:rFonts w:hint="eastAsia"/>
-              </w:rPr>
-              <w:lastRenderedPageBreak/>
-              <w:t>load_hash` / `requested_by_user_id` / `requested_at` / `started_at` / `created_at`</w:t>
-            </w:r>
-          </w:p>
-        </w:tc>
-        <w:tc>
-          <w:tcPr>
-            <w:tcW w:w="1250" w:type="pct"/>
-          </w:tcPr>
-          <w:p>
-            <w:r>
-              <w:rPr>
-                <w:rFonts w:hint="eastAsia"/>
-              </w:rPr>
-              <w:lastRenderedPageBreak/>
+        <w:trPr>
+          <w:cantSplit/>
+        </w:trPr>
+        <w:tc>
+          <w:tcPr>
+            <w:tcW w:w="1250" w:type="pct"/>
+          </w:tcPr>
+          <w:p>
+            <w:r>
+              <w:t>qr_print_jobs</w:t>
+            </w:r>
+          </w:p>
+        </w:tc>
+        <w:tc>
+          <w:tcPr>
+            <w:tcW w:w="1250" w:type="pct"/>
+          </w:tcPr>
+          <w:p>
+            <w:r>
+              <w:rPr>
+                <w:rFonts w:hint="eastAsia"/>
+              </w:rPr>
+              <w:t>対象 qrPrintJobId 行の facility_id / template_key / printer_name / client_request_id / request_payload_hash / requested_by_user_id / requested_at / started_at / created_at</w:t>
+            </w:r>
+          </w:p>
+        </w:tc>
+        <w:tc>
+          <w:tcPr>
+            <w:tcW w:w="1250" w:type="pct"/>
+          </w:tcPr>
+          <w:p>
+            <w:r>
+              <w:rPr>
+                <w:rFonts w:hint="eastAsia"/>
+              </w:rPr>
               <w:t>変更しない</w:t>
             </w:r>
           </w:p>
@@ -16841,7 +17282,7 @@
           <w:rFonts w:hint="eastAsia"/>
         </w:rPr>
       </w:pPr>
-      <w:bookmarkStart w:id="35" w:name="_Toc231139146"/>
+      <w:bookmarkStart w:id="35" w:name="_Toc236702351"/>
       <w:r>
         <w:rPr>
           <w:rFonts w:hint="eastAsia"/>
@@ -16872,6 +17313,7 @@
       </w:tblGrid>
       <w:tr>
         <w:trPr>
+          <w:cantSplit/>
           <w:tblHeader/>
         </w:trPr>
         <w:tc>
@@ -16956,6 +17398,9 @@
         </w:tc>
       </w:tr>
       <w:tr>
+        <w:trPr>
+          <w:cantSplit/>
+        </w:trPr>
         <w:tc>
           <w:tcPr>
             <w:tcW w:w="1250" w:type="pct"/>
@@ -17001,12 +17446,16 @@
         </w:tc>
       </w:tr>
       <w:tr>
-        <w:tc>
-          <w:tcPr>
-            <w:tcW w:w="1250" w:type="pct"/>
-          </w:tcPr>
-          <w:p>
-            <w:r>
+        <w:trPr>
+          <w:cantSplit/>
+        </w:trPr>
+        <w:tc>
+          <w:tcPr>
+            <w:tcW w:w="1250" w:type="pct"/>
+          </w:tcPr>
+          <w:p>
+            <w:r>
+              <w:lastRenderedPageBreak/>
               <w:t>status</w:t>
             </w:r>
           </w:p>
@@ -17043,6 +17492,9 @@
         </w:tc>
       </w:tr>
       <w:tr>
+        <w:trPr>
+          <w:cantSplit/>
+        </w:trPr>
         <w:tc>
           <w:tcPr>
             <w:tcW w:w="1250" w:type="pct"/>
@@ -17088,6 +17540,9 @@
         </w:tc>
       </w:tr>
       <w:tr>
+        <w:trPr>
+          <w:cantSplit/>
+        </w:trPr>
         <w:tc>
           <w:tcPr>
             <w:tcW w:w="1250" w:type="pct"/>
@@ -17133,6 +17588,9 @@
         </w:tc>
       </w:tr>
       <w:tr>
+        <w:trPr>
+          <w:cantSplit/>
+        </w:trPr>
         <w:tc>
           <w:tcPr>
             <w:tcW w:w="1250" w:type="pct"/>
@@ -17178,6 +17636,9 @@
         </w:tc>
       </w:tr>
       <w:tr>
+        <w:trPr>
+          <w:cantSplit/>
+        </w:trPr>
         <w:tc>
           <w:tcPr>
             <w:tcW w:w="1250" w:type="pct"/>
@@ -17223,6 +17684,9 @@
         </w:tc>
       </w:tr>
       <w:tr>
+        <w:trPr>
+          <w:cantSplit/>
+        </w:trPr>
         <w:tc>
           <w:tcPr>
             <w:tcW w:w="1250" w:type="pct"/>
@@ -17239,7 +17703,7 @@
           </w:tcPr>
           <w:p>
             <w:r>
-              <w:t>datetime</w:t>
+              <w:t>string(datetime)</w:t>
             </w:r>
           </w:p>
         </w:tc>
@@ -17276,7 +17740,7 @@
           <w:rFonts w:hint="eastAsia"/>
         </w:rPr>
       </w:pPr>
-      <w:bookmarkStart w:id="36" w:name="_Toc231139147"/>
+      <w:bookmarkStart w:id="36" w:name="_Toc236702352"/>
       <w:r>
         <w:rPr>
           <w:rFonts w:hint="eastAsia"/>
@@ -17306,6 +17770,7 @@
       </w:tblGrid>
       <w:tr>
         <w:trPr>
+          <w:cantSplit/>
           <w:tblHeader/>
         </w:trPr>
         <w:tc>
@@ -17369,6 +17834,9 @@
         </w:tc>
       </w:tr>
       <w:tr>
+        <w:trPr>
+          <w:cantSplit/>
+        </w:trPr>
         <w:tc>
           <w:tcPr>
             <w:tcW w:w="1666" w:type="pct"/>
@@ -17404,6 +17872,9 @@
         </w:tc>
       </w:tr>
       <w:tr>
+        <w:trPr>
+          <w:cantSplit/>
+        </w:trPr>
         <w:tc>
           <w:tcPr>
             <w:tcW w:w="1666" w:type="pct"/>
@@ -17439,6 +17910,9 @@
         </w:tc>
       </w:tr>
       <w:tr>
+        <w:trPr>
+          <w:cantSplit/>
+        </w:trPr>
         <w:tc>
           <w:tcPr>
             <w:tcW w:w="1666" w:type="pct"/>
@@ -17474,6 +17948,9 @@
         </w:tc>
       </w:tr>
       <w:tr>
+        <w:trPr>
+          <w:cantSplit/>
+        </w:trPr>
         <w:tc>
           <w:tcPr>
             <w:tcW w:w="1666" w:type="pct"/>
@@ -17493,7 +17970,7 @@
               <w:rPr>
                 <w:rFonts w:hint="eastAsia"/>
               </w:rPr>
-              <w:t>通常アカウントで対象ジョブ施設に対する実効 `qr_issue` なし、または共有システム管理者で対象ジョブ施設が削除済み</w:t>
+              <w:t>通常アカウントで対象ジョブ施設に対する実効 qr_issue なし、または共有システム管理者で対象ジョブ施設が削除済み</w:t>
             </w:r>
           </w:p>
         </w:tc>
@@ -17509,6 +17986,9 @@
         </w:tc>
       </w:tr>
       <w:tr>
+        <w:trPr>
+          <w:cantSplit/>
+        </w:trPr>
         <w:tc>
           <w:tcPr>
             <w:tcW w:w="1666" w:type="pct"/>
@@ -17544,6 +18024,9 @@
         </w:tc>
       </w:tr>
       <w:tr>
+        <w:trPr>
+          <w:cantSplit/>
+        </w:trPr>
         <w:tc>
           <w:tcPr>
             <w:tcW w:w="1666" w:type="pct"/>
@@ -17579,6 +18062,9 @@
         </w:tc>
       </w:tr>
       <w:tr>
+        <w:trPr>
+          <w:cantSplit/>
+        </w:trPr>
         <w:tc>
           <w:tcPr>
             <w:tcW w:w="1666" w:type="pct"/>
@@ -17622,7 +18108,7 @@
           <w:rFonts w:hint="eastAsia"/>
         </w:rPr>
       </w:pPr>
-      <w:bookmarkStart w:id="37" w:name="_Toc231139148"/>
+      <w:bookmarkStart w:id="37" w:name="_Toc236702353"/>
       <w:r>
         <w:rPr>
           <w:rFonts w:hint="eastAsia"/>
@@ -17685,7 +18171,7 @@
         <w:rPr>
           <w:rFonts w:hint="eastAsia"/>
         </w:rPr>
-        <w:t>プレビュー生成時点では `qr_codes` / `qr_print_jobs` / `qr_print_job_items` を永続化しない</w:t>
+        <w:t>プレビュー生成時点では qr_codes / qr_print_jobs / qr_print_job_items を永続化しない</w:t>
       </w:r>
     </w:p>
     <w:p>
@@ -17704,7 +18190,8 @@
         <w:rPr>
           <w:rFonts w:hint="eastAsia"/>
         </w:rPr>
-        <w:t>新規発行時の最終採番確定と `qr_codes` 保存は `POST /qr-print/jobs` の印刷開始受付時に行う</w:t>
+        <w:lastRenderedPageBreak/>
+        <w:t>新規発行時の最終採番確定と qr_codes 保存は POST /qr-print/jobs の印刷開始受付時に行う</w:t>
       </w:r>
     </w:p>
     <w:p>
@@ -17723,7 +18210,7 @@
         <w:rPr>
           <w:rFonts w:hint="eastAsia"/>
         </w:rPr>
-        <w:t>`POST /qr-print/jobs` は `clientRequestId` を用いて冪等に扱い、同一操作の再送では正規化済み開始受付ペイロードの `requestPayloadHash` 一致時のみ既存ジョブを返し、不一致時は 409 とする</w:t>
+        <w:t>POST /qr-print/jobs は clientRequestId を用いて冪等に扱い、同一操作の再送では正規化済み開始受付ペイロードの requestPayloadHash 一致時のみ既存ジョブを返し、不一致時は 409 とする</w:t>
       </w:r>
     </w:p>
     <w:p>
@@ -17742,7 +18229,7 @@
         <w:rPr>
           <w:rFonts w:hint="eastAsia"/>
         </w:rPr>
-        <w:t>`qr_print_job_items` は `POST /qr-print/jobs` の印刷開始受付時に全件作成する</w:t>
+        <w:t>qr_print_job_items は POST /qr-print/jobs の印刷開始受付時に全件作成する</w:t>
       </w:r>
     </w:p>
     <w:p>
@@ -17761,7 +18248,7 @@
         <w:rPr>
           <w:rFonts w:hint="eastAsia"/>
         </w:rPr>
-        <w:t>印刷開始受付完了時点で `qr_codes.print_status` は `PRINTING` へ遷移し、`qr_print_jobs.started_at` には印刷開始受付完了時刻を記録する</w:t>
+        <w:t>印刷開始受付完了時点で qr_codes.print_status は PRINTING へ遷移し、qr_print_jobs.started_at には印刷開始受付完了時刻を記録する</w:t>
       </w:r>
     </w:p>
     <w:p>
@@ -17780,7 +18267,7 @@
         <w:rPr>
           <w:rFonts w:hint="eastAsia"/>
         </w:rPr>
-        <w:t>印刷結果反映 API は `qr_codes` の新規作成や採番を行わず、印刷状態と集計結果の更新のみを行う</w:t>
+        <w:t>印刷結果反映 API は qr_codes の新規作成や採番を行わず、印刷状態と集計結果の更新のみを行う</w:t>
       </w:r>
     </w:p>
     <w:p>
@@ -17799,7 +18286,7 @@
         <w:rPr>
           <w:rFonts w:hint="eastAsia"/>
         </w:rPr>
-        <w:t>ローカル印刷モジュール初期化失敗など物理印刷前の失敗でも、結果反映 API へ全件 `FAILED` を送ってジョブを終端させる</w:t>
+        <w:t>ローカル印刷モジュール初期化失敗など物理印刷前の失敗でも、結果反映 API へ全件 FAILED を送ってジョブを終端させる</w:t>
       </w:r>
     </w:p>
     <w:p>
@@ -17818,7 +18305,7 @@
         <w:rPr>
           <w:rFonts w:hint="eastAsia"/>
         </w:rPr>
-        <w:t>再発行では新しい QR識別子を採番せず、既存 `qr_identifier` を再利用する</w:t>
+        <w:t>再発行では新しい QR識別子を採番せず、既存 qr_identifier を再利用する</w:t>
       </w:r>
     </w:p>
     <w:p>
@@ -17856,7 +18343,7 @@
         <w:rPr>
           <w:rFonts w:hint="eastAsia"/>
         </w:rPr>
-        <w:t>ジョブ終端ステータスは、全件 `PRINTED` の場合のみ `COMPLETED`、全件 `CANCELED` の場合のみ `CANCELED`、`PRINTED` を1件以上含む混在時は `PARTIAL_FAILED`、それ以外で `FAILED` を含む場合は `FAILED` とする</w:t>
+        <w:t>ジョブ終端ステータスは、全件 PRINTED の場合のみ COMPLETED、全件 CANCELED の場合のみ CANCELED、PRINTED を1件以上含む混在時は PARTIAL_FAILED、それ以外で FAILED を含む場合は FAILED とする</w:t>
       </w:r>
     </w:p>
     <w:p>
@@ -17875,7 +18362,7 @@
         <w:rPr>
           <w:rFonts w:hint="eastAsia"/>
         </w:rPr>
-        <w:t>`qrContentUrl` は派生値として都度生成し、`qr_codes` / `qr_print_jobs` / `qr_print_job_items` には保存しない。URL には `facilityId` と `qr_identifier` を用い、生成ルール変更時は本機能の影響調査対象とする</w:t>
+        <w:t>qrContentUrl は派生値として都度生成し、qr_codes / qr_print_jobs / qr_print_job_items には保存しない。URL には facilityId と qr_identifier を用い、生成ルール変更時は本機能の影響調査対象とする</w:t>
       </w:r>
     </w:p>
     <w:p>
@@ -17894,7 +18381,7 @@
         <w:rPr>
           <w:rFonts w:hint="eastAsia"/>
         </w:rPr>
-        <w:t>`qrContentUrl` には認証トークン、ユーザーID、ロール、権限情報を含めない。QRコードの物理的所持または読み取り成功は資産詳細の閲覧権限を意味しない</w:t>
+        <w:t>qrContentUrl には認証トークン、ユーザーID、ロール、権限情報を含めない。QRコードの物理的所持または読み取り成功は資産詳細の閲覧権限を意味しない</w:t>
       </w:r>
     </w:p>
     <w:p>
@@ -17913,8 +18400,7 @@
         <w:rPr>
           <w:rFonts w:hint="eastAsia"/>
         </w:rPr>
-        <w:lastRenderedPageBreak/>
-        <w:t>QRコード読み取り後の未ログイン誘導、ログイン後の元URL復帰、`facilityId` と `qr_identifier` による対象資産解決、閲覧権限不足時の非表示、未発行・論理削除済み・未紐付・施設不一致などのエラー制御は資産一覧・資産詳細 API 側の責務とする</w:t>
+        <w:t>QRコード読み取り後の未ログイン誘導、ログイン後の元URL復帰、facilityId と qr_identifier による対象資産解決、閲覧権限不足時の非表示、未発行・論理削除済み・未紐付・施設不一致などのエラー制御は資産一覧・資産詳細 API 側の責務とする</w:t>
       </w:r>
     </w:p>
     <w:p>
@@ -17924,7 +18410,7 @@
           <w:rFonts w:hint="eastAsia"/>
         </w:rPr>
       </w:pPr>
-      <w:bookmarkStart w:id="38" w:name="_Toc231139149"/>
+      <w:bookmarkStart w:id="38" w:name="_Toc236702354"/>
       <w:r>
         <w:rPr>
           <w:rFonts w:hint="eastAsia"/>
@@ -17954,6 +18440,7 @@
       </w:tblGrid>
       <w:tr>
         <w:trPr>
+          <w:cantSplit/>
           <w:tblHeader/>
         </w:trPr>
         <w:tc>
@@ -18017,6 +18504,9 @@
         </w:tc>
       </w:tr>
       <w:tr>
+        <w:trPr>
+          <w:cantSplit/>
+        </w:trPr>
         <w:tc>
           <w:tcPr>
             <w:tcW w:w="1666" w:type="pct"/>
@@ -18052,12 +18542,16 @@
         </w:tc>
       </w:tr>
       <w:tr>
+        <w:trPr>
+          <w:cantSplit/>
+        </w:trPr>
         <w:tc>
           <w:tcPr>
             <w:tcW w:w="1666" w:type="pct"/>
           </w:tcPr>
           <w:p>
             <w:r>
+              <w:lastRenderedPageBreak/>
               <w:t>AUTH_403_QR_ISSUE_DENIED</w:t>
             </w:r>
           </w:p>
@@ -18081,12 +18575,15 @@
               <w:rPr>
                 <w:rFonts w:hint="eastAsia"/>
               </w:rPr>
-              <w:t>通常アカウントで対象施設または対象ジョブ施設に対する実効 `qr_issue` がない、または共有システム管理者で対象施設または対象ジョブ施設が削除済み</w:t>
-            </w:r>
-          </w:p>
-        </w:tc>
-      </w:tr>
-      <w:tr>
+              <w:t>通常アカウントで対象施設または対象ジョブ施設に対する実効 qr_issue がない、または共有システム管理者で対象施設または対象ジョブ施設が削除済み</w:t>
+            </w:r>
+          </w:p>
+        </w:tc>
+      </w:tr>
+      <w:tr>
+        <w:trPr>
+          <w:cantSplit/>
+        </w:trPr>
         <w:tc>
           <w:tcPr>
             <w:tcW w:w="1666" w:type="pct"/>
@@ -18122,6 +18619,9 @@
         </w:tc>
       </w:tr>
       <w:tr>
+        <w:trPr>
+          <w:cantSplit/>
+        </w:trPr>
         <w:tc>
           <w:tcPr>
             <w:tcW w:w="1666" w:type="pct"/>
@@ -18157,6 +18657,9 @@
         </w:tc>
       </w:tr>
       <w:tr>
+        <w:trPr>
+          <w:cantSplit/>
+        </w:trPr>
         <w:tc>
           <w:tcPr>
             <w:tcW w:w="1666" w:type="pct"/>
@@ -18192,6 +18695,9 @@
         </w:tc>
       </w:tr>
       <w:tr>
+        <w:trPr>
+          <w:cantSplit/>
+        </w:trPr>
         <w:tc>
           <w:tcPr>
             <w:tcW w:w="1666" w:type="pct"/>
@@ -18227,6 +18733,9 @@
         </w:tc>
       </w:tr>
       <w:tr>
+        <w:trPr>
+          <w:cantSplit/>
+        </w:trPr>
         <w:tc>
           <w:tcPr>
             <w:tcW w:w="1666" w:type="pct"/>
@@ -18262,6 +18771,9 @@
         </w:tc>
       </w:tr>
       <w:tr>
+        <w:trPr>
+          <w:cantSplit/>
+        </w:trPr>
         <w:tc>
           <w:tcPr>
             <w:tcW w:w="1666" w:type="pct"/>
@@ -18297,6 +18809,9 @@
         </w:tc>
       </w:tr>
       <w:tr>
+        <w:trPr>
+          <w:cantSplit/>
+        </w:trPr>
         <w:tc>
           <w:tcPr>
             <w:tcW w:w="1666" w:type="pct"/>
@@ -18332,6 +18847,9 @@
         </w:tc>
       </w:tr>
       <w:tr>
+        <w:trPr>
+          <w:cantSplit/>
+        </w:trPr>
         <w:tc>
           <w:tcPr>
             <w:tcW w:w="1666" w:type="pct"/>
@@ -18361,12 +18879,15 @@
               <w:rPr>
                 <w:rFonts w:hint="eastAsia"/>
               </w:rPr>
-              <w:t>同一 `clientRequestId` に対して異なる開始受付内容が送信された</w:t>
-            </w:r>
-          </w:p>
-        </w:tc>
-      </w:tr>
-      <w:tr>
+              <w:t>同一 clientRequestId に対して異なる開始受付内容が送信された</w:t>
+            </w:r>
+          </w:p>
+        </w:tc>
+      </w:tr>
+      <w:tr>
+        <w:trPr>
+          <w:cantSplit/>
+        </w:trPr>
         <w:tc>
           <w:tcPr>
             <w:tcW w:w="1666" w:type="pct"/>
@@ -18402,6 +18923,9 @@
         </w:tc>
       </w:tr>
       <w:tr>
+        <w:trPr>
+          <w:cantSplit/>
+        </w:trPr>
         <w:tc>
           <w:tcPr>
             <w:tcW w:w="1666" w:type="pct"/>
@@ -18445,12 +18969,11 @@
           <w:rFonts w:hint="eastAsia"/>
         </w:rPr>
       </w:pPr>
-      <w:bookmarkStart w:id="39" w:name="_Toc231139150"/>
+      <w:bookmarkStart w:id="39" w:name="_Toc236702355"/>
       <w:r>
         <w:rPr>
           <w:rFonts w:hint="eastAsia"/>
         </w:rPr>
-        <w:lastRenderedPageBreak/>
         <w:t>第8章 運用・保守方針</w:t>
       </w:r>
       <w:bookmarkEnd w:id="39"/>
@@ -18490,7 +19013,7 @@
         <w:rPr>
           <w:rFonts w:hint="eastAsia"/>
         </w:rPr>
-        <w:t>QRコードの採番規則や `qr_identifier` 形式を変更する場合は、`qr_codes` の複合ユニーク制約と API の再発行ロジックを同時に見直す</w:t>
+        <w:t>QRコードの採番規則や qr_identifier 形式を変更する場合は、qr_codes の複合ユニーク制約と API の再発行ロジックを同時に見直す</w:t>
       </w:r>
     </w:p>
     <w:p>
@@ -18509,6 +19032,7 @@
         <w:rPr>
           <w:rFonts w:hint="eastAsia"/>
         </w:rPr>
+        <w:lastRenderedPageBreak/>
         <w:t>QRコード読み取り後の資産詳細遷移、ログイン誘導、閲覧権限判定の仕様を変更する場合は、資産一覧・資産詳細 API 設計書と整合確認する</w:t>
       </w:r>
     </w:p>
@@ -18528,7 +19052,7 @@
         <w:rPr>
           <w:rFonts w:hint="eastAsia"/>
         </w:rPr>
-        <w:t>ローカル印刷モジュールとの連携仕様を変更する場合は、`POST /qr-print/jobs` の印刷用確定レスポンスと `POST /qr-print/jobs/{qrPrintJobId}/result` の request/response を同時に更新する</w:t>
+        <w:t>ローカル印刷モジュールとの連携仕様を変更する場合は、POST /qr-print/jobs の印刷用確定レスポンスと POST /qr-print/jobs/{qrPrintJobId}/result の request/response を同時に更新する</w:t>
       </w:r>
     </w:p>
     <w:p>
@@ -18547,10 +19071,9 @@
         <w:rPr>
           <w:rFonts w:hint="eastAsia"/>
         </w:rPr>
-        <w:t>結果未反映のまま長時間 `IN_PROGRESS` に留まるジョブは、通信断または端末異常の可能性があるため、運用上の監視対象として扱う</w:t>
+        <w:t>結果未反映のまま長時間 IN_PROGRESS に留まるジョブは、通信断または端末異常の可能性があるため、運用上の監視対象として扱う</w:t>
       </w:r>
     </w:p>
-    <w:p/>
     <w:sectPr>
       <w:pgSz w:w="11909" w:h="16834"/>
       <w:pgMar w:top="1440" w:right="1440" w:bottom="1440" w:left="1440" w:header="720" w:footer="720" w:gutter="0"/>
@@ -18564,7 +19087,7 @@
 </file>
 
 <file path=word/endnotes.xml><?xml version="1.0" encoding="utf-8"?>
-<w:endnotes xmlns:wpc="http://schemas.microsoft.com/office/word/2010/wordprocessingCanvas" xmlns:cx="http://schemas.microsoft.com/office/drawing/2014/chartex" xmlns:cx1="http://schemas.microsoft.com/office/drawing/2015/9/8/chartex" xmlns:cx2="http://schemas.microsoft.com/office/drawing/2015/10/21/chartex" xmlns:cx3="http://schemas.microsoft.com/office/drawing/2016/5/9/chartex" xmlns:cx4="http://schemas.microsoft.com/office/drawing/2016/5/10/chartex" xmlns:cx5="http://schemas.microsoft.com/office/drawing/2016/5/11/chartex" xmlns:cx6="http://schemas.microsoft.com/office/drawing/2016/5/12/chartex" xmlns:cx7="http://schemas.microsoft.com/office/drawing/2016/5/13/chartex" xmlns:cx8="http://schemas.microsoft.com/office/drawing/2016/5/14/chartex" xmlns:mc="http://schemas.openxmlformats.org/markup-compatibility/2006" xmlns:aink="http://schemas.microsoft.com/office/drawing/2016/ink" xmlns:am3d="http://schemas.microsoft.com/office/drawing/2017/model3d" xmlns:o="urn:schemas-microsoft-com:office:office" xmlns:oel="http://schemas.microsoft.com/office/2019/extlst" xmlns:r="http://schemas.openxmlformats.org/officeDocument/2006/relationships" xmlns:m="http://schemas.openxmlformats.org/officeDocument/2006/math" xmlns:v="urn:schemas-microsoft-com:vml" xmlns:wp14="http://schemas.microsoft.com/office/word/2010/wordprocessingDrawing" xmlns:wp="http://schemas.openxmlformats.org/drawingml/2006/wordprocessingDrawing" xmlns:w10="urn:schemas-microsoft-com:office:word" xmlns:w="http://schemas.openxmlformats.org/wordprocessingml/2006/main" xmlns:w14="http://schemas.microsoft.com/office/word/2010/wordml" xmlns:w15="http://schemas.microsoft.com/office/word/2012/wordml" xmlns:w16cex="http://schemas.microsoft.com/office/word/2018/wordml/cex" xmlns:w16cid="http://schemas.microsoft.com/office/word/2016/wordml/cid" xmlns:w16="http://schemas.microsoft.com/office/word/2018/wordml" xmlns:w16du="http://schemas.microsoft.com/office/word/2023/wordml/word16du" xmlns:w16sdtdh="http://schemas.microsoft.com/office/word/2020/wordml/sdtdatahash" xmlns:w16sdtfl="http://schemas.microsoft.com/office/word/2024/wordml/sdtformatlock" xmlns:w16se="http://schemas.microsoft.com/office/word/2015/wordml/symex" xmlns:wpg="http://schemas.microsoft.com/office/word/2010/wordprocessingGroup" xmlns:wpi="http://schemas.microsoft.com/office/word/2010/wordprocessingInk" xmlns:wne="http://schemas.microsoft.com/office/word/2006/wordml" xmlns:wps="http://schemas.microsoft.com/office/word/2010/wordprocessingShape" mc:Ignorable="w14 w15 w16se w16cid w16 w16cex w16sdtdh w16sdtfl w16du wp14">
+<w:endnotes xmlns:wpc="http://schemas.microsoft.com/office/word/2010/wordprocessingCanvas" xmlns:cx="http://schemas.microsoft.com/office/drawing/2014/chartex" xmlns:cx1="http://schemas.microsoft.com/office/drawing/2015/9/8/chartex" xmlns:cx2="http://schemas.microsoft.com/office/drawing/2015/10/21/chartex" xmlns:cx3="http://schemas.microsoft.com/office/drawing/2016/5/9/chartex" xmlns:cx4="http://schemas.microsoft.com/office/drawing/2016/5/10/chartex" xmlns:cx5="http://schemas.microsoft.com/office/drawing/2016/5/11/chartex" xmlns:cx6="http://schemas.microsoft.com/office/drawing/2016/5/12/chartex" xmlns:cx7="http://schemas.microsoft.com/office/drawing/2016/5/13/chartex" xmlns:cx8="http://schemas.microsoft.com/office/drawing/2016/5/14/chartex" xmlns:mc="http://schemas.openxmlformats.org/markup-compatibility/2006" xmlns:aink="http://schemas.microsoft.com/office/drawing/2016/ink" xmlns:am3d="http://schemas.microsoft.com/office/drawing/2017/model3d" xmlns:o="urn:schemas-microsoft-com:office:office" xmlns:oel="http://schemas.microsoft.com/office/2019/extlst" xmlns:r="http://schemas.openxmlformats.org/officeDocument/2006/relationships" xmlns:m="http://schemas.openxmlformats.org/officeDocument/2006/math" xmlns:v="urn:schemas-microsoft-com:vml" xmlns:wp14="http://schemas.microsoft.com/office/word/2010/wordprocessingDrawing" xmlns:wp="http://schemas.openxmlformats.org/drawingml/2006/wordprocessingDrawing" xmlns:w10="urn:schemas-microsoft-com:office:word" xmlns:w="http://schemas.openxmlformats.org/wordprocessingml/2006/main" xmlns:w14="http://schemas.microsoft.com/office/word/2010/wordml" xmlns:w15="http://schemas.microsoft.com/office/word/2012/wordml" xmlns:w16cei="http://schemas.microsoft.com/office/word/2026/wordml/cei" xmlns:w16cex="http://schemas.microsoft.com/office/word/2018/wordml/cex" xmlns:w16cid="http://schemas.microsoft.com/office/word/2016/wordml/cid" xmlns:w16="http://schemas.microsoft.com/office/word/2018/wordml" xmlns:w16du="http://schemas.microsoft.com/office/word/2023/wordml/word16du" xmlns:w16sdtdh="http://schemas.microsoft.com/office/word/2020/wordml/sdtdatahash" xmlns:w16sdtfl="http://schemas.microsoft.com/office/word/2024/wordml/sdtformatlock" xmlns:w16se="http://schemas.microsoft.com/office/word/2015/wordml/symex" xmlns:wpg="http://schemas.microsoft.com/office/word/2010/wordprocessingGroup" xmlns:wpi="http://schemas.microsoft.com/office/word/2010/wordprocessingInk" xmlns:wne="http://schemas.microsoft.com/office/word/2006/wordml" xmlns:wps="http://schemas.microsoft.com/office/word/2010/wordprocessingShape" mc:Ignorable="w14 w15 w16se w16cid w16 w16cex w16sdtdh w16sdtfl w16du wp14">
   <w:endnote w:type="separator" w:id="-1">
     <w:p>
       <w:pPr>
@@ -18589,7 +19112,7 @@
 </file>
 
 <file path=word/footnotes.xml><?xml version="1.0" encoding="utf-8"?>
-<w:footnotes xmlns:wpc="http://schemas.microsoft.com/office/word/2010/wordprocessingCanvas" xmlns:cx="http://schemas.microsoft.com/office/drawing/2014/chartex" xmlns:cx1="http://schemas.microsoft.com/office/drawing/2015/9/8/chartex" xmlns:cx2="http://schemas.microsoft.com/office/drawing/2015/10/21/chartex" xmlns:cx3="http://schemas.microsoft.com/office/drawing/2016/5/9/chartex" xmlns:cx4="http://schemas.microsoft.com/office/drawing/2016/5/10/chartex" xmlns:cx5="http://schemas.microsoft.com/office/drawing/2016/5/11/chartex" xmlns:cx6="http://schemas.microsoft.com/office/drawing/2016/5/12/chartex" xmlns:cx7="http://schemas.microsoft.com/office/drawing/2016/5/13/chartex" xmlns:cx8="http://schemas.microsoft.com/office/drawing/2016/5/14/chartex" xmlns:mc="http://schemas.openxmlformats.org/markup-compatibility/2006" xmlns:aink="http://schemas.microsoft.com/office/drawing/2016/ink" xmlns:am3d="http://schemas.microsoft.com/office/drawing/2017/model3d" xmlns:o="urn:schemas-microsoft-com:office:office" xmlns:oel="http://schemas.microsoft.com/office/2019/extlst" xmlns:r="http://schemas.openxmlformats.org/officeDocument/2006/relationships" xmlns:m="http://schemas.openxmlformats.org/officeDocument/2006/math" xmlns:v="urn:schemas-microsoft-com:vml" xmlns:wp14="http://schemas.microsoft.com/office/word/2010/wordprocessingDrawing" xmlns:wp="http://schemas.openxmlformats.org/drawingml/2006/wordprocessingDrawing" xmlns:w10="urn:schemas-microsoft-com:office:word" xmlns:w="http://schemas.openxmlformats.org/wordprocessingml/2006/main" xmlns:w14="http://schemas.microsoft.com/office/word/2010/wordml" xmlns:w15="http://schemas.microsoft.com/office/word/2012/wordml" xmlns:w16cex="http://schemas.microsoft.com/office/word/2018/wordml/cex" xmlns:w16cid="http://schemas.microsoft.com/office/word/2016/wordml/cid" xmlns:w16="http://schemas.microsoft.com/office/word/2018/wordml" xmlns:w16du="http://schemas.microsoft.com/office/word/2023/wordml/word16du" xmlns:w16sdtdh="http://schemas.microsoft.com/office/word/2020/wordml/sdtdatahash" xmlns:w16sdtfl="http://schemas.microsoft.com/office/word/2024/wordml/sdtformatlock" xmlns:w16se="http://schemas.microsoft.com/office/word/2015/wordml/symex" xmlns:wpg="http://schemas.microsoft.com/office/word/2010/wordprocessingGroup" xmlns:wpi="http://schemas.microsoft.com/office/word/2010/wordprocessingInk" xmlns:wne="http://schemas.microsoft.com/office/word/2006/wordml" xmlns:wps="http://schemas.microsoft.com/office/word/2010/wordprocessingShape" mc:Ignorable="w14 w15 w16se w16cid w16 w16cex w16sdtdh w16sdtfl w16du wp14">
+<w:footnotes xmlns:wpc="http://schemas.microsoft.com/office/word/2010/wordprocessingCanvas" xmlns:cx="http://schemas.microsoft.com/office/drawing/2014/chartex" xmlns:cx1="http://schemas.microsoft.com/office/drawing/2015/9/8/chartex" xmlns:cx2="http://schemas.microsoft.com/office/drawing/2015/10/21/chartex" xmlns:cx3="http://schemas.microsoft.com/office/drawing/2016/5/9/chartex" xmlns:cx4="http://schemas.microsoft.com/office/drawing/2016/5/10/chartex" xmlns:cx5="http://schemas.microsoft.com/office/drawing/2016/5/11/chartex" xmlns:cx6="http://schemas.microsoft.com/office/drawing/2016/5/12/chartex" xmlns:cx7="http://schemas.microsoft.com/office/drawing/2016/5/13/chartex" xmlns:cx8="http://schemas.microsoft.com/office/drawing/2016/5/14/chartex" xmlns:mc="http://schemas.openxmlformats.org/markup-compatibility/2006" xmlns:aink="http://schemas.microsoft.com/office/drawing/2016/ink" xmlns:am3d="http://schemas.microsoft.com/office/drawing/2017/model3d" xmlns:o="urn:schemas-microsoft-com:office:office" xmlns:oel="http://schemas.microsoft.com/office/2019/extlst" xmlns:r="http://schemas.openxmlformats.org/officeDocument/2006/relationships" xmlns:m="http://schemas.openxmlformats.org/officeDocument/2006/math" xmlns:v="urn:schemas-microsoft-com:vml" xmlns:wp14="http://schemas.microsoft.com/office/word/2010/wordprocessingDrawing" xmlns:wp="http://schemas.openxmlformats.org/drawingml/2006/wordprocessingDrawing" xmlns:w10="urn:schemas-microsoft-com:office:word" xmlns:w="http://schemas.openxmlformats.org/wordprocessingml/2006/main" xmlns:w14="http://schemas.microsoft.com/office/word/2010/wordml" xmlns:w15="http://schemas.microsoft.com/office/word/2012/wordml" xmlns:w16cei="http://schemas.microsoft.com/office/word/2026/wordml/cei" xmlns:w16cex="http://schemas.microsoft.com/office/word/2018/wordml/cex" xmlns:w16cid="http://schemas.microsoft.com/office/word/2016/wordml/cid" xmlns:w16="http://schemas.microsoft.com/office/word/2018/wordml" xmlns:w16du="http://schemas.microsoft.com/office/word/2023/wordml/word16du" xmlns:w16sdtdh="http://schemas.microsoft.com/office/word/2020/wordml/sdtdatahash" xmlns:w16sdtfl="http://schemas.microsoft.com/office/word/2024/wordml/sdtformatlock" xmlns:w16se="http://schemas.microsoft.com/office/word/2015/wordml/symex" xmlns:wpg="http://schemas.microsoft.com/office/word/2010/wordprocessingGroup" xmlns:wpi="http://schemas.microsoft.com/office/word/2010/wordprocessingInk" xmlns:wne="http://schemas.microsoft.com/office/word/2006/wordml" xmlns:wps="http://schemas.microsoft.com/office/word/2010/wordprocessingShape" mc:Ignorable="w14 w15 w16se w16cid w16 w16cex w16sdtdh w16sdtfl w16du wp14">
   <w:footnote w:type="separator" w:id="-1">
     <w:p>
       <w:pPr>
@@ -18614,357 +19137,43 @@
 </file>
 
 <file path=word/numbering.xml><?xml version="1.0" encoding="utf-8"?>
-<w:numbering xmlns:wpc="http://schemas.microsoft.com/office/word/2010/wordprocessingCanvas" xmlns:cx="http://schemas.microsoft.com/office/drawing/2014/chartex" xmlns:cx1="http://schemas.microsoft.com/office/drawing/2015/9/8/chartex" xmlns:cx2="http://schemas.microsoft.com/office/drawing/2015/10/21/chartex" xmlns:cx3="http://schemas.microsoft.com/office/drawing/2016/5/9/chartex" xmlns:cx4="http://schemas.microsoft.com/office/drawing/2016/5/10/chartex" xmlns:cx5="http://schemas.microsoft.com/office/drawing/2016/5/11/chartex" xmlns:cx6="http://schemas.microsoft.com/office/drawing/2016/5/12/chartex" xmlns:cx7="http://schemas.microsoft.com/office/drawing/2016/5/13/chartex" xmlns:cx8="http://schemas.microsoft.com/office/drawing/2016/5/14/chartex" xmlns:mc="http://schemas.openxmlformats.org/markup-compatibility/2006" xmlns:aink="http://schemas.microsoft.com/office/drawing/2016/ink" xmlns:am3d="http://schemas.microsoft.com/office/drawing/2017/model3d" xmlns:o="urn:schemas-microsoft-com:office:office" xmlns:oel="http://schemas.microsoft.com/office/2019/extlst" xmlns:r="http://schemas.openxmlformats.org/officeDocument/2006/relationships" xmlns:m="http://schemas.openxmlformats.org/officeDocument/2006/math" xmlns:v="urn:schemas-microsoft-com:vml" xmlns:wp14="http://schemas.microsoft.com/office/word/2010/wordprocessingDrawing" xmlns:wp="http://schemas.openxmlformats.org/drawingml/2006/wordprocessingDrawing" xmlns:w10="urn:schemas-microsoft-com:office:word" xmlns:w="http://schemas.openxmlformats.org/wordprocessingml/2006/main" xmlns:w14="http://schemas.microsoft.com/office/word/2010/wordml" xmlns:w15="http://schemas.microsoft.com/office/word/2012/wordml" xmlns:w16cex="http://schemas.microsoft.com/office/word/2018/wordml/cex" xmlns:w16cid="http://schemas.microsoft.com/office/word/2016/wordml/cid" xmlns:w16="http://schemas.microsoft.com/office/word/2018/wordml" xmlns:w16du="http://schemas.microsoft.com/office/word/2023/wordml/word16du" xmlns:w16sdtdh="http://schemas.microsoft.com/office/word/2020/wordml/sdtdatahash" xmlns:w16sdtfl="http://schemas.microsoft.com/office/word/2024/wordml/sdtformatlock" xmlns:w16se="http://schemas.microsoft.com/office/word/2015/wordml/symex" xmlns:wpg="http://schemas.microsoft.com/office/word/2010/wordprocessingGroup" xmlns:wpi="http://schemas.microsoft.com/office/word/2010/wordprocessingInk" xmlns:wne="http://schemas.microsoft.com/office/word/2006/wordml" xmlns:wps="http://schemas.microsoft.com/office/word/2010/wordprocessingShape" mc:Ignorable="w14 w15 w16se w16cid w16 w16cex w16sdtdh w16sdtfl w16du wp14">
+<w:numbering xmlns:wpc="http://schemas.microsoft.com/office/word/2010/wordprocessingCanvas" xmlns:cx="http://schemas.microsoft.com/office/drawing/2014/chartex" xmlns:cx1="http://schemas.microsoft.com/office/drawing/2015/9/8/chartex" xmlns:cx2="http://schemas.microsoft.com/office/drawing/2015/10/21/chartex" xmlns:cx3="http://schemas.microsoft.com/office/drawing/2016/5/9/chartex" xmlns:cx4="http://schemas.microsoft.com/office/drawing/2016/5/10/chartex" xmlns:cx5="http://schemas.microsoft.com/office/drawing/2016/5/11/chartex" xmlns:cx6="http://schemas.microsoft.com/office/drawing/2016/5/12/chartex" xmlns:cx7="http://schemas.microsoft.com/office/drawing/2016/5/13/chartex" xmlns:cx8="http://schemas.microsoft.com/office/drawing/2016/5/14/chartex" xmlns:mc="http://schemas.openxmlformats.org/markup-compatibility/2006" xmlns:aink="http://schemas.microsoft.com/office/drawing/2016/ink" xmlns:am3d="http://schemas.microsoft.com/office/drawing/2017/model3d" xmlns:o="urn:schemas-microsoft-com:office:office" xmlns:oel="http://schemas.microsoft.com/office/2019/extlst" xmlns:r="http://schemas.openxmlformats.org/officeDocument/2006/relationships" xmlns:m="http://schemas.openxmlformats.org/officeDocument/2006/math" xmlns:v="urn:schemas-microsoft-com:vml" xmlns:wp14="http://schemas.microsoft.com/office/word/2010/wordprocessingDrawing" xmlns:wp="http://schemas.openxmlformats.org/drawingml/2006/wordprocessingDrawing" xmlns:w10="urn:schemas-microsoft-com:office:word" xmlns:w="http://schemas.openxmlformats.org/wordprocessingml/2006/main" xmlns:w14="http://schemas.microsoft.com/office/word/2010/wordml" xmlns:w15="http://schemas.microsoft.com/office/word/2012/wordml" xmlns:w16cei="http://schemas.microsoft.com/office/word/2026/wordml/cei" xmlns:w16cex="http://schemas.microsoft.com/office/word/2018/wordml/cex" xmlns:w16cid="http://schemas.microsoft.com/office/word/2016/wordml/cid" xmlns:w16="http://schemas.microsoft.com/office/word/2018/wordml" xmlns:w16du="http://schemas.microsoft.com/office/word/2023/wordml/word16du" xmlns:w16sdtdh="http://schemas.microsoft.com/office/word/2020/wordml/sdtdatahash" xmlns:w16sdtfl="http://schemas.microsoft.com/office/word/2024/wordml/sdtformatlock" xmlns:w16se="http://schemas.microsoft.com/office/word/2015/wordml/symex" xmlns:wpg="http://schemas.microsoft.com/office/word/2010/wordprocessingGroup" xmlns:wpi="http://schemas.microsoft.com/office/word/2010/wordprocessingInk" xmlns:wne="http://schemas.microsoft.com/office/word/2006/wordml" xmlns:wps="http://schemas.microsoft.com/office/word/2010/wordprocessingShape" mc:Ignorable="w14 w15 w16se w16cid w16 w16cex w16sdtdh w16sdtfl w16du wp14">
   <w:abstractNum w:abstractNumId="0" w15:restartNumberingAfterBreak="0">
-    <w:nsid w:val="14C17345"/>
-    <w:multiLevelType w:val="hybridMultilevel"/>
-    <w:tmpl w:val="F9CC8B68"/>
-    <w:name w:val="__API_DOC_SQUARE_BULLET__22"/>
-    <w:lvl w:ilvl="0" w:tplc="0409000F">
+    <w:nsid w:val="04F54E90"/>
+    <w:multiLevelType w:val="singleLevel"/>
+    <w:tmpl w:val="04090001"/>
+    <w:lvl w:ilvl="0">
       <w:start w:val="1"/>
-      <w:numFmt w:val="decimal"/>
-      <w:lvlText w:val="%1."/>
+      <w:numFmt w:val="bullet"/>
+      <w:lvlText w:val="■"/>
       <w:lvlJc w:val="left"/>
       <w:pPr>
         <w:ind w:left="440" w:hanging="440"/>
       </w:pPr>
-    </w:lvl>
-    <w:lvl w:ilvl="1" w:tplc="04090017" w:tentative="1">
-      <w:start w:val="1"/>
-      <w:numFmt w:val="aiueoFullWidth"/>
-      <w:lvlText w:val="(%2)"/>
-      <w:lvlJc w:val="left"/>
-      <w:pPr>
-        <w:ind w:left="880" w:hanging="440"/>
-      </w:pPr>
-    </w:lvl>
-    <w:lvl w:ilvl="2" w:tplc="04090011" w:tentative="1">
-      <w:start w:val="1"/>
-      <w:numFmt w:val="decimalEnclosedCircle"/>
-      <w:lvlText w:val="%3"/>
-      <w:lvlJc w:val="left"/>
-      <w:pPr>
-        <w:ind w:left="1320" w:hanging="440"/>
-      </w:pPr>
-    </w:lvl>
-    <w:lvl w:ilvl="3" w:tplc="0409000F" w:tentative="1">
-      <w:start w:val="1"/>
-      <w:numFmt w:val="decimal"/>
-      <w:lvlText w:val="%4."/>
-      <w:lvlJc w:val="left"/>
-      <w:pPr>
-        <w:ind w:left="1760" w:hanging="440"/>
-      </w:pPr>
-    </w:lvl>
-    <w:lvl w:ilvl="4" w:tplc="04090017" w:tentative="1">
-      <w:start w:val="1"/>
-      <w:numFmt w:val="aiueoFullWidth"/>
-      <w:lvlText w:val="(%5)"/>
-      <w:lvlJc w:val="left"/>
-      <w:pPr>
-        <w:ind w:left="2200" w:hanging="440"/>
-      </w:pPr>
-    </w:lvl>
-    <w:lvl w:ilvl="5" w:tplc="04090011" w:tentative="1">
-      <w:start w:val="1"/>
-      <w:numFmt w:val="decimalEnclosedCircle"/>
-      <w:lvlText w:val="%6"/>
-      <w:lvlJc w:val="left"/>
-      <w:pPr>
-        <w:ind w:left="2640" w:hanging="440"/>
-      </w:pPr>
-    </w:lvl>
-    <w:lvl w:ilvl="6" w:tplc="0409000F" w:tentative="1">
-      <w:start w:val="1"/>
-      <w:numFmt w:val="decimal"/>
-      <w:lvlText w:val="%7."/>
-      <w:lvlJc w:val="left"/>
-      <w:pPr>
-        <w:ind w:left="3080" w:hanging="440"/>
-      </w:pPr>
-    </w:lvl>
-    <w:lvl w:ilvl="7" w:tplc="04090017" w:tentative="1">
-      <w:start w:val="1"/>
-      <w:numFmt w:val="aiueoFullWidth"/>
-      <w:lvlText w:val="(%8)"/>
-      <w:lvlJc w:val="left"/>
-      <w:pPr>
-        <w:ind w:left="3520" w:hanging="440"/>
-      </w:pPr>
-    </w:lvl>
-    <w:lvl w:ilvl="8" w:tplc="04090011" w:tentative="1">
-      <w:start w:val="1"/>
-      <w:numFmt w:val="decimalEnclosedCircle"/>
-      <w:lvlText w:val="%9"/>
-      <w:lvlJc w:val="left"/>
-      <w:pPr>
-        <w:ind w:left="3960" w:hanging="440"/>
-      </w:pPr>
+      <w:rPr>
+        <w:rFonts w:ascii="Meiryo UI" w:hAnsi="Meiryo UI" w:eastAsia="Meiryo UI" w:cs="Meiryo UI" w:hint="default"/>
+      </w:rPr>
     </w:lvl>
   </w:abstractNum>
   <w:abstractNum w:abstractNumId="1" w15:restartNumberingAfterBreak="0">
-    <w:nsid w:val="3524635C"/>
-    <w:multiLevelType w:val="hybridMultilevel"/>
-    <w:tmpl w:val="0BB0D324"/>
-    <w:name w:val="__API_DOC_SQUARE_BULLET__222"/>
-    <w:lvl w:ilvl="0" w:tplc="0409000F">
+    <w:nsid w:val="0C037518"/>
+    <w:multiLevelType w:val="singleLevel"/>
+    <w:tmpl w:val="04090001"/>
+    <w:lvl w:ilvl="0">
       <w:start w:val="1"/>
-      <w:numFmt w:val="decimal"/>
-      <w:lvlText w:val="%1."/>
+      <w:numFmt w:val="bullet"/>
+      <w:lvlText w:val="■"/>
       <w:lvlJc w:val="left"/>
       <w:pPr>
         <w:ind w:left="440" w:hanging="440"/>
       </w:pPr>
-    </w:lvl>
-    <w:lvl w:ilvl="1" w:tplc="04090017" w:tentative="1">
-      <w:start w:val="1"/>
-      <w:numFmt w:val="aiueoFullWidth"/>
-      <w:lvlText w:val="(%2)"/>
-      <w:lvlJc w:val="left"/>
-      <w:pPr>
-        <w:ind w:left="880" w:hanging="440"/>
-      </w:pPr>
-    </w:lvl>
-    <w:lvl w:ilvl="2" w:tplc="04090011" w:tentative="1">
-      <w:start w:val="1"/>
-      <w:numFmt w:val="decimalEnclosedCircle"/>
-      <w:lvlText w:val="%3"/>
-      <w:lvlJc w:val="left"/>
-      <w:pPr>
-        <w:ind w:left="1320" w:hanging="440"/>
-      </w:pPr>
-    </w:lvl>
-    <w:lvl w:ilvl="3" w:tplc="0409000F" w:tentative="1">
-      <w:start w:val="1"/>
-      <w:numFmt w:val="decimal"/>
-      <w:lvlText w:val="%4."/>
-      <w:lvlJc w:val="left"/>
-      <w:pPr>
-        <w:ind w:left="1760" w:hanging="440"/>
-      </w:pPr>
-    </w:lvl>
-    <w:lvl w:ilvl="4" w:tplc="04090017" w:tentative="1">
-      <w:start w:val="1"/>
-      <w:numFmt w:val="aiueoFullWidth"/>
-      <w:lvlText w:val="(%5)"/>
-      <w:lvlJc w:val="left"/>
-      <w:pPr>
-        <w:ind w:left="2200" w:hanging="440"/>
-      </w:pPr>
-    </w:lvl>
-    <w:lvl w:ilvl="5" w:tplc="04090011" w:tentative="1">
-      <w:start w:val="1"/>
-      <w:numFmt w:val="decimalEnclosedCircle"/>
-      <w:lvlText w:val="%6"/>
-      <w:lvlJc w:val="left"/>
-      <w:pPr>
-        <w:ind w:left="2640" w:hanging="440"/>
-      </w:pPr>
-    </w:lvl>
-    <w:lvl w:ilvl="6" w:tplc="0409000F" w:tentative="1">
-      <w:start w:val="1"/>
-      <w:numFmt w:val="decimal"/>
-      <w:lvlText w:val="%7."/>
-      <w:lvlJc w:val="left"/>
-      <w:pPr>
-        <w:ind w:left="3080" w:hanging="440"/>
-      </w:pPr>
-    </w:lvl>
-    <w:lvl w:ilvl="7" w:tplc="04090017" w:tentative="1">
-      <w:start w:val="1"/>
-      <w:numFmt w:val="aiueoFullWidth"/>
-      <w:lvlText w:val="(%8)"/>
-      <w:lvlJc w:val="left"/>
-      <w:pPr>
-        <w:ind w:left="3520" w:hanging="440"/>
-      </w:pPr>
-    </w:lvl>
-    <w:lvl w:ilvl="8" w:tplc="04090011" w:tentative="1">
-      <w:start w:val="1"/>
-      <w:numFmt w:val="decimalEnclosedCircle"/>
-      <w:lvlText w:val="%9"/>
-      <w:lvlJc w:val="left"/>
-      <w:pPr>
-        <w:ind w:left="3960" w:hanging="440"/>
-      </w:pPr>
+      <w:rPr>
+        <w:rFonts w:ascii="Meiryo UI" w:hAnsi="Meiryo UI" w:eastAsia="Meiryo UI" w:cs="Meiryo UI" w:hint="default"/>
+      </w:rPr>
     </w:lvl>
   </w:abstractNum>
   <w:abstractNum w:abstractNumId="2" w15:restartNumberingAfterBreak="0">
-    <w:nsid w:val="430138B6"/>
-    <w:multiLevelType w:val="hybridMultilevel"/>
-    <w:tmpl w:val="99782300"/>
-    <w:name w:val="__API_DOC_SQUARE_BULLET__2222"/>
-    <w:lvl w:ilvl="0" w:tplc="0409000F">
-      <w:start w:val="1"/>
-      <w:numFmt w:val="decimal"/>
-      <w:lvlText w:val="%1."/>
-      <w:lvlJc w:val="left"/>
-      <w:pPr>
-        <w:ind w:left="440" w:hanging="440"/>
-      </w:pPr>
-    </w:lvl>
-    <w:lvl w:ilvl="1" w:tplc="04090017" w:tentative="1">
-      <w:start w:val="1"/>
-      <w:numFmt w:val="aiueoFullWidth"/>
-      <w:lvlText w:val="(%2)"/>
-      <w:lvlJc w:val="left"/>
-      <w:pPr>
-        <w:ind w:left="880" w:hanging="440"/>
-      </w:pPr>
-    </w:lvl>
-    <w:lvl w:ilvl="2" w:tplc="04090011" w:tentative="1">
-      <w:start w:val="1"/>
-      <w:numFmt w:val="decimalEnclosedCircle"/>
-      <w:lvlText w:val="%3"/>
-      <w:lvlJc w:val="left"/>
-      <w:pPr>
-        <w:ind w:left="1320" w:hanging="440"/>
-      </w:pPr>
-    </w:lvl>
-    <w:lvl w:ilvl="3" w:tplc="0409000F" w:tentative="1">
-      <w:start w:val="1"/>
-      <w:numFmt w:val="decimal"/>
-      <w:lvlText w:val="%4."/>
-      <w:lvlJc w:val="left"/>
-      <w:pPr>
-        <w:ind w:left="1760" w:hanging="440"/>
-      </w:pPr>
-    </w:lvl>
-    <w:lvl w:ilvl="4" w:tplc="04090017" w:tentative="1">
-      <w:start w:val="1"/>
-      <w:numFmt w:val="aiueoFullWidth"/>
-      <w:lvlText w:val="(%5)"/>
-      <w:lvlJc w:val="left"/>
-      <w:pPr>
-        <w:ind w:left="2200" w:hanging="440"/>
-      </w:pPr>
-    </w:lvl>
-    <w:lvl w:ilvl="5" w:tplc="04090011" w:tentative="1">
-      <w:start w:val="1"/>
-      <w:numFmt w:val="decimalEnclosedCircle"/>
-      <w:lvlText w:val="%6"/>
-      <w:lvlJc w:val="left"/>
-      <w:pPr>
-        <w:ind w:left="2640" w:hanging="440"/>
-      </w:pPr>
-    </w:lvl>
-    <w:lvl w:ilvl="6" w:tplc="0409000F" w:tentative="1">
-      <w:start w:val="1"/>
-      <w:numFmt w:val="decimal"/>
-      <w:lvlText w:val="%7."/>
-      <w:lvlJc w:val="left"/>
-      <w:pPr>
-        <w:ind w:left="3080" w:hanging="440"/>
-      </w:pPr>
-    </w:lvl>
-    <w:lvl w:ilvl="7" w:tplc="04090017" w:tentative="1">
-      <w:start w:val="1"/>
-      <w:numFmt w:val="aiueoFullWidth"/>
-      <w:lvlText w:val="(%8)"/>
-      <w:lvlJc w:val="left"/>
-      <w:pPr>
-        <w:ind w:left="3520" w:hanging="440"/>
-      </w:pPr>
-    </w:lvl>
-    <w:lvl w:ilvl="8" w:tplc="04090011" w:tentative="1">
-      <w:start w:val="1"/>
-      <w:numFmt w:val="decimalEnclosedCircle"/>
-      <w:lvlText w:val="%9"/>
-      <w:lvlJc w:val="left"/>
-      <w:pPr>
-        <w:ind w:left="3960" w:hanging="440"/>
-      </w:pPr>
-    </w:lvl>
-  </w:abstractNum>
-  <w:abstractNum w:abstractNumId="3" w15:restartNumberingAfterBreak="0">
-    <w:nsid w:val="451A4980"/>
-    <w:multiLevelType w:val="hybridMultilevel"/>
-    <w:tmpl w:val="04FEF832"/>
-    <w:name w:val="__API_DOC_SQUARE_BULLET__2"/>
-    <w:lvl w:ilvl="0" w:tplc="0409000F">
-      <w:start w:val="1"/>
-      <w:numFmt w:val="decimal"/>
-      <w:lvlText w:val="%1."/>
-      <w:lvlJc w:val="left"/>
-      <w:pPr>
-        <w:ind w:left="440" w:hanging="440"/>
-      </w:pPr>
-    </w:lvl>
-    <w:lvl w:ilvl="1" w:tplc="04090017" w:tentative="1">
-      <w:start w:val="1"/>
-      <w:numFmt w:val="aiueoFullWidth"/>
-      <w:lvlText w:val="(%2)"/>
-      <w:lvlJc w:val="left"/>
-      <w:pPr>
-        <w:ind w:left="880" w:hanging="440"/>
-      </w:pPr>
-    </w:lvl>
-    <w:lvl w:ilvl="2" w:tplc="04090011" w:tentative="1">
-      <w:start w:val="1"/>
-      <w:numFmt w:val="decimalEnclosedCircle"/>
-      <w:lvlText w:val="%3"/>
-      <w:lvlJc w:val="left"/>
-      <w:pPr>
-        <w:ind w:left="1320" w:hanging="440"/>
-      </w:pPr>
-    </w:lvl>
-    <w:lvl w:ilvl="3" w:tplc="0409000F" w:tentative="1">
-      <w:start w:val="1"/>
-      <w:numFmt w:val="decimal"/>
-      <w:lvlText w:val="%4."/>
-      <w:lvlJc w:val="left"/>
-      <w:pPr>
-        <w:ind w:left="1760" w:hanging="440"/>
-      </w:pPr>
-    </w:lvl>
-    <w:lvl w:ilvl="4" w:tplc="04090017" w:tentative="1">
-      <w:start w:val="1"/>
-      <w:numFmt w:val="aiueoFullWidth"/>
-      <w:lvlText w:val="(%5)"/>
-      <w:lvlJc w:val="left"/>
-      <w:pPr>
-        <w:ind w:left="2200" w:hanging="440"/>
-      </w:pPr>
-    </w:lvl>
-    <w:lvl w:ilvl="5" w:tplc="04090011" w:tentative="1">
-      <w:start w:val="1"/>
-      <w:numFmt w:val="decimalEnclosedCircle"/>
-      <w:lvlText w:val="%6"/>
-      <w:lvlJc w:val="left"/>
-      <w:pPr>
-        <w:ind w:left="2640" w:hanging="440"/>
-      </w:pPr>
-    </w:lvl>
-    <w:lvl w:ilvl="6" w:tplc="0409000F" w:tentative="1">
-      <w:start w:val="1"/>
-      <w:numFmt w:val="decimal"/>
-      <w:lvlText w:val="%7."/>
-      <w:lvlJc w:val="left"/>
-      <w:pPr>
-        <w:ind w:left="3080" w:hanging="440"/>
-      </w:pPr>
-    </w:lvl>
-    <w:lvl w:ilvl="7" w:tplc="04090017" w:tentative="1">
-      <w:start w:val="1"/>
-      <w:numFmt w:val="aiueoFullWidth"/>
-      <w:lvlText w:val="(%8)"/>
-      <w:lvlJc w:val="left"/>
-      <w:pPr>
-        <w:ind w:left="3520" w:hanging="440"/>
-      </w:pPr>
-    </w:lvl>
-    <w:lvl w:ilvl="8" w:tplc="04090011" w:tentative="1">
-      <w:start w:val="1"/>
-      <w:numFmt w:val="decimalEnclosedCircle"/>
-      <w:lvlText w:val="%9"/>
-      <w:lvlJc w:val="left"/>
-      <w:pPr>
-        <w:ind w:left="3960" w:hanging="440"/>
-      </w:pPr>
-    </w:lvl>
-  </w:abstractNum>
-  <w:abstractNum w:abstractNumId="4" w15:restartNumberingAfterBreak="0">
-    <w:nsid w:val="71297460"/>
+    <w:nsid w:val="1B5A7B74"/>
     <w:multiLevelType w:val="singleLevel"/>
     <w:tmpl w:val="0409000F"/>
     <w:name w:val="__API_DOC_SQUARE_BULLET__"/>
@@ -18978,7 +19187,75 @@
       </w:pPr>
     </w:lvl>
   </w:abstractNum>
+  <w:abstractNum w:abstractNumId="3" w15:restartNumberingAfterBreak="0">
+    <w:nsid w:val="280E5914"/>
+    <w:multiLevelType w:val="singleLevel"/>
+    <w:tmpl w:val="04090001"/>
+    <w:lvl w:ilvl="0">
+      <w:start w:val="1"/>
+      <w:numFmt w:val="bullet"/>
+      <w:lvlText w:val="■"/>
+      <w:lvlJc w:val="left"/>
+      <w:pPr>
+        <w:ind w:left="440" w:hanging="440"/>
+      </w:pPr>
+      <w:rPr>
+        <w:rFonts w:ascii="Meiryo UI" w:hAnsi="Meiryo UI" w:eastAsia="Meiryo UI" w:cs="Meiryo UI" w:hint="default"/>
+      </w:rPr>
+    </w:lvl>
+  </w:abstractNum>
+  <w:abstractNum w:abstractNumId="4" w15:restartNumberingAfterBreak="0">
+    <w:nsid w:val="2C434E0B"/>
+    <w:multiLevelType w:val="singleLevel"/>
+    <w:tmpl w:val="04090001"/>
+    <w:lvl w:ilvl="0">
+      <w:start w:val="1"/>
+      <w:numFmt w:val="bullet"/>
+      <w:lvlText w:val="■"/>
+      <w:lvlJc w:val="left"/>
+      <w:pPr>
+        <w:ind w:left="440" w:hanging="440"/>
+      </w:pPr>
+      <w:rPr>
+        <w:rFonts w:ascii="Meiryo UI" w:hAnsi="Meiryo UI" w:eastAsia="Meiryo UI" w:cs="Meiryo UI" w:hint="default"/>
+      </w:rPr>
+    </w:lvl>
+  </w:abstractNum>
   <w:abstractNum w:abstractNumId="5" w15:restartNumberingAfterBreak="0">
+    <w:nsid w:val="32CD185F"/>
+    <w:multiLevelType w:val="singleLevel"/>
+    <w:tmpl w:val="04090001"/>
+    <w:lvl w:ilvl="0">
+      <w:start w:val="1"/>
+      <w:numFmt w:val="bullet"/>
+      <w:lvlText w:val="■"/>
+      <w:lvlJc w:val="left"/>
+      <w:pPr>
+        <w:ind w:left="440" w:hanging="440"/>
+      </w:pPr>
+      <w:rPr>
+        <w:rFonts w:ascii="Meiryo UI" w:hAnsi="Meiryo UI" w:eastAsia="Meiryo UI" w:cs="Meiryo UI" w:hint="default"/>
+      </w:rPr>
+    </w:lvl>
+  </w:abstractNum>
+  <w:abstractNum w:abstractNumId="6" w15:restartNumberingAfterBreak="0">
+    <w:nsid w:val="371C6312"/>
+    <w:multiLevelType w:val="singleLevel"/>
+    <w:tmpl w:val="04090001"/>
+    <w:lvl w:ilvl="0">
+      <w:start w:val="1"/>
+      <w:numFmt w:val="bullet"/>
+      <w:lvlText w:val="■"/>
+      <w:lvlJc w:val="left"/>
+      <w:pPr>
+        <w:ind w:left="440" w:hanging="440"/>
+      </w:pPr>
+      <w:rPr>
+        <w:rFonts w:ascii="Meiryo UI" w:hAnsi="Meiryo UI" w:eastAsia="Meiryo UI" w:cs="Meiryo UI" w:hint="default"/>
+      </w:rPr>
+    </w:lvl>
+  </w:abstractNum>
+  <w:abstractNum w:abstractNumId="7" w15:restartNumberingAfterBreak="0">
     <w:nsid w:val="7AC532A8"/>
     <w:multiLevelType w:val="multilevel"/>
     <w:tmpl w:val="4E1E5628"/>
@@ -19092,43 +19369,26 @@
       </w:rPr>
     </w:lvl>
   </w:abstractNum>
-  <w:abstractNum w:abstractNumId="6" w15:restartNumberingAfterBreak="0">
-    <w:nsid w:val="7F5400C9"/>
-    <w:multiLevelType w:val="singleLevel"/>
-    <w:tmpl w:val="04090001"/>
-    <w:lvl w:ilvl="0">
-      <w:start w:val="1"/>
-      <w:numFmt w:val="bullet"/>
-      <w:lvlText w:val="■"/>
-      <w:lvlJc w:val="left"/>
-      <w:pPr>
-        <w:ind w:left="440" w:hanging="440"/>
-      </w:pPr>
-      <w:rPr>
-        <w:rFonts w:ascii="Meiryo UI" w:hAnsi="Meiryo UI" w:eastAsia="Meiryo UI" w:cs="Meiryo UI" w:hint="default"/>
-      </w:rPr>
-    </w:lvl>
-  </w:abstractNum>
   <w:num w:numId="1" w16cid:durableId="296302402">
+    <w:abstractNumId w:val="7"/>
+  </w:num>
+  <w:num w:numId="2" w16cid:durableId="896866996">
+    <w:abstractNumId w:val="4"/>
+  </w:num>
+  <w:num w:numId="3" w16cid:durableId="1555695349">
+    <w:abstractNumId w:val="1"/>
+  </w:num>
+  <w:num w:numId="4" w16cid:durableId="1714503098">
+    <w:abstractNumId w:val="6"/>
+  </w:num>
+  <w:num w:numId="5" w16cid:durableId="1814985322">
+    <w:abstractNumId w:val="0"/>
+  </w:num>
+  <w:num w:numId="6" w16cid:durableId="718436414">
     <w:abstractNumId w:val="5"/>
   </w:num>
-  <w:num w:numId="2" w16cid:durableId="2068382826">
-    <w:abstractNumId w:val="6"/>
-  </w:num>
-  <w:num w:numId="3" w16cid:durableId="824248641">
-    <w:abstractNumId w:val="4"/>
-  </w:num>
-  <w:num w:numId="4" w16cid:durableId="1469668399">
+  <w:num w:numId="7" w16cid:durableId="232128539">
     <w:abstractNumId w:val="3"/>
-  </w:num>
-  <w:num w:numId="5" w16cid:durableId="1608151618">
-    <w:abstractNumId w:val="0"/>
-  </w:num>
-  <w:num w:numId="6" w16cid:durableId="1513910087">
-    <w:abstractNumId w:val="1"/>
-  </w:num>
-  <w:num w:numId="7" w16cid:durableId="851993057">
-    <w:abstractNumId w:val="2"/>
   </w:num>
   <w:numIdMacAtCleanup w:val="7"/>
 </w:numbering>
